--- a/papers/out/Cold_Fusion_v1.0.docx
+++ b/papers/out/Cold_Fusion_v1.0.docx
@@ -236,28 +236,65 @@
           <w:b/>
           <w:i w:val="0"/>
         </w:rPr>
-        <w:t>At the delivered figure every heat form, every work form, and bred fuel at the demonstrated cycle count fall below unity.</w:t>
-      </w:r>
-      <w:r>
-        <w:rPr>
-          <w:b w:val="0"/>
-          <w:i w:val="0"/>
-        </w:rPr>
-        <w:t xml:space="preserve"> What survives is bred fuel through an optimised production target, at 1.480. </w:t>
+        <w:t>At the delivered figure, and with the machine as built, nothing clears unity</w:t>
+      </w:r>
+      <w:r>
+        <w:rPr>
+          <w:b w:val="0"/>
+          <w:i w:val="0"/>
+        </w:rPr>
+        <w:t xml:space="preserve"> — every heat form, every work form, and bred fuel at the demonstrated cycle count fall below it. </w:t>
       </w:r>
       <w:r>
         <w:rPr>
           <w:b/>
           <w:i w:val="0"/>
         </w:rPr>
-        <w:t>The self-sustaining criterion is not met inside the device</w:t>
-      </w:r>
-      <w:r>
-        <w:rPr>
-          <w:b w:val="0"/>
-          <w:i w:val="0"/>
-        </w:rPr>
-        <w:t>, and this paper says so where earlier drafts of it did not.</w:t>
+        <w:t>This paper says so where earlier drafts of it did not.</w:t>
+      </w:r>
+    </w:p>
+    <w:p>
+      <w:r>
+        <w:rPr>
+          <w:b/>
+          <w:i w:val="0"/>
+        </w:rPr>
+        <w:t>The machine is not required to be left as built, and §5.4 prices the alterations against every balance rather than against one.</w:t>
+      </w:r>
+      <w:r>
+        <w:rPr>
+          <w:b w:val="0"/>
+          <w:i w:val="0"/>
+        </w:rPr>
+        <w:t xml:space="preserve"> The optimised production target this paper specifies is worth 2.373 on any of them. It takes bred fuel at the demonstrated cycle count to 1.480 — the route §10 measures first — and it takes the </w:t>
+      </w:r>
+      <w:r>
+        <w:rPr>
+          <w:b/>
+          <w:i w:val="0"/>
+        </w:rPr>
+        <w:t>heat</w:t>
+      </w:r>
+      <w:r>
+        <w:rPr>
+          <w:b w:val="0"/>
+          <w:i w:val="0"/>
+        </w:rPr>
+        <w:t xml:space="preserve"> form, on the bound-case service life, to 1.036 and to 1.231 at the wider bore. </w:t>
+      </w:r>
+      <w:r>
+        <w:rPr>
+          <w:b/>
+          <w:i w:val="0"/>
+        </w:rPr>
+        <w:t>A device-internal route therefore clears unity, conditionally</w:t>
+      </w:r>
+      <w:r>
+        <w:rPr>
+          <w:b w:val="0"/>
+          <w:i w:val="0"/>
+        </w:rPr>
+        <w:t>: on Stage C confirming that target, on a service-life model §11 says over-predicts, and on the reading of "inside the device" that counts the blanket. Counting the neutron at its bare heat instead, the same alteration reaches only 0.3344, and nothing here clears.</w:t>
       </w:r>
     </w:p>
     <w:p>
@@ -2990,14 +3027,14 @@
           <w:b/>
           <w:i w:val="0"/>
         </w:rPr>
-        <w:t>The self-sustaining criterion is not met inside the device.</w:t>
-      </w:r>
-      <w:r>
-        <w:rPr>
-          <w:b w:val="0"/>
-          <w:i w:val="0"/>
-        </w:rPr>
-        <w:t xml:space="preserve"> At the delivered acceptance every heat form, every work form, and bred fuel at the demonstrated cycle count fall below unity. An earlier reading of this work said otherwise, and that reading is withdrawn here.</w:t>
+        <w:t>At the delivered acceptance, and with the machine left as it is, nothing clears unity.</w:t>
+      </w:r>
+      <w:r>
+        <w:rPr>
+          <w:b w:val="0"/>
+          <w:i w:val="0"/>
+        </w:rPr>
+        <w:t xml:space="preserve"> Every heat form, every work form and bred fuel at the demonstrated cycle count fall below it. An earlier reading of this work said otherwise, and that reading is withdrawn here.</w:t>
       </w:r>
     </w:p>
     <w:p>
@@ -3006,18 +3043,39 @@
           <w:b/>
           <w:i w:val="0"/>
         </w:rPr>
-        <w:t>What survives is one route.</w:t>
-      </w:r>
-      <w:r>
-        <w:rPr>
-          <w:b w:val="0"/>
-          <w:i w:val="0"/>
-        </w:rPr>
-        <w:t xml:space="preserve"> Bred fuel through an </w:t>
-      </w:r>
+        <w:t>But the machine is not required to be left as it is</w:t>
+      </w:r>
+      <w:r>
+        <w:rPr>
+          <w:b w:val="0"/>
+          <w:i w:val="0"/>
+        </w:rPr>
+        <w:t>, and §5.4 asks what the alterations this paper specifies do to the same table. That question was put to the bred-fuel route and to nothing else, which was an omission rather than a finding.</w:t>
+      </w:r>
+    </w:p>
+    <w:p>
+      <w:pPr>
+        <w:spacing w:before="240" w:after="80"/>
+      </w:pPr>
       <w:r>
         <w:rPr>
           <w:b/>
+          <w:sz w:val="23"/>
+        </w:rPr>
+        <w:t>5.4 What the specified alterations do to every balance</w:t>
+      </w:r>
+    </w:p>
+    <w:p>
+      <w:r>
+        <w:rPr>
+          <w:b w:val="0"/>
+          <w:i w:val="0"/>
+        </w:rPr>
+        <w:t xml:space="preserve">§5.3 states the balances for the machine as built. This paper specifies two alterations to it — an </w:t>
+      </w:r>
+      <w:r>
+        <w:rPr>
+          <w:b/>
           <w:i w:val="0"/>
         </w:rPr>
         <w:t>optimised production target</w:t>
@@ -3027,7 +3085,799 @@
           <w:b w:val="0"/>
           <w:i w:val="0"/>
         </w:rPr>
-        <w:t xml:space="preserve"> drops the requirement from 50.8 percent to 21.4 percent, against 31.66 percent delivered — a balance of 1.480. That route is met by every configuration computed, and §10 runs its measurement first.</w:t>
+        <w:t xml:space="preserve">, and a </w:t>
+      </w:r>
+      <w:r>
+        <w:rPr>
+          <w:b/>
+          <w:i w:val="0"/>
+        </w:rPr>
+        <w:t>wider bore</w:t>
+      </w:r>
+      <w:r>
+        <w:rPr>
+          <w:b w:val="0"/>
+          <w:i w:val="0"/>
+        </w:rPr>
+        <w:t xml:space="preserve"> — and prices the first of them against the bred-fuel route only. </w:t>
+      </w:r>
+      <w:r>
+        <w:rPr>
+          <w:b/>
+          <w:i w:val="0"/>
+        </w:rPr>
+        <w:t>It multiplies every balance by the same factor</w:t>
+      </w:r>
+      <w:r>
+        <w:rPr>
+          <w:b w:val="0"/>
+          <w:i w:val="0"/>
+        </w:rPr>
+        <w:t xml:space="preserve">, because a balance is </w:t>
+      </w:r>
+      <w:r>
+        <w:rPr>
+          <w:rFonts w:ascii="Consolas" w:hAnsi="Consolas"/>
+          <w:b w:val="0"/>
+          <w:i w:val="0"/>
+          <w:sz w:val="19"/>
+        </w:rPr>
+        <w:t>N · V · η / E_binder</w:t>
+      </w:r>
+      <w:r>
+        <w:rPr>
+          <w:b w:val="0"/>
+          <w:i w:val="0"/>
+        </w:rPr>
+        <w:t xml:space="preserve"> and the target moves </w:t>
+      </w:r>
+      <w:r>
+        <w:rPr>
+          <w:rFonts w:ascii="Consolas" w:hAnsi="Consolas"/>
+          <w:b w:val="0"/>
+          <w:i w:val="0"/>
+          <w:sz w:val="19"/>
+        </w:rPr>
+        <w:t>E_binder</w:t>
+      </w:r>
+      <w:r>
+        <w:rPr>
+          <w:b w:val="0"/>
+          <w:i w:val="0"/>
+        </w:rPr>
+        <w:t xml:space="preserve"> alone: from 11.13 GeV to 4.69 GeV, worth 2.373.</w:t>
+      </w:r>
+    </w:p>
+    <w:p>
+      <w:pPr>
+        <w:spacing w:before="160" w:after="200"/>
+        <w:ind w:left="461" w:right="259"/>
+      </w:pPr>
+      <w:r>
+        <w:rPr>
+          <w:b/>
+          <w:i w:val="0"/>
+        </w:rPr>
+        <w:t>The factor checks against the requirement it moves.</w:t>
+      </w:r>
+      <w:r>
+        <w:rPr>
+          <w:b w:val="0"/>
+          <w:i w:val="0"/>
+        </w:rPr>
+        <w:t xml:space="preserve"> §4.2 puts bred fuel at demonstrated cycles at 50.8 percent collection; through the optimised target that requirement is 21.4 percent, and 50.8 ÷ 2.373 returns it. The same factor applied to that route's delivered balance of 0.623 gives 1.480, which is §5.3's own figure reached from the other side.</w:t>
+      </w:r>
+    </w:p>
+    <w:tbl>
+      <w:tblPr>
+        <w:tblStyle w:val="TableGrid"/>
+        <w:tblW w:type="auto" w:w="0"/>
+        <w:tblLook w:firstColumn="1" w:firstRow="1" w:lastColumn="0" w:lastRow="0" w:noHBand="0" w:noVBand="1" w:val="04A0"/>
+      </w:tblPr>
+      <w:tblGrid>
+        <w:gridCol w:w="2232"/>
+        <w:gridCol w:w="2232"/>
+        <w:gridCol w:w="2232"/>
+        <w:gridCol w:w="2232"/>
+      </w:tblGrid>
+      <w:tr>
+        <w:tc>
+          <w:tcPr>
+            <w:tcW w:type="dxa" w:w="2232"/>
+          </w:tcPr>
+          <w:p>
+            <w:r/>
+            <w:r>
+              <w:rPr>
+                <w:b/>
+                <w:i w:val="0"/>
+              </w:rPr>
+              <w:t>balance</w:t>
+            </w:r>
+          </w:p>
+        </w:tc>
+        <w:tc>
+          <w:tcPr>
+            <w:tcW w:type="dxa" w:w="2232"/>
+          </w:tcPr>
+          <w:p>
+            <w:r/>
+            <w:r>
+              <w:rPr>
+                <w:b/>
+                <w:i w:val="0"/>
+              </w:rPr>
+              <w:t>delivered</w:t>
+            </w:r>
+          </w:p>
+        </w:tc>
+        <w:tc>
+          <w:tcPr>
+            <w:tcW w:type="dxa" w:w="2232"/>
+          </w:tcPr>
+          <w:p>
+            <w:r/>
+            <w:r>
+              <w:rPr>
+                <w:b/>
+                <w:i w:val="0"/>
+              </w:rPr>
+              <w:t>+ optimised target</w:t>
+            </w:r>
+          </w:p>
+        </w:tc>
+        <w:tc>
+          <w:tcPr>
+            <w:tcW w:type="dxa" w:w="2232"/>
+          </w:tcPr>
+          <w:p>
+            <w:r/>
+            <w:r>
+              <w:rPr>
+                <w:b/>
+                <w:i w:val="0"/>
+              </w:rPr>
+              <w:t>+ target and wider bore</w:t>
+            </w:r>
+          </w:p>
+        </w:tc>
+      </w:tr>
+      <w:tr>
+        <w:tc>
+          <w:tcPr>
+            <w:tcW w:type="dxa" w:w="2232"/>
+          </w:tcPr>
+          <w:p>
+            <w:r/>
+            <w:r>
+              <w:rPr>
+                <w:b w:val="0"/>
+                <w:i w:val="0"/>
+              </w:rPr>
+              <w:t>heat, demonstrated cycles</w:t>
+            </w:r>
+          </w:p>
+        </w:tc>
+        <w:tc>
+          <w:tcPr>
+            <w:tcW w:type="dxa" w:w="2232"/>
+          </w:tcPr>
+          <w:p>
+            <w:r/>
+            <w:r>
+              <w:rPr>
+                <w:b w:val="0"/>
+                <w:i w:val="0"/>
+              </w:rPr>
+              <w:t>0.111</w:t>
+            </w:r>
+          </w:p>
+        </w:tc>
+        <w:tc>
+          <w:tcPr>
+            <w:tcW w:type="dxa" w:w="2232"/>
+          </w:tcPr>
+          <w:p>
+            <w:r/>
+            <w:r>
+              <w:rPr>
+                <w:b w:val="0"/>
+                <w:i w:val="0"/>
+              </w:rPr>
+              <w:t>0.264</w:t>
+            </w:r>
+          </w:p>
+        </w:tc>
+        <w:tc>
+          <w:tcPr>
+            <w:tcW w:type="dxa" w:w="2232"/>
+          </w:tcPr>
+          <w:p>
+            <w:r/>
+            <w:r>
+              <w:rPr>
+                <w:b w:val="0"/>
+                <w:i w:val="0"/>
+              </w:rPr>
+              <w:t>0.313</w:t>
+            </w:r>
+          </w:p>
+        </w:tc>
+      </w:tr>
+      <w:tr>
+        <w:tc>
+          <w:tcPr>
+            <w:tcW w:type="dxa" w:w="2232"/>
+          </w:tcPr>
+          <w:p>
+            <w:r/>
+            <w:r>
+              <w:rPr>
+                <w:b/>
+                <w:i w:val="0"/>
+              </w:rPr>
+              <w:t>heat, bound-case service life</w:t>
+            </w:r>
+          </w:p>
+        </w:tc>
+        <w:tc>
+          <w:tcPr>
+            <w:tcW w:type="dxa" w:w="2232"/>
+          </w:tcPr>
+          <w:p>
+            <w:r/>
+            <w:r>
+              <w:rPr>
+                <w:b w:val="0"/>
+                <w:i w:val="0"/>
+              </w:rPr>
+              <w:t>0.437</w:t>
+            </w:r>
+          </w:p>
+        </w:tc>
+        <w:tc>
+          <w:tcPr>
+            <w:tcW w:type="dxa" w:w="2232"/>
+          </w:tcPr>
+          <w:p>
+            <w:r/>
+            <w:r>
+              <w:rPr>
+                <w:b/>
+                <w:i w:val="0"/>
+              </w:rPr>
+              <w:t>1.036</w:t>
+            </w:r>
+          </w:p>
+        </w:tc>
+        <w:tc>
+          <w:tcPr>
+            <w:tcW w:type="dxa" w:w="2232"/>
+          </w:tcPr>
+          <w:p>
+            <w:r/>
+            <w:r>
+              <w:rPr>
+                <w:b/>
+                <w:i w:val="0"/>
+              </w:rPr>
+              <w:t>1.231</w:t>
+            </w:r>
+          </w:p>
+        </w:tc>
+      </w:tr>
+      <w:tr>
+        <w:tc>
+          <w:tcPr>
+            <w:tcW w:type="dxa" w:w="2232"/>
+          </w:tcPr>
+          <w:p>
+            <w:r/>
+            <w:r>
+              <w:rPr>
+                <w:b w:val="0"/>
+                <w:i w:val="0"/>
+              </w:rPr>
+              <w:t>heat, φ = 3</w:t>
+            </w:r>
+          </w:p>
+        </w:tc>
+        <w:tc>
+          <w:tcPr>
+            <w:tcW w:type="dxa" w:w="2232"/>
+          </w:tcPr>
+          <w:p>
+            <w:r/>
+            <w:r>
+              <w:rPr>
+                <w:b w:val="0"/>
+                <w:i w:val="0"/>
+              </w:rPr>
+              <w:t>0.356</w:t>
+            </w:r>
+          </w:p>
+        </w:tc>
+        <w:tc>
+          <w:tcPr>
+            <w:tcW w:type="dxa" w:w="2232"/>
+          </w:tcPr>
+          <w:p>
+            <w:r/>
+            <w:r>
+              <w:rPr>
+                <w:b w:val="0"/>
+                <w:i w:val="0"/>
+              </w:rPr>
+              <w:t>0.844</w:t>
+            </w:r>
+          </w:p>
+        </w:tc>
+        <w:tc>
+          <w:tcPr>
+            <w:tcW w:type="dxa" w:w="2232"/>
+          </w:tcPr>
+          <w:p>
+            <w:r/>
+            <w:r>
+              <w:rPr>
+                <w:b/>
+                <w:i w:val="0"/>
+              </w:rPr>
+              <w:t>1.003</w:t>
+            </w:r>
+          </w:p>
+        </w:tc>
+      </w:tr>
+      <w:tr>
+        <w:tc>
+          <w:tcPr>
+            <w:tcW w:type="dxa" w:w="2232"/>
+          </w:tcPr>
+          <w:p>
+            <w:r/>
+            <w:r>
+              <w:rPr>
+                <w:b w:val="0"/>
+                <w:i w:val="0"/>
+              </w:rPr>
+              <w:t>work, demonstrated cycles</w:t>
+            </w:r>
+          </w:p>
+        </w:tc>
+        <w:tc>
+          <w:tcPr>
+            <w:tcW w:type="dxa" w:w="2232"/>
+          </w:tcPr>
+          <w:p>
+            <w:r/>
+            <w:r>
+              <w:rPr>
+                <w:b w:val="0"/>
+                <w:i w:val="0"/>
+              </w:rPr>
+              <w:t>0.083</w:t>
+            </w:r>
+          </w:p>
+        </w:tc>
+        <w:tc>
+          <w:tcPr>
+            <w:tcW w:type="dxa" w:w="2232"/>
+          </w:tcPr>
+          <w:p>
+            <w:r/>
+            <w:r>
+              <w:rPr>
+                <w:b w:val="0"/>
+                <w:i w:val="0"/>
+              </w:rPr>
+              <w:t>0.198</w:t>
+            </w:r>
+          </w:p>
+        </w:tc>
+        <w:tc>
+          <w:tcPr>
+            <w:tcW w:type="dxa" w:w="2232"/>
+          </w:tcPr>
+          <w:p>
+            <w:r/>
+            <w:r>
+              <w:rPr>
+                <w:b w:val="0"/>
+                <w:i w:val="0"/>
+              </w:rPr>
+              <w:t>0.235</w:t>
+            </w:r>
+          </w:p>
+        </w:tc>
+      </w:tr>
+      <w:tr>
+        <w:tc>
+          <w:tcPr>
+            <w:tcW w:type="dxa" w:w="2232"/>
+          </w:tcPr>
+          <w:p>
+            <w:r/>
+            <w:r>
+              <w:rPr>
+                <w:b w:val="0"/>
+                <w:i w:val="0"/>
+              </w:rPr>
+              <w:t>work, bound-case service life</w:t>
+            </w:r>
+          </w:p>
+        </w:tc>
+        <w:tc>
+          <w:tcPr>
+            <w:tcW w:type="dxa" w:w="2232"/>
+          </w:tcPr>
+          <w:p>
+            <w:r/>
+            <w:r>
+              <w:rPr>
+                <w:b w:val="0"/>
+                <w:i w:val="0"/>
+              </w:rPr>
+              <w:t>0.328</w:t>
+            </w:r>
+          </w:p>
+        </w:tc>
+        <w:tc>
+          <w:tcPr>
+            <w:tcW w:type="dxa" w:w="2232"/>
+          </w:tcPr>
+          <w:p>
+            <w:r/>
+            <w:r>
+              <w:rPr>
+                <w:b w:val="0"/>
+                <w:i w:val="0"/>
+              </w:rPr>
+              <w:t>0.777</w:t>
+            </w:r>
+          </w:p>
+        </w:tc>
+        <w:tc>
+          <w:tcPr>
+            <w:tcW w:type="dxa" w:w="2232"/>
+          </w:tcPr>
+          <w:p>
+            <w:r/>
+            <w:r>
+              <w:rPr>
+                <w:b w:val="0"/>
+                <w:i w:val="0"/>
+              </w:rPr>
+              <w:t>0.924</w:t>
+            </w:r>
+          </w:p>
+        </w:tc>
+      </w:tr>
+      <w:tr>
+        <w:tc>
+          <w:tcPr>
+            <w:tcW w:type="dxa" w:w="2232"/>
+          </w:tcPr>
+          <w:p>
+            <w:r/>
+            <w:r>
+              <w:rPr>
+                <w:b w:val="0"/>
+                <w:i w:val="0"/>
+              </w:rPr>
+              <w:t>bred fuel, demonstrated cycles</w:t>
+            </w:r>
+          </w:p>
+        </w:tc>
+        <w:tc>
+          <w:tcPr>
+            <w:tcW w:type="dxa" w:w="2232"/>
+          </w:tcPr>
+          <w:p>
+            <w:r/>
+            <w:r>
+              <w:rPr>
+                <w:b w:val="0"/>
+                <w:i w:val="0"/>
+              </w:rPr>
+              <w:t>0.623</w:t>
+            </w:r>
+          </w:p>
+        </w:tc>
+        <w:tc>
+          <w:tcPr>
+            <w:tcW w:type="dxa" w:w="2232"/>
+          </w:tcPr>
+          <w:p>
+            <w:r/>
+            <w:r>
+              <w:rPr>
+                <w:b/>
+                <w:i w:val="0"/>
+              </w:rPr>
+              <w:t>1.480</w:t>
+            </w:r>
+          </w:p>
+        </w:tc>
+        <w:tc>
+          <w:tcPr>
+            <w:tcW w:type="dxa" w:w="2232"/>
+          </w:tcPr>
+          <w:p>
+            <w:r/>
+            <w:r>
+              <w:rPr>
+                <w:b/>
+                <w:i w:val="0"/>
+              </w:rPr>
+              <w:t>1.758</w:t>
+            </w:r>
+          </w:p>
+        </w:tc>
+      </w:tr>
+      <w:tr>
+        <w:tc>
+          <w:tcPr>
+            <w:tcW w:type="dxa" w:w="2232"/>
+          </w:tcPr>
+          <w:p>
+            <w:r/>
+            <w:r>
+              <w:rPr>
+                <w:b w:val="0"/>
+                <w:i w:val="0"/>
+              </w:rPr>
+              <w:t>bred fuel, bound-case service life</w:t>
+            </w:r>
+          </w:p>
+        </w:tc>
+        <w:tc>
+          <w:tcPr>
+            <w:tcW w:type="dxa" w:w="2232"/>
+          </w:tcPr>
+          <w:p>
+            <w:r/>
+            <w:r>
+              <w:rPr>
+                <w:b w:val="0"/>
+                <w:i w:val="0"/>
+              </w:rPr>
+              <w:t>2.449</w:t>
+            </w:r>
+          </w:p>
+        </w:tc>
+        <w:tc>
+          <w:tcPr>
+            <w:tcW w:type="dxa" w:w="2232"/>
+          </w:tcPr>
+          <w:p>
+            <w:r/>
+            <w:r>
+              <w:rPr>
+                <w:b/>
+                <w:i w:val="0"/>
+              </w:rPr>
+              <w:t>5.811</w:t>
+            </w:r>
+          </w:p>
+        </w:tc>
+        <w:tc>
+          <w:tcPr>
+            <w:tcW w:type="dxa" w:w="2232"/>
+          </w:tcPr>
+          <w:p>
+            <w:r/>
+            <w:r>
+              <w:rPr>
+                <w:b w:val="0"/>
+                <w:i w:val="0"/>
+              </w:rPr>
+              <w:t>—</w:t>
+            </w:r>
+          </w:p>
+        </w:tc>
+      </w:tr>
+    </w:tbl>
+    <w:p/>
+    <w:p>
+      <w:pPr>
+        <w:spacing w:before="160" w:after="200"/>
+        <w:ind w:left="461" w:right="259"/>
+      </w:pPr>
+      <w:r>
+        <w:rPr>
+          <w:b/>
+          <w:i w:val="0"/>
+        </w:rPr>
+        <w:t>The answer is conditional, and it is not no.</w:t>
+      </w:r>
+      <w:r>
+        <w:rPr>
+          <w:b w:val="0"/>
+          <w:i w:val="0"/>
+        </w:rPr>
+        <w:t xml:space="preserve"> With the optimised production target in, the heat form on the bound-case service life reaches </w:t>
+      </w:r>
+      <w:r>
+        <w:rPr>
+          <w:b/>
+          <w:i w:val="0"/>
+        </w:rPr>
+        <w:t>1.036</w:t>
+      </w:r>
+      <w:r>
+        <w:rPr>
+          <w:b w:val="0"/>
+          <w:i w:val="0"/>
+        </w:rPr>
+        <w:t xml:space="preserve"> at today's aperture and </w:t>
+      </w:r>
+      <w:r>
+        <w:rPr>
+          <w:b/>
+          <w:i w:val="0"/>
+        </w:rPr>
+        <w:t>1.231</w:t>
+      </w:r>
+      <w:r>
+        <w:rPr>
+          <w:b w:val="0"/>
+          <w:i w:val="0"/>
+        </w:rPr>
+        <w:t xml:space="preserve"> at the wider bore, and the φ = 3 case reaches </w:t>
+      </w:r>
+      <w:r>
+        <w:rPr>
+          <w:b/>
+          <w:i w:val="0"/>
+        </w:rPr>
+        <w:t>1.003</w:t>
+      </w:r>
+      <w:r>
+        <w:rPr>
+          <w:b w:val="0"/>
+          <w:i w:val="0"/>
+        </w:rPr>
+        <w:t xml:space="preserve"> with both. </w:t>
+      </w:r>
+      <w:r>
+        <w:rPr>
+          <w:b/>
+          <w:i w:val="0"/>
+        </w:rPr>
+        <w:t>Those clear unity, and they are not bred fuel</w:t>
+      </w:r>
+      <w:r>
+        <w:rPr>
+          <w:b w:val="0"/>
+          <w:i w:val="0"/>
+        </w:rPr>
+        <w:t xml:space="preserve"> — nothing leaves the device to earn them.</w:t>
+      </w:r>
+    </w:p>
+    <w:p>
+      <w:r>
+        <w:rPr>
+          <w:b/>
+          <w:i w:val="0"/>
+        </w:rPr>
+        <w:t>Three conditions travel with that, and every one of them is this paper's own.</w:t>
+      </w:r>
+    </w:p>
+    <w:p>
+      <w:r>
+        <w:rPr>
+          <w:b/>
+          <w:i w:val="0"/>
+        </w:rPr>
+        <w:t>First, it is the bound-case service life and not the demonstrated one.</w:t>
+      </w:r>
+      <w:r>
+        <w:rPr>
+          <w:b w:val="0"/>
+          <w:i w:val="0"/>
+        </w:rPr>
+        <w:t xml:space="preserve"> At 150 cycles per binder, which is what has actually been measured, the optimised target takes heat only to 0.264 and work to 0.198. </w:t>
+      </w:r>
+      <w:r>
+        <w:rPr>
+          <w:b/>
+          <w:i w:val="0"/>
+        </w:rPr>
+        <w:t>Nothing device-internal clears at a witnessed cycle count under any alteration specified here.</w:t>
+      </w:r>
+    </w:p>
+    <w:p>
+      <w:r>
+        <w:rPr>
+          <w:b/>
+          <w:i w:val="0"/>
+        </w:rPr>
+        <w:t>Second, the bound case rests on a service-life model this work says over-predicts.</w:t>
+      </w:r>
+      <w:r>
+        <w:rPr>
+          <w:b w:val="0"/>
+          <w:i w:val="0"/>
+        </w:rPr>
+        <w:t xml:space="preserve"> §11 records that the model returns more cycles than were measured at the one point where a comparison is possible. Every figure in the two bound-case rows inherits that; the bred-fuel row at demonstrated cycles does not.</w:t>
+      </w:r>
+    </w:p>
+    <w:p>
+      <w:r>
+        <w:rPr>
+          <w:b/>
+          <w:i w:val="0"/>
+        </w:rPr>
+        <w:t>Third, the factor itself is unmeasured.</w:t>
+      </w:r>
+      <w:r>
+        <w:rPr>
+          <w:b w:val="0"/>
+          <w:i w:val="0"/>
+        </w:rPr>
+        <w:t xml:space="preserve"> 4.69 GeV is a published optimisation §11 declines to adopt and §10 Stage C measures. </w:t>
+      </w:r>
+      <w:r>
+        <w:rPr>
+          <w:b/>
+          <w:i w:val="0"/>
+        </w:rPr>
+        <w:t>The whole of this section is conditional on that stage</w:t>
+      </w:r>
+      <w:r>
+        <w:rPr>
+          <w:b w:val="0"/>
+          <w:i w:val="0"/>
+        </w:rPr>
+        <w:t>, which is the second reason it runs early.</w:t>
+      </w:r>
+    </w:p>
+    <w:p>
+      <w:pPr>
+        <w:spacing w:before="160" w:after="200"/>
+        <w:ind w:left="461" w:right="259"/>
+      </w:pPr>
+      <w:r>
+        <w:rPr>
+          <w:b/>
+          <w:i w:val="0"/>
+        </w:rPr>
+        <w:t>And "inside the device" has two readings that do not agree.</w:t>
+      </w:r>
+      <w:r>
+        <w:rPr>
+          <w:b w:val="0"/>
+          <w:i w:val="0"/>
+        </w:rPr>
+        <w:t xml:space="preserve"> The heat forms above count the blanket's multiplication and its fissile heat, which is heat recovered on site. Counting the neutron at its </w:t>
+      </w:r>
+      <w:r>
+        <w:rPr>
+          <w:b/>
+          <w:i w:val="0"/>
+        </w:rPr>
+        <w:t>bare</w:t>
+      </w:r>
+      <w:r>
+        <w:rPr>
+          <w:b w:val="0"/>
+          <w:i w:val="0"/>
+        </w:rPr>
+        <w:t xml:space="preserve"> heat instead — no blanket, no fissile credit — the delivered figure is 0.1409, and the optimised target takes it only to 0.3344. </w:t>
+      </w:r>
+      <w:r>
+        <w:rPr>
+          <w:b/>
+          <w:i w:val="0"/>
+        </w:rPr>
+        <w:t>On the narrow reading the criterion is not met by anything in this paper.</w:t>
+      </w:r>
+      <w:r>
+        <w:rPr>
+          <w:b w:val="0"/>
+          <w:i w:val="0"/>
+        </w:rPr>
+        <w:t xml:space="preserve"> On the wider one it is met by a specified machine, conditionally, and §10 is what decides between them.</w:t>
       </w:r>
     </w:p>
     <w:p>
@@ -8129,7 +8979,7 @@
           <w:b/>
           <w:i w:val="0"/>
         </w:rPr>
-        <w:t>One route clears unity for a device built for the purpose</w:t>
+        <w:t>One route clears unity at a witnessed cycle count for a device built for the purpose</w:t>
       </w:r>
       <w:r>
         <w:rPr>
@@ -8137,6 +8987,25 @@
           <w:i w:val="0"/>
         </w:rPr>
         <w:t>, and it is bred fuel through an optimised production target, at 1.480. Whether that target's gain is real is Stage C.</w:t>
+      </w:r>
+    </w:p>
+    <w:p>
+      <w:pPr>
+        <w:pStyle w:val="ListNumber"/>
+      </w:pPr>
+      <w:r>
+        <w:rPr>
+          <w:b/>
+          <w:i w:val="0"/>
+        </w:rPr>
+        <w:t>A device-internal route clears unity too, and only conditionally.</w:t>
+      </w:r>
+      <w:r>
+        <w:rPr>
+          <w:b w:val="0"/>
+          <w:i w:val="0"/>
+        </w:rPr>
+        <w:t xml:space="preserve"> With the same optimised target, the heat form on the bound-case service life reaches 1.036, and 1.231 at the wider bore. It is conditional on Stage C and on a service-life model §11 says over-predicts, and it is met on the reading of "inside the device" that counts the blanket. On the reading that counts the neutron at its bare heat, nothing here clears.</w:t>
       </w:r>
     </w:p>
     <w:p>

--- a/papers/out/Cold_Fusion_v1.0.docx
+++ b/papers/out/Cold_Fusion_v1.0.docx
@@ -53,7 +53,7 @@
           <w:color w:val="5D5850"/>
           <w:sz w:val="19"/>
         </w:rPr>
-        <w:t>Version 1.0 · Prepared under The Method 1.6 · Every quantity in this paper is a citation into its claims ledger; the prose states no number of its own</w:t>
+        <w:t>Version 1.0</w:t>
       </w:r>
     </w:p>
     <w:p>
@@ -243,14 +243,7 @@
           <w:b w:val="0"/>
           <w:i w:val="0"/>
         </w:rPr>
-        <w:t xml:space="preserve"> — every heat form, every work form, and bred fuel at the demonstrated cycle count fall below it. </w:t>
-      </w:r>
-      <w:r>
-        <w:rPr>
-          <w:b/>
-          <w:i w:val="0"/>
-        </w:rPr>
-        <w:t>This paper says so where earlier drafts of it did not.</w:t>
+        <w:t xml:space="preserve"> — every heat form, every work form, and bred fuel at the demonstrated cycle count fall below it.</w:t>
       </w:r>
     </w:p>
     <w:p>
@@ -340,7 +333,7 @@
           <w:b w:val="0"/>
           <w:i w:val="0"/>
         </w:rPr>
-        <w:t>The materials are specified to the last free parameter, the machine that supplies the binders is designed as a build package, and the laboratory programme is four staged measurements on apparatus that exists — the acceptance measurement first, because it multiplies every balance identically. Every quantity is carried by a ledger row with a verifying computation, and the prose is bound to that ledger by construction: it cites values, it cannot state them.</w:t>
+        <w:t>The materials are specified to the last free parameter, the machine that supplies the binders is designed as a build package, and the laboratory programme is four staged measurements on apparatus that exists — the acceptance measurement first, because it multiplies every balance identically.</w:t>
       </w:r>
     </w:p>
     <w:p>
@@ -2005,14 +1998,14 @@
           <w:b/>
           <w:i w:val="0"/>
         </w:rPr>
-        <w:t>This is the one place in this work where a model of ours is validated against a published simulation rather than against our own corpus</w:t>
-      </w:r>
-      <w:r>
-        <w:rPr>
-          <w:b w:val="0"/>
-          <w:i w:val="0"/>
-        </w:rPr>
-        <w:t>, and it is what licenses the acceptance figures below.</w:t>
+        <w:t>The acceptance model is therefore validated against an independent simulation of a machine that was built</w:t>
+      </w:r>
+      <w:r>
+        <w:rPr>
+          <w:b w:val="0"/>
+          <w:i w:val="0"/>
+        </w:rPr>
+        <w:t>, rather than against the assumptions that produced it, and that is what licenses the acceptance figures below.</w:t>
       </w:r>
     </w:p>
     <w:p>
@@ -2049,16 +2042,7 @@
           <w:b w:val="0"/>
           <w:i w:val="0"/>
         </w:rPr>
-        <w:t xml:space="preserve"> This is the correction that governs the rest of the paper, and it runs against its own earlier conclusions.</w:t>
-      </w:r>
-    </w:p>
-    <w:p>
-      <w:r>
-        <w:rPr>
-          <w:b w:val="0"/>
-          <w:i w:val="0"/>
-        </w:rPr>
-        <w:t>Two results stand between an acceptance and a stopped binder.</w:t>
+        <w:t xml:space="preserve"> Two results stand between an acceptance and a stopped binder, and every balance above must be read through them.</w:t>
       </w:r>
     </w:p>
     <w:p>
@@ -3034,7 +3018,21 @@
           <w:b w:val="0"/>
           <w:i w:val="0"/>
         </w:rPr>
-        <w:t xml:space="preserve"> Every heat form, every work form and bred fuel at the demonstrated cycle count fall below it. An earlier reading of this work said otherwise, and that reading is withdrawn here.</w:t>
+        <w:t xml:space="preserve"> Every heat form, every work form and bred fuel at the demonstrated cycle count fall below it. </w:t>
+      </w:r>
+      <w:r>
+        <w:rPr>
+          <w:b/>
+          <w:i w:val="0"/>
+        </w:rPr>
+        <w:t>The figures reported at ninety percent collection in the preprints at [18] are withdrawn as end-to-end results</w:t>
+      </w:r>
+      <w:r>
+        <w:rPr>
+          <w:b w:val="0"/>
+          <w:i w:val="0"/>
+        </w:rPr>
+        <w:t>; they stand as the conditionals they were stated at.</w:t>
       </w:r>
     </w:p>
     <w:p>
@@ -3050,7 +3048,7 @@
           <w:b w:val="0"/>
           <w:i w:val="0"/>
         </w:rPr>
-        <w:t>, and §5.4 asks what the alterations this paper specifies do to the same table. That question was put to the bred-fuel route and to nothing else, which was an omission rather than a finding.</w:t>
+        <w:t>, and §5.4 states what the alterations specified here do to the same table.</w:t>
       </w:r>
     </w:p>
     <w:p>
@@ -3071,7 +3069,7 @@
           <w:b w:val="0"/>
           <w:i w:val="0"/>
         </w:rPr>
-        <w:t xml:space="preserve">§5.3 states the balances for the machine as built. This paper specifies two alterations to it — an </w:t>
+        <w:t xml:space="preserve">§5.3 states the balances for the machine as built. Two alterations to it are specified here — an </w:t>
       </w:r>
       <w:r>
         <w:rPr>
@@ -3099,14 +3097,14 @@
           <w:b w:val="0"/>
           <w:i w:val="0"/>
         </w:rPr>
-        <w:t xml:space="preserve"> — and prices the first of them against the bred-fuel route only. </w:t>
+        <w:t xml:space="preserve">. </w:t>
       </w:r>
       <w:r>
         <w:rPr>
           <w:b/>
           <w:i w:val="0"/>
         </w:rPr>
-        <w:t>It multiplies every balance by the same factor</w:t>
+        <w:t>The target multiplies every balance by the same factor</w:t>
       </w:r>
       <w:r>
         <w:rPr>
@@ -3760,7 +3758,7 @@
           <w:b/>
           <w:i w:val="0"/>
         </w:rPr>
-        <w:t>Three conditions travel with that, and every one of them is this paper's own.</w:t>
+        <w:t>Three conditions travel with that result, and each is stated in full below.</w:t>
       </w:r>
     </w:p>
     <w:p>
@@ -3792,14 +3790,14 @@
           <w:b/>
           <w:i w:val="0"/>
         </w:rPr>
-        <w:t>Second, the bound case rests on a service-life model this work says over-predicts.</w:t>
-      </w:r>
-      <w:r>
-        <w:rPr>
-          <w:b w:val="0"/>
-          <w:i w:val="0"/>
-        </w:rPr>
-        <w:t xml:space="preserve"> §11 records that the model returns more cycles than were measured at the one point where a comparison is possible. Every figure in the two bound-case rows inherits that; the bred-fuel row at demonstrated cycles does not.</w:t>
+        <w:t>Second, the bound case rests on a service-life model that over-predicts.</w:t>
+      </w:r>
+      <w:r>
+        <w:rPr>
+          <w:b w:val="0"/>
+          <w:i w:val="0"/>
+        </w:rPr>
+        <w:t xml:space="preserve"> It returns more cycles than were measured at the one point where a comparison is possible (§11). Every figure in the two bound-case rows inherits that; the bred-fuel row at demonstrated cycles does not.</w:t>
       </w:r>
     </w:p>
     <w:p>
@@ -3808,14 +3806,14 @@
           <w:b/>
           <w:i w:val="0"/>
         </w:rPr>
-        <w:t>Third, the factor itself is unmeasured.</w:t>
-      </w:r>
-      <w:r>
-        <w:rPr>
-          <w:b w:val="0"/>
-          <w:i w:val="0"/>
-        </w:rPr>
-        <w:t xml:space="preserve"> 4.69 GeV is a published optimisation §11 declines to adopt and §10 Stage C measures. </w:t>
+        <w:t>Third, the factor itself is unmeasured here.</w:t>
+      </w:r>
+      <w:r>
+        <w:rPr>
+          <w:b w:val="0"/>
+          <w:i w:val="0"/>
+        </w:rPr>
+        <w:t xml:space="preserve"> 4.69 GeV is a published optimisation this paper does not adopt, and §10 Stage C is the measurement that would settle it. </w:t>
       </w:r>
       <w:r>
         <w:rPr>
@@ -6301,7 +6299,7 @@
           <w:b w:val="0"/>
           <w:i w:val="0"/>
         </w:rPr>
-        <w:t>, which is 7.98 percent of the driver — a sourced figure, and one an earlier reconstruction of this work had wrong by nearly seven.</w:t>
+        <w:t>, which is 7.98 percent of the driver, and it is a sourced figure rather than a reconstruction.</w:t>
       </w:r>
     </w:p>
     <w:p>
@@ -7377,7 +7375,7 @@
           <w:b/>
           <w:i w:val="0"/>
         </w:rPr>
-        <w:t>That last row is withdrawn, and the correction is this section's own.</w:t>
+        <w:t>That last row is withdrawn.</w:t>
       </w:r>
       <w:r>
         <w:rPr>
@@ -7576,7 +7574,7 @@
                 <w:b w:val="0"/>
                 <w:i w:val="0"/>
               </w:rPr>
-              <w:t>0.3420, this section's own ceiling</w:t>
+              <w:t>0.3420, the stopping ceiling above</w:t>
             </w:r>
           </w:p>
         </w:tc>
@@ -7751,7 +7749,7 @@
           <w:b/>
           <w:i w:val="0"/>
         </w:rPr>
-        <w:t>It is the one figure in this work that the acceptance census rescales without deciding</w:t>
+        <w:t>It is the one figure here that a collection factor rescales without deciding</w:t>
       </w:r>
       <w:r>
         <w:rPr>
@@ -8393,14 +8391,14 @@
           <w:b/>
           <w:i w:val="0"/>
         </w:rPr>
-        <w:t>A finding is recorded, never repaired.</w:t>
-      </w:r>
-      <w:r>
-        <w:rPr>
-          <w:b w:val="0"/>
-          <w:i w:val="0"/>
-        </w:rPr>
-        <w:t xml:space="preserve"> The items below are stated as limits rather than resolved, because resolving them by argument is what this paper's method forbids.</w:t>
+        <w:t>Each item below is a limit on what the foregoing establishes, and none of them is resolved by argument here.</w:t>
+      </w:r>
+      <w:r>
+        <w:rPr>
+          <w:b w:val="0"/>
+          <w:i w:val="0"/>
+        </w:rPr>
+        <w:t xml:space="preserve"> Where a measurement would settle one, that measurement is named.</w:t>
       </w:r>
     </w:p>
     <w:p>
@@ -8425,14 +8423,14 @@
           <w:b/>
           <w:i w:val="0"/>
         </w:rPr>
-        <w:t>Every collection figure in this paper is an acceptance, not a delivered efficiency</w:t>
-      </w:r>
-      <w:r>
-        <w:rPr>
-          <w:b w:val="0"/>
-          <w:i w:val="0"/>
-        </w:rPr>
-        <w:t>, until Stage A runs. §5.2 computes the losses between the two and §5.3 restates every balance through them, but a computed budget is not a measurement, and the margin over the falsification floor is 1.073.</w:t>
+        <w:t>Every collection figure here is an acceptance rather than a delivered efficiency</w:t>
+      </w:r>
+      <w:r>
+        <w:rPr>
+          <w:b w:val="0"/>
+          <w:i w:val="0"/>
+        </w:rPr>
+        <w:t xml:space="preserve"> until Stage A runs. §5.2 computes the losses between the two and §5.3 restates every balance through them, but a computed budget is not a measurement, and the margin over the falsification floor is 1.073.</w:t>
       </w:r>
     </w:p>
     <w:p>
@@ -8503,14 +8501,14 @@
           <w:b/>
           <w:i w:val="0"/>
         </w:rPr>
-        <w:t>The optimised production target is a discrepancy this paper cannot close by argument.</w:t>
-      </w:r>
-      <w:r>
-        <w:rPr>
-          <w:b w:val="0"/>
-          <w:i w:val="0"/>
-        </w:rPr>
-        <w:t xml:space="preserve"> A published optimisation costs 4.69 GeV per pion against this paper's 11.13 GeV. Three candidate mechanisms were examined and bounded; what survives is a </w:t>
+        <w:t>The optimised production target is a discrepancy that cannot be closed by argument.</w:t>
+      </w:r>
+      <w:r>
+        <w:rPr>
+          <w:b w:val="0"/>
+          <w:i w:val="0"/>
+        </w:rPr>
+        <w:t xml:space="preserve"> A published optimisation costs 4.69 GeV per pion against the 11.13 GeV integrated in §4.1. Three candidate mechanisms were examined and bounded; what survives is a </w:t>
       </w:r>
       <w:r>
         <w:rPr>
@@ -8531,7 +8529,7 @@
           <w:b/>
           <w:i w:val="0"/>
         </w:rPr>
-        <w:t>Stage C measures it rather than settling it here.</w:t>
+        <w:t>Stage C measures it.</w:t>
       </w:r>
     </w:p>
     <w:p>
@@ -8540,14 +8538,14 @@
           <w:b/>
           <w:i w:val="0"/>
         </w:rPr>
-        <w:t>And the standalone configuration is closed, not open.</w:t>
-      </w:r>
-      <w:r>
-        <w:rPr>
-          <w:b w:val="0"/>
-          <w:i w:val="0"/>
-        </w:rPr>
-        <w:t xml:space="preserve"> §9.1 is a theorem, and no measurement in §10 can overturn it. What §10 can do is decide the co-product configuration and the bred-fuel route, which are the two that survive.</w:t>
+        <w:t>And the standalone configuration is closed rather than open.</w:t>
+      </w:r>
+      <w:r>
+        <w:rPr>
+          <w:b w:val="0"/>
+          <w:i w:val="0"/>
+        </w:rPr>
+        <w:t xml:space="preserve"> §9.1 is a theorem, and no measurement in §10 can overturn it. What §10 can decide is the co-product configuration and the bred-fuel route, which are the two that survive.</w:t>
       </w:r>
     </w:p>
     <w:p>
@@ -8568,115 +8566,159 @@
           <w:b/>
           <w:sz w:val="27"/>
         </w:rPr>
-        <w:t>12. How this paper is verified</w:t>
+        <w:t>12. What this paper claims, in order</w:t>
       </w:r>
     </w:p>
     <w:p>
+      <w:pPr>
+        <w:pStyle w:val="ListNumber"/>
+      </w:pPr>
       <w:r>
         <w:rPr>
           <w:b/>
           <w:i w:val="0"/>
         </w:rPr>
-        <w:t>The publication standard here is enforced mechanically rather than by care</w:t>
-      </w:r>
-      <w:r>
-        <w:rPr>
-          <w:b w:val="0"/>
-          <w:i w:val="0"/>
-        </w:rPr>
-        <w:t>, and this section states the mechanism so that a reader can run it.</w:t>
+        <w:t>A cold fusion reaction exists and is witnessed.</w:t>
+      </w:r>
+      <w:r>
+        <w:rPr>
+          <w:b w:val="0"/>
+          <w:i w:val="0"/>
+        </w:rPr>
+        <w:t xml:space="preserve"> Its definition is structural, its seven conditions admit exactly one binder, and its cycle has been measured for seventy years.</w:t>
       </w:r>
     </w:p>
     <w:p>
+      <w:pPr>
+        <w:pStyle w:val="ListNumber"/>
+      </w:pPr>
       <w:r>
         <w:rPr>
           <w:b/>
           <w:i w:val="0"/>
         </w:rPr>
-        <w:t>Every quantity is a ledger row.</w:t>
-      </w:r>
-      <w:r>
-        <w:rPr>
-          <w:b w:val="0"/>
-          <w:i w:val="0"/>
-        </w:rPr>
-        <w:t xml:space="preserve"> </w:t>
-      </w:r>
-      <w:r>
-        <w:rPr>
-          <w:rFonts w:ascii="Consolas" w:hAnsi="Consolas"/>
-          <w:b w:val="0"/>
-          <w:i w:val="0"/>
-          <w:sz w:val="19"/>
-        </w:rPr>
-        <w:t>papers/CLAIMS.tsv</w:t>
-      </w:r>
-      <w:r>
-        <w:rPr>
-          <w:b w:val="0"/>
-          <w:i w:val="0"/>
-        </w:rPr>
-        <w:t xml:space="preserve"> carries one row per stated quantity: value, unit, status, provenance, and the computation that verifies it. </w:t>
-      </w:r>
-      <w:r>
-        <w:rPr>
-          <w:rFonts w:ascii="Consolas" w:hAnsi="Consolas"/>
-          <w:b w:val="0"/>
-          <w:i w:val="0"/>
-          <w:sz w:val="19"/>
-        </w:rPr>
-        <w:t>tools/verify_paper.py</w:t>
-      </w:r>
-      <w:r>
-        <w:rPr>
-          <w:b w:val="0"/>
-          <w:i w:val="0"/>
-        </w:rPr>
-        <w:t xml:space="preserve"> runs three passes over that ledger — it </w:t>
-      </w:r>
+        <w:t>An eighth condition decides whether it is worth running</w:t>
+      </w:r>
+      <w:r>
+        <w:rPr>
+          <w:b w:val="0"/>
+          <w:i w:val="0"/>
+        </w:rPr>
+        <w:t>, and every term in it is measured.</w:t>
+      </w:r>
+    </w:p>
+    <w:p>
+      <w:pPr>
+        <w:pStyle w:val="ListNumber"/>
+      </w:pPr>
       <w:r>
         <w:rPr>
           <w:b/>
           <w:i w:val="0"/>
         </w:rPr>
-        <w:t>recomputes</w:t>
-      </w:r>
-      <w:r>
-        <w:rPr>
-          <w:b w:val="0"/>
-          <w:i w:val="0"/>
-        </w:rPr>
-        <w:t xml:space="preserve"> every </w:t>
-      </w:r>
-      <w:r>
-        <w:rPr>
-          <w:rFonts w:ascii="Consolas" w:hAnsi="Consolas"/>
-          <w:b w:val="0"/>
-          <w:i w:val="0"/>
-          <w:sz w:val="19"/>
-        </w:rPr>
-        <w:t>DERIVED</w:t>
-      </w:r>
-      <w:r>
-        <w:rPr>
-          <w:b w:val="0"/>
-          <w:i w:val="0"/>
-        </w:rPr>
-        <w:t xml:space="preserve"> row from the instruments, </w:t>
-      </w:r>
+        <w:t>No configuration of it is self-sustaining inside the device</w:t>
+      </w:r>
+      <w:r>
+        <w:rPr>
+          <w:b w:val="0"/>
+          <w:i w:val="0"/>
+        </w:rPr>
+        <w:t xml:space="preserve"> at the collection efficiency the machine actually delivers, with the machine left as built.</w:t>
+      </w:r>
+    </w:p>
+    <w:p>
+      <w:pPr>
+        <w:pStyle w:val="ListNumber"/>
+      </w:pPr>
       <w:r>
         <w:rPr>
           <w:b/>
           <w:i w:val="0"/>
         </w:rPr>
-        <w:t>binds</w:t>
-      </w:r>
-      <w:r>
-        <w:rPr>
-          <w:b w:val="0"/>
-          <w:i w:val="0"/>
-        </w:rPr>
-        <w:t xml:space="preserve"> every cited constant to the instrument holding it, and fails on any number in the prose that no ledger row carries.</w:t>
+        <w:t>One configuration is net-positive on witnessed numbers alone</w:t>
+      </w:r>
+      <w:r>
+        <w:rPr>
+          <w:b w:val="0"/>
+          <w:i w:val="0"/>
+        </w:rPr>
+        <w:t xml:space="preserve"> — as a co-product of a beam already running, where the marginal energy per binder is zero — and it returns 85.6 kW on a one-megawatt driver.</w:t>
+      </w:r>
+    </w:p>
+    <w:p>
+      <w:pPr>
+        <w:pStyle w:val="ListNumber"/>
+      </w:pPr>
+      <w:r>
+        <w:rPr>
+          <w:b/>
+          <w:i w:val="0"/>
+        </w:rPr>
+        <w:t>One route clears unity at a witnessed cycle count for a device built for the purpose</w:t>
+      </w:r>
+      <w:r>
+        <w:rPr>
+          <w:b w:val="0"/>
+          <w:i w:val="0"/>
+        </w:rPr>
+        <w:t>, and it is bred fuel through an optimised production target, at 1.480. Whether that target's gain is real is Stage C.</w:t>
+      </w:r>
+    </w:p>
+    <w:p>
+      <w:pPr>
+        <w:pStyle w:val="ListNumber"/>
+      </w:pPr>
+      <w:r>
+        <w:rPr>
+          <w:b/>
+          <w:i w:val="0"/>
+        </w:rPr>
+        <w:t>A device-internal route clears unity too, and only conditionally.</w:t>
+      </w:r>
+      <w:r>
+        <w:rPr>
+          <w:b w:val="0"/>
+          <w:i w:val="0"/>
+        </w:rPr>
+        <w:t xml:space="preserve"> With the same optimised target, the heat form on the bound-case service life reaches 1.036, and 1.231 at the wider bore. It is conditional on Stage C and on a service-life model §11 says over-predicts, and it is met on the reading of "inside the device" that counts the blanket. On the reading that counts the neutron at its bare heat, nothing here clears.</w:t>
+      </w:r>
+    </w:p>
+    <w:p>
+      <w:pPr>
+        <w:pStyle w:val="ListNumber"/>
+      </w:pPr>
+      <w:r>
+        <w:rPr>
+          <w:b/>
+          <w:i w:val="0"/>
+        </w:rPr>
+        <w:t>The materials are specified and the machine is designed</w:t>
+      </w:r>
+      <w:r>
+        <w:rPr>
+          <w:b w:val="0"/>
+          <w:i w:val="0"/>
+        </w:rPr>
+        <w:t>, to a bill of materials and a build package rather than to a sketch.</w:t>
+      </w:r>
+    </w:p>
+    <w:p>
+      <w:pPr>
+        <w:pStyle w:val="ListNumber"/>
+      </w:pPr>
+      <w:r>
+        <w:rPr>
+          <w:b/>
+          <w:i w:val="0"/>
+        </w:rPr>
+        <w:t>The procedure that would witness the unwitnessed configuration is stated</w:t>
+      </w:r>
+      <w:r>
+        <w:rPr>
+          <w:b w:val="0"/>
+          <w:i w:val="0"/>
+        </w:rPr>
+        <w:t>, with its predictions committed in advance and a rule that a disagreement is a refusal rather than an average.</w:t>
       </w:r>
     </w:p>
     <w:p>
@@ -8689,188 +8731,14 @@
           <w:b/>
           <w:i w:val="0"/>
         </w:rPr>
-        <w:t>The prose of this paper states no number of its own.</w:t>
-      </w:r>
-      <w:r>
-        <w:rPr>
-          <w:b w:val="0"/>
-          <w:i w:val="0"/>
-        </w:rPr>
-        <w:t xml:space="preserve"> It carries citations, which </w:t>
-      </w:r>
-      <w:r>
-        <w:rPr>
-          <w:rFonts w:ascii="Consolas" w:hAnsi="Consolas"/>
-          <w:b w:val="0"/>
-          <w:i w:val="0"/>
-          <w:sz w:val="19"/>
-        </w:rPr>
-        <w:t>tools/render_paper.py</w:t>
-      </w:r>
-      <w:r>
-        <w:rPr>
-          <w:b w:val="0"/>
-          <w:i w:val="0"/>
-        </w:rPr>
-        <w:t xml:space="preserve"> resolves against the ledger at render time. A sentence therefore cannot acquire a figure the mathematics does not produce, because a sentence cannot hold a figure at all. This closes a weakness the earlier working papers recorded and did not repair: a value test is not a binding test, and two wrong figures had passed one.</w:t>
-      </w:r>
-    </w:p>
-    <w:p>
-      <w:r>
-        <w:rPr>
-          <w:b/>
-          <w:i w:val="0"/>
-        </w:rPr>
-        <w:t>A status is never flattened.</w:t>
-      </w:r>
-      <w:r>
-        <w:rPr>
-          <w:b w:val="0"/>
-          <w:i w:val="0"/>
-        </w:rPr>
-        <w:t xml:space="preserve"> A row's status travels with its value. Where this paper cites a figure that is </w:t>
-      </w:r>
-      <w:r>
-        <w:rPr>
-          <w:rFonts w:ascii="Consolas" w:hAnsi="Consolas"/>
-          <w:b w:val="0"/>
-          <w:i w:val="0"/>
-          <w:sz w:val="19"/>
-        </w:rPr>
-        <w:t>WITHDRAWN</w:t>
-      </w:r>
-      <w:r>
-        <w:rPr>
-          <w:b w:val="0"/>
-          <w:i w:val="0"/>
-        </w:rPr>
-        <w:t xml:space="preserve">, </w:t>
-      </w:r>
-      <w:r>
-        <w:rPr>
-          <w:rFonts w:ascii="Consolas" w:hAnsi="Consolas"/>
-          <w:b w:val="0"/>
-          <w:i w:val="0"/>
-          <w:sz w:val="19"/>
-        </w:rPr>
-        <w:t>RECONSTRUCTED</w:t>
-      </w:r>
-      <w:r>
-        <w:rPr>
-          <w:b w:val="0"/>
-          <w:i w:val="0"/>
-        </w:rPr>
-        <w:t xml:space="preserve">, </w:t>
-      </w:r>
-      <w:r>
-        <w:rPr>
-          <w:rFonts w:ascii="Consolas" w:hAnsi="Consolas"/>
-          <w:b w:val="0"/>
-          <w:i w:val="0"/>
-          <w:sz w:val="19"/>
-        </w:rPr>
-        <w:t>PROJECTED</w:t>
-      </w:r>
-      <w:r>
-        <w:rPr>
-          <w:b w:val="0"/>
-          <w:i w:val="0"/>
-        </w:rPr>
-        <w:t xml:space="preserve">, </w:t>
-      </w:r>
-      <w:r>
-        <w:rPr>
-          <w:rFonts w:ascii="Consolas" w:hAnsi="Consolas"/>
-          <w:b w:val="0"/>
-          <w:i w:val="0"/>
-          <w:sz w:val="19"/>
-        </w:rPr>
-        <w:t>ASSUMED</w:t>
-      </w:r>
-      <w:r>
-        <w:rPr>
-          <w:b w:val="0"/>
-          <w:i w:val="0"/>
-        </w:rPr>
-        <w:t xml:space="preserve"> or a </w:t>
-      </w:r>
-      <w:r>
-        <w:rPr>
-          <w:rFonts w:ascii="Consolas" w:hAnsi="Consolas"/>
-          <w:b w:val="0"/>
-          <w:i w:val="0"/>
-          <w:sz w:val="19"/>
-        </w:rPr>
-        <w:t>DESIGN</w:t>
-      </w:r>
-      <w:r>
-        <w:rPr>
-          <w:b w:val="0"/>
-          <w:i w:val="0"/>
-        </w:rPr>
-        <w:t xml:space="preserve"> target, the renderer </w:t>
-      </w:r>
-      <w:r>
-        <w:rPr>
-          <w:b/>
-          <w:i w:val="0"/>
-        </w:rPr>
-        <w:t>requires</w:t>
-      </w:r>
-      <w:r>
-        <w:rPr>
-          <w:b w:val="0"/>
-          <w:i w:val="0"/>
-        </w:rPr>
-        <w:t xml:space="preserve"> the status to be printed beside it, and refuses to render the citation otherwise. Every bracketed status in this document is there because the mechanism would not let it be omitted.</w:t>
-      </w:r>
-    </w:p>
-    <w:p>
-      <w:r>
-        <w:rPr>
-          <w:b/>
-          <w:i w:val="0"/>
-        </w:rPr>
-        <w:t>The instruments are stdlib-only and each takes a `--selftest`</w:t>
-      </w:r>
-      <w:r>
-        <w:rPr>
-          <w:b w:val="0"/>
-          <w:i w:val="0"/>
-        </w:rPr>
-        <w:t xml:space="preserve"> whose fixtures are recorded measurements rather than the instrument's own output. The collection model, the energy balance, the machine, the loss budget and the acceptance census each have one, and each refuses to report certain things — the refusals being the point rather than a limitation.</w:t>
-      </w:r>
-    </w:p>
-    <w:p>
-      <w:r>
-        <w:rPr>
-          <w:b/>
-          <w:i w:val="0"/>
-        </w:rPr>
-        <w:t>And this paper is audited.</w:t>
-      </w:r>
-      <w:r>
-        <w:rPr>
-          <w:b w:val="0"/>
-          <w:i w:val="0"/>
-        </w:rPr>
-        <w:t xml:space="preserve"> The twenty-five audits the underlying method applies to its own volumes are run over this document: the ten that test the index, the twelve that test whether it is a usable artefact, and the three that test what it owes. </w:t>
-      </w:r>
-      <w:r>
-        <w:rPr>
-          <w:rFonts w:ascii="Consolas" w:hAnsi="Consolas"/>
-          <w:b w:val="0"/>
-          <w:i w:val="0"/>
-          <w:sz w:val="19"/>
-        </w:rPr>
-        <w:t>tools/audit_paper.py</w:t>
-      </w:r>
-      <w:r>
-        <w:rPr>
-          <w:b w:val="0"/>
-          <w:i w:val="0"/>
-        </w:rPr>
-        <w:t xml:space="preserve"> runs them, and its report is the last word on whether this document is fit to be read.</w:t>
+        <w:t>The reaction is proved from what has been witnessed. The net-positive configuration is specified and unwitnessed. The instructions for witnessing it are §8 and §10.</w:t>
+      </w:r>
+      <w:r>
+        <w:rPr>
+          <w:b w:val="0"/>
+          <w:i w:val="0"/>
+        </w:rPr>
+        <w:t xml:space="preserve"> That is the whole of the claim, and no part of it is larger than the measurements behind it.</w:t>
       </w:r>
     </w:p>
     <w:p>
@@ -8891,7 +8759,7 @@
           <w:b/>
           <w:sz w:val="27"/>
         </w:rPr>
-        <w:t>13. What this paper claims, in order</w:t>
+        <w:t>13. References</w:t>
       </w:r>
     </w:p>
     <w:p>
@@ -8900,17 +8768,129 @@
       </w:pPr>
       <w:r>
         <w:rPr>
+          <w:b w:val="0"/>
+          <w:i w:val="0"/>
+        </w:rPr>
+        <w:t xml:space="preserve">M. G. Catanesi </w:t>
+      </w:r>
+      <w:r>
+        <w:rPr>
+          <w:b w:val="0"/>
+          <w:i/>
+        </w:rPr>
+        <w:t>et al.</w:t>
+      </w:r>
+      <w:r>
+        <w:rPr>
+          <w:b w:val="0"/>
+          <w:i w:val="0"/>
+        </w:rPr>
+        <w:t xml:space="preserve"> (HARP Collaboration), Phys. Rev. C </w:t>
+      </w:r>
+      <w:r>
+        <w:rPr>
           <w:b/>
           <w:i w:val="0"/>
         </w:rPr>
-        <w:t>A cold fusion reaction exists and is witnessed.</w:t>
-      </w:r>
-      <w:r>
-        <w:rPr>
-          <w:b w:val="0"/>
-          <w:i w:val="0"/>
-        </w:rPr>
-        <w:t xml:space="preserve"> Its definition is structural, its seven conditions admit exactly one binder, and its cycle has been measured for seventy years.</w:t>
+        <w:t>77</w:t>
+      </w:r>
+      <w:r>
+        <w:rPr>
+          <w:b w:val="0"/>
+          <w:i w:val="0"/>
+        </w:rPr>
+        <w:t xml:space="preserve">, 055207; A. Bolshakova </w:t>
+      </w:r>
+      <w:r>
+        <w:rPr>
+          <w:b w:val="0"/>
+          <w:i/>
+        </w:rPr>
+        <w:t>et al.</w:t>
+      </w:r>
+      <w:r>
+        <w:rPr>
+          <w:b w:val="0"/>
+          <w:i w:val="0"/>
+        </w:rPr>
+        <w:t xml:space="preserve">, </w:t>
+      </w:r>
+      <w:r>
+        <w:rPr>
+          <w:b w:val="0"/>
+          <w:i/>
+        </w:rPr>
+        <w:t>Large-angle production of charged pions by 3 GeV/c–12.9 GeV/c protons on beryllium, aluminium and lead targets</w:t>
+      </w:r>
+      <w:r>
+        <w:rPr>
+          <w:b w:val="0"/>
+          <w:i w:val="0"/>
+        </w:rPr>
+        <w:t xml:space="preserve">, Eur. Phys. J. C </w:t>
+      </w:r>
+      <w:r>
+        <w:rPr>
+          <w:b/>
+          <w:i w:val="0"/>
+        </w:rPr>
+        <w:t>63</w:t>
+      </w:r>
+      <w:r>
+        <w:rPr>
+          <w:b w:val="0"/>
+          <w:i w:val="0"/>
+        </w:rPr>
+        <w:t xml:space="preserve">, 549 — Tables 5–8, both charges; and M. Apollonio </w:t>
+      </w:r>
+      <w:r>
+        <w:rPr>
+          <w:b w:val="0"/>
+          <w:i/>
+        </w:rPr>
+        <w:t>et al.</w:t>
+      </w:r>
+      <w:r>
+        <w:rPr>
+          <w:b w:val="0"/>
+          <w:i w:val="0"/>
+        </w:rPr>
+        <w:t xml:space="preserve">, </w:t>
+      </w:r>
+      <w:r>
+        <w:rPr>
+          <w:b w:val="0"/>
+          <w:i/>
+        </w:rPr>
+        <w:t>Forward production of charged pions with incident protons on nuclear targets at the CERN PS</w:t>
+      </w:r>
+      <w:r>
+        <w:rPr>
+          <w:b w:val="0"/>
+          <w:i w:val="0"/>
+        </w:rPr>
+        <w:t xml:space="preserve">, Phys. Rev. C </w:t>
+      </w:r>
+      <w:r>
+        <w:rPr>
+          <w:b/>
+          <w:i w:val="0"/>
+        </w:rPr>
+        <w:t>80</w:t>
+      </w:r>
+      <w:r>
+        <w:rPr>
+          <w:b w:val="0"/>
+          <w:i w:val="0"/>
+        </w:rPr>
+        <w:t xml:space="preserve">, 035208 — Tables XXII, XXIII and XXXII, both charges. </w:t>
+      </w:r>
+      <w:r>
+        <w:rPr>
+          <w:b/>
+          <w:i w:val="0"/>
+        </w:rPr>
+        <w:t>The production integration of §4.1 is taken from these tables and from nothing else.</w:t>
       </w:r>
     </w:p>
     <w:p>
@@ -8919,17 +8899,45 @@
       </w:pPr>
       <w:r>
         <w:rPr>
+          <w:b w:val="0"/>
+          <w:i w:val="0"/>
+        </w:rPr>
+        <w:t xml:space="preserve">J. Strait, N. V. Mokhov and S. I. Striganov, </w:t>
+      </w:r>
+      <w:r>
+        <w:rPr>
+          <w:b w:val="0"/>
+          <w:i/>
+        </w:rPr>
+        <w:t>Towards the optimal energy of the proton driver for a neutrino factory and muon collider</w:t>
+      </w:r>
+      <w:r>
+        <w:rPr>
+          <w:b w:val="0"/>
+          <w:i w:val="0"/>
+        </w:rPr>
+        <w:t xml:space="preserve">, Phys. Rev. ST Accel. Beams </w:t>
+      </w:r>
+      <w:r>
+        <w:rPr>
           <w:b/>
           <w:i w:val="0"/>
         </w:rPr>
-        <w:t>An eighth condition decides whether it is worth running</w:t>
-      </w:r>
-      <w:r>
-        <w:rPr>
-          <w:b w:val="0"/>
-          <w:i w:val="0"/>
-        </w:rPr>
-        <w:t>, and every term in it is measured.</w:t>
+        <w:t>13</w:t>
+      </w:r>
+      <w:r>
+        <w:rPr>
+          <w:b w:val="0"/>
+          <w:i w:val="0"/>
+        </w:rPr>
+        <w:t xml:space="preserve">, 111001 — Table II and §V. </w:t>
+      </w:r>
+      <w:r>
+        <w:rPr>
+          <w:b/>
+          <w:i w:val="0"/>
+        </w:rPr>
+        <w:t>The front-end simulation the acceptance model of §5.1 is validated against.</w:t>
       </w:r>
     </w:p>
     <w:p>
@@ -8938,17 +8946,52 @@
       </w:pPr>
       <w:r>
         <w:rPr>
+          <w:b w:val="0"/>
+          <w:i w:val="0"/>
+        </w:rPr>
+        <w:t xml:space="preserve">S. Cook </w:t>
+      </w:r>
+      <w:r>
+        <w:rPr>
+          <w:b w:val="0"/>
+          <w:i/>
+        </w:rPr>
+        <w:t>et al.</w:t>
+      </w:r>
+      <w:r>
+        <w:rPr>
+          <w:b w:val="0"/>
+          <w:i w:val="0"/>
+        </w:rPr>
+        <w:t xml:space="preserve">, </w:t>
+      </w:r>
+      <w:r>
+        <w:rPr>
+          <w:b w:val="0"/>
+          <w:i/>
+        </w:rPr>
+        <w:t>MuSIC: delivering the world's most intense muon beam</w:t>
+      </w:r>
+      <w:r>
+        <w:rPr>
+          <w:b w:val="0"/>
+          <w:i w:val="0"/>
+        </w:rPr>
+        <w:t xml:space="preserve">, arXiv:1610.07850; Phys. Rev. Accel. Beams </w:t>
+      </w:r>
+      <w:r>
+        <w:rPr>
           <w:b/>
           <w:i w:val="0"/>
         </w:rPr>
-        <w:t>No configuration of it is self-sustaining inside the device</w:t>
-      </w:r>
-      <w:r>
-        <w:rPr>
-          <w:b w:val="0"/>
-          <w:i w:val="0"/>
-        </w:rPr>
-        <w:t>, at the collection efficiency the machine actually delivers. That is stated here against this paper's own earlier readings.</w:t>
+        <w:t>20</w:t>
+      </w:r>
+      <w:r>
+        <w:rPr>
+          <w:b w:val="0"/>
+          <w:i w:val="0"/>
+        </w:rPr>
+        <w:t>, 030101.</w:t>
       </w:r>
     </w:p>
     <w:p>
@@ -8957,17 +9000,24 @@
       </w:pPr>
       <w:r>
         <w:rPr>
-          <w:b/>
-          <w:i w:val="0"/>
-        </w:rPr>
-        <w:t>One configuration is net-positive on witnessed numbers alone</w:t>
-      </w:r>
-      <w:r>
-        <w:rPr>
-          <w:b w:val="0"/>
-          <w:i w:val="0"/>
-        </w:rPr>
-        <w:t xml:space="preserve"> — as a co-product of a beam already running, where the marginal energy per binder is zero — and it returns 85.6 kW on a one-megawatt driver.</w:t>
+          <w:b w:val="0"/>
+          <w:i w:val="0"/>
+        </w:rPr>
+        <w:t xml:space="preserve">Mu2e Collaboration, </w:t>
+      </w:r>
+      <w:r>
+        <w:rPr>
+          <w:b w:val="0"/>
+          <w:i/>
+        </w:rPr>
+        <w:t>Mu2e Conceptual Design Report</w:t>
+      </w:r>
+      <w:r>
+        <w:rPr>
+          <w:b w:val="0"/>
+          <w:i w:val="0"/>
+        </w:rPr>
+        <w:t>, FERMILAB-TM-2545, arXiv:1211.7019.</w:t>
       </w:r>
     </w:p>
     <w:p>
@@ -8976,17 +9026,24 @@
       </w:pPr>
       <w:r>
         <w:rPr>
-          <w:b/>
-          <w:i w:val="0"/>
-        </w:rPr>
-        <w:t>One route clears unity at a witnessed cycle count for a device built for the purpose</w:t>
-      </w:r>
-      <w:r>
-        <w:rPr>
-          <w:b w:val="0"/>
-          <w:i w:val="0"/>
-        </w:rPr>
-        <w:t>, and it is bred fuel through an optimised production target, at 1.480. Whether that target's gain is real is Stage C.</w:t>
+          <w:b w:val="0"/>
+          <w:i w:val="0"/>
+        </w:rPr>
+        <w:t xml:space="preserve">COMET Collaboration, </w:t>
+      </w:r>
+      <w:r>
+        <w:rPr>
+          <w:b w:val="0"/>
+          <w:i/>
+        </w:rPr>
+        <w:t>COMET Phase-I Technical Design Report</w:t>
+      </w:r>
+      <w:r>
+        <w:rPr>
+          <w:b w:val="0"/>
+          <w:i w:val="0"/>
+        </w:rPr>
+        <w:t>, arXiv:1812.09018.</w:t>
       </w:r>
     </w:p>
     <w:p>
@@ -8995,17 +9052,38 @@
       </w:pPr>
       <w:r>
         <w:rPr>
-          <w:b/>
-          <w:i w:val="0"/>
-        </w:rPr>
-        <w:t>A device-internal route clears unity too, and only conditionally.</w:t>
-      </w:r>
-      <w:r>
-        <w:rPr>
-          <w:b w:val="0"/>
-          <w:i w:val="0"/>
-        </w:rPr>
-        <w:t xml:space="preserve"> With the same optimised target, the heat form on the bound-case service life reaches 1.036, and 1.231 at the wider bore. It is conditional on Stage C and on a service-life model §11 says over-predicts, and it is met on the reading of "inside the device" that counts the blanket. On the reading that counts the neutron at its bare heat, nothing here clears.</w:t>
+          <w:b w:val="0"/>
+          <w:i w:val="0"/>
+        </w:rPr>
+        <w:t xml:space="preserve">K. Oishi </w:t>
+      </w:r>
+      <w:r>
+        <w:rPr>
+          <w:b w:val="0"/>
+          <w:i/>
+        </w:rPr>
+        <w:t>et al.</w:t>
+      </w:r>
+      <w:r>
+        <w:rPr>
+          <w:b w:val="0"/>
+          <w:i w:val="0"/>
+        </w:rPr>
+        <w:t xml:space="preserve">, </w:t>
+      </w:r>
+      <w:r>
+        <w:rPr>
+          <w:b w:val="0"/>
+          <w:i/>
+        </w:rPr>
+        <w:t>Development of the Range Counter for the COMET Phase-α Experiment</w:t>
+      </w:r>
+      <w:r>
+        <w:rPr>
+          <w:b w:val="0"/>
+          <w:i w:val="0"/>
+        </w:rPr>
+        <w:t>, arXiv:2505.07464 — §1, which states the backward-emission capture and the thin production target.</w:t>
       </w:r>
     </w:p>
     <w:p>
@@ -9014,17 +9092,31 @@
       </w:pPr>
       <w:r>
         <w:rPr>
+          <w:b w:val="0"/>
+          <w:i w:val="0"/>
+        </w:rPr>
+        <w:t xml:space="preserve">J. J. Back, </w:t>
+      </w:r>
+      <w:r>
+        <w:rPr>
+          <w:b w:val="0"/>
+          <w:i/>
+        </w:rPr>
+        <w:t>Energy deposition studies for the Neutrino Factory target station</w:t>
+      </w:r>
+      <w:r>
+        <w:rPr>
+          <w:b w:val="0"/>
+          <w:i w:val="0"/>
+        </w:rPr>
+        <w:t xml:space="preserve">, JINST, arXiv:1104.2742 — FLUKA and MARS over a 4 MW, 8 GeV proton beam on a free mercury jet in a 20 T solenoid. </w:t>
+      </w:r>
+      <w:r>
+        <w:rPr>
           <w:b/>
           <w:i w:val="0"/>
         </w:rPr>
-        <w:t>The materials are specified and the machine is designed</w:t>
-      </w:r>
-      <w:r>
-        <w:rPr>
-          <w:b w:val="0"/>
-          <w:i w:val="0"/>
-        </w:rPr>
-        <w:t>, to a bill of materials and a build package rather than to a sketch.</w:t>
+        <w:t>The sourced deposition, coil heating and radiation-lifetime figures of §7.3.</w:t>
       </w:r>
     </w:p>
     <w:p>
@@ -9033,58 +9125,38 @@
       </w:pPr>
       <w:r>
         <w:rPr>
-          <w:b/>
-          <w:i w:val="0"/>
-        </w:rPr>
-        <w:t>The procedure that would witness the unwitnessed configuration is stated</w:t>
-      </w:r>
-      <w:r>
-        <w:rPr>
-          <w:b w:val="0"/>
-          <w:i w:val="0"/>
-        </w:rPr>
-        <w:t>, with its predictions committed in advance and a rule that a disagreement is a refusal rather than an average.</w:t>
-      </w:r>
-    </w:p>
-    <w:p>
-      <w:pPr>
-        <w:spacing w:before="160" w:after="200"/>
-        <w:ind w:left="461" w:right="259"/>
-      </w:pPr>
-      <w:r>
-        <w:rPr>
-          <w:b/>
-          <w:i w:val="0"/>
-        </w:rPr>
-        <w:t>The reaction is proved from what has been witnessed. The net-positive configuration is specified and unwitnessed. The instructions for witnessing it are §8 and §10.</w:t>
-      </w:r>
-      <w:r>
-        <w:rPr>
-          <w:b w:val="0"/>
-          <w:i w:val="0"/>
-        </w:rPr>
-        <w:t xml:space="preserve"> That is the whole of the claim, and no part of it is larger than the ledger behind it.</w:t>
-      </w:r>
-    </w:p>
-    <w:p>
-      <w:r>
-        <w:rPr>
-          <w:b w:val="0"/>
-          <w:i w:val="0"/>
-        </w:rPr>
-        <w:t>———</w:t>
-      </w:r>
-    </w:p>
-    <w:p>
-      <w:pPr>
-        <w:spacing w:before="320" w:after="80"/>
-      </w:pPr>
-      <w:r>
-        <w:rPr>
-          <w:b/>
-          <w:sz w:val="27"/>
-        </w:rPr>
-        <w:t>14. References</w:t>
+          <w:b w:val="0"/>
+          <w:i w:val="0"/>
+        </w:rPr>
+        <w:t xml:space="preserve">K. T. McDonald </w:t>
+      </w:r>
+      <w:r>
+        <w:rPr>
+          <w:b w:val="0"/>
+          <w:i/>
+        </w:rPr>
+        <w:t>et al.</w:t>
+      </w:r>
+      <w:r>
+        <w:rPr>
+          <w:b w:val="0"/>
+          <w:i w:val="0"/>
+        </w:rPr>
+        <w:t xml:space="preserve">, </w:t>
+      </w:r>
+      <w:r>
+        <w:rPr>
+          <w:b w:val="0"/>
+          <w:i/>
+        </w:rPr>
+        <w:t>The MERIT high-power target experiment at the CERN PS</w:t>
+      </w:r>
+      <w:r>
+        <w:rPr>
+          <w:b w:val="0"/>
+          <w:i w:val="0"/>
+        </w:rPr>
+        <w:t>, IPAC 2010, p. 3527 — the free mercury jet run in a 15 T solenoid.</w:t>
       </w:r>
     </w:p>
     <w:p>
@@ -9096,126 +9168,21 @@
           <w:b w:val="0"/>
           <w:i w:val="0"/>
         </w:rPr>
-        <w:t xml:space="preserve">M. G. Catanesi </w:t>
-      </w:r>
-      <w:r>
-        <w:rPr>
-          <w:b w:val="0"/>
-          <w:i/>
-        </w:rPr>
-        <w:t>et al.</w:t>
-      </w:r>
-      <w:r>
-        <w:rPr>
-          <w:b w:val="0"/>
-          <w:i w:val="0"/>
-        </w:rPr>
-        <w:t xml:space="preserve"> (HARP Collaboration), Phys. Rev. C </w:t>
+        <w:t xml:space="preserve">Variational three-body calculation of muon-alpha sticking, Phys. Rev. A </w:t>
       </w:r>
       <w:r>
         <w:rPr>
           <w:b/>
           <w:i w:val="0"/>
         </w:rPr>
-        <w:t>77</w:t>
-      </w:r>
-      <w:r>
-        <w:rPr>
-          <w:b w:val="0"/>
-          <w:i w:val="0"/>
-        </w:rPr>
-        <w:t xml:space="preserve">, 055207; A. Bolshakova </w:t>
-      </w:r>
-      <w:r>
-        <w:rPr>
-          <w:b w:val="0"/>
-          <w:i/>
-        </w:rPr>
-        <w:t>et al.</w:t>
-      </w:r>
-      <w:r>
-        <w:rPr>
-          <w:b w:val="0"/>
-          <w:i w:val="0"/>
-        </w:rPr>
-        <w:t xml:space="preserve">, </w:t>
-      </w:r>
-      <w:r>
-        <w:rPr>
-          <w:b w:val="0"/>
-          <w:i/>
-        </w:rPr>
-        <w:t>Large-angle production of charged pions by 3 GeV/c–12.9 GeV/c protons on beryllium, aluminium and lead targets</w:t>
-      </w:r>
-      <w:r>
-        <w:rPr>
-          <w:b w:val="0"/>
-          <w:i w:val="0"/>
-        </w:rPr>
-        <w:t xml:space="preserve">, Eur. Phys. J. C </w:t>
-      </w:r>
-      <w:r>
-        <w:rPr>
-          <w:b/>
-          <w:i w:val="0"/>
-        </w:rPr>
-        <w:t>63</w:t>
-      </w:r>
-      <w:r>
-        <w:rPr>
-          <w:b w:val="0"/>
-          <w:i w:val="0"/>
-        </w:rPr>
-        <w:t xml:space="preserve">, 549 — Tables 5–8, both charges; and M. Apollonio </w:t>
-      </w:r>
-      <w:r>
-        <w:rPr>
-          <w:b w:val="0"/>
-          <w:i/>
-        </w:rPr>
-        <w:t>et al.</w:t>
-      </w:r>
-      <w:r>
-        <w:rPr>
-          <w:b w:val="0"/>
-          <w:i w:val="0"/>
-        </w:rPr>
-        <w:t xml:space="preserve">, </w:t>
-      </w:r>
-      <w:r>
-        <w:rPr>
-          <w:b w:val="0"/>
-          <w:i/>
-        </w:rPr>
-        <w:t>Forward production of charged pions with incident protons on nuclear targets at the CERN PS</w:t>
-      </w:r>
-      <w:r>
-        <w:rPr>
-          <w:b w:val="0"/>
-          <w:i w:val="0"/>
-        </w:rPr>
-        <w:t xml:space="preserve">, Phys. Rev. C </w:t>
-      </w:r>
-      <w:r>
-        <w:rPr>
-          <w:b/>
-          <w:i w:val="0"/>
-        </w:rPr>
-        <w:t>80</w:t>
-      </w:r>
-      <w:r>
-        <w:rPr>
-          <w:b w:val="0"/>
-          <w:i w:val="0"/>
-        </w:rPr>
-        <w:t xml:space="preserve">, 035208 — Tables XXII, XXIII and XXXII, both charges. </w:t>
-      </w:r>
-      <w:r>
-        <w:rPr>
-          <w:b/>
-          <w:i w:val="0"/>
-        </w:rPr>
-        <w:t>The production integration of §4.1 is taken from these tables and from nothing else.</w:t>
+        <w:t>34</w:t>
+      </w:r>
+      <w:r>
+        <w:rPr>
+          <w:b w:val="0"/>
+          <w:i w:val="0"/>
+        </w:rPr>
+        <w:t>, 2536.</w:t>
       </w:r>
     </w:p>
     <w:p>
@@ -9227,42 +9194,35 @@
           <w:b w:val="0"/>
           <w:i w:val="0"/>
         </w:rPr>
-        <w:t xml:space="preserve">J. Strait, N. V. Mokhov and S. I. Striganov, </w:t>
+        <w:t xml:space="preserve">S. E. Koonin and M. Nauenberg, </w:t>
       </w:r>
       <w:r>
         <w:rPr>
           <w:b w:val="0"/>
           <w:i/>
         </w:rPr>
-        <w:t>Towards the optimal energy of the proton driver for a neutrino factory and muon collider</w:t>
-      </w:r>
-      <w:r>
-        <w:rPr>
-          <w:b w:val="0"/>
-          <w:i w:val="0"/>
-        </w:rPr>
-        <w:t xml:space="preserve">, Phys. Rev. ST Accel. Beams </w:t>
+        <w:t>Nature</w:t>
+      </w:r>
+      <w:r>
+        <w:rPr>
+          <w:b w:val="0"/>
+          <w:i w:val="0"/>
+        </w:rPr>
+        <w:t xml:space="preserve"> </w:t>
       </w:r>
       <w:r>
         <w:rPr>
           <w:b/>
           <w:i w:val="0"/>
         </w:rPr>
-        <w:t>13</w:t>
-      </w:r>
-      <w:r>
-        <w:rPr>
-          <w:b w:val="0"/>
-          <w:i w:val="0"/>
-        </w:rPr>
-        <w:t xml:space="preserve">, 111001 — Table II and §V. </w:t>
-      </w:r>
-      <w:r>
-        <w:rPr>
-          <w:b/>
-          <w:i w:val="0"/>
-        </w:rPr>
-        <w:t>The front-end simulation the acceptance model of §5.1 is validated against.</w:t>
+        <w:t>339</w:t>
+      </w:r>
+      <w:r>
+        <w:rPr>
+          <w:b w:val="0"/>
+          <w:i w:val="0"/>
+        </w:rPr>
+        <w:t>, 690.</w:t>
       </w:r>
     </w:p>
     <w:p>
@@ -9274,49 +9234,35 @@
           <w:b w:val="0"/>
           <w:i w:val="0"/>
         </w:rPr>
-        <w:t xml:space="preserve">S. Cook </w:t>
+        <w:t xml:space="preserve">M. Kamimura, Y. Kino and T. Yamashita, </w:t>
       </w:r>
       <w:r>
         <w:rPr>
           <w:b w:val="0"/>
           <w:i/>
         </w:rPr>
-        <w:t>et al.</w:t>
-      </w:r>
-      <w:r>
-        <w:rPr>
-          <w:b w:val="0"/>
-          <w:i w:val="0"/>
-        </w:rPr>
-        <w:t xml:space="preserve">, </w:t>
-      </w:r>
-      <w:r>
-        <w:rPr>
-          <w:b w:val="0"/>
-          <w:i/>
-        </w:rPr>
-        <w:t>MuSIC: delivering the world's most intense muon beam</w:t>
-      </w:r>
-      <w:r>
-        <w:rPr>
-          <w:b w:val="0"/>
-          <w:i w:val="0"/>
-        </w:rPr>
-        <w:t xml:space="preserve">, arXiv:1610.07850; Phys. Rev. Accel. Beams </w:t>
+        <w:t>Comprehensive study of muon-catalyzed nuclear reaction processes in the dtμ molecule</w:t>
+      </w:r>
+      <w:r>
+        <w:rPr>
+          <w:b w:val="0"/>
+          <w:i w:val="0"/>
+        </w:rPr>
+        <w:t xml:space="preserve">, Phys. Rev. C </w:t>
       </w:r>
       <w:r>
         <w:rPr>
           <w:b/>
           <w:i w:val="0"/>
         </w:rPr>
-        <w:t>20</w:t>
-      </w:r>
-      <w:r>
-        <w:rPr>
-          <w:b w:val="0"/>
-          <w:i w:val="0"/>
-        </w:rPr>
-        <w:t>, 030101.</w:t>
+        <w:t>107</w:t>
+      </w:r>
+      <w:r>
+        <w:rPr>
+          <w:b w:val="0"/>
+          <w:i w:val="0"/>
+        </w:rPr>
+        <w:t>, 034607 (2023).</w:t>
       </w:r>
     </w:p>
     <w:p>
@@ -9328,21 +9274,42 @@
           <w:b w:val="0"/>
           <w:i w:val="0"/>
         </w:rPr>
-        <w:t xml:space="preserve">Mu2e Collaboration, </w:t>
+        <w:t xml:space="preserve">R. Spencer Kelly, L. J. F. Hart and S. J. Rose, </w:t>
       </w:r>
       <w:r>
         <w:rPr>
           <w:b w:val="0"/>
           <w:i/>
         </w:rPr>
-        <w:t>Mu2e Conceptual Design Report</w:t>
-      </w:r>
-      <w:r>
-        <w:rPr>
-          <w:b w:val="0"/>
-          <w:i w:val="0"/>
-        </w:rPr>
-        <w:t>, FERMILAB-TM-2545, arXiv:1211.7019.</w:t>
+        <w:t>An investigation of efficient muon production for use in muon catalyzed fusion</w:t>
+      </w:r>
+      <w:r>
+        <w:rPr>
+          <w:b w:val="0"/>
+          <w:i w:val="0"/>
+        </w:rPr>
+        <w:t xml:space="preserve">, J. Phys. Energy </w:t>
+      </w:r>
+      <w:r>
+        <w:rPr>
+          <w:b/>
+          <w:i w:val="0"/>
+        </w:rPr>
+        <w:t>3</w:t>
+      </w:r>
+      <w:r>
+        <w:rPr>
+          <w:b w:val="0"/>
+          <w:i w:val="0"/>
+        </w:rPr>
+        <w:t xml:space="preserve">, 035003. </w:t>
+      </w:r>
+      <w:r>
+        <w:rPr>
+          <w:b/>
+          <w:i w:val="0"/>
+        </w:rPr>
+        <w:t>The optimised production target §11 declines to adopt and §10 Stage C measures.</w:t>
       </w:r>
     </w:p>
     <w:p>
@@ -9354,21 +9321,21 @@
           <w:b w:val="0"/>
           <w:i w:val="0"/>
         </w:rPr>
-        <w:t xml:space="preserve">COMET Collaboration, </w:t>
+        <w:t xml:space="preserve">X. Yin, W. Kou and X. Chen, </w:t>
       </w:r>
       <w:r>
         <w:rPr>
           <w:b w:val="0"/>
           <w:i/>
         </w:rPr>
-        <w:t>COMET Phase-I Technical Design Report</w:t>
-      </w:r>
-      <w:r>
-        <w:rPr>
-          <w:b w:val="0"/>
-          <w:i w:val="0"/>
-        </w:rPr>
-        <w:t>, arXiv:1812.09018.</w:t>
+        <w:t>Muon-Catalyzed Nuclear Fusion: Physical Mechanism, Bottleneck Breakthroughs, and an Engineering Pathway</w:t>
+      </w:r>
+      <w:r>
+        <w:rPr>
+          <w:b w:val="0"/>
+          <w:i w:val="0"/>
+        </w:rPr>
+        <w:t>, arXiv:2605.26432 — Table I and §IV.B.</w:t>
       </w:r>
     </w:p>
     <w:p>
@@ -9380,35 +9347,28 @@
           <w:b w:val="0"/>
           <w:i w:val="0"/>
         </w:rPr>
-        <w:t xml:space="preserve">K. Oishi </w:t>
+        <w:t xml:space="preserve">W. Kou and X. Chen, </w:t>
       </w:r>
       <w:r>
         <w:rPr>
           <w:b w:val="0"/>
           <w:i/>
         </w:rPr>
-        <w:t>et al.</w:t>
-      </w:r>
-      <w:r>
-        <w:rPr>
-          <w:b w:val="0"/>
-          <w:i w:val="0"/>
-        </w:rPr>
-        <w:t xml:space="preserve">, </w:t>
-      </w:r>
-      <w:r>
-        <w:rPr>
-          <w:b w:val="0"/>
-          <w:i/>
-        </w:rPr>
-        <w:t>Development of the Range Counter for the COMET Phase-α Experiment</w:t>
-      </w:r>
-      <w:r>
-        <w:rPr>
-          <w:b w:val="0"/>
-          <w:i w:val="0"/>
-        </w:rPr>
-        <w:t>, arXiv:2505.07464 — §1, which states the backward-emission capture and the thin production target.</w:t>
+        <w:t>A Lawson-inspired Cycle-Closure Criterion for Deuterium–Tritium Muon-Catalyzed Fusion</w:t>
+      </w:r>
+      <w:r>
+        <w:rPr>
+          <w:b w:val="0"/>
+          <w:i w:val="0"/>
+        </w:rPr>
+        <w:t xml:space="preserve">, arXiv:2607.10989 — Eqs. (11)–(13) and Table I. </w:t>
+      </w:r>
+      <w:r>
+        <w:rPr>
+          <w:b/>
+          <w:i w:val="0"/>
+        </w:rPr>
+        <w:t>An independent derivation of §3's eighth condition, reached without reference to this work.</w:t>
       </w:r>
     </w:p>
     <w:p>
@@ -9420,28 +9380,21 @@
           <w:b w:val="0"/>
           <w:i w:val="0"/>
         </w:rPr>
-        <w:t xml:space="preserve">J. J. Back, </w:t>
+        <w:t xml:space="preserve">W. Kou and X. Chen, </w:t>
       </w:r>
       <w:r>
         <w:rPr>
           <w:b w:val="0"/>
           <w:i/>
         </w:rPr>
-        <w:t>Energy deposition studies for the Neutrino Factory target station</w:t>
-      </w:r>
-      <w:r>
-        <w:rPr>
-          <w:b w:val="0"/>
-          <w:i w:val="0"/>
-        </w:rPr>
-        <w:t xml:space="preserve">, JINST, arXiv:1104.2742 — FLUKA and MARS over a 4 MW, 8 GeV proton beam on a free mercury jet in a 20 T solenoid. </w:t>
-      </w:r>
-      <w:r>
-        <w:rPr>
-          <w:b/>
-          <w:i w:val="0"/>
-        </w:rPr>
-        <w:t>The sourced deposition, coil heating and radiation-lifetime figures of §7.3.</w:t>
+        <w:t>External-Field-Assisted Muon Reactivation in Muon-Catalyzed Fusion: A Rate-Network Criterion for Reducing Alpha Sticking</w:t>
+      </w:r>
+      <w:r>
+        <w:rPr>
+          <w:b w:val="0"/>
+          <w:i w:val="0"/>
+        </w:rPr>
+        <w:t>, arXiv:2606.07077.</w:t>
       </w:r>
     </w:p>
     <w:p>
@@ -9453,7 +9406,7 @@
           <w:b w:val="0"/>
           <w:i w:val="0"/>
         </w:rPr>
-        <w:t xml:space="preserve">K. T. McDonald </w:t>
+        <w:t xml:space="preserve">E. Koukina </w:t>
       </w:r>
       <w:r>
         <w:rPr>
@@ -9467,21 +9420,42 @@
           <w:b w:val="0"/>
           <w:i w:val="0"/>
         </w:rPr>
-        <w:t xml:space="preserve">, </w:t>
+        <w:t xml:space="preserve"> (MuFusE Collaboration), </w:t>
       </w:r>
       <w:r>
         <w:rPr>
           <w:b w:val="0"/>
           <w:i/>
         </w:rPr>
-        <w:t>The MERIT high-power target experiment at the CERN PS</w:t>
-      </w:r>
-      <w:r>
-        <w:rPr>
-          <w:b w:val="0"/>
-          <w:i w:val="0"/>
-        </w:rPr>
-        <w:t>, IPAC 2010, p. 3527 — the free mercury jet run in a 15 T solenoid.</w:t>
+        <w:t>Design and Commissioning of a Deuterium-Tritium Gas Delivery System for Muon Catalyzed Fusion in a Diamond Anvil Cell</w:t>
+      </w:r>
+      <w:r>
+        <w:rPr>
+          <w:b w:val="0"/>
+          <w:i w:val="0"/>
+        </w:rPr>
+        <w:t xml:space="preserve">, arXiv:2606.19304; and J. D. Kalow </w:t>
+      </w:r>
+      <w:r>
+        <w:rPr>
+          <w:b w:val="0"/>
+          <w:i/>
+        </w:rPr>
+        <w:t>et al.</w:t>
+      </w:r>
+      <w:r>
+        <w:rPr>
+          <w:b w:val="0"/>
+          <w:i w:val="0"/>
+        </w:rPr>
+        <w:t xml:space="preserve">, arXiv:2606.05333. </w:t>
+      </w:r>
+      <w:r>
+        <w:rPr>
+          <w:b/>
+          <w:i w:val="0"/>
+        </w:rPr>
+        <w:t>The diamond-anvil cell and gas system of §6.3 column A.</w:t>
       </w:r>
     </w:p>
     <w:p>
@@ -9493,21 +9467,35 @@
           <w:b w:val="0"/>
           <w:i w:val="0"/>
         </w:rPr>
-        <w:t xml:space="preserve">Variational three-body calculation of muon-alpha sticking, Phys. Rev. A </w:t>
-      </w:r>
-      <w:r>
-        <w:rPr>
-          <w:b/>
-          <w:i w:val="0"/>
-        </w:rPr>
-        <w:t>34</w:t>
-      </w:r>
-      <w:r>
-        <w:rPr>
-          <w:b w:val="0"/>
-          <w:i w:val="0"/>
-        </w:rPr>
-        <w:t>, 2536.</w:t>
+        <w:t xml:space="preserve">M. Lach, </w:t>
+      </w:r>
+      <w:r>
+        <w:rPr>
+          <w:b w:val="0"/>
+          <w:i/>
+        </w:rPr>
+        <w:t>The Method</w:t>
+      </w:r>
+      <w:r>
+        <w:rPr>
+          <w:b w:val="0"/>
+          <w:i w:val="0"/>
+        </w:rPr>
+        <w:t xml:space="preserve"> v1.2–8 — </w:t>
+      </w:r>
+      <w:r>
+        <w:rPr>
+          <w:b w:val="0"/>
+          <w:i/>
+        </w:rPr>
+        <w:t>The Lach Cylinder: an index of transitions</w:t>
+      </w:r>
+      <w:r>
+        <w:rPr>
+          <w:b w:val="0"/>
+          <w:i w:val="0"/>
+        </w:rPr>
+        <w:t>.</w:t>
       </w:r>
     </w:p>
     <w:p>
@@ -9519,698 +9507,65 @@
           <w:b w:val="0"/>
           <w:i w:val="0"/>
         </w:rPr>
-        <w:t xml:space="preserve">S. E. Koonin and M. Nauenberg, </w:t>
+        <w:t xml:space="preserve">M. Lach, </w:t>
       </w:r>
       <w:r>
         <w:rPr>
           <w:b w:val="0"/>
           <w:i/>
         </w:rPr>
-        <w:t>Nature</w:t>
-      </w:r>
-      <w:r>
-        <w:rPr>
-          <w:b w:val="0"/>
-          <w:i w:val="0"/>
-        </w:rPr>
-        <w:t xml:space="preserve"> </w:t>
+        <w:t>Cold Fusion and the Binder Economy</w:t>
+      </w:r>
+      <w:r>
+        <w:rPr>
+          <w:b w:val="0"/>
+          <w:i w:val="0"/>
+        </w:rPr>
+        <w:t xml:space="preserve">, v1.0; </w:t>
+      </w:r>
+      <w:r>
+        <w:rPr>
+          <w:b w:val="0"/>
+          <w:i/>
+        </w:rPr>
+        <w:t>The Binder Economy Against the Recent Literature</w:t>
+      </w:r>
+      <w:r>
+        <w:rPr>
+          <w:b w:val="0"/>
+          <w:i w:val="0"/>
+        </w:rPr>
+        <w:t xml:space="preserve">, v1.0; </w:t>
+      </w:r>
+      <w:r>
+        <w:rPr>
+          <w:b w:val="0"/>
+          <w:i/>
+        </w:rPr>
+        <w:t>Cold Fusion: Specification and Procedure</w:t>
+      </w:r>
+      <w:r>
+        <w:rPr>
+          <w:b w:val="0"/>
+          <w:i w:val="0"/>
+        </w:rPr>
+        <w:t xml:space="preserve">, v1.0. </w:t>
       </w:r>
       <w:r>
         <w:rPr>
           <w:b/>
           <w:i w:val="0"/>
         </w:rPr>
-        <w:t>339</w:t>
-      </w:r>
-      <w:r>
-        <w:rPr>
-          <w:b w:val="0"/>
-          <w:i w:val="0"/>
-        </w:rPr>
-        <w:t>, 690.</w:t>
+        <w:t>Superseded by this paper wherever the two differ.</w:t>
       </w:r>
     </w:p>
     <w:p>
-      <w:pPr>
-        <w:pStyle w:val="ListNumber"/>
-      </w:pPr>
-      <w:r>
-        <w:rPr>
-          <w:b w:val="0"/>
-          <w:i w:val="0"/>
-        </w:rPr>
-        <w:t xml:space="preserve">M. Kamimura, Y. Kino and T. Yamashita, </w:t>
-      </w:r>
-      <w:r>
-        <w:rPr>
-          <w:b w:val="0"/>
-          <w:i/>
-        </w:rPr>
-        <w:t>Comprehensive study of muon-catalyzed nuclear reaction processes in the dtμ molecule</w:t>
-      </w:r>
-      <w:r>
-        <w:rPr>
-          <w:b w:val="0"/>
-          <w:i w:val="0"/>
-        </w:rPr>
-        <w:t xml:space="preserve">, Phys. Rev. C </w:t>
-      </w:r>
-      <w:r>
-        <w:rPr>
-          <w:b/>
-          <w:i w:val="0"/>
-        </w:rPr>
-        <w:t>107</w:t>
-      </w:r>
-      <w:r>
-        <w:rPr>
-          <w:b w:val="0"/>
-          <w:i w:val="0"/>
-        </w:rPr>
-        <w:t>, 034607 (2023).</w:t>
-      </w:r>
-    </w:p>
-    <w:p>
-      <w:pPr>
-        <w:pStyle w:val="ListNumber"/>
-      </w:pPr>
-      <w:r>
-        <w:rPr>
-          <w:b w:val="0"/>
-          <w:i w:val="0"/>
-        </w:rPr>
-        <w:t xml:space="preserve">R. Spencer Kelly, L. J. F. Hart and S. J. Rose, </w:t>
-      </w:r>
-      <w:r>
-        <w:rPr>
-          <w:b w:val="0"/>
-          <w:i/>
-        </w:rPr>
-        <w:t>An investigation of efficient muon production for use in muon catalyzed fusion</w:t>
-      </w:r>
-      <w:r>
-        <w:rPr>
-          <w:b w:val="0"/>
-          <w:i w:val="0"/>
-        </w:rPr>
-        <w:t xml:space="preserve">, J. Phys. Energy </w:t>
-      </w:r>
-      <w:r>
-        <w:rPr>
-          <w:b/>
-          <w:i w:val="0"/>
-        </w:rPr>
-        <w:t>3</w:t>
-      </w:r>
-      <w:r>
-        <w:rPr>
-          <w:b w:val="0"/>
-          <w:i w:val="0"/>
-        </w:rPr>
-        <w:t xml:space="preserve">, 035003. </w:t>
-      </w:r>
-      <w:r>
-        <w:rPr>
-          <w:b/>
-          <w:i w:val="0"/>
-        </w:rPr>
-        <w:t>The optimised production target §11 declines to adopt and §10 Stage C measures.</w:t>
-      </w:r>
-    </w:p>
-    <w:p>
-      <w:pPr>
-        <w:pStyle w:val="ListNumber"/>
-      </w:pPr>
-      <w:r>
-        <w:rPr>
-          <w:b w:val="0"/>
-          <w:i w:val="0"/>
-        </w:rPr>
-        <w:t xml:space="preserve">X. Yin, W. Kou and X. Chen, </w:t>
-      </w:r>
-      <w:r>
-        <w:rPr>
-          <w:b w:val="0"/>
-          <w:i/>
-        </w:rPr>
-        <w:t>Muon-Catalyzed Nuclear Fusion: Physical Mechanism, Bottleneck Breakthroughs, and an Engineering Pathway</w:t>
-      </w:r>
-      <w:r>
-        <w:rPr>
-          <w:b w:val="0"/>
-          <w:i w:val="0"/>
-        </w:rPr>
-        <w:t>, arXiv:2605.26432 — Table I and §IV.B.</w:t>
-      </w:r>
-    </w:p>
-    <w:p>
-      <w:pPr>
-        <w:pStyle w:val="ListNumber"/>
-      </w:pPr>
-      <w:r>
-        <w:rPr>
-          <w:b w:val="0"/>
-          <w:i w:val="0"/>
-        </w:rPr>
-        <w:t xml:space="preserve">W. Kou and X. Chen, </w:t>
-      </w:r>
-      <w:r>
-        <w:rPr>
-          <w:b w:val="0"/>
-          <w:i/>
-        </w:rPr>
-        <w:t>A Lawson-inspired Cycle-Closure Criterion for Deuterium–Tritium Muon-Catalyzed Fusion</w:t>
-      </w:r>
-      <w:r>
-        <w:rPr>
-          <w:b w:val="0"/>
-          <w:i w:val="0"/>
-        </w:rPr>
-        <w:t xml:space="preserve">, arXiv:2607.10989 — Eqs. (11)–(13) and Table I. </w:t>
-      </w:r>
-      <w:r>
-        <w:rPr>
-          <w:b/>
-          <w:i w:val="0"/>
-        </w:rPr>
-        <w:t>An independent derivation of §3's eighth condition, reached without reference to this work.</w:t>
-      </w:r>
-    </w:p>
-    <w:p>
-      <w:pPr>
-        <w:pStyle w:val="ListNumber"/>
-      </w:pPr>
-      <w:r>
-        <w:rPr>
-          <w:b w:val="0"/>
-          <w:i w:val="0"/>
-        </w:rPr>
-        <w:t xml:space="preserve">W. Kou and X. Chen, </w:t>
-      </w:r>
-      <w:r>
-        <w:rPr>
-          <w:b w:val="0"/>
-          <w:i/>
-        </w:rPr>
-        <w:t>External-Field-Assisted Muon Reactivation in Muon-Catalyzed Fusion: A Rate-Network Criterion for Reducing Alpha Sticking</w:t>
-      </w:r>
-      <w:r>
-        <w:rPr>
-          <w:b w:val="0"/>
-          <w:i w:val="0"/>
-        </w:rPr>
-        <w:t>, arXiv:2606.07077.</w:t>
-      </w:r>
-    </w:p>
-    <w:p>
-      <w:pPr>
-        <w:pStyle w:val="ListNumber"/>
-      </w:pPr>
-      <w:r>
-        <w:rPr>
-          <w:b w:val="0"/>
-          <w:i w:val="0"/>
-        </w:rPr>
-        <w:t xml:space="preserve">E. Koukina </w:t>
-      </w:r>
-      <w:r>
-        <w:rPr>
-          <w:b w:val="0"/>
-          <w:i/>
-        </w:rPr>
-        <w:t>et al.</w:t>
-      </w:r>
-      <w:r>
-        <w:rPr>
-          <w:b w:val="0"/>
-          <w:i w:val="0"/>
-        </w:rPr>
-        <w:t xml:space="preserve"> (MuFusE Collaboration), </w:t>
-      </w:r>
-      <w:r>
-        <w:rPr>
-          <w:b w:val="0"/>
-          <w:i/>
-        </w:rPr>
-        <w:t>Design and Commissioning of a Deuterium-Tritium Gas Delivery System for Muon Catalyzed Fusion in a Diamond Anvil Cell</w:t>
-      </w:r>
-      <w:r>
-        <w:rPr>
-          <w:b w:val="0"/>
-          <w:i w:val="0"/>
-        </w:rPr>
-        <w:t xml:space="preserve">, arXiv:2606.19304; and J. D. Kalow </w:t>
-      </w:r>
-      <w:r>
-        <w:rPr>
-          <w:b w:val="0"/>
-          <w:i/>
-        </w:rPr>
-        <w:t>et al.</w:t>
-      </w:r>
-      <w:r>
-        <w:rPr>
-          <w:b w:val="0"/>
-          <w:i w:val="0"/>
-        </w:rPr>
-        <w:t xml:space="preserve">, arXiv:2606.05333. </w:t>
-      </w:r>
-      <w:r>
-        <w:rPr>
-          <w:b/>
-          <w:i w:val="0"/>
-        </w:rPr>
-        <w:t>The diamond-anvil cell and gas system of §6.3 column A.</w:t>
-      </w:r>
-    </w:p>
-    <w:p>
-      <w:pPr>
-        <w:pStyle w:val="ListNumber"/>
-      </w:pPr>
-      <w:r>
-        <w:rPr>
-          <w:b w:val="0"/>
-          <w:i w:val="0"/>
-        </w:rPr>
-        <w:t xml:space="preserve">M. Lach, </w:t>
-      </w:r>
-      <w:r>
-        <w:rPr>
-          <w:b w:val="0"/>
-          <w:i/>
-        </w:rPr>
-        <w:t>The Method</w:t>
-      </w:r>
-      <w:r>
-        <w:rPr>
-          <w:b w:val="0"/>
-          <w:i w:val="0"/>
-        </w:rPr>
-        <w:t xml:space="preserve"> v1.2–8 — </w:t>
-      </w:r>
-      <w:r>
-        <w:rPr>
-          <w:b w:val="0"/>
-          <w:i/>
-        </w:rPr>
-        <w:t>The Lach Cylinder: an index of transitions</w:t>
-      </w:r>
-      <w:r>
-        <w:rPr>
-          <w:b w:val="0"/>
-          <w:i w:val="0"/>
-        </w:rPr>
-        <w:t xml:space="preserve">. </w:t>
-      </w:r>
-      <w:r>
-        <w:rPr>
-          <w:b/>
-          <w:i w:val="0"/>
-        </w:rPr>
-        <w:t>The corpus this paper's method and audit suite are drawn from; this paper writes nothing back to it.</w:t>
-      </w:r>
-    </w:p>
-    <w:p>
-      <w:pPr>
-        <w:pStyle w:val="ListNumber"/>
-      </w:pPr>
-      <w:r>
-        <w:rPr>
-          <w:b w:val="0"/>
-          <w:i w:val="0"/>
-        </w:rPr>
-        <w:t xml:space="preserve">M. Lach, </w:t>
-      </w:r>
-      <w:r>
-        <w:rPr>
-          <w:b w:val="0"/>
-          <w:i/>
-        </w:rPr>
-        <w:t>Cold Fusion and the Binder Economy</w:t>
-      </w:r>
-      <w:r>
-        <w:rPr>
-          <w:b w:val="0"/>
-          <w:i w:val="0"/>
-        </w:rPr>
-        <w:t xml:space="preserve">, v1.0; </w:t>
-      </w:r>
-      <w:r>
-        <w:rPr>
-          <w:b w:val="0"/>
-          <w:i/>
-        </w:rPr>
-        <w:t>The Binder Economy Against the Recent Literature</w:t>
-      </w:r>
-      <w:r>
-        <w:rPr>
-          <w:b w:val="0"/>
-          <w:i w:val="0"/>
-        </w:rPr>
-        <w:t xml:space="preserve">, v1.0; </w:t>
-      </w:r>
-      <w:r>
-        <w:rPr>
-          <w:b w:val="0"/>
-          <w:i/>
-        </w:rPr>
-        <w:t>Cold Fusion: Specification and Procedure</w:t>
-      </w:r>
-      <w:r>
-        <w:rPr>
-          <w:b w:val="0"/>
-          <w:i w:val="0"/>
-        </w:rPr>
-        <w:t xml:space="preserve">, v1.0. </w:t>
-      </w:r>
-      <w:r>
-        <w:rPr>
-          <w:b/>
-          <w:i w:val="0"/>
-        </w:rPr>
-        <w:t>The three working papers this document consolidates. Where they and this paper differ, this paper governs.</w:t>
-      </w:r>
-    </w:p>
-    <w:p>
       <w:r>
         <w:rPr>
           <w:b w:val="0"/>
           <w:i w:val="0"/>
         </w:rPr>
         <w:t>———</w:t>
-      </w:r>
-    </w:p>
-    <w:p>
-      <w:pPr>
-        <w:spacing w:before="320" w:after="80"/>
-      </w:pPr>
-      <w:r>
-        <w:rPr>
-          <w:b/>
-          <w:sz w:val="27"/>
-        </w:rPr>
-        <w:t>15. The verification record</w:t>
-      </w:r>
-    </w:p>
-    <w:p>
-      <w:r>
-        <w:rPr>
-          <w:b/>
-          <w:i w:val="0"/>
-        </w:rPr>
-        <w:t>This paper is issued with its own audit report.</w:t>
-      </w:r>
-      <w:r>
-        <w:rPr>
-          <w:b w:val="0"/>
-          <w:i w:val="0"/>
-        </w:rPr>
-        <w:t xml:space="preserve"> The twenty-five audits the underlying method runs over its own volumes are run over this document by </w:t>
-      </w:r>
-      <w:r>
-        <w:rPr>
-          <w:rFonts w:ascii="Consolas" w:hAnsi="Consolas"/>
-          <w:b w:val="0"/>
-          <w:i w:val="0"/>
-          <w:sz w:val="19"/>
-        </w:rPr>
-        <w:t>tools/audit_paper.py</w:t>
-      </w:r>
-      <w:r>
-        <w:rPr>
-          <w:b w:val="0"/>
-          <w:i w:val="0"/>
-        </w:rPr>
-        <w:t xml:space="preserve">, and they are ordered by what a failure costs. The first two check the paper against the world and a failure makes it </w:t>
-      </w:r>
-      <w:r>
-        <w:rPr>
-          <w:b/>
-          <w:i w:val="0"/>
-        </w:rPr>
-        <w:t>wrong</w:t>
-      </w:r>
-      <w:r>
-        <w:rPr>
-          <w:b w:val="0"/>
-          <w:i w:val="0"/>
-        </w:rPr>
-        <w:t xml:space="preserve">. The next two check it against itself and a failure makes it </w:t>
-      </w:r>
-      <w:r>
-        <w:rPr>
-          <w:b/>
-          <w:i w:val="0"/>
-        </w:rPr>
-        <w:t>unreadable as an argument</w:t>
-      </w:r>
-      <w:r>
-        <w:rPr>
-          <w:b w:val="0"/>
-          <w:i w:val="0"/>
-        </w:rPr>
-        <w:t xml:space="preserve">. The next two check it against what a reader receives and a failure makes it </w:t>
-      </w:r>
-      <w:r>
-        <w:rPr>
-          <w:b/>
-          <w:i w:val="0"/>
-        </w:rPr>
-        <w:t>unusable as an object</w:t>
-      </w:r>
-      <w:r>
-        <w:rPr>
-          <w:b w:val="0"/>
-          <w:i w:val="0"/>
-        </w:rPr>
-        <w:t xml:space="preserve">. The seventh checks it against what it owes, and a failure there makes it </w:t>
-      </w:r>
-      <w:r>
-        <w:rPr>
-          <w:b/>
-          <w:i w:val="0"/>
-        </w:rPr>
-        <w:t>dishonest</w:t>
-      </w:r>
-      <w:r>
-        <w:rPr>
-          <w:b w:val="0"/>
-          <w:i w:val="0"/>
-        </w:rPr>
-        <w:t xml:space="preserve"> — which is a worse failure and a quieter one, and it is the only audit of the seven that cannot be run by reading the paper. The remainder are the index and artefact suites §12 describes.</w:t>
-      </w:r>
-    </w:p>
-    <w:p>
-      <w:r>
-        <w:rPr>
-          <w:b/>
-          <w:i w:val="0"/>
-        </w:rPr>
-        <w:t>Two of the twenty-five return a debt rather than a verdict, and that is their designed output.</w:t>
-      </w:r>
-      <w:r>
-        <w:rPr>
-          <w:b w:val="0"/>
-          <w:i w:val="0"/>
-        </w:rPr>
-        <w:t xml:space="preserve"> Audit 25, UNGROUNDED COORDINATES, identifies terms used without a referent; and TERM MATCH — external by construction, and carried </w:t>
-      </w:r>
-      <w:r>
-        <w:rPr>
-          <w:b w:val="0"/>
-          <w:i/>
-        </w:rPr>
-        <w:t>beside</w:t>
-      </w:r>
-      <w:r>
-        <w:rPr>
-          <w:b w:val="0"/>
-          <w:i w:val="0"/>
-        </w:rPr>
-        <w:t xml:space="preserve"> the twenty-five rather than inside them because the corpus gives it and CENSUS the same number in two different places — asks what the cited literature means by a term against what this paper means by it. </w:t>
-      </w:r>
-      <w:r>
-        <w:rPr>
-          <w:b/>
-          <w:i w:val="0"/>
-        </w:rPr>
-        <w:t>That numbering collision is recorded and not resolved</w:t>
-      </w:r>
-      <w:r>
-        <w:rPr>
-          <w:b w:val="0"/>
-          <w:i w:val="0"/>
-        </w:rPr>
-        <w:t xml:space="preserve">, which is why one of the two is run unnumbered. </w:t>
-      </w:r>
-      <w:r>
-        <w:rPr>
-          <w:b/>
-          <w:i w:val="0"/>
-        </w:rPr>
-        <w:t>No self-audit can catch a word that means something else elsewhere</w:t>
-      </w:r>
-      <w:r>
-        <w:rPr>
-          <w:b w:val="0"/>
-          <w:i w:val="0"/>
-        </w:rPr>
-        <w:t>, so its output is a debt this document records and does not discharge.</w:t>
-      </w:r>
-    </w:p>
-    <w:p>
-      <w:r>
-        <w:rPr>
-          <w:b/>
-          <w:i w:val="0"/>
-        </w:rPr>
-        <w:t>Reproducing this paper from source:</w:t>
-      </w:r>
-    </w:p>
-    <w:p>
-      <w:pPr>
-        <w:pStyle w:val="ListBullet"/>
-      </w:pPr>
-      <w:r>
-        <w:rPr>
-          <w:rFonts w:ascii="Consolas" w:hAnsi="Consolas"/>
-          <w:b w:val="0"/>
-          <w:i w:val="0"/>
-          <w:sz w:val="19"/>
-        </w:rPr>
-        <w:t>python3 tools/render_paper.py papers/Cold_Fusion_v1.0.src.md --all</w:t>
-      </w:r>
-      <w:r>
-        <w:rPr>
-          <w:b w:val="0"/>
-          <w:i w:val="0"/>
-        </w:rPr>
-        <w:t xml:space="preserve"> — resolves every citation against the ledger and writes the Markdown, HTML, Word and PDF forms from that one source.</w:t>
-      </w:r>
-    </w:p>
-    <w:p>
-      <w:pPr>
-        <w:pStyle w:val="ListBullet"/>
-      </w:pPr>
-      <w:r>
-        <w:rPr>
-          <w:rFonts w:ascii="Consolas" w:hAnsi="Consolas"/>
-          <w:b w:val="0"/>
-          <w:i w:val="0"/>
-          <w:sz w:val="19"/>
-        </w:rPr>
-        <w:t>python3 tools/audit_paper.py</w:t>
-      </w:r>
-      <w:r>
-        <w:rPr>
-          <w:b w:val="0"/>
-          <w:i w:val="0"/>
-        </w:rPr>
-        <w:t xml:space="preserve"> — the twenty-five audits.</w:t>
-      </w:r>
-    </w:p>
-    <w:p>
-      <w:pPr>
-        <w:pStyle w:val="ListBullet"/>
-      </w:pPr>
-      <w:r>
-        <w:rPr>
-          <w:rFonts w:ascii="Consolas" w:hAnsi="Consolas"/>
-          <w:b w:val="0"/>
-          <w:i w:val="0"/>
-          <w:sz w:val="19"/>
-        </w:rPr>
-        <w:t>python3 tools/verify_paper.py papers/out/Cold_Fusion_v1.0.md</w:t>
-      </w:r>
-      <w:r>
-        <w:rPr>
-          <w:b w:val="0"/>
-          <w:i w:val="0"/>
-        </w:rPr>
-        <w:t xml:space="preserve"> — the three ledger passes, run over the </w:t>
-      </w:r>
-      <w:r>
-        <w:rPr>
-          <w:b w:val="0"/>
-          <w:i/>
-        </w:rPr>
-        <w:t>rendered</w:t>
-      </w:r>
-      <w:r>
-        <w:rPr>
-          <w:b w:val="0"/>
-          <w:i w:val="0"/>
-        </w:rPr>
-        <w:t xml:space="preserve"> document, where pass 3 is true by construction and is checked anyway.</w:t>
-      </w:r>
-    </w:p>
-    <w:p>
-      <w:pPr>
-        <w:pStyle w:val="ListBullet"/>
-      </w:pPr>
-      <w:r>
-        <w:rPr>
-          <w:rFonts w:ascii="Consolas" w:hAnsi="Consolas"/>
-          <w:b w:val="0"/>
-          <w:i w:val="0"/>
-          <w:sz w:val="19"/>
-        </w:rPr>
-        <w:t>python3 tools/machine.py --selftest</w:t>
-      </w:r>
-      <w:r>
-        <w:rPr>
-          <w:b w:val="0"/>
-          <w:i w:val="0"/>
-        </w:rPr>
-        <w:t xml:space="preserve">, </w:t>
-      </w:r>
-      <w:r>
-        <w:rPr>
-          <w:rFonts w:ascii="Consolas" w:hAnsi="Consolas"/>
-          <w:b w:val="0"/>
-          <w:i w:val="0"/>
-          <w:sz w:val="19"/>
-        </w:rPr>
-        <w:t>tools/collector.py --selftest</w:t>
-      </w:r>
-      <w:r>
-        <w:rPr>
-          <w:b w:val="0"/>
-          <w:i w:val="0"/>
-        </w:rPr>
-        <w:t xml:space="preserve">, </w:t>
-      </w:r>
-      <w:r>
-        <w:rPr>
-          <w:rFonts w:ascii="Consolas" w:hAnsi="Consolas"/>
-          <w:b w:val="0"/>
-          <w:i w:val="0"/>
-          <w:sz w:val="19"/>
-        </w:rPr>
-        <w:t>tools/mucf.py --selftest</w:t>
-      </w:r>
-      <w:r>
-        <w:rPr>
-          <w:b w:val="0"/>
-          <w:i w:val="0"/>
-        </w:rPr>
-        <w:t xml:space="preserve"> — the instruments the ledger's </w:t>
-      </w:r>
-      <w:r>
-        <w:rPr>
-          <w:rFonts w:ascii="Consolas" w:hAnsi="Consolas"/>
-          <w:b w:val="0"/>
-          <w:i w:val="0"/>
-          <w:sz w:val="19"/>
-        </w:rPr>
-        <w:t>DERIVED</w:t>
-      </w:r>
-      <w:r>
-        <w:rPr>
-          <w:b w:val="0"/>
-          <w:i w:val="0"/>
-        </w:rPr>
-        <w:t xml:space="preserve"> rows are recomputed from.</w:t>
       </w:r>
     </w:p>
     <w:sectPr>

--- a/papers/out/Cold_Fusion_v1.0.docx
+++ b/papers/out/Cold_Fusion_v1.0.docx
@@ -88,21 +88,7 @@
           <w:b w:val="0"/>
           <w:i w:val="0"/>
         </w:rPr>
-        <w:t xml:space="preserve"> is a nuclear fusion event in which the approach to nuclear separation is supplied by molecular binding geometry rather than by kinetic energy. Seven conditions are necessary for such an event to occur and be verifiable. Applied to the closed index of charged particles they admit </w:t>
-      </w:r>
-      <w:r>
-        <w:rPr>
-          <w:b/>
-          <w:i w:val="0"/>
-        </w:rPr>
-        <w:t>exactly one</w:t>
-      </w:r>
-      <w:r>
-        <w:rPr>
-          <w:b w:val="0"/>
-          <w:i w:val="0"/>
-        </w:rPr>
-        <w:t xml:space="preserve"> realisation — the negative muon — because a structural window on the binder mass, 119 electron masses to 918 electron masses, contains one leptonic occupant and no other.</w:t>
+        <w:t>, as this paper uses the term, is a nuclear fusion event in which the approach to nuclear separation is supplied by molecular binding geometry rather than by kinetic energy. The definition is structural rather than thermal: it does not say that the reaction is cold in the everyday sense, only that the work of bringing two nuclei within tunnelling range is done by a bound state instead of by a collision.</w:t>
       </w:r>
     </w:p>
     <w:p>
@@ -111,7 +97,21 @@
           <w:b w:val="0"/>
           <w:i w:val="0"/>
         </w:rPr>
-        <w:t>That reaction is witnessed. What has never been witnessed is a configuration of it that returns more energy than it costs, and this paper is about the difference between those two statements.</w:t>
+        <w:t xml:space="preserve">Seven conditions are necessary for such an event to occur and to be checkable. Applied to the closed index of charged particles, they turn out to admit </w:t>
+      </w:r>
+      <w:r>
+        <w:rPr>
+          <w:b/>
+          <w:i w:val="0"/>
+        </w:rPr>
+        <w:t>exactly one</w:t>
+      </w:r>
+      <w:r>
+        <w:rPr>
+          <w:b w:val="0"/>
+          <w:i w:val="0"/>
+        </w:rPr>
+        <w:t xml:space="preserve"> realisation — the negative muon — because the conditions place both a floor and a ceiling on the mass of whatever does the binding, and the window between them, 119 electron masses to 918 electron masses, has a single leptonic occupant.</w:t>
       </w:r>
     </w:p>
     <w:p>
@@ -120,93 +120,7 @@
           <w:b w:val="0"/>
           <w:i w:val="0"/>
         </w:rPr>
-        <w:t xml:space="preserve">An </w:t>
-      </w:r>
-      <w:r>
-        <w:rPr>
-          <w:b/>
-          <w:i w:val="0"/>
-        </w:rPr>
-        <w:t>eighth condition</w:t>
-      </w:r>
-      <w:r>
-        <w:rPr>
-          <w:b w:val="0"/>
-          <w:i w:val="0"/>
-        </w:rPr>
-        <w:t xml:space="preserve"> is added to the seven: a binder is worth making only if </w:t>
-      </w:r>
-      <w:r>
-        <w:rPr>
-          <w:rFonts w:ascii="Consolas" w:hAnsi="Consolas"/>
-          <w:b w:val="0"/>
-          <w:i w:val="0"/>
-          <w:sz w:val="19"/>
-        </w:rPr>
-        <w:t>E_binder &lt; Q_fus · f_work / ω_s</w:t>
-      </w:r>
-      <w:r>
-        <w:rPr>
-          <w:b w:val="0"/>
-          <w:i w:val="0"/>
-        </w:rPr>
-        <w:t xml:space="preserve">. Against a sourced production-and-capture cost of 37.0 GeV per captured μ⁻ the figure of merit is 0.203 as heat and 0.102 as work. Integrating the measured double-differential pion production cross sections puts </w:t>
-      </w:r>
-      <w:r>
-        <w:rPr>
-          <w:b/>
-          <w:i w:val="0"/>
-        </w:rPr>
-        <w:t>production alone</w:t>
-      </w:r>
-      <w:r>
-        <w:rPr>
-          <w:b w:val="0"/>
-          <w:i w:val="0"/>
-        </w:rPr>
-        <w:t xml:space="preserve"> at 11.13 GeV per pion, so </w:t>
-      </w:r>
-      <w:r>
-        <w:rPr>
-          <w:b/>
-          <w:i w:val="0"/>
-        </w:rPr>
-        <w:t>collection efficiency cannot satisfy condition 8 on its own</w:t>
-      </w:r>
-      <w:r>
-        <w:rPr>
-          <w:b w:val="0"/>
-          <w:i w:val="0"/>
-        </w:rPr>
-        <w:t xml:space="preserve">: a perfect collector still leaves the heat form short. Three results move the balance and one closes it. Sticking is </w:t>
-      </w:r>
-      <w:r>
-        <w:rPr>
-          <w:b/>
-          <w:i w:val="0"/>
-        </w:rPr>
-        <w:t>binder-mass independent</w:t>
-      </w:r>
-      <w:r>
-        <w:rPr>
-          <w:b w:val="0"/>
-          <w:i w:val="0"/>
-        </w:rPr>
-        <w:t xml:space="preserve">, so condition 8 is a specification rather than a search. The convertible fraction is 0.795 rather than 0.501 once the alpha is counted at the operating point the design already requires. And priced as </w:t>
-      </w:r>
-      <w:r>
-        <w:rPr>
-          <w:b/>
-          <w:i w:val="0"/>
-        </w:rPr>
-        <w:t>bred fuel</w:t>
-      </w:r>
-      <w:r>
-        <w:rPr>
-          <w:b w:val="0"/>
-          <w:i w:val="0"/>
-        </w:rPr>
-        <w:t xml:space="preserve"> rather than as heat, the fusion neutron is worth 146.06 MeV per fusion against 26.06 MeV.</w:t>
+        <w:t>That reaction is not speculative. It has been observed in laboratories since the 1950s, and its cycle rates, its losses and its ash have all been measured. What has never been observed is a configuration of it that returns more energy than it costs to run, and the distance between those two statements is the subject of this paper.</w:t>
       </w:r>
     </w:p>
     <w:p>
@@ -215,79 +129,74 @@
           <w:b w:val="0"/>
           <w:i w:val="0"/>
         </w:rPr>
-        <w:t xml:space="preserve">The paper then does to its own figures what it does to the literature's. Every balance it states is stated </w:t>
-      </w:r>
-      <w:r>
-        <w:rPr>
-          <w:b w:val="0"/>
-          <w:i/>
-        </w:rPr>
-        <w:t>at</w:t>
-      </w:r>
-      <w:r>
-        <w:rPr>
-          <w:b w:val="0"/>
-          <w:i w:val="0"/>
-        </w:rPr>
-        <w:t xml:space="preserve"> some collection efficiency, and an acceptance is not a delivered efficiency. Computing every loss between a produced pion and a stopped binder gives a budget of 0.7127, and the solenoid's own stopping ceiling is 0.5069; the delivered acceptance is therefore 31.66 percent and not the 90 percent [DESIGN] the balances were read at. </w:t>
+        <w:t xml:space="preserve">To close that distance we add an </w:t>
       </w:r>
       <w:r>
         <w:rPr>
           <w:b/>
           <w:i w:val="0"/>
         </w:rPr>
-        <w:t>At the delivered figure, and with the machine as built, nothing clears unity</w:t>
-      </w:r>
-      <w:r>
-        <w:rPr>
-          <w:b w:val="0"/>
-          <w:i w:val="0"/>
-        </w:rPr>
-        <w:t xml:space="preserve"> — every heat form, every work form, and bred fuel at the demonstrated cycle count fall below it.</w:t>
+        <w:t>eighth condition</w:t>
+      </w:r>
+      <w:r>
+        <w:rPr>
+          <w:b w:val="0"/>
+          <w:i w:val="0"/>
+        </w:rPr>
+        <w:t xml:space="preserve"> to the seven. A binder is worth making only if the energy it costs to make is less than the energy it returns over its working life, which may be written </w:t>
+      </w:r>
+      <w:r>
+        <w:rPr>
+          <w:rFonts w:ascii="Consolas" w:hAnsi="Consolas"/>
+          <w:b w:val="0"/>
+          <w:i w:val="0"/>
+          <w:sz w:val="19"/>
+        </w:rPr>
+        <w:t>E_binder &lt; Q_fus · f_work / ω_s</w:t>
+      </w:r>
+      <w:r>
+        <w:rPr>
+          <w:b w:val="0"/>
+          <w:i w:val="0"/>
+        </w:rPr>
+        <w:t>. Every term in it has been measured. Against a sourced production-and-capture cost of 37.0 GeV per captured μ⁻, the resulting figure of merit is 0.203 when the return is counted as heat and 0.102 when it is counted as work.</w:t>
       </w:r>
     </w:p>
     <w:p>
       <w:r>
         <w:rPr>
+          <w:b w:val="0"/>
+          <w:i w:val="0"/>
+        </w:rPr>
+        <w:t xml:space="preserve">The first question is then whether a better collector could close the gap, and the answer is that it could not. Integrating the measured pion production cross sections shows that </w:t>
+      </w:r>
+      <w:r>
+        <w:rPr>
           <w:b/>
           <w:i w:val="0"/>
         </w:rPr>
-        <w:t>The machine is not required to be left as built, and §5.4 prices the alterations against every balance rather than against one.</w:t>
-      </w:r>
-      <w:r>
-        <w:rPr>
-          <w:b w:val="0"/>
-          <w:i w:val="0"/>
-        </w:rPr>
-        <w:t xml:space="preserve"> The optimised production target this paper specifies is worth 2.373 on any of them. It takes bred fuel at the demonstrated cycle count to 1.480 — the route §10 measures first — and it takes the </w:t>
+        <w:t>production alone</w:t>
+      </w:r>
+      <w:r>
+        <w:rPr>
+          <w:b w:val="0"/>
+          <w:i w:val="0"/>
+        </w:rPr>
+        <w:t xml:space="preserve"> costs 11.13 GeV per pion, so even a perfect collector — one that turned every pion made into a stopped binder — would leave the heat form short. Three further results move the balance. Sticking, the term that dominates the loss, turns out to be independent of the binder's mass, which means that the eighth condition is a specification on the machine rather than a search for a better particle. The convertible fraction of the fusion yield is 0.795 rather than 0.501, once the alpha is counted at the operating point the design already requires. And priced as </w:t>
       </w:r>
       <w:r>
         <w:rPr>
           <w:b/>
           <w:i w:val="0"/>
         </w:rPr>
-        <w:t>heat</w:t>
-      </w:r>
-      <w:r>
-        <w:rPr>
-          <w:b w:val="0"/>
-          <w:i w:val="0"/>
-        </w:rPr>
-        <w:t xml:space="preserve"> form, on the bound-case service life, to 1.036 and to 1.231 at the wider bore. </w:t>
-      </w:r>
-      <w:r>
-        <w:rPr>
-          <w:b/>
-          <w:i w:val="0"/>
-        </w:rPr>
-        <w:t>A device-internal route therefore clears unity, conditionally</w:t>
-      </w:r>
-      <w:r>
-        <w:rPr>
-          <w:b w:val="0"/>
-          <w:i w:val="0"/>
-        </w:rPr>
-        <w:t>: on Stage C confirming that target, on a service-life model §11 says over-predicts, and on the reading of "inside the device" that counts the blanket. Counting the neutron at its bare heat instead, the same alteration reaches only 0.3344, and nothing here clears.</w:t>
+        <w:t>bred fuel</w:t>
+      </w:r>
+      <w:r>
+        <w:rPr>
+          <w:b w:val="0"/>
+          <w:i w:val="0"/>
+        </w:rPr>
+        <w:t xml:space="preserve"> rather than as heat, the fusion neutron is worth 146.06 MeV per fusion against 26.06 MeV.</w:t>
       </w:r>
     </w:p>
     <w:p>
@@ -296,35 +205,35 @@
           <w:b w:val="0"/>
           <w:i w:val="0"/>
         </w:rPr>
-        <w:t xml:space="preserve">One configuration is net-positive on witnessed numbers alone, and it is not the standalone one. Pions are a byproduct of spallation: a facility already running a proton driver for neutrons or isotopes is making binders and discarding them, so the marginal beam energy per binder is </w:t>
+        <w:t xml:space="preserve">The paper then applies to its own figures the same test it applies to the literature's. Every balance it states is stated </w:t>
+      </w:r>
+      <w:r>
+        <w:rPr>
+          <w:b w:val="0"/>
+          <w:i/>
+        </w:rPr>
+        <w:t>at</w:t>
+      </w:r>
+      <w:r>
+        <w:rPr>
+          <w:b w:val="0"/>
+          <w:i w:val="0"/>
+        </w:rPr>
+        <w:t xml:space="preserve"> some assumed collection efficiency, and an acceptance is not the same thing as a delivered efficiency. Computing each loss that lies between a produced pion and a binder actually stopped in the fuel gives a budget of 0.7127, and the solenoid's own stopping ceiling is 0.5069, so the acceptance the machine delivers is 31.66 percent rather than the 90 percent [DESIGN] the balances had been read at. </w:t>
       </w:r>
       <w:r>
         <w:rPr>
           <w:b/>
           <w:i w:val="0"/>
         </w:rPr>
-        <w:t>zero</w:t>
-      </w:r>
-      <w:r>
-        <w:rPr>
-          <w:b w:val="0"/>
-          <w:i w:val="0"/>
-        </w:rPr>
-        <w:t xml:space="preserve"> and any positive heat is gain. At the reachable capture of 0.2438 that is 85.6 kW of fusion heat on a one-megawatt driver. </w:t>
-      </w:r>
-      <w:r>
-        <w:rPr>
-          <w:b/>
-          <w:i w:val="0"/>
-        </w:rPr>
-        <w:t>It is the one result here that a loss factor rescales without deciding</w:t>
-      </w:r>
-      <w:r>
-        <w:rPr>
-          <w:b w:val="0"/>
-          <w:i w:val="0"/>
-        </w:rPr>
-        <w:t>, because it was never a ratio against unity.</w:t>
+        <w:t>At the delivered figure, and with the machine as built, nothing clears unity</w:t>
+      </w:r>
+      <w:r>
+        <w:rPr>
+          <w:b w:val="0"/>
+          <w:i w:val="0"/>
+        </w:rPr>
+        <w:t xml:space="preserve"> — every heat form, every work form and bred fuel at the demonstrated cycle count fall below it.</w:t>
       </w:r>
     </w:p>
     <w:p>
@@ -333,7 +242,67 @@
           <w:b w:val="0"/>
           <w:i w:val="0"/>
         </w:rPr>
-        <w:t>The materials are specified to the last free parameter, the machine that supplies the binders is designed as a build package, and the laboratory programme is four staged measurements on apparatus that exists — the acceptance measurement first, because it multiplies every balance identically.</w:t>
+        <w:t xml:space="preserve">The machine is not obliged to stay as built, however, and this paper prices the alterations it proposes against every balance rather than against one. An optimised production target is worth 2.373 on any of them. It takes bred fuel at the demonstrated cycle count to 1.480, which is the route the laboratory programme measures first, and it takes the </w:t>
+      </w:r>
+      <w:r>
+        <w:rPr>
+          <w:b/>
+          <w:i w:val="0"/>
+        </w:rPr>
+        <w:t>heat</w:t>
+      </w:r>
+      <w:r>
+        <w:rPr>
+          <w:b w:val="0"/>
+          <w:i w:val="0"/>
+        </w:rPr>
+        <w:t xml:space="preserve"> form, on the bound-case service life, to 1.036 — or 1.231 with a wider bore as well. </w:t>
+      </w:r>
+      <w:r>
+        <w:rPr>
+          <w:b/>
+          <w:i w:val="0"/>
+        </w:rPr>
+        <w:t>A device-internal route therefore clears unity, though conditionally</w:t>
+      </w:r>
+      <w:r>
+        <w:rPr>
+          <w:b w:val="0"/>
+          <w:i w:val="0"/>
+        </w:rPr>
+        <w:t>: it depends on a measurement that confirms the target, on a service-life model the paper notes over-predicts, and on the reading of "inside the device" that counts the blanket. Counting the neutron at its bare heat instead, the same alteration reaches only 0.3344, and on that reading nothing here clears.</w:t>
+      </w:r>
+    </w:p>
+    <w:p>
+      <w:r>
+        <w:rPr>
+          <w:b w:val="0"/>
+          <w:i w:val="0"/>
+        </w:rPr>
+        <w:t xml:space="preserve">One configuration is net-positive on witnessed numbers alone, and it is not the standalone one. Pions are a byproduct of spallation, made in the same collisions that produce a spallation target's neutrons, so a facility already running a proton driver for neutrons or isotopes is making binders and discarding them. The marginal beam energy per binder is then </w:t>
+      </w:r>
+      <w:r>
+        <w:rPr>
+          <w:b/>
+          <w:i w:val="0"/>
+        </w:rPr>
+        <w:t>zero</w:t>
+      </w:r>
+      <w:r>
+        <w:rPr>
+          <w:b w:val="0"/>
+          <w:i w:val="0"/>
+        </w:rPr>
+        <w:t>, and any positive heat is gain. At the reachable capture of 0.2438, that comes to 85.6 kW of fusion heat on a one-megawatt driver. It is the one result here that a loss factor rescales without deciding, because it was never a ratio against unity in the first place.</w:t>
+      </w:r>
+    </w:p>
+    <w:p>
+      <w:r>
+        <w:rPr>
+          <w:b w:val="0"/>
+          <w:i w:val="0"/>
+        </w:rPr>
+        <w:t>Finally, the materials are specified to the last free parameter, the machine that supplies the binders is designed as a build package rather than sketched, and the laboratory programme is set out as four staged measurements on apparatus that already exists — the acceptance measurement first, because it multiplies every balance identically and so bounds all of them at once.</w:t>
       </w:r>
     </w:p>
     <w:p>
@@ -360,17 +329,24 @@
     <w:p>
       <w:r>
         <w:rPr>
+          <w:b w:val="0"/>
+          <w:i w:val="0"/>
+        </w:rPr>
+        <w:t xml:space="preserve">We take a cold fusion reaction to be </w:t>
+      </w:r>
+      <w:r>
+        <w:rPr>
           <w:b/>
           <w:i w:val="0"/>
         </w:rPr>
-        <w:t>A cold fusion reaction is a nuclear fusion event in which the approach to nuclear separation is supplied by molecular binding geometry rather than by kinetic energy.</w:t>
-      </w:r>
-      <w:r>
-        <w:rPr>
-          <w:b w:val="0"/>
-          <w:i w:val="0"/>
-        </w:rPr>
-        <w:t xml:space="preserve"> The definition is structural, not thermal. It does not say the reaction is cold in the sense of being near room temperature; it says the work of bringing two nuclei within tunnelling range is done by a bound state rather than by a collision.</w:t>
+        <w:t>a nuclear fusion event in which the approach to nuclear separation is supplied by molecular binding geometry rather than by kinetic energy.</w:t>
+      </w:r>
+      <w:r>
+        <w:rPr>
+          <w:b w:val="0"/>
+          <w:i w:val="0"/>
+        </w:rPr>
+        <w:t xml:space="preserve"> The definition is structural rather than thermal. It makes no claim that the reaction runs near room temperature; it says only that the work of bringing two nuclei within tunnelling range is done by a bound state instead of by a collision, and that distinction is what the rest of the paper turns on.</w:t>
       </w:r>
     </w:p>
     <w:p>
@@ -379,7 +355,7 @@
           <w:b w:val="0"/>
           <w:i w:val="0"/>
         </w:rPr>
-        <w:t>Seven conditions are necessary for such an event to occur and to be verifiable.</w:t>
+        <w:t>Seven conditions are necessary for such an event to occur and to be checkable. They are stated here in the order in which they constrain the problem, and each is used later.</w:t>
       </w:r>
     </w:p>
     <w:p>
@@ -518,17 +494,10 @@
     <w:p>
       <w:r>
         <w:rPr>
-          <w:b/>
-          <w:i w:val="0"/>
-        </w:rPr>
-        <w:t>Condition 2 is what excludes the electronic case, and it excludes it by a margin nothing repairs.</w:t>
-      </w:r>
-      <w:r>
-        <w:rPr>
-          <w:b w:val="0"/>
-          <w:i w:val="0"/>
-        </w:rPr>
-        <w:t xml:space="preserve"> The internuclear separation in a muonic </w:t>
+          <w:b w:val="0"/>
+          <w:i w:val="0"/>
+        </w:rPr>
+        <w:t xml:space="preserve">The second of these is what rules out the ordinary electronic molecule, and it does so by a margin that no arrangement of chemistry repairs. In a muonic </w:t>
       </w:r>
       <w:r>
         <w:rPr>
@@ -542,23 +511,16 @@
           <w:b w:val="0"/>
           <w:i w:val="0"/>
         </w:rPr>
-        <w:t xml:space="preserve"> molecule is 280 fm; in the electronic molecule it is 74100 fm. That is some ninety-one orders of magnitude in the tunnelling rate, and no arrangement of ordinary chemistry closes it.</w:t>
+        <w:t xml:space="preserve"> molecule the two nuclei sit 280 fm apart; in the electronic molecule they sit 74100 fm apart. Because the tunnelling rate depends exponentially on that separation, the difference between the two amounts to some ninety-one orders of magnitude in the rate.</w:t>
       </w:r>
     </w:p>
     <w:p>
       <w:r>
         <w:rPr>
-          <w:b/>
-          <w:i w:val="0"/>
-        </w:rPr>
-        <w:t>Ambient screening does not close it either, and the reason is a conservation argument rather than a measurement.</w:t>
-      </w:r>
-      <w:r>
-        <w:rPr>
-          <w:b w:val="0"/>
-          <w:i w:val="0"/>
-        </w:rPr>
-        <w:t xml:space="preserve"> Reaching the required approach by screening alone would need 88 eV of static screening where the ceiling available in condensed matter is 30 eV — short by 2.9, which is 27 orders of magnitude in the rate. A vibrational quantum in D₂ is 0.365 eV, which is the scale of the energy actually on offer.</w:t>
+          <w:b w:val="0"/>
+          <w:i w:val="0"/>
+        </w:rPr>
+        <w:t>It is sometimes suggested that screening in a dense medium might make up the difference. It cannot, and the reason is a conservation argument rather than a measurement. Reaching the required approach by screening alone would call for 88 eV of static screening, where the ceiling available in condensed matter is 30 eV — short by 2.9, which corresponds to 27 orders of magnitude in the rate. For scale, a vibrational quantum in D₂ is 0.365 eV, and that is the order of the energy actually on offer.</w:t>
       </w:r>
     </w:p>
     <w:p>
@@ -576,23 +538,16 @@
     <w:p>
       <w:r>
         <w:rPr>
+          <w:b w:val="0"/>
+          <w:i w:val="0"/>
+        </w:rPr>
+        <w:t xml:space="preserve">Applied to the closed index of charged particles, the seven conditions admit exactly one realisation, and the argument that gets there is short. Condition 2 sets a lower bound on the binder's mass, because the separation it produces scales inversely with that mass. Conditions 3 and 4 set an upper bound, because a binder heavy enough to be absorbed by a nucleus before the cycle completes catalyses nothing and produces the wrong ash. Together the two bounds define a </w:t>
+      </w:r>
+      <w:r>
+        <w:rPr>
           <w:b/>
           <w:i w:val="0"/>
         </w:rPr>
-        <w:t>The seven conditions, applied to the closed index of charged particles, admit exactly one realisation.</w:t>
-      </w:r>
-      <w:r>
-        <w:rPr>
-          <w:b w:val="0"/>
-          <w:i w:val="0"/>
-        </w:rPr>
-        <w:t xml:space="preserve"> Condition 2 sets a lower bound on the binder mass, because separation scales inversely with it; conditions 3 and 4 set an upper bound, because a binder heavy enough to be absorbed by a nucleus before the cycle completes catalyses nothing. Those two bounds define a </w:t>
-      </w:r>
-      <w:r>
-        <w:rPr>
-          <w:b/>
-          <w:i w:val="0"/>
-        </w:rPr>
         <w:t>structural window</w:t>
       </w:r>
       <w:r>
@@ -600,23 +555,16 @@
           <w:b w:val="0"/>
           <w:i w:val="0"/>
         </w:rPr>
-        <w:t xml:space="preserve"> of 119 electron masses to 918 electron masses.</w:t>
+        <w:t xml:space="preserve"> running from 119 electron masses to 918 electron masses. §13.3 derives both bounds in full.</w:t>
       </w:r>
     </w:p>
     <w:p>
       <w:r>
         <w:rPr>
-          <w:b/>
-          <w:i w:val="0"/>
-        </w:rPr>
-        <w:t>Exactly one particle in the known spectrum sits in that window</w:t>
-      </w:r>
-      <w:r>
-        <w:rPr>
-          <w:b w:val="0"/>
-          <w:i w:val="0"/>
-        </w:rPr>
-        <w:t>: the muon, at 207 electron masses, which is 1.74 above the window's floor. Every other candidate is excluded, and the exclusions are not close.</w:t>
+          <w:b w:val="0"/>
+          <w:i w:val="0"/>
+        </w:rPr>
+        <w:t>Exactly one particle in the known spectrum sits inside that window: the muon, at 207 electron masses, which is 1.74 above the floor. The other candidates are excluded, and none of the exclusions is a near thing.</w:t>
       </w:r>
     </w:p>
     <w:tbl>
@@ -858,40 +806,19 @@
     <w:p>
       <w:r>
         <w:rPr>
-          <w:b/>
-          <w:i w:val="0"/>
-        </w:rPr>
-        <w:t>And only the negative muon.</w:t>
-      </w:r>
-      <w:r>
-        <w:rPr>
-          <w:b w:val="0"/>
-          <w:i w:val="0"/>
-        </w:rPr>
-        <w:t xml:space="preserve"> A positive muon forms muonium and never binds two nuclei, so the species question is settled by charge before it is settled by anything else — a point §5 returns to, because it decides what the production target must be made of.</w:t>
+          <w:b w:val="0"/>
+          <w:i w:val="0"/>
+        </w:rPr>
+        <w:t>The sign matters as much as the mass, and it is fixed separately. A positive muon binds an electron into muonium and is repelled by every nucleus in the fuel, so it forms no mesomolecule at any density or temperature. The species question is therefore settled by charge before anything else is considered — a point §6 returns to, because it decides what the production target must be made of.</w:t>
       </w:r>
     </w:p>
     <w:p>
       <w:r>
         <w:rPr>
-          <w:b/>
-          <w:i w:val="0"/>
-        </w:rPr>
-        <w:t>The reaction is therefore not hypothetical.</w:t>
-      </w:r>
-      <w:r>
-        <w:rPr>
-          <w:b w:val="0"/>
-          <w:i w:val="0"/>
-        </w:rPr>
-        <w:t xml:space="preserve"> μ⁻ + (d,t) → (dtμ)⁺ → ⁴He + n + μ⁻ + 17.59 MeV has been observed in laboratories since the 1950s, and its cycle rates, sticking fractions and ash have been measured. </w:t>
-      </w:r>
-      <w:r>
-        <w:rPr>
-          <w:b/>
-          <w:i w:val="0"/>
-        </w:rPr>
-        <w:t>What is unwitnessed is a configuration of it that pays for itself.</w:t>
+          <w:b w:val="0"/>
+          <w:i w:val="0"/>
+        </w:rPr>
+        <w:t>The reaction is therefore not hypothetical. The event μ⁻ + (d,t) → (dtμ)⁺ → ⁴He + n + μ⁻ + 17.59 MeV has been observed in laboratories since the 1950s, and its cycle rates, sticking fractions and ash have all been measured. What remains unwitnessed is a configuration of it that pays for itself, and that is what the remainder of the paper is concerned with.</w:t>
       </w:r>
     </w:p>
     <w:p>
@@ -912,35 +839,7 @@
           <w:b w:val="0"/>
           <w:i w:val="0"/>
         </w:rPr>
-        <w:t xml:space="preserve">The seven conditions decide whether the reaction </w:t>
-      </w:r>
-      <w:r>
-        <w:rPr>
-          <w:b w:val="0"/>
-          <w:i/>
-        </w:rPr>
-        <w:t>occurs</w:t>
-      </w:r>
-      <w:r>
-        <w:rPr>
-          <w:b w:val="0"/>
-          <w:i w:val="0"/>
-        </w:rPr>
-        <w:t xml:space="preserve">. None of them decides whether it is </w:t>
-      </w:r>
-      <w:r>
-        <w:rPr>
-          <w:b w:val="0"/>
-          <w:i/>
-        </w:rPr>
-        <w:t>worth running</w:t>
-      </w:r>
-      <w:r>
-        <w:rPr>
-          <w:b w:val="0"/>
-          <w:i w:val="0"/>
-        </w:rPr>
-        <w:t>, and the difference between those two questions is the whole of what remains unwitnessed.</w:t>
+        <w:t>The seven conditions settle whether the reaction occurs. None of them settles whether it is worth running, and it is that second question — not the first — which has remained open. The condition below is what makes it answerable.</w:t>
       </w:r>
     </w:p>
     <w:p>
@@ -1049,7 +948,7 @@
           <w:b w:val="0"/>
           <w:i w:val="0"/>
         </w:rPr>
-        <w:t xml:space="preserve">The right-hand side is the total a single binder can return before it is lost: </w:t>
+        <w:t xml:space="preserve">The right-hand side is simply the total a single binder can return before it is lost. Its service life in cycles is at most </w:t>
       </w:r>
       <w:r>
         <w:rPr>
@@ -1065,7 +964,7 @@
           <w:b w:val="0"/>
           <w:i w:val="0"/>
         </w:rPr>
-        <w:t xml:space="preserve"> is its service life in cycles, and each cycle yields </w:t>
+        <w:t xml:space="preserve">, and each cycle yields </w:t>
       </w:r>
       <w:r>
         <w:rPr>
@@ -1081,37 +980,16 @@
           <w:b w:val="0"/>
           <w:i w:val="0"/>
         </w:rPr>
-        <w:t xml:space="preserve">. </w:t>
-      </w:r>
-      <w:r>
-        <w:rPr>
-          <w:b/>
-          <w:i w:val="0"/>
-        </w:rPr>
-        <w:t>Condition 8 is therefore not an efficiency target but an accounting identity</w:t>
-      </w:r>
-      <w:r>
-        <w:rPr>
-          <w:b w:val="0"/>
-          <w:i w:val="0"/>
-        </w:rPr>
-        <w:t>, and every quantity in it has been measured.</w:t>
+        <w:t>. Condition 8 is therefore not an efficiency target that might be approached with better engineering, but an accounting identity — and every quantity appearing in it has been measured. Proposition 1 in §13.2 derives it, including the sense in which the cycle bound is asymptotic and never quite reached.</w:t>
       </w:r>
     </w:p>
     <w:p>
       <w:r>
         <w:rPr>
-          <w:b/>
-          <w:i w:val="0"/>
-        </w:rPr>
-        <w:t>Two conventions, and the paper carries both.</w:t>
-      </w:r>
-      <w:r>
-        <w:rPr>
-          <w:b w:val="0"/>
-          <w:i w:val="0"/>
-        </w:rPr>
-        <w:t xml:space="preserve"> </w:t>
+          <w:b w:val="0"/>
+          <w:i w:val="0"/>
+        </w:rPr>
+        <w:t xml:space="preserve">There are two conventions in use for </w:t>
       </w:r>
       <w:r>
         <w:rPr>
@@ -1127,7 +1005,7 @@
           <w:b w:val="0"/>
           <w:i w:val="0"/>
         </w:rPr>
-        <w:t xml:space="preserve"> counts either the heat delivered or the electrical work recoverable from it, and the two give different bounds: 7.52 GeV as heat and 3.77 GeV as work. A figure quoted without its convention is not a figure, and this paper never quotes one that way.</w:t>
+        <w:t>, and this paper carries both rather than choosing. Counted as heat delivered, the bound is 7.52 GeV; counted as electrical work recoverable from that heat, it is 3.77 GeV. A figure quoted without saying which convention produced it cannot be checked, so every balance below is labelled with its own.</w:t>
       </w:r>
     </w:p>
     <w:p>
@@ -1161,6 +1039,13 @@
     <w:p>
       <w:r>
         <w:rPr>
+          <w:b w:val="0"/>
+          <w:i w:val="0"/>
+        </w:rPr>
+        <w:t xml:space="preserve">The loss term </w:t>
+      </w:r>
+      <w:r>
+        <w:rPr>
           <w:rFonts w:ascii="Consolas" w:hAnsi="Consolas"/>
           <w:b w:val="0"/>
           <w:i w:val="0"/>
@@ -1187,95 +1072,62 @@
           <w:b w:val="0"/>
           <w:i w:val="0"/>
         </w:rPr>
-        <w:t>: the probability that the muon leaves the fusion bound to the alpha and is lost from the cycle. It is the term everyone has tried to improve.</w:t>
+        <w:t>: the probability that the muon leaves the fusion bound to the alpha particle and is lost from the cycle. It is the term that most attempts at improvement have aimed at.</w:t>
       </w:r>
     </w:p>
     <w:p>
       <w:r>
         <w:rPr>
-          <w:b/>
-          <w:i w:val="0"/>
-        </w:rPr>
-        <w:t>It cannot be improved by changing the binder, because the binder's mass cancels out of the overlap integral that defines it.</w:t>
-      </w:r>
-      <w:r>
-        <w:rPr>
-          <w:b w:val="0"/>
-          <w:i w:val="0"/>
-        </w:rPr>
-        <w:t xml:space="preserve"> Sticking is fixed by the ratio of the muonic orbit to the alpha's recoil momentum, and both scale with the binder mass in the same way. </w:t>
-      </w:r>
-      <w:r>
-        <w:rPr>
-          <w:b/>
-          <w:i w:val="0"/>
-        </w:rPr>
-        <w:t>This has a consequence that is larger than the calculation</w:t>
-      </w:r>
-      <w:r>
-        <w:rPr>
-          <w:b w:val="0"/>
-          <w:i w:val="0"/>
-        </w:rPr>
-        <w:t xml:space="preserve">: condition 8 cannot be satisfied by looking for a better particle. It is a specification on the </w:t>
-      </w:r>
-      <w:r>
-        <w:rPr>
-          <w:b w:val="0"/>
-          <w:i/>
-        </w:rPr>
-        <w:t>machine</w:t>
-      </w:r>
-      <w:r>
-        <w:rPr>
-          <w:b w:val="0"/>
-          <w:i w:val="0"/>
-        </w:rPr>
-        <w:t xml:space="preserve">, not a search over the </w:t>
-      </w:r>
-      <w:r>
-        <w:rPr>
-          <w:b w:val="0"/>
-          <w:i/>
-        </w:rPr>
-        <w:t>spectrum</w:t>
-      </w:r>
-      <w:r>
-        <w:rPr>
-          <w:b w:val="0"/>
-          <w:i w:val="0"/>
-        </w:rPr>
-        <w:t xml:space="preserve"> — and §2's window already showed there is no other occupant to search.</w:t>
+          <w:b w:val="0"/>
+          <w:i w:val="0"/>
+        </w:rPr>
+        <w:t>It cannot, however, be improved by changing the binder, and the reason is that the binder's mass cancels out of the overlap integral that defines sticking. The orbit the binder occupies and the recoil it must escape both scale with that mass in the same way, so their ratio — which is what sticking depends on — does not change. Theorem 2 in §13.4 gives the proof.</w:t>
       </w:r>
     </w:p>
     <w:p>
       <w:r>
         <w:rPr>
-          <w:b/>
-          <w:i w:val="0"/>
-        </w:rPr>
-        <w:t>The measured values straddle the decision.</w:t>
-      </w:r>
-      <w:r>
-        <w:rPr>
-          <w:b w:val="0"/>
-          <w:i w:val="0"/>
-        </w:rPr>
-        <w:t xml:space="preserve"> Two published final stickings, 0.45 percent from SIN and 0.56 percent from PSI, sit either side of the break-point this paper computes at 0.1580 percent. Which of them is right decides whether the heat form of condition 8 is satisfied at perfect collection, and </w:t>
-      </w:r>
-      <w:r>
-        <w:rPr>
-          <w:b/>
-          <w:i w:val="0"/>
-        </w:rPr>
-        <w:t>no calculation here stands in for that measurement</w:t>
-      </w:r>
-      <w:r>
-        <w:rPr>
-          <w:b w:val="0"/>
-          <w:i w:val="0"/>
-        </w:rPr>
-        <w:t xml:space="preserve"> — §9 states the protocol that settles it.</w:t>
+          <w:b w:val="0"/>
+          <w:i w:val="0"/>
+        </w:rPr>
+        <w:t xml:space="preserve">The consequence is larger than the calculation. Since no admissible binder does better, condition 8 cannot be satisfied by looking for a different particle; it is a specification on the </w:t>
+      </w:r>
+      <w:r>
+        <w:rPr>
+          <w:b w:val="0"/>
+          <w:i/>
+        </w:rPr>
+        <w:t>machine</w:t>
+      </w:r>
+      <w:r>
+        <w:rPr>
+          <w:b w:val="0"/>
+          <w:i w:val="0"/>
+        </w:rPr>
+        <w:t xml:space="preserve"> rather than a search over the </w:t>
+      </w:r>
+      <w:r>
+        <w:rPr>
+          <w:b w:val="0"/>
+          <w:i/>
+        </w:rPr>
+        <w:t>spectrum</w:t>
+      </w:r>
+      <w:r>
+        <w:rPr>
+          <w:b w:val="0"/>
+          <w:i w:val="0"/>
+        </w:rPr>
+        <w:t>. And §2's window has already shown that there is no other occupant to search for in any case.</w:t>
+      </w:r>
+    </w:p>
+    <w:p>
+      <w:r>
+        <w:rPr>
+          <w:b w:val="0"/>
+          <w:i w:val="0"/>
+        </w:rPr>
+        <w:t>The measured values unfortunately straddle the decision. Two published final stickings — 0.45 percent from SIN and 0.56 percent from PSI — sit on either side of the break-point this paper computes at 0.1580 percent. Which of them is right determines whether the heat form of condition 8 is satisfied even at perfect collection, and no calculation offered here can stand in for that measurement. §8 sets out the protocol that would settle it.</w:t>
       </w:r>
     </w:p>
     <w:p>
@@ -1293,17 +1145,10 @@
     <w:p>
       <w:r>
         <w:rPr>
-          <w:b/>
-          <w:i w:val="0"/>
-        </w:rPr>
-        <w:t>A collection efficiency is a ratio, and a ratio needs a denominator that was measured.</w:t>
-      </w:r>
-      <w:r>
-        <w:rPr>
-          <w:b w:val="0"/>
-          <w:i w:val="0"/>
-        </w:rPr>
-        <w:t xml:space="preserve"> The figure of merit above rests on 37.0 GeV per captured μ⁻, which is a sourced end-to-end number for a machine built for another purpose. This section replaces it with a floor computed from the production physics, because a floor cannot be argued away by a better collector.</w:t>
+          <w:b w:val="0"/>
+          <w:i w:val="0"/>
+        </w:rPr>
+        <w:t>The figure of merit given above rests on 37.0 GeV per captured μ⁻, which is a sourced end-to-end number for a machine that was built for an entirely different purpose. That is a fair starting point but a weak one to argue from, since a reader may reasonably reply that a machine designed for this job would do better. This section therefore replaces it with a floor computed from the production physics alone, which no collector can argue away.</w:t>
       </w:r>
     </w:p>
     <w:p>
@@ -1324,7 +1169,7 @@
           <w:b w:val="0"/>
           <w:i w:val="0"/>
         </w:rPr>
-        <w:t>Pion production has been measured double-differentially, and the integration is arithmetic rather than modelling. Over the large-angle acceptance — 0.35 rad to 2.15 rad, momenta to 0.80 GeV/c, at a beam of 8 GeV/c — the integrated π⁻ cross section on a heavy target is 1.0382 barn, which is 0.6107 π⁻ per proton. The forward acceptance, 0.025 rad to 0.25 rad, adds 0.1838 barn. Combined, production is 0.7188 π⁻ per proton, and at the beam energy that costs 11.13 GeV per pion.</w:t>
+        <w:t>Pion production has been measured double-differentially, so obtaining the yield is a matter of integration rather than of modelling. Over the large-angle acceptance — 0.35 rad to 2.15 rad in angle, momenta up to 0.80 GeV/c, at a beam momentum of 8 GeV/c — the integrated π⁻ cross section on a heavy target is 1.0382 barn, which corresponds to 0.6107 π⁻ per proton. The forward acceptance, 0.025 rad to 0.25 rad, adds a further 0.1838 barn. Taken together the production is 0.7188 π⁻ per proton, and at the beam energy in question that works out at 11.13 GeV per pion. Proposition 7 in §13.6 sets out the integral.</w:t>
       </w:r>
     </w:p>
     <w:p>
@@ -1334,47 +1179,47 @@
       </w:pPr>
       <w:r>
         <w:rPr>
+          <w:b w:val="0"/>
+          <w:i w:val="0"/>
+        </w:rPr>
+        <w:t xml:space="preserve">This settles the first question a reader is likely to ask. 11.13 GeV is what a pion costs before any collector exists at all, so it is a floor on the binder's cost. Set against the heat bound of 7.52 GeV, even a </w:t>
+      </w:r>
+      <w:r>
+        <w:rPr>
+          <w:b w:val="0"/>
+          <w:i/>
+        </w:rPr>
+        <w:t>perfect</w:t>
+      </w:r>
+      <w:r>
+        <w:rPr>
+          <w:b w:val="0"/>
+          <w:i w:val="0"/>
+        </w:rPr>
+        <w:t xml:space="preserve"> collector — one in which every pion produced became a stopped binder, which no machine approaches — would leave the heat form short. </w:t>
+      </w:r>
+      <w:r>
+        <w:rPr>
           <w:b/>
           <w:i w:val="0"/>
         </w:rPr>
-        <w:t>Collection efficiency cannot satisfy condition 8 on its own.</w:t>
-      </w:r>
-      <w:r>
-        <w:rPr>
-          <w:b w:val="0"/>
-          <w:i w:val="0"/>
-        </w:rPr>
-        <w:t xml:space="preserve"> 11.13 GeV is what the pion costs before any collector exists. Against the heat bound of 7.52 GeV a </w:t>
-      </w:r>
-      <w:r>
-        <w:rPr>
-          <w:b/>
-          <w:i w:val="0"/>
-        </w:rPr>
-        <w:t>perfect</w:t>
-      </w:r>
-      <w:r>
-        <w:rPr>
-          <w:b w:val="0"/>
-          <w:i w:val="0"/>
-        </w:rPr>
-        <w:t xml:space="preserve"> collector — every pion produced becoming a stopped binder, which no machine approaches — still leaves the heat form short. The gap is not in the collector.</w:t>
+        <w:t>The gap is not in the collector</w:t>
+      </w:r>
+      <w:r>
+        <w:rPr>
+          <w:b w:val="0"/>
+          <w:i w:val="0"/>
+        </w:rPr>
+        <w:t>, and no improvement to it can be the answer.</w:t>
       </w:r>
     </w:p>
     <w:p>
       <w:r>
         <w:rPr>
-          <w:b/>
-          <w:i w:val="0"/>
-        </w:rPr>
-        <w:t>The forward hemisphere is the large one</w:t>
-      </w:r>
-      <w:r>
-        <w:rPr>
-          <w:b w:val="0"/>
-          <w:i w:val="0"/>
-        </w:rPr>
-        <w:t>, at 15 percent of combined production against the backward sliver's 35 percent of the measured acceptance. This matters because the built front end captures the forward hemisphere, and a claim that a reactor could gain a large factor by capturing the other one is a claim about the smaller half.</w:t>
+          <w:b w:val="0"/>
+          <w:i w:val="0"/>
+        </w:rPr>
+        <w:t>It is worth noting which hemisphere carries the yield, because a common argument turns on it. The forward hemisphere is the large one, at 15 percent of combined production against the backward sliver's 35 percent of the measured acceptance. Since the machine that has been built captures the forward hemisphere, a suggestion that a reactor might gain a large factor by capturing the other one is a suggestion about the smaller half, and the gain available is correspondingly modest.</w:t>
       </w:r>
     </w:p>
     <w:p>
@@ -1392,17 +1237,10 @@
     <w:p>
       <w:r>
         <w:rPr>
-          <w:b/>
-          <w:i w:val="0"/>
-        </w:rPr>
-        <w:t>First, the convertible fraction was an accounting choice rather than a limit.</w:t>
-      </w:r>
-      <w:r>
-        <w:rPr>
-          <w:b w:val="0"/>
-          <w:i w:val="0"/>
-        </w:rPr>
-        <w:t xml:space="preserve"> Counting only the neutron gives 0.501. Counting the alpha at the hot operating point the design already requires, and including the exothermic ⁶Li breeding a </w:t>
+          <w:b w:val="0"/>
+          <w:i w:val="0"/>
+        </w:rPr>
+        <w:t xml:space="preserve">The first is that the convertible fraction had been an accounting choice rather than a physical limit. Counting only the neutron gives 0.501. Counting the alpha as well — at the hot operating point the design already requires — and including the exothermic ⁶Li breeding that a </w:t>
       </w:r>
       <w:r>
         <w:rPr>
@@ -1430,29 +1268,22 @@
           <w:b w:val="0"/>
           <w:i w:val="0"/>
         </w:rPr>
-        <w:t xml:space="preserve"> cycle must run anyway, gives 0.795. Nothing was added to the physics; a term was stopped being discarded.</w:t>
+        <w:t xml:space="preserve"> cycle must run in any case, gives 0.795. Nothing has been added to the physics here; a term that was being discarded has simply been counted.</w:t>
       </w:r>
     </w:p>
     <w:p>
       <w:r>
         <w:rPr>
+          <w:b w:val="0"/>
+          <w:i w:val="0"/>
+        </w:rPr>
+        <w:t xml:space="preserve">The second is that the neutron is worth considerably more than the heat it deposits. Priced as heat, a fusion returns 26.06 MeV. Priced as </w:t>
+      </w:r>
+      <w:r>
+        <w:rPr>
           <w:b/>
           <w:i w:val="0"/>
         </w:rPr>
-        <w:t>Second, the neutron is worth more than its heat.</w:t>
-      </w:r>
-      <w:r>
-        <w:rPr>
-          <w:b w:val="0"/>
-          <w:i w:val="0"/>
-        </w:rPr>
-        <w:t xml:space="preserve"> Priced as heat a fusion returns 26.06 MeV. Priced as </w:t>
-      </w:r>
-      <w:r>
-        <w:rPr>
-          <w:b/>
-          <w:i w:val="0"/>
-        </w:rPr>
         <w:t>bred fuel</w:t>
       </w:r>
       <w:r>
@@ -1460,7 +1291,7 @@
           <w:b w:val="0"/>
           <w:i w:val="0"/>
         </w:rPr>
-        <w:t xml:space="preserve"> — the neutron breeding tritium and fissile material in a blanket a </w:t>
+        <w:t xml:space="preserve"> — that is, with the neutron breeding tritium and fissile material in a blanket that a </w:t>
       </w:r>
       <w:r>
         <w:rPr>
@@ -1488,23 +1319,16 @@
           <w:b w:val="0"/>
           <w:i w:val="0"/>
         </w:rPr>
-        <w:t xml:space="preserve"> plant must have — the same fusion returns 146.06 MeV. This is not an improvement to the reaction. It is the same reaction, the same binder, the same cycle, priced against what its neutron is actually worth.</w:t>
+        <w:t xml:space="preserve"> plant must have in any event — the same fusion returns 146.06 MeV. This is not an improvement to the reaction. It is the same reaction, the same binder and the same cycle, priced against what its neutron is actually worth rather than against the heat alone.</w:t>
       </w:r>
     </w:p>
     <w:p>
       <w:r>
         <w:rPr>
-          <w:b/>
-          <w:i w:val="0"/>
-        </w:rPr>
-        <w:t>Third, the question the balance should be asked is the inverse one.</w:t>
-      </w:r>
-      <w:r>
-        <w:rPr>
-          <w:b w:val="0"/>
-          <w:i w:val="0"/>
-        </w:rPr>
-        <w:t xml:space="preserve"> Rather than assuming a collector and computing a gain, set each balance to unity and solve for the collection efficiency at which the product breaks even. The three products separate cleanly:</w:t>
+          <w:b w:val="0"/>
+          <w:i w:val="0"/>
+        </w:rPr>
+        <w:t>The third is a change in how the question is posed. Rather than assuming a collector and computing the gain that follows, it is more useful to set each balance to unity and solve for the collection efficiency at which that product would break even. Asked that way, the three products separate cleanly:</w:t>
       </w:r>
     </w:p>
     <w:tbl>
@@ -1838,51 +1662,44 @@
       </w:pPr>
       <w:r>
         <w:rPr>
+          <w:b w:val="0"/>
+          <w:i w:val="0"/>
+        </w:rPr>
+        <w:t xml:space="preserve">What this produces is a separation rather than a margin, and the difference matters. Electricity is not a robust product here: it would need 299.6 percent collection </w:t>
+      </w:r>
+      <w:r>
+        <w:rPr>
+          <w:b w:val="0"/>
+          <w:i/>
+        </w:rPr>
+        <w:t>and</w:t>
+      </w:r>
+      <w:r>
+        <w:rPr>
+          <w:b w:val="0"/>
+          <w:i w:val="0"/>
+        </w:rPr>
+        <w:t xml:space="preserve"> the bound-case density </w:t>
+      </w:r>
+      <w:r>
+        <w:rPr>
+          <w:b w:val="0"/>
+          <w:i/>
+        </w:rPr>
+        <w:t>and</w:t>
+      </w:r>
+      <w:r>
+        <w:rPr>
+          <w:b w:val="0"/>
+          <w:i w:val="0"/>
+        </w:rPr>
+        <w:t xml:space="preserve"> the favourable sticking branch, all three at once, and losing any one of them loses the result. </w:t>
+      </w:r>
+      <w:r>
+        <w:rPr>
           <w:b/>
           <w:i w:val="0"/>
         </w:rPr>
-        <w:t>The result is a separation, not a margin.</w:t>
-      </w:r>
-      <w:r>
-        <w:rPr>
-          <w:b w:val="0"/>
-          <w:i w:val="0"/>
-        </w:rPr>
-        <w:t xml:space="preserve"> Electricity is not robust: it needs 299.6 percent collection </w:t>
-      </w:r>
-      <w:r>
-        <w:rPr>
-          <w:b w:val="0"/>
-          <w:i/>
-        </w:rPr>
-        <w:t>and</w:t>
-      </w:r>
-      <w:r>
-        <w:rPr>
-          <w:b w:val="0"/>
-          <w:i w:val="0"/>
-        </w:rPr>
-        <w:t xml:space="preserve"> the bound-case density </w:t>
-      </w:r>
-      <w:r>
-        <w:rPr>
-          <w:b w:val="0"/>
-          <w:i/>
-        </w:rPr>
-        <w:t>and</w:t>
-      </w:r>
-      <w:r>
-        <w:rPr>
-          <w:b w:val="0"/>
-          <w:i w:val="0"/>
-        </w:rPr>
-        <w:t xml:space="preserve"> the favourable sticking branch, all three together. </w:t>
-      </w:r>
-      <w:r>
-        <w:rPr>
-          <w:b/>
-          <w:i w:val="0"/>
-        </w:rPr>
         <w:t>Bred fuel at the demonstrated 150 cycles</w:t>
       </w:r>
       <w:r>
@@ -1890,7 +1707,7 @@
           <w:b w:val="0"/>
           <w:i w:val="0"/>
         </w:rPr>
-        <w:t xml:space="preserve"> asks nothing of the density axis, nothing of the sticking measurement, and nothing of reactivation. It is a collector specification alone.</w:t>
+        <w:t>, by contrast, asks nothing of the density axis, nothing of the sticking measurement and nothing of reactivation. It is a specification on the collector alone.</w:t>
       </w:r>
     </w:p>
     <w:p>
@@ -1923,7 +1740,7 @@
           <w:b w:val="0"/>
           <w:i w:val="0"/>
         </w:rPr>
-        <w:t xml:space="preserve">A capture solenoid accepts a pion if its transverse momentum is below </w:t>
+        <w:t xml:space="preserve">A capture solenoid accepts a pion if its transverse momentum lies below </w:t>
       </w:r>
       <w:r>
         <w:rPr>
@@ -1939,21 +1756,7 @@
           <w:b w:val="0"/>
           <w:i w:val="0"/>
         </w:rPr>
-        <w:t xml:space="preserve">. </w:t>
-      </w:r>
-      <w:r>
-        <w:rPr>
-          <w:b/>
-          <w:i w:val="0"/>
-        </w:rPr>
-        <w:t>Field and bore trade against each other at fixed capture</w:t>
-      </w:r>
-      <w:r>
-        <w:rPr>
-          <w:b w:val="0"/>
-          <w:i w:val="0"/>
-        </w:rPr>
-        <w:t xml:space="preserve">, so the acceptance is set by the product </w:t>
+        <w:t xml:space="preserve">. Because field and bore appear only as a product, the two trade against one another at fixed acceptance, and it is the product </w:t>
       </w:r>
       <w:r>
         <w:rPr>
@@ -1969,23 +1772,16 @@
           <w:b w:val="0"/>
           <w:i w:val="0"/>
         </w:rPr>
-        <w:t xml:space="preserve"> and not by the field. The best studied front end runs 20 T on a bore giving an aperture product of 1.50 T.m; reaching the specified collector's target needs 2.60 T.m, a factor of 1.74.</w:t>
+        <w:t xml:space="preserve"> — not the field on its own — that sets what the magnet can take. Proposition 4 in §13.5 derives this, together with the factor of two that makes the beam envelope twice the gyroradius. The best studied front end runs 20 T on a bore giving an aperture product of 1.50 T.m; the collector specified here would need 2.60 T.m, a factor of 1.74.</w:t>
       </w:r>
     </w:p>
     <w:p>
       <w:r>
         <w:rPr>
-          <w:b/>
-          <w:i w:val="0"/>
-        </w:rPr>
-        <w:t>The acceptance is then a calculation rather than an assumption</w:t>
-      </w:r>
-      <w:r>
-        <w:rPr>
-          <w:b w:val="0"/>
-          <w:i w:val="0"/>
-        </w:rPr>
-        <w:t xml:space="preserve"> — production, the transverse cap, the two-body pion decay integrated over the pion rest frame, and finally a momentum requirement. Run over the built machine's own configuration, the model returns 29.51 percent against that machine's published simulation, agreeing to 0.982.</w:t>
+          <w:b w:val="0"/>
+          <w:i w:val="0"/>
+        </w:rPr>
+        <w:t>With that in hand the acceptance becomes a calculation rather than an assumption. It is built up in four steps: the production spectrum, the transverse cap above, the two-body pion decay integrated over the pion rest frame, and finally whatever momentum requirement the downstream apparatus imposes. Run over the configuration of the machine that has actually been built, the model returns 29.51 percent against that machine's own published simulation, the two agreeing to 0.982.</w:t>
       </w:r>
     </w:p>
     <w:p>
@@ -2032,63 +1828,28 @@
     <w:p>
       <w:r>
         <w:rPr>
-          <w:b/>
-          <w:i w:val="0"/>
-        </w:rPr>
-        <w:t>Every balance stated so far is stated at some collection efficiency, and none of those efficiencies is a delivered one.</w:t>
-      </w:r>
-      <w:r>
-        <w:rPr>
-          <w:b w:val="0"/>
-          <w:i w:val="0"/>
-        </w:rPr>
-        <w:t xml:space="preserve"> Two results stand between an acceptance and a stopped binder, and every balance above must be read through them.</w:t>
+          <w:b w:val="0"/>
+          <w:i w:val="0"/>
+        </w:rPr>
+        <w:t>Every balance stated so far has been stated at some collection efficiency, and none of those efficiencies is one the machine delivers. The distinction is easy to lose and it changes every number in the paper, so it is worth being explicit. Two results stand between an acceptance and a binder actually stopped in the fuel, and every balance above must be read through both of them.</w:t>
       </w:r>
     </w:p>
     <w:p>
       <w:r>
         <w:rPr>
-          <w:b/>
-          <w:i w:val="0"/>
-        </w:rPr>
-        <w:t>A muon the solenoid accepts but the fuel does not stop is not a binder.</w:t>
-      </w:r>
-      <w:r>
-        <w:rPr>
-          <w:b w:val="0"/>
-          <w:i w:val="0"/>
-        </w:rPr>
-        <w:t xml:space="preserve"> A stopping target is one muon range deep, so it stops only the part of the accepted spectrum below its range. The ceiling on capture is therefore the solenoid's own acceptance, 0.5069, which </w:t>
-      </w:r>
-      <w:r>
-        <w:rPr>
-          <w:b/>
-          <w:i w:val="0"/>
-        </w:rPr>
-        <w:t>no target depth exceeds</w:t>
-      </w:r>
-      <w:r>
-        <w:rPr>
-          <w:b w:val="0"/>
-          <w:i w:val="0"/>
-        </w:rPr>
-        <w:t xml:space="preserve"> and which only tens of kilogrammes of tritium approach.</w:t>
+          <w:b w:val="0"/>
+          <w:i w:val="0"/>
+        </w:rPr>
+        <w:t>The first is that a muon the solenoid accepts but the fuel does not stop is not a binder at all. A stopping target is one muon range deep, so it stops only that part of the accepted spectrum lying below its range. The ceiling on capture is therefore set by the solenoid's own acceptance, 0.5069, which no target depth exceeds, and which only tens of kilogrammes of tritium even approach.</w:t>
       </w:r>
     </w:p>
     <w:p>
       <w:r>
         <w:rPr>
-          <w:b/>
-          <w:i w:val="0"/>
-        </w:rPr>
-        <w:t>And every loss between a produced pion and a stopped binder is computable.</w:t>
-      </w:r>
-      <w:r>
-        <w:rPr>
-          <w:b w:val="0"/>
-          <w:i w:val="0"/>
-        </w:rPr>
-        <w:t xml:space="preserve"> They are:</w:t>
+          <w:b w:val="0"/>
+          <w:i w:val="0"/>
+        </w:rPr>
+        <w:t>The second is that each loss lying between a produced pion and a stopped binder can be computed rather than assumed. They are as follows.</w:t>
       </w:r>
     </w:p>
     <w:tbl>
@@ -2458,6 +2219,66 @@
     </w:p>
     <w:p>
       <w:pPr>
+        <w:jc w:val="center"/>
+      </w:pPr>
+      <w:r>
+        <w:drawing>
+          <wp:inline xmlns:a="http://schemas.openxmlformats.org/drawingml/2006/main" xmlns:pic="http://schemas.openxmlformats.org/drawingml/2006/picture">
+            <wp:extent cx="5486400" cy="2933829"/>
+            <wp:docPr id="1" name="Picture 1"/>
+            <wp:cNvGraphicFramePr>
+              <a:graphicFrameLocks noChangeAspect="1"/>
+            </wp:cNvGraphicFramePr>
+            <a:graphic>
+              <a:graphicData uri="http://schemas.openxmlformats.org/drawingml/2006/picture">
+                <pic:pic>
+                  <pic:nvPicPr>
+                    <pic:cNvPr id="0" name="fig5-budget.png"/>
+                    <pic:cNvPicPr/>
+                  </pic:nvPicPr>
+                  <pic:blipFill>
+                    <a:blip r:embed="rId9"/>
+                    <a:stretch>
+                      <a:fillRect/>
+                    </a:stretch>
+                  </pic:blipFill>
+                  <pic:spPr>
+                    <a:xfrm>
+                      <a:off x="0" y="0"/>
+                      <a:ext cx="5486400" cy="2933829"/>
+                    </a:xfrm>
+                    <a:prstGeom prst="rect"/>
+                  </pic:spPr>
+                </pic:pic>
+              </a:graphicData>
+            </a:graphic>
+          </wp:inline>
+        </w:drawing>
+      </w:r>
+    </w:p>
+    <w:p>
+      <w:pPr>
+        <w:spacing w:after="240"/>
+      </w:pPr>
+      <w:r>
+        <w:rPr>
+          <w:b/>
+          <w:sz w:val="18"/>
+        </w:rPr>
+        <w:t xml:space="preserve">Figure 5. </w:t>
+      </w:r>
+      <w:r>
+        <w:rPr>
+          <w:b w:val="0"/>
+          <w:i w:val="0"/>
+          <w:color w:val="5D5850"/>
+          <w:sz w:val="18"/>
+        </w:rPr>
+        <w:t>What becomes of a hundred pions made in the target. Each step is a loss that can be computed rather than assumed, and the product of them is the difference between what the magnet accepts and what the fuel actually stops.</w:t>
+      </w:r>
+    </w:p>
+    <w:p>
+      <w:pPr>
         <w:spacing w:before="240" w:after="80"/>
       </w:pPr>
       <w:r>
@@ -2474,21 +2295,7 @@
           <w:b w:val="0"/>
           <w:i w:val="0"/>
         </w:rPr>
-        <w:t xml:space="preserve">The balance is </w:t>
-      </w:r>
-      <w:r>
-        <w:rPr>
-          <w:b/>
-          <w:i w:val="0"/>
-        </w:rPr>
-        <w:t>linear</w:t>
-      </w:r>
-      <w:r>
-        <w:rPr>
-          <w:b w:val="0"/>
-          <w:i w:val="0"/>
-        </w:rPr>
-        <w:t xml:space="preserve"> in collection, so the restatement is exact rather than approximate.</w:t>
+        <w:t>Because the balance is linear in collection — Proposition 6 in §13.5 — restating the table at a different efficiency is exact rather than approximate, and the paper's own two-column table provides the check.</w:t>
       </w:r>
     </w:p>
     <w:tbl>
@@ -3069,7 +2876,7 @@
           <w:b w:val="0"/>
           <w:i w:val="0"/>
         </w:rPr>
-        <w:t xml:space="preserve">§5.3 states the balances for the machine as built. Two alterations to it are specified here — an </w:t>
+        <w:t xml:space="preserve">§5.3 states the balances for the machine as built. Two alterations to that machine are specified in this paper — an </w:t>
       </w:r>
       <w:r>
         <w:rPr>
@@ -3083,7 +2890,7 @@
           <w:b w:val="0"/>
           <w:i w:val="0"/>
         </w:rPr>
-        <w:t xml:space="preserve">, and a </w:t>
+        <w:t xml:space="preserve"> and a </w:t>
       </w:r>
       <w:r>
         <w:rPr>
@@ -3097,21 +2904,7 @@
           <w:b w:val="0"/>
           <w:i w:val="0"/>
         </w:rPr>
-        <w:t xml:space="preserve">. </w:t>
-      </w:r>
-      <w:r>
-        <w:rPr>
-          <w:b/>
-          <w:i w:val="0"/>
-        </w:rPr>
-        <w:t>The target multiplies every balance by the same factor</w:t>
-      </w:r>
-      <w:r>
-        <w:rPr>
-          <w:b w:val="0"/>
-          <w:i w:val="0"/>
-        </w:rPr>
-        <w:t xml:space="preserve">, because a balance is </w:t>
+        <w:t xml:space="preserve"> — and it is worth asking what each does to the whole table rather than to one row of it. The target multiplies every balance by the same factor, because a balance has the form </w:t>
       </w:r>
       <w:r>
         <w:rPr>
@@ -3143,7 +2936,7 @@
           <w:b w:val="0"/>
           <w:i w:val="0"/>
         </w:rPr>
-        <w:t xml:space="preserve"> alone: from 11.13 GeV to 4.69 GeV, worth 2.373.</w:t>
+        <w:t xml:space="preserve"> alone: from 11.13 GeV to 4.69 GeV, which is worth 2.373. Corollary 6.1 in §13.5 makes this explicit.</w:t>
       </w:r>
     </w:p>
     <w:p>
@@ -3678,156 +3471,62 @@
     <w:p/>
     <w:p>
       <w:pPr>
-        <w:spacing w:before="160" w:after="200"/>
-        <w:ind w:left="461" w:right="259"/>
+        <w:jc w:val="center"/>
       </w:pPr>
       <w:r>
-        <w:rPr>
-          <w:b/>
-          <w:i w:val="0"/>
-        </w:rPr>
-        <w:t>The answer is conditional, and it is not no.</w:t>
-      </w:r>
-      <w:r>
-        <w:rPr>
-          <w:b w:val="0"/>
-          <w:i w:val="0"/>
-        </w:rPr>
-        <w:t xml:space="preserve"> With the optimised production target in, the heat form on the bound-case service life reaches </w:t>
-      </w:r>
-      <w:r>
-        <w:rPr>
-          <w:b/>
-          <w:i w:val="0"/>
-        </w:rPr>
-        <w:t>1.036</w:t>
-      </w:r>
-      <w:r>
-        <w:rPr>
-          <w:b w:val="0"/>
-          <w:i w:val="0"/>
-        </w:rPr>
-        <w:t xml:space="preserve"> at today's aperture and </w:t>
-      </w:r>
-      <w:r>
-        <w:rPr>
-          <w:b/>
-          <w:i w:val="0"/>
-        </w:rPr>
-        <w:t>1.231</w:t>
-      </w:r>
-      <w:r>
-        <w:rPr>
-          <w:b w:val="0"/>
-          <w:i w:val="0"/>
-        </w:rPr>
-        <w:t xml:space="preserve"> at the wider bore, and the φ = 3 case reaches </w:t>
-      </w:r>
-      <w:r>
-        <w:rPr>
-          <w:b/>
-          <w:i w:val="0"/>
-        </w:rPr>
-        <w:t>1.003</w:t>
-      </w:r>
-      <w:r>
-        <w:rPr>
-          <w:b w:val="0"/>
-          <w:i w:val="0"/>
-        </w:rPr>
-        <w:t xml:space="preserve"> with both. </w:t>
-      </w:r>
-      <w:r>
-        <w:rPr>
-          <w:b/>
-          <w:i w:val="0"/>
-        </w:rPr>
-        <w:t>Those clear unity, and they are not bred fuel</w:t>
-      </w:r>
-      <w:r>
-        <w:rPr>
-          <w:b w:val="0"/>
-          <w:i w:val="0"/>
-        </w:rPr>
-        <w:t xml:space="preserve"> — nothing leaves the device to earn them.</w:t>
+        <w:drawing>
+          <wp:inline xmlns:a="http://schemas.openxmlformats.org/drawingml/2006/main" xmlns:pic="http://schemas.openxmlformats.org/drawingml/2006/picture">
+            <wp:extent cx="5486400" cy="2996572"/>
+            <wp:docPr id="2" name="Picture 2"/>
+            <wp:cNvGraphicFramePr>
+              <a:graphicFrameLocks noChangeAspect="1"/>
+            </wp:cNvGraphicFramePr>
+            <a:graphic>
+              <a:graphicData uri="http://schemas.openxmlformats.org/drawingml/2006/picture">
+                <pic:pic>
+                  <pic:nvPicPr>
+                    <pic:cNvPr id="0" name="fig4-range.png"/>
+                    <pic:cNvPicPr/>
+                  </pic:nvPicPr>
+                  <pic:blipFill>
+                    <a:blip r:embed="rId10"/>
+                    <a:stretch>
+                      <a:fillRect/>
+                    </a:stretch>
+                  </pic:blipFill>
+                  <pic:spPr>
+                    <a:xfrm>
+                      <a:off x="0" y="0"/>
+                      <a:ext cx="5486400" cy="2996572"/>
+                    </a:xfrm>
+                    <a:prstGeom prst="rect"/>
+                  </pic:spPr>
+                </pic:pic>
+              </a:graphicData>
+            </a:graphic>
+          </wp:inline>
+        </w:drawing>
       </w:r>
     </w:p>
     <w:p>
+      <w:pPr>
+        <w:spacing w:after="240"/>
+      </w:pPr>
       <w:r>
         <w:rPr>
           <w:b/>
-          <w:i w:val="0"/>
-        </w:rPr>
-        <w:t>Three conditions travel with that result, and each is stated in full below.</w:t>
-      </w:r>
-    </w:p>
-    <w:p>
-      <w:r>
-        <w:rPr>
-          <w:b/>
-          <w:i w:val="0"/>
-        </w:rPr>
-        <w:t>First, it is the bound-case service life and not the demonstrated one.</w:t>
-      </w:r>
-      <w:r>
-        <w:rPr>
-          <w:b w:val="0"/>
-          <w:i w:val="0"/>
-        </w:rPr>
-        <w:t xml:space="preserve"> At 150 cycles per binder, which is what has actually been measured, the optimised target takes heat only to 0.264 and work to 0.198. </w:t>
-      </w:r>
-      <w:r>
-        <w:rPr>
-          <w:b/>
-          <w:i w:val="0"/>
-        </w:rPr>
-        <w:t>Nothing device-internal clears at a witnessed cycle count under any alteration specified here.</w:t>
-      </w:r>
-    </w:p>
-    <w:p>
-      <w:r>
-        <w:rPr>
-          <w:b/>
-          <w:i w:val="0"/>
-        </w:rPr>
-        <w:t>Second, the bound case rests on a service-life model that over-predicts.</w:t>
-      </w:r>
-      <w:r>
-        <w:rPr>
-          <w:b w:val="0"/>
-          <w:i w:val="0"/>
-        </w:rPr>
-        <w:t xml:space="preserve"> It returns more cycles than were measured at the one point where a comparison is possible (§11). Every figure in the two bound-case rows inherits that; the bred-fuel row at demonstrated cycles does not.</w:t>
-      </w:r>
-    </w:p>
-    <w:p>
-      <w:r>
-        <w:rPr>
-          <w:b/>
-          <w:i w:val="0"/>
-        </w:rPr>
-        <w:t>Third, the factor itself is unmeasured here.</w:t>
-      </w:r>
-      <w:r>
-        <w:rPr>
-          <w:b w:val="0"/>
-          <w:i w:val="0"/>
-        </w:rPr>
-        <w:t xml:space="preserve"> 4.69 GeV is a published optimisation this paper does not adopt, and §10 Stage C is the measurement that would settle it. </w:t>
-      </w:r>
-      <w:r>
-        <w:rPr>
-          <w:b/>
-          <w:i w:val="0"/>
-        </w:rPr>
-        <w:t>The whole of this section is conditional on that stage</w:t>
-      </w:r>
-      <w:r>
-        <w:rPr>
-          <w:b w:val="0"/>
-          <w:i w:val="0"/>
-        </w:rPr>
-        <w:t>, which is the second reason it runs early.</w:t>
+          <w:sz w:val="18"/>
+        </w:rPr>
+        <w:t xml:space="preserve">Figure 4. </w:t>
+      </w:r>
+      <w:r>
+        <w:rPr>
+          <w:b w:val="0"/>
+          <w:i w:val="0"/>
+          <w:color w:val="5D5850"/>
+          <w:sz w:val="18"/>
+        </w:rPr>
+        <w:t>The range the reaction is expected to fall in. Each row is one way of pricing the same reaction; the bar runs from what the machine as built delivers to what it delivers with the optimised production target and the wider bore. Anything reaching the line at unity pays for itself.</w:t>
       </w:r>
     </w:p>
     <w:p>
@@ -3840,86 +3539,118 @@
           <w:b/>
           <w:i w:val="0"/>
         </w:rPr>
-        <w:t>And "inside the device" has two readings that do not agree.</w:t>
-      </w:r>
-      <w:r>
-        <w:rPr>
-          <w:b w:val="0"/>
-          <w:i w:val="0"/>
-        </w:rPr>
-        <w:t xml:space="preserve"> The heat forms above count the blanket's multiplication and its fissile heat, which is heat recovered on site. Counting the neutron at its </w:t>
+        <w:t>The answer is conditional, and it is not no.</w:t>
+      </w:r>
+      <w:r>
+        <w:rPr>
+          <w:b w:val="0"/>
+          <w:i w:val="0"/>
+        </w:rPr>
+        <w:t xml:space="preserve"> With the optimised production target in, the heat form on the bound-case service life reaches </w:t>
       </w:r>
       <w:r>
         <w:rPr>
           <w:b/>
           <w:i w:val="0"/>
         </w:rPr>
-        <w:t>bare</w:t>
-      </w:r>
-      <w:r>
-        <w:rPr>
-          <w:b w:val="0"/>
-          <w:i w:val="0"/>
-        </w:rPr>
-        <w:t xml:space="preserve"> heat instead — no blanket, no fissile credit — the delivered figure is 0.1409, and the optimised target takes it only to 0.3344. </w:t>
+        <w:t>1.036</w:t>
+      </w:r>
+      <w:r>
+        <w:rPr>
+          <w:b w:val="0"/>
+          <w:i w:val="0"/>
+        </w:rPr>
+        <w:t xml:space="preserve"> at today's aperture and </w:t>
       </w:r>
       <w:r>
         <w:rPr>
           <w:b/>
           <w:i w:val="0"/>
         </w:rPr>
-        <w:t>On the narrow reading the criterion is not met by anything in this paper.</w:t>
-      </w:r>
-      <w:r>
-        <w:rPr>
-          <w:b w:val="0"/>
-          <w:i w:val="0"/>
-        </w:rPr>
-        <w:t xml:space="preserve"> On the wider one it is met by a specified machine, conditionally, and §10 is what decides between them.</w:t>
+        <w:t>1.231</w:t>
+      </w:r>
+      <w:r>
+        <w:rPr>
+          <w:b w:val="0"/>
+          <w:i w:val="0"/>
+        </w:rPr>
+        <w:t xml:space="preserve"> at the wider bore, and the φ = 3 case reaches </w:t>
+      </w:r>
+      <w:r>
+        <w:rPr>
+          <w:b/>
+          <w:i w:val="0"/>
+        </w:rPr>
+        <w:t>1.003</w:t>
+      </w:r>
+      <w:r>
+        <w:rPr>
+          <w:b w:val="0"/>
+          <w:i w:val="0"/>
+        </w:rPr>
+        <w:t xml:space="preserve"> with both. </w:t>
+      </w:r>
+      <w:r>
+        <w:rPr>
+          <w:b/>
+          <w:i w:val="0"/>
+        </w:rPr>
+        <w:t>Those clear unity, and they are not bred fuel</w:t>
+      </w:r>
+      <w:r>
+        <w:rPr>
+          <w:b w:val="0"/>
+          <w:i w:val="0"/>
+        </w:rPr>
+        <w:t xml:space="preserve"> — nothing leaves the device to earn them.</w:t>
       </w:r>
     </w:p>
     <w:p>
       <w:r>
         <w:rPr>
-          <w:b w:val="0"/>
-          <w:i w:val="0"/>
-        </w:rPr>
-        <w:t>———</w:t>
+          <w:b/>
+          <w:i w:val="0"/>
+        </w:rPr>
+        <w:t>Three conditions travel with that result, and each is stated in full below.</w:t>
       </w:r>
     </w:p>
     <w:p>
-      <w:pPr>
-        <w:spacing w:before="320" w:after="80"/>
-      </w:pPr>
       <w:r>
         <w:rPr>
           <w:b/>
-          <w:sz w:val="27"/>
-        </w:rPr>
-        <w:t>6. The reaction, specified</w:t>
+          <w:i w:val="0"/>
+        </w:rPr>
+        <w:t>First, it is the bound-case service life and not the demonstrated one.</w:t>
+      </w:r>
+      <w:r>
+        <w:rPr>
+          <w:b w:val="0"/>
+          <w:i w:val="0"/>
+        </w:rPr>
+        <w:t xml:space="preserve"> At 150 cycles per binder, which is what has actually been measured, the optimised target takes heat only to 0.264 and work to 0.198. </w:t>
+      </w:r>
+      <w:r>
+        <w:rPr>
+          <w:b/>
+          <w:i w:val="0"/>
+        </w:rPr>
+        <w:t>Nothing device-internal clears at a witnessed cycle count under any alteration specified here.</w:t>
       </w:r>
     </w:p>
     <w:p>
       <w:r>
         <w:rPr>
-          <w:b w:val="0"/>
-          <w:i w:val="0"/>
-        </w:rPr>
-        <w:t xml:space="preserve">This section answers the second directive: </w:t>
-      </w:r>
-      <w:r>
-        <w:rPr>
           <w:b/>
           <w:i w:val="0"/>
         </w:rPr>
-        <w:t>what must be procured, built or assayed.</w:t>
-      </w:r>
-      <w:r>
-        <w:rPr>
-          <w:b w:val="0"/>
-          <w:i w:val="0"/>
-        </w:rPr>
-        <w:t xml:space="preserve"> Every free parameter is fixed from a witnessed measurement, and each row states why it is fixed there rather than being asserted.</w:t>
+        <w:t>Second, the bound case rests on a service-life model that over-predicts.</w:t>
+      </w:r>
+      <w:r>
+        <w:rPr>
+          <w:b w:val="0"/>
+          <w:i w:val="0"/>
+        </w:rPr>
+        <w:t xml:space="preserve"> It returns more cycles than were measured at the one point where a comparison is possible (§11). Every figure in the two bound-case rows inherits that; the bred-fuel row at demonstrated cycles does not.</w:t>
       </w:r>
     </w:p>
     <w:p>
@@ -3928,7 +3659,28 @@
           <w:b/>
           <w:i w:val="0"/>
         </w:rPr>
-        <w:t>The event.</w:t>
+        <w:t>Third, the factor itself is unmeasured here.</w:t>
+      </w:r>
+      <w:r>
+        <w:rPr>
+          <w:b w:val="0"/>
+          <w:i w:val="0"/>
+        </w:rPr>
+        <w:t xml:space="preserve"> 4.69 GeV is a published optimisation this paper does not adopt, and §10 Stage C is the measurement that would settle it. </w:t>
+      </w:r>
+      <w:r>
+        <w:rPr>
+          <w:b/>
+          <w:i w:val="0"/>
+        </w:rPr>
+        <w:t>The whole of this section is conditional on that stage</w:t>
+      </w:r>
+      <w:r>
+        <w:rPr>
+          <w:b w:val="0"/>
+          <w:i w:val="0"/>
+        </w:rPr>
+        <w:t>, which is the second reason it runs early.</w:t>
       </w:r>
     </w:p>
     <w:p>
@@ -3938,10 +3690,45 @@
       </w:pPr>
       <w:r>
         <w:rPr>
-          <w:b w:val="0"/>
-          <w:i w:val="0"/>
-        </w:rPr>
-        <w:t>μ⁻ + (d, t) → (dtμ)⁺ → ⁴He + n + μ⁻ + 17.59 MeV</w:t>
+          <w:b/>
+          <w:i w:val="0"/>
+        </w:rPr>
+        <w:t>And "inside the device" has two readings that do not agree.</w:t>
+      </w:r>
+      <w:r>
+        <w:rPr>
+          <w:b w:val="0"/>
+          <w:i w:val="0"/>
+        </w:rPr>
+        <w:t xml:space="preserve"> The heat forms above count the blanket's multiplication and its fissile heat, which is heat recovered on site. Counting the neutron at its </w:t>
+      </w:r>
+      <w:r>
+        <w:rPr>
+          <w:b/>
+          <w:i w:val="0"/>
+        </w:rPr>
+        <w:t>bare</w:t>
+      </w:r>
+      <w:r>
+        <w:rPr>
+          <w:b w:val="0"/>
+          <w:i w:val="0"/>
+        </w:rPr>
+        <w:t xml:space="preserve"> heat instead — no blanket, no fissile credit — the delivered figure is 0.1409, and the optimised target takes it only to 0.3344. </w:t>
+      </w:r>
+      <w:r>
+        <w:rPr>
+          <w:b/>
+          <w:i w:val="0"/>
+        </w:rPr>
+        <w:t>On the narrow reading the criterion is not met by anything in this paper.</w:t>
+      </w:r>
+      <w:r>
+        <w:rPr>
+          <w:b w:val="0"/>
+          <w:i w:val="0"/>
+        </w:rPr>
+        <w:t xml:space="preserve"> On the wider one it is met by a specified machine, conditionally, and §10 is what decides between them.</w:t>
       </w:r>
     </w:p>
     <w:p>
@@ -3950,7 +3737,133 @@
           <w:b w:val="0"/>
           <w:i w:val="0"/>
         </w:rPr>
+        <w:t>———</w:t>
+      </w:r>
+    </w:p>
+    <w:p>
+      <w:pPr>
+        <w:spacing w:before="320" w:after="80"/>
+      </w:pPr>
+      <w:r>
+        <w:rPr>
+          <w:b/>
+          <w:sz w:val="27"/>
+        </w:rPr>
+        <w:t>6. The reaction, specified</w:t>
+      </w:r>
+    </w:p>
+    <w:p>
+      <w:r>
+        <w:rPr>
+          <w:b w:val="0"/>
+          <w:i w:val="0"/>
+        </w:rPr>
+        <w:t xml:space="preserve">This section answers the second directive: </w:t>
+      </w:r>
+      <w:r>
+        <w:rPr>
+          <w:b/>
+          <w:i w:val="0"/>
+        </w:rPr>
+        <w:t>what must be procured, built or assayed.</w:t>
+      </w:r>
+      <w:r>
+        <w:rPr>
+          <w:b w:val="0"/>
+          <w:i w:val="0"/>
+        </w:rPr>
+        <w:t xml:space="preserve"> Every free parameter is fixed from a witnessed measurement, and each row states why it is fixed there rather than being asserted.</w:t>
+      </w:r>
+    </w:p>
+    <w:p>
+      <w:r>
+        <w:rPr>
+          <w:b/>
+          <w:i w:val="0"/>
+        </w:rPr>
+        <w:t>The event.</w:t>
+      </w:r>
+    </w:p>
+    <w:p>
+      <w:pPr>
+        <w:spacing w:before="160" w:after="200"/>
+        <w:ind w:left="461" w:right="259"/>
+      </w:pPr>
+      <w:r>
+        <w:rPr>
+          <w:b w:val="0"/>
+          <w:i w:val="0"/>
+        </w:rPr>
+        <w:t>μ⁻ + (d, t) → (dtμ)⁺ → ⁴He + n + μ⁻ + 17.59 MeV</w:t>
+      </w:r>
+    </w:p>
+    <w:p>
+      <w:r>
+        <w:rPr>
+          <w:b w:val="0"/>
+          <w:i w:val="0"/>
+        </w:rPr>
         <w:t>The binder is not consumed. It is released and forms the next muonic molecule, and the cycle repeats until the muon decays or is lost to the alpha.</w:t>
+      </w:r>
+    </w:p>
+    <w:p>
+      <w:pPr>
+        <w:jc w:val="center"/>
+      </w:pPr>
+      <w:r>
+        <w:drawing>
+          <wp:inline xmlns:a="http://schemas.openxmlformats.org/drawingml/2006/main" xmlns:pic="http://schemas.openxmlformats.org/drawingml/2006/picture">
+            <wp:extent cx="5486400" cy="2221275"/>
+            <wp:docPr id="3" name="Picture 3"/>
+            <wp:cNvGraphicFramePr>
+              <a:graphicFrameLocks noChangeAspect="1"/>
+            </wp:cNvGraphicFramePr>
+            <a:graphic>
+              <a:graphicData uri="http://schemas.openxmlformats.org/drawingml/2006/picture">
+                <pic:pic>
+                  <pic:nvPicPr>
+                    <pic:cNvPr id="0" name="fig1-cycle.png"/>
+                    <pic:cNvPicPr/>
+                  </pic:nvPicPr>
+                  <pic:blipFill>
+                    <a:blip r:embed="rId11"/>
+                    <a:stretch>
+                      <a:fillRect/>
+                    </a:stretch>
+                  </pic:blipFill>
+                  <pic:spPr>
+                    <a:xfrm>
+                      <a:off x="0" y="0"/>
+                      <a:ext cx="5486400" cy="2221275"/>
+                    </a:xfrm>
+                    <a:prstGeom prst="rect"/>
+                  </pic:spPr>
+                </pic:pic>
+              </a:graphicData>
+            </a:graphic>
+          </wp:inline>
+        </w:drawing>
+      </w:r>
+    </w:p>
+    <w:p>
+      <w:pPr>
+        <w:spacing w:after="240"/>
+      </w:pPr>
+      <w:r>
+        <w:rPr>
+          <w:b/>
+          <w:sz w:val="18"/>
+        </w:rPr>
+        <w:t xml:space="preserve">Figure 1. </w:t>
+      </w:r>
+      <w:r>
+        <w:rPr>
+          <w:b w:val="0"/>
+          <w:i w:val="0"/>
+          <w:color w:val="5D5850"/>
+          <w:sz w:val="18"/>
+        </w:rPr>
+        <w:t>The catalytic cycle, and the two ways it ends. A single binder repeats the loop until it decays or is lost to the alpha; everything the paper prices is a consequence of how many times it goes round.</w:t>
       </w:r>
     </w:p>
     <w:p>
@@ -4666,6 +4579,66 @@
       </w:tr>
     </w:tbl>
     <w:p/>
+    <w:p>
+      <w:pPr>
+        <w:jc w:val="center"/>
+      </w:pPr>
+      <w:r>
+        <w:drawing>
+          <wp:inline xmlns:a="http://schemas.openxmlformats.org/drawingml/2006/main" xmlns:pic="http://schemas.openxmlformats.org/drawingml/2006/picture">
+            <wp:extent cx="5486400" cy="3785347"/>
+            <wp:docPr id="4" name="Picture 4"/>
+            <wp:cNvGraphicFramePr>
+              <a:graphicFrameLocks noChangeAspect="1"/>
+            </wp:cNvGraphicFramePr>
+            <a:graphic>
+              <a:graphicData uri="http://schemas.openxmlformats.org/drawingml/2006/picture">
+                <pic:pic>
+                  <pic:nvPicPr>
+                    <pic:cNvPr id="0" name="fig7-measurement.png"/>
+                    <pic:cNvPicPr/>
+                  </pic:nvPicPr>
+                  <pic:blipFill>
+                    <a:blip r:embed="rId12"/>
+                    <a:stretch>
+                      <a:fillRect/>
+                    </a:stretch>
+                  </pic:blipFill>
+                  <pic:spPr>
+                    <a:xfrm>
+                      <a:off x="0" y="0"/>
+                      <a:ext cx="5486400" cy="3785347"/>
+                    </a:xfrm>
+                    <a:prstGeom prst="rect"/>
+                  </pic:spPr>
+                </pic:pic>
+              </a:graphicData>
+            </a:graphic>
+          </wp:inline>
+        </w:drawing>
+      </w:r>
+    </w:p>
+    <w:p>
+      <w:pPr>
+        <w:spacing w:after="240"/>
+      </w:pPr>
+      <w:r>
+        <w:rPr>
+          <w:b/>
+          <w:sz w:val="18"/>
+        </w:rPr>
+        <w:t xml:space="preserve">Figure 7. </w:t>
+      </w:r>
+      <w:r>
+        <w:rPr>
+          <w:b w:val="0"/>
+          <w:i w:val="0"/>
+          <w:color w:val="5D5850"/>
+          <w:sz w:val="18"/>
+        </w:rPr>
+        <w:t>The step the existing experiments do not take. Both observables watch the same fuel at the same time, on one fill, so the cycle count and the loss are measured together rather than inferred from separate runs.</w:t>
+      </w:r>
+    </w:p>
     <w:p>
       <w:r>
         <w:rPr>
@@ -5650,31 +5623,84 @@
     <w:p>
       <w:r>
         <w:rPr>
+          <w:b w:val="0"/>
+          <w:i w:val="0"/>
+        </w:rPr>
+        <w:t xml:space="preserve">A procedure that would witness the </w:t>
+      </w:r>
+      <w:r>
+        <w:rPr>
+          <w:b w:val="0"/>
+          <w:i/>
+        </w:rPr>
+        <w:t>net-positive</w:t>
+      </w:r>
+      <w:r>
+        <w:rPr>
+          <w:b w:val="0"/>
+          <w:i w:val="0"/>
+        </w:rPr>
+        <w:t xml:space="preserve"> configuration needs a machine capable of supplying binders at the required rate, and no such machine has been built. This section designs it. The design follows from the collection model of §5 rather than being introduced independently, so that the two cannot drift apart.</w:t>
+      </w:r>
+    </w:p>
+    <w:p>
+      <w:pPr>
+        <w:jc w:val="center"/>
+      </w:pPr>
+      <w:r>
+        <w:drawing>
+          <wp:inline xmlns:a="http://schemas.openxmlformats.org/drawingml/2006/main" xmlns:pic="http://schemas.openxmlformats.org/drawingml/2006/picture">
+            <wp:extent cx="5486400" cy="3347279"/>
+            <wp:docPr id="5" name="Picture 5"/>
+            <wp:cNvGraphicFramePr>
+              <a:graphicFrameLocks noChangeAspect="1"/>
+            </wp:cNvGraphicFramePr>
+            <a:graphic>
+              <a:graphicData uri="http://schemas.openxmlformats.org/drawingml/2006/picture">
+                <pic:pic>
+                  <pic:nvPicPr>
+                    <pic:cNvPr id="0" name="fig2-machine.png"/>
+                    <pic:cNvPicPr/>
+                  </pic:nvPicPr>
+                  <pic:blipFill>
+                    <a:blip r:embed="rId13"/>
+                    <a:stretch>
+                      <a:fillRect/>
+                    </a:stretch>
+                  </pic:blipFill>
+                  <pic:spPr>
+                    <a:xfrm>
+                      <a:off x="0" y="0"/>
+                      <a:ext cx="5486400" cy="3347279"/>
+                    </a:xfrm>
+                    <a:prstGeom prst="rect"/>
+                  </pic:spPr>
+                </pic:pic>
+              </a:graphicData>
+            </a:graphic>
+          </wp:inline>
+        </w:drawing>
+      </w:r>
+    </w:p>
+    <w:p>
+      <w:pPr>
+        <w:spacing w:after="240"/>
+      </w:pPr>
+      <w:r>
+        <w:rPr>
           <w:b/>
-          <w:i w:val="0"/>
-        </w:rPr>
-        <w:t>Answering the third directive requires the second one to be finished.</w:t>
-      </w:r>
-      <w:r>
-        <w:rPr>
-          <w:b w:val="0"/>
-          <w:i w:val="0"/>
-        </w:rPr>
-        <w:t xml:space="preserve"> A laboratory procedure that witnesses the </w:t>
-      </w:r>
-      <w:r>
-        <w:rPr>
-          <w:b w:val="0"/>
-          <w:i/>
-        </w:rPr>
-        <w:t>net-positive</w:t>
-      </w:r>
-      <w:r>
-        <w:rPr>
-          <w:b w:val="0"/>
-          <w:i w:val="0"/>
-        </w:rPr>
-        <w:t xml:space="preserve"> configuration needs the machine that supplies binders at the required rate, and no such machine has been built. This section designs it, and it imports its design from the collection model of §5 rather than restating it.</w:t>
+          <w:sz w:val="18"/>
+        </w:rPr>
+        <w:t xml:space="preserve">Figure 2. </w:t>
+      </w:r>
+      <w:r>
+        <w:rPr>
+          <w:b w:val="0"/>
+          <w:i w:val="0"/>
+          <w:color w:val="5D5850"/>
+          <w:sz w:val="18"/>
+        </w:rPr>
+        <w:t>The binder source, and the three alterations this paper proposes to it. The machine below the line is the one that has been built and simulated; the three callouts above it are what this paper would change, and each is priced in the text.</w:t>
       </w:r>
     </w:p>
     <w:p>
@@ -5762,7 +5788,7 @@
           <w:b w:val="0"/>
           <w:i w:val="0"/>
         </w:rPr>
-        <w:t xml:space="preserve">A magnetic mirror reflects a pion emitted into the backward hemisphere if its pitch angle satisfies </w:t>
+        <w:t xml:space="preserve">A magnetic mirror will reflect a pion emitted into the backward hemisphere provided its pitch angle satisfies </w:t>
       </w:r>
       <w:r>
         <w:rPr>
@@ -5778,7 +5804,7 @@
           <w:b w:val="0"/>
           <w:i w:val="0"/>
         </w:rPr>
-        <w:t xml:space="preserve">. The grade required to reach every angle the production data covers is fixed by that data's own angular limit, and it is </w:t>
+        <w:t xml:space="preserve">. The grade required to reach every angle the production data covers is therefore fixed by that data's own angular limit, and it comes to </w:t>
       </w:r>
       <w:r>
         <w:rPr>
@@ -5792,7 +5818,7 @@
           <w:b w:val="0"/>
           <w:i w:val="0"/>
         </w:rPr>
-        <w:t xml:space="preserve"> — no more, because that is where the measurement ends.</w:t>
+        <w:t xml:space="preserve"> — no more, because that is simply where the measurement ends. Proposition 5 in §13.5 derives the condition from the adiabatic invariant.</w:t>
       </w:r>
     </w:p>
     <w:p>
@@ -5802,31 +5828,10 @@
       </w:pPr>
       <w:r>
         <w:rPr>
-          <w:b/>
-          <w:i w:val="0"/>
-        </w:rPr>
-        <w:t>This is the same shape as §3.1's finding about sticking</w:t>
-      </w:r>
-      <w:r>
-        <w:rPr>
-          <w:b w:val="0"/>
-          <w:i w:val="0"/>
-        </w:rPr>
-        <w:t xml:space="preserve">: a parameter that looked like a lever turns out to be a requirement with a number on it. Mirroring the backward hemisphere and accepting both hemispheres are then </w:t>
-      </w:r>
-      <w:r>
-        <w:rPr>
-          <w:b/>
-          <w:i w:val="0"/>
-        </w:rPr>
-        <w:t>the same number</w:t>
-      </w:r>
-      <w:r>
-        <w:rPr>
-          <w:b w:val="0"/>
-          <w:i w:val="0"/>
-        </w:rPr>
-        <w:t>, which is why §5.1's acceptances are stated over both.</w:t>
+          <w:b w:val="0"/>
+          <w:i w:val="0"/>
+        </w:rPr>
+        <w:t>This has the same shape as §3.1's finding about sticking: a parameter that had looked like a lever turns out on inspection to be a requirement with a number attached to it. One consequence is worth noting — mirroring the backward hemisphere and simply accepting both hemispheres come to the same number, which is why §5.1's acceptances are stated over both.</w:t>
       </w:r>
     </w:p>
     <w:p>
@@ -6245,31 +6250,10 @@
       </w:pPr>
       <w:r>
         <w:rPr>
-          <w:b/>
-          <w:i w:val="0"/>
-        </w:rPr>
-        <w:t>One finding decides the production target, and it is why this section exists.</w:t>
-      </w:r>
-      <w:r>
-        <w:rPr>
-          <w:b w:val="0"/>
-          <w:i w:val="0"/>
-        </w:rPr>
-        <w:t xml:space="preserve"> The target must sit inside the 10.7 cm warm bore. A rotating solid target — the choice of every megawatt-class facility built or planned — needs a wheel radius of 0.355 m to reach the demonstrated surface speed, which is </w:t>
-      </w:r>
-      <w:r>
-        <w:rPr>
-          <w:b/>
-          <w:i w:val="0"/>
-        </w:rPr>
-        <w:t>larger than the bore by more than three</w:t>
-      </w:r>
-      <w:r>
-        <w:rPr>
-          <w:b w:val="0"/>
-          <w:i w:val="0"/>
-        </w:rPr>
-        <w:t xml:space="preserve">. The rotating target is therefore excluded by the aperture, and the target must be a </w:t>
+          <w:b w:val="0"/>
+          <w:i w:val="0"/>
+        </w:rPr>
+        <w:t xml:space="preserve">One finding here decides the production target, and it is the reason this section was necessary rather than optional. The target must sit inside the 10.7 cm warm bore. A rotating solid target — which is the choice of every megawatt-class facility built or planned — needs a wheel radius of 0.355 m to reach the demonstrated surface speed, and that is larger than the bore by more than a factor of three. The rotating target is therefore excluded by the aperture itself, and what remains is a </w:t>
       </w:r>
       <w:r>
         <w:rPr>
@@ -6300,6 +6284,66 @@
           <w:i w:val="0"/>
         </w:rPr>
         <w:t>, which is 7.98 percent of the driver, and it is a sourced figure rather than a reconstruction.</w:t>
+      </w:r>
+    </w:p>
+    <w:p>
+      <w:pPr>
+        <w:jc w:val="center"/>
+      </w:pPr>
+      <w:r>
+        <w:drawing>
+          <wp:inline xmlns:a="http://schemas.openxmlformats.org/drawingml/2006/main" xmlns:pic="http://schemas.openxmlformats.org/drawingml/2006/picture">
+            <wp:extent cx="5486400" cy="3180338"/>
+            <wp:docPr id="6" name="Picture 6"/>
+            <wp:cNvGraphicFramePr>
+              <a:graphicFrameLocks noChangeAspect="1"/>
+            </wp:cNvGraphicFramePr>
+            <a:graphic>
+              <a:graphicData uri="http://schemas.openxmlformats.org/drawingml/2006/picture">
+                <pic:pic>
+                  <pic:nvPicPr>
+                    <pic:cNvPr id="0" name="fig3-target.png"/>
+                    <pic:cNvPicPr/>
+                  </pic:nvPicPr>
+                  <pic:blipFill>
+                    <a:blip r:embed="rId14"/>
+                    <a:stretch>
+                      <a:fillRect/>
+                    </a:stretch>
+                  </pic:blipFill>
+                  <pic:spPr>
+                    <a:xfrm>
+                      <a:off x="0" y="0"/>
+                      <a:ext cx="5486400" cy="3180338"/>
+                    </a:xfrm>
+                    <a:prstGeom prst="rect"/>
+                  </pic:spPr>
+                </pic:pic>
+              </a:graphicData>
+            </a:graphic>
+          </wp:inline>
+        </w:drawing>
+      </w:r>
+    </w:p>
+    <w:p>
+      <w:pPr>
+        <w:spacing w:after="240"/>
+      </w:pPr>
+      <w:r>
+        <w:rPr>
+          <w:b/>
+          <w:sz w:val="18"/>
+        </w:rPr>
+        <w:t xml:space="preserve">Figure 3. </w:t>
+      </w:r>
+      <w:r>
+        <w:rPr>
+          <w:b w:val="0"/>
+          <w:i w:val="0"/>
+          <w:color w:val="5D5850"/>
+          <w:sz w:val="18"/>
+        </w:rPr>
+        <w:t>Why the production target must be a free liquid-metal jet. The capture field sets the bore, the bore sets the space the target may occupy, and the rotating solid wheel that every megawatt-class facility uses does not fit inside it.</w:t>
       </w:r>
     </w:p>
     <w:p>
@@ -6317,40 +6361,19 @@
     <w:p>
       <w:r>
         <w:rPr>
-          <w:b/>
-          <w:i w:val="0"/>
-        </w:rPr>
-        <w:t>The cell cannot sit in the capture region.</w:t>
-      </w:r>
-      <w:r>
-        <w:rPr>
-          <w:b w:val="0"/>
-          <w:i w:val="0"/>
-        </w:rPr>
-        <w:t xml:space="preserve"> The decay channel is 34.1 m long at the stopping window, and the beam must be recompressed to 20 T at the cell for the fuel to intercept it. That recompression is what sets the tritium inventory at 5.13 kg rather than the 10.79 kg a wider bore would need.</w:t>
+          <w:b w:val="0"/>
+          <w:i w:val="0"/>
+        </w:rPr>
+        <w:t>The fuel cell cannot sit in the capture region, and where it does sit has a cost. The decay channel is 34.1 m long at the stopping window, and the beam must then be recompressed to 20 T at the cell if the fuel is to intercept it. It is that recompression which sets the tritium inventory at 5.13 kg, rather than the 10.79 kg a wider bore would require.</w:t>
       </w:r>
     </w:p>
     <w:p>
       <w:r>
         <w:rPr>
-          <w:b/>
-          <w:i w:val="0"/>
-        </w:rPr>
-        <w:t>And the inventory does not fall with compression.</w:t>
-      </w:r>
-      <w:r>
-        <w:rPr>
-          <w:b w:val="0"/>
-          <w:i w:val="0"/>
-        </w:rPr>
-        <w:t xml:space="preserve"> The target is one muon range deep, so its tritium is areal density times beam area: </w:t>
-      </w:r>
-      <w:r>
-        <w:rPr>
-          <w:b/>
-          <w:i w:val="0"/>
-        </w:rPr>
-        <w:t>density buys length, not inventory.</w:t>
+          <w:b w:val="0"/>
+          <w:i w:val="0"/>
+        </w:rPr>
+        <w:t>One point about that inventory is easily missed and is worth stating plainly: it does not fall with compression. Because the target must be one muon range deep, its tritium content is the areal density multiplied by the beam area. Compressing the fuel raises the density and shortens the target in exact proportion, so density buys length rather than inventory. Proposition 9 in §13.7 gives the argument.</w:t>
       </w:r>
     </w:p>
     <w:p>
@@ -7027,17 +7050,10 @@
     <w:p>
       <w:r>
         <w:rPr>
-          <w:b/>
-          <w:i w:val="0"/>
-        </w:rPr>
-        <w:t>As a purpose, the reaction cannot pay for itself, and this is a theorem rather than a result.</w:t>
-      </w:r>
-      <w:r>
-        <w:rPr>
-          <w:b w:val="0"/>
-          <w:i w:val="0"/>
-        </w:rPr>
-        <w:t xml:space="preserve"> §3.1 showed sticking is binder-mass independent, so the best balance available </w:t>
+          <w:b w:val="0"/>
+          <w:i w:val="0"/>
+        </w:rPr>
+        <w:t xml:space="preserve">Considered as a purpose in itself, the reaction cannot pay for its own binders, and this is a theorem rather than an empirical result. Because sticking does not depend on the binder's mass (§3.1), the best balance available </w:t>
       </w:r>
       <w:r>
         <w:rPr>
@@ -7051,7 +7067,7 @@
           <w:b w:val="0"/>
           <w:i w:val="0"/>
         </w:rPr>
-        <w:t xml:space="preserve"> in the structural window of §2 is 0.807 — short of unity, and short of it for every occupant the window admits. There is no particle to look for and no collector to build that changes it. §5.3 then showed that even the routes which clear unity at an assumed collection efficiency do not clear it at the delivered one.</w:t>
+        <w:t xml:space="preserve"> in the structural window of §2 is 0.807 — short of unity, and short of it for every occupant the window admits. There is no particle left to look for and no collector that can be built to change it. Theorem 3 in §13.4 gives the proof. §5.3 has already shown, separately, that even the routes which clear unity at an assumed collection efficiency do not clear it at the delivered one.</w:t>
       </w:r>
     </w:p>
     <w:p>
@@ -7069,56 +7085,28 @@
     <w:p>
       <w:r>
         <w:rPr>
-          <w:b/>
-          <w:i w:val="0"/>
-        </w:rPr>
-        <w:t>The catalytic cycle has no input per event.</w:t>
-      </w:r>
-      <w:r>
-        <w:rPr>
-          <w:b w:val="0"/>
-          <w:i w:val="0"/>
-        </w:rPr>
-        <w:t xml:space="preserve"> Its only input is the binder, so the whole of the negative balance sits in one question — what the binder costs — and there is a configuration in which it costs nothing.</w:t>
+          <w:b w:val="0"/>
+          <w:i w:val="0"/>
+        </w:rPr>
+        <w:t>There is, however, a configuration in which the binder costs nothing, and it turns on a fact about the cycle that has been in view since §3. The catalytic cycle has no input per event: the binder is not consumed, and no energy is supplied to bring the nuclei together. Its only input is the binder itself, so the whole of the negative balance sits in a single question — what the binder costs.</w:t>
       </w:r>
     </w:p>
     <w:p>
       <w:r>
         <w:rPr>
-          <w:b/>
-          <w:i w:val="0"/>
-        </w:rPr>
-        <w:t>Pions are a byproduct of spallation.</w:t>
-      </w:r>
-      <w:r>
-        <w:rPr>
-          <w:b w:val="0"/>
-          <w:i w:val="0"/>
-        </w:rPr>
-        <w:t xml:space="preserve"> They are created in the same nuclear collisions that make a spallation target's neutrons, by the same protons, in the same target. A facility running a proton driver for neutrons, for isotopes, or for an accelerator-driven subcritical blanket </w:t>
-      </w:r>
-      <w:r>
-        <w:rPr>
-          <w:b/>
-          <w:i w:val="0"/>
-        </w:rPr>
-        <w:t>is already making them and throwing them away.</w:t>
-      </w:r>
-      <w:r>
-        <w:rPr>
-          <w:b w:val="0"/>
-          <w:i w:val="0"/>
-        </w:rPr>
-        <w:t xml:space="preserve"> Capturing them costs a collector; it does not cost beam.</w:t>
+          <w:b w:val="0"/>
+          <w:i w:val="0"/>
+        </w:rPr>
+        <w:t>Pions are a byproduct of spallation. They are created in the same nuclear collisions that make a spallation target's neutrons, by the same protons, in the same target. A facility running a proton driver for neutrons, for isotopes, or for an accelerator-driven subcritical blanket is therefore already making them and throwing them away. Capturing them costs a collector, but it does not cost any beam.</w:t>
       </w:r>
     </w:p>
     <w:p>
       <w:r>
         <w:rPr>
-          <w:b/>
-          <w:i w:val="0"/>
-        </w:rPr>
-        <w:t>On that accounting the marginal beam energy per binder is zero, and every fusion the binder catalyses is gain.</w:t>
+          <w:b w:val="0"/>
+          <w:i w:val="0"/>
+        </w:rPr>
+        <w:t>On that accounting the marginal beam energy attributable to one binder is zero, and every fusion the binder catalyses is gain. Theorem 4 in §13.8 states this formally, together with the reason a loss factor cannot overturn it.</w:t>
       </w:r>
     </w:p>
     <w:tbl>
@@ -7756,8 +7744,74 @@
           <w:b w:val="0"/>
           <w:i w:val="0"/>
         </w:rPr>
-        <w:t xml:space="preserve">, because it was never conditional on an acceptance clearing a threshold. </w:t>
-      </w:r>
+        <w:t>, because it was never conditional on an acceptance clearing a threshold.</w:t>
+      </w:r>
+    </w:p>
+    <w:p>
+      <w:pPr>
+        <w:jc w:val="center"/>
+      </w:pPr>
+      <w:r>
+        <w:drawing>
+          <wp:inline xmlns:a="http://schemas.openxmlformats.org/drawingml/2006/main" xmlns:pic="http://schemas.openxmlformats.org/drawingml/2006/picture">
+            <wp:extent cx="5486400" cy="2740869"/>
+            <wp:docPr id="7" name="Picture 7"/>
+            <wp:cNvGraphicFramePr>
+              <a:graphicFrameLocks noChangeAspect="1"/>
+            </wp:cNvGraphicFramePr>
+            <a:graphic>
+              <a:graphicData uri="http://schemas.openxmlformats.org/drawingml/2006/picture">
+                <pic:pic>
+                  <pic:nvPicPr>
+                    <pic:cNvPr id="0" name="fig6-coproduct.png"/>
+                    <pic:cNvPicPr/>
+                  </pic:nvPicPr>
+                  <pic:blipFill>
+                    <a:blip r:embed="rId15"/>
+                    <a:stretch>
+                      <a:fillRect/>
+                    </a:stretch>
+                  </pic:blipFill>
+                  <pic:spPr>
+                    <a:xfrm>
+                      <a:off x="0" y="0"/>
+                      <a:ext cx="5486400" cy="2740869"/>
+                    </a:xfrm>
+                    <a:prstGeom prst="rect"/>
+                  </pic:spPr>
+                </pic:pic>
+              </a:graphicData>
+            </a:graphic>
+          </wp:inline>
+        </w:drawing>
+      </w:r>
+    </w:p>
+    <w:p>
+      <w:pPr>
+        <w:spacing w:after="240"/>
+      </w:pPr>
+      <w:r>
+        <w:rPr>
+          <w:b/>
+          <w:sz w:val="18"/>
+        </w:rPr>
+        <w:t xml:space="preserve">Figure 6. </w:t>
+      </w:r>
+      <w:r>
+        <w:rPr>
+          <w:b w:val="0"/>
+          <w:i w:val="0"/>
+          <w:color w:val="5D5850"/>
+          <w:sz w:val="18"/>
+        </w:rPr>
+        <w:t>The one configuration that is net-positive on witnessed numbers alone. Because the beam is running for another reason, the marginal energy spent per binder is zero, so any point on this line is gain and no loss factor can push it below it.</w:t>
+      </w:r>
+    </w:p>
+    <w:p>
+      <w:pPr>
+        <w:spacing w:before="160" w:after="200"/>
+        <w:ind w:left="461" w:right="259"/>
+      </w:pPr>
       <w:r>
         <w:rPr>
           <w:b/>
@@ -8256,14 +8310,7 @@
           <w:b w:val="0"/>
           <w:i w:val="0"/>
         </w:rPr>
-        <w:t xml:space="preserve">Four staged measurements on apparatus that exists. </w:t>
-      </w:r>
-      <w:r>
-        <w:rPr>
-          <w:b/>
-          <w:i w:val="0"/>
-        </w:rPr>
-        <w:t>The acceptance measurement runs first, because it multiplies every balance identically and so bounds all of them at once.</w:t>
+        <w:t>The programme is four staged measurements, all on apparatus that already exists. The acceptance measurement runs first, and the reason is that it multiplies every balance identically, so a single result bounds all of them at once.</w:t>
       </w:r>
     </w:p>
     <w:p>
@@ -8351,17 +8398,24 @@
       </w:pPr>
       <w:r>
         <w:rPr>
-          <w:b/>
-          <w:i w:val="0"/>
-        </w:rPr>
-        <w:t>The order is not arbitrary.</w:t>
-      </w:r>
-      <w:r>
-        <w:rPr>
-          <w:b w:val="0"/>
-          <w:i w:val="0"/>
-        </w:rPr>
-        <w:t xml:space="preserve"> Stage A multiplies everything. Stage C decides the only route that clears unity at the delivered acceptance. Stage B decides a factor within a route rather than whether the route exists. Stage D is the demonstration, and it cannot be interpreted before A.</w:t>
+          <w:b w:val="0"/>
+          <w:i w:val="0"/>
+        </w:rPr>
+        <w:t xml:space="preserve">The order is not arbitrary, and each stage earns its place. Stage A multiplies everything downstream of it. Stage C decides whether the route that clears unity at the delivered acceptance exists at all. Stage B decides a factor </w:t>
+      </w:r>
+      <w:r>
+        <w:rPr>
+          <w:b w:val="0"/>
+          <w:i/>
+        </w:rPr>
+        <w:t>within</w:t>
+      </w:r>
+      <w:r>
+        <w:rPr>
+          <w:b w:val="0"/>
+          <w:i w:val="0"/>
+        </w:rPr>
+        <w:t xml:space="preserve"> a route rather than whether the route is there. And Stage D is the demonstration itself, which cannot be interpreted before Stage A has run.</w:t>
       </w:r>
     </w:p>
     <w:p>
@@ -8388,17 +8442,10 @@
     <w:p>
       <w:r>
         <w:rPr>
-          <w:b/>
-          <w:i w:val="0"/>
-        </w:rPr>
-        <w:t>Each item below is a limit on what the foregoing establishes, and none of them is resolved by argument here.</w:t>
-      </w:r>
-      <w:r>
-        <w:rPr>
-          <w:b w:val="0"/>
-          <w:i w:val="0"/>
-        </w:rPr>
-        <w:t xml:space="preserve"> Where a measurement would settle one, that measurement is named.</w:t>
+          <w:b w:val="0"/>
+          <w:i w:val="0"/>
+        </w:rPr>
+        <w:t>Each item below is a limit on what the foregoing establishes. None of them is resolved by argument in this paper, and where a measurement would settle one, that measurement is named. §13.9 lists the three that bear most directly on the results.</w:t>
       </w:r>
     </w:p>
     <w:p>
@@ -8759,7 +8806,1899 @@
           <w:b/>
           <w:sz w:val="27"/>
         </w:rPr>
-        <w:t>13. References</w:t>
+        <w:t>13. The mathematics, in full</w:t>
+      </w:r>
+    </w:p>
+    <w:p>
+      <w:r>
+        <w:rPr>
+          <w:b w:val="0"/>
+          <w:i w:val="0"/>
+        </w:rPr>
+        <w:t xml:space="preserve">The body of the paper states results and points at where they come from. This section carries the derivations themselves, so that each may be checked without reconstructing it. </w:t>
+      </w:r>
+      <w:r>
+        <w:rPr>
+          <w:b/>
+          <w:i w:val="0"/>
+        </w:rPr>
+        <w:t>Where a statement is a theorem it is proved; where it is a derivation resting on measured inputs, it is labelled a proposition and its inputs are named.</w:t>
+      </w:r>
+      <w:r>
+        <w:rPr>
+          <w:b w:val="0"/>
+          <w:i w:val="0"/>
+        </w:rPr>
+        <w:t xml:space="preserve"> Nothing is called proved that is not.</w:t>
+      </w:r>
+    </w:p>
+    <w:p>
+      <w:pPr>
+        <w:spacing w:before="240" w:after="80"/>
+      </w:pPr>
+      <w:r>
+        <w:rPr>
+          <w:b/>
+          <w:sz w:val="23"/>
+        </w:rPr>
+        <w:t>13.1 Notation</w:t>
+      </w:r>
+    </w:p>
+    <w:tbl>
+      <w:tblPr>
+        <w:tblStyle w:val="TableGrid"/>
+        <w:tblW w:type="auto" w:w="0"/>
+        <w:tblLook w:firstColumn="1" w:firstRow="1" w:lastColumn="0" w:lastRow="0" w:noHBand="0" w:noVBand="1" w:val="04A0"/>
+      </w:tblPr>
+      <w:tblGrid>
+        <w:gridCol w:w="4464"/>
+        <w:gridCol w:w="4464"/>
+      </w:tblGrid>
+      <w:tr>
+        <w:tc>
+          <w:tcPr>
+            <w:tcW w:type="dxa" w:w="4464"/>
+          </w:tcPr>
+          <w:p>
+            <w:r/>
+            <w:r>
+              <w:rPr>
+                <w:b/>
+                <w:i w:val="0"/>
+              </w:rPr>
+              <w:t>symbol</w:t>
+            </w:r>
+          </w:p>
+        </w:tc>
+        <w:tc>
+          <w:tcPr>
+            <w:tcW w:type="dxa" w:w="4464"/>
+          </w:tcPr>
+          <w:p>
+            <w:r/>
+            <w:r>
+              <w:rPr>
+                <w:b/>
+                <w:i w:val="0"/>
+              </w:rPr>
+              <w:t>meaning</w:t>
+            </w:r>
+          </w:p>
+        </w:tc>
+      </w:tr>
+      <w:tr>
+        <w:tc>
+          <w:tcPr>
+            <w:tcW w:type="dxa" w:w="4464"/>
+          </w:tcPr>
+          <w:p>
+            <w:r/>
+            <w:r>
+              <w:rPr>
+                <w:b w:val="0"/>
+                <w:i w:val="0"/>
+              </w:rPr>
+              <w:t>m_b</w:t>
+            </w:r>
+          </w:p>
+        </w:tc>
+        <w:tc>
+          <w:tcPr>
+            <w:tcW w:type="dxa" w:w="4464"/>
+          </w:tcPr>
+          <w:p>
+            <w:r/>
+            <w:r>
+              <w:rPr>
+                <w:b w:val="0"/>
+                <w:i w:val="0"/>
+              </w:rPr>
+              <w:t>the mass of the binding particle, in electron masses</w:t>
+            </w:r>
+          </w:p>
+        </w:tc>
+      </w:tr>
+      <w:tr>
+        <w:tc>
+          <w:tcPr>
+            <w:tcW w:type="dxa" w:w="4464"/>
+          </w:tcPr>
+          <w:p>
+            <w:r/>
+            <w:r>
+              <w:rPr>
+                <w:b w:val="0"/>
+                <w:i w:val="0"/>
+              </w:rPr>
+              <w:t>a_b</w:t>
+            </w:r>
+          </w:p>
+        </w:tc>
+        <w:tc>
+          <w:tcPr>
+            <w:tcW w:type="dxa" w:w="4464"/>
+          </w:tcPr>
+          <w:p>
+            <w:r/>
+            <w:r>
+              <w:rPr>
+                <w:b w:val="0"/>
+                <w:i w:val="0"/>
+              </w:rPr>
+              <w:t>the radius of the binder's orbit about a nucleus</w:t>
+            </w:r>
+          </w:p>
+        </w:tc>
+      </w:tr>
+      <w:tr>
+        <w:tc>
+          <w:tcPr>
+            <w:tcW w:type="dxa" w:w="4464"/>
+          </w:tcPr>
+          <w:p>
+            <w:r/>
+            <w:r>
+              <w:rPr>
+                <w:b w:val="0"/>
+                <w:i w:val="0"/>
+              </w:rPr>
+              <w:t>R_dt</w:t>
+            </w:r>
+          </w:p>
+        </w:tc>
+        <w:tc>
+          <w:tcPr>
+            <w:tcW w:type="dxa" w:w="4464"/>
+          </w:tcPr>
+          <w:p>
+            <w:r/>
+            <w:r>
+              <w:rPr>
+                <w:b w:val="0"/>
+                <w:i w:val="0"/>
+              </w:rPr>
+              <w:t>the internuclear separation in the bound state</w:t>
+            </w:r>
+          </w:p>
+        </w:tc>
+      </w:tr>
+      <w:tr>
+        <w:tc>
+          <w:tcPr>
+            <w:tcW w:type="dxa" w:w="4464"/>
+          </w:tcPr>
+          <w:p>
+            <w:r/>
+            <w:r>
+              <w:rPr>
+                <w:b w:val="0"/>
+                <w:i w:val="0"/>
+              </w:rPr>
+              <w:t>λ_f</w:t>
+            </w:r>
+          </w:p>
+        </w:tc>
+        <w:tc>
+          <w:tcPr>
+            <w:tcW w:type="dxa" w:w="4464"/>
+          </w:tcPr>
+          <w:p>
+            <w:r/>
+            <w:r>
+              <w:rPr>
+                <w:b w:val="0"/>
+                <w:i w:val="0"/>
+              </w:rPr>
+              <w:t>the fusion rate from the bound state</w:t>
+            </w:r>
+          </w:p>
+        </w:tc>
+      </w:tr>
+      <w:tr>
+        <w:tc>
+          <w:tcPr>
+            <w:tcW w:type="dxa" w:w="4464"/>
+          </w:tcPr>
+          <w:p>
+            <w:r/>
+            <w:r>
+              <w:rPr>
+                <w:b w:val="0"/>
+                <w:i w:val="0"/>
+              </w:rPr>
+              <w:t>λ₀</w:t>
+            </w:r>
+          </w:p>
+        </w:tc>
+        <w:tc>
+          <w:tcPr>
+            <w:tcW w:type="dxa" w:w="4464"/>
+          </w:tcPr>
+          <w:p>
+            <w:r/>
+            <w:r>
+              <w:rPr>
+                <w:b w:val="0"/>
+                <w:i w:val="0"/>
+              </w:rPr>
+              <w:t>the binder's free decay rate</w:t>
+            </w:r>
+          </w:p>
+        </w:tc>
+      </w:tr>
+      <w:tr>
+        <w:tc>
+          <w:tcPr>
+            <w:tcW w:type="dxa" w:w="4464"/>
+          </w:tcPr>
+          <w:p>
+            <w:r/>
+            <w:r>
+              <w:rPr>
+                <w:b w:val="0"/>
+                <w:i w:val="0"/>
+              </w:rPr>
+              <w:t>ωₛ</w:t>
+            </w:r>
+          </w:p>
+        </w:tc>
+        <w:tc>
+          <w:tcPr>
+            <w:tcW w:type="dxa" w:w="4464"/>
+          </w:tcPr>
+          <w:p>
+            <w:r/>
+            <w:r>
+              <w:rPr>
+                <w:b w:val="0"/>
+                <w:i w:val="0"/>
+              </w:rPr>
+              <w:t>the probability, per cycle, that the binder is lost</w:t>
+            </w:r>
+          </w:p>
+        </w:tc>
+      </w:tr>
+      <w:tr>
+        <w:tc>
+          <w:tcPr>
+            <w:tcW w:type="dxa" w:w="4464"/>
+          </w:tcPr>
+          <w:p>
+            <w:r/>
+            <w:r>
+              <w:rPr>
+                <w:b w:val="0"/>
+                <w:i w:val="0"/>
+              </w:rPr>
+              <w:t>N</w:t>
+            </w:r>
+          </w:p>
+        </w:tc>
+        <w:tc>
+          <w:tcPr>
+            <w:tcW w:type="dxa" w:w="4464"/>
+          </w:tcPr>
+          <w:p>
+            <w:r/>
+            <w:r>
+              <w:rPr>
+                <w:b w:val="0"/>
+                <w:i w:val="0"/>
+              </w:rPr>
+              <w:t>the service life: the number of fusions one binder catalyses</w:t>
+            </w:r>
+          </w:p>
+        </w:tc>
+      </w:tr>
+      <w:tr>
+        <w:tc>
+          <w:tcPr>
+            <w:tcW w:type="dxa" w:w="4464"/>
+          </w:tcPr>
+          <w:p>
+            <w:r/>
+            <w:r>
+              <w:rPr>
+                <w:b w:val="0"/>
+                <w:i w:val="0"/>
+              </w:rPr>
+              <w:t>Q_fus</w:t>
+            </w:r>
+          </w:p>
+        </w:tc>
+        <w:tc>
+          <w:tcPr>
+            <w:tcW w:type="dxa" w:w="4464"/>
+          </w:tcPr>
+          <w:p>
+            <w:r/>
+            <w:r>
+              <w:rPr>
+                <w:b w:val="0"/>
+                <w:i w:val="0"/>
+              </w:rPr>
+              <w:t>the energy released per fusion</w:t>
+            </w:r>
+          </w:p>
+        </w:tc>
+      </w:tr>
+      <w:tr>
+        <w:tc>
+          <w:tcPr>
+            <w:tcW w:type="dxa" w:w="4464"/>
+          </w:tcPr>
+          <w:p>
+            <w:r/>
+            <w:r>
+              <w:rPr>
+                <w:b w:val="0"/>
+                <w:i w:val="0"/>
+              </w:rPr>
+              <w:t>f_work</w:t>
+            </w:r>
+          </w:p>
+        </w:tc>
+        <w:tc>
+          <w:tcPr>
+            <w:tcW w:type="dxa" w:w="4464"/>
+          </w:tcPr>
+          <w:p>
+            <w:r/>
+            <w:r>
+              <w:rPr>
+                <w:b w:val="0"/>
+                <w:i w:val="0"/>
+              </w:rPr>
+              <w:t>the fraction of that release recovered in the form being paid in</w:t>
+            </w:r>
+          </w:p>
+        </w:tc>
+      </w:tr>
+      <w:tr>
+        <w:tc>
+          <w:tcPr>
+            <w:tcW w:type="dxa" w:w="4464"/>
+          </w:tcPr>
+          <w:p>
+            <w:r/>
+            <w:r>
+              <w:rPr>
+                <w:b w:val="0"/>
+                <w:i w:val="0"/>
+              </w:rPr>
+              <w:t>V</w:t>
+            </w:r>
+          </w:p>
+        </w:tc>
+        <w:tc>
+          <w:tcPr>
+            <w:tcW w:type="dxa" w:w="4464"/>
+          </w:tcPr>
+          <w:p>
+            <w:r/>
+            <w:r>
+              <w:rPr>
+                <w:b w:val="0"/>
+                <w:i w:val="0"/>
+              </w:rPr>
+              <w:t>the value of one fusion, Q_fus\,f_work</w:t>
+            </w:r>
+          </w:p>
+        </w:tc>
+      </w:tr>
+      <w:tr>
+        <w:tc>
+          <w:tcPr>
+            <w:tcW w:type="dxa" w:w="4464"/>
+          </w:tcPr>
+          <w:p>
+            <w:r/>
+            <w:r>
+              <w:rPr>
+                <w:b w:val="0"/>
+                <w:i w:val="0"/>
+              </w:rPr>
+              <w:t>E_b</w:t>
+            </w:r>
+          </w:p>
+        </w:tc>
+        <w:tc>
+          <w:tcPr>
+            <w:tcW w:type="dxa" w:w="4464"/>
+          </w:tcPr>
+          <w:p>
+            <w:r/>
+            <w:r>
+              <w:rPr>
+                <w:b w:val="0"/>
+                <w:i w:val="0"/>
+              </w:rPr>
+              <w:t>the energy cost of producing and capturing one binder</w:t>
+            </w:r>
+          </w:p>
+        </w:tc>
+      </w:tr>
+      <w:tr>
+        <w:tc>
+          <w:tcPr>
+            <w:tcW w:type="dxa" w:w="4464"/>
+          </w:tcPr>
+          <w:p>
+            <w:r/>
+            <w:r>
+              <w:rPr>
+                <w:b w:val="0"/>
+                <w:i w:val="0"/>
+              </w:rPr>
+              <w:t>η</w:t>
+            </w:r>
+          </w:p>
+        </w:tc>
+        <w:tc>
+          <w:tcPr>
+            <w:tcW w:type="dxa" w:w="4464"/>
+          </w:tcPr>
+          <w:p>
+            <w:r/>
+            <w:r>
+              <w:rPr>
+                <w:b w:val="0"/>
+                <w:i w:val="0"/>
+              </w:rPr>
+              <w:t>the collection efficiency: stopped binders per pion produced</w:t>
+            </w:r>
+          </w:p>
+        </w:tc>
+      </w:tr>
+      <w:tr>
+        <w:tc>
+          <w:tcPr>
+            <w:tcW w:type="dxa" w:w="4464"/>
+          </w:tcPr>
+          <w:p>
+            <w:r/>
+            <w:r>
+              <w:rPr>
+                <w:b w:val="0"/>
+                <w:i w:val="0"/>
+              </w:rPr>
+              <w:t>E_π</w:t>
+            </w:r>
+          </w:p>
+        </w:tc>
+        <w:tc>
+          <w:tcPr>
+            <w:tcW w:type="dxa" w:w="4464"/>
+          </w:tcPr>
+          <w:p>
+            <w:r/>
+            <w:r>
+              <w:rPr>
+                <w:b w:val="0"/>
+                <w:i w:val="0"/>
+              </w:rPr>
+              <w:t>the energy cost of producing one pion</w:t>
+            </w:r>
+          </w:p>
+        </w:tc>
+      </w:tr>
+    </w:tbl>
+    <w:p/>
+    <w:p>
+      <w:pPr>
+        <w:spacing w:before="240" w:after="80"/>
+      </w:pPr>
+      <w:r>
+        <w:rPr>
+          <w:b/>
+          <w:sz w:val="23"/>
+        </w:rPr>
+        <w:t>13.2 The eighth condition, derived</w:t>
+      </w:r>
+    </w:p>
+    <w:p>
+      <w:r>
+        <w:rPr>
+          <w:b/>
+          <w:i w:val="0"/>
+        </w:rPr>
+        <w:t>Proposition 1 (the cycle identity).</w:t>
+      </w:r>
+      <w:r>
+        <w:rPr>
+          <w:b w:val="0"/>
+          <w:i w:val="0"/>
+        </w:rPr>
+        <w:t xml:space="preserve"> </w:t>
+      </w:r>
+      <w:r>
+        <w:rPr>
+          <w:b w:val="0"/>
+          <w:i/>
+        </w:rPr>
+        <w:t>A binder is worth making if and only if</w:t>
+      </w:r>
+    </w:p>
+    <w:p>
+      <w:pPr>
+        <w:spacing w:before="160" w:after="200"/>
+        <w:ind w:left="461" w:right="259"/>
+      </w:pPr>
+      <w:r>
+        <w:rPr>
+          <w:b w:val="0"/>
+          <w:i w:val="0"/>
+        </w:rPr>
+        <w:t xml:space="preserve">E_b \;&lt;\; N\,Q_fus\,f_work, </w:t>
+      </w:r>
+      <w:r>
+        <w:rPr>
+          <w:b w:val="0"/>
+          <w:i/>
+        </w:rPr>
+        <w:t>and since</w:t>
+      </w:r>
+      <w:r>
+        <w:rPr>
+          <w:b w:val="0"/>
+          <w:i w:val="0"/>
+        </w:rPr>
+        <w:t xml:space="preserve"> N ≤ 1/ωₛ, </w:t>
+      </w:r>
+      <w:r>
+        <w:rPr>
+          <w:b w:val="0"/>
+          <w:i/>
+        </w:rPr>
+        <w:t>the necessary condition is</w:t>
+      </w:r>
+      <w:r>
+        <w:rPr>
+          <w:b w:val="0"/>
+          <w:i w:val="0"/>
+        </w:rPr>
+        <w:t xml:space="preserve"> E_b &lt; Q_fus\,f_work/ωₛ.</w:t>
+      </w:r>
+    </w:p>
+    <w:p>
+      <w:r>
+        <w:rPr>
+          <w:b w:val="0"/>
+          <w:i/>
+        </w:rPr>
+        <w:t>Derivation.</w:t>
+      </w:r>
+      <w:r>
+        <w:rPr>
+          <w:b w:val="0"/>
+          <w:i w:val="0"/>
+        </w:rPr>
+        <w:t xml:space="preserve"> The catalytic cycle has no input per event: the binder is not consumed by the fusion, and no energy is supplied to the fuel to bring the nuclei together, that work being done by the bound state. The only input is therefore the binder itself, at a cost E_b. A binder that catalyses N fusions returns N\,Q_fus\,f_work, so the account closes exactly when the return exceeds the cost.</w:t>
+      </w:r>
+    </w:p>
+    <w:p>
+      <w:r>
+        <w:rPr>
+          <w:b w:val="0"/>
+          <w:i w:val="0"/>
+        </w:rPr>
+        <w:t xml:space="preserve">For the bound: let p be the probability that the binder survives one complete cycle, so ωₛ = 1 - p. The number of cycles is geometrically distributed and its expectation is N = p/(1-p) ≤ 1/ωₛ, with equality approached as p → 1. </w:t>
+      </w:r>
+      <w:r>
+        <w:rPr>
+          <w:b/>
+          <w:i w:val="0"/>
+        </w:rPr>
+        <w:t>The cap is asymptotic and is never attained</w:t>
+      </w:r>
+      <w:r>
+        <w:rPr>
+          <w:b w:val="0"/>
+          <w:i w:val="0"/>
+        </w:rPr>
+        <w:t>, which is why §5.3 distinguishes the demonstrated cycle count from the bound. ∎</w:t>
+      </w:r>
+    </w:p>
+    <w:p>
+      <w:r>
+        <w:rPr>
+          <w:b/>
+          <w:i w:val="0"/>
+        </w:rPr>
+        <w:t>Remark.</w:t>
+      </w:r>
+      <w:r>
+        <w:rPr>
+          <w:b w:val="0"/>
+          <w:i w:val="0"/>
+        </w:rPr>
+        <w:t xml:space="preserve"> The inequality is an accounting identity rather than an efficiency target: it contains no free parameter. Every term has been measured, and §3 gives the measured values.</w:t>
+      </w:r>
+    </w:p>
+    <w:p>
+      <w:pPr>
+        <w:spacing w:before="240" w:after="80"/>
+      </w:pPr>
+      <w:r>
+        <w:rPr>
+          <w:b/>
+          <w:sz w:val="23"/>
+        </w:rPr>
+        <w:t>13.3 The structural window on the binder mass</w:t>
+      </w:r>
+    </w:p>
+    <w:p>
+      <w:r>
+        <w:rPr>
+          <w:b/>
+          <w:i w:val="0"/>
+        </w:rPr>
+        <w:t>Proposition 2 (the lower bound).</w:t>
+      </w:r>
+      <w:r>
+        <w:rPr>
+          <w:b w:val="0"/>
+          <w:i w:val="0"/>
+        </w:rPr>
+        <w:t xml:space="preserve"> </w:t>
+      </w:r>
+      <w:r>
+        <w:rPr>
+          <w:b w:val="0"/>
+          <w:i/>
+        </w:rPr>
+        <w:t>Condition 2 — that the tunnelling rate exceed the decay rate of the state producing it — places a lower bound on m_b.</w:t>
+      </w:r>
+    </w:p>
+    <w:p>
+      <w:r>
+        <w:rPr>
+          <w:b w:val="0"/>
+          <w:i/>
+        </w:rPr>
+        <w:t>Derivation.</w:t>
+      </w:r>
+      <w:r>
+        <w:rPr>
+          <w:b w:val="0"/>
+          <w:i w:val="0"/>
+        </w:rPr>
+        <w:t xml:space="preserve"> In a hydrogenic bound state the orbit radius scales inversely with the reduced mass, a_b ∝ 1/m_b, and the internuclear separation of the mesomolecule follows it, R_dt ∝ 1/m_b. The barrier penetration factor is exponential in √R_dt, so λ_f rises steeply with m_b while λ₀ does not. Condition 2 requires λ_f &gt; λ₀, and the crossing defines the floor. Evaluated on the measured constants the floor is 119 electron masses, or 60.8 MeV expressed as an energy. ∎</w:t>
+      </w:r>
+    </w:p>
+    <w:p>
+      <w:r>
+        <w:rPr>
+          <w:b/>
+          <w:i w:val="0"/>
+        </w:rPr>
+        <w:t>Proposition 3 (the upper bound).</w:t>
+      </w:r>
+      <w:r>
+        <w:rPr>
+          <w:b w:val="0"/>
+          <w:i w:val="0"/>
+        </w:rPr>
+        <w:t xml:space="preserve"> </w:t>
+      </w:r>
+      <w:r>
+        <w:rPr>
+          <w:b w:val="0"/>
+          <w:i/>
+        </w:rPr>
+        <w:t>Conditions 3 and 4 place an upper bound on m_b.</w:t>
+      </w:r>
+    </w:p>
+    <w:p>
+      <w:r>
+        <w:rPr>
+          <w:b w:val="0"/>
+          <w:i/>
+        </w:rPr>
+        <w:t>Derivation.</w:t>
+      </w:r>
+      <w:r>
+        <w:rPr>
+          <w:b w:val="0"/>
+          <w:i w:val="0"/>
+        </w:rPr>
+        <w:t xml:space="preserve"> A binder heavy enough to be absorbed by a nucleus before the cycle completes catalyses nothing, failing condition 3; and it produces ash the branching ratios do not predict, failing condition 4. Nuclear absorption rates rise with the binder's mass through the overlap of its orbit with the nuclear volume, and the ceiling is where the absorption rate overtakes λ_f. That is 918 electron masses. ∎</w:t>
+      </w:r>
+    </w:p>
+    <w:p>
+      <w:pPr>
+        <w:spacing w:before="160" w:after="200"/>
+        <w:ind w:left="461" w:right="259"/>
+      </w:pPr>
+      <w:r>
+        <w:rPr>
+          <w:b/>
+          <w:i w:val="0"/>
+        </w:rPr>
+        <w:t>Theorem 1 (uniqueness of the binder).</w:t>
+      </w:r>
+      <w:r>
+        <w:rPr>
+          <w:b w:val="0"/>
+          <w:i w:val="0"/>
+        </w:rPr>
+        <w:t xml:space="preserve"> </w:t>
+      </w:r>
+      <w:r>
+        <w:rPr>
+          <w:b w:val="0"/>
+          <w:i/>
+        </w:rPr>
+        <w:t>The seven conditions admit exactly one realisation in the closed index of charged particles: the negative muon.</w:t>
+      </w:r>
+    </w:p>
+    <w:p>
+      <w:r>
+        <w:rPr>
+          <w:b w:val="0"/>
+          <w:i w:val="0"/>
+        </w:rPr>
+        <w:t>&gt;</w:t>
+      </w:r>
+    </w:p>
+    <w:p>
+      <w:pPr>
+        <w:spacing w:before="160" w:after="200"/>
+        <w:ind w:left="461" w:right="259"/>
+      </w:pPr>
+      <w:r>
+        <w:rPr>
+          <w:b w:val="0"/>
+          <w:i/>
+        </w:rPr>
+        <w:t>Proof.</w:t>
+      </w:r>
+      <w:r>
+        <w:rPr>
+          <w:b w:val="0"/>
+          <w:i w:val="0"/>
+        </w:rPr>
+        <w:t xml:space="preserve"> Propositions 2 and 3 confine any admissible binder to m_b ∈ [\,119,\,918\,] electron masses. The index of charged particles with lifetimes long enough to form a bound state is closed and short, and it is enumerated: the electron at 1 lies below the window; the muon at 207 electron masses lies inside it; the pion at 273 electron masses lies inside it but is hadronic and is absorbed before catalysing, failing condition 3; the kaon at 966 electron masses and the tau at 3477 electron masses lie above it. </w:t>
+      </w:r>
+      <w:r>
+        <w:rPr>
+          <w:b/>
+          <w:i w:val="0"/>
+        </w:rPr>
+        <w:t>No other charged particle has both a mass in the window and a lifetime sufficient to form a molecule.</w:t>
+      </w:r>
+      <w:r>
+        <w:rPr>
+          <w:b w:val="0"/>
+          <w:i w:val="0"/>
+        </w:rPr>
+        <w:t xml:space="preserve"> The window therefore contains exactly one admissible occupant.</w:t>
+      </w:r>
+    </w:p>
+    <w:p>
+      <w:r>
+        <w:rPr>
+          <w:b w:val="0"/>
+          <w:i w:val="0"/>
+        </w:rPr>
+        <w:t>&gt;</w:t>
+      </w:r>
+    </w:p>
+    <w:p>
+      <w:pPr>
+        <w:spacing w:before="160" w:after="200"/>
+        <w:ind w:left="461" w:right="259"/>
+      </w:pPr>
+      <w:r>
+        <w:rPr>
+          <w:b w:val="0"/>
+          <w:i w:val="0"/>
+        </w:rPr>
+        <w:t xml:space="preserve">The sign is fixed separately and not by mass. A μ^+ binds an electron into muonium and is repelled by every nucleus in the fuel; it forms no mesomolecule at any density or temperature. Hence the binder is the </w:t>
+      </w:r>
+      <w:r>
+        <w:rPr>
+          <w:b/>
+          <w:i w:val="0"/>
+        </w:rPr>
+        <w:t>negative</w:t>
+      </w:r>
+      <w:r>
+        <w:rPr>
+          <w:b w:val="0"/>
+          <w:i w:val="0"/>
+        </w:rPr>
+        <w:t xml:space="preserve"> muon, and it has exactly one parent, π^- decay. ∎</w:t>
+      </w:r>
+    </w:p>
+    <w:p>
+      <w:r>
+        <w:rPr>
+          <w:b/>
+          <w:i w:val="0"/>
+        </w:rPr>
+        <w:t>Corollary 1.1.</w:t>
+      </w:r>
+      <w:r>
+        <w:rPr>
+          <w:b w:val="0"/>
+          <w:i w:val="0"/>
+        </w:rPr>
+        <w:t xml:space="preserve"> </w:t>
+      </w:r>
+      <w:r>
+        <w:rPr>
+          <w:b w:val="0"/>
+          <w:i/>
+        </w:rPr>
+        <w:t>Every yield in this paper is a π^- yield</w:t>
+      </w:r>
+      <w:r>
+        <w:rPr>
+          <w:b w:val="0"/>
+          <w:i w:val="0"/>
+        </w:rPr>
+        <w:t>, and the production target's material is constrained by the charge ratio it returns and not only by its total yield — which §6.3 states as a specification.</w:t>
+      </w:r>
+    </w:p>
+    <w:p>
+      <w:pPr>
+        <w:spacing w:before="240" w:after="80"/>
+      </w:pPr>
+      <w:r>
+        <w:rPr>
+          <w:b/>
+          <w:sz w:val="23"/>
+        </w:rPr>
+        <w:t>13.4 Sticking does not depend on the binder's mass</w:t>
+      </w:r>
+    </w:p>
+    <w:p>
+      <w:pPr>
+        <w:spacing w:before="160" w:after="200"/>
+        <w:ind w:left="461" w:right="259"/>
+      </w:pPr>
+      <w:r>
+        <w:rPr>
+          <w:b/>
+          <w:i w:val="0"/>
+        </w:rPr>
+        <w:t>Theorem 2 (mass-independence of sticking).</w:t>
+      </w:r>
+      <w:r>
+        <w:rPr>
+          <w:b w:val="0"/>
+          <w:i w:val="0"/>
+        </w:rPr>
+        <w:t xml:space="preserve"> </w:t>
+      </w:r>
+      <w:r>
+        <w:rPr>
+          <w:b w:val="0"/>
+          <w:i/>
+        </w:rPr>
+        <w:t>The probability ωₛ that the binder is lost to the fusion product is independent of m_b.</w:t>
+      </w:r>
+    </w:p>
+    <w:p>
+      <w:r>
+        <w:rPr>
+          <w:b w:val="0"/>
+          <w:i w:val="0"/>
+        </w:rPr>
+        <w:t>&gt;</w:t>
+      </w:r>
+    </w:p>
+    <w:p>
+      <w:pPr>
+        <w:spacing w:before="160" w:after="200"/>
+        <w:ind w:left="461" w:right="259"/>
+      </w:pPr>
+      <w:r>
+        <w:rPr>
+          <w:b w:val="0"/>
+          <w:i/>
+        </w:rPr>
+        <w:t>Proof.</w:t>
+      </w:r>
+      <w:r>
+        <w:rPr>
+          <w:b w:val="0"/>
+          <w:i w:val="0"/>
+        </w:rPr>
+        <w:t xml:space="preserve"> Sticking is the probability that the binder, initially bound in an orbit of radius a_b ∝ 1/m_b, is captured into a bound state of the recoiling α. In the sudden approximation it is the squared overlap of the initial binder wavefunction with the final bound states of the α, evaluated in the frame moving at the recoil velocity v_R:</w:t>
+      </w:r>
+    </w:p>
+    <w:p>
+      <w:r>
+        <w:rPr>
+          <w:b w:val="0"/>
+          <w:i w:val="0"/>
+        </w:rPr>
+        <w:t>&gt;</w:t>
+      </w:r>
+    </w:p>
+    <w:p>
+      <w:pPr>
+        <w:spacing w:before="120" w:after="160"/>
+        <w:jc w:val="center"/>
+      </w:pPr>
+      <w:r>
+        <w:drawing>
+          <wp:inline xmlns:a="http://schemas.openxmlformats.org/drawingml/2006/main" xmlns:pic="http://schemas.openxmlformats.org/drawingml/2006/picture">
+            <wp:extent cx="3460652" cy="626012"/>
+            <wp:docPr id="8" name="Picture 8"/>
+            <wp:cNvGraphicFramePr>
+              <a:graphicFrameLocks noChangeAspect="1"/>
+            </wp:cNvGraphicFramePr>
+            <a:graphic>
+              <a:graphicData uri="http://schemas.openxmlformats.org/drawingml/2006/picture">
+                <pic:pic>
+                  <pic:nvPicPr>
+                    <pic:cNvPr id="0" name="eq-e4e6f7c1977a.png"/>
+                    <pic:cNvPicPr/>
+                  </pic:nvPicPr>
+                  <pic:blipFill>
+                    <a:blip r:embed="rId16"/>
+                    <a:stretch>
+                      <a:fillRect/>
+                    </a:stretch>
+                  </pic:blipFill>
+                  <pic:spPr>
+                    <a:xfrm>
+                      <a:off x="0" y="0"/>
+                      <a:ext cx="3460652" cy="626012"/>
+                    </a:xfrm>
+                    <a:prstGeom prst="rect"/>
+                  </pic:spPr>
+                </pic:pic>
+              </a:graphicData>
+            </a:graphic>
+          </wp:inline>
+        </w:drawing>
+      </w:r>
+    </w:p>
+    <w:p>
+      <w:r>
+        <w:rPr>
+          <w:b w:val="0"/>
+          <w:i w:val="0"/>
+        </w:rPr>
+        <w:t>&gt;</w:t>
+      </w:r>
+    </w:p>
+    <w:p>
+      <w:pPr>
+        <w:spacing w:before="160" w:after="200"/>
+        <w:ind w:left="461" w:right="259"/>
+      </w:pPr>
+      <w:r>
+        <w:rPr>
+          <w:b w:val="0"/>
+          <w:i w:val="0"/>
+        </w:rPr>
+        <w:t xml:space="preserve">Both ψᵢ and ψ_nℓ are hydrogenic with the same reduced mass, so the natural length in the integral is a_b ∝ 1/m_b. Rescaling r = a_b u makes the wavefunctions mass-independent functions of u, and the exponent becomes i\,m_b v_R a_b\, v·u. Since a_b ∝ 1/m_b, the product m_b a_b is a constant, and the exponent depends on v_R alone. </w:t>
+      </w:r>
+      <w:r>
+        <w:rPr>
+          <w:b/>
+          <w:i w:val="0"/>
+        </w:rPr>
+        <w:t>Every dependence on m_b has cancelled</w:t>
+      </w:r>
+      <w:r>
+        <w:rPr>
+          <w:b w:val="0"/>
+          <w:i w:val="0"/>
+        </w:rPr>
+        <w:t>, and ωₛ is a function of the recoil velocity over the orbital velocity only. That ratio is measured at 2.97 for d+t. ∎</w:t>
+      </w:r>
+    </w:p>
+    <w:p>
+      <w:r>
+        <w:rPr>
+          <w:b/>
+          <w:i w:val="0"/>
+        </w:rPr>
+        <w:t>Corollary 2.1 (condition 8 is a specification, not a search).</w:t>
+      </w:r>
+      <w:r>
+        <w:rPr>
+          <w:b w:val="0"/>
+          <w:i w:val="0"/>
+        </w:rPr>
+        <w:t xml:space="preserve"> Since ωₛ does not depend on m_b, no admissible binder returns a smaller loss per cycle than the muon. Combined with Theorem 1, which leaves no other occupant of the window, </w:t>
+      </w:r>
+      <w:r>
+        <w:rPr>
+          <w:b/>
+          <w:i w:val="0"/>
+        </w:rPr>
+        <w:t>condition 8 cannot be satisfied by looking for a better particle.</w:t>
+      </w:r>
+      <w:r>
+        <w:rPr>
+          <w:b w:val="0"/>
+          <w:i w:val="0"/>
+        </w:rPr>
+        <w:t xml:space="preserve"> It is a constraint on the machine.</w:t>
+      </w:r>
+    </w:p>
+    <w:p>
+      <w:pPr>
+        <w:spacing w:before="160" w:after="200"/>
+        <w:ind w:left="461" w:right="259"/>
+      </w:pPr>
+      <w:r>
+        <w:rPr>
+          <w:b/>
+          <w:i w:val="0"/>
+        </w:rPr>
+        <w:t>Theorem 3 (closure of the standalone configuration).</w:t>
+      </w:r>
+      <w:r>
+        <w:rPr>
+          <w:b w:val="0"/>
+          <w:i w:val="0"/>
+        </w:rPr>
+        <w:t xml:space="preserve"> </w:t>
+      </w:r>
+      <w:r>
+        <w:rPr>
+          <w:b w:val="0"/>
+          <w:i/>
+        </w:rPr>
+        <w:t>No binder anywhere in the structural window satisfies condition 8 as a standalone power source.</w:t>
+      </w:r>
+    </w:p>
+    <w:p>
+      <w:r>
+        <w:rPr>
+          <w:b w:val="0"/>
+          <w:i w:val="0"/>
+        </w:rPr>
+        <w:t>&gt;</w:t>
+      </w:r>
+    </w:p>
+    <w:p>
+      <w:pPr>
+        <w:spacing w:before="160" w:after="200"/>
+        <w:ind w:left="461" w:right="259"/>
+      </w:pPr>
+      <w:r>
+        <w:rPr>
+          <w:b w:val="0"/>
+          <w:i/>
+        </w:rPr>
+        <w:t>Proof.</w:t>
+      </w:r>
+      <w:r>
+        <w:rPr>
+          <w:b w:val="0"/>
+          <w:i w:val="0"/>
+        </w:rPr>
+        <w:t xml:space="preserve"> By Theorem 2, ωₛ is the same for every occupant of the window, so N ≤ 1/ωₛ is a bound common to all of them. Q_fus and f_work are properties of the fuel and the plant, not of the binder. Hence the right-hand side of Proposition 1 is a constant across the window. The left-hand side, E_b, is bounded </w:t>
+      </w:r>
+      <w:r>
+        <w:rPr>
+          <w:b/>
+          <w:i w:val="0"/>
+        </w:rPr>
+        <w:t>below</w:t>
+      </w:r>
+      <w:r>
+        <w:rPr>
+          <w:b w:val="0"/>
+          <w:i w:val="0"/>
+        </w:rPr>
+        <w:t xml:space="preserve"> by the cost of producing the parent particle, which §13.6 puts at 11.13 GeV per pion and which no collector can reduce. Taking the most favourable admissible values of every term simultaneously, the best balance available anywhere in the window is 0.807 — less than unity. </w:t>
+      </w:r>
+      <w:r>
+        <w:rPr>
+          <w:b/>
+          <w:i w:val="0"/>
+        </w:rPr>
+        <w:t>The configuration is therefore closed by the structure of the window rather than by any measurement</w:t>
+      </w:r>
+      <w:r>
+        <w:rPr>
+          <w:b w:val="0"/>
+          <w:i w:val="0"/>
+        </w:rPr>
+        <w:t>, and no experiment in §10 can overturn it. ∎</w:t>
+      </w:r>
+    </w:p>
+    <w:p>
+      <w:r>
+        <w:rPr>
+          <w:b/>
+          <w:i w:val="0"/>
+        </w:rPr>
+        <w:t>Remark.</w:t>
+      </w:r>
+      <w:r>
+        <w:rPr>
+          <w:b w:val="0"/>
+          <w:i w:val="0"/>
+        </w:rPr>
+        <w:t xml:space="preserve"> Theorem 3 is what makes the co-product configuration of §9 the interesting one: it does not contradict the theorem, because it does not pay for the binder at all.</w:t>
+      </w:r>
+    </w:p>
+    <w:p>
+      <w:pPr>
+        <w:spacing w:before="240" w:after="80"/>
+      </w:pPr>
+      <w:r>
+        <w:rPr>
+          <w:b/>
+          <w:sz w:val="23"/>
+        </w:rPr>
+        <w:t>13.5 The collector</w:t>
+      </w:r>
+    </w:p>
+    <w:p>
+      <w:r>
+        <w:rPr>
+          <w:b/>
+          <w:i w:val="0"/>
+        </w:rPr>
+        <w:t>Proposition 4 (the aperture product).</w:t>
+      </w:r>
+      <w:r>
+        <w:rPr>
+          <w:b w:val="0"/>
+          <w:i w:val="0"/>
+        </w:rPr>
+        <w:t xml:space="preserve"> </w:t>
+      </w:r>
+      <w:r>
+        <w:rPr>
+          <w:b w:val="0"/>
+          <w:i/>
+        </w:rPr>
+        <w:t>A solenoid of field B and clear radius R accepts a pion of transverse momentum up to p_T^max = 0.15\,B\,R, in T, m and GeV/c; hence field and bore trade against one another at fixed acceptance, and only their product matters.</w:t>
+      </w:r>
+    </w:p>
+    <w:p>
+      <w:r>
+        <w:rPr>
+          <w:b w:val="0"/>
+          <w:i/>
+        </w:rPr>
+        <w:t>Derivation.</w:t>
+      </w:r>
+      <w:r>
+        <w:rPr>
+          <w:b w:val="0"/>
+          <w:i w:val="0"/>
+        </w:rPr>
+        <w:t xml:space="preserve"> A particle of transverse momentum p_T in an axial field B has gyroradius r_g = p_T/(0.3\,B) in the same units. A particle born on the axis reaches a maximum distance 2 r_g from it, so it is contained if 2 p_T/(0.3 B) ≤ R, which rearranges to the stated cap. </w:t>
+      </w:r>
+      <w:r>
+        <w:rPr>
+          <w:b/>
+          <w:i w:val="0"/>
+        </w:rPr>
+        <w:t>The beam envelope is therefore 2 r_g and not r_g</w:t>
+      </w:r>
+      <w:r>
+        <w:rPr>
+          <w:b w:val="0"/>
+          <w:i w:val="0"/>
+        </w:rPr>
+        <w:t xml:space="preserve"> — a factor of two that also fixes the bore of the fuel cell, and which is validated in §7.1 against three published geometries the derivation did not use. ∎</w:t>
+      </w:r>
+    </w:p>
+    <w:p>
+      <w:r>
+        <w:rPr>
+          <w:b/>
+          <w:i w:val="0"/>
+        </w:rPr>
+        <w:t>Proposition 5 (the mirror condition and the grade it requires).</w:t>
+      </w:r>
+      <w:r>
+        <w:rPr>
+          <w:b w:val="0"/>
+          <w:i w:val="0"/>
+        </w:rPr>
+        <w:t xml:space="preserve"> </w:t>
+      </w:r>
+      <w:r>
+        <w:rPr>
+          <w:b w:val="0"/>
+          <w:i/>
+        </w:rPr>
+        <w:t>A pion emitted into the backward hemisphere at pitch angle θ is reflected forward by a field rising from Bₜ to Bₘₐₓ if and only if</w:t>
+      </w:r>
+      <w:r>
+        <w:rPr>
+          <w:b w:val="0"/>
+          <w:i w:val="0"/>
+        </w:rPr>
+        <w:t xml:space="preserve"> sinθ ≥ √Bₜ/Bₘₐₓ. </w:t>
+      </w:r>
+      <w:r>
+        <w:rPr>
+          <w:b w:val="0"/>
+          <w:i/>
+        </w:rPr>
+        <w:t>The grade sufficient to reflect every angle the production data covers is therefore</w:t>
+      </w:r>
+      <w:r>
+        <w:rPr>
+          <w:b w:val="0"/>
+          <w:i w:val="0"/>
+        </w:rPr>
+        <w:t xml:space="preserve"> Bₘₐₓ/Bₜ = 1/sin²θₘₐₓ, </w:t>
+      </w:r>
+      <w:r>
+        <w:rPr>
+          <w:b w:val="0"/>
+          <w:i/>
+        </w:rPr>
+        <w:t>which is</w:t>
+      </w:r>
+      <w:r>
+        <w:rPr>
+          <w:b w:val="0"/>
+          <w:i w:val="0"/>
+        </w:rPr>
+        <w:t xml:space="preserve"> 1.428.</w:t>
+      </w:r>
+    </w:p>
+    <w:p>
+      <w:r>
+        <w:rPr>
+          <w:b w:val="0"/>
+          <w:i/>
+        </w:rPr>
+        <w:t>Derivation.</w:t>
+      </w:r>
+      <w:r>
+        <w:rPr>
+          <w:b w:val="0"/>
+          <w:i w:val="0"/>
+        </w:rPr>
+        <w:t xml:space="preserve"> In a slowly varying axial field the magnetic moment μ = pₚerp²/2mB is an adiabatic invariant and the kinetic energy is conserved, so pₚerp²/B is constant along a trajectory. A particle turns where pₚerp = p, that is where B = Bₜ/sin²θ. It is reflected before reaching Bₘₐₓ exactly when Bₜ/sin²θ ≤ Bₘₐₓ, which is the stated condition. Taking θₘₐₓ as the largest angle the production measurements cover gives the grade, and </w:t>
+      </w:r>
+      <w:r>
+        <w:rPr>
+          <w:b/>
+          <w:i w:val="0"/>
+        </w:rPr>
+        <w:t>because the data end there, so does the requirement</w:t>
+      </w:r>
+      <w:r>
+        <w:rPr>
+          <w:b w:val="0"/>
+          <w:i w:val="0"/>
+        </w:rPr>
+        <w:t>: the grade is fixed by the measurement rather than chosen. ∎</w:t>
+      </w:r>
+    </w:p>
+    <w:p>
+      <w:r>
+        <w:rPr>
+          <w:b/>
+          <w:i w:val="0"/>
+        </w:rPr>
+        <w:t>Proposition 6 (linearity in collection).</w:t>
+      </w:r>
+      <w:r>
+        <w:rPr>
+          <w:b w:val="0"/>
+          <w:i w:val="0"/>
+        </w:rPr>
+        <w:t xml:space="preserve"> </w:t>
+      </w:r>
+      <w:r>
+        <w:rPr>
+          <w:b w:val="0"/>
+          <w:i/>
+        </w:rPr>
+        <w:t>Every balance in this paper is proportional to η, so restating one at a different collection efficiency is exact rather than approximate.</w:t>
+      </w:r>
+    </w:p>
+    <w:p>
+      <w:r>
+        <w:rPr>
+          <w:b w:val="0"/>
+          <w:i/>
+        </w:rPr>
+        <w:t>Derivation.</w:t>
+      </w:r>
+      <w:r>
+        <w:rPr>
+          <w:b w:val="0"/>
+          <w:i w:val="0"/>
+        </w:rPr>
+        <w:t xml:space="preserve"> Write the balance as G = N\,V\,η/E_π. Here N is a property of the fuel and the sticking, V of the plant, and E_π of the production target; none of them depends on η. Hence G ∝ η and G(η₂) = G(η₁)\,η₂/η₁ identically. The tables of §5.3 are computed this way, and the paper's own two-column table at thirty and ninety percent provides the check: every row's ratio lies within 2.998 to 3.010 of the exact three. ∎</w:t>
+      </w:r>
+    </w:p>
+    <w:p>
+      <w:r>
+        <w:rPr>
+          <w:b/>
+          <w:i w:val="0"/>
+        </w:rPr>
+        <w:t>Corollary 6.1.</w:t>
+      </w:r>
+      <w:r>
+        <w:rPr>
+          <w:b w:val="0"/>
+          <w:i w:val="0"/>
+        </w:rPr>
+        <w:t xml:space="preserve"> </w:t>
+      </w:r>
+      <w:r>
+        <w:rPr>
+          <w:b w:val="0"/>
+          <w:i/>
+        </w:rPr>
+        <w:t>An alteration that changes E_π alone multiplies every balance by the same factor</w:t>
+      </w:r>
+      <w:r>
+        <w:rPr>
+          <w:b w:val="0"/>
+          <w:i w:val="0"/>
+        </w:rPr>
+        <w:t xml:space="preserve"> E_π^old/E_π^new. This is what §5.4 computes, and the same corollary explains why that factor moves the bred-fuel requirement from 50.8 percent to 21.4 percent.</w:t>
+      </w:r>
+    </w:p>
+    <w:p>
+      <w:pPr>
+        <w:spacing w:before="240" w:after="80"/>
+      </w:pPr>
+      <w:r>
+        <w:rPr>
+          <w:b/>
+          <w:sz w:val="23"/>
+        </w:rPr>
+        <w:t>13.6 The production floor</w:t>
+      </w:r>
+    </w:p>
+    <w:p>
+      <w:r>
+        <w:rPr>
+          <w:b/>
+          <w:i w:val="0"/>
+        </w:rPr>
+        <w:t>Proposition 7 (the floor on the binder's cost).</w:t>
+      </w:r>
+      <w:r>
+        <w:rPr>
+          <w:b w:val="0"/>
+          <w:i w:val="0"/>
+        </w:rPr>
+        <w:t xml:space="preserve"> </w:t>
+      </w:r>
+      <w:r>
+        <w:rPr>
+          <w:b w:val="0"/>
+          <w:i/>
+        </w:rPr>
+        <w:t>Production alone costs</w:t>
+      </w:r>
+      <w:r>
+        <w:rPr>
+          <w:b w:val="0"/>
+          <w:i w:val="0"/>
+        </w:rPr>
+        <w:t xml:space="preserve"> 11.13 GeV </w:t>
+      </w:r>
+      <w:r>
+        <w:rPr>
+          <w:b w:val="0"/>
+          <w:i/>
+        </w:rPr>
+        <w:t>per pion, and no collector can reduce it.</w:t>
+      </w:r>
+    </w:p>
+    <w:p>
+      <w:r>
+        <w:rPr>
+          <w:b w:val="0"/>
+          <w:i/>
+        </w:rPr>
+        <w:t>Derivation.</w:t>
+      </w:r>
+      <w:r>
+        <w:rPr>
+          <w:b w:val="0"/>
+          <w:i w:val="0"/>
+        </w:rPr>
+        <w:t xml:space="preserve"> The pion yield per interacting proton is obtained by integrating the measured double-differential cross section over the acceptance, with the solid-angle Jacobian:</w:t>
+      </w:r>
+    </w:p>
+    <w:p>
+      <w:pPr>
+        <w:spacing w:before="120" w:after="160"/>
+        <w:jc w:val="center"/>
+      </w:pPr>
+      <w:r>
+        <w:drawing>
+          <wp:inline xmlns:a="http://schemas.openxmlformats.org/drawingml/2006/main" xmlns:pic="http://schemas.openxmlformats.org/drawingml/2006/picture">
+            <wp:extent cx="3393830" cy="583809"/>
+            <wp:docPr id="9" name="Picture 9"/>
+            <wp:cNvGraphicFramePr>
+              <a:graphicFrameLocks noChangeAspect="1"/>
+            </wp:cNvGraphicFramePr>
+            <a:graphic>
+              <a:graphicData uri="http://schemas.openxmlformats.org/drawingml/2006/picture">
+                <pic:pic>
+                  <pic:nvPicPr>
+                    <pic:cNvPr id="0" name="eq-d8719366983b.png"/>
+                    <pic:cNvPicPr/>
+                  </pic:nvPicPr>
+                  <pic:blipFill>
+                    <a:blip r:embed="rId17"/>
+                    <a:stretch>
+                      <a:fillRect/>
+                    </a:stretch>
+                  </pic:blipFill>
+                  <pic:spPr>
+                    <a:xfrm>
+                      <a:off x="0" y="0"/>
+                      <a:ext cx="3393830" cy="583809"/>
+                    </a:xfrm>
+                    <a:prstGeom prst="rect"/>
+                  </pic:spPr>
+                </pic:pic>
+              </a:graphicData>
+            </a:graphic>
+          </wp:inline>
+        </w:drawing>
+      </w:r>
+    </w:p>
+    <w:p>
+      <w:r>
+        <w:rPr>
+          <w:b w:val="0"/>
+          <w:i w:val="0"/>
+        </w:rPr>
+        <w:t>Over the large-angle acceptance this gives 1.0382 barn, or 0.6107 π⁻ per proton; the forward acceptance adds 0.1838 barn; combined, Y = 0.7188 π⁻ per proton. Dividing the beam energy by Y gives E_π = 11.13 GeV. Since η ≤ 1 by definition, E_b = E_π/η ≥ E_π, so this is a floor on the binder's cost that holds whatever the collector does. ∎</w:t>
+      </w:r>
+    </w:p>
+    <w:p>
+      <w:r>
+        <w:rPr>
+          <w:b/>
+          <w:i w:val="0"/>
+        </w:rPr>
+        <w:t>Proposition 8 (the escape path is the target's radius, not its length).</w:t>
+      </w:r>
+      <w:r>
+        <w:rPr>
+          <w:b w:val="0"/>
+          <w:i w:val="0"/>
+        </w:rPr>
+        <w:t xml:space="preserve"> </w:t>
+      </w:r>
+      <w:r>
+        <w:rPr>
+          <w:b w:val="0"/>
+          <w:i/>
+        </w:rPr>
+        <w:t>A production target may be made long without becoming opaque to the pions this collector accepts.</w:t>
+      </w:r>
+    </w:p>
+    <w:p>
+      <w:r>
+        <w:rPr>
+          <w:b w:val="0"/>
+          <w:i/>
+        </w:rPr>
+        <w:t>Derivation.</w:t>
+      </w:r>
+      <w:r>
+        <w:rPr>
+          <w:b w:val="0"/>
+          <w:i w:val="0"/>
+        </w:rPr>
+        <w:t xml:space="preserve"> The collector accepts large-angle pions, which is 84.96 percent of production. A pion emitted at a large angle to the beam leaves the target through its </w:t>
+      </w:r>
+      <w:r>
+        <w:rPr>
+          <w:b/>
+          <w:i w:val="0"/>
+        </w:rPr>
+        <w:t>side</w:t>
+      </w:r>
+      <w:r>
+        <w:rPr>
+          <w:b w:val="0"/>
+          <w:i w:val="0"/>
+        </w:rPr>
+        <w:t xml:space="preserve">, so the path it must survive is of order the target's radius r and not its length L. The survival probability is therefore exp(-r/λ_abs) for that component, with λ_abs = 15.89 cm in mercury, against (λ_abs/L)\,[1 - exp(-L/λ_abs)] for the forward component. Weighting by the large-angle fraction gives 0.8961 for the published geometry. </w:t>
+      </w:r>
+      <w:r>
+        <w:rPr>
+          <w:b/>
+          <w:i w:val="0"/>
+        </w:rPr>
+        <w:t>A narrow target is transparent however long it is</w:t>
+      </w:r>
+      <w:r>
+        <w:rPr>
+          <w:b w:val="0"/>
+          <w:i w:val="0"/>
+        </w:rPr>
+        <w:t>, which is why lengthening it to raise the yield does not defeat itself. ∎</w:t>
+      </w:r>
+    </w:p>
+    <w:p>
+      <w:pPr>
+        <w:spacing w:before="240" w:after="80"/>
+      </w:pPr>
+      <w:r>
+        <w:rPr>
+          <w:b/>
+          <w:sz w:val="23"/>
+        </w:rPr>
+        <w:t>13.7 The fuel target</w:t>
+      </w:r>
+    </w:p>
+    <w:p>
+      <w:r>
+        <w:rPr>
+          <w:b/>
+          <w:i w:val="0"/>
+        </w:rPr>
+        <w:t>Proposition 9 (the tritium inventory does not fall with compression).</w:t>
+      </w:r>
+      <w:r>
+        <w:rPr>
+          <w:b w:val="0"/>
+          <w:i w:val="0"/>
+        </w:rPr>
+        <w:t xml:space="preserve"> </w:t>
+      </w:r>
+      <w:r>
+        <w:rPr>
+          <w:b w:val="0"/>
+          <w:i/>
+        </w:rPr>
+        <w:t>The inventory required is areal density times beam area, and is therefore independent of the fuel's density.</w:t>
+      </w:r>
+    </w:p>
+    <w:p>
+      <w:r>
+        <w:rPr>
+          <w:b w:val="0"/>
+          <w:i/>
+        </w:rPr>
+        <w:t>Derivation.</w:t>
+      </w:r>
+      <w:r>
+        <w:rPr>
+          <w:b w:val="0"/>
+          <w:i w:val="0"/>
+        </w:rPr>
+        <w:t xml:space="preserve"> A muon stops only if the target is at least one continuous-slowing-down range deep, so the requirement is on the </w:t>
+      </w:r>
+      <w:r>
+        <w:rPr>
+          <w:b/>
+          <w:i w:val="0"/>
+        </w:rPr>
+        <w:t>areal</w:t>
+      </w:r>
+      <w:r>
+        <w:rPr>
+          <w:b w:val="0"/>
+          <w:i w:val="0"/>
+        </w:rPr>
+        <w:t xml:space="preserve"> density x = ρ L obtained by integrating the stopping power, x = ∫₀^pₘₐₓ (dE/dx)⁻¹\, dE, which is 33.9 g/cm</w:t>
+      </w:r>
+      <w:r>
+        <w:rPr>
+          <w:b w:val="0"/>
+          <w:i w:val="0"/>
+          <w:vertAlign w:val="superscript"/>
+        </w:rPr>
+        <w:t>2</w:t>
+      </w:r>
+      <w:r>
+        <w:rPr>
+          <w:b w:val="0"/>
+          <w:i w:val="0"/>
+        </w:rPr>
+        <w:t xml:space="preserve"> at a 265 MeV/c window. The inventory is M = x · A with A the beam's cross-sectional area. Compressing the fuel raises ρ and shortens L in exact proportion, leaving x — and hence M — unchanged. </w:t>
+      </w:r>
+      <w:r>
+        <w:rPr>
+          <w:b/>
+          <w:i w:val="0"/>
+        </w:rPr>
+        <w:t>Density buys length, not inventory.</w:t>
+      </w:r>
+      <w:r>
+        <w:rPr>
+          <w:b w:val="0"/>
+          <w:i w:val="0"/>
+        </w:rPr>
+        <w:t xml:space="preserve"> ∎</w:t>
+      </w:r>
+    </w:p>
+    <w:p>
+      <w:r>
+        <w:rPr>
+          <w:b/>
+          <w:i w:val="0"/>
+        </w:rPr>
+        <w:t>Corollary 9.1.</w:t>
+      </w:r>
+      <w:r>
+        <w:rPr>
+          <w:b w:val="0"/>
+          <w:i w:val="0"/>
+        </w:rPr>
+        <w:t xml:space="preserve"> Because A = π(2r_g)² by Proposition 4, widening the bore widens the beam and so raises the inventory as the square of the aperture. That is the cost the wider bore is priced at in §7.4, and it is why the two alterations of §5.4 are not equally cheap.</w:t>
+      </w:r>
+    </w:p>
+    <w:p>
+      <w:pPr>
+        <w:spacing w:before="240" w:after="80"/>
+      </w:pPr>
+      <w:r>
+        <w:rPr>
+          <w:b/>
+          <w:sz w:val="23"/>
+        </w:rPr>
+        <w:t>13.8 The co-product configuration</w:t>
+      </w:r>
+    </w:p>
+    <w:p>
+      <w:pPr>
+        <w:spacing w:before="160" w:after="200"/>
+        <w:ind w:left="461" w:right="259"/>
+      </w:pPr>
+      <w:r>
+        <w:rPr>
+          <w:b/>
+          <w:i w:val="0"/>
+        </w:rPr>
+        <w:t>Theorem 4 (co-product positivity).</w:t>
+      </w:r>
+      <w:r>
+        <w:rPr>
+          <w:b w:val="0"/>
+          <w:i w:val="0"/>
+        </w:rPr>
+        <w:t xml:space="preserve"> </w:t>
+      </w:r>
+      <w:r>
+        <w:rPr>
+          <w:b w:val="0"/>
+          <w:i/>
+        </w:rPr>
+        <w:t>Where the binder is a byproduct of a beam running for another purpose, the configuration returns net energy for any positive stopped fraction, and no loss factor can take it below unity.</w:t>
+      </w:r>
+    </w:p>
+    <w:p>
+      <w:r>
+        <w:rPr>
+          <w:b w:val="0"/>
+          <w:i w:val="0"/>
+        </w:rPr>
+        <w:t>&gt;</w:t>
+      </w:r>
+    </w:p>
+    <w:p>
+      <w:pPr>
+        <w:spacing w:before="160" w:after="200"/>
+        <w:ind w:left="461" w:right="259"/>
+      </w:pPr>
+      <w:r>
+        <w:rPr>
+          <w:b w:val="0"/>
+          <w:i/>
+        </w:rPr>
+        <w:t>Proof.</w:t>
+      </w:r>
+      <w:r>
+        <w:rPr>
+          <w:b w:val="0"/>
+          <w:i w:val="0"/>
+        </w:rPr>
+        <w:t xml:space="preserve"> Let the driver deliver power P for a purpose that does not depend on the pions, and let μ be the marginal energy attributable to one binder. Pions are produced in the same nuclear collisions that make the target's neutrons, by the same protons, in the same target; capturing them requires a collector but no additional beam. Hence μ = 0.</w:t>
+      </w:r>
+    </w:p>
+    <w:p>
+      <w:r>
+        <w:rPr>
+          <w:b w:val="0"/>
+          <w:i w:val="0"/>
+        </w:rPr>
+        <w:t>&gt;</w:t>
+      </w:r>
+    </w:p>
+    <w:p>
+      <w:pPr>
+        <w:spacing w:before="160" w:after="200"/>
+        <w:ind w:left="461" w:right="259"/>
+      </w:pPr>
+      <w:r>
+        <w:rPr>
+          <w:b w:val="0"/>
+          <w:i w:val="0"/>
+        </w:rPr>
+        <w:t>The fusion heat returned is H = n_μ N Q_fus with n_μ = Φ_π ηₛₜₒₚ the rate of stopped binders. The net return is H - n_μ μ = H &gt; 0 for any ηₛₜₒₚ &gt; 0.</w:t>
+      </w:r>
+    </w:p>
+    <w:p>
+      <w:r>
+        <w:rPr>
+          <w:b w:val="0"/>
+          <w:i w:val="0"/>
+        </w:rPr>
+        <w:t>&gt;</w:t>
+      </w:r>
+    </w:p>
+    <w:p>
+      <w:pPr>
+        <w:spacing w:before="160" w:after="200"/>
+        <w:ind w:left="461" w:right="259"/>
+      </w:pPr>
+      <w:r>
+        <w:rPr>
+          <w:b/>
+          <w:i w:val="0"/>
+        </w:rPr>
+        <w:t>The balance is therefore not a ratio against unity</w:t>
+      </w:r>
+      <w:r>
+        <w:rPr>
+          <w:b w:val="0"/>
+          <w:i w:val="0"/>
+        </w:rPr>
+        <w:t xml:space="preserve">, and this is what distinguishes it from every other configuration in the paper. A loss factor f ∈ (0,1] applied to ηₛₜₒₚ rescales H to fH, which is smaller and still positive. Applying §5.2's budget takes the returned fraction from 12.0 percent to 8.56 percent of the driver's beam energy, and 85.6 kW on a 1 MW driver — </w:t>
+      </w:r>
+      <w:r>
+        <w:rPr>
+          <w:b/>
+          <w:i w:val="0"/>
+        </w:rPr>
+        <w:t>a different number and the same conclusion.</w:t>
+      </w:r>
+      <w:r>
+        <w:rPr>
+          <w:b w:val="0"/>
+          <w:i w:val="0"/>
+        </w:rPr>
+        <w:t xml:space="preserve"> ∎</w:t>
+      </w:r>
+    </w:p>
+    <w:p>
+      <w:r>
+        <w:rPr>
+          <w:b/>
+          <w:i w:val="0"/>
+        </w:rPr>
+        <w:t>Remark.</w:t>
+      </w:r>
+      <w:r>
+        <w:rPr>
+          <w:b w:val="0"/>
+          <w:i w:val="0"/>
+        </w:rPr>
+        <w:t xml:space="preserve"> Theorem 4 does not contradict Theorem 3. Theorem 3 forbids a configuration that must buy its own binders from paying for itself; Theorem 4 describes one that does not buy them.</w:t>
+      </w:r>
+    </w:p>
+    <w:p>
+      <w:pPr>
+        <w:spacing w:before="240" w:after="80"/>
+      </w:pPr>
+      <w:r>
+        <w:rPr>
+          <w:b/>
+          <w:sz w:val="23"/>
+        </w:rPr>
+        <w:t>13.9 What is not proved</w:t>
+      </w:r>
+    </w:p>
+    <w:p>
+      <w:r>
+        <w:rPr>
+          <w:b w:val="0"/>
+          <w:i w:val="0"/>
+        </w:rPr>
+        <w:t xml:space="preserve">Three things in this paper are </w:t>
+      </w:r>
+      <w:r>
+        <w:rPr>
+          <w:b/>
+          <w:i w:val="0"/>
+        </w:rPr>
+        <w:t>not</w:t>
+      </w:r>
+      <w:r>
+        <w:rPr>
+          <w:b w:val="0"/>
+          <w:i w:val="0"/>
+        </w:rPr>
+        <w:t xml:space="preserve"> theorems, and are marked as such wherever they appear.</w:t>
+      </w:r>
+    </w:p>
+    <w:p>
+      <w:r>
+        <w:rPr>
+          <w:b/>
+          <w:i w:val="0"/>
+        </w:rPr>
+        <w:t>The delivered acceptance is computed, not measured.</w:t>
+      </w:r>
+      <w:r>
+        <w:rPr>
+          <w:b w:val="0"/>
+          <w:i w:val="0"/>
+        </w:rPr>
+        <w:t xml:space="preserve"> §5.2's loss budget is a product of five terms, each derived, but the product has never been measured end to end. §10 Stage A is that measurement, and until it runs every figure downstream of it is conditional.</w:t>
+      </w:r>
+    </w:p>
+    <w:p>
+      <w:r>
+        <w:rPr>
+          <w:b/>
+          <w:i w:val="0"/>
+        </w:rPr>
+        <w:t>The optimised production target's factor is taken from the literature, not reproduced here.</w:t>
+      </w:r>
+      <w:r>
+        <w:rPr>
+          <w:b w:val="0"/>
+          <w:i w:val="0"/>
+        </w:rPr>
+        <w:t xml:space="preserve"> The 4.69 GeV of §5.4 is a published optimisation. Three candidate mechanisms for the discrepancy against this paper's 11.13 GeV were examined and bounded, and what survives is a normalisation requiring 2.389 interacting nucleons. §10 Stage C measures it.</w:t>
+      </w:r>
+    </w:p>
+    <w:p>
+      <w:r>
+        <w:rPr>
+          <w:b/>
+          <w:i w:val="0"/>
+        </w:rPr>
+        <w:t>The sticking value is unresolved between two published measurements.</w:t>
+      </w:r>
+      <w:r>
+        <w:rPr>
+          <w:b w:val="0"/>
+          <w:i w:val="0"/>
+        </w:rPr>
+        <w:t xml:space="preserve"> 0.45 percent and 0.56 percent straddle the break-point at 0.1580 percent, and no argument here chooses between them. §8's protocol does, and §8.4 commits in advance to reporting a bound rather than an average if the two routes disagree.</w:t>
+      </w:r>
+    </w:p>
+    <w:p>
+      <w:pPr>
+        <w:spacing w:before="320" w:after="80"/>
+      </w:pPr>
+      <w:r>
+        <w:rPr>
+          <w:b/>
+          <w:sz w:val="27"/>
+        </w:rPr>
+        <w:t>14. References</w:t>
       </w:r>
     </w:p>
     <w:p>

--- a/papers/out/Cold_Fusion_v1.0.docx
+++ b/papers/out/Cold_Fusion_v1.0.docx
@@ -1081,7 +1081,7 @@
           <w:b w:val="0"/>
           <w:i w:val="0"/>
         </w:rPr>
-        <w:t>It cannot, however, be improved by changing the binder, and the reason is that the binder's mass cancels out of the overlap integral that defines sticking. The orbit the binder occupies and the recoil it must escape both scale with that mass in the same way, so their ratio — which is what sticking depends on — does not change. Theorem 2 in §13.4 gives the proof.</w:t>
+        <w:t>It cannot, however, be improved by changing the binder, and the reason is that the binder's mass cancels out of the overlap integral that defines sticking. A heavier binder sits in a tighter orbit, but the momentum scale of that orbit rises in exact compensation, and the two changes cancel in the one combination the capture depends on. The recoil the binder must escape is set by the fusion kinematics and does not involve the binder at all. Theorem 2 in §13.4 gives the proof.</w:t>
       </w:r>
     </w:p>
     <w:p>

--- a/papers/out/Cold_Fusion_v1.0.docx
+++ b/papers/out/Cold_Fusion_v1.0.docx
@@ -270,7 +270,21 @@
           <w:b w:val="0"/>
           <w:i w:val="0"/>
         </w:rPr>
-        <w:t>: it depends on a measurement that confirms the target, on a service-life model the paper notes over-predicts, and on the reading of "inside the device" that counts the blanket. Counting the neutron at its bare heat instead, the same alteration reaches only 0.3344, and on that reading nothing here clears.</w:t>
+        <w:t xml:space="preserve">, and the conditions are worth naming at once: a measurement that confirms the target, a fuel density of 8.5 times liquid where 1.2 has been reached, and the reading of "inside the device" that counts the blanket. At the density actually reached the same alteration gives 0.990 at the wider bore and 0.833 at today's aperture — close, and under. Counting the neutron at its bare heat instead, it reaches only 0.3344. </w:t>
+      </w:r>
+      <w:r>
+        <w:rPr>
+          <w:b/>
+          <w:i w:val="0"/>
+        </w:rPr>
+        <w:t>On the strictest reading of every condition, nothing in this paper clears unity inside the device</w:t>
+      </w:r>
+      <w:r>
+        <w:rPr>
+          <w:b w:val="0"/>
+          <w:i w:val="0"/>
+        </w:rPr>
+        <w:t>; on the reading each of them states, one specified machine does.</w:t>
       </w:r>
     </w:p>
     <w:p>
@@ -1124,10 +1138,40 @@
     <w:p>
       <w:r>
         <w:rPr>
-          <w:b w:val="0"/>
-          <w:i w:val="0"/>
-        </w:rPr>
-        <w:t>The measured values unfortunately straddle the decision. Two published final stickings — 0.45 percent from SIN and 0.56 percent from PSI — sit on either side of the break-point this paper computes at 0.1580 percent. Which of them is right determines whether the heat form of condition 8 is satisfied even at perfect collection, and no calculation offered here can stand in for that measurement. §8 sets out the protocol that would settle it.</w:t>
+          <w:b/>
+          <w:i w:val="0"/>
+        </w:rPr>
+        <w:t>The measured values then decide the heat form, and they decide it against.</w:t>
+      </w:r>
+      <w:r>
+        <w:rPr>
+          <w:b w:val="0"/>
+          <w:i w:val="0"/>
+        </w:rPr>
+        <w:t xml:space="preserve"> At the production cost §4.1 measures, the heat form of condition 8 would be met at perfect collection only if the sticking were below 0.1580 percent. The two published final stickings — 0.45 percent from SIN and 0.56 percent from PSI — are both well above that, and so are the two effective values, 0.5050 percent and 0.5320 percent, that the measured reactivation returns. </w:t>
+      </w:r>
+      <w:r>
+        <w:rPr>
+          <w:b/>
+          <w:i w:val="0"/>
+        </w:rPr>
+        <w:t>The break-point does not lie between the two readings; it lies below both.</w:t>
+      </w:r>
+      <w:r>
+        <w:rPr>
+          <w:b w:val="0"/>
+          <w:i w:val="0"/>
+        </w:rPr>
+        <w:t xml:space="preserve"> The heat form reaches 0.31 of what it needs on the more favourable of them and is short by a factor of 3.37 on the other, and no choice between them repairs it.</w:t>
+      </w:r>
+    </w:p>
+    <w:p>
+      <w:r>
+        <w:rPr>
+          <w:b w:val="0"/>
+          <w:i w:val="0"/>
+        </w:rPr>
+        <w:t>The consequence is worth drawing out, because it redirects the whole enquiry. If the two readings had straddled the break-point, a single bench measurement would have decided whether the reaction can pay for itself as heat. They do not, so it cannot. What the two readings differ about is a few percent of the service life; what decides the balance is the cost of the binder and the fraction of them collected — which is where §4 and §5 go, and why §10 measures the acceptance first. §8's protocol still runs, because the two routes to sticking disagreed historically and the operative value is worth pinning, but it settles a term rather than the question.</w:t>
       </w:r>
     </w:p>
     <w:p>
@@ -3643,14 +3687,357 @@
           <w:b/>
           <w:i w:val="0"/>
         </w:rPr>
-        <w:t>Second, the bound case rests on a service-life model that over-predicts.</w:t>
-      </w:r>
-      <w:r>
-        <w:rPr>
-          <w:b w:val="0"/>
-          <w:i w:val="0"/>
-        </w:rPr>
-        <w:t xml:space="preserve"> It returns more cycles than were measured at the one point where a comparison is possible (§11). Every figure in the two bound-case rows inherits that; the bred-fuel row at demonstrated cycles does not.</w:t>
+        <w:t>Second, the bound case is a density assumption, and the density has not been reached.</w:t>
+      </w:r>
+      <w:r>
+        <w:rPr>
+          <w:b w:val="0"/>
+          <w:i w:val="0"/>
+        </w:rPr>
+        <w:t xml:space="preserve"> It is worth being precise about what that assumption is, because it is easy to mistake for a modelling error. Run at the density that </w:t>
+      </w:r>
+      <w:r>
+        <w:rPr>
+          <w:b w:val="0"/>
+          <w:i/>
+        </w:rPr>
+        <w:t>has</w:t>
+      </w:r>
+      <w:r>
+        <w:rPr>
+          <w:b w:val="0"/>
+          <w:i w:val="0"/>
+        </w:rPr>
+        <w:t xml:space="preserve"> been reached — 1.2 times liquid, the bracket of the 150-cycle result — the service-life model returns 152.8 cycles against the 150 cycles measured, a ratio of 1.019. The model is not over-predicting. What the bound-case rows assume instead is a fuel density of 8.5 times liquid: the lower of the two readings of the published dissociation measurement, counted as atoms rather than as molecules, at which the same model returns 190.1 cycles. Carrying a bound-case balance back to the density reached therefore multiplies it by 0.8038, and that is what the second column below does.</w:t>
+      </w:r>
+    </w:p>
+    <w:tbl>
+      <w:tblPr>
+        <w:tblStyle w:val="TableGrid"/>
+        <w:tblW w:type="auto" w:w="0"/>
+        <w:tblLook w:firstColumn="1" w:firstRow="1" w:lastColumn="0" w:lastRow="0" w:noHBand="0" w:noVBand="1" w:val="04A0"/>
+      </w:tblPr>
+      <w:tblGrid>
+        <w:gridCol w:w="2976"/>
+        <w:gridCol w:w="2976"/>
+        <w:gridCol w:w="2976"/>
+      </w:tblGrid>
+      <w:tr>
+        <w:tc>
+          <w:tcPr>
+            <w:tcW w:type="dxa" w:w="2976"/>
+          </w:tcPr>
+          <w:p>
+            <w:r/>
+            <w:r>
+              <w:rPr>
+                <w:b/>
+                <w:i w:val="0"/>
+              </w:rPr>
+              <w:t>balance, with the optimised target</w:t>
+            </w:r>
+          </w:p>
+        </w:tc>
+        <w:tc>
+          <w:tcPr>
+            <w:tcW w:type="dxa" w:w="2976"/>
+          </w:tcPr>
+          <w:p>
+            <w:r/>
+            <w:r>
+              <w:rPr>
+                <w:b/>
+                <w:i w:val="0"/>
+              </w:rPr>
+              <w:t>at 8.5 × liquid</w:t>
+            </w:r>
+          </w:p>
+        </w:tc>
+        <w:tc>
+          <w:tcPr>
+            <w:tcW w:type="dxa" w:w="2976"/>
+          </w:tcPr>
+          <w:p>
+            <w:r/>
+            <w:r>
+              <w:rPr>
+                <w:b/>
+                <w:i w:val="0"/>
+              </w:rPr>
+              <w:t>at 1.2 × liquid</w:t>
+            </w:r>
+          </w:p>
+        </w:tc>
+      </w:tr>
+      <w:tr>
+        <w:tc>
+          <w:tcPr>
+            <w:tcW w:type="dxa" w:w="2976"/>
+          </w:tcPr>
+          <w:p>
+            <w:r/>
+            <w:r>
+              <w:rPr>
+                <w:b w:val="0"/>
+                <w:i w:val="0"/>
+              </w:rPr>
+              <w:t>heat, bound-case service life</w:t>
+            </w:r>
+          </w:p>
+        </w:tc>
+        <w:tc>
+          <w:tcPr>
+            <w:tcW w:type="dxa" w:w="2976"/>
+          </w:tcPr>
+          <w:p>
+            <w:r/>
+            <w:r>
+              <w:rPr>
+                <w:b w:val="0"/>
+                <w:i w:val="0"/>
+              </w:rPr>
+              <w:t>1.036</w:t>
+            </w:r>
+          </w:p>
+        </w:tc>
+        <w:tc>
+          <w:tcPr>
+            <w:tcW w:type="dxa" w:w="2976"/>
+          </w:tcPr>
+          <w:p>
+            <w:r/>
+            <w:r>
+              <w:rPr>
+                <w:b w:val="0"/>
+                <w:i w:val="0"/>
+              </w:rPr>
+              <w:t>0.833</w:t>
+            </w:r>
+          </w:p>
+        </w:tc>
+      </w:tr>
+      <w:tr>
+        <w:tc>
+          <w:tcPr>
+            <w:tcW w:type="dxa" w:w="2976"/>
+          </w:tcPr>
+          <w:p>
+            <w:r/>
+            <w:r>
+              <w:rPr>
+                <w:b w:val="0"/>
+                <w:i w:val="0"/>
+              </w:rPr>
+              <w:t>the same, at the wider bore</w:t>
+            </w:r>
+          </w:p>
+        </w:tc>
+        <w:tc>
+          <w:tcPr>
+            <w:tcW w:type="dxa" w:w="2976"/>
+          </w:tcPr>
+          <w:p>
+            <w:r/>
+            <w:r>
+              <w:rPr>
+                <w:b w:val="0"/>
+                <w:i w:val="0"/>
+              </w:rPr>
+              <w:t>1.231</w:t>
+            </w:r>
+          </w:p>
+        </w:tc>
+        <w:tc>
+          <w:tcPr>
+            <w:tcW w:type="dxa" w:w="2976"/>
+          </w:tcPr>
+          <w:p>
+            <w:r/>
+            <w:r>
+              <w:rPr>
+                <w:b/>
+                <w:i w:val="0"/>
+              </w:rPr>
+              <w:t>0.990</w:t>
+            </w:r>
+          </w:p>
+        </w:tc>
+      </w:tr>
+      <w:tr>
+        <w:tc>
+          <w:tcPr>
+            <w:tcW w:type="dxa" w:w="2976"/>
+          </w:tcPr>
+          <w:p>
+            <w:r/>
+            <w:r>
+              <w:rPr>
+                <w:b w:val="0"/>
+                <w:i w:val="0"/>
+              </w:rPr>
+              <w:t>heat, φ = 3, wider bore</w:t>
+            </w:r>
+          </w:p>
+        </w:tc>
+        <w:tc>
+          <w:tcPr>
+            <w:tcW w:type="dxa" w:w="2976"/>
+          </w:tcPr>
+          <w:p>
+            <w:r/>
+            <w:r>
+              <w:rPr>
+                <w:b w:val="0"/>
+                <w:i w:val="0"/>
+              </w:rPr>
+              <w:t>1.003</w:t>
+            </w:r>
+          </w:p>
+        </w:tc>
+        <w:tc>
+          <w:tcPr>
+            <w:tcW w:type="dxa" w:w="2976"/>
+          </w:tcPr>
+          <w:p>
+            <w:r/>
+            <w:r>
+              <w:rPr>
+                <w:b w:val="0"/>
+                <w:i w:val="0"/>
+              </w:rPr>
+              <w:t>0.806</w:t>
+            </w:r>
+          </w:p>
+        </w:tc>
+      </w:tr>
+      <w:tr>
+        <w:tc>
+          <w:tcPr>
+            <w:tcW w:type="dxa" w:w="2976"/>
+          </w:tcPr>
+          <w:p>
+            <w:r/>
+            <w:r>
+              <w:rPr>
+                <w:b w:val="0"/>
+                <w:i w:val="0"/>
+              </w:rPr>
+              <w:t>work, bound case, wider bore</w:t>
+            </w:r>
+          </w:p>
+        </w:tc>
+        <w:tc>
+          <w:tcPr>
+            <w:tcW w:type="dxa" w:w="2976"/>
+          </w:tcPr>
+          <w:p>
+            <w:r/>
+            <w:r>
+              <w:rPr>
+                <w:b w:val="0"/>
+                <w:i w:val="0"/>
+              </w:rPr>
+              <w:t>0.924</w:t>
+            </w:r>
+          </w:p>
+        </w:tc>
+        <w:tc>
+          <w:tcPr>
+            <w:tcW w:type="dxa" w:w="2976"/>
+          </w:tcPr>
+          <w:p>
+            <w:r/>
+            <w:r>
+              <w:rPr>
+                <w:b w:val="0"/>
+                <w:i w:val="0"/>
+              </w:rPr>
+              <w:t>0.742</w:t>
+            </w:r>
+          </w:p>
+        </w:tc>
+      </w:tr>
+      <w:tr>
+        <w:tc>
+          <w:tcPr>
+            <w:tcW w:type="dxa" w:w="2976"/>
+          </w:tcPr>
+          <w:p>
+            <w:r/>
+            <w:r>
+              <w:rPr>
+                <w:b w:val="0"/>
+                <w:i w:val="0"/>
+              </w:rPr>
+              <w:t>bred fuel, bound case</w:t>
+            </w:r>
+          </w:p>
+        </w:tc>
+        <w:tc>
+          <w:tcPr>
+            <w:tcW w:type="dxa" w:w="2976"/>
+          </w:tcPr>
+          <w:p>
+            <w:r/>
+            <w:r>
+              <w:rPr>
+                <w:b w:val="0"/>
+                <w:i w:val="0"/>
+              </w:rPr>
+              <w:t>5.811</w:t>
+            </w:r>
+          </w:p>
+        </w:tc>
+        <w:tc>
+          <w:tcPr>
+            <w:tcW w:type="dxa" w:w="2976"/>
+          </w:tcPr>
+          <w:p>
+            <w:r/>
+            <w:r>
+              <w:rPr>
+                <w:b/>
+                <w:i w:val="0"/>
+              </w:rPr>
+              <w:t>4.671</w:t>
+            </w:r>
+          </w:p>
+        </w:tc>
+      </w:tr>
+    </w:tbl>
+    <w:p/>
+    <w:p>
+      <w:pPr>
+        <w:spacing w:before="160" w:after="200"/>
+        <w:ind w:left="461" w:right="259"/>
+      </w:pPr>
+      <w:r>
+        <w:rPr>
+          <w:b/>
+          <w:i w:val="0"/>
+        </w:rPr>
+        <w:t>At the density that has been reached, nothing device-internal clears</w:t>
+      </w:r>
+      <w:r>
+        <w:rPr>
+          <w:b w:val="0"/>
+          <w:i w:val="0"/>
+        </w:rPr>
+        <w:t xml:space="preserve">, and the closest of them — the heat form at the wider bore — reaches 0.990, which is just under. The device-internal result above is therefore conditional on the density as well as on the target: it needs the fuel to be held at 8.5 times liquid, which no experiment has yet done. </w:t>
+      </w:r>
+      <w:r>
+        <w:rPr>
+          <w:b/>
+          <w:i w:val="0"/>
+        </w:rPr>
+        <w:t>Bred fuel is the exception</w:t>
+      </w:r>
+      <w:r>
+        <w:rPr>
+          <w:b w:val="0"/>
+          <w:i w:val="0"/>
+        </w:rPr>
+        <w:t>, and it stays 4.671 at the density reached, because what carries it is the neutron rather than the cycle count. It also leaves the device.</w:t>
       </w:r>
     </w:p>
     <w:p>
@@ -3666,7 +4053,7 @@
           <w:b w:val="0"/>
           <w:i w:val="0"/>
         </w:rPr>
-        <w:t xml:space="preserve"> 4.69 GeV is a published optimisation this paper does not adopt, and §10 Stage C is the measurement that would settle it. </w:t>
+        <w:t xml:space="preserve"> 4.69 GeV is a published optimisation, and this paper prices what it would be worth without adopting it as a figure of its own — those are different acts, and only the first is done here. §10 Stage C is the measurement that would settle it. </w:t>
       </w:r>
       <w:r>
         <w:rPr>
@@ -7053,21 +7440,7 @@
           <w:b w:val="0"/>
           <w:i w:val="0"/>
         </w:rPr>
-        <w:t xml:space="preserve">Considered as a purpose in itself, the reaction cannot pay for its own binders, and this is a theorem rather than an empirical result. Because sticking does not depend on the binder's mass (§3.1), the best balance available </w:t>
-      </w:r>
-      <w:r>
-        <w:rPr>
-          <w:b w:val="0"/>
-          <w:i/>
-        </w:rPr>
-        <w:t>anywhere</w:t>
-      </w:r>
-      <w:r>
-        <w:rPr>
-          <w:b w:val="0"/>
-          <w:i w:val="0"/>
-        </w:rPr>
-        <w:t xml:space="preserve"> in the structural window of §2 is 0.807 — short of unity, and short of it for every occupant the window admits. There is no particle left to look for and no collector that can be built to change it. Theorem 3 in §13.4 gives the proof. §5.3 has already shown, separately, that even the routes which clear unity at an assumed collection efficiency do not clear it at the delivered one.</w:t>
+        <w:t>Considered as a purpose in itself, the reaction cannot pay for its own binders, and this is a theorem rather than an empirical result. Taking the most favourable admissible value of every term at once, the best balance available to the binder the window admits is 0.807 — short of unity. And because sticking does not depend on the binder's mass (§3.1), a different occupant of the window would not improve on it: there is no particle left to look for and no collector that can be built to change it. Theorem 3 in §13.4 gives the proof. §5.3 has already shown, separately, that even the routes which clear unity at an assumed collection efficiency do not clear it at the delivered one.</w:t>
       </w:r>
     </w:p>
     <w:p>
@@ -8454,14 +8827,14 @@
           <w:b/>
           <w:i w:val="0"/>
         </w:rPr>
-        <w:t>The deciding measurement is unmade.</w:t>
-      </w:r>
-      <w:r>
-        <w:rPr>
-          <w:b w:val="0"/>
-          <w:i w:val="0"/>
-        </w:rPr>
-        <w:t xml:space="preserve"> The two published final stickings, 0.45 percent and 0.56 percent, straddle the break-point at 0.1580 percent. §8's protocol settles it, and nothing here stands in for that.</w:t>
+        <w:t>The operative sticking is unresolved between two measurements</w:t>
+      </w:r>
+      <w:r>
+        <w:rPr>
+          <w:b w:val="0"/>
+          <w:i w:val="0"/>
+        </w:rPr>
+        <w:t>, though not in a way that changes the heat form's verdict. 0.5050 percent and 0.5320 percent are the two effective values the measured reactivation returns, and both lie above the break-point at 0.1580 percent, so the heat form fails at perfect collection on either. What the disagreement leaves open is the service life, and with it every balance that depends on it. §8's protocol settles it, and nothing here stands in for that.</w:t>
       </w:r>
     </w:p>
     <w:p>
@@ -8518,28 +8891,28 @@
           <w:b/>
           <w:i w:val="0"/>
         </w:rPr>
-        <w:t>The bound case rests on a service-life model that over-predicts its one checkable point.</w:t>
-      </w:r>
-      <w:r>
-        <w:rPr>
-          <w:b w:val="0"/>
-          <w:i w:val="0"/>
-        </w:rPr>
-        <w:t xml:space="preserve"> The model returns more cycles than were measured at the single point where a comparison is possible, and </w:t>
+        <w:t>The bound case rests on a density no experiment has reached.</w:t>
+      </w:r>
+      <w:r>
+        <w:rPr>
+          <w:b w:val="0"/>
+          <w:i w:val="0"/>
+        </w:rPr>
+        <w:t xml:space="preserve"> The service-life model itself is in good order: at the density that has been reached it returns 152.8 cycles against the 150 cycles measured, a ratio of 1.019. What the bound-case rows assume is a fuel density of 8.5 times liquid rather than 1.2, and carrying them back to the density reached multiplies each by 0.8038 — which takes the best device-internal figure from 1.231 to 0.990, just under unity. </w:t>
       </w:r>
       <w:r>
         <w:rPr>
           <w:b/>
           <w:i w:val="0"/>
         </w:rPr>
-        <w:t>every bound-case figure inherits that</w:t>
-      </w:r>
-      <w:r>
-        <w:rPr>
-          <w:b w:val="0"/>
-          <w:i w:val="0"/>
-        </w:rPr>
-        <w:t xml:space="preserve"> while no bred-fuel figure at demonstrated cycles does. The asymmetry is why §5 leans on the demonstrated count.</w:t>
+        <w:t>Every bound-case figure inherits that assumption</w:t>
+      </w:r>
+      <w:r>
+        <w:rPr>
+          <w:b w:val="0"/>
+          <w:i w:val="0"/>
+        </w:rPr>
+        <w:t xml:space="preserve"> while no bred-fuel figure at demonstrated cycles does. The asymmetry is why §5 leans on the demonstrated count, and holding fuel at 8.5 times liquid is a stated experimental requirement rather than a claim.</w:t>
       </w:r>
     </w:p>
     <w:p>
@@ -8727,7 +9100,7 @@
           <w:b w:val="0"/>
           <w:i w:val="0"/>
         </w:rPr>
-        <w:t xml:space="preserve"> With the same optimised target, the heat form on the bound-case service life reaches 1.036, and 1.231 at the wider bore. It is conditional on Stage C and on a service-life model §11 says over-predicts, and it is met on the reading of "inside the device" that counts the blanket. On the reading that counts the neutron at its bare heat, nothing here clears.</w:t>
+        <w:t xml:space="preserve"> With the same optimised target, the heat form on the bound-case service life reaches 1.036, and 1.231 at the wider bore. It is conditional on Stage C, on a fuel density of 8.5 times liquid — at the 1.2 reached it is 0.990 instead — and on the reading of "inside the device" that counts the blanket. On the reading that counts the neutron at its bare heat, nothing here clears.</w:t>
       </w:r>
     </w:p>
     <w:p>
@@ -9453,7 +9826,7 @@
           <w:b/>
           <w:i w:val="0"/>
         </w:rPr>
-        <w:t>Proposition 2 (the lower bound).</w:t>
+        <w:t>Proposition 2 (the lower bound exists, and its direction).</w:t>
       </w:r>
       <w:r>
         <w:rPr>
@@ -9467,7 +9840,7 @@
           <w:b w:val="0"/>
           <w:i/>
         </w:rPr>
-        <w:t>Condition 2 — that the tunnelling rate exceed the decay rate of the state producing it — places a lower bound on m_b.</w:t>
+        <w:t>Condition 2 — that the tunnelling rate exceed the decay rate of the state producing it — places a lower bound on m_b, and that bound rises as the binder is made lighter.</w:t>
       </w:r>
     </w:p>
     <w:p>
@@ -9483,46 +9856,7 @@
           <w:b w:val="0"/>
           <w:i w:val="0"/>
         </w:rPr>
-        <w:t xml:space="preserve"> In a hydrogenic bound state the orbit radius scales inversely with the reduced mass, a_b ∝ 1/m_b, and the internuclear separation of the mesomolecule follows it, R_dt ∝ 1/m_b. The barrier penetration factor is exponential in √R_dt, so λ_f rises steeply with m_b while λ₀ does not. Condition 2 requires λ_f &gt; λ₀, and the crossing defines the floor. Evaluated on the measured constants the floor is 119 electron masses, or 60.8 MeV expressed as an energy. ∎</w:t>
-      </w:r>
-    </w:p>
-    <w:p>
-      <w:r>
-        <w:rPr>
-          <w:b/>
-          <w:i w:val="0"/>
-        </w:rPr>
-        <w:t>Proposition 3 (the upper bound).</w:t>
-      </w:r>
-      <w:r>
-        <w:rPr>
-          <w:b w:val="0"/>
-          <w:i w:val="0"/>
-        </w:rPr>
-        <w:t xml:space="preserve"> </w:t>
-      </w:r>
-      <w:r>
-        <w:rPr>
-          <w:b w:val="0"/>
-          <w:i/>
-        </w:rPr>
-        <w:t>Conditions 3 and 4 place an upper bound on m_b.</w:t>
-      </w:r>
-    </w:p>
-    <w:p>
-      <w:r>
-        <w:rPr>
-          <w:b w:val="0"/>
-          <w:i/>
-        </w:rPr>
-        <w:t>Derivation.</w:t>
-      </w:r>
-      <w:r>
-        <w:rPr>
-          <w:b w:val="0"/>
-          <w:i w:val="0"/>
-        </w:rPr>
-        <w:t xml:space="preserve"> A binder heavy enough to be absorbed by a nucleus before the cycle completes catalyses nothing, failing condition 3; and it produces ash the branching ratios do not predict, failing condition 4. Nuclear absorption rates rise with the binder's mass through the overlap of its orbit with the nuclear volume, and the ceiling is where the absorption rate overtakes λ_f. That is 918 electron masses. ∎</w:t>
+        <w:t xml:space="preserve"> In a hydrogenic bound state the orbit radius scales inversely with the reduced mass, a_b ∝ 1/m_b, and the internuclear separation of the mesomolecule follows it, R_dt ∝ 1/m_b. The barrier penetration factor is exponential in √R_dt, so λ_f rises steeply with m_b while λ₀ does not. Condition 2 requires λ_f &gt; λ₀, and because one side of that inequality is monotone in m_b and the other is not, there is exactly one crossing. That crossing is the floor. ∎</w:t>
       </w:r>
     </w:p>
     <w:p>
@@ -9535,30 +9869,67 @@
           <w:b/>
           <w:i w:val="0"/>
         </w:rPr>
-        <w:t>Theorem 1 (uniqueness of the binder).</w:t>
-      </w:r>
-      <w:r>
-        <w:rPr>
-          <w:b w:val="0"/>
-          <w:i w:val="0"/>
-        </w:rPr>
-        <w:t xml:space="preserve"> </w:t>
-      </w:r>
-      <w:r>
-        <w:rPr>
-          <w:b w:val="0"/>
-          <w:i/>
-        </w:rPr>
-        <w:t>The seven conditions admit exactly one realisation in the closed index of charged particles: the negative muon.</w:t>
+        <w:t>What this establishes and what it does not.</w:t>
+      </w:r>
+      <w:r>
+        <w:rPr>
+          <w:b w:val="0"/>
+          <w:i w:val="0"/>
+        </w:rPr>
+        <w:t xml:space="preserve"> The argument establishes that a floor exists, that it is unique, and that it lies above the electron. </w:t>
+      </w:r>
+      <w:r>
+        <w:rPr>
+          <w:b/>
+          <w:i w:val="0"/>
+        </w:rPr>
+        <w:t>The numerical value 119 electron masses — or 60.8 MeV as an energy — is carried from the earlier treatment and is not recomputed here</w:t>
+      </w:r>
+      <w:r>
+        <w:rPr>
+          <w:b w:val="0"/>
+          <w:i w:val="0"/>
+        </w:rPr>
+        <w:t>, and this paper does not claim otherwise. Corollary 1.0 is why that is tolerable: Theorem 1's conclusion survives this floor being wrong by a factor of 207.</w:t>
       </w:r>
     </w:p>
     <w:p>
       <w:r>
         <w:rPr>
-          <w:b w:val="0"/>
-          <w:i w:val="0"/>
-        </w:rPr>
-        <w:t>&gt;</w:t>
+          <w:b/>
+          <w:i w:val="0"/>
+        </w:rPr>
+        <w:t>Proposition 3 (the upper bound exists, and its direction).</w:t>
+      </w:r>
+      <w:r>
+        <w:rPr>
+          <w:b w:val="0"/>
+          <w:i w:val="0"/>
+        </w:rPr>
+        <w:t xml:space="preserve"> </w:t>
+      </w:r>
+      <w:r>
+        <w:rPr>
+          <w:b w:val="0"/>
+          <w:i/>
+        </w:rPr>
+        <w:t>Conditions 3 and 4 place an upper bound on m_b, and that bound falls as the binder is made heavier.</w:t>
+      </w:r>
+    </w:p>
+    <w:p>
+      <w:r>
+        <w:rPr>
+          <w:b w:val="0"/>
+          <w:i/>
+        </w:rPr>
+        <w:t>Derivation.</w:t>
+      </w:r>
+      <w:r>
+        <w:rPr>
+          <w:b w:val="0"/>
+          <w:i w:val="0"/>
+        </w:rPr>
+        <w:t xml:space="preserve"> A binder heavy enough to be absorbed by a nucleus before the cycle completes catalyses nothing, failing condition 3; and it produces ash the branching ratios do not predict, failing condition 4. Nuclear absorption rates rise with the binder's mass through the overlap of its orbit with the nuclear volume — the orbit shrinking as 1/m_b while the nucleus does not — so the two rates cross once. That crossing is the ceiling. ∎</w:t>
       </w:r>
     </w:p>
     <w:p>
@@ -9568,40 +9939,104 @@
       </w:pPr>
       <w:r>
         <w:rPr>
-          <w:b w:val="0"/>
-          <w:i/>
-        </w:rPr>
-        <w:t>Proof.</w:t>
-      </w:r>
-      <w:r>
-        <w:rPr>
-          <w:b w:val="0"/>
-          <w:i w:val="0"/>
-        </w:rPr>
-        <w:t xml:space="preserve"> Propositions 2 and 3 confine any admissible binder to m_b ∈ [\,119,\,918\,] electron masses. The index of charged particles with lifetimes long enough to form a bound state is closed and short, and it is enumerated: the electron at 1 lies below the window; the muon at 207 electron masses lies inside it; the pion at 273 electron masses lies inside it but is hadronic and is absorbed before catalysing, failing condition 3; the kaon at 966 electron masses and the tau at 3477 electron masses lie above it. </w:t>
-      </w:r>
-      <w:r>
-        <w:rPr>
           <w:b/>
           <w:i w:val="0"/>
         </w:rPr>
-        <w:t>No other charged particle has both a mass in the window and a lifetime sufficient to form a molecule.</w:t>
-      </w:r>
-      <w:r>
-        <w:rPr>
-          <w:b w:val="0"/>
-          <w:i w:val="0"/>
-        </w:rPr>
-        <w:t xml:space="preserve"> The window therefore contains exactly one admissible occupant.</w:t>
+        <w:t>Again, existence and direction rather than value.</w:t>
+      </w:r>
+      <w:r>
+        <w:rPr>
+          <w:b w:val="0"/>
+          <w:i w:val="0"/>
+        </w:rPr>
+        <w:t xml:space="preserve"> The numerical ceiling 918 electron masses is carried from the earlier treatment. Theorem 1's conclusion survives this ceiling being wrong by a factor of 3.54.</w:t>
       </w:r>
     </w:p>
     <w:p>
       <w:r>
         <w:rPr>
-          <w:b w:val="0"/>
-          <w:i w:val="0"/>
-        </w:rPr>
-        <w:t>&gt;</w:t>
+          <w:b/>
+          <w:i w:val="0"/>
+        </w:rPr>
+        <w:t>The admissibility test, stated before it is applied.</w:t>
+      </w:r>
+      <w:r>
+        <w:rPr>
+          <w:b w:val="0"/>
+          <w:i w:val="0"/>
+        </w:rPr>
+        <w:t xml:space="preserve"> A particle may serve as a binder only if all four of the following hold. It must be </w:t>
+      </w:r>
+      <w:r>
+        <w:rPr>
+          <w:b/>
+          <w:i w:val="0"/>
+        </w:rPr>
+        <w:t>negatively charged</w:t>
+      </w:r>
+      <w:r>
+        <w:rPr>
+          <w:b w:val="0"/>
+          <w:i w:val="0"/>
+        </w:rPr>
+        <w:t xml:space="preserve">, so that it binds to a nucleus rather than to an electron. Its </w:t>
+      </w:r>
+      <w:r>
+        <w:rPr>
+          <w:b/>
+          <w:i w:val="0"/>
+        </w:rPr>
+        <w:t>mass</w:t>
+      </w:r>
+      <w:r>
+        <w:rPr>
+          <w:b w:val="0"/>
+          <w:i w:val="0"/>
+        </w:rPr>
+        <w:t xml:space="preserve"> must lie in the structural window. Its </w:t>
+      </w:r>
+      <w:r>
+        <w:rPr>
+          <w:b/>
+          <w:i w:val="0"/>
+        </w:rPr>
+        <w:t>lifetime</w:t>
+      </w:r>
+      <w:r>
+        <w:rPr>
+          <w:b w:val="0"/>
+          <w:i w:val="0"/>
+        </w:rPr>
+        <w:t xml:space="preserve"> must exceed the mesomolecular formation time, which at liquid density is of order 1 × 10</w:t>
+      </w:r>
+      <w:r>
+        <w:rPr>
+          <w:b w:val="0"/>
+          <w:i w:val="0"/>
+          <w:vertAlign w:val="superscript"/>
+        </w:rPr>
+        <w:t>-9</w:t>
+      </w:r>
+      <w:r>
+        <w:rPr>
+          <w:b w:val="0"/>
+          <w:i w:val="0"/>
+        </w:rPr>
+        <w:t xml:space="preserve"> s — a particle that decays before the molecule forms never enters the cycle at all. And it must </w:t>
+      </w:r>
+      <w:r>
+        <w:rPr>
+          <w:b/>
+          <w:i w:val="0"/>
+        </w:rPr>
+        <w:t>not be strongly interacting</w:t>
+      </w:r>
+      <w:r>
+        <w:rPr>
+          <w:b w:val="0"/>
+          <w:i w:val="0"/>
+        </w:rPr>
+        <w:t>, because a hadron in a mesomolecule is absorbed by the nucleus long before the cycle completes, which fails conditions 3 and 4 together.</w:t>
       </w:r>
     </w:p>
     <w:p>
@@ -9611,66 +10046,33 @@
       </w:pPr>
       <w:r>
         <w:rPr>
-          <w:b w:val="0"/>
-          <w:i w:val="0"/>
-        </w:rPr>
-        <w:t xml:space="preserve">The sign is fixed separately and not by mass. A μ^+ binds an electron into muonium and is repelled by every nucleus in the fuel; it forms no mesomolecule at any density or temperature. Hence the binder is the </w:t>
-      </w:r>
-      <w:r>
-        <w:rPr>
           <w:b/>
           <w:i w:val="0"/>
         </w:rPr>
-        <w:t>negative</w:t>
-      </w:r>
-      <w:r>
-        <w:rPr>
-          <w:b w:val="0"/>
-          <w:i w:val="0"/>
-        </w:rPr>
-        <w:t xml:space="preserve"> muon, and it has exactly one parent, π^- decay. ∎</w:t>
+        <w:t>Theorem 1 (uniqueness of the binder).</w:t>
+      </w:r>
+      <w:r>
+        <w:rPr>
+          <w:b w:val="0"/>
+          <w:i w:val="0"/>
+        </w:rPr>
+        <w:t xml:space="preserve"> </w:t>
+      </w:r>
+      <w:r>
+        <w:rPr>
+          <w:b w:val="0"/>
+          <w:i/>
+        </w:rPr>
+        <w:t>Exactly one particle in the charged spectrum satisfies all four tests: the negative muon.</w:t>
       </w:r>
     </w:p>
     <w:p>
       <w:r>
         <w:rPr>
-          <w:b/>
-          <w:i w:val="0"/>
-        </w:rPr>
-        <w:t>Corollary 1.1.</w:t>
-      </w:r>
-      <w:r>
-        <w:rPr>
-          <w:b w:val="0"/>
-          <w:i w:val="0"/>
-        </w:rPr>
-        <w:t xml:space="preserve"> </w:t>
-      </w:r>
-      <w:r>
-        <w:rPr>
-          <w:b w:val="0"/>
-          <w:i/>
-        </w:rPr>
-        <w:t>Every yield in this paper is a π^- yield</w:t>
-      </w:r>
-      <w:r>
-        <w:rPr>
-          <w:b w:val="0"/>
-          <w:i w:val="0"/>
-        </w:rPr>
-        <w:t>, and the production target's material is constrained by the charge ratio it returns and not only by its total yield — which §6.3 states as a specification.</w:t>
-      </w:r>
-    </w:p>
-    <w:p>
-      <w:pPr>
-        <w:spacing w:before="240" w:after="80"/>
-      </w:pPr>
-      <w:r>
-        <w:rPr>
-          <w:b/>
-          <w:sz w:val="23"/>
-        </w:rPr>
-        <w:t>13.4 Sticking does not depend on the binder's mass</w:t>
+          <w:b w:val="0"/>
+          <w:i w:val="0"/>
+        </w:rPr>
+        <w:t>&gt;</w:t>
       </w:r>
     </w:p>
     <w:p>
@@ -9680,9 +10082,274 @@
       </w:pPr>
       <w:r>
         <w:rPr>
+          <w:b w:val="0"/>
+          <w:i/>
+        </w:rPr>
+        <w:t>Proof.</w:t>
+      </w:r>
+      <w:r>
+        <w:rPr>
+          <w:b w:val="0"/>
+          <w:i w:val="0"/>
+        </w:rPr>
+        <w:t xml:space="preserve"> The lifetime test is applied first, because it is the one whose set can be closed. A binder must outlive the mesomolecular formation time, which at liquid density is 1 × 10</w:t>
+      </w:r>
+      <w:r>
+        <w:rPr>
+          <w:b w:val="0"/>
+          <w:i w:val="0"/>
+          <w:vertAlign w:val="superscript"/>
+        </w:rPr>
+        <w:t>-9</w:t>
+      </w:r>
+      <w:r>
+        <w:rPr>
+          <w:b w:val="0"/>
+          <w:i w:val="0"/>
+        </w:rPr>
+        <w:t xml:space="preserve"> s. </w:t>
+      </w:r>
+      <w:r>
+        <w:rPr>
           <w:b/>
           <w:i w:val="0"/>
         </w:rPr>
+        <w:t>Exactly 5 charged particles in the Review of Particle Physics do</w:t>
+      </w:r>
+      <w:r>
+        <w:rPr>
+          <w:b w:val="0"/>
+          <w:i w:val="0"/>
+        </w:rPr>
+        <w:t>: the electron and the antiproton, which are stable, and the muon, the pion and the kaon. That cut is a published lifetime against a fixed threshold, so it can be checked for completeness without judgement. Every other charged particle decays before the molecule forms — the charged hyperons by roughly an order of magnitude, the tau, the charmed and bottom hadrons and every resonance by more — and so is excluded before its mass is ever consulted.</w:t>
+      </w:r>
+    </w:p>
+    <w:p>
+      <w:r>
+        <w:rPr>
+          <w:b w:val="0"/>
+          <w:i w:val="0"/>
+        </w:rPr>
+        <w:t>&gt;</w:t>
+      </w:r>
+    </w:p>
+    <w:p>
+      <w:pPr>
+        <w:spacing w:before="160" w:after="200"/>
+        <w:ind w:left="461" w:right="259"/>
+      </w:pPr>
+      <w:r>
+        <w:rPr>
+          <w:b w:val="0"/>
+          <w:i w:val="0"/>
+        </w:rPr>
+        <w:t xml:space="preserve">Of those 5, </w:t>
+      </w:r>
+      <w:r>
+        <w:rPr>
+          <w:b/>
+          <w:i w:val="0"/>
+        </w:rPr>
+        <w:t>2 lie inside the window</w:t>
+      </w:r>
+      <w:r>
+        <w:rPr>
+          <w:b w:val="0"/>
+          <w:i w:val="0"/>
+        </w:rPr>
+        <w:t xml:space="preserve">: the muon at 207 electron masses and the pion at 273 electron masses. The electron lies below it; the kaon at 966 electron masses and the antiproton lie above it. Of the two inside, the pion is a hadron and is absorbed before the cycle completes. </w:t>
+      </w:r>
+      <w:r>
+        <w:rPr>
+          <w:b/>
+          <w:i w:val="0"/>
+        </w:rPr>
+        <w:t>1 therefore survives all four tests.</w:t>
+      </w:r>
+    </w:p>
+    <w:p>
+      <w:r>
+        <w:rPr>
+          <w:b w:val="0"/>
+          <w:i w:val="0"/>
+        </w:rPr>
+        <w:t>&gt;</w:t>
+      </w:r>
+    </w:p>
+    <w:p>
+      <w:pPr>
+        <w:spacing w:before="160" w:after="200"/>
+        <w:ind w:left="461" w:right="259"/>
+      </w:pPr>
+      <w:r>
+        <w:rPr>
+          <w:b w:val="0"/>
+          <w:i w:val="0"/>
+        </w:rPr>
+        <w:t xml:space="preserve">The sign is fixed separately and not by mass. A μ^+ binds an electron into muonium and is repelled by every nucleus in the fuel; it forms no mesomolecule at any density or temperature. Hence the binder is the </w:t>
+      </w:r>
+      <w:r>
+        <w:rPr>
+          <w:b/>
+          <w:i w:val="0"/>
+        </w:rPr>
+        <w:t>negative</w:t>
+      </w:r>
+      <w:r>
+        <w:rPr>
+          <w:b w:val="0"/>
+          <w:i w:val="0"/>
+        </w:rPr>
+        <w:t xml:space="preserve"> muon, and it has exactly one parent, π^- decay. ∎</w:t>
+      </w:r>
+    </w:p>
+    <w:p>
+      <w:r>
+        <w:rPr>
+          <w:b w:val="0"/>
+          <w:i w:val="0"/>
+        </w:rPr>
+        <w:t>A reader may reasonably ask how much of that rests on the two numbers the window is drawn at, since neither is recomputed here. The answer is that it rests on them hardly at all.</w:t>
+      </w:r>
+    </w:p>
+    <w:p>
+      <w:pPr>
+        <w:spacing w:before="160" w:after="200"/>
+        <w:ind w:left="461" w:right="259"/>
+      </w:pPr>
+      <w:r>
+        <w:rPr>
+          <w:b/>
+          <w:i w:val="0"/>
+        </w:rPr>
+        <w:t>Corollary 1.0 (the result does not depend on the window's exact bounds).</w:t>
+      </w:r>
+      <w:r>
+        <w:rPr>
+          <w:b w:val="0"/>
+          <w:i w:val="0"/>
+        </w:rPr>
+        <w:t xml:space="preserve"> </w:t>
+      </w:r>
+      <w:r>
+        <w:rPr>
+          <w:b w:val="0"/>
+          <w:i/>
+        </w:rPr>
+        <w:t>Any window whose lower bound lies between the electron and the muon, and whose upper bound lies between the pion and the kaon, admits exactly the same set.</w:t>
+      </w:r>
+    </w:p>
+    <w:p>
+      <w:r>
+        <w:rPr>
+          <w:b w:val="0"/>
+          <w:i w:val="0"/>
+        </w:rPr>
+        <w:t>&gt;</w:t>
+      </w:r>
+    </w:p>
+    <w:p>
+      <w:pPr>
+        <w:spacing w:before="160" w:after="200"/>
+        <w:ind w:left="461" w:right="259"/>
+      </w:pPr>
+      <w:r>
+        <w:rPr>
+          <w:b w:val="0"/>
+          <w:i/>
+        </w:rPr>
+        <w:t>Proof.</w:t>
+      </w:r>
+      <w:r>
+        <w:rPr>
+          <w:b w:val="0"/>
+          <w:i w:val="0"/>
+        </w:rPr>
+        <w:t xml:space="preserve"> The admitted set is decided by the </w:t>
+      </w:r>
+      <w:r>
+        <w:rPr>
+          <w:b/>
+          <w:i w:val="0"/>
+        </w:rPr>
+        <w:t>gaps</w:t>
+      </w:r>
+      <w:r>
+        <w:rPr>
+          <w:b w:val="0"/>
+          <w:i w:val="0"/>
+        </w:rPr>
+        <w:t xml:space="preserve"> in the spectrum rather than by the bounds. The nearest particle below the muon is the electron, and the nearest above the pion is the kaon; no charged particle with a usable lifetime lies between. The lower bound may therefore move by a factor of 207 and the upper by 3.54 without changing the answer. ∎</w:t>
+      </w:r>
+    </w:p>
+    <w:p>
+      <w:r>
+        <w:rPr>
+          <w:b/>
+          <w:i w:val="0"/>
+        </w:rPr>
+        <w:t>This matters for what §13.3 does and does not establish.</w:t>
+      </w:r>
+      <w:r>
+        <w:rPr>
+          <w:b w:val="0"/>
+          <w:i w:val="0"/>
+        </w:rPr>
+        <w:t xml:space="preserve"> The bounds themselves are carried from the earlier treatment and are not recomputed here; Propositions 2 and 3 give the scaling arguments that produce them but not the numerical crossing. Corollary 1.0 is what makes that acceptable: the theorem's conclusion survives an error of two hundred in the lower bound and three and a half in the upper.</w:t>
+      </w:r>
+    </w:p>
+    <w:p>
+      <w:r>
+        <w:rPr>
+          <w:b/>
+          <w:i w:val="0"/>
+        </w:rPr>
+        <w:t>Corollary 1.1.</w:t>
+      </w:r>
+      <w:r>
+        <w:rPr>
+          <w:b w:val="0"/>
+          <w:i w:val="0"/>
+        </w:rPr>
+        <w:t xml:space="preserve"> </w:t>
+      </w:r>
+      <w:r>
+        <w:rPr>
+          <w:b w:val="0"/>
+          <w:i/>
+        </w:rPr>
+        <w:t>Every yield in this paper is a π^- yield</w:t>
+      </w:r>
+      <w:r>
+        <w:rPr>
+          <w:b w:val="0"/>
+          <w:i w:val="0"/>
+        </w:rPr>
+        <w:t>, and the production target's material is constrained by the charge ratio it returns and not only by its total yield — which §6.3 states as a specification.</w:t>
+      </w:r>
+    </w:p>
+    <w:p>
+      <w:pPr>
+        <w:spacing w:before="240" w:after="80"/>
+      </w:pPr>
+      <w:r>
+        <w:rPr>
+          <w:b/>
+          <w:sz w:val="23"/>
+        </w:rPr>
+        <w:t>13.4 Sticking does not depend on the binder's mass</w:t>
+      </w:r>
+    </w:p>
+    <w:p>
+      <w:pPr>
+        <w:spacing w:before="160" w:after="200"/>
+        <w:ind w:left="461" w:right="259"/>
+      </w:pPr>
+      <w:r>
+        <w:rPr>
+          <w:b/>
+          <w:i w:val="0"/>
+        </w:rPr>
         <w:t>Theorem 2 (mass-independence of sticking).</w:t>
       </w:r>
       <w:r>
@@ -9697,7 +10364,7 @@
           <w:b w:val="0"/>
           <w:i/>
         </w:rPr>
-        <w:t>The probability ωₛ that the binder is lost to the fusion product is independent of m_b.</w:t>
+        <w:t>In the sudden approximation, and to leading order in the binder's mass over the alpha's, the probability ωₛ that the binder is lost to the fusion product is independent of m_b.</w:t>
       </w:r>
     </w:p>
     <w:p>
@@ -9820,6 +10487,78 @@
           <w:b/>
           <w:i w:val="0"/>
         </w:rPr>
+        <w:t>One step in that proof is an approximation, and it is worth pricing rather than passing over.</w:t>
+      </w:r>
+      <w:r>
+        <w:rPr>
+          <w:b w:val="0"/>
+          <w:i w:val="0"/>
+        </w:rPr>
+        <w:t xml:space="preserve"> The rescaling uses a_b ∝ 1/m_b, which is exact for the reduced mass μ = m_b m_α/(m_b + m_α) only when m_b ≪ m_α. Restoring it, the exponent carries a factor m_b/μ = 1 + m_b/m_α, so </w:t>
+      </w:r>
+      <w:r>
+        <w:rPr>
+          <w:b/>
+          <w:i w:val="0"/>
+        </w:rPr>
+        <w:t>the whole of the residual mass dependence enters through that one ratio and nothing else</w:t>
+      </w:r>
+      <w:r>
+        <w:rPr>
+          <w:b w:val="0"/>
+          <w:i w:val="0"/>
+        </w:rPr>
+        <w:t xml:space="preserve">. At the muon the ratio is 0.02835; at the ceiling of the structural window it is 0.1259, and nowhere in between is it larger. Its direction is worth noting too: a larger exponent oscillates faster and reduces the overlap, so the residual makes a </w:t>
+      </w:r>
+      <w:r>
+        <w:rPr>
+          <w:b w:val="0"/>
+          <w:i/>
+        </w:rPr>
+        <w:t>heavier</w:t>
+      </w:r>
+      <w:r>
+        <w:rPr>
+          <w:b w:val="0"/>
+          <w:i w:val="0"/>
+        </w:rPr>
+        <w:t xml:space="preserve"> binder stick </w:t>
+      </w:r>
+      <w:r>
+        <w:rPr>
+          <w:b w:val="0"/>
+          <w:i/>
+        </w:rPr>
+        <w:t>less</w:t>
+      </w:r>
+      <w:r>
+        <w:rPr>
+          <w:b w:val="0"/>
+          <w:i w:val="0"/>
+        </w:rPr>
+        <w:t xml:space="preserve"> — which is the direction that would help. </w:t>
+      </w:r>
+      <w:r>
+        <w:rPr>
+          <w:b/>
+          <w:i w:val="0"/>
+        </w:rPr>
+        <w:t>Theorem 1 leaves no heavier admissible binder to exploit it</w:t>
+      </w:r>
+      <w:r>
+        <w:rPr>
+          <w:b w:val="0"/>
+          <w:i w:val="0"/>
+        </w:rPr>
+        <w:t>, and the theorem below is stated over the occupant the window actually has rather than over a hypothetical one.</w:t>
+      </w:r>
+    </w:p>
+    <w:p>
+      <w:r>
+        <w:rPr>
+          <w:b/>
+          <w:i w:val="0"/>
+        </w:rPr>
         <w:t>Corollary 2.1 (condition 8 is a specification, not a search).</w:t>
       </w:r>
       <w:r>
@@ -9868,7 +10607,7 @@
           <w:b w:val="0"/>
           <w:i/>
         </w:rPr>
-        <w:t>No binder anywhere in the structural window satisfies condition 8 as a standalone power source.</w:t>
+        <w:t>The admissible binder does not satisfy condition 8 as a standalone power source, and no other particle is available to.</w:t>
       </w:r>
     </w:p>
     <w:p>
@@ -9897,7 +10636,7 @@
           <w:b w:val="0"/>
           <w:i w:val="0"/>
         </w:rPr>
-        <w:t xml:space="preserve"> By Theorem 2, ωₛ is the same for every occupant of the window, so N ≤ 1/ωₛ is a bound common to all of them. Q_fus and f_work are properties of the fuel and the plant, not of the binder. Hence the right-hand side of Proposition 1 is a constant across the window. The left-hand side, E_b, is bounded </w:t>
+        <w:t xml:space="preserve"> By Theorem 1 the structural window has exactly one admissible occupant, so ωₛ is the muonic value and N ≤ 1/ωₛ is the bound it sets. Q_fus and f_work are properties of the fuel and the plant, not of the binder, so the right-hand side of Proposition 1 is fixed. The left-hand side, E_b, is bounded </w:t>
       </w:r>
       <w:r>
         <w:rPr>
@@ -9911,7 +10650,57 @@
           <w:b w:val="0"/>
           <w:i w:val="0"/>
         </w:rPr>
-        <w:t xml:space="preserve"> by the cost of producing the parent particle, which §13.6 puts at 11.13 GeV per pion and which no collector can reduce. Taking the most favourable admissible values of every term simultaneously, the best balance available anywhere in the window is 0.807 — less than unity. </w:t>
+        <w:t xml:space="preserve"> by the cost of producing the parent particle, which §13.6 puts at 11.13 GeV per pion and which no collector can reduce. Taking the most favourable admissible values of every term simultaneously, the best balance available is 0.807 — less than unity.</w:t>
+      </w:r>
+    </w:p>
+    <w:p>
+      <w:r>
+        <w:rPr>
+          <w:b w:val="0"/>
+          <w:i w:val="0"/>
+        </w:rPr>
+        <w:t>&gt;</w:t>
+      </w:r>
+    </w:p>
+    <w:p>
+      <w:pPr>
+        <w:spacing w:before="160" w:after="200"/>
+        <w:ind w:left="461" w:right="259"/>
+      </w:pPr>
+      <w:r>
+        <w:rPr>
+          <w:b w:val="0"/>
+          <w:i w:val="0"/>
+        </w:rPr>
+        <w:t xml:space="preserve">That closes the configuration for the muon. It closes the </w:t>
+      </w:r>
+      <w:r>
+        <w:rPr>
+          <w:b w:val="0"/>
+          <w:i/>
+        </w:rPr>
+        <w:t>search</w:t>
+      </w:r>
+      <w:r>
+        <w:rPr>
+          <w:b w:val="0"/>
+          <w:i w:val="0"/>
+        </w:rPr>
+        <w:t xml:space="preserve"> as well, and this is where Theorem 2 does its work: to leading order ωₛ carries no dependence on the binder's mass at all, so a hypothetical occupant elsewhere in the window would inherit the same bound rather than improve on it. The residual priced above runs toward less sticking only for a </w:t>
+      </w:r>
+      <w:r>
+        <w:rPr>
+          <w:b/>
+          <w:i w:val="0"/>
+        </w:rPr>
+        <w:t>heavier</w:t>
+      </w:r>
+      <w:r>
+        <w:rPr>
+          <w:b w:val="0"/>
+          <w:i w:val="0"/>
+        </w:rPr>
+        <w:t xml:space="preserve"> binder, and the window's one heavier candidate is a hadron, excluded by conditions 3 and 4 before its sticking is ever consulted. </w:t>
       </w:r>
       <w:r>
         <w:rPr>
@@ -10522,7 +11311,21 @@
           <w:b w:val="0"/>
           <w:i w:val="0"/>
         </w:rPr>
-        <w:t xml:space="preserve"> Let the driver deliver power P for a purpose that does not depend on the pions, and let μ be the marginal energy attributable to one binder. Pions are produced in the same nuclear collisions that make the target's neutrons, by the same protons, in the same target; capturing them requires a collector but no additional beam. Hence μ = 0.</w:t>
+        <w:t xml:space="preserve"> Let the driver deliver power P for a purpose that does not depend on the pions, and let μ be the marginal </w:t>
+      </w:r>
+      <w:r>
+        <w:rPr>
+          <w:b/>
+          <w:i w:val="0"/>
+        </w:rPr>
+        <w:t>beam</w:t>
+      </w:r>
+      <w:r>
+        <w:rPr>
+          <w:b w:val="0"/>
+          <w:i w:val="0"/>
+        </w:rPr>
+        <w:t xml:space="preserve"> energy attributable to one binder. Pions are produced in the same nuclear collisions that make the target's neutrons, by the same protons, in the same target; capturing them requires a collector but no additional beam. Hence μ = 0.</w:t>
       </w:r>
     </w:p>
     <w:p>
@@ -10587,7 +11390,113 @@
           <w:b w:val="0"/>
           <w:i w:val="0"/>
         </w:rPr>
-        <w:t xml:space="preserve"> ∎</w:t>
+        <w:t xml:space="preserve"> ∎ </w:t>
+      </w:r>
+      <w:r>
+        <w:rPr>
+          <w:b/>
+          <w:i w:val="0"/>
+        </w:rPr>
+        <w:t>The premise is about beam, and there is a second cost the theorem does not carry.</w:t>
+      </w:r>
+      <w:r>
+        <w:rPr>
+          <w:b w:val="0"/>
+          <w:i w:val="0"/>
+        </w:rPr>
+        <w:t xml:space="preserve"> Capturing the pions means putting a capture solenoid and a free liquid-metal jet around the host's production target, and a host running that target for </w:t>
+      </w:r>
+      <w:r>
+        <w:rPr>
+          <w:b/>
+          <w:i w:val="0"/>
+        </w:rPr>
+        <w:t>neutrons</w:t>
+      </w:r>
+      <w:r>
+        <w:rPr>
+          <w:b w:val="0"/>
+          <w:i w:val="0"/>
+        </w:rPr>
+        <w:t xml:space="preserve"> may get fewer of them, or get them with a different spectrum, than it would from the target it would otherwise have chosen. That is a real cost and </w:t>
+      </w:r>
+      <w:r>
+        <w:rPr>
+          <w:b/>
+          <w:i w:val="0"/>
+        </w:rPr>
+        <w:t>this paper does not price it</w:t>
+      </w:r>
+      <w:r>
+        <w:rPr>
+          <w:b w:val="0"/>
+          <w:i w:val="0"/>
+        </w:rPr>
+        <w:t>, because it depends on a host design this paper does not specify.</w:t>
+      </w:r>
+    </w:p>
+    <w:p>
+      <w:r>
+        <w:rPr>
+          <w:b w:val="0"/>
+          <w:i w:val="0"/>
+        </w:rPr>
+        <w:t>&gt;</w:t>
+      </w:r>
+    </w:p>
+    <w:p>
+      <w:pPr>
+        <w:spacing w:before="160" w:after="200"/>
+        <w:ind w:left="461" w:right="259"/>
+      </w:pPr>
+      <w:r>
+        <w:rPr>
+          <w:b w:val="0"/>
+          <w:i w:val="0"/>
+        </w:rPr>
+        <w:t xml:space="preserve">What can be said is the condition under which it does not matter. Writing L for the fraction of the host's own product lost to the change and Vₕₒₛₜ for the value of that product, the configuration is net-positive whenever H &gt; L\,Vₕₒₛₜ. With H at 8.56 percent of the beam energy, </w:t>
+      </w:r>
+      <w:r>
+        <w:rPr>
+          <w:b/>
+          <w:i w:val="0"/>
+        </w:rPr>
+        <w:t>a host losing less than that fraction of its own output is ahead</w:t>
+      </w:r>
+      <w:r>
+        <w:rPr>
+          <w:b w:val="0"/>
+          <w:i w:val="0"/>
+        </w:rPr>
+        <w:t xml:space="preserve">, and one losing more is not. §10 Stage D is where a specific host would measure L; until then the co-product result should be read as </w:t>
+      </w:r>
+      <w:r>
+        <w:rPr>
+          <w:b w:val="0"/>
+          <w:i/>
+        </w:rPr>
+        <w:t>net-positive on beam</w:t>
+      </w:r>
+      <w:r>
+        <w:rPr>
+          <w:b w:val="0"/>
+          <w:i w:val="0"/>
+        </w:rPr>
+        <w:t xml:space="preserve">, which is what is proved, rather than </w:t>
+      </w:r>
+      <w:r>
+        <w:rPr>
+          <w:b w:val="0"/>
+          <w:i/>
+        </w:rPr>
+        <w:t>net-positive for the facility</w:t>
+      </w:r>
+      <w:r>
+        <w:rPr>
+          <w:b w:val="0"/>
+          <w:i w:val="0"/>
+        </w:rPr>
+        <w:t>, which is not.</w:t>
       </w:r>
     </w:p>
     <w:p>
@@ -10679,14 +11588,14 @@
           <w:b/>
           <w:i w:val="0"/>
         </w:rPr>
-        <w:t>The sticking value is unresolved between two published measurements.</w:t>
-      </w:r>
-      <w:r>
-        <w:rPr>
-          <w:b w:val="0"/>
-          <w:i w:val="0"/>
-        </w:rPr>
-        <w:t xml:space="preserve"> 0.45 percent and 0.56 percent straddle the break-point at 0.1580 percent, and no argument here chooses between them. §8's protocol does, and §8.4 commits in advance to reporting a bound rather than an average if the two routes disagree.</w:t>
+        <w:t>The operative sticking is unresolved between two published measurements.</w:t>
+      </w:r>
+      <w:r>
+        <w:rPr>
+          <w:b w:val="0"/>
+          <w:i w:val="0"/>
+        </w:rPr>
+        <w:t xml:space="preserve"> 0.5050 percent and 0.5320 percent are the two effective values in the record, and no argument here chooses between them; both lie above the break-point at 0.1580 percent, so the choice moves the service life rather than the heat form's verdict. §8's protocol chooses, and §8.4 commits in advance to reporting a bound rather than an average if the two routes disagree.</w:t>
       </w:r>
     </w:p>
     <w:p>

--- a/papers/out/Cold_Fusion_v1.0.docx
+++ b/papers/out/Cold_Fusion_v1.0.docx
@@ -361,6 +361,22 @@
           <w:i w:val="0"/>
         </w:rPr>
         <w:t xml:space="preserve"> The definition is structural rather than thermal. It makes no claim that the reaction runs near room temperature; it says only that the work of bringing two nuclei within tunnelling range is done by a bound state instead of by a collision, and that distinction is what the rest of the paper turns on.</w:t>
+      </w:r>
+    </w:p>
+    <w:p>
+      <w:r>
+        <w:rPr>
+          <w:b/>
+          <w:i w:val="0"/>
+        </w:rPr>
+        <w:t>Two things the term is not being used to mean.</w:t>
+      </w:r>
+      <w:r>
+        <w:rPr>
+          <w:b w:val="0"/>
+          <w:i w:val="0"/>
+        </w:rPr>
+        <w:t xml:space="preserve"> It is not being used for the electrochemical claims of the late nineteen-eighties, which asserted an unexplained nuclear yield from a metal lattice and which nothing here bears on, supports or revisits. And it is not a new name for a new effect: the reaction the definition picks out is muon-catalysed fusion, a laboratory phenomenon since the nineteen-fifties, and §2 shows that the definition picks out that and nothing else. The word is used because the definition is a structural one and the reaction satisfies it — the approach really is done by binding rather than by heat — and a reader who prefers the field's own name for it will lose nothing by substituting it throughout.</w:t>
       </w:r>
     </w:p>
     <w:p>
@@ -7676,7 +7692,7 @@
                 <w:b w:val="0"/>
                 <w:i w:val="0"/>
               </w:rPr>
-              <w:t>only at about 45 kg of tritium</w:t>
+              <w:t>on the physics, yes — but at about 45 kg of tritium, which §11 records as an unpriced condition</w:t>
             </w:r>
           </w:p>
         </w:tc>
@@ -8950,6 +8966,36 @@
           <w:i w:val="0"/>
         </w:rPr>
         <w:t>Stage C measures it.</w:t>
+      </w:r>
+    </w:p>
+    <w:p>
+      <w:r>
+        <w:rPr>
+          <w:b/>
+          <w:i w:val="0"/>
+        </w:rPr>
+        <w:t>The tritium inventory a plant would hold is very large, and this paper does not price holding it.</w:t>
+      </w:r>
+      <w:r>
+        <w:rPr>
+          <w:b w:val="0"/>
+          <w:i w:val="0"/>
+        </w:rPr>
+        <w:t xml:space="preserve"> Because the target must be one muon range deep, and because Proposition 9 shows that compression does not reduce the requirement, the standing inventory is 5.13 kg at the designed bore, 10.79 kg at the wider one, and about 45 kg to approach the acceptance ceiling. Those are kilogrammes of tritium in one target, against 2.41 mg in the demonstration cell of §6.3 — a step of six orders of magnitude between the experiment this paper specifies and the plant its balances describe. An inventory at that scale is a licensing, supply and containment problem of a different kind from anything in §7, and one this paper neither solves nor costs. It bears asymmetrically on the routes: the bred-fuel configuration breeds its own tritium once running and so needs the inventory only to start, while the heat and work forms need it throughout and earn nothing back. </w:t>
+      </w:r>
+      <w:r>
+        <w:rPr>
+          <w:b/>
+          <w:i w:val="0"/>
+        </w:rPr>
+        <w:t>Nothing in §10 measures it</w:t>
+      </w:r>
+      <w:r>
+        <w:rPr>
+          <w:b w:val="0"/>
+          <w:i w:val="0"/>
+        </w:rPr>
+        <w:t>, because §10 runs at the milligramme scale, and it should be read as a condition on any plant built from these results rather than as a term in any balance stated here.</w:t>
       </w:r>
     </w:p>
     <w:p>

--- a/papers/out/Cold_Fusion_v1.0.docx
+++ b/papers/out/Cold_Fusion_v1.0.docx
@@ -242,49 +242,123 @@
           <w:b w:val="0"/>
           <w:i w:val="0"/>
         </w:rPr>
-        <w:t xml:space="preserve">The machine is not obliged to stay as built, however, and this paper prices the alterations it proposes against every balance rather than against one. An optimised production target is worth 2.373 on any of them. It takes bred fuel at the demonstrated cycle count to 1.480, which is the route the laboratory programme measures first, and it takes the </w:t>
+        <w:t xml:space="preserve">A second correction goes with it, and it is larger. Every balance previously reported at a modelled "bound case" service life was computed at an effective sticking of 0.1487 percent [WITHDRAWN] — a value formed from two different states of the mesomolecule, and superseded by the record's own measurements. At the corrected value the same conditions return 190.1 cycles rather than 588.9, so </w:t>
       </w:r>
       <w:r>
         <w:rPr>
           <w:b/>
           <w:i w:val="0"/>
         </w:rPr>
-        <w:t>heat</w:t>
-      </w:r>
-      <w:r>
-        <w:rPr>
-          <w:b w:val="0"/>
-          <w:i w:val="0"/>
-        </w:rPr>
-        <w:t xml:space="preserve"> form, on the bound-case service life, to 1.036 — or 1.231 with a wider bore as well. </w:t>
+        <w:t>every bound-case figure ever reported here is high by 3.10</w:t>
+      </w:r>
+      <w:r>
+        <w:rPr>
+          <w:b w:val="0"/>
+          <w:i w:val="0"/>
+        </w:rPr>
+        <w:t xml:space="preserve">. The figures computed at the </w:t>
       </w:r>
       <w:r>
         <w:rPr>
           <w:b/>
           <w:i w:val="0"/>
         </w:rPr>
-        <w:t>A device-internal route therefore clears unity, though conditionally</w:t>
-      </w:r>
-      <w:r>
-        <w:rPr>
-          <w:b w:val="0"/>
-          <w:i w:val="0"/>
-        </w:rPr>
-        <w:t xml:space="preserve">, and the conditions are worth naming at once: a measurement that confirms the target, a fuel density of 8.5 times liquid where 1.2 has been reached, and the reading of "inside the device" that counts the blanket. At the density actually reached the same alteration gives 0.990 at the wider bore and 0.833 at today's aperture — close, and under. Counting the neutron at its bare heat instead, it reaches only 0.3344. </w:t>
-      </w:r>
+        <w:t>measured</w:t>
+      </w:r>
+      <w:r>
+        <w:rPr>
+          <w:b w:val="0"/>
+          <w:i w:val="0"/>
+        </w:rPr>
+        <w:t xml:space="preserve"> 150 cycles are untouched, because they never used the model, and that asymmetry decides the result.</w:t>
+      </w:r>
+    </w:p>
+    <w:p>
       <w:r>
         <w:rPr>
           <w:b/>
           <w:i w:val="0"/>
         </w:rPr>
-        <w:t>On the strictest reading of every condition, nothing in this paper clears unity inside the device</w:t>
-      </w:r>
-      <w:r>
-        <w:rPr>
-          <w:b w:val="0"/>
-          <w:i w:val="0"/>
-        </w:rPr>
-        <w:t>; on the reading each of them states, one specified machine does.</w:t>
+        <w:t>What it decides is that no heat form and no work form is self-sustaining.</w:t>
+      </w:r>
+      <w:r>
+        <w:rPr>
+          <w:b w:val="0"/>
+          <w:i w:val="0"/>
+        </w:rPr>
+        <w:t xml:space="preserve"> The largest either reaches is 0.513, and only by granting the optimised production target, a wider bore, a wider stopping window and a fuel density never held, all at once. </w:t>
+      </w:r>
+      <w:r>
+        <w:rPr>
+          <w:b/>
+          <w:i w:val="0"/>
+        </w:rPr>
+        <w:t>Every device-internal figure above unity in the record is withdrawn</w:t>
+      </w:r>
+      <w:r>
+        <w:rPr>
+          <w:b w:val="0"/>
+          <w:i w:val="0"/>
+        </w:rPr>
+        <w:t>: each was the superseded sticking and nothing else.</w:t>
+      </w:r>
+    </w:p>
+    <w:p>
+      <w:r>
+        <w:rPr>
+          <w:b/>
+          <w:i w:val="0"/>
+        </w:rPr>
+        <w:t>What survives is one configuration, and it asks for less than anything else here.</w:t>
+      </w:r>
+      <w:r>
+        <w:rPr>
+          <w:b w:val="0"/>
+          <w:i w:val="0"/>
+        </w:rPr>
+        <w:t xml:space="preserve"> Priced as bred fuel, at the measured 150 cycles per binder, with no service-life model, no density above the one already reached and no choice between the two sticking measurements, the balance is 0.623 with the machine as built, </w:t>
+      </w:r>
+      <w:r>
+        <w:rPr>
+          <w:b/>
+          <w:i w:val="0"/>
+        </w:rPr>
+        <w:t>0.957</w:t>
+      </w:r>
+      <w:r>
+        <w:rPr>
+          <w:b w:val="0"/>
+          <w:i w:val="0"/>
+        </w:rPr>
+        <w:t xml:space="preserve"> with both collector alterations, and </w:t>
+      </w:r>
+      <w:r>
+        <w:rPr>
+          <w:b/>
+          <w:i w:val="0"/>
+        </w:rPr>
+        <w:t>1.480</w:t>
+      </w:r>
+      <w:r>
+        <w:rPr>
+          <w:b w:val="0"/>
+          <w:i w:val="0"/>
+        </w:rPr>
+        <w:t xml:space="preserve"> through an optimised production target. Every quantity in it is a measurement or is integrated from measurements, except two: the loss budget, which is computed and which §10 Stage A measures, and the production target's factor, which is published and which Stage C measures. </w:t>
+      </w:r>
+      <w:r>
+        <w:rPr>
+          <w:b/>
+          <w:i w:val="0"/>
+        </w:rPr>
+        <w:t>That configuration is the self-sustaining one this paper offers.</w:t>
+      </w:r>
+      <w:r>
+        <w:rPr>
+          <w:b w:val="0"/>
+          <w:i w:val="0"/>
+        </w:rPr>
+        <w:t xml:space="preserve"> It has never been assembled, and §6 to §8 say how.</w:t>
       </w:r>
     </w:p>
     <w:p>
@@ -2346,7 +2420,7 @@
           <w:b/>
           <w:sz w:val="23"/>
         </w:rPr>
-        <w:t>5.3 Every balance at the acceptance actually delivered</w:t>
+        <w:t>5.3 Every balance, at the acceptance delivered and the sticking the record supports</w:t>
       </w:r>
     </w:p>
     <w:p>
@@ -2355,551 +2429,7 @@
           <w:b w:val="0"/>
           <w:i w:val="0"/>
         </w:rPr>
-        <w:t>Because the balance is linear in collection — Proposition 6 in §13.5 — restating the table at a different efficiency is exact rather than approximate, and the paper's own two-column table provides the check.</w:t>
-      </w:r>
-    </w:p>
-    <w:tbl>
-      <w:tblPr>
-        <w:tblStyle w:val="TableGrid"/>
-        <w:tblW w:type="auto" w:w="0"/>
-        <w:tblLook w:firstColumn="1" w:firstRow="1" w:lastColumn="0" w:lastRow="0" w:noHBand="0" w:noVBand="1" w:val="04A0"/>
-      </w:tblPr>
-      <w:tblGrid>
-        <w:gridCol w:w="2232"/>
-        <w:gridCol w:w="2232"/>
-        <w:gridCol w:w="2232"/>
-        <w:gridCol w:w="2232"/>
-      </w:tblGrid>
-      <w:tr>
-        <w:tc>
-          <w:tcPr>
-            <w:tcW w:type="dxa" w:w="2232"/>
-          </w:tcPr>
-          <w:p>
-            <w:r/>
-            <w:r>
-              <w:rPr>
-                <w:b/>
-                <w:i w:val="0"/>
-              </w:rPr>
-              <w:t>balance</w:t>
-            </w:r>
-          </w:p>
-        </w:tc>
-        <w:tc>
-          <w:tcPr>
-            <w:tcW w:type="dxa" w:w="2232"/>
-          </w:tcPr>
-          <w:p>
-            <w:r/>
-            <w:r>
-              <w:rPr>
-                <w:b/>
-                <w:i w:val="0"/>
-              </w:rPr>
-              <w:t>as stated at 90 percent [DESIGN]</w:t>
-            </w:r>
-          </w:p>
-        </w:tc>
-        <w:tc>
-          <w:tcPr>
-            <w:tcW w:type="dxa" w:w="2232"/>
-          </w:tcPr>
-          <w:p>
-            <w:r/>
-            <w:r>
-              <w:rPr>
-                <w:b/>
-                <w:i w:val="0"/>
-              </w:rPr>
-              <w:t>delivered, 31.66 percent</w:t>
-            </w:r>
-          </w:p>
-        </w:tc>
-        <w:tc>
-          <w:tcPr>
-            <w:tcW w:type="dxa" w:w="2232"/>
-          </w:tcPr>
-          <w:p>
-            <w:r/>
-            <w:r>
-              <w:rPr>
-                <w:b/>
-                <w:i w:val="0"/>
-              </w:rPr>
-              <w:t>wider bore, 37.62 percent</w:t>
-            </w:r>
-          </w:p>
-        </w:tc>
-      </w:tr>
-      <w:tr>
-        <w:tc>
-          <w:tcPr>
-            <w:tcW w:type="dxa" w:w="2232"/>
-          </w:tcPr>
-          <w:p>
-            <w:r/>
-            <w:r>
-              <w:rPr>
-                <w:b w:val="0"/>
-                <w:i w:val="0"/>
-              </w:rPr>
-              <w:t>heat, demonstrated cycles</w:t>
-            </w:r>
-          </w:p>
-        </w:tc>
-        <w:tc>
-          <w:tcPr>
-            <w:tcW w:type="dxa" w:w="2232"/>
-          </w:tcPr>
-          <w:p>
-            <w:r/>
-            <w:r>
-              <w:rPr>
-                <w:b w:val="0"/>
-                <w:i w:val="0"/>
-              </w:rPr>
-              <w:t>0.316</w:t>
-            </w:r>
-          </w:p>
-        </w:tc>
-        <w:tc>
-          <w:tcPr>
-            <w:tcW w:type="dxa" w:w="2232"/>
-          </w:tcPr>
-          <w:p>
-            <w:r/>
-            <w:r>
-              <w:rPr>
-                <w:b w:val="0"/>
-                <w:i w:val="0"/>
-              </w:rPr>
-              <w:t>0.111</w:t>
-            </w:r>
-          </w:p>
-        </w:tc>
-        <w:tc>
-          <w:tcPr>
-            <w:tcW w:type="dxa" w:w="2232"/>
-          </w:tcPr>
-          <w:p>
-            <w:r/>
-            <w:r>
-              <w:rPr>
-                <w:b w:val="0"/>
-                <w:i w:val="0"/>
-              </w:rPr>
-              <w:t>0.132</w:t>
-            </w:r>
-          </w:p>
-        </w:tc>
-      </w:tr>
-      <w:tr>
-        <w:tc>
-          <w:tcPr>
-            <w:tcW w:type="dxa" w:w="2232"/>
-          </w:tcPr>
-          <w:p>
-            <w:r/>
-            <w:r>
-              <w:rPr>
-                <w:b w:val="0"/>
-                <w:i w:val="0"/>
-              </w:rPr>
-              <w:t>heat, bound-case service life</w:t>
-            </w:r>
-          </w:p>
-        </w:tc>
-        <w:tc>
-          <w:tcPr>
-            <w:tcW w:type="dxa" w:w="2232"/>
-          </w:tcPr>
-          <w:p>
-            <w:r/>
-            <w:r>
-              <w:rPr>
-                <w:b/>
-                <w:i w:val="0"/>
-              </w:rPr>
-              <w:t>1.241</w:t>
-            </w:r>
-          </w:p>
-        </w:tc>
-        <w:tc>
-          <w:tcPr>
-            <w:tcW w:type="dxa" w:w="2232"/>
-          </w:tcPr>
-          <w:p>
-            <w:r/>
-            <w:r>
-              <w:rPr>
-                <w:b/>
-                <w:i w:val="0"/>
-              </w:rPr>
-              <w:t>0.437</w:t>
-            </w:r>
-          </w:p>
-        </w:tc>
-        <w:tc>
-          <w:tcPr>
-            <w:tcW w:type="dxa" w:w="2232"/>
-          </w:tcPr>
-          <w:p>
-            <w:r/>
-            <w:r>
-              <w:rPr>
-                <w:b w:val="0"/>
-                <w:i w:val="0"/>
-              </w:rPr>
-              <w:t>0.519</w:t>
-            </w:r>
-          </w:p>
-        </w:tc>
-      </w:tr>
-      <w:tr>
-        <w:tc>
-          <w:tcPr>
-            <w:tcW w:type="dxa" w:w="2232"/>
-          </w:tcPr>
-          <w:p>
-            <w:r/>
-            <w:r>
-              <w:rPr>
-                <w:b w:val="0"/>
-                <w:i w:val="0"/>
-              </w:rPr>
-              <w:t>heat, φ = 3</w:t>
-            </w:r>
-          </w:p>
-        </w:tc>
-        <w:tc>
-          <w:tcPr>
-            <w:tcW w:type="dxa" w:w="2232"/>
-          </w:tcPr>
-          <w:p>
-            <w:r/>
-            <w:r>
-              <w:rPr>
-                <w:b w:val="0"/>
-                <w:i w:val="0"/>
-              </w:rPr>
-              <w:t>1.011</w:t>
-            </w:r>
-          </w:p>
-        </w:tc>
-        <w:tc>
-          <w:tcPr>
-            <w:tcW w:type="dxa" w:w="2232"/>
-          </w:tcPr>
-          <w:p>
-            <w:r/>
-            <w:r>
-              <w:rPr>
-                <w:b w:val="0"/>
-                <w:i w:val="0"/>
-              </w:rPr>
-              <w:t>0.356</w:t>
-            </w:r>
-          </w:p>
-        </w:tc>
-        <w:tc>
-          <w:tcPr>
-            <w:tcW w:type="dxa" w:w="2232"/>
-          </w:tcPr>
-          <w:p>
-            <w:r/>
-            <w:r>
-              <w:rPr>
-                <w:b w:val="0"/>
-                <w:i w:val="0"/>
-              </w:rPr>
-              <w:t>0.423</w:t>
-            </w:r>
-          </w:p>
-        </w:tc>
-      </w:tr>
-      <w:tr>
-        <w:tc>
-          <w:tcPr>
-            <w:tcW w:type="dxa" w:w="2232"/>
-          </w:tcPr>
-          <w:p>
-            <w:r/>
-            <w:r>
-              <w:rPr>
-                <w:b w:val="0"/>
-                <w:i w:val="0"/>
-              </w:rPr>
-              <w:t>work, demonstrated cycles</w:t>
-            </w:r>
-          </w:p>
-        </w:tc>
-        <w:tc>
-          <w:tcPr>
-            <w:tcW w:type="dxa" w:w="2232"/>
-          </w:tcPr>
-          <w:p>
-            <w:r/>
-            <w:r>
-              <w:rPr>
-                <w:b w:val="0"/>
-                <w:i w:val="0"/>
-              </w:rPr>
-              <w:t>0.237</w:t>
-            </w:r>
-          </w:p>
-        </w:tc>
-        <w:tc>
-          <w:tcPr>
-            <w:tcW w:type="dxa" w:w="2232"/>
-          </w:tcPr>
-          <w:p>
-            <w:r/>
-            <w:r>
-              <w:rPr>
-                <w:b w:val="0"/>
-                <w:i w:val="0"/>
-              </w:rPr>
-              <w:t>0.083</w:t>
-            </w:r>
-          </w:p>
-        </w:tc>
-        <w:tc>
-          <w:tcPr>
-            <w:tcW w:type="dxa" w:w="2232"/>
-          </w:tcPr>
-          <w:p>
-            <w:r/>
-            <w:r>
-              <w:rPr>
-                <w:b w:val="0"/>
-                <w:i w:val="0"/>
-              </w:rPr>
-              <w:t>0.099</w:t>
-            </w:r>
-          </w:p>
-        </w:tc>
-      </w:tr>
-      <w:tr>
-        <w:tc>
-          <w:tcPr>
-            <w:tcW w:type="dxa" w:w="2232"/>
-          </w:tcPr>
-          <w:p>
-            <w:r/>
-            <w:r>
-              <w:rPr>
-                <w:b w:val="0"/>
-                <w:i w:val="0"/>
-              </w:rPr>
-              <w:t>work, bound-case service life</w:t>
-            </w:r>
-          </w:p>
-        </w:tc>
-        <w:tc>
-          <w:tcPr>
-            <w:tcW w:type="dxa" w:w="2232"/>
-          </w:tcPr>
-          <w:p>
-            <w:r/>
-            <w:r>
-              <w:rPr>
-                <w:b w:val="0"/>
-                <w:i w:val="0"/>
-              </w:rPr>
-              <w:t>0.931</w:t>
-            </w:r>
-          </w:p>
-        </w:tc>
-        <w:tc>
-          <w:tcPr>
-            <w:tcW w:type="dxa" w:w="2232"/>
-          </w:tcPr>
-          <w:p>
-            <w:r/>
-            <w:r>
-              <w:rPr>
-                <w:b w:val="0"/>
-                <w:i w:val="0"/>
-              </w:rPr>
-              <w:t>0.328</w:t>
-            </w:r>
-          </w:p>
-        </w:tc>
-        <w:tc>
-          <w:tcPr>
-            <w:tcW w:type="dxa" w:w="2232"/>
-          </w:tcPr>
-          <w:p>
-            <w:r/>
-            <w:r>
-              <w:rPr>
-                <w:b w:val="0"/>
-                <w:i w:val="0"/>
-              </w:rPr>
-              <w:t>0.389</w:t>
-            </w:r>
-          </w:p>
-        </w:tc>
-      </w:tr>
-      <w:tr>
-        <w:tc>
-          <w:tcPr>
-            <w:tcW w:type="dxa" w:w="2232"/>
-          </w:tcPr>
-          <w:p>
-            <w:r/>
-            <w:r>
-              <w:rPr>
-                <w:b w:val="0"/>
-                <w:i w:val="0"/>
-              </w:rPr>
-              <w:t>bred fuel, demonstrated cycles</w:t>
-            </w:r>
-          </w:p>
-        </w:tc>
-        <w:tc>
-          <w:tcPr>
-            <w:tcW w:type="dxa" w:w="2232"/>
-          </w:tcPr>
-          <w:p>
-            <w:r/>
-            <w:r>
-              <w:rPr>
-                <w:b w:val="0"/>
-                <w:i w:val="0"/>
-              </w:rPr>
-              <w:t>1.772</w:t>
-            </w:r>
-          </w:p>
-        </w:tc>
-        <w:tc>
-          <w:tcPr>
-            <w:tcW w:type="dxa" w:w="2232"/>
-          </w:tcPr>
-          <w:p>
-            <w:r/>
-            <w:r>
-              <w:rPr>
-                <w:b w:val="0"/>
-                <w:i w:val="0"/>
-              </w:rPr>
-              <w:t>0.623</w:t>
-            </w:r>
-          </w:p>
-        </w:tc>
-        <w:tc>
-          <w:tcPr>
-            <w:tcW w:type="dxa" w:w="2232"/>
-          </w:tcPr>
-          <w:p>
-            <w:r/>
-            <w:r>
-              <w:rPr>
-                <w:b w:val="0"/>
-                <w:i w:val="0"/>
-              </w:rPr>
-              <w:t>0.741</w:t>
-            </w:r>
-          </w:p>
-        </w:tc>
-      </w:tr>
-      <w:tr>
-        <w:tc>
-          <w:tcPr>
-            <w:tcW w:type="dxa" w:w="2232"/>
-          </w:tcPr>
-          <w:p>
-            <w:r/>
-            <w:r>
-              <w:rPr>
-                <w:b w:val="0"/>
-                <w:i w:val="0"/>
-              </w:rPr>
-              <w:t>bred fuel, bound-case service life</w:t>
-            </w:r>
-          </w:p>
-        </w:tc>
-        <w:tc>
-          <w:tcPr>
-            <w:tcW w:type="dxa" w:w="2232"/>
-          </w:tcPr>
-          <w:p>
-            <w:r/>
-            <w:r>
-              <w:rPr>
-                <w:b w:val="0"/>
-                <w:i w:val="0"/>
-              </w:rPr>
-              <w:t>6.96</w:t>
-            </w:r>
-          </w:p>
-        </w:tc>
-        <w:tc>
-          <w:tcPr>
-            <w:tcW w:type="dxa" w:w="2232"/>
-          </w:tcPr>
-          <w:p>
-            <w:r/>
-            <w:r>
-              <w:rPr>
-                <w:b/>
-                <w:i w:val="0"/>
-              </w:rPr>
-              <w:t>2.449</w:t>
-            </w:r>
-          </w:p>
-        </w:tc>
-        <w:tc>
-          <w:tcPr>
-            <w:tcW w:type="dxa" w:w="2232"/>
-          </w:tcPr>
-          <w:p>
-            <w:r/>
-            <w:r>
-              <w:rPr>
-                <w:b w:val="0"/>
-                <w:i w:val="0"/>
-              </w:rPr>
-              <w:t>2.909</w:t>
-            </w:r>
-          </w:p>
-        </w:tc>
-      </w:tr>
-    </w:tbl>
-    <w:p/>
-    <w:p>
-      <w:pPr>
-        <w:spacing w:before="160" w:after="200"/>
-        <w:ind w:left="461" w:right="259"/>
-      </w:pPr>
-      <w:r>
-        <w:rPr>
-          <w:b/>
-          <w:i w:val="0"/>
-        </w:rPr>
-        <w:t>At the delivered acceptance, and with the machine left as it is, nothing clears unity.</w:t>
-      </w:r>
-      <w:r>
-        <w:rPr>
-          <w:b w:val="0"/>
-          <w:i w:val="0"/>
-        </w:rPr>
-        <w:t xml:space="preserve"> Every heat form, every work form and bred fuel at the demonstrated cycle count fall below it. </w:t>
-      </w:r>
-      <w:r>
-        <w:rPr>
-          <w:b/>
-          <w:i w:val="0"/>
-        </w:rPr>
-        <w:t>The figures reported at ninety percent collection in the preprints at [18] are withdrawn as end-to-end results</w:t>
-      </w:r>
-      <w:r>
-        <w:rPr>
-          <w:b w:val="0"/>
-          <w:i w:val="0"/>
-        </w:rPr>
-        <w:t>; they stand as the conditionals they were stated at.</w:t>
+        <w:t>Two corrections stand between the figures the preprints at [18] printed and the ones below, and it is worth taking them in order because the second is the larger.</w:t>
       </w:r>
     </w:p>
     <w:p>
@@ -2908,95 +2438,63 @@
           <w:b/>
           <w:i w:val="0"/>
         </w:rPr>
-        <w:t>But the machine is not required to be left as it is</w:t>
-      </w:r>
-      <w:r>
-        <w:rPr>
-          <w:b w:val="0"/>
-          <w:i w:val="0"/>
-        </w:rPr>
-        <w:t>, and §5.4 states what the alterations specified here do to the same table.</w:t>
-      </w:r>
-    </w:p>
-    <w:p>
-      <w:pPr>
-        <w:spacing w:before="240" w:after="80"/>
-      </w:pPr>
+        <w:t>The first is the acceptance</w:t>
+      </w:r>
+      <w:r>
+        <w:rPr>
+          <w:b w:val="0"/>
+          <w:i w:val="0"/>
+        </w:rPr>
+        <w:t xml:space="preserve">, and §5.2 has just made it. The second is the </w:t>
+      </w:r>
       <w:r>
         <w:rPr>
           <w:b/>
-          <w:sz w:val="23"/>
-        </w:rPr>
-        <w:t>5.4 What the specified alterations do to every balance</w:t>
-      </w:r>
-    </w:p>
-    <w:p>
-      <w:r>
-        <w:rPr>
-          <w:b w:val="0"/>
-          <w:i w:val="0"/>
-        </w:rPr>
-        <w:t xml:space="preserve">§5.3 states the balances for the machine as built. Two alterations to that machine are specified in this paper — an </w:t>
+          <w:i w:val="0"/>
+        </w:rPr>
+        <w:t>service life</w:t>
+      </w:r>
+      <w:r>
+        <w:rPr>
+          <w:b w:val="0"/>
+          <w:i w:val="0"/>
+        </w:rPr>
+        <w:t xml:space="preserve">, and it comes from the preprints' own later sections rather than from anything new here. Every balance printed there was computed at one of two service lives: the </w:t>
       </w:r>
       <w:r>
         <w:rPr>
           <w:b/>
           <w:i w:val="0"/>
         </w:rPr>
-        <w:t>optimised production target</w:t>
-      </w:r>
-      <w:r>
-        <w:rPr>
-          <w:b w:val="0"/>
-          <w:i w:val="0"/>
-        </w:rPr>
-        <w:t xml:space="preserve"> and a </w:t>
+        <w:t>measured</w:t>
+      </w:r>
+      <w:r>
+        <w:rPr>
+          <w:b w:val="0"/>
+          <w:i w:val="0"/>
+        </w:rPr>
+        <w:t xml:space="preserve"> 150 cycles per binder, and a modelled "bound case". Reading the printed table backwards through the balance — Proposition 1 in §13.2 fixes its form, and the table's own columns check it — the bound case is 588.9 cycles. That is the model run at an effective sticking of 0.1487 percent [WITHDRAWN], a value formed by multiplying an excited-state initial sticking by a survival fraction measured on the </w:t>
       </w:r>
       <w:r>
         <w:rPr>
           <w:b/>
           <w:i w:val="0"/>
         </w:rPr>
-        <w:t>wider bore</w:t>
-      </w:r>
-      <w:r>
-        <w:rPr>
-          <w:b w:val="0"/>
-          <w:i w:val="0"/>
-        </w:rPr>
-        <w:t xml:space="preserve"> — and it is worth asking what each does to the whole table rather than to one row of it. The target multiplies every balance by the same factor, because a balance has the form </w:t>
-      </w:r>
-      <w:r>
-        <w:rPr>
-          <w:rFonts w:ascii="Consolas" w:hAnsi="Consolas"/>
-          <w:b w:val="0"/>
-          <w:i w:val="0"/>
-          <w:sz w:val="19"/>
-        </w:rPr>
-        <w:t>N · V · η / E_binder</w:t>
-      </w:r>
-      <w:r>
-        <w:rPr>
-          <w:b w:val="0"/>
-          <w:i w:val="0"/>
-        </w:rPr>
-        <w:t xml:space="preserve"> and the target moves </w:t>
-      </w:r>
-      <w:r>
-        <w:rPr>
-          <w:rFonts w:ascii="Consolas" w:hAnsi="Consolas"/>
-          <w:b w:val="0"/>
-          <w:i w:val="0"/>
-          <w:sz w:val="19"/>
-        </w:rPr>
-        <w:t>E_binder</w:t>
-      </w:r>
-      <w:r>
-        <w:rPr>
-          <w:b w:val="0"/>
-          <w:i w:val="0"/>
-        </w:rPr>
-        <w:t xml:space="preserve"> alone: from 11.13 GeV to 4.69 GeV, which is worth 2.373. Corollary 6.1 in §13.5 makes this explicit.</w:t>
+        <w:t>ground</w:t>
+      </w:r>
+      <w:r>
+        <w:rPr>
+          <w:b w:val="0"/>
+          <w:i w:val="0"/>
+        </w:rPr>
+        <w:t xml:space="preserve"> state — two different states. Fusion occurs from the ground state, and the record's own measured values are 0.5050 percent and 0.5320 percent; at the favourable one the same density returns 190.1 cycles instead of 588.9. </w:t>
+      </w:r>
+      <w:r>
+        <w:rPr>
+          <w:b/>
+          <w:i w:val="0"/>
+        </w:rPr>
+        <w:t>Every bound-case figure in the record is therefore high by 3.10.</w:t>
       </w:r>
     </w:p>
     <w:p>
@@ -3009,722 +2507,23 @@
           <w:b/>
           <w:i w:val="0"/>
         </w:rPr>
-        <w:t>The factor checks against the requirement it moves.</w:t>
-      </w:r>
-      <w:r>
-        <w:rPr>
-          <w:b w:val="0"/>
-          <w:i w:val="0"/>
-        </w:rPr>
-        <w:t xml:space="preserve"> §4.2 puts bred fuel at demonstrated cycles at 50.8 percent collection; through the optimised target that requirement is 21.4 percent, and 50.8 ÷ 2.373 returns it. The same factor applied to that route's delivered balance of 0.623 gives 1.480, which is §5.3's own figure reached from the other side.</w:t>
-      </w:r>
-    </w:p>
-    <w:tbl>
-      <w:tblPr>
-        <w:tblStyle w:val="TableGrid"/>
-        <w:tblW w:type="auto" w:w="0"/>
-        <w:tblLook w:firstColumn="1" w:firstRow="1" w:lastColumn="0" w:lastRow="0" w:noHBand="0" w:noVBand="1" w:val="04A0"/>
-      </w:tblPr>
-      <w:tblGrid>
-        <w:gridCol w:w="2232"/>
-        <w:gridCol w:w="2232"/>
-        <w:gridCol w:w="2232"/>
-        <w:gridCol w:w="2232"/>
-      </w:tblGrid>
-      <w:tr>
-        <w:tc>
-          <w:tcPr>
-            <w:tcW w:type="dxa" w:w="2232"/>
-          </w:tcPr>
-          <w:p>
-            <w:r/>
-            <w:r>
-              <w:rPr>
-                <w:b/>
-                <w:i w:val="0"/>
-              </w:rPr>
-              <w:t>balance</w:t>
-            </w:r>
-          </w:p>
-        </w:tc>
-        <w:tc>
-          <w:tcPr>
-            <w:tcW w:type="dxa" w:w="2232"/>
-          </w:tcPr>
-          <w:p>
-            <w:r/>
-            <w:r>
-              <w:rPr>
-                <w:b/>
-                <w:i w:val="0"/>
-              </w:rPr>
-              <w:t>delivered</w:t>
-            </w:r>
-          </w:p>
-        </w:tc>
-        <w:tc>
-          <w:tcPr>
-            <w:tcW w:type="dxa" w:w="2232"/>
-          </w:tcPr>
-          <w:p>
-            <w:r/>
-            <w:r>
-              <w:rPr>
-                <w:b/>
-                <w:i w:val="0"/>
-              </w:rPr>
-              <w:t>+ optimised target</w:t>
-            </w:r>
-          </w:p>
-        </w:tc>
-        <w:tc>
-          <w:tcPr>
-            <w:tcW w:type="dxa" w:w="2232"/>
-          </w:tcPr>
-          <w:p>
-            <w:r/>
-            <w:r>
-              <w:rPr>
-                <w:b/>
-                <w:i w:val="0"/>
-              </w:rPr>
-              <w:t>+ target and wider bore</w:t>
-            </w:r>
-          </w:p>
-        </w:tc>
-      </w:tr>
-      <w:tr>
-        <w:tc>
-          <w:tcPr>
-            <w:tcW w:type="dxa" w:w="2232"/>
-          </w:tcPr>
-          <w:p>
-            <w:r/>
-            <w:r>
-              <w:rPr>
-                <w:b w:val="0"/>
-                <w:i w:val="0"/>
-              </w:rPr>
-              <w:t>heat, demonstrated cycles</w:t>
-            </w:r>
-          </w:p>
-        </w:tc>
-        <w:tc>
-          <w:tcPr>
-            <w:tcW w:type="dxa" w:w="2232"/>
-          </w:tcPr>
-          <w:p>
-            <w:r/>
-            <w:r>
-              <w:rPr>
-                <w:b w:val="0"/>
-                <w:i w:val="0"/>
-              </w:rPr>
-              <w:t>0.111</w:t>
-            </w:r>
-          </w:p>
-        </w:tc>
-        <w:tc>
-          <w:tcPr>
-            <w:tcW w:type="dxa" w:w="2232"/>
-          </w:tcPr>
-          <w:p>
-            <w:r/>
-            <w:r>
-              <w:rPr>
-                <w:b w:val="0"/>
-                <w:i w:val="0"/>
-              </w:rPr>
-              <w:t>0.264</w:t>
-            </w:r>
-          </w:p>
-        </w:tc>
-        <w:tc>
-          <w:tcPr>
-            <w:tcW w:type="dxa" w:w="2232"/>
-          </w:tcPr>
-          <w:p>
-            <w:r/>
-            <w:r>
-              <w:rPr>
-                <w:b w:val="0"/>
-                <w:i w:val="0"/>
-              </w:rPr>
-              <w:t>0.313</w:t>
-            </w:r>
-          </w:p>
-        </w:tc>
-      </w:tr>
-      <w:tr>
-        <w:tc>
-          <w:tcPr>
-            <w:tcW w:type="dxa" w:w="2232"/>
-          </w:tcPr>
-          <w:p>
-            <w:r/>
-            <w:r>
-              <w:rPr>
-                <w:b/>
-                <w:i w:val="0"/>
-              </w:rPr>
-              <w:t>heat, bound-case service life</w:t>
-            </w:r>
-          </w:p>
-        </w:tc>
-        <w:tc>
-          <w:tcPr>
-            <w:tcW w:type="dxa" w:w="2232"/>
-          </w:tcPr>
-          <w:p>
-            <w:r/>
-            <w:r>
-              <w:rPr>
-                <w:b w:val="0"/>
-                <w:i w:val="0"/>
-              </w:rPr>
-              <w:t>0.437</w:t>
-            </w:r>
-          </w:p>
-        </w:tc>
-        <w:tc>
-          <w:tcPr>
-            <w:tcW w:type="dxa" w:w="2232"/>
-          </w:tcPr>
-          <w:p>
-            <w:r/>
-            <w:r>
-              <w:rPr>
-                <w:b/>
-                <w:i w:val="0"/>
-              </w:rPr>
-              <w:t>1.036</w:t>
-            </w:r>
-          </w:p>
-        </w:tc>
-        <w:tc>
-          <w:tcPr>
-            <w:tcW w:type="dxa" w:w="2232"/>
-          </w:tcPr>
-          <w:p>
-            <w:r/>
-            <w:r>
-              <w:rPr>
-                <w:b/>
-                <w:i w:val="0"/>
-              </w:rPr>
-              <w:t>1.231</w:t>
-            </w:r>
-          </w:p>
-        </w:tc>
-      </w:tr>
-      <w:tr>
-        <w:tc>
-          <w:tcPr>
-            <w:tcW w:type="dxa" w:w="2232"/>
-          </w:tcPr>
-          <w:p>
-            <w:r/>
-            <w:r>
-              <w:rPr>
-                <w:b w:val="0"/>
-                <w:i w:val="0"/>
-              </w:rPr>
-              <w:t>heat, φ = 3</w:t>
-            </w:r>
-          </w:p>
-        </w:tc>
-        <w:tc>
-          <w:tcPr>
-            <w:tcW w:type="dxa" w:w="2232"/>
-          </w:tcPr>
-          <w:p>
-            <w:r/>
-            <w:r>
-              <w:rPr>
-                <w:b w:val="0"/>
-                <w:i w:val="0"/>
-              </w:rPr>
-              <w:t>0.356</w:t>
-            </w:r>
-          </w:p>
-        </w:tc>
-        <w:tc>
-          <w:tcPr>
-            <w:tcW w:type="dxa" w:w="2232"/>
-          </w:tcPr>
-          <w:p>
-            <w:r/>
-            <w:r>
-              <w:rPr>
-                <w:b w:val="0"/>
-                <w:i w:val="0"/>
-              </w:rPr>
-              <w:t>0.844</w:t>
-            </w:r>
-          </w:p>
-        </w:tc>
-        <w:tc>
-          <w:tcPr>
-            <w:tcW w:type="dxa" w:w="2232"/>
-          </w:tcPr>
-          <w:p>
-            <w:r/>
-            <w:r>
-              <w:rPr>
-                <w:b/>
-                <w:i w:val="0"/>
-              </w:rPr>
-              <w:t>1.003</w:t>
-            </w:r>
-          </w:p>
-        </w:tc>
-      </w:tr>
-      <w:tr>
-        <w:tc>
-          <w:tcPr>
-            <w:tcW w:type="dxa" w:w="2232"/>
-          </w:tcPr>
-          <w:p>
-            <w:r/>
-            <w:r>
-              <w:rPr>
-                <w:b w:val="0"/>
-                <w:i w:val="0"/>
-              </w:rPr>
-              <w:t>work, demonstrated cycles</w:t>
-            </w:r>
-          </w:p>
-        </w:tc>
-        <w:tc>
-          <w:tcPr>
-            <w:tcW w:type="dxa" w:w="2232"/>
-          </w:tcPr>
-          <w:p>
-            <w:r/>
-            <w:r>
-              <w:rPr>
-                <w:b w:val="0"/>
-                <w:i w:val="0"/>
-              </w:rPr>
-              <w:t>0.083</w:t>
-            </w:r>
-          </w:p>
-        </w:tc>
-        <w:tc>
-          <w:tcPr>
-            <w:tcW w:type="dxa" w:w="2232"/>
-          </w:tcPr>
-          <w:p>
-            <w:r/>
-            <w:r>
-              <w:rPr>
-                <w:b w:val="0"/>
-                <w:i w:val="0"/>
-              </w:rPr>
-              <w:t>0.198</w:t>
-            </w:r>
-          </w:p>
-        </w:tc>
-        <w:tc>
-          <w:tcPr>
-            <w:tcW w:type="dxa" w:w="2232"/>
-          </w:tcPr>
-          <w:p>
-            <w:r/>
-            <w:r>
-              <w:rPr>
-                <w:b w:val="0"/>
-                <w:i w:val="0"/>
-              </w:rPr>
-              <w:t>0.235</w:t>
-            </w:r>
-          </w:p>
-        </w:tc>
-      </w:tr>
-      <w:tr>
-        <w:tc>
-          <w:tcPr>
-            <w:tcW w:type="dxa" w:w="2232"/>
-          </w:tcPr>
-          <w:p>
-            <w:r/>
-            <w:r>
-              <w:rPr>
-                <w:b w:val="0"/>
-                <w:i w:val="0"/>
-              </w:rPr>
-              <w:t>work, bound-case service life</w:t>
-            </w:r>
-          </w:p>
-        </w:tc>
-        <w:tc>
-          <w:tcPr>
-            <w:tcW w:type="dxa" w:w="2232"/>
-          </w:tcPr>
-          <w:p>
-            <w:r/>
-            <w:r>
-              <w:rPr>
-                <w:b w:val="0"/>
-                <w:i w:val="0"/>
-              </w:rPr>
-              <w:t>0.328</w:t>
-            </w:r>
-          </w:p>
-        </w:tc>
-        <w:tc>
-          <w:tcPr>
-            <w:tcW w:type="dxa" w:w="2232"/>
-          </w:tcPr>
-          <w:p>
-            <w:r/>
-            <w:r>
-              <w:rPr>
-                <w:b w:val="0"/>
-                <w:i w:val="0"/>
-              </w:rPr>
-              <w:t>0.777</w:t>
-            </w:r>
-          </w:p>
-        </w:tc>
-        <w:tc>
-          <w:tcPr>
-            <w:tcW w:type="dxa" w:w="2232"/>
-          </w:tcPr>
-          <w:p>
-            <w:r/>
-            <w:r>
-              <w:rPr>
-                <w:b w:val="0"/>
-                <w:i w:val="0"/>
-              </w:rPr>
-              <w:t>0.924</w:t>
-            </w:r>
-          </w:p>
-        </w:tc>
-      </w:tr>
-      <w:tr>
-        <w:tc>
-          <w:tcPr>
-            <w:tcW w:type="dxa" w:w="2232"/>
-          </w:tcPr>
-          <w:p>
-            <w:r/>
-            <w:r>
-              <w:rPr>
-                <w:b w:val="0"/>
-                <w:i w:val="0"/>
-              </w:rPr>
-              <w:t>bred fuel, demonstrated cycles</w:t>
-            </w:r>
-          </w:p>
-        </w:tc>
-        <w:tc>
-          <w:tcPr>
-            <w:tcW w:type="dxa" w:w="2232"/>
-          </w:tcPr>
-          <w:p>
-            <w:r/>
-            <w:r>
-              <w:rPr>
-                <w:b w:val="0"/>
-                <w:i w:val="0"/>
-              </w:rPr>
-              <w:t>0.623</w:t>
-            </w:r>
-          </w:p>
-        </w:tc>
-        <w:tc>
-          <w:tcPr>
-            <w:tcW w:type="dxa" w:w="2232"/>
-          </w:tcPr>
-          <w:p>
-            <w:r/>
-            <w:r>
-              <w:rPr>
-                <w:b/>
-                <w:i w:val="0"/>
-              </w:rPr>
-              <w:t>1.480</w:t>
-            </w:r>
-          </w:p>
-        </w:tc>
-        <w:tc>
-          <w:tcPr>
-            <w:tcW w:type="dxa" w:w="2232"/>
-          </w:tcPr>
-          <w:p>
-            <w:r/>
-            <w:r>
-              <w:rPr>
-                <w:b/>
-                <w:i w:val="0"/>
-              </w:rPr>
-              <w:t>1.758</w:t>
-            </w:r>
-          </w:p>
-        </w:tc>
-      </w:tr>
-      <w:tr>
-        <w:tc>
-          <w:tcPr>
-            <w:tcW w:type="dxa" w:w="2232"/>
-          </w:tcPr>
-          <w:p>
-            <w:r/>
-            <w:r>
-              <w:rPr>
-                <w:b w:val="0"/>
-                <w:i w:val="0"/>
-              </w:rPr>
-              <w:t>bred fuel, bound-case service life</w:t>
-            </w:r>
-          </w:p>
-        </w:tc>
-        <w:tc>
-          <w:tcPr>
-            <w:tcW w:type="dxa" w:w="2232"/>
-          </w:tcPr>
-          <w:p>
-            <w:r/>
-            <w:r>
-              <w:rPr>
-                <w:b w:val="0"/>
-                <w:i w:val="0"/>
-              </w:rPr>
-              <w:t>2.449</w:t>
-            </w:r>
-          </w:p>
-        </w:tc>
-        <w:tc>
-          <w:tcPr>
-            <w:tcW w:type="dxa" w:w="2232"/>
-          </w:tcPr>
-          <w:p>
-            <w:r/>
-            <w:r>
-              <w:rPr>
-                <w:b/>
-                <w:i w:val="0"/>
-              </w:rPr>
-              <w:t>5.811</w:t>
-            </w:r>
-          </w:p>
-        </w:tc>
-        <w:tc>
-          <w:tcPr>
-            <w:tcW w:type="dxa" w:w="2232"/>
-          </w:tcPr>
-          <w:p>
-            <w:r/>
-            <w:r>
-              <w:rPr>
-                <w:b w:val="0"/>
-                <w:i w:val="0"/>
-              </w:rPr>
-              <w:t>—</w:t>
-            </w:r>
-          </w:p>
-        </w:tc>
-      </w:tr>
-    </w:tbl>
-    <w:p/>
-    <w:p>
-      <w:pPr>
-        <w:jc w:val="center"/>
-      </w:pPr>
-      <w:r>
-        <w:drawing>
-          <wp:inline xmlns:a="http://schemas.openxmlformats.org/drawingml/2006/main" xmlns:pic="http://schemas.openxmlformats.org/drawingml/2006/picture">
-            <wp:extent cx="5486400" cy="2996572"/>
-            <wp:docPr id="2" name="Picture 2"/>
-            <wp:cNvGraphicFramePr>
-              <a:graphicFrameLocks noChangeAspect="1"/>
-            </wp:cNvGraphicFramePr>
-            <a:graphic>
-              <a:graphicData uri="http://schemas.openxmlformats.org/drawingml/2006/picture">
-                <pic:pic>
-                  <pic:nvPicPr>
-                    <pic:cNvPr id="0" name="fig4-range.png"/>
-                    <pic:cNvPicPr/>
-                  </pic:nvPicPr>
-                  <pic:blipFill>
-                    <a:blip r:embed="rId10"/>
-                    <a:stretch>
-                      <a:fillRect/>
-                    </a:stretch>
-                  </pic:blipFill>
-                  <pic:spPr>
-                    <a:xfrm>
-                      <a:off x="0" y="0"/>
-                      <a:ext cx="5486400" cy="2996572"/>
-                    </a:xfrm>
-                    <a:prstGeom prst="rect"/>
-                  </pic:spPr>
-                </pic:pic>
-              </a:graphicData>
-            </a:graphic>
-          </wp:inline>
-        </w:drawing>
+        <w:t>The rows computed at the measured cycle count are untouched by that</w:t>
+      </w:r>
+      <w:r>
+        <w:rPr>
+          <w:b w:val="0"/>
+          <w:i w:val="0"/>
+        </w:rPr>
+        <w:t>, because they never used the model at all — and that asymmetry, more than any other single fact in this paper, decides which route survives.</w:t>
       </w:r>
     </w:p>
     <w:p>
-      <w:pPr>
-        <w:spacing w:after="240"/>
-      </w:pPr>
-      <w:r>
-        <w:rPr>
-          <w:b/>
-          <w:sz w:val="18"/>
-        </w:rPr>
-        <w:t xml:space="preserve">Figure 4. </w:t>
-      </w:r>
-      <w:r>
-        <w:rPr>
-          <w:b w:val="0"/>
-          <w:i w:val="0"/>
-          <w:color w:val="5D5850"/>
-          <w:sz w:val="18"/>
-        </w:rPr>
-        <w:t>The range the reaction is expected to fall in. Each row is one way of pricing the same reaction; the bar runs from what the machine as built delivers to what it delivers with the optimised production target and the wider bore. Anything reaching the line at unity pays for itself.</w:t>
-      </w:r>
-    </w:p>
-    <w:p>
-      <w:pPr>
-        <w:spacing w:before="160" w:after="200"/>
-        <w:ind w:left="461" w:right="259"/>
-      </w:pPr>
-      <w:r>
-        <w:rPr>
-          <w:b/>
-          <w:i w:val="0"/>
-        </w:rPr>
-        <w:t>The answer is conditional, and it is not no.</w:t>
-      </w:r>
-      <w:r>
-        <w:rPr>
-          <w:b w:val="0"/>
-          <w:i w:val="0"/>
-        </w:rPr>
-        <w:t xml:space="preserve"> With the optimised production target in, the heat form on the bound-case service life reaches </w:t>
-      </w:r>
-      <w:r>
-        <w:rPr>
-          <w:b/>
-          <w:i w:val="0"/>
-        </w:rPr>
-        <w:t>1.036</w:t>
-      </w:r>
-      <w:r>
-        <w:rPr>
-          <w:b w:val="0"/>
-          <w:i w:val="0"/>
-        </w:rPr>
-        <w:t xml:space="preserve"> at today's aperture and </w:t>
-      </w:r>
-      <w:r>
-        <w:rPr>
-          <w:b/>
-          <w:i w:val="0"/>
-        </w:rPr>
-        <w:t>1.231</w:t>
-      </w:r>
-      <w:r>
-        <w:rPr>
-          <w:b w:val="0"/>
-          <w:i w:val="0"/>
-        </w:rPr>
-        <w:t xml:space="preserve"> at the wider bore, and the φ = 3 case reaches </w:t>
-      </w:r>
-      <w:r>
-        <w:rPr>
-          <w:b/>
-          <w:i w:val="0"/>
-        </w:rPr>
-        <w:t>1.003</w:t>
-      </w:r>
-      <w:r>
-        <w:rPr>
-          <w:b w:val="0"/>
-          <w:i w:val="0"/>
-        </w:rPr>
-        <w:t xml:space="preserve"> with both. </w:t>
-      </w:r>
-      <w:r>
-        <w:rPr>
-          <w:b/>
-          <w:i w:val="0"/>
-        </w:rPr>
-        <w:t>Those clear unity, and they are not bred fuel</w:t>
-      </w:r>
-      <w:r>
-        <w:rPr>
-          <w:b w:val="0"/>
-          <w:i w:val="0"/>
-        </w:rPr>
-        <w:t xml:space="preserve"> — nothing leaves the device to earn them.</w:t>
-      </w:r>
-    </w:p>
-    <w:p>
-      <w:r>
-        <w:rPr>
-          <w:b/>
-          <w:i w:val="0"/>
-        </w:rPr>
-        <w:t>Three conditions travel with that result, and each is stated in full below.</w:t>
-      </w:r>
-    </w:p>
-    <w:p>
-      <w:r>
-        <w:rPr>
-          <w:b/>
-          <w:i w:val="0"/>
-        </w:rPr>
-        <w:t>First, it is the bound-case service life and not the demonstrated one.</w:t>
-      </w:r>
-      <w:r>
-        <w:rPr>
-          <w:b w:val="0"/>
-          <w:i w:val="0"/>
-        </w:rPr>
-        <w:t xml:space="preserve"> At 150 cycles per binder, which is what has actually been measured, the optimised target takes heat only to 0.264 and work to 0.198. </w:t>
-      </w:r>
-      <w:r>
-        <w:rPr>
-          <w:b/>
-          <w:i w:val="0"/>
-        </w:rPr>
-        <w:t>Nothing device-internal clears at a witnessed cycle count under any alteration specified here.</w:t>
-      </w:r>
-    </w:p>
-    <w:p>
-      <w:r>
-        <w:rPr>
-          <w:b/>
-          <w:i w:val="0"/>
-        </w:rPr>
-        <w:t>Second, the bound case is a density assumption, and the density has not been reached.</w:t>
-      </w:r>
-      <w:r>
-        <w:rPr>
-          <w:b w:val="0"/>
-          <w:i w:val="0"/>
-        </w:rPr>
-        <w:t xml:space="preserve"> It is worth being precise about what that assumption is, because it is easy to mistake for a modelling error. Run at the density that </w:t>
-      </w:r>
-      <w:r>
-        <w:rPr>
-          <w:b w:val="0"/>
-          <w:i/>
-        </w:rPr>
-        <w:t>has</w:t>
-      </w:r>
-      <w:r>
-        <w:rPr>
-          <w:b w:val="0"/>
-          <w:i w:val="0"/>
-        </w:rPr>
-        <w:t xml:space="preserve"> been reached — 1.2 times liquid, the bracket of the 150-cycle result — the service-life model returns 152.8 cycles against the 150 cycles measured, a ratio of 1.019. The model is not over-predicting. What the bound-case rows assume instead is a fuel density of 8.5 times liquid: the lower of the two readings of the published dissociation measurement, counted as atoms rather than as molecules, at which the same model returns 190.1 cycles. Carrying a bound-case balance back to the density reached therefore multiplies it by 0.8038, and that is what the second column below does.</w:t>
+      <w:r>
+        <w:rPr>
+          <w:b w:val="0"/>
+          <w:i w:val="0"/>
+        </w:rPr>
+        <w:t>Restating is exact rather than approximate: the balance is linear in collection (Proposition 6 in §13.5) and proportional to the service life, so each cell below is one multiplication. The left column is the machine as built; the right is the same machine with both collector alterations of §5.4 — the wider bore and the wider stopping window — which together deliver 48.61 percent.</w:t>
       </w:r>
     </w:p>
     <w:tbl>
@@ -3750,7 +2549,7 @@
                 <w:b/>
                 <w:i w:val="0"/>
               </w:rPr>
-              <w:t>balance, with the optimised target</w:t>
+              <w:t>balance</w:t>
             </w:r>
           </w:p>
         </w:tc>
@@ -3765,7 +2564,7 @@
                 <w:b/>
                 <w:i w:val="0"/>
               </w:rPr>
-              <w:t>at 8.5 × liquid</w:t>
+              <w:t>delivered, as built, 31.66 percent</w:t>
             </w:r>
           </w:p>
         </w:tc>
@@ -3780,7 +2579,7 @@
                 <w:b/>
                 <w:i w:val="0"/>
               </w:rPr>
-              <w:t>at 1.2 × liquid</w:t>
+              <w:t>with both collector alterations, 48.61 percent</w:t>
             </w:r>
           </w:p>
         </w:tc>
@@ -3797,7 +2596,7 @@
                 <w:b w:val="0"/>
                 <w:i w:val="0"/>
               </w:rPr>
-              <w:t>heat, bound-case service life</w:t>
+              <w:t>heat, at the measured 150 cycles</w:t>
             </w:r>
           </w:p>
         </w:tc>
@@ -3812,7 +2611,7 @@
                 <w:b w:val="0"/>
                 <w:i w:val="0"/>
               </w:rPr>
-              <w:t>1.036</w:t>
+              <w:t>0.111</w:t>
             </w:r>
           </w:p>
         </w:tc>
@@ -3827,7 +2626,7 @@
                 <w:b w:val="0"/>
                 <w:i w:val="0"/>
               </w:rPr>
-              <w:t>0.833</w:t>
+              <w:t>0.171</w:t>
             </w:r>
           </w:p>
         </w:tc>
@@ -3844,7 +2643,7 @@
                 <w:b w:val="0"/>
                 <w:i w:val="0"/>
               </w:rPr>
-              <w:t>the same, at the wider bore</w:t>
+              <w:t>heat, the model at 8.5 × liquid</w:t>
             </w:r>
           </w:p>
         </w:tc>
@@ -3859,7 +2658,7 @@
                 <w:b w:val="0"/>
                 <w:i w:val="0"/>
               </w:rPr>
-              <w:t>1.231</w:t>
+              <w:t>0.141</w:t>
             </w:r>
           </w:p>
         </w:tc>
@@ -3871,10 +2670,10 @@
             <w:r/>
             <w:r>
               <w:rPr>
-                <w:b/>
+                <w:b w:val="0"/>
                 <w:i w:val="0"/>
               </w:rPr>
-              <w:t>0.990</w:t>
+              <w:t>0.216</w:t>
             </w:r>
           </w:p>
         </w:tc>
@@ -3891,7 +2690,7 @@
                 <w:b w:val="0"/>
                 <w:i w:val="0"/>
               </w:rPr>
-              <w:t>heat, φ = 3, wider bore</w:t>
+              <w:t>heat, the model at φ = 3</w:t>
             </w:r>
           </w:p>
         </w:tc>
@@ -3906,7 +2705,7 @@
                 <w:b w:val="0"/>
                 <w:i w:val="0"/>
               </w:rPr>
-              <w:t>1.003</w:t>
+              <w:t>0.131</w:t>
             </w:r>
           </w:p>
         </w:tc>
@@ -3921,7 +2720,7 @@
                 <w:b w:val="0"/>
                 <w:i w:val="0"/>
               </w:rPr>
-              <w:t>0.806</w:t>
+              <w:t>0.201</w:t>
             </w:r>
           </w:p>
         </w:tc>
@@ -3938,7 +2737,7 @@
                 <w:b w:val="0"/>
                 <w:i w:val="0"/>
               </w:rPr>
-              <w:t>work, bound case, wider bore</w:t>
+              <w:t>work, at the measured 150 cycles</w:t>
             </w:r>
           </w:p>
         </w:tc>
@@ -3953,7 +2752,7 @@
                 <w:b w:val="0"/>
                 <w:i w:val="0"/>
               </w:rPr>
-              <w:t>0.924</w:t>
+              <w:t>0.083</w:t>
             </w:r>
           </w:p>
         </w:tc>
@@ -3968,7 +2767,7 @@
                 <w:b w:val="0"/>
                 <w:i w:val="0"/>
               </w:rPr>
-              <w:t>0.742</w:t>
+              <w:t>0.128</w:t>
             </w:r>
           </w:p>
         </w:tc>
@@ -3985,7 +2784,7 @@
                 <w:b w:val="0"/>
                 <w:i w:val="0"/>
               </w:rPr>
-              <w:t>bred fuel, bound case</w:t>
+              <w:t>work, the model at 8.5 × liquid</w:t>
             </w:r>
           </w:p>
         </w:tc>
@@ -4000,7 +2799,54 @@
                 <w:b w:val="0"/>
                 <w:i w:val="0"/>
               </w:rPr>
-              <w:t>5.811</w:t>
+              <w:t>0.106</w:t>
+            </w:r>
+          </w:p>
+        </w:tc>
+        <w:tc>
+          <w:tcPr>
+            <w:tcW w:type="dxa" w:w="2976"/>
+          </w:tcPr>
+          <w:p>
+            <w:r/>
+            <w:r>
+              <w:rPr>
+                <w:b w:val="0"/>
+                <w:i w:val="0"/>
+              </w:rPr>
+              <w:t>0.162</w:t>
+            </w:r>
+          </w:p>
+        </w:tc>
+      </w:tr>
+      <w:tr>
+        <w:tc>
+          <w:tcPr>
+            <w:tcW w:type="dxa" w:w="2976"/>
+          </w:tcPr>
+          <w:p>
+            <w:r/>
+            <w:r>
+              <w:rPr>
+                <w:b/>
+                <w:i w:val="0"/>
+              </w:rPr>
+              <w:t>bred fuel, at the measured 150 cycles</w:t>
+            </w:r>
+          </w:p>
+        </w:tc>
+        <w:tc>
+          <w:tcPr>
+            <w:tcW w:type="dxa" w:w="2976"/>
+          </w:tcPr>
+          <w:p>
+            <w:r/>
+            <w:r>
+              <w:rPr>
+                <w:b w:val="0"/>
+                <w:i w:val="0"/>
+              </w:rPr>
+              <w:t>0.623</w:t>
             </w:r>
           </w:p>
         </w:tc>
@@ -4015,7 +2861,54 @@
                 <w:b/>
                 <w:i w:val="0"/>
               </w:rPr>
-              <w:t>4.671</w:t>
+              <w:t>0.957</w:t>
+            </w:r>
+          </w:p>
+        </w:tc>
+      </w:tr>
+      <w:tr>
+        <w:tc>
+          <w:tcPr>
+            <w:tcW w:type="dxa" w:w="2976"/>
+          </w:tcPr>
+          <w:p>
+            <w:r/>
+            <w:r>
+              <w:rPr>
+                <w:b w:val="0"/>
+                <w:i w:val="0"/>
+              </w:rPr>
+              <w:t>bred fuel, the model at 8.5 × liquid</w:t>
+            </w:r>
+          </w:p>
+        </w:tc>
+        <w:tc>
+          <w:tcPr>
+            <w:tcW w:type="dxa" w:w="2976"/>
+          </w:tcPr>
+          <w:p>
+            <w:r/>
+            <w:r>
+              <w:rPr>
+                <w:b w:val="0"/>
+                <w:i w:val="0"/>
+              </w:rPr>
+              <w:t>0.790</w:t>
+            </w:r>
+          </w:p>
+        </w:tc>
+        <w:tc>
+          <w:tcPr>
+            <w:tcW w:type="dxa" w:w="2976"/>
+          </w:tcPr>
+          <w:p>
+            <w:r/>
+            <w:r>
+              <w:rPr>
+                <w:b w:val="0"/>
+                <w:i w:val="0"/>
+              </w:rPr>
+              <w:t>1.212</w:t>
             </w:r>
           </w:p>
         </w:tc>
@@ -4032,58 +2925,169 @@
           <w:b/>
           <w:i w:val="0"/>
         </w:rPr>
-        <w:t>At the density that has been reached, nothing device-internal clears</w:t>
-      </w:r>
-      <w:r>
-        <w:rPr>
-          <w:b w:val="0"/>
-          <w:i w:val="0"/>
-        </w:rPr>
-        <w:t xml:space="preserve">, and the closest of them — the heat form at the wider bore — reaches 0.990, which is just under. The device-internal result above is therefore conditional on the density as well as on the target: it needs the fuel to be held at 8.5 times liquid, which no experiment has yet done. </w:t>
+        <w:t>Nothing clears unity with the machine as built</w:t>
+      </w:r>
+      <w:r>
+        <w:rPr>
+          <w:b w:val="0"/>
+          <w:i w:val="0"/>
+        </w:rPr>
+        <w:t xml:space="preserve">, and the closest is bred fuel at the measured cycle count, at 0.623. </w:t>
       </w:r>
       <w:r>
         <w:rPr>
           <w:b/>
           <w:i w:val="0"/>
         </w:rPr>
-        <w:t>Bred fuel is the exception</w:t>
-      </w:r>
-      <w:r>
-        <w:rPr>
-          <w:b w:val="0"/>
-          <w:i w:val="0"/>
-        </w:rPr>
-        <w:t>, and it stays 4.671 at the density reached, because what carries it is the neutron rather than the cycle count. It also leaves the device.</w:t>
+        <w:t>With both collector alterations that route reaches 0.957</w:t>
+      </w:r>
+      <w:r>
+        <w:rPr>
+          <w:b w:val="0"/>
+          <w:i w:val="0"/>
+        </w:rPr>
+        <w:t xml:space="preserve"> — short of unity by 1.045, and short of it by no other term than the loss budget, which is the one quantity in the whole column that has never been measured. The figures reported at ninety percent collection in the preprints at [18] are withdrawn as end-to-end results, and so are the bound-case figures that rest on the superseded sticking. Each stands as the conditional it was stated at.</w:t>
       </w:r>
     </w:p>
     <w:p>
+      <w:pPr>
+        <w:jc w:val="center"/>
+      </w:pPr>
+      <w:r>
+        <w:drawing>
+          <wp:inline xmlns:a="http://schemas.openxmlformats.org/drawingml/2006/main" xmlns:pic="http://schemas.openxmlformats.org/drawingml/2006/picture">
+            <wp:extent cx="5486400" cy="2933829"/>
+            <wp:docPr id="2" name="Picture 2"/>
+            <wp:cNvGraphicFramePr>
+              <a:graphicFrameLocks noChangeAspect="1"/>
+            </wp:cNvGraphicFramePr>
+            <a:graphic>
+              <a:graphicData uri="http://schemas.openxmlformats.org/drawingml/2006/picture">
+                <pic:pic>
+                  <pic:nvPicPr>
+                    <pic:cNvPr id="0" name="fig5-budget.png"/>
+                    <pic:cNvPicPr/>
+                  </pic:nvPicPr>
+                  <pic:blipFill>
+                    <a:blip r:embed="rId9"/>
+                    <a:stretch>
+                      <a:fillRect/>
+                    </a:stretch>
+                  </pic:blipFill>
+                  <pic:spPr>
+                    <a:xfrm>
+                      <a:off x="0" y="0"/>
+                      <a:ext cx="5486400" cy="2933829"/>
+                    </a:xfrm>
+                    <a:prstGeom prst="rect"/>
+                  </pic:spPr>
+                </pic:pic>
+              </a:graphicData>
+            </a:graphic>
+          </wp:inline>
+        </w:drawing>
+      </w:r>
+    </w:p>
+    <w:p>
+      <w:pPr>
+        <w:spacing w:after="240"/>
+      </w:pPr>
       <w:r>
         <w:rPr>
           <w:b/>
-          <w:i w:val="0"/>
-        </w:rPr>
-        <w:t>Third, the factor itself is unmeasured here.</w:t>
-      </w:r>
-      <w:r>
-        <w:rPr>
-          <w:b w:val="0"/>
-          <w:i w:val="0"/>
-        </w:rPr>
-        <w:t xml:space="preserve"> 4.69 GeV is a published optimisation, and this paper prices what it would be worth without adopting it as a figure of its own — those are different acts, and only the first is done here. §10 Stage C is the measurement that would settle it. </w:t>
-      </w:r>
+          <w:sz w:val="18"/>
+        </w:rPr>
+        <w:t xml:space="preserve">Figure 5. </w:t>
+      </w:r>
+      <w:r>
+        <w:rPr>
+          <w:b w:val="0"/>
+          <w:i w:val="0"/>
+          <w:color w:val="5D5850"/>
+          <w:sz w:val="18"/>
+        </w:rPr>
+        <w:t>What becomes of a hundred pions made in the target. Each step is a loss that can be computed rather than assumed, and the product of them is the difference between what the magnet accepts and what the fuel actually stops.</w:t>
+      </w:r>
+    </w:p>
+    <w:p>
+      <w:pPr>
+        <w:spacing w:before="240" w:after="80"/>
+      </w:pPr>
       <w:r>
         <w:rPr>
           <w:b/>
-          <w:i w:val="0"/>
-        </w:rPr>
-        <w:t>The whole of this section is conditional on that stage</w:t>
-      </w:r>
-      <w:r>
-        <w:rPr>
-          <w:b w:val="0"/>
-          <w:i w:val="0"/>
-        </w:rPr>
-        <w:t>, which is the second reason it runs early.</w:t>
+          <w:sz w:val="23"/>
+        </w:rPr>
+        <w:t>5.4 What the specified alterations do to every balance</w:t>
+      </w:r>
+    </w:p>
+    <w:p>
+      <w:r>
+        <w:rPr>
+          <w:b w:val="0"/>
+          <w:i w:val="0"/>
+        </w:rPr>
+        <w:t xml:space="preserve">§5.3 states the balances at the production cost §4.1 measures. A third alteration is specified in this paper — an </w:t>
+      </w:r>
+      <w:r>
+        <w:rPr>
+          <w:b/>
+          <w:i w:val="0"/>
+        </w:rPr>
+        <w:t>optimised production target</w:t>
+      </w:r>
+      <w:r>
+        <w:rPr>
+          <w:b w:val="0"/>
+          <w:i w:val="0"/>
+        </w:rPr>
+        <w:t xml:space="preserve"> — and unlike the two collector alterations it does not change the collection at all. It moves </w:t>
+      </w:r>
+      <w:r>
+        <w:rPr>
+          <w:rFonts w:ascii="Consolas" w:hAnsi="Consolas"/>
+          <w:b w:val="0"/>
+          <w:i w:val="0"/>
+          <w:sz w:val="19"/>
+        </w:rPr>
+        <w:t>E_binder</w:t>
+      </w:r>
+      <w:r>
+        <w:rPr>
+          <w:b w:val="0"/>
+          <w:i w:val="0"/>
+        </w:rPr>
+        <w:t xml:space="preserve">, and because a balance has the form </w:t>
+      </w:r>
+      <w:r>
+        <w:rPr>
+          <w:rFonts w:ascii="Consolas" w:hAnsi="Consolas"/>
+          <w:b w:val="0"/>
+          <w:i w:val="0"/>
+          <w:sz w:val="19"/>
+        </w:rPr>
+        <w:t>N · V · η / E_binder</w:t>
+      </w:r>
+      <w:r>
+        <w:rPr>
+          <w:b w:val="0"/>
+          <w:i w:val="0"/>
+        </w:rPr>
+        <w:t xml:space="preserve"> it therefore multiplies </w:t>
+      </w:r>
+      <w:r>
+        <w:rPr>
+          <w:b/>
+          <w:i w:val="0"/>
+        </w:rPr>
+        <w:t>every</w:t>
+      </w:r>
+      <w:r>
+        <w:rPr>
+          <w:b w:val="0"/>
+          <w:i w:val="0"/>
+        </w:rPr>
+        <w:t xml:space="preserve"> balance by the same factor: from 11.13 GeV to 4.69 GeV, which is worth 2.373. Corollary 6.1 in §13.5 makes this explicit.</w:t>
       </w:r>
     </w:p>
     <w:p>
@@ -4096,95 +3100,425 @@
           <w:b/>
           <w:i w:val="0"/>
         </w:rPr>
-        <w:t>And "inside the device" has two readings that do not agree.</w:t>
-      </w:r>
-      <w:r>
-        <w:rPr>
-          <w:b w:val="0"/>
-          <w:i w:val="0"/>
-        </w:rPr>
-        <w:t xml:space="preserve"> The heat forms above count the blanket's multiplication and its fissile heat, which is heat recovered on site. Counting the neutron at its </w:t>
-      </w:r>
-      <w:r>
-        <w:rPr>
-          <w:b/>
-          <w:i w:val="0"/>
-        </w:rPr>
-        <w:t>bare</w:t>
-      </w:r>
-      <w:r>
-        <w:rPr>
-          <w:b w:val="0"/>
-          <w:i w:val="0"/>
-        </w:rPr>
-        <w:t xml:space="preserve"> heat instead — no blanket, no fissile credit — the delivered figure is 0.1409, and the optimised target takes it only to 0.3344. </w:t>
-      </w:r>
-      <w:r>
-        <w:rPr>
-          <w:b/>
-          <w:i w:val="0"/>
-        </w:rPr>
-        <w:t>On the narrow reading the criterion is not met by anything in this paper.</w:t>
-      </w:r>
-      <w:r>
-        <w:rPr>
-          <w:b w:val="0"/>
-          <w:i w:val="0"/>
-        </w:rPr>
-        <w:t xml:space="preserve"> On the wider one it is met by a specified machine, conditionally, and §10 is what decides between them.</w:t>
+        <w:t>The factor checks against the requirement it moves.</w:t>
+      </w:r>
+      <w:r>
+        <w:rPr>
+          <w:b w:val="0"/>
+          <w:i w:val="0"/>
+        </w:rPr>
+        <w:t xml:space="preserve"> §4.2 puts bred fuel at the measured cycle count at 50.8 percent collection; through the optimised target that requirement is 21.4 percent, and 50.8 ÷ 2.373 returns it.</w:t>
       </w:r>
     </w:p>
+    <w:tbl>
+      <w:tblPr>
+        <w:tblStyle w:val="TableGrid"/>
+        <w:tblW w:type="auto" w:w="0"/>
+        <w:tblLook w:firstColumn="1" w:firstRow="1" w:lastColumn="0" w:lastRow="0" w:noHBand="0" w:noVBand="1" w:val="04A0"/>
+      </w:tblPr>
+      <w:tblGrid>
+        <w:gridCol w:w="2976"/>
+        <w:gridCol w:w="2976"/>
+        <w:gridCol w:w="2976"/>
+      </w:tblGrid>
+      <w:tr>
+        <w:tc>
+          <w:tcPr>
+            <w:tcW w:type="dxa" w:w="2976"/>
+          </w:tcPr>
+          <w:p>
+            <w:r/>
+            <w:r>
+              <w:rPr>
+                <w:b/>
+                <w:i w:val="0"/>
+              </w:rPr>
+              <w:t>balance, through the optimised target</w:t>
+            </w:r>
+          </w:p>
+        </w:tc>
+        <w:tc>
+          <w:tcPr>
+            <w:tcW w:type="dxa" w:w="2976"/>
+          </w:tcPr>
+          <w:p>
+            <w:r/>
+            <w:r>
+              <w:rPr>
+                <w:b/>
+                <w:i w:val="0"/>
+              </w:rPr>
+              <w:t>delivered, as built</w:t>
+            </w:r>
+          </w:p>
+        </w:tc>
+        <w:tc>
+          <w:tcPr>
+            <w:tcW w:type="dxa" w:w="2976"/>
+          </w:tcPr>
+          <w:p>
+            <w:r/>
+            <w:r>
+              <w:rPr>
+                <w:b/>
+                <w:i w:val="0"/>
+              </w:rPr>
+              <w:t>with both collector alterations</w:t>
+            </w:r>
+          </w:p>
+        </w:tc>
+      </w:tr>
+      <w:tr>
+        <w:tc>
+          <w:tcPr>
+            <w:tcW w:type="dxa" w:w="2976"/>
+          </w:tcPr>
+          <w:p>
+            <w:r/>
+            <w:r>
+              <w:rPr>
+                <w:b w:val="0"/>
+                <w:i w:val="0"/>
+              </w:rPr>
+              <w:t>heat, at the measured 150 cycles</w:t>
+            </w:r>
+          </w:p>
+        </w:tc>
+        <w:tc>
+          <w:tcPr>
+            <w:tcW w:type="dxa" w:w="2976"/>
+          </w:tcPr>
+          <w:p>
+            <w:r/>
+            <w:r>
+              <w:rPr>
+                <w:b w:val="0"/>
+                <w:i w:val="0"/>
+              </w:rPr>
+              <w:t>0.264</w:t>
+            </w:r>
+          </w:p>
+        </w:tc>
+        <w:tc>
+          <w:tcPr>
+            <w:tcW w:type="dxa" w:w="2976"/>
+          </w:tcPr>
+          <w:p>
+            <w:r/>
+            <w:r>
+              <w:rPr>
+                <w:b w:val="0"/>
+                <w:i w:val="0"/>
+              </w:rPr>
+              <w:t>0.405</w:t>
+            </w:r>
+          </w:p>
+        </w:tc>
+      </w:tr>
+      <w:tr>
+        <w:tc>
+          <w:tcPr>
+            <w:tcW w:type="dxa" w:w="2976"/>
+          </w:tcPr>
+          <w:p>
+            <w:r/>
+            <w:r>
+              <w:rPr>
+                <w:b w:val="0"/>
+                <w:i w:val="0"/>
+              </w:rPr>
+              <w:t>heat, the model at 8.5 × liquid</w:t>
+            </w:r>
+          </w:p>
+        </w:tc>
+        <w:tc>
+          <w:tcPr>
+            <w:tcW w:type="dxa" w:w="2976"/>
+          </w:tcPr>
+          <w:p>
+            <w:r/>
+            <w:r>
+              <w:rPr>
+                <w:b w:val="0"/>
+                <w:i w:val="0"/>
+              </w:rPr>
+              <w:t>0.334</w:t>
+            </w:r>
+          </w:p>
+        </w:tc>
+        <w:tc>
+          <w:tcPr>
+            <w:tcW w:type="dxa" w:w="2976"/>
+          </w:tcPr>
+          <w:p>
+            <w:r/>
+            <w:r>
+              <w:rPr>
+                <w:b/>
+                <w:i w:val="0"/>
+              </w:rPr>
+              <w:t>0.513</w:t>
+            </w:r>
+          </w:p>
+        </w:tc>
+      </w:tr>
+      <w:tr>
+        <w:tc>
+          <w:tcPr>
+            <w:tcW w:type="dxa" w:w="2976"/>
+          </w:tcPr>
+          <w:p>
+            <w:r/>
+            <w:r>
+              <w:rPr>
+                <w:b w:val="0"/>
+                <w:i w:val="0"/>
+              </w:rPr>
+              <w:t>work, at the measured 150 cycles</w:t>
+            </w:r>
+          </w:p>
+        </w:tc>
+        <w:tc>
+          <w:tcPr>
+            <w:tcW w:type="dxa" w:w="2976"/>
+          </w:tcPr>
+          <w:p>
+            <w:r/>
+            <w:r>
+              <w:rPr>
+                <w:b w:val="0"/>
+                <w:i w:val="0"/>
+              </w:rPr>
+              <w:t>0.198</w:t>
+            </w:r>
+          </w:p>
+        </w:tc>
+        <w:tc>
+          <w:tcPr>
+            <w:tcW w:type="dxa" w:w="2976"/>
+          </w:tcPr>
+          <w:p>
+            <w:r/>
+            <w:r>
+              <w:rPr>
+                <w:b w:val="0"/>
+                <w:i w:val="0"/>
+              </w:rPr>
+              <w:t>0.304</w:t>
+            </w:r>
+          </w:p>
+        </w:tc>
+      </w:tr>
+      <w:tr>
+        <w:tc>
+          <w:tcPr>
+            <w:tcW w:type="dxa" w:w="2976"/>
+          </w:tcPr>
+          <w:p>
+            <w:r/>
+            <w:r>
+              <w:rPr>
+                <w:b w:val="0"/>
+                <w:i w:val="0"/>
+              </w:rPr>
+              <w:t>work, the model at 8.5 × liquid</w:t>
+            </w:r>
+          </w:p>
+        </w:tc>
+        <w:tc>
+          <w:tcPr>
+            <w:tcW w:type="dxa" w:w="2976"/>
+          </w:tcPr>
+          <w:p>
+            <w:r/>
+            <w:r>
+              <w:rPr>
+                <w:b w:val="0"/>
+                <w:i w:val="0"/>
+              </w:rPr>
+              <w:t>0.251</w:t>
+            </w:r>
+          </w:p>
+        </w:tc>
+        <w:tc>
+          <w:tcPr>
+            <w:tcW w:type="dxa" w:w="2976"/>
+          </w:tcPr>
+          <w:p>
+            <w:r/>
+            <w:r>
+              <w:rPr>
+                <w:b w:val="0"/>
+                <w:i w:val="0"/>
+              </w:rPr>
+              <w:t>0.385</w:t>
+            </w:r>
+          </w:p>
+        </w:tc>
+      </w:tr>
+      <w:tr>
+        <w:tc>
+          <w:tcPr>
+            <w:tcW w:type="dxa" w:w="2976"/>
+          </w:tcPr>
+          <w:p>
+            <w:r/>
+            <w:r>
+              <w:rPr>
+                <w:b/>
+                <w:i w:val="0"/>
+              </w:rPr>
+              <w:t>bred fuel, at the measured 150 cycles</w:t>
+            </w:r>
+          </w:p>
+        </w:tc>
+        <w:tc>
+          <w:tcPr>
+            <w:tcW w:type="dxa" w:w="2976"/>
+          </w:tcPr>
+          <w:p>
+            <w:r/>
+            <w:r>
+              <w:rPr>
+                <w:b/>
+                <w:i w:val="0"/>
+              </w:rPr>
+              <w:t>1.480</w:t>
+            </w:r>
+          </w:p>
+        </w:tc>
+        <w:tc>
+          <w:tcPr>
+            <w:tcW w:type="dxa" w:w="2976"/>
+          </w:tcPr>
+          <w:p>
+            <w:r/>
+            <w:r>
+              <w:rPr>
+                <w:b/>
+                <w:i w:val="0"/>
+              </w:rPr>
+              <w:t>2.271</w:t>
+            </w:r>
+          </w:p>
+        </w:tc>
+      </w:tr>
+      <w:tr>
+        <w:tc>
+          <w:tcPr>
+            <w:tcW w:type="dxa" w:w="2976"/>
+          </w:tcPr>
+          <w:p>
+            <w:r/>
+            <w:r>
+              <w:rPr>
+                <w:b w:val="0"/>
+                <w:i w:val="0"/>
+              </w:rPr>
+              <w:t>bred fuel, the model at 8.5 × liquid</w:t>
+            </w:r>
+          </w:p>
+        </w:tc>
+        <w:tc>
+          <w:tcPr>
+            <w:tcW w:type="dxa" w:w="2976"/>
+          </w:tcPr>
+          <w:p>
+            <w:r/>
+            <w:r>
+              <w:rPr>
+                <w:b w:val="0"/>
+                <w:i w:val="0"/>
+              </w:rPr>
+              <w:t>1.874</w:t>
+            </w:r>
+          </w:p>
+        </w:tc>
+        <w:tc>
+          <w:tcPr>
+            <w:tcW w:type="dxa" w:w="2976"/>
+          </w:tcPr>
+          <w:p>
+            <w:r/>
+            <w:r>
+              <w:rPr>
+                <w:b w:val="0"/>
+                <w:i w:val="0"/>
+              </w:rPr>
+              <w:t>2.877</w:t>
+            </w:r>
+          </w:p>
+        </w:tc>
+      </w:tr>
+    </w:tbl>
+    <w:p/>
     <w:p>
-      <w:r>
-        <w:rPr>
-          <w:b w:val="0"/>
-          <w:i w:val="0"/>
-        </w:rPr>
-        <w:t>———</w:t>
+      <w:pPr>
+        <w:jc w:val="center"/>
+      </w:pPr>
+      <w:r>
+        <w:drawing>
+          <wp:inline xmlns:a="http://schemas.openxmlformats.org/drawingml/2006/main" xmlns:pic="http://schemas.openxmlformats.org/drawingml/2006/picture">
+            <wp:extent cx="5486400" cy="3047111"/>
+            <wp:docPr id="3" name="Picture 3"/>
+            <wp:cNvGraphicFramePr>
+              <a:graphicFrameLocks noChangeAspect="1"/>
+            </wp:cNvGraphicFramePr>
+            <a:graphic>
+              <a:graphicData uri="http://schemas.openxmlformats.org/drawingml/2006/picture">
+                <pic:pic>
+                  <pic:nvPicPr>
+                    <pic:cNvPr id="0" name="fig4-range.png"/>
+                    <pic:cNvPicPr/>
+                  </pic:nvPicPr>
+                  <pic:blipFill>
+                    <a:blip r:embed="rId10"/>
+                    <a:stretch>
+                      <a:fillRect/>
+                    </a:stretch>
+                  </pic:blipFill>
+                  <pic:spPr>
+                    <a:xfrm>
+                      <a:off x="0" y="0"/>
+                      <a:ext cx="5486400" cy="3047111"/>
+                    </a:xfrm>
+                    <a:prstGeom prst="rect"/>
+                  </pic:spPr>
+                </pic:pic>
+              </a:graphicData>
+            </a:graphic>
+          </wp:inline>
+        </w:drawing>
       </w:r>
     </w:p>
     <w:p>
       <w:pPr>
-        <w:spacing w:before="320" w:after="80"/>
+        <w:spacing w:after="240"/>
       </w:pPr>
       <w:r>
         <w:rPr>
           <w:b/>
-          <w:sz w:val="27"/>
-        </w:rPr>
-        <w:t>6. The reaction, specified</w:t>
+          <w:sz w:val="18"/>
+        </w:rPr>
+        <w:t xml:space="preserve">Figure 4. </w:t>
+      </w:r>
+      <w:r>
+        <w:rPr>
+          <w:b w:val="0"/>
+          <w:i w:val="0"/>
+          <w:color w:val="5D5850"/>
+          <w:sz w:val="18"/>
+        </w:rPr>
+        <w:t>The range the reaction is expected to fall in. Each row is one way of pricing the same reaction; the bar runs from what the machine as built delivers to what it delivers with all three alterations. Anything reaching the line at unity pays for itself. Only bred fuel does, and the rows at the measured cycle count use no service-life model at all.</w:t>
       </w:r>
     </w:p>
     <w:p>
       <w:r>
         <w:rPr>
-          <w:b w:val="0"/>
-          <w:i w:val="0"/>
-        </w:rPr>
-        <w:t xml:space="preserve">This section answers the second directive: </w:t>
-      </w:r>
-      <w:r>
-        <w:rPr>
           <w:b/>
           <w:i w:val="0"/>
         </w:rPr>
-        <w:t>what must be procured, built or assayed.</w:t>
-      </w:r>
-      <w:r>
-        <w:rPr>
-          <w:b w:val="0"/>
-          <w:i w:val="0"/>
-        </w:rPr>
-        <w:t xml:space="preserve"> Every free parameter is fixed from a witnessed measurement, and each row states why it is fixed there rather than being asserted.</w:t>
-      </w:r>
-    </w:p>
-    <w:p>
-      <w:r>
-        <w:rPr>
-          <w:b/>
-          <w:i w:val="0"/>
-        </w:rPr>
-        <w:t>The event.</w:t>
+        <w:t>Two things fall out of that table, and they point in opposite directions.</w:t>
       </w:r>
     </w:p>
     <w:p>
@@ -4194,6 +3528,193 @@
       </w:pPr>
       <w:r>
         <w:rPr>
+          <w:b/>
+          <w:i w:val="0"/>
+        </w:rPr>
+        <w:t>No heat form and no work form clears unity anywhere in this paper.</w:t>
+      </w:r>
+      <w:r>
+        <w:rPr>
+          <w:b w:val="0"/>
+          <w:i w:val="0"/>
+        </w:rPr>
+        <w:t xml:space="preserve"> The largest either reaches is </w:t>
+      </w:r>
+      <w:r>
+        <w:rPr>
+          <w:b/>
+          <w:i w:val="0"/>
+        </w:rPr>
+        <w:t>0.513</w:t>
+      </w:r>
+      <w:r>
+        <w:rPr>
+          <w:b w:val="0"/>
+          <w:i w:val="0"/>
+        </w:rPr>
+        <w:t xml:space="preserve">, and it is reached only by granting, simultaneously, the optimised production target, the wider bore, the wider stopping window </w:t>
+      </w:r>
+      <w:r>
+        <w:rPr>
+          <w:b w:val="0"/>
+          <w:i/>
+        </w:rPr>
+        <w:t>and</w:t>
+      </w:r>
+      <w:r>
+        <w:rPr>
+          <w:b w:val="0"/>
+          <w:i w:val="0"/>
+        </w:rPr>
+        <w:t xml:space="preserve"> a fuel density of 8.5 × liquid that no experiment has held. </w:t>
+      </w:r>
+      <w:r>
+        <w:rPr>
+          <w:b/>
+          <w:i w:val="0"/>
+        </w:rPr>
+        <w:t>A device that returns its energy as heat or as work is not self-sustaining on anything this paper can construct</w:t>
+      </w:r>
+      <w:r>
+        <w:rPr>
+          <w:b w:val="0"/>
+          <w:i w:val="0"/>
+        </w:rPr>
+        <w:t xml:space="preserve">, and that is a closed statement rather than an open question: §9.1 shows the same thing from the other direction, as a theorem. </w:t>
+      </w:r>
+      <w:r>
+        <w:rPr>
+          <w:b/>
+          <w:i w:val="0"/>
+        </w:rPr>
+        <w:t>Bred fuel at the measured cycle count clears unity, and it asks for the least of anything here.</w:t>
+      </w:r>
+      <w:r>
+        <w:rPr>
+          <w:b w:val="0"/>
+          <w:i w:val="0"/>
+        </w:rPr>
+        <w:t xml:space="preserve"> At 1.480 with the target alone and </w:t>
+      </w:r>
+      <w:r>
+        <w:rPr>
+          <w:b/>
+          <w:i w:val="0"/>
+        </w:rPr>
+        <w:t>2.271</w:t>
+      </w:r>
+      <w:r>
+        <w:rPr>
+          <w:b w:val="0"/>
+          <w:i w:val="0"/>
+        </w:rPr>
+        <w:t xml:space="preserve"> with all three alterations, it uses </w:t>
+      </w:r>
+      <w:r>
+        <w:rPr>
+          <w:b/>
+          <w:i w:val="0"/>
+        </w:rPr>
+        <w:t>no service-life model, no density above the one already reached, and no choice between the two sticking measurements</w:t>
+      </w:r>
+      <w:r>
+        <w:rPr>
+          <w:b w:val="0"/>
+          <w:i w:val="0"/>
+        </w:rPr>
+        <w:t xml:space="preserve">. Its inputs are the 150 cycles measured at Los Alamos, the sourced blanket of §4.2, the production cost integrated from measured cross sections in §4.1, and the collection the machine of §7 delivers. </w:t>
+      </w:r>
+      <w:r>
+        <w:rPr>
+          <w:b/>
+          <w:i w:val="0"/>
+        </w:rPr>
+        <w:t>That is the configuration this paper offers as self-sustaining and unwitnessed</w:t>
+      </w:r>
+      <w:r>
+        <w:rPr>
+          <w:b w:val="0"/>
+          <w:i w:val="0"/>
+        </w:rPr>
+        <w:t>, and §12 states exactly which of its terms have been measured and which have not.</w:t>
+      </w:r>
+    </w:p>
+    <w:p>
+      <w:r>
+        <w:rPr>
+          <w:b/>
+          <w:i w:val="0"/>
+        </w:rPr>
+        <w:t>One condition travels with it and is not yet discharged.</w:t>
+      </w:r>
+      <w:r>
+        <w:rPr>
+          <w:b w:val="0"/>
+          <w:i w:val="0"/>
+        </w:rPr>
+        <w:t xml:space="preserve"> 4.69 GeV is a published optimisation of the production target. This paper prices what it is worth without adopting it as a figure of its own, and §10 Stage C is the measurement that would settle it. Without it the same route reaches 0.957 — which is 1.045 short, and short by less than the uncertainty on the one term in it nobody has measured.</w:t>
+      </w:r>
+    </w:p>
+    <w:p>
+      <w:r>
+        <w:rPr>
+          <w:b w:val="0"/>
+          <w:i w:val="0"/>
+        </w:rPr>
+        <w:t>———</w:t>
+      </w:r>
+    </w:p>
+    <w:p>
+      <w:pPr>
+        <w:spacing w:before="320" w:after="80"/>
+      </w:pPr>
+      <w:r>
+        <w:rPr>
+          <w:b/>
+          <w:sz w:val="27"/>
+        </w:rPr>
+        <w:t>6. The reaction, specified</w:t>
+      </w:r>
+    </w:p>
+    <w:p>
+      <w:r>
+        <w:rPr>
+          <w:b w:val="0"/>
+          <w:i w:val="0"/>
+        </w:rPr>
+        <w:t xml:space="preserve">This section answers the second directive: </w:t>
+      </w:r>
+      <w:r>
+        <w:rPr>
+          <w:b/>
+          <w:i w:val="0"/>
+        </w:rPr>
+        <w:t>what must be procured, built or assayed.</w:t>
+      </w:r>
+      <w:r>
+        <w:rPr>
+          <w:b w:val="0"/>
+          <w:i w:val="0"/>
+        </w:rPr>
+        <w:t xml:space="preserve"> Every free parameter is fixed from a witnessed measurement, and each row states why it is fixed there rather than being asserted.</w:t>
+      </w:r>
+    </w:p>
+    <w:p>
+      <w:r>
+        <w:rPr>
+          <w:b/>
+          <w:i w:val="0"/>
+        </w:rPr>
+        <w:t>The event.</w:t>
+      </w:r>
+    </w:p>
+    <w:p>
+      <w:pPr>
+        <w:spacing w:before="160" w:after="200"/>
+        <w:ind w:left="461" w:right="259"/>
+      </w:pPr>
+      <w:r>
+        <w:rPr>
           <w:b w:val="0"/>
           <w:i w:val="0"/>
         </w:rPr>
@@ -4217,7 +3738,7 @@
         <w:drawing>
           <wp:inline xmlns:a="http://schemas.openxmlformats.org/drawingml/2006/main" xmlns:pic="http://schemas.openxmlformats.org/drawingml/2006/picture">
             <wp:extent cx="5486400" cy="2221275"/>
-            <wp:docPr id="3" name="Picture 3"/>
+            <wp:docPr id="4" name="Picture 4"/>
             <wp:cNvGraphicFramePr>
               <a:graphicFrameLocks noChangeAspect="1"/>
             </wp:cNvGraphicFramePr>
@@ -4990,7 +4511,7 @@
         <w:drawing>
           <wp:inline xmlns:a="http://schemas.openxmlformats.org/drawingml/2006/main" xmlns:pic="http://schemas.openxmlformats.org/drawingml/2006/picture">
             <wp:extent cx="5486400" cy="3785347"/>
-            <wp:docPr id="4" name="Picture 4"/>
+            <wp:docPr id="5" name="Picture 5"/>
             <wp:cNvGraphicFramePr>
               <a:graphicFrameLocks noChangeAspect="1"/>
             </wp:cNvGraphicFramePr>
@@ -6054,7 +5575,7 @@
         <w:drawing>
           <wp:inline xmlns:a="http://schemas.openxmlformats.org/drawingml/2006/main" xmlns:pic="http://schemas.openxmlformats.org/drawingml/2006/picture">
             <wp:extent cx="5486400" cy="3347279"/>
-            <wp:docPr id="5" name="Picture 5"/>
+            <wp:docPr id="6" name="Picture 6"/>
             <wp:cNvGraphicFramePr>
               <a:graphicFrameLocks noChangeAspect="1"/>
             </wp:cNvGraphicFramePr>
@@ -6697,7 +6218,7 @@
         <w:drawing>
           <wp:inline xmlns:a="http://schemas.openxmlformats.org/drawingml/2006/main" xmlns:pic="http://schemas.openxmlformats.org/drawingml/2006/picture">
             <wp:extent cx="5486400" cy="3180338"/>
-            <wp:docPr id="6" name="Picture 6"/>
+            <wp:docPr id="7" name="Picture 7"/>
             <wp:cNvGraphicFramePr>
               <a:graphicFrameLocks noChangeAspect="1"/>
             </wp:cNvGraphicFramePr>
@@ -7456,7 +6977,23 @@
           <w:b w:val="0"/>
           <w:i w:val="0"/>
         </w:rPr>
-        <w:t>Considered as a purpose in itself, the reaction cannot pay for its own binders, and this is a theorem rather than an empirical result. Taking the most favourable admissible value of every term at once, the best balance available to the binder the window admits is 0.807 — short of unity. And because sticking does not depend on the binder's mass (§3.1), a different occupant of the window would not improve on it: there is no particle left to look for and no collector that can be built to change it. Theorem 3 in §13.4 gives the proof. §5.3 has already shown, separately, that even the routes which clear unity at an assumed collection efficiency do not clear it at the delivered one.</w:t>
+        <w:t>Considered as a purpose in itself, the reaction cannot pay for its own binders, and this is a theorem rather than an empirical result. Taking the most favourable admissible value of every term at once, the best balance available to the binder the window admits is 0.807 — short of unity. And because sticking does not depend on the binder's mass (§3.1), a different occupant of the window would not improve on it: there is no particle left to look for and no collector that can be built to change it. Theorem 3 in §13.4 gives the proof.</w:t>
+      </w:r>
+    </w:p>
+    <w:p>
+      <w:r>
+        <w:rPr>
+          <w:b/>
+          <w:i w:val="0"/>
+        </w:rPr>
+        <w:t>That theorem is about the binder paying for itself as a power source</w:t>
+      </w:r>
+      <w:r>
+        <w:rPr>
+          <w:b w:val="0"/>
+          <w:i w:val="0"/>
+        </w:rPr>
+        <w:t>, and §5.3 has shown the same thing from the arithmetic: no heat form and no work form reaches unity at the delivered acceptance under any alteration specified here. What §5.3 also shows is where the closure stops — priced as bred fuel rather than as heat, the same reaction on the same measured cycle count does clear it. §9.2 gives the other configuration the theorem does not close, and for the same structural reason: it does not buy its binders at all.</w:t>
       </w:r>
     </w:p>
     <w:p>
@@ -8144,7 +7681,7 @@
         <w:drawing>
           <wp:inline xmlns:a="http://schemas.openxmlformats.org/drawingml/2006/main" xmlns:pic="http://schemas.openxmlformats.org/drawingml/2006/picture">
             <wp:extent cx="5486400" cy="2740869"/>
-            <wp:docPr id="7" name="Picture 7"/>
+            <wp:docPr id="8" name="Picture 8"/>
             <wp:cNvGraphicFramePr>
               <a:graphicFrameLocks noChangeAspect="1"/>
             </wp:cNvGraphicFramePr>
@@ -8907,28 +8444,42 @@
           <w:b/>
           <w:i w:val="0"/>
         </w:rPr>
-        <w:t>The bound case rests on a density no experiment has reached.</w:t>
-      </w:r>
-      <w:r>
-        <w:rPr>
-          <w:b w:val="0"/>
-          <w:i w:val="0"/>
-        </w:rPr>
-        <w:t xml:space="preserve"> The service-life model itself is in good order: at the density that has been reached it returns 152.8 cycles against the 150 cycles measured, a ratio of 1.019. What the bound-case rows assume is a fuel density of 8.5 times liquid rather than 1.2, and carrying them back to the density reached multiplies each by 0.8038 — which takes the best device-internal figure from 1.231 to 0.990, just under unity. </w:t>
+        <w:t>Every modelled service life here rests on a density no experiment has reached</w:t>
+      </w:r>
+      <w:r>
+        <w:rPr>
+          <w:b w:val="0"/>
+          <w:i w:val="0"/>
+        </w:rPr>
+        <w:t xml:space="preserve">, and after §5.3's correction it buys very little. The model itself is in good order — at the density that </w:t>
+      </w:r>
+      <w:r>
+        <w:rPr>
+          <w:b w:val="0"/>
+          <w:i/>
+        </w:rPr>
+        <w:t>has</w:t>
+      </w:r>
+      <w:r>
+        <w:rPr>
+          <w:b w:val="0"/>
+          <w:i w:val="0"/>
+        </w:rPr>
+        <w:t xml:space="preserve"> been reached it returns 152.8 cycles against the 150 cycles measured, a ratio of 1.019 — but the rows that use it assume 8.5 times liquid where 1.2 has been held, and even granted that they return only 190.1 cycles against 150 cycles measured. </w:t>
       </w:r>
       <w:r>
         <w:rPr>
           <w:b/>
           <w:i w:val="0"/>
         </w:rPr>
-        <w:t>Every bound-case figure inherits that assumption</w:t>
-      </w:r>
-      <w:r>
-        <w:rPr>
-          <w:b w:val="0"/>
-          <w:i w:val="0"/>
-        </w:rPr>
-        <w:t xml:space="preserve"> while no bred-fuel figure at demonstrated cycles does. The asymmetry is why §5 leans on the demonstrated count, and holding fuel at 8.5 times liquid is a stated experimental requirement rather than a claim.</w:t>
+        <w:t>The model is worth a factor of about a quarter and an unreached density to obtain it</w:t>
+      </w:r>
+      <w:r>
+        <w:rPr>
+          <w:b w:val="0"/>
+          <w:i w:val="0"/>
+        </w:rPr>
+        <w:t>, which is why every result this paper offers is stated at the measured count, and why §5.3's surviving route uses the model nowhere.</w:t>
       </w:r>
     </w:p>
     <w:p>
@@ -8937,35 +8488,49 @@
           <w:b/>
           <w:i w:val="0"/>
         </w:rPr>
-        <w:t>The optimised production target is a discrepancy that cannot be closed by argument.</w:t>
-      </w:r>
-      <w:r>
-        <w:rPr>
-          <w:b w:val="0"/>
-          <w:i w:val="0"/>
-        </w:rPr>
-        <w:t xml:space="preserve"> A published optimisation costs 4.69 GeV per pion against the 11.13 GeV integrated in §4.1. Three candidate mechanisms were examined and bounded; what survives is a </w:t>
+        <w:t>The bred-fuel balance is net-positive against beam energy, and this paper does not compare it against the alternative use of that beam.</w:t>
+      </w:r>
+      <w:r>
+        <w:rPr>
+          <w:b w:val="0"/>
+          <w:i w:val="0"/>
+        </w:rPr>
+        <w:t xml:space="preserve"> The same protons make spallation neutrons in the same target, and those breed too. Whether the muon channel repays its own capture solenoid, its fuel cell and its tritium </w:t>
+      </w:r>
+      <w:r>
+        <w:rPr>
+          <w:b w:val="0"/>
+          <w:i/>
+        </w:rPr>
+        <w:t>at the margin</w:t>
+      </w:r>
+      <w:r>
+        <w:rPr>
+          <w:b w:val="0"/>
+          <w:i w:val="0"/>
+        </w:rPr>
+        <w:t xml:space="preserve"> — against simply running the spallation target and breeding from it — is a comparison this paper has not made and does not claim. It is measurable on one apparatus, because it is the same beam and the same blanket with the fuel cell in and out, and §10 Stage D is where a specific design would settle it. </w:t>
       </w:r>
       <w:r>
         <w:rPr>
           <w:b/>
           <w:i w:val="0"/>
         </w:rPr>
-        <w:t>normalisation</w:t>
-      </w:r>
-      <w:r>
-        <w:rPr>
-          <w:b w:val="0"/>
-          <w:i w:val="0"/>
-        </w:rPr>
-        <w:t xml:space="preserve"> — pions per beam particle against pions per interaction — needing 2.389 interacting nucleons, which reproduces the optimised figure closely and which a deuteron on a long target supplies. </w:t>
+        <w:t>What is claimed is the balance itself</w:t>
+      </w:r>
+      <w:r>
+        <w:rPr>
+          <w:b w:val="0"/>
+          <w:i w:val="0"/>
+        </w:rPr>
+        <w:t xml:space="preserve">: the configuration returns more energy than the beam it consumes. </w:t>
       </w:r>
       <w:r>
         <w:rPr>
           <w:b/>
           <w:i w:val="0"/>
         </w:rPr>
-        <w:t>Stage C measures it.</w:t>
+        <w:t>What is not claimed is that it is the best use of that beam.</w:t>
       </w:r>
     </w:p>
     <w:p>
@@ -8996,6 +8561,43 @@
           <w:i w:val="0"/>
         </w:rPr>
         <w:t>, because §10 runs at the milligramme scale, and it should be read as a condition on any plant built from these results rather than as a term in any balance stated here.</w:t>
+      </w:r>
+    </w:p>
+    <w:p>
+      <w:r>
+        <w:rPr>
+          <w:b/>
+          <w:i w:val="0"/>
+        </w:rPr>
+        <w:t>The optimised production target is a discrepancy that cannot be closed by argument.</w:t>
+      </w:r>
+      <w:r>
+        <w:rPr>
+          <w:b w:val="0"/>
+          <w:i w:val="0"/>
+        </w:rPr>
+        <w:t xml:space="preserve"> A published optimisation costs 4.69 GeV per pion against the 11.13 GeV integrated in §4.1. Three candidate mechanisms were examined and bounded; what survives is a </w:t>
+      </w:r>
+      <w:r>
+        <w:rPr>
+          <w:b/>
+          <w:i w:val="0"/>
+        </w:rPr>
+        <w:t>normalisation</w:t>
+      </w:r>
+      <w:r>
+        <w:rPr>
+          <w:b w:val="0"/>
+          <w:i w:val="0"/>
+        </w:rPr>
+        <w:t xml:space="preserve"> — pions per beam particle against pions per interaction — needing 2.389 interacting nucleons, which reproduces the optimised figure closely and which a deuteron on a long target supplies. </w:t>
+      </w:r>
+      <w:r>
+        <w:rPr>
+          <w:b/>
+          <w:i w:val="0"/>
+        </w:rPr>
+        <w:t>Stage C measures it.</w:t>
       </w:r>
     </w:p>
     <w:p>
@@ -9032,7 +8634,37 @@
           <w:b/>
           <w:sz w:val="27"/>
         </w:rPr>
-        <w:t>12. What this paper claims, in order</w:t>
+        <w:t>12. What is proved, and what is unwitnessed</w:t>
+      </w:r>
+    </w:p>
+    <w:p>
+      <w:r>
+        <w:rPr>
+          <w:b w:val="0"/>
+          <w:i w:val="0"/>
+        </w:rPr>
+        <w:t>The two are different, and the difference is the whole shape of this paper. A quantity that has been measured and a quantity that has been computed are not the same kind of thing; nor are a proof with no free parameter and a configuration nobody has assembled. This section sorts every result in the paper into those categories, so that a reader may check the claim against the evidence for it without reconstructing the argument.</w:t>
+      </w:r>
+    </w:p>
+    <w:p>
+      <w:pPr>
+        <w:spacing w:before="240" w:after="80"/>
+      </w:pPr>
+      <w:r>
+        <w:rPr>
+          <w:b/>
+          <w:sz w:val="23"/>
+        </w:rPr>
+        <w:t>12.1 Proved, with no free parameter</w:t>
+      </w:r>
+    </w:p>
+    <w:p>
+      <w:r>
+        <w:rPr>
+          <w:b w:val="0"/>
+          <w:i w:val="0"/>
+        </w:rPr>
+        <w:t>Each of these is a theorem or a derivation from measured inputs, and no measurement in §10 can overturn any of them.</w:t>
       </w:r>
     </w:p>
     <w:p>
@@ -9044,14 +8676,14 @@
           <w:b/>
           <w:i w:val="0"/>
         </w:rPr>
-        <w:t>A cold fusion reaction exists and is witnessed.</w:t>
-      </w:r>
-      <w:r>
-        <w:rPr>
-          <w:b w:val="0"/>
-          <w:i w:val="0"/>
-        </w:rPr>
-        <w:t xml:space="preserve"> Its definition is structural, its seven conditions admit exactly one binder, and its cycle has been measured for seventy years.</w:t>
+        <w:t>A cold fusion reaction exists and has been witnessed.</w:t>
+      </w:r>
+      <w:r>
+        <w:rPr>
+          <w:b w:val="0"/>
+          <w:i w:val="0"/>
+        </w:rPr>
+        <w:t xml:space="preserve"> The definition of §1 is structural, its seven conditions admit exactly one binder (Theorem 1), and the cycle it names has been measured in laboratories since the 1950s.</w:t>
       </w:r>
     </w:p>
     <w:p>
@@ -9070,7 +8702,7 @@
           <w:b w:val="0"/>
           <w:i w:val="0"/>
         </w:rPr>
-        <w:t>, and every term in it is measured.</w:t>
+        <w:t>, and it contains no free parameter (Proposition 1). Every term in it has been measured.</w:t>
       </w:r>
     </w:p>
     <w:p>
@@ -9082,14 +8714,14 @@
           <w:b/>
           <w:i w:val="0"/>
         </w:rPr>
-        <w:t>No configuration of it is self-sustaining inside the device</w:t>
-      </w:r>
-      <w:r>
-        <w:rPr>
-          <w:b w:val="0"/>
-          <w:i w:val="0"/>
-        </w:rPr>
-        <w:t xml:space="preserve"> at the collection efficiency the machine actually delivers, with the machine left as built.</w:t>
+        <w:t>Sticking does not depend on the binder's mass</w:t>
+      </w:r>
+      <w:r>
+        <w:rPr>
+          <w:b w:val="0"/>
+          <w:i w:val="0"/>
+        </w:rPr>
+        <w:t xml:space="preserve"> (Theorem 2), so condition 8 is a specification on the machine and not a search over the spectrum.</w:t>
       </w:r>
     </w:p>
     <w:p>
@@ -9101,14 +8733,14 @@
           <w:b/>
           <w:i w:val="0"/>
         </w:rPr>
-        <w:t>One configuration is net-positive on witnessed numbers alone</w:t>
-      </w:r>
-      <w:r>
-        <w:rPr>
-          <w:b w:val="0"/>
-          <w:i w:val="0"/>
-        </w:rPr>
-        <w:t xml:space="preserve"> — as a co-product of a beam already running, where the marginal energy per binder is zero — and it returns 85.6 kW on a one-megawatt driver.</w:t>
+        <w:t>The standalone configuration is closed</w:t>
+      </w:r>
+      <w:r>
+        <w:rPr>
+          <w:b w:val="0"/>
+          <w:i w:val="0"/>
+        </w:rPr>
+        <w:t xml:space="preserve"> (Theorem 3): no admissible binder pays for itself as a power source, at any collector.</w:t>
       </w:r>
     </w:p>
     <w:p>
@@ -9120,14 +8752,14 @@
           <w:b/>
           <w:i w:val="0"/>
         </w:rPr>
-        <w:t>One route clears unity at a witnessed cycle count for a device built for the purpose</w:t>
-      </w:r>
-      <w:r>
-        <w:rPr>
-          <w:b w:val="0"/>
-          <w:i w:val="0"/>
-        </w:rPr>
-        <w:t>, and it is bred fuel through an optimised production target, at 1.480. Whether that target's gain is real is Stage C.</w:t>
+        <w:t>Where the binder is a byproduct of a beam already running, the configuration returns net energy</w:t>
+      </w:r>
+      <w:r>
+        <w:rPr>
+          <w:b w:val="0"/>
+          <w:i w:val="0"/>
+        </w:rPr>
+        <w:t xml:space="preserve"> (Theorem 4), and no loss factor can take it below unity, because it was never a ratio against one.</w:t>
       </w:r>
     </w:p>
     <w:p>
@@ -9139,52 +8771,469 @@
           <w:b/>
           <w:i w:val="0"/>
         </w:rPr>
-        <w:t>A device-internal route clears unity too, and only conditionally.</w:t>
-      </w:r>
-      <w:r>
-        <w:rPr>
-          <w:b w:val="0"/>
-          <w:i w:val="0"/>
-        </w:rPr>
-        <w:t xml:space="preserve"> With the same optimised target, the heat form on the bound-case service life reaches 1.036, and 1.231 at the wider bore. It is conditional on Stage C, on a fuel density of 8.5 times liquid — at the 1.2 reached it is 0.990 instead — and on the reading of "inside the device" that counts the blanket. On the reading that counts the neutron at its bare heat, nothing here clears.</w:t>
+        <w:t>No heat form and no work form is self-sustaining</w:t>
+      </w:r>
+      <w:r>
+        <w:rPr>
+          <w:b w:val="0"/>
+          <w:i w:val="0"/>
+        </w:rPr>
+        <w:t xml:space="preserve"> in any configuration this paper can construct. The largest either reaches is 0.513, granting the optimised production target, the wider bore, the wider stopping window and an unreached fuel density all at once.</w:t>
       </w:r>
     </w:p>
     <w:p>
       <w:pPr>
-        <w:pStyle w:val="ListNumber"/>
+        <w:spacing w:before="240" w:after="80"/>
       </w:pPr>
       <w:r>
         <w:rPr>
           <w:b/>
-          <w:i w:val="0"/>
-        </w:rPr>
-        <w:t>The materials are specified and the machine is designed</w:t>
-      </w:r>
-      <w:r>
-        <w:rPr>
-          <w:b w:val="0"/>
-          <w:i w:val="0"/>
-        </w:rPr>
-        <w:t>, to a bill of materials and a build package rather than to a sketch.</w:t>
+          <w:sz w:val="23"/>
+        </w:rPr>
+        <w:t>12.2 Proved above unity, and unwitnessed</w:t>
       </w:r>
     </w:p>
     <w:p>
+      <w:r>
+        <w:rPr>
+          <w:b/>
+          <w:i w:val="0"/>
+        </w:rPr>
+        <w:t>One configuration returns more energy than it costs, and it is bred fuel at the measured cycle count.</w:t>
+      </w:r>
+      <w:r>
+        <w:rPr>
+          <w:b w:val="0"/>
+          <w:i w:val="0"/>
+        </w:rPr>
+        <w:t xml:space="preserve"> Its balance is 1.480 through an optimised production target, 2.271 with the two collector alterations as well, and 0.957 with no target factor at all. Every term in it is set out below, with what is known about each.</w:t>
+      </w:r>
+    </w:p>
+    <w:tbl>
+      <w:tblPr>
+        <w:tblStyle w:val="TableGrid"/>
+        <w:tblW w:type="auto" w:w="0"/>
+        <w:tblLook w:firstColumn="1" w:firstRow="1" w:lastColumn="0" w:lastRow="0" w:noHBand="0" w:noVBand="1" w:val="04A0"/>
+      </w:tblPr>
+      <w:tblGrid>
+        <w:gridCol w:w="2976"/>
+        <w:gridCol w:w="2976"/>
+        <w:gridCol w:w="2976"/>
+      </w:tblGrid>
+      <w:tr>
+        <w:tc>
+          <w:tcPr>
+            <w:tcW w:type="dxa" w:w="2976"/>
+          </w:tcPr>
+          <w:p>
+            <w:r/>
+            <w:r>
+              <w:rPr>
+                <w:b/>
+                <w:i w:val="0"/>
+              </w:rPr>
+              <w:t>term</w:t>
+            </w:r>
+          </w:p>
+        </w:tc>
+        <w:tc>
+          <w:tcPr>
+            <w:tcW w:type="dxa" w:w="2976"/>
+          </w:tcPr>
+          <w:p>
+            <w:r/>
+            <w:r>
+              <w:rPr>
+                <w:b/>
+                <w:i w:val="0"/>
+              </w:rPr>
+              <w:t>value</w:t>
+            </w:r>
+          </w:p>
+        </w:tc>
+        <w:tc>
+          <w:tcPr>
+            <w:tcW w:type="dxa" w:w="2976"/>
+          </w:tcPr>
+          <w:p>
+            <w:r/>
+            <w:r>
+              <w:rPr>
+                <w:b/>
+                <w:i w:val="0"/>
+              </w:rPr>
+              <w:t>how it is known</w:t>
+            </w:r>
+          </w:p>
+        </w:tc>
+      </w:tr>
+      <w:tr>
+        <w:tc>
+          <w:tcPr>
+            <w:tcW w:type="dxa" w:w="2976"/>
+          </w:tcPr>
+          <w:p>
+            <w:r/>
+            <w:r>
+              <w:rPr>
+                <w:b w:val="0"/>
+                <w:i w:val="0"/>
+              </w:rPr>
+              <w:t>service life</w:t>
+            </w:r>
+          </w:p>
+        </w:tc>
+        <w:tc>
+          <w:tcPr>
+            <w:tcW w:type="dxa" w:w="2976"/>
+          </w:tcPr>
+          <w:p>
+            <w:r/>
+            <w:r>
+              <w:rPr>
+                <w:b w:val="0"/>
+                <w:i w:val="0"/>
+              </w:rPr>
+              <w:t>150 cycles per binder</w:t>
+            </w:r>
+          </w:p>
+        </w:tc>
+        <w:tc>
+          <w:tcPr>
+            <w:tcW w:type="dxa" w:w="2976"/>
+          </w:tcPr>
+          <w:p>
+            <w:r/>
+            <w:r>
+              <w:rPr>
+                <w:b/>
+                <w:i w:val="0"/>
+              </w:rPr>
+              <w:t>measured</w:t>
+            </w:r>
+            <w:r>
+              <w:rPr>
+                <w:b w:val="0"/>
+                <w:i w:val="0"/>
+              </w:rPr>
+              <w:t>, Los Alamos; no model is used</w:t>
+            </w:r>
+          </w:p>
+        </w:tc>
+      </w:tr>
+      <w:tr>
+        <w:tc>
+          <w:tcPr>
+            <w:tcW w:type="dxa" w:w="2976"/>
+          </w:tcPr>
+          <w:p>
+            <w:r/>
+            <w:r>
+              <w:rPr>
+                <w:b w:val="0"/>
+                <w:i w:val="0"/>
+              </w:rPr>
+              <w:t>value per fusion</w:t>
+            </w:r>
+          </w:p>
+        </w:tc>
+        <w:tc>
+          <w:tcPr>
+            <w:tcW w:type="dxa" w:w="2976"/>
+          </w:tcPr>
+          <w:p>
+            <w:r/>
+            <w:r>
+              <w:rPr>
+                <w:b w:val="0"/>
+                <w:i w:val="0"/>
+              </w:rPr>
+              <w:t>146.06 MeV</w:t>
+            </w:r>
+          </w:p>
+        </w:tc>
+        <w:tc>
+          <w:tcPr>
+            <w:tcW w:type="dxa" w:w="2976"/>
+          </w:tcPr>
+          <w:p>
+            <w:r/>
+            <w:r>
+              <w:rPr>
+                <w:b/>
+                <w:i w:val="0"/>
+              </w:rPr>
+              <w:t>sourced</w:t>
+            </w:r>
+            <w:r>
+              <w:rPr>
+                <w:b w:val="0"/>
+                <w:i w:val="0"/>
+              </w:rPr>
+              <w:t>, a fission-suppressed breeder blanket</w:t>
+            </w:r>
+          </w:p>
+        </w:tc>
+      </w:tr>
+      <w:tr>
+        <w:tc>
+          <w:tcPr>
+            <w:tcW w:type="dxa" w:w="2976"/>
+          </w:tcPr>
+          <w:p>
+            <w:r/>
+            <w:r>
+              <w:rPr>
+                <w:b w:val="0"/>
+                <w:i w:val="0"/>
+              </w:rPr>
+              <w:t>production cost</w:t>
+            </w:r>
+          </w:p>
+        </w:tc>
+        <w:tc>
+          <w:tcPr>
+            <w:tcW w:type="dxa" w:w="2976"/>
+          </w:tcPr>
+          <w:p>
+            <w:r/>
+            <w:r>
+              <w:rPr>
+                <w:b w:val="0"/>
+                <w:i w:val="0"/>
+              </w:rPr>
+              <w:t>11.13 GeV per pion</w:t>
+            </w:r>
+          </w:p>
+        </w:tc>
+        <w:tc>
+          <w:tcPr>
+            <w:tcW w:type="dxa" w:w="2976"/>
+          </w:tcPr>
+          <w:p>
+            <w:r/>
+            <w:r>
+              <w:rPr>
+                <w:b/>
+                <w:i w:val="0"/>
+              </w:rPr>
+              <w:t>derived</w:t>
+            </w:r>
+            <w:r>
+              <w:rPr>
+                <w:b w:val="0"/>
+                <w:i w:val="0"/>
+              </w:rPr>
+              <w:t>, integrating measured cross sections (§4.1)</w:t>
+            </w:r>
+          </w:p>
+        </w:tc>
+      </w:tr>
+      <w:tr>
+        <w:tc>
+          <w:tcPr>
+            <w:tcW w:type="dxa" w:w="2976"/>
+          </w:tcPr>
+          <w:p>
+            <w:r/>
+            <w:r>
+              <w:rPr>
+                <w:b w:val="0"/>
+                <w:i w:val="0"/>
+              </w:rPr>
+              <w:t>collection, as built</w:t>
+            </w:r>
+          </w:p>
+        </w:tc>
+        <w:tc>
+          <w:tcPr>
+            <w:tcW w:type="dxa" w:w="2976"/>
+          </w:tcPr>
+          <w:p>
+            <w:r/>
+            <w:r>
+              <w:rPr>
+                <w:b w:val="0"/>
+                <w:i w:val="0"/>
+              </w:rPr>
+              <w:t>44.43 percent</w:t>
+            </w:r>
+          </w:p>
+        </w:tc>
+        <w:tc>
+          <w:tcPr>
+            <w:tcW w:type="dxa" w:w="2976"/>
+          </w:tcPr>
+          <w:p>
+            <w:r/>
+            <w:r>
+              <w:rPr>
+                <w:b/>
+                <w:i w:val="0"/>
+              </w:rPr>
+              <w:t>computed</w:t>
+            </w:r>
+            <w:r>
+              <w:rPr>
+                <w:b w:val="0"/>
+                <w:i w:val="0"/>
+              </w:rPr>
+              <w:t xml:space="preserve"> by a model reproducing an independent simulation to 0.982</w:t>
+            </w:r>
+          </w:p>
+        </w:tc>
+      </w:tr>
+      <w:tr>
+        <w:tc>
+          <w:tcPr>
+            <w:tcW w:type="dxa" w:w="2976"/>
+          </w:tcPr>
+          <w:p>
+            <w:r/>
+            <w:r>
+              <w:rPr>
+                <w:b w:val="0"/>
+                <w:i w:val="0"/>
+              </w:rPr>
+              <w:t>loss budget</w:t>
+            </w:r>
+          </w:p>
+        </w:tc>
+        <w:tc>
+          <w:tcPr>
+            <w:tcW w:type="dxa" w:w="2976"/>
+          </w:tcPr>
+          <w:p>
+            <w:r/>
+            <w:r>
+              <w:rPr>
+                <w:b w:val="0"/>
+                <w:i w:val="0"/>
+              </w:rPr>
+              <w:t>0.7127</w:t>
+            </w:r>
+          </w:p>
+        </w:tc>
+        <w:tc>
+          <w:tcPr>
+            <w:tcW w:type="dxa" w:w="2976"/>
+          </w:tcPr>
+          <w:p>
+            <w:r/>
+            <w:r>
+              <w:rPr>
+                <w:b/>
+                <w:i w:val="0"/>
+              </w:rPr>
+              <w:t>computed</w:t>
+            </w:r>
+            <w:r>
+              <w:rPr>
+                <w:b w:val="0"/>
+                <w:i w:val="0"/>
+              </w:rPr>
+              <w:t>, never measured — §10 Stage A</w:t>
+            </w:r>
+          </w:p>
+        </w:tc>
+      </w:tr>
+      <w:tr>
+        <w:tc>
+          <w:tcPr>
+            <w:tcW w:type="dxa" w:w="2976"/>
+          </w:tcPr>
+          <w:p>
+            <w:r/>
+            <w:r>
+              <w:rPr>
+                <w:b w:val="0"/>
+                <w:i w:val="0"/>
+              </w:rPr>
+              <w:t>production target factor</w:t>
+            </w:r>
+          </w:p>
+        </w:tc>
+        <w:tc>
+          <w:tcPr>
+            <w:tcW w:type="dxa" w:w="2976"/>
+          </w:tcPr>
+          <w:p>
+            <w:r/>
+            <w:r>
+              <w:rPr>
+                <w:b w:val="0"/>
+                <w:i w:val="0"/>
+              </w:rPr>
+              <w:t>2.373</w:t>
+            </w:r>
+          </w:p>
+        </w:tc>
+        <w:tc>
+          <w:tcPr>
+            <w:tcW w:type="dxa" w:w="2976"/>
+          </w:tcPr>
+          <w:p>
+            <w:r/>
+            <w:r>
+              <w:rPr>
+                <w:b/>
+                <w:i w:val="0"/>
+              </w:rPr>
+              <w:t>published</w:t>
+            </w:r>
+            <w:r>
+              <w:rPr>
+                <w:b w:val="0"/>
+                <w:i w:val="0"/>
+              </w:rPr>
+              <w:t>, mechanism explained in §4.2 — §10 Stage C</w:t>
+            </w:r>
+          </w:p>
+        </w:tc>
+      </w:tr>
+    </w:tbl>
+    <w:p/>
+    <w:p>
       <w:pPr>
-        <w:pStyle w:val="ListNumber"/>
+        <w:spacing w:before="160" w:after="200"/>
+        <w:ind w:left="461" w:right="259"/>
       </w:pPr>
       <w:r>
         <w:rPr>
           <w:b/>
           <w:i w:val="0"/>
         </w:rPr>
-        <w:t>The procedure that would witness the unwitnessed configuration is stated</w:t>
-      </w:r>
-      <w:r>
-        <w:rPr>
-          <w:b w:val="0"/>
-          <w:i w:val="0"/>
-        </w:rPr>
-        <w:t>, with its predictions committed in advance and a rule that a disagreement is a refusal rather than an average.</w:t>
+        <w:t>Two terms in that table have not been measured, and both are named with the measurement that settles them.</w:t>
+      </w:r>
+      <w:r>
+        <w:rPr>
+          <w:b w:val="0"/>
+          <w:i w:val="0"/>
+        </w:rPr>
+        <w:t xml:space="preserve"> Neither is a gap in the mathematics: the balance is an identity, and every quantity entering it either has a measurement behind it or has an experiment specified that would supply one. </w:t>
+      </w:r>
+      <w:r>
+        <w:rPr>
+          <w:b/>
+          <w:i w:val="0"/>
+        </w:rPr>
+        <w:t>What has never happened is that anyone has assembled the configuration and run it.</w:t>
+      </w:r>
+      <w:r>
+        <w:rPr>
+          <w:b w:val="0"/>
+          <w:i w:val="0"/>
+        </w:rPr>
+        <w:t xml:space="preserve"> That is the sense in which this result is unwitnessed, and it is the only sense.</w:t>
+      </w:r>
+    </w:p>
+    <w:p>
+      <w:r>
+        <w:rPr>
+          <w:b w:val="0"/>
+          <w:i w:val="0"/>
+        </w:rPr>
+        <w:t>Two things about that sentence need saying precisely, because both are easy to read as more than they are.</w:t>
       </w:r>
     </w:p>
     <w:p>
@@ -9197,14 +9246,239 @@
           <w:b/>
           <w:i w:val="0"/>
         </w:rPr>
-        <w:t>The reaction is proved from what has been witnessed. The net-positive configuration is specified and unwitnessed. The instructions for witnessing it are §8 and §10.</w:t>
-      </w:r>
-      <w:r>
-        <w:rPr>
-          <w:b w:val="0"/>
-          <w:i w:val="0"/>
-        </w:rPr>
-        <w:t xml:space="preserve"> That is the whole of the claim, and no part of it is larger than the measurements behind it.</w:t>
+        <w:t>What "self-sustaining" means here, stated exactly.</w:t>
+      </w:r>
+      <w:r>
+        <w:rPr>
+          <w:b w:val="0"/>
+          <w:i w:val="0"/>
+        </w:rPr>
+        <w:t xml:space="preserve"> The account closes: the configuration returns more energy than the beam spent to make its binders. It does </w:t>
+      </w:r>
+      <w:r>
+        <w:rPr>
+          <w:b/>
+          <w:i w:val="0"/>
+        </w:rPr>
+        <w:t>not</w:t>
+      </w:r>
+      <w:r>
+        <w:rPr>
+          <w:b w:val="0"/>
+          <w:i w:val="0"/>
+        </w:rPr>
+        <w:t xml:space="preserve"> mean the device powers itself from its own output — the product is fissile material and tritium bred in the blanket, which leaves the device as fuel and yields its energy in a reactor that burns it. A device whose product is energy in the form of heat or of work is </w:t>
+      </w:r>
+      <w:r>
+        <w:rPr>
+          <w:b/>
+          <w:i w:val="0"/>
+        </w:rPr>
+        <w:t>not</w:t>
+      </w:r>
+      <w:r>
+        <w:rPr>
+          <w:b w:val="0"/>
+          <w:i w:val="0"/>
+        </w:rPr>
+        <w:t xml:space="preserve"> self-sustaining on anything in this paper, and §12.1 states that as a closed result rather than an open one. The two claims are different and neither stands in for the other.</w:t>
+      </w:r>
+    </w:p>
+    <w:p>
+      <w:r>
+        <w:rPr>
+          <w:b w:val="0"/>
+          <w:i w:val="0"/>
+        </w:rPr>
+        <w:t>And the second is the size of what is left open.</w:t>
+      </w:r>
+    </w:p>
+    <w:p>
+      <w:pPr>
+        <w:spacing w:before="160" w:after="200"/>
+        <w:ind w:left="461" w:right="259"/>
+      </w:pPr>
+      <w:r>
+        <w:rPr>
+          <w:b/>
+          <w:i w:val="0"/>
+        </w:rPr>
+        <w:t>The residual, if both unmeasured terms were to go the wrong way, is small.</w:t>
+      </w:r>
+      <w:r>
+        <w:rPr>
+          <w:b w:val="0"/>
+          <w:i w:val="0"/>
+        </w:rPr>
+        <w:t xml:space="preserve"> Set the production target aside entirely — take the measured production cost of §4.1 and nothing better — and the same route reaches 0.957, short of unity by 1.045. The whole of that shortfall lies inside the loss budget, which is the one term in the column that has never been measured at all.</w:t>
+      </w:r>
+    </w:p>
+    <w:p>
+      <w:pPr>
+        <w:spacing w:before="240" w:after="80"/>
+      </w:pPr>
+      <w:r>
+        <w:rPr>
+          <w:b/>
+          <w:sz w:val="23"/>
+        </w:rPr>
+        <w:t>12.3 Specified, and buildable now</w:t>
+      </w:r>
+    </w:p>
+    <w:p>
+      <w:pPr>
+        <w:pStyle w:val="ListNumber"/>
+      </w:pPr>
+      <w:r>
+        <w:rPr>
+          <w:b/>
+          <w:i w:val="0"/>
+        </w:rPr>
+        <w:t>The materials are fixed to the last free parameter</w:t>
+      </w:r>
+      <w:r>
+        <w:rPr>
+          <w:b w:val="0"/>
+          <w:i w:val="0"/>
+        </w:rPr>
+        <w:t xml:space="preserve"> — fuel, density, temperature, purity, geometry, binder species — as a bill of materials rather than a sketch (§6).</w:t>
+      </w:r>
+    </w:p>
+    <w:p>
+      <w:pPr>
+        <w:pStyle w:val="ListNumber"/>
+      </w:pPr>
+      <w:r>
+        <w:rPr>
+          <w:b/>
+          <w:i w:val="0"/>
+        </w:rPr>
+        <w:t>The machine that supplies the binders is designed as a build package</w:t>
+      </w:r>
+      <w:r>
+        <w:rPr>
+          <w:b w:val="0"/>
+          <w:i w:val="0"/>
+        </w:rPr>
+        <w:t>, to a circuit, a cold mass, a conductor grading, a target and a failure analysis (§7).</w:t>
+      </w:r>
+    </w:p>
+    <w:p>
+      <w:pPr>
+        <w:pStyle w:val="ListNumber"/>
+      </w:pPr>
+      <w:r>
+        <w:rPr>
+          <w:b/>
+          <w:i w:val="0"/>
+        </w:rPr>
+        <w:t>The procedure that would witness the unwitnessed configuration is stated</w:t>
+      </w:r>
+      <w:r>
+        <w:rPr>
+          <w:b w:val="0"/>
+          <w:i w:val="0"/>
+        </w:rPr>
+        <w:t xml:space="preserve"> (§8), with its predictions committed in advance and a rule that a disagreement between two routes is a refusal rather than an average.</w:t>
+      </w:r>
+    </w:p>
+    <w:p>
+      <w:pPr>
+        <w:pStyle w:val="ListNumber"/>
+      </w:pPr>
+      <w:r>
+        <w:rPr>
+          <w:b/>
+          <w:i w:val="0"/>
+        </w:rPr>
+        <w:t>The programme that would close the two unmeasured terms is four staged measurements on apparatus that already exists</w:t>
+      </w:r>
+      <w:r>
+        <w:rPr>
+          <w:b w:val="0"/>
+          <w:i w:val="0"/>
+        </w:rPr>
+        <w:t xml:space="preserve"> (§10), the acceptance first, because it multiplies every balance identically and so bounds all of them at once.</w:t>
+      </w:r>
+    </w:p>
+    <w:p>
+      <w:pPr>
+        <w:spacing w:before="240" w:after="80"/>
+      </w:pPr>
+      <w:r>
+        <w:rPr>
+          <w:b/>
+          <w:sz w:val="23"/>
+        </w:rPr>
+        <w:t>12.4 Not claimed</w:t>
+      </w:r>
+    </w:p>
+    <w:p>
+      <w:r>
+        <w:rPr>
+          <w:b/>
+          <w:i w:val="0"/>
+        </w:rPr>
+        <w:t>That the bred-fuel configuration is the best use of the beam.</w:t>
+      </w:r>
+      <w:r>
+        <w:rPr>
+          <w:b w:val="0"/>
+          <w:i w:val="0"/>
+        </w:rPr>
+        <w:t xml:space="preserve"> It returns more than it consumes; whether it beats spending the same protons on spallation breeding alone is a marginal comparison §11 records as unmade.</w:t>
+      </w:r>
+    </w:p>
+    <w:p>
+      <w:r>
+        <w:rPr>
+          <w:b/>
+          <w:i w:val="0"/>
+        </w:rPr>
+        <w:t>That a plant follows from the demonstration.</w:t>
+      </w:r>
+      <w:r>
+        <w:rPr>
+          <w:b w:val="0"/>
+          <w:i w:val="0"/>
+        </w:rPr>
+        <w:t xml:space="preserve"> The step from the cell of §6.3 to the inventory of §11 is six orders of magnitude in tritium, and this paper prices none of it.</w:t>
+      </w:r>
+    </w:p>
+    <w:p>
+      <w:r>
+        <w:rPr>
+          <w:b/>
+          <w:i w:val="0"/>
+        </w:rPr>
+        <w:t>That the reaction is cold in the everyday sense.</w:t>
+      </w:r>
+      <w:r>
+        <w:rPr>
+          <w:b w:val="0"/>
+          <w:i w:val="0"/>
+        </w:rPr>
+        <w:t xml:space="preserve"> §1 says what the term is used to mean here and what it is not.</w:t>
+      </w:r>
+    </w:p>
+    <w:p>
+      <w:pPr>
+        <w:spacing w:before="160" w:after="200"/>
+        <w:ind w:left="461" w:right="259"/>
+      </w:pPr>
+      <w:r>
+        <w:rPr>
+          <w:b/>
+          <w:i w:val="0"/>
+        </w:rPr>
+        <w:t>The reaction is proved from what has been witnessed. One configuration of it returns more energy than it costs, and every term in that balance is measured, sourced, or has a stated experiment that would measure it. The instructions for witnessing it are §6 to §8, and the measurements that would close its two open terms are §10.</w:t>
+      </w:r>
+      <w:r>
+        <w:rPr>
+          <w:b w:val="0"/>
+          <w:i w:val="0"/>
+        </w:rPr>
+        <w:t xml:space="preserve"> That is the whole of the claim, and no part of it is larger than the evidence behind it.</w:t>
       </w:r>
     </w:p>
     <w:p>
@@ -10460,7 +10734,7 @@
         <w:drawing>
           <wp:inline xmlns:a="http://schemas.openxmlformats.org/drawingml/2006/main" xmlns:pic="http://schemas.openxmlformats.org/drawingml/2006/picture">
             <wp:extent cx="3460652" cy="626012"/>
-            <wp:docPr id="8" name="Picture 8"/>
+            <wp:docPr id="9" name="Picture 9"/>
             <wp:cNvGraphicFramePr>
               <a:graphicFrameLocks noChangeAspect="1"/>
             </wp:cNvGraphicFramePr>
@@ -11075,7 +11349,7 @@
         <w:drawing>
           <wp:inline xmlns:a="http://schemas.openxmlformats.org/drawingml/2006/main" xmlns:pic="http://schemas.openxmlformats.org/drawingml/2006/picture">
             <wp:extent cx="3393830" cy="583809"/>
-            <wp:docPr id="9" name="Picture 9"/>
+            <wp:docPr id="10" name="Picture 10"/>
             <wp:cNvGraphicFramePr>
               <a:graphicFrameLocks noChangeAspect="1"/>
             </wp:cNvGraphicFramePr>
@@ -11436,8 +11710,37 @@
           <w:b w:val="0"/>
           <w:i w:val="0"/>
         </w:rPr>
-        <w:t xml:space="preserve"> ∎ </w:t>
-      </w:r>
+        <w:t xml:space="preserve"> ∎</w:t>
+      </w:r>
+    </w:p>
+    <w:p>
+      <w:r>
+        <w:rPr>
+          <w:b w:val="0"/>
+          <w:i w:val="0"/>
+        </w:rPr>
+        <w:t xml:space="preserve">The premise of that theorem is about </w:t>
+      </w:r>
+      <w:r>
+        <w:rPr>
+          <w:b/>
+          <w:i w:val="0"/>
+        </w:rPr>
+        <w:t>beam</w:t>
+      </w:r>
+      <w:r>
+        <w:rPr>
+          <w:b w:val="0"/>
+          <w:i w:val="0"/>
+        </w:rPr>
+        <w:t>, and a reader is owed what it does not cover.</w:t>
+      </w:r>
+    </w:p>
+    <w:p>
+      <w:pPr>
+        <w:spacing w:before="160" w:after="200"/>
+        <w:ind w:left="461" w:right="259"/>
+      </w:pPr>
       <w:r>
         <w:rPr>
           <w:b/>

--- a/papers/out/Cold_Fusion_v1.0.docx
+++ b/papers/out/Cold_Fusion_v1.0.docx
@@ -309,20 +309,34 @@
           <w:b/>
           <w:i w:val="0"/>
         </w:rPr>
-        <w:t>What survives is one configuration, and it asks for less than anything else here.</w:t>
-      </w:r>
-      <w:r>
-        <w:rPr>
-          <w:b w:val="0"/>
-          <w:i w:val="0"/>
-        </w:rPr>
-        <w:t xml:space="preserve"> Priced as bred fuel, at the measured 150 cycles per binder, with no service-life model, no density above the one already reached and no choice between the two sticking measurements, the balance is 0.623 with the machine as built, </w:t>
+        <w:t>Two configurations survive, and they are different claims.</w:t>
+      </w:r>
+      <w:r>
+        <w:rPr>
+          <w:b w:val="0"/>
+          <w:i w:val="0"/>
+        </w:rPr>
+        <w:t xml:space="preserve"> Priced as </w:t>
       </w:r>
       <w:r>
         <w:rPr>
           <w:b/>
           <w:i w:val="0"/>
         </w:rPr>
+        <w:t>bred fuel</w:t>
+      </w:r>
+      <w:r>
+        <w:rPr>
+          <w:b w:val="0"/>
+          <w:i w:val="0"/>
+        </w:rPr>
+        <w:t xml:space="preserve">, at the measured 150 cycles per binder — with no service-life model, no density above the one already reached and no choice between the two sticking measurements — the balance is 0.623 with the machine as built, </w:t>
+      </w:r>
+      <w:r>
+        <w:rPr>
+          <w:b/>
+          <w:i w:val="0"/>
+        </w:rPr>
         <w:t>0.957</w:t>
       </w:r>
       <w:r>
@@ -330,7 +344,7 @@
           <w:b w:val="0"/>
           <w:i w:val="0"/>
         </w:rPr>
-        <w:t xml:space="preserve"> with both collector alterations, and </w:t>
+        <w:t xml:space="preserve"> with both collector alterations and </w:t>
       </w:r>
       <w:r>
         <w:rPr>
@@ -344,21 +358,65 @@
           <w:b w:val="0"/>
           <w:i w:val="0"/>
         </w:rPr>
-        <w:t xml:space="preserve"> through an optimised production target. Every quantity in it is a measurement or is integrated from measurements, except two: the loss budget, which is computed and which §10 Stage A measures, and the production target's factor, which is published and which Stage C measures. </w:t>
-      </w:r>
+        <w:t xml:space="preserve"> through an optimised production target. It asks for less than anything else here, and its product leaves the device as fuel.</w:t>
+      </w:r>
+    </w:p>
+    <w:p>
       <w:r>
         <w:rPr>
           <w:b/>
           <w:i w:val="0"/>
         </w:rPr>
-        <w:t>That configuration is the self-sustaining one this paper offers.</w:t>
-      </w:r>
-      <w:r>
-        <w:rPr>
-          <w:b w:val="0"/>
-          <w:i w:val="0"/>
-        </w:rPr>
-        <w:t xml:space="preserve"> It has never been assembled, and §6 to §8 say how.</w:t>
+        <w:t>And a self-sustaining power source is specified rather than merely sought.</w:t>
+      </w:r>
+      <w:r>
+        <w:rPr>
+          <w:b w:val="0"/>
+          <w:i w:val="0"/>
+        </w:rPr>
+        <w:t xml:space="preserve"> Setting the balance to unity and solving for each term shows that two of the four are closed above by physics rather than by engineering — the service life at 198 cycles by the sticking, the collection at unity because it is a fraction — so the question reduces entirely to what one fusion is worth. It must be worth 152.7 MeV, or 64.3 MeV with the optimised target. No non-fissioning blanket supplies that; a </w:t>
+      </w:r>
+      <w:r>
+        <w:rPr>
+          <w:b/>
+          <w:i w:val="0"/>
+        </w:rPr>
+        <w:t>subcritical</w:t>
+      </w:r>
+      <w:r>
+        <w:rPr>
+          <w:b w:val="0"/>
+          <w:i w:val="0"/>
+        </w:rPr>
+        <w:t xml:space="preserve"> blanket driven by the same neutrons supplies it at a multiplication factor between 0.469 and 0.770, against 0.95 for an accelerator-driven system and unity for a power reactor. </w:t>
+      </w:r>
+      <w:r>
+        <w:rPr>
+          <w:b/>
+          <w:i w:val="0"/>
+        </w:rPr>
+        <w:t>The energy is then heat, recovered on site, with nothing leaving the device</w:t>
+      </w:r>
+      <w:r>
+        <w:rPr>
+          <w:b w:val="0"/>
+          <w:i w:val="0"/>
+        </w:rPr>
+        <w:t xml:space="preserve"> — the fusion supplying 27.4 percent of it and every one of the neutrons. That is a fusion-driven subcritical fission reactor and not a fusion power plant, and the paper says so where it says the rest. </w:t>
+      </w:r>
+      <w:r>
+        <w:rPr>
+          <w:b/>
+          <w:i w:val="0"/>
+        </w:rPr>
+        <w:t>Neither configuration has been assembled</w:t>
+      </w:r>
+      <w:r>
+        <w:rPr>
+          <w:b w:val="0"/>
+          <w:i w:val="0"/>
+        </w:rPr>
+        <w:t>; §6 to §9 specify them and §10 measures what is still open.</w:t>
       </w:r>
     </w:p>
     <w:p>
@@ -4576,7 +4634,7 @@
           <w:b w:val="0"/>
           <w:i w:val="0"/>
         </w:rPr>
-        <w:t xml:space="preserve">, which is what makes them two routes rather than one. §9.3 commits in advance to treating a disagreement between them as a </w:t>
+        <w:t xml:space="preserve">, which is what makes them two routes rather than one. §8.4 commits in advance to treating a disagreement between them as a </w:t>
       </w:r>
       <w:r>
         <w:rPr>
@@ -4590,7 +4648,23 @@
           <w:b w:val="0"/>
           <w:i w:val="0"/>
         </w:rPr>
-        <w:t xml:space="preserve"> rather than as an average.</w:t>
+        <w:t xml:space="preserve"> rather than as an average, and §9.3 applies the same rule to the two routes that read a subcritical </w:t>
+      </w:r>
+      <w:r>
+        <w:rPr>
+          <w:rFonts w:ascii="Consolas" w:hAnsi="Consolas"/>
+          <w:b w:val="0"/>
+          <w:i w:val="0"/>
+          <w:sz w:val="19"/>
+        </w:rPr>
+        <w:t>k</w:t>
+      </w:r>
+      <w:r>
+        <w:rPr>
+          <w:b w:val="0"/>
+          <w:i w:val="0"/>
+        </w:rPr>
+        <w:t>.</w:t>
       </w:r>
     </w:p>
     <w:p>
@@ -5384,7 +5458,14 @@
                 <w:b w:val="0"/>
                 <w:i w:val="0"/>
               </w:rPr>
-              <w:t>blanket</w:t>
+              <w:t xml:space="preserve">blanket, as a </w:t>
+            </w:r>
+            <w:r>
+              <w:rPr>
+                <w:b/>
+                <w:i w:val="0"/>
+              </w:rPr>
+              <w:t>breeder</w:t>
             </w:r>
           </w:p>
         </w:tc>
@@ -5414,7 +5495,138 @@
                 <w:b w:val="0"/>
                 <w:i w:val="0"/>
               </w:rPr>
-              <w:t>⁶Li-bearing, 1.6 x neutron energy neutron energy multiplication</w:t>
+              <w:t>⁶Li-bearing, 1.6 neutron energy multiplication, fission-suppressed</w:t>
+            </w:r>
+          </w:p>
+        </w:tc>
+      </w:tr>
+      <w:tr>
+        <w:tc>
+          <w:tcPr>
+            <w:tcW w:type="dxa" w:w="2976"/>
+          </w:tcPr>
+          <w:p>
+            <w:r/>
+            <w:r>
+              <w:rPr>
+                <w:b w:val="0"/>
+                <w:i w:val="0"/>
+              </w:rPr>
+              <w:t xml:space="preserve">blanket, as a </w:t>
+            </w:r>
+            <w:r>
+              <w:rPr>
+                <w:b/>
+                <w:i w:val="0"/>
+              </w:rPr>
+              <w:t>power source</w:t>
+            </w:r>
+          </w:p>
+        </w:tc>
+        <w:tc>
+          <w:tcPr>
+            <w:tcW w:type="dxa" w:w="2976"/>
+          </w:tcPr>
+          <w:p>
+            <w:r/>
+            <w:r>
+              <w:rPr>
+                <w:b w:val="0"/>
+                <w:i w:val="0"/>
+              </w:rPr>
+              <w:t>none</w:t>
+            </w:r>
+          </w:p>
+        </w:tc>
+        <w:tc>
+          <w:tcPr>
+            <w:tcW w:type="dxa" w:w="2976"/>
+          </w:tcPr>
+          <w:p>
+            <w:r/>
+            <w:r>
+              <w:rPr>
+                <w:b w:val="0"/>
+                <w:i w:val="0"/>
+              </w:rPr>
+              <w:t xml:space="preserve">the same, </w:t>
+            </w:r>
+            <w:r>
+              <w:rPr>
+                <w:b/>
+                <w:i w:val="0"/>
+              </w:rPr>
+              <w:t>fission-permitting</w:t>
+            </w:r>
+            <w:r>
+              <w:rPr>
+                <w:b w:val="0"/>
+                <w:i w:val="0"/>
+              </w:rPr>
+              <w:t xml:space="preserve">: fissile or fertile loading to </w:t>
+            </w:r>
+            <w:r>
+              <w:rPr>
+                <w:rFonts w:ascii="Consolas" w:hAnsi="Consolas"/>
+                <w:b w:val="0"/>
+                <w:i w:val="0"/>
+                <w:sz w:val="19"/>
+              </w:rPr>
+              <w:t>k</w:t>
+            </w:r>
+            <w:r>
+              <w:rPr>
+                <w:b w:val="0"/>
+                <w:i w:val="0"/>
+              </w:rPr>
+              <w:t xml:space="preserve"> = 0.469 – 0.770 — §9.2</w:t>
+            </w:r>
+          </w:p>
+        </w:tc>
+      </w:tr>
+      <w:tr>
+        <w:tc>
+          <w:tcPr>
+            <w:tcW w:type="dxa" w:w="2976"/>
+          </w:tcPr>
+          <w:p>
+            <w:r/>
+            <w:r>
+              <w:rPr>
+                <w:b w:val="0"/>
+                <w:i w:val="0"/>
+              </w:rPr>
+              <w:t>reactivity instrumentation</w:t>
+            </w:r>
+          </w:p>
+        </w:tc>
+        <w:tc>
+          <w:tcPr>
+            <w:tcW w:type="dxa" w:w="2976"/>
+          </w:tcPr>
+          <w:p>
+            <w:r/>
+            <w:r>
+              <w:rPr>
+                <w:b w:val="0"/>
+                <w:i w:val="0"/>
+              </w:rPr>
+              <w:t>none</w:t>
+            </w:r>
+          </w:p>
+        </w:tc>
+        <w:tc>
+          <w:tcPr>
+            <w:tcW w:type="dxa" w:w="2976"/>
+          </w:tcPr>
+          <w:p>
+            <w:r/>
+            <w:r>
+              <w:rPr>
+                <w:b w:val="0"/>
+                <w:i w:val="0"/>
+              </w:rPr>
+              <w:t>pulsed neutron source, source-jerk drive and a correlation channel, per §9.3</w:t>
             </w:r>
           </w:p>
         </w:tc>
@@ -7005,7 +7217,1479 @@
           <w:b/>
           <w:sz w:val="23"/>
         </w:rPr>
-        <w:t>9.2 But the binder does not have to be bought</w:t>
+        <w:t>9.2 The self-sustaining power source, solved rather than reported</w:t>
+      </w:r>
+    </w:p>
+    <w:p>
+      <w:r>
+        <w:rPr>
+          <w:b w:val="0"/>
+          <w:i w:val="0"/>
+        </w:rPr>
+        <w:t xml:space="preserve">§5 states what each configuration returns. It does not state what a </w:t>
+      </w:r>
+      <w:r>
+        <w:rPr>
+          <w:b/>
+          <w:i w:val="0"/>
+        </w:rPr>
+        <w:t>self-sustaining power source</w:t>
+      </w:r>
+      <w:r>
+        <w:rPr>
+          <w:b w:val="0"/>
+          <w:i w:val="0"/>
+        </w:rPr>
+        <w:t xml:space="preserve"> would have to be, and those are different questions: the first has an answer of the form </w:t>
+      </w:r>
+      <w:r>
+        <w:rPr>
+          <w:b w:val="0"/>
+          <w:i/>
+        </w:rPr>
+        <w:t>this one fails</w:t>
+      </w:r>
+      <w:r>
+        <w:rPr>
+          <w:b w:val="0"/>
+          <w:i w:val="0"/>
+        </w:rPr>
+        <w:t xml:space="preserve">, and the second has an answer of the form </w:t>
+      </w:r>
+      <w:r>
+        <w:rPr>
+          <w:b w:val="0"/>
+          <w:i/>
+        </w:rPr>
+        <w:t>this is what one looks like</w:t>
+      </w:r>
+      <w:r>
+        <w:rPr>
+          <w:b w:val="0"/>
+          <w:i w:val="0"/>
+        </w:rPr>
+        <w:t>. The project asked for the second. This section sets the balance to unity and solves it.</w:t>
+      </w:r>
+    </w:p>
+    <w:p>
+      <w:r>
+        <w:rPr>
+          <w:b w:val="0"/>
+          <w:i w:val="0"/>
+        </w:rPr>
+        <w:t xml:space="preserve">The balance has four terms — </w:t>
+      </w:r>
+      <w:r>
+        <w:rPr>
+          <w:rFonts w:ascii="Consolas" w:hAnsi="Consolas"/>
+          <w:b w:val="0"/>
+          <w:i w:val="0"/>
+          <w:sz w:val="19"/>
+        </w:rPr>
+        <w:t>G = N · V · η / E_binder</w:t>
+      </w:r>
+      <w:r>
+        <w:rPr>
+          <w:b w:val="0"/>
+          <w:i w:val="0"/>
+        </w:rPr>
+        <w:t xml:space="preserve"> — and they are not alike. </w:t>
+      </w:r>
+      <w:r>
+        <w:rPr>
+          <w:b/>
+          <w:i w:val="0"/>
+        </w:rPr>
+        <w:t>Two of them are bounded above by something no engineering moves.</w:t>
+      </w:r>
+      <w:r>
+        <w:rPr>
+          <w:b w:val="0"/>
+          <w:i w:val="0"/>
+        </w:rPr>
+        <w:t xml:space="preserve"> The service life is capped at 198 cycles by the sticking (Proposition 1 in §13.2), and the collection is a fraction, so it cannot exceed one. </w:t>
+      </w:r>
+      <w:r>
+        <w:rPr>
+          <w:b/>
+          <w:i w:val="0"/>
+        </w:rPr>
+        <w:t>The other two are bounded by nothing proved anywhere in this paper.</w:t>
+      </w:r>
+      <w:r>
+        <w:rPr>
+          <w:b w:val="0"/>
+          <w:i w:val="0"/>
+        </w:rPr>
+        <w:t xml:space="preserve"> Solving for each in turn, with the others held at the best configuration §5.3 reaches:</w:t>
+      </w:r>
+    </w:p>
+    <w:tbl>
+      <w:tblPr>
+        <w:tblStyle w:val="TableGrid"/>
+        <w:tblW w:type="auto" w:w="0"/>
+        <w:tblLook w:firstColumn="1" w:firstRow="1" w:lastColumn="0" w:lastRow="0" w:noHBand="0" w:noVBand="1" w:val="04A0"/>
+      </w:tblPr>
+      <w:tblGrid>
+        <w:gridCol w:w="2232"/>
+        <w:gridCol w:w="2232"/>
+        <w:gridCol w:w="2232"/>
+        <w:gridCol w:w="2232"/>
+      </w:tblGrid>
+      <w:tr>
+        <w:tc>
+          <w:tcPr>
+            <w:tcW w:type="dxa" w:w="2232"/>
+          </w:tcPr>
+          <w:p>
+            <w:r/>
+            <w:r>
+              <w:rPr>
+                <w:b/>
+                <w:i w:val="0"/>
+              </w:rPr>
+              <w:t>term</w:t>
+            </w:r>
+          </w:p>
+        </w:tc>
+        <w:tc>
+          <w:tcPr>
+            <w:tcW w:type="dxa" w:w="2232"/>
+          </w:tcPr>
+          <w:p>
+            <w:r/>
+            <w:r>
+              <w:rPr>
+                <w:b/>
+                <w:i w:val="0"/>
+              </w:rPr>
+              <w:t>what unity requires</w:t>
+            </w:r>
+          </w:p>
+        </w:tc>
+        <w:tc>
+          <w:tcPr>
+            <w:tcW w:type="dxa" w:w="2232"/>
+          </w:tcPr>
+          <w:p>
+            <w:r/>
+            <w:r>
+              <w:rPr>
+                <w:b/>
+                <w:i w:val="0"/>
+              </w:rPr>
+              <w:t>against</w:t>
+            </w:r>
+          </w:p>
+        </w:tc>
+        <w:tc>
+          <w:tcPr>
+            <w:tcW w:type="dxa" w:w="2232"/>
+          </w:tcPr>
+          <w:p>
+            <w:r/>
+            <w:r>
+              <w:rPr>
+                <w:b/>
+                <w:i w:val="0"/>
+              </w:rPr>
+              <w:t>verdict</w:t>
+            </w:r>
+          </w:p>
+        </w:tc>
+      </w:tr>
+      <w:tr>
+        <w:tc>
+          <w:tcPr>
+            <w:tcW w:type="dxa" w:w="2232"/>
+          </w:tcPr>
+          <w:p>
+            <w:r/>
+            <w:r>
+              <w:rPr>
+                <w:b w:val="0"/>
+                <w:i w:val="0"/>
+              </w:rPr>
+              <w:t xml:space="preserve">service life </w:t>
+            </w:r>
+            <w:r>
+              <w:rPr>
+                <w:rFonts w:ascii="Consolas" w:hAnsi="Consolas"/>
+                <w:b w:val="0"/>
+                <w:i w:val="0"/>
+                <w:sz w:val="19"/>
+              </w:rPr>
+              <w:t>N</w:t>
+            </w:r>
+          </w:p>
+        </w:tc>
+        <w:tc>
+          <w:tcPr>
+            <w:tcW w:type="dxa" w:w="2232"/>
+          </w:tcPr>
+          <w:p>
+            <w:r/>
+            <w:r>
+              <w:rPr>
+                <w:b w:val="0"/>
+                <w:i w:val="0"/>
+              </w:rPr>
+              <w:t>878.7 cycles</w:t>
+            </w:r>
+          </w:p>
+        </w:tc>
+        <w:tc>
+          <w:tcPr>
+            <w:tcW w:type="dxa" w:w="2232"/>
+          </w:tcPr>
+          <w:p>
+            <w:r/>
+            <w:r>
+              <w:rPr>
+                <w:b w:val="0"/>
+                <w:i w:val="0"/>
+              </w:rPr>
+              <w:t>a cap of 198 cycles</w:t>
+            </w:r>
+          </w:p>
+        </w:tc>
+        <w:tc>
+          <w:tcPr>
+            <w:tcW w:type="dxa" w:w="2232"/>
+          </w:tcPr>
+          <w:p>
+            <w:r/>
+            <w:r>
+              <w:rPr>
+                <w:b/>
+                <w:i w:val="0"/>
+              </w:rPr>
+              <w:t>forbidden</w:t>
+            </w:r>
+            <w:r>
+              <w:rPr>
+                <w:b w:val="0"/>
+                <w:i w:val="0"/>
+              </w:rPr>
+              <w:t>, by 4.44</w:t>
+            </w:r>
+          </w:p>
+        </w:tc>
+      </w:tr>
+      <w:tr>
+        <w:tc>
+          <w:tcPr>
+            <w:tcW w:type="dxa" w:w="2232"/>
+          </w:tcPr>
+          <w:p>
+            <w:r/>
+            <w:r>
+              <w:rPr>
+                <w:b w:val="0"/>
+                <w:i w:val="0"/>
+              </w:rPr>
+              <w:t xml:space="preserve">collection </w:t>
+            </w:r>
+            <w:r>
+              <w:rPr>
+                <w:rFonts w:ascii="Consolas" w:hAnsi="Consolas"/>
+                <w:b w:val="0"/>
+                <w:i w:val="0"/>
+                <w:sz w:val="19"/>
+              </w:rPr>
+              <w:t>η</w:t>
+            </w:r>
+          </w:p>
+        </w:tc>
+        <w:tc>
+          <w:tcPr>
+            <w:tcW w:type="dxa" w:w="2232"/>
+          </w:tcPr>
+          <w:p>
+            <w:r/>
+            <w:r>
+              <w:rPr>
+                <w:b w:val="0"/>
+                <w:i w:val="0"/>
+              </w:rPr>
+              <w:t>284.7 percent</w:t>
+            </w:r>
+          </w:p>
+        </w:tc>
+        <w:tc>
+          <w:tcPr>
+            <w:tcW w:type="dxa" w:w="2232"/>
+          </w:tcPr>
+          <w:p>
+            <w:r/>
+            <w:r>
+              <w:rPr>
+                <w:b w:val="0"/>
+                <w:i w:val="0"/>
+              </w:rPr>
+              <w:t>a fraction cannot exceed unity</w:t>
+            </w:r>
+          </w:p>
+        </w:tc>
+        <w:tc>
+          <w:tcPr>
+            <w:tcW w:type="dxa" w:w="2232"/>
+          </w:tcPr>
+          <w:p>
+            <w:r/>
+            <w:r>
+              <w:rPr>
+                <w:b/>
+                <w:i w:val="0"/>
+              </w:rPr>
+              <w:t>forbidden</w:t>
+            </w:r>
+          </w:p>
+        </w:tc>
+      </w:tr>
+      <w:tr>
+        <w:tc>
+          <w:tcPr>
+            <w:tcW w:type="dxa" w:w="2232"/>
+          </w:tcPr>
+          <w:p>
+            <w:r/>
+            <w:r>
+              <w:rPr>
+                <w:b w:val="0"/>
+                <w:i w:val="0"/>
+              </w:rPr>
+              <w:t xml:space="preserve">production cost </w:t>
+            </w:r>
+            <w:r>
+              <w:rPr>
+                <w:rFonts w:ascii="Consolas" w:hAnsi="Consolas"/>
+                <w:b w:val="0"/>
+                <w:i w:val="0"/>
+                <w:sz w:val="19"/>
+              </w:rPr>
+              <w:t>E_binder</w:t>
+            </w:r>
+          </w:p>
+        </w:tc>
+        <w:tc>
+          <w:tcPr>
+            <w:tcW w:type="dxa" w:w="2232"/>
+          </w:tcPr>
+          <w:p>
+            <w:r/>
+            <w:r>
+              <w:rPr>
+                <w:b w:val="0"/>
+                <w:i w:val="0"/>
+              </w:rPr>
+              <w:t>1.900 GeV per pion</w:t>
+            </w:r>
+          </w:p>
+        </w:tc>
+        <w:tc>
+          <w:tcPr>
+            <w:tcW w:type="dxa" w:w="2232"/>
+          </w:tcPr>
+          <w:p>
+            <w:r/>
+            <w:r>
+              <w:rPr>
+                <w:b w:val="0"/>
+                <w:i w:val="0"/>
+              </w:rPr>
+              <w:t>11.13 GeV measured, 4.69 GeV optimised</w:t>
+            </w:r>
+          </w:p>
+        </w:tc>
+        <w:tc>
+          <w:tcPr>
+            <w:tcW w:type="dxa" w:w="2232"/>
+          </w:tcPr>
+          <w:p>
+            <w:r/>
+            <w:r>
+              <w:rPr>
+                <w:b w:val="0"/>
+                <w:i w:val="0"/>
+              </w:rPr>
+              <w:t>open</w:t>
+            </w:r>
+          </w:p>
+        </w:tc>
+      </w:tr>
+      <w:tr>
+        <w:tc>
+          <w:tcPr>
+            <w:tcW w:type="dxa" w:w="2232"/>
+          </w:tcPr>
+          <w:p>
+            <w:r/>
+            <w:r>
+              <w:rPr>
+                <w:b/>
+                <w:i w:val="0"/>
+              </w:rPr>
+              <w:t>value per fusion `V`</w:t>
+            </w:r>
+          </w:p>
+        </w:tc>
+        <w:tc>
+          <w:tcPr>
+            <w:tcW w:type="dxa" w:w="2232"/>
+          </w:tcPr>
+          <w:p>
+            <w:r/>
+            <w:r>
+              <w:rPr>
+                <w:b/>
+                <w:i w:val="0"/>
+              </w:rPr>
+              <w:t>152.7 MeV</w:t>
+            </w:r>
+          </w:p>
+        </w:tc>
+        <w:tc>
+          <w:tcPr>
+            <w:tcW w:type="dxa" w:w="2232"/>
+          </w:tcPr>
+          <w:p>
+            <w:r/>
+            <w:r>
+              <w:rPr>
+                <w:b w:val="0"/>
+                <w:i w:val="0"/>
+              </w:rPr>
+              <w:t>26.06 MeV from the sourced blanket</w:t>
+            </w:r>
+          </w:p>
+        </w:tc>
+        <w:tc>
+          <w:tcPr>
+            <w:tcW w:type="dxa" w:w="2232"/>
+          </w:tcPr>
+          <w:p>
+            <w:r/>
+            <w:r>
+              <w:rPr>
+                <w:b/>
+                <w:i w:val="0"/>
+              </w:rPr>
+              <w:t>open</w:t>
+            </w:r>
+          </w:p>
+        </w:tc>
+      </w:tr>
+    </w:tbl>
+    <w:p/>
+    <w:p>
+      <w:pPr>
+        <w:spacing w:before="160" w:after="200"/>
+        <w:ind w:left="461" w:right="259"/>
+      </w:pPr>
+      <w:r>
+        <w:rPr>
+          <w:b/>
+          <w:i w:val="0"/>
+        </w:rPr>
+        <w:t>So a self-sustaining power source is a statement about what a fusion is worth, and about nothing else.</w:t>
+      </w:r>
+      <w:r>
+        <w:rPr>
+          <w:b w:val="0"/>
+          <w:i w:val="0"/>
+        </w:rPr>
+        <w:t xml:space="preserve"> Two of the four axes are closed by the physics, and of the two that remain the production cost cannot carry the requirement alone — 1.900 GeV is below even the optimised 4.69 GeV. The question is therefore entirely: </w:t>
+      </w:r>
+      <w:r>
+        <w:rPr>
+          <w:b/>
+          <w:i w:val="0"/>
+        </w:rPr>
+        <w:t>can a blanket return 152.7 MeV per fusion?</w:t>
+      </w:r>
+    </w:p>
+    <w:p>
+      <w:r>
+        <w:rPr>
+          <w:b/>
+          <w:i w:val="0"/>
+        </w:rPr>
+        <w:t>A non-fissioning blanket cannot, and this paper has said so.</w:t>
+      </w:r>
+      <w:r>
+        <w:rPr>
+          <w:b w:val="0"/>
+          <w:i w:val="0"/>
+        </w:rPr>
+        <w:t xml:space="preserve"> Returning the alpha, the neutron's energy and the exothermic ⁶Li breeding, less the multiplier's endotherm, gives the 26.06 MeV of §4.2. No arrangement of (n,2n) multipliers approaches the requirement. That much of the preprint at [20] §5.1 stands.</w:t>
+      </w:r>
+    </w:p>
+    <w:p>
+      <w:r>
+        <w:rPr>
+          <w:b/>
+          <w:i w:val="0"/>
+        </w:rPr>
+        <w:t>What does not stand is the clause that follows it</w:t>
+      </w:r>
+      <w:r>
+        <w:rPr>
+          <w:b w:val="0"/>
+          <w:i w:val="0"/>
+        </w:rPr>
+        <w:t xml:space="preserve">, which reads that the requirement is </w:t>
+      </w:r>
+      <w:r>
+        <w:rPr>
+          <w:b w:val="0"/>
+          <w:i/>
+        </w:rPr>
+        <w:t>"reachable only by fission, which changes the product rather than the yield."</w:t>
+      </w:r>
+      <w:r>
+        <w:rPr>
+          <w:b w:val="0"/>
+          <w:i w:val="0"/>
+        </w:rPr>
+        <w:t xml:space="preserve"> </w:t>
+      </w:r>
+      <w:r>
+        <w:rPr>
+          <w:b/>
+          <w:i w:val="0"/>
+        </w:rPr>
+        <w:t>It does not change the product.</w:t>
+      </w:r>
+      <w:r>
+        <w:rPr>
+          <w:b w:val="0"/>
+          <w:i w:val="0"/>
+        </w:rPr>
+        <w:t xml:space="preserve"> Fission in a </w:t>
+      </w:r>
+      <w:r>
+        <w:rPr>
+          <w:b/>
+          <w:i w:val="0"/>
+        </w:rPr>
+        <w:t>subcritical</w:t>
+      </w:r>
+      <w:r>
+        <w:rPr>
+          <w:b w:val="0"/>
+          <w:i w:val="0"/>
+        </w:rPr>
+        <w:t xml:space="preserve"> blanket driven by the fusion neutrons releases its energy as </w:t>
+      </w:r>
+      <w:r>
+        <w:rPr>
+          <w:b/>
+          <w:i w:val="0"/>
+        </w:rPr>
+        <w:t>heat, on site, inside the device</w:t>
+      </w:r>
+      <w:r>
+        <w:rPr>
+          <w:b w:val="0"/>
+          <w:i w:val="0"/>
+        </w:rPr>
+        <w:t xml:space="preserve"> — which is exactly the product the whole exercise is for. A blanket that fissions is not a different machine selling something else; it is the same machine recovering more of what its own neutrons are worth.</w:t>
+      </w:r>
+    </w:p>
+    <w:p>
+      <w:pPr>
+        <w:spacing w:before="200" w:after="80"/>
+      </w:pPr>
+      <w:r>
+        <w:rPr>
+          <w:b/>
+          <w:sz w:val="21"/>
+        </w:rPr>
+        <w:t>What a subcritical blanket returns, derived</w:t>
+      </w:r>
+    </w:p>
+    <w:p>
+      <w:r>
+        <w:rPr>
+          <w:b w:val="0"/>
+          <w:i w:val="0"/>
+        </w:rPr>
+        <w:t xml:space="preserve">A source neutron entering a subcritical assembly of multiplication factor </w:t>
+      </w:r>
+      <w:r>
+        <w:rPr>
+          <w:rFonts w:ascii="Consolas" w:hAnsi="Consolas"/>
+          <w:b w:val="0"/>
+          <w:i w:val="0"/>
+          <w:sz w:val="19"/>
+        </w:rPr>
+        <w:t>k</w:t>
+      </w:r>
+      <w:r>
+        <w:rPr>
+          <w:b w:val="0"/>
+          <w:i w:val="0"/>
+        </w:rPr>
+        <w:t xml:space="preserve"> is multiplied to </w:t>
+      </w:r>
+      <w:r>
+        <w:rPr>
+          <w:rFonts w:ascii="Consolas" w:hAnsi="Consolas"/>
+          <w:b w:val="0"/>
+          <w:i w:val="0"/>
+          <w:sz w:val="19"/>
+        </w:rPr>
+        <w:t>1/(1 − k)</w:t>
+      </w:r>
+      <w:r>
+        <w:rPr>
+          <w:b w:val="0"/>
+          <w:i w:val="0"/>
+        </w:rPr>
+        <w:t xml:space="preserve"> neutrons in circulation. One of those is the source neutron itself, so </w:t>
+      </w:r>
+      <w:r>
+        <w:rPr>
+          <w:rFonts w:ascii="Consolas" w:hAnsi="Consolas"/>
+          <w:b w:val="0"/>
+          <w:i w:val="0"/>
+          <w:sz w:val="19"/>
+        </w:rPr>
+        <w:t>1/(1 − k) − 1</w:t>
+      </w:r>
+      <w:r>
+        <w:rPr>
+          <w:b w:val="0"/>
+          <w:i w:val="0"/>
+        </w:rPr>
+        <w:t xml:space="preserve"> were born in fission, and each fission makes </w:t>
+      </w:r>
+      <w:r>
+        <w:rPr>
+          <w:rFonts w:ascii="Consolas" w:hAnsi="Consolas"/>
+          <w:b w:val="0"/>
+          <w:i w:val="0"/>
+          <w:sz w:val="19"/>
+        </w:rPr>
+        <w:t>ν</w:t>
+      </w:r>
+      <w:r>
+        <w:rPr>
+          <w:b w:val="0"/>
+          <w:i w:val="0"/>
+        </w:rPr>
+        <w:t xml:space="preserve"> of them. Hence the fissions per source neutron and the energy they release are</w:t>
+      </w:r>
+    </w:p>
+    <w:p>
+      <w:pPr>
+        <w:spacing w:before="120" w:after="160"/>
+        <w:jc w:val="center"/>
+      </w:pPr>
+      <w:r>
+        <w:drawing>
+          <wp:inline xmlns:a="http://schemas.openxmlformats.org/drawingml/2006/main" xmlns:pic="http://schemas.openxmlformats.org/drawingml/2006/picture">
+            <wp:extent cx="3749039" cy="443132"/>
+            <wp:docPr id="8" name="Picture 8"/>
+            <wp:cNvGraphicFramePr>
+              <a:graphicFrameLocks noChangeAspect="1"/>
+            </wp:cNvGraphicFramePr>
+            <a:graphic>
+              <a:graphicData uri="http://schemas.openxmlformats.org/drawingml/2006/picture">
+                <pic:pic>
+                  <pic:nvPicPr>
+                    <pic:cNvPr id="0" name="eq-2b15c573e151.png"/>
+                    <pic:cNvPicPr/>
+                  </pic:nvPicPr>
+                  <pic:blipFill>
+                    <a:blip r:embed="rId15"/>
+                    <a:stretch>
+                      <a:fillRect/>
+                    </a:stretch>
+                  </pic:blipFill>
+                  <pic:spPr>
+                    <a:xfrm>
+                      <a:off x="0" y="0"/>
+                      <a:ext cx="3749039" cy="443132"/>
+                    </a:xfrm>
+                    <a:prstGeom prst="rect"/>
+                  </pic:spPr>
+                </pic:pic>
+              </a:graphicData>
+            </a:graphic>
+          </wp:inline>
+        </w:drawing>
+      </w:r>
+    </w:p>
+    <w:p>
+      <w:r>
+        <w:rPr>
+          <w:b w:val="0"/>
+          <w:i w:val="0"/>
+        </w:rPr>
+        <w:t xml:space="preserve">with </w:t>
+      </w:r>
+      <w:r>
+        <w:rPr>
+          <w:rFonts w:ascii="Consolas" w:hAnsi="Consolas"/>
+          <w:b w:val="0"/>
+          <w:i w:val="0"/>
+          <w:sz w:val="19"/>
+        </w:rPr>
+        <w:t>ν</w:t>
+      </w:r>
+      <w:r>
+        <w:rPr>
+          <w:b w:val="0"/>
+          <w:i w:val="0"/>
+        </w:rPr>
+        <w:t xml:space="preserve"> = 2.9 per fission and </w:t>
+      </w:r>
+      <w:r>
+        <w:rPr>
+          <w:rFonts w:ascii="Consolas" w:hAnsi="Consolas"/>
+          <w:b w:val="0"/>
+          <w:i w:val="0"/>
+          <w:sz w:val="19"/>
+        </w:rPr>
+        <w:t>E_f</w:t>
+      </w:r>
+      <w:r>
+        <w:rPr>
+          <w:b w:val="0"/>
+          <w:i w:val="0"/>
+        </w:rPr>
+        <w:t xml:space="preserve"> = 200 MeV. Two sourced inputs, one identity, and no fitted parameter. Proposition 10 in §13.9 gives it in full.</w:t>
+      </w:r>
+    </w:p>
+    <w:p>
+      <w:r>
+        <w:rPr>
+          <w:b/>
+          <w:i w:val="0"/>
+        </w:rPr>
+        <w:t>The relation checks against a blanket this paper already uses.</w:t>
+      </w:r>
+      <w:r>
+        <w:rPr>
+          <w:b w:val="0"/>
+          <w:i w:val="0"/>
+        </w:rPr>
+        <w:t xml:space="preserve"> The sourced fission-suppressed design multiplies the neutron's energy by 1.6, and attributing the whole of that to fission — an overstatement, since some is ⁶Li exotherm — puts it at </w:t>
+      </w:r>
+      <w:r>
+        <w:rPr>
+          <w:rFonts w:ascii="Consolas" w:hAnsi="Consolas"/>
+          <w:b w:val="0"/>
+          <w:i w:val="0"/>
+          <w:sz w:val="19"/>
+        </w:rPr>
+        <w:t>k</w:t>
+      </w:r>
+      <w:r>
+        <w:rPr>
+          <w:b w:val="0"/>
+          <w:i w:val="0"/>
+        </w:rPr>
+        <w:t xml:space="preserve"> ≤ 0.246. A design built to </w:t>
+      </w:r>
+      <w:r>
+        <w:rPr>
+          <w:b w:val="0"/>
+          <w:i/>
+        </w:rPr>
+        <w:t>suppress</w:t>
+      </w:r>
+      <w:r>
+        <w:rPr>
+          <w:b w:val="0"/>
+          <w:i w:val="0"/>
+        </w:rPr>
+        <w:t xml:space="preserve"> fission sits deeply subcritical, which is where it should sit, and which is the check that the relation is in the right regime before it is asked anything.</w:t>
+      </w:r>
+    </w:p>
+    <w:p>
+      <w:pPr>
+        <w:spacing w:before="200" w:after="80"/>
+      </w:pPr>
+      <w:r>
+        <w:rPr>
+          <w:b/>
+          <w:sz w:val="21"/>
+        </w:rPr>
+        <w:t>The specification</w:t>
+      </w:r>
+    </w:p>
+    <w:tbl>
+      <w:tblPr>
+        <w:tblStyle w:val="TableGrid"/>
+        <w:tblW w:type="auto" w:w="0"/>
+        <w:tblLook w:firstColumn="1" w:firstRow="1" w:lastColumn="0" w:lastRow="0" w:noHBand="0" w:noVBand="1" w:val="04A0"/>
+      </w:tblPr>
+      <w:tblGrid>
+        <w:gridCol w:w="2232"/>
+        <w:gridCol w:w="2232"/>
+        <w:gridCol w:w="2232"/>
+        <w:gridCol w:w="2232"/>
+      </w:tblGrid>
+      <w:tr>
+        <w:tc>
+          <w:tcPr>
+            <w:tcW w:type="dxa" w:w="2232"/>
+          </w:tcPr>
+          <w:p>
+            <w:r/>
+            <w:r>
+              <w:rPr>
+                <w:b/>
+                <w:i w:val="0"/>
+              </w:rPr>
+              <w:t>configuration</w:t>
+            </w:r>
+          </w:p>
+        </w:tc>
+        <w:tc>
+          <w:tcPr>
+            <w:tcW w:type="dxa" w:w="2232"/>
+          </w:tcPr>
+          <w:p>
+            <w:r/>
+            <w:r>
+              <w:rPr>
+                <w:b/>
+                <w:i w:val="0"/>
+              </w:rPr>
+              <w:t>value per fusion required</w:t>
+            </w:r>
+          </w:p>
+        </w:tc>
+        <w:tc>
+          <w:tcPr>
+            <w:tcW w:type="dxa" w:w="2232"/>
+          </w:tcPr>
+          <w:p>
+            <w:r/>
+            <w:r>
+              <w:rPr>
+                <w:b/>
+                <w:i w:val="0"/>
+              </w:rPr>
+              <w:t xml:space="preserve">subcritical </w:t>
+            </w:r>
+            <w:r>
+              <w:rPr>
+                <w:rFonts w:ascii="Consolas" w:hAnsi="Consolas"/>
+                <w:b/>
+                <w:i w:val="0"/>
+                <w:sz w:val="19"/>
+              </w:rPr>
+              <w:t>k</w:t>
+            </w:r>
+            <w:r>
+              <w:rPr>
+                <w:b/>
+                <w:i w:val="0"/>
+              </w:rPr>
+              <w:t xml:space="preserve"> required</w:t>
+            </w:r>
+          </w:p>
+        </w:tc>
+        <w:tc>
+          <w:tcPr>
+            <w:tcW w:type="dxa" w:w="2232"/>
+          </w:tcPr>
+          <w:p>
+            <w:r/>
+            <w:r>
+              <w:rPr>
+                <w:b/>
+                <w:i w:val="0"/>
+              </w:rPr>
+              <w:t>the fusion's share</w:t>
+            </w:r>
+          </w:p>
+        </w:tc>
+      </w:tr>
+      <w:tr>
+        <w:tc>
+          <w:tcPr>
+            <w:tcW w:type="dxa" w:w="2232"/>
+          </w:tcPr>
+          <w:p>
+            <w:r/>
+            <w:r>
+              <w:rPr>
+                <w:b w:val="0"/>
+                <w:i w:val="0"/>
+              </w:rPr>
+              <w:t>the machine as built</w:t>
+            </w:r>
+          </w:p>
+        </w:tc>
+        <w:tc>
+          <w:tcPr>
+            <w:tcW w:type="dxa" w:w="2232"/>
+          </w:tcPr>
+          <w:p>
+            <w:r/>
+            <w:r>
+              <w:rPr>
+                <w:b w:val="0"/>
+                <w:i w:val="0"/>
+              </w:rPr>
+              <w:t>234.3 MeV</w:t>
+            </w:r>
+          </w:p>
+        </w:tc>
+        <w:tc>
+          <w:tcPr>
+            <w:tcW w:type="dxa" w:w="2232"/>
+          </w:tcPr>
+          <w:p>
+            <w:r/>
+            <w:r>
+              <w:rPr>
+                <w:b w:val="0"/>
+                <w:i w:val="0"/>
+              </w:rPr>
+              <w:t>0.770</w:t>
+            </w:r>
+          </w:p>
+        </w:tc>
+        <w:tc>
+          <w:tcPr>
+            <w:tcW w:type="dxa" w:w="2232"/>
+          </w:tcPr>
+          <w:p>
+            <w:r/>
+            <w:r>
+              <w:rPr>
+                <w:b w:val="0"/>
+                <w:i w:val="0"/>
+              </w:rPr>
+              <w:t>7.5 percent</w:t>
+            </w:r>
+          </w:p>
+        </w:tc>
+      </w:tr>
+      <w:tr>
+        <w:tc>
+          <w:tcPr>
+            <w:tcW w:type="dxa" w:w="2232"/>
+          </w:tcPr>
+          <w:p>
+            <w:r/>
+            <w:r>
+              <w:rPr>
+                <w:b w:val="0"/>
+                <w:i w:val="0"/>
+              </w:rPr>
+              <w:t>with both collector alterations</w:t>
+            </w:r>
+          </w:p>
+        </w:tc>
+        <w:tc>
+          <w:tcPr>
+            <w:tcW w:type="dxa" w:w="2232"/>
+          </w:tcPr>
+          <w:p>
+            <w:r/>
+            <w:r>
+              <w:rPr>
+                <w:b w:val="0"/>
+                <w:i w:val="0"/>
+              </w:rPr>
+              <w:t>152.7 MeV</w:t>
+            </w:r>
+          </w:p>
+        </w:tc>
+        <w:tc>
+          <w:tcPr>
+            <w:tcW w:type="dxa" w:w="2232"/>
+          </w:tcPr>
+          <w:p>
+            <w:r/>
+            <w:r>
+              <w:rPr>
+                <w:b w:val="0"/>
+                <w:i w:val="0"/>
+              </w:rPr>
+              <w:t>0.684</w:t>
+            </w:r>
+          </w:p>
+        </w:tc>
+        <w:tc>
+          <w:tcPr>
+            <w:tcW w:type="dxa" w:w="2232"/>
+          </w:tcPr>
+          <w:p>
+            <w:r/>
+            <w:r>
+              <w:rPr>
+                <w:b w:val="0"/>
+                <w:i w:val="0"/>
+              </w:rPr>
+              <w:t>—</w:t>
+            </w:r>
+          </w:p>
+        </w:tc>
+      </w:tr>
+      <w:tr>
+        <w:tc>
+          <w:tcPr>
+            <w:tcW w:type="dxa" w:w="2232"/>
+          </w:tcPr>
+          <w:p>
+            <w:r/>
+            <w:r>
+              <w:rPr>
+                <w:b w:val="0"/>
+                <w:i w:val="0"/>
+              </w:rPr>
+              <w:t>with the optimised production target</w:t>
+            </w:r>
+          </w:p>
+        </w:tc>
+        <w:tc>
+          <w:tcPr>
+            <w:tcW w:type="dxa" w:w="2232"/>
+          </w:tcPr>
+          <w:p>
+            <w:r/>
+            <w:r>
+              <w:rPr>
+                <w:b w:val="0"/>
+                <w:i w:val="0"/>
+              </w:rPr>
+              <w:t>98.7 MeV</w:t>
+            </w:r>
+          </w:p>
+        </w:tc>
+        <w:tc>
+          <w:tcPr>
+            <w:tcW w:type="dxa" w:w="2232"/>
+          </w:tcPr>
+          <w:p>
+            <w:r/>
+            <w:r>
+              <w:rPr>
+                <w:b w:val="0"/>
+                <w:i w:val="0"/>
+              </w:rPr>
+              <w:t>0.580</w:t>
+            </w:r>
+          </w:p>
+        </w:tc>
+        <w:tc>
+          <w:tcPr>
+            <w:tcW w:type="dxa" w:w="2232"/>
+          </w:tcPr>
+          <w:p>
+            <w:r/>
+            <w:r>
+              <w:rPr>
+                <w:b w:val="0"/>
+                <w:i w:val="0"/>
+              </w:rPr>
+              <w:t>—</w:t>
+            </w:r>
+          </w:p>
+        </w:tc>
+      </w:tr>
+      <w:tr>
+        <w:tc>
+          <w:tcPr>
+            <w:tcW w:type="dxa" w:w="2232"/>
+          </w:tcPr>
+          <w:p>
+            <w:r/>
+            <w:r>
+              <w:rPr>
+                <w:b/>
+                <w:i w:val="0"/>
+              </w:rPr>
+              <w:t>with all three alterations</w:t>
+            </w:r>
+          </w:p>
+        </w:tc>
+        <w:tc>
+          <w:tcPr>
+            <w:tcW w:type="dxa" w:w="2232"/>
+          </w:tcPr>
+          <w:p>
+            <w:r/>
+            <w:r>
+              <w:rPr>
+                <w:b/>
+                <w:i w:val="0"/>
+              </w:rPr>
+              <w:t>64.3 MeV</w:t>
+            </w:r>
+          </w:p>
+        </w:tc>
+        <w:tc>
+          <w:tcPr>
+            <w:tcW w:type="dxa" w:w="2232"/>
+          </w:tcPr>
+          <w:p>
+            <w:r/>
+            <w:r>
+              <w:rPr>
+                <w:b/>
+                <w:i w:val="0"/>
+              </w:rPr>
+              <w:t>0.469</w:t>
+            </w:r>
+          </w:p>
+        </w:tc>
+        <w:tc>
+          <w:tcPr>
+            <w:tcW w:type="dxa" w:w="2232"/>
+          </w:tcPr>
+          <w:p>
+            <w:r/>
+            <w:r>
+              <w:rPr>
+                <w:b/>
+                <w:i w:val="0"/>
+              </w:rPr>
+              <w:t>27.4 percent</w:t>
+            </w:r>
+          </w:p>
+        </w:tc>
+      </w:tr>
+    </w:tbl>
+    <w:p/>
+    <w:p>
+      <w:pPr>
+        <w:spacing w:before="160" w:after="200"/>
+        <w:ind w:left="461" w:right="259"/>
+      </w:pPr>
+      <w:r>
+        <w:rPr>
+          <w:b/>
+          <w:i w:val="0"/>
+        </w:rPr>
+        <w:t>Every one of those is deeply subcritical, and that is the result.</w:t>
+      </w:r>
+      <w:r>
+        <w:rPr>
+          <w:b w:val="0"/>
+          <w:i w:val="0"/>
+        </w:rPr>
+        <w:t xml:space="preserve"> For scale, an accelerator-driven subcritical system is designed around </w:t>
+      </w:r>
+      <w:r>
+        <w:rPr>
+          <w:rFonts w:ascii="Consolas" w:hAnsi="Consolas"/>
+          <w:b w:val="0"/>
+          <w:i w:val="0"/>
+          <w:sz w:val="19"/>
+        </w:rPr>
+        <w:t>k</w:t>
+      </w:r>
+      <w:r>
+        <w:rPr>
+          <w:b w:val="0"/>
+          <w:i w:val="0"/>
+        </w:rPr>
+        <w:t xml:space="preserve"> = 0.95, where the same relation returns 1310.3 MeV per source neutron, and a power reactor runs at unity. </w:t>
+      </w:r>
+      <w:r>
+        <w:rPr>
+          <w:b/>
+          <w:i w:val="0"/>
+        </w:rPr>
+        <w:t>The requirement is met at a `k` between 0.469 and 0.770</w:t>
+      </w:r>
+      <w:r>
+        <w:rPr>
+          <w:b w:val="0"/>
+          <w:i w:val="0"/>
+        </w:rPr>
+        <w:t xml:space="preserve"> — far below the ADS design point and further below criticality, which is a safety margin as well as an engineering one. </w:t>
+      </w:r>
+      <w:r>
+        <w:rPr>
+          <w:b/>
+          <w:i w:val="0"/>
+        </w:rPr>
+        <w:t>A self-sustaining power source exists in these numbers, it returns its energy as heat with nothing leaving the device, and it does not require an advance on anything.</w:t>
+      </w:r>
+    </w:p>
+    <w:p>
+      <w:r>
+        <w:rPr>
+          <w:b/>
+          <w:i w:val="0"/>
+        </w:rPr>
+        <w:t>Two things travel with that, and both are said here rather than left to a reader.</w:t>
+      </w:r>
+    </w:p>
+    <w:p>
+      <w:r>
+        <w:rPr>
+          <w:b/>
+          <w:i w:val="0"/>
+        </w:rPr>
+        <w:t>The fusion supplies a minority of the energy.</w:t>
+      </w:r>
+      <w:r>
+        <w:rPr>
+          <w:b w:val="0"/>
+          <w:i w:val="0"/>
+        </w:rPr>
+        <w:t xml:space="preserve"> At the least demanding configuration it is 27.4 percent; at the most demanding, 7.5 percent. What the fusion supplies in full is the </w:t>
+      </w:r>
+      <w:r>
+        <w:rPr>
+          <w:b/>
+          <w:i w:val="0"/>
+        </w:rPr>
+        <w:t>neutrons</w:t>
+      </w:r>
+      <w:r>
+        <w:rPr>
+          <w:b w:val="0"/>
+          <w:i w:val="0"/>
+        </w:rPr>
+        <w:t xml:space="preserve"> — every one of them, at 14.1 MeV, which is the energy at which they drive fast fission in fertile material that a fission spectrum does not reach. </w:t>
+      </w:r>
+      <w:r>
+        <w:rPr>
+          <w:b/>
+          <w:i w:val="0"/>
+        </w:rPr>
+        <w:t>The device is a fusion-driven subcritical fission reactor</w:t>
+      </w:r>
+      <w:r>
+        <w:rPr>
+          <w:b w:val="0"/>
+          <w:i w:val="0"/>
+        </w:rPr>
+        <w:t>, and calling it a fusion power plant would be false. It is a self-sustaining power source on this paper's own criterion, which is the criterion that was asked for: it returns more energy than the beam that drives it, as heat, on site.</w:t>
+      </w:r>
+    </w:p>
+    <w:p>
+      <w:r>
+        <w:rPr>
+          <w:b/>
+          <w:i w:val="0"/>
+        </w:rPr>
+        <w:t>And the deciding comparison for a builder is not made here.</w:t>
+      </w:r>
+      <w:r>
+        <w:rPr>
+          <w:b w:val="0"/>
+          <w:i w:val="0"/>
+        </w:rPr>
+        <w:t xml:space="preserve"> The same beam spent on a </w:t>
+      </w:r>
+      <w:r>
+        <w:rPr>
+          <w:b/>
+          <w:i w:val="0"/>
+        </w:rPr>
+        <w:t>spallation</w:t>
+      </w:r>
+      <w:r>
+        <w:rPr>
+          <w:b w:val="0"/>
+          <w:i w:val="0"/>
+        </w:rPr>
+        <w:t>-driven subcritical system would also multiply, and this paper does not compare the two. §11 records that as unmade and §10 Stage D is where it would be settled, on one apparatus, because it is the same beam and the same blanket with the fuel cell in and out.</w:t>
+      </w:r>
+    </w:p>
+    <w:p>
+      <w:pPr>
+        <w:spacing w:before="240" w:after="80"/>
+      </w:pPr>
+      <w:r>
+        <w:rPr>
+          <w:b/>
+          <w:sz w:val="23"/>
+        </w:rPr>
+        <w:t>9.3 How the specification is measured</w:t>
+      </w:r>
+    </w:p>
+    <w:p>
+      <w:r>
+        <w:rPr>
+          <w:b/>
+          <w:i w:val="0"/>
+        </w:rPr>
+        <w:t>The quantity the specification names is `k`, and `k` is measured rather than computed.</w:t>
+      </w:r>
+      <w:r>
+        <w:rPr>
+          <w:b w:val="0"/>
+          <w:i w:val="0"/>
+        </w:rPr>
+        <w:t xml:space="preserve"> It is one of the oldest measurements in reactor physics and it is made on subcritical assemblies as a matter of routine, by at least three methods that share no instrument:</w:t>
+      </w:r>
+    </w:p>
+    <w:p>
+      <w:pPr>
+        <w:pStyle w:val="ListNumber"/>
+      </w:pPr>
+      <w:r>
+        <w:rPr>
+          <w:b/>
+          <w:i w:val="0"/>
+        </w:rPr>
+        <w:t>Pulsed-neutron, by the Sjöstrand area method.</w:t>
+      </w:r>
+      <w:r>
+        <w:rPr>
+          <w:b w:val="0"/>
+          <w:i w:val="0"/>
+        </w:rPr>
+        <w:t xml:space="preserve"> Pulse the assembly and separate the prompt decay from the delayed background in the detector's time spectrum; their area ratio gives reactivity in dollars directly, with no calibration of detector efficiency.</w:t>
+      </w:r>
+    </w:p>
+    <w:p>
+      <w:pPr>
+        <w:pStyle w:val="ListNumber"/>
+      </w:pPr>
+      <w:r>
+        <w:rPr>
+          <w:b/>
+          <w:i w:val="0"/>
+        </w:rPr>
+        <w:t>Source jerk.</w:t>
+      </w:r>
+      <w:r>
+        <w:rPr>
+          <w:b w:val="0"/>
+          <w:i w:val="0"/>
+        </w:rPr>
+        <w:t xml:space="preserve"> Withdraw the source from a steady subcritical state and read the prompt drop against the delayed-neutron plateau.</w:t>
+      </w:r>
+    </w:p>
+    <w:p>
+      <w:pPr>
+        <w:pStyle w:val="ListNumber"/>
+      </w:pPr>
+      <w:r>
+        <w:rPr>
+          <w:b/>
+          <w:i w:val="0"/>
+        </w:rPr>
+        <w:t>Noise, by Rossi-α or Feynman-α.</w:t>
+      </w:r>
+      <w:r>
+        <w:rPr>
+          <w:b w:val="0"/>
+          <w:i w:val="0"/>
+        </w:rPr>
+        <w:t xml:space="preserve"> Read the prompt decay constant from the correlation in the detector counts alone, with no perturbation of the assembly at all.</w:t>
+      </w:r>
+    </w:p>
+    <w:p>
+      <w:r>
+        <w:rPr>
+          <w:b/>
+          <w:i w:val="0"/>
+        </w:rPr>
+        <w:t>Two of those must agree.</w:t>
+      </w:r>
+      <w:r>
+        <w:rPr>
+          <w:b w:val="0"/>
+          <w:i w:val="0"/>
+        </w:rPr>
+        <w:t xml:space="preserve"> The rule §8.4 applies to sticking applies here for the same reason: a disagreement between two methods that share no calibration is a refusal, not an average.</w:t>
+      </w:r>
+    </w:p>
+    <w:p>
+      <w:r>
+        <w:rPr>
+          <w:b/>
+          <w:i w:val="0"/>
+        </w:rPr>
+        <w:t>The prediction is committed in advance.</w:t>
+      </w:r>
+      <w:r>
+        <w:rPr>
+          <w:b w:val="0"/>
+          <w:i w:val="0"/>
+        </w:rPr>
+        <w:t xml:space="preserve"> For a blanket built to the specification above, the measured </w:t>
+      </w:r>
+      <w:r>
+        <w:rPr>
+          <w:rFonts w:ascii="Consolas" w:hAnsi="Consolas"/>
+          <w:b w:val="0"/>
+          <w:i w:val="0"/>
+          <w:sz w:val="19"/>
+        </w:rPr>
+        <w:t>k</w:t>
+      </w:r>
+      <w:r>
+        <w:rPr>
+          <w:b w:val="0"/>
+          <w:i w:val="0"/>
+        </w:rPr>
+        <w:t xml:space="preserve"> must lie between 0.469 and 0.770 according to which alterations the machine carries, and the energy multiplication read from the assembly's own heat balance must agree with </w:t>
+      </w:r>
+      <w:r>
+        <w:rPr>
+          <w:rFonts w:ascii="Consolas" w:hAnsi="Consolas"/>
+          <w:b w:val="0"/>
+          <w:i w:val="0"/>
+          <w:sz w:val="19"/>
+        </w:rPr>
+        <w:t>F = k/(ν(1 − k))</w:t>
+      </w:r>
+      <w:r>
+        <w:rPr>
+          <w:b w:val="0"/>
+          <w:i w:val="0"/>
+        </w:rPr>
+        <w:t xml:space="preserve"> at the </w:t>
+      </w:r>
+      <w:r>
+        <w:rPr>
+          <w:rFonts w:ascii="Consolas" w:hAnsi="Consolas"/>
+          <w:b w:val="0"/>
+          <w:i w:val="0"/>
+          <w:sz w:val="19"/>
+        </w:rPr>
+        <w:t>ν</w:t>
+      </w:r>
+      <w:r>
+        <w:rPr>
+          <w:b w:val="0"/>
+          <w:i w:val="0"/>
+        </w:rPr>
+        <w:t xml:space="preserve"> of its fuel. </w:t>
+      </w:r>
+      <w:r>
+        <w:rPr>
+          <w:b/>
+          <w:i w:val="0"/>
+        </w:rPr>
+        <w:t>A measured `k` below 0.469 falsifies the power-source configuration</w:t>
+      </w:r>
+      <w:r>
+        <w:rPr>
+          <w:b w:val="0"/>
+          <w:i w:val="0"/>
+        </w:rPr>
+        <w:t xml:space="preserve"> and leaves the bred-fuel route of §5.4 standing, which needs no fission at all.</w:t>
+      </w:r>
+    </w:p>
+    <w:p>
+      <w:pPr>
+        <w:spacing w:before="240" w:after="80"/>
+      </w:pPr>
+      <w:r>
+        <w:rPr>
+          <w:b/>
+          <w:sz w:val="23"/>
+        </w:rPr>
+        <w:t>9.4 But the binder does not have to be bought</w:t>
       </w:r>
     </w:p>
     <w:p>
@@ -7329,7 +9013,7 @@
           <w:b/>
           <w:sz w:val="23"/>
         </w:rPr>
-        <w:t>9.3 What that returns, at the capture actually reachable</w:t>
+        <w:t>9.5 What that returns, at the capture actually reachable</w:t>
       </w:r>
     </w:p>
     <w:p>
@@ -7681,7 +9365,7 @@
         <w:drawing>
           <wp:inline xmlns:a="http://schemas.openxmlformats.org/drawingml/2006/main" xmlns:pic="http://schemas.openxmlformats.org/drawingml/2006/picture">
             <wp:extent cx="5486400" cy="2740869"/>
-            <wp:docPr id="8" name="Picture 8"/>
+            <wp:docPr id="9" name="Picture 9"/>
             <wp:cNvGraphicFramePr>
               <a:graphicFrameLocks noChangeAspect="1"/>
             </wp:cNvGraphicFramePr>
@@ -7693,7 +9377,7 @@
                     <pic:cNvPicPr/>
                   </pic:nvPicPr>
                   <pic:blipFill>
-                    <a:blip r:embed="rId15"/>
+                    <a:blip r:embed="rId16"/>
                     <a:stretch>
                       <a:fillRect/>
                     </a:stretch>
@@ -7762,7 +9446,7 @@
           <w:b/>
           <w:sz w:val="23"/>
         </w:rPr>
-        <w:t>9.4 And it dissolves the flux gap</w:t>
+        <w:t>9.6 And it dissolves the flux gap</w:t>
       </w:r>
     </w:p>
     <w:p>
@@ -7915,7 +9599,7 @@
           <w:b/>
           <w:sz w:val="23"/>
         </w:rPr>
-        <w:t>9.5 Committed predictions for the net-positive run</w:t>
+        <w:t>9.7 Committed predictions for the net-positive run</w:t>
       </w:r>
     </w:p>
     <w:p>
@@ -8314,7 +9998,7 @@
           <w:b w:val="0"/>
           <w:i w:val="0"/>
         </w:rPr>
-        <w:t xml:space="preserve"> The net-positive configuration of §9, on a spallation driver already running, against the committed predictions of §9.5.</w:t>
+        <w:t xml:space="preserve"> The net-positive configuration of §9, on a spallation driver already running, against the committed predictions of §9.7.</w:t>
       </w:r>
     </w:p>
     <w:p>
@@ -8371,7 +10055,7 @@
           <w:b w:val="0"/>
           <w:i w:val="0"/>
         </w:rPr>
-        <w:t>Each item below is a limit on what the foregoing establishes. None of them is resolved by argument in this paper, and where a measurement would settle one, that measurement is named. §13.9 lists the three that bear most directly on the results.</w:t>
+        <w:t>Each item below is a limit on what the foregoing establishes. None of them is resolved by argument in this paper, and where a measurement would settle one, that measurement is named. §13.10 lists the three that bear most directly on the results.</w:t>
       </w:r>
     </w:p>
     <w:p>
@@ -8771,14 +10455,33 @@
           <w:b/>
           <w:i w:val="0"/>
         </w:rPr>
-        <w:t>No heat form and no work form is self-sustaining</w:t>
-      </w:r>
-      <w:r>
-        <w:rPr>
-          <w:b w:val="0"/>
-          <w:i w:val="0"/>
-        </w:rPr>
-        <w:t xml:space="preserve"> in any configuration this paper can construct. The largest either reaches is 0.513, granting the optimised production target, the wider bore, the wider stopping window and an unreached fuel density all at once.</w:t>
+        <w:t>No heat form and no work form is self-sustaining on a non-fissioning blanket</w:t>
+      </w:r>
+      <w:r>
+        <w:rPr>
+          <w:b w:val="0"/>
+          <w:i w:val="0"/>
+        </w:rPr>
+        <w:t>, in any configuration this paper can construct. The largest either reaches is 0.513, granting the optimised production target, the wider bore, the wider stopping window and an unreached fuel density all at once.</w:t>
+      </w:r>
+    </w:p>
+    <w:p>
+      <w:pPr>
+        <w:pStyle w:val="ListNumber"/>
+      </w:pPr>
+      <w:r>
+        <w:rPr>
+          <w:b/>
+          <w:i w:val="0"/>
+        </w:rPr>
+        <w:t>Two of the balance's four terms are closed above by physics rather than by engineering</w:t>
+      </w:r>
+      <w:r>
+        <w:rPr>
+          <w:b w:val="0"/>
+          <w:i w:val="0"/>
+        </w:rPr>
+        <w:t xml:space="preserve"> — the service life at 198 cycles by the sticking, and the collection at unity because it is a fraction — so a self-sustaining power source is a statement about what a fusion is worth, and about nothing else. §9.2 solves it.</w:t>
       </w:r>
     </w:p>
     <w:p>
@@ -8799,7 +10502,76 @@
           <w:b/>
           <w:i w:val="0"/>
         </w:rPr>
-        <w:t>One configuration returns more energy than it costs, and it is bred fuel at the measured cycle count.</w:t>
+        <w:t>Two configurations return more energy than they cost. The first is a power source and the second is a breeder, and they are not the same claim.</w:t>
+      </w:r>
+    </w:p>
+    <w:p>
+      <w:r>
+        <w:rPr>
+          <w:b/>
+          <w:i w:val="0"/>
+        </w:rPr>
+        <w:t>The power source.</w:t>
+      </w:r>
+      <w:r>
+        <w:rPr>
+          <w:b w:val="0"/>
+          <w:i w:val="0"/>
+        </w:rPr>
+        <w:t xml:space="preserve"> Setting the balance to unity and solving, the value recovered per fusion must reach 152.7 MeV with both collector alterations, or 64.3 MeV with the optimised production target as well. A non-fissioning blanket cannot supply that. A </w:t>
+      </w:r>
+      <w:r>
+        <w:rPr>
+          <w:b/>
+          <w:i w:val="0"/>
+        </w:rPr>
+        <w:t>subcritical</w:t>
+      </w:r>
+      <w:r>
+        <w:rPr>
+          <w:b w:val="0"/>
+          <w:i w:val="0"/>
+        </w:rPr>
+        <w:t xml:space="preserve"> blanket driven by the same fusion neutrons supplies it at a multiplication factor between 0.469 and 0.770 — deeply subcritical, against 0.95 for an accelerator-driven system and unity for a power reactor. </w:t>
+      </w:r>
+      <w:r>
+        <w:rPr>
+          <w:b/>
+          <w:i w:val="0"/>
+        </w:rPr>
+        <w:t>The energy is heat, recovered on site, with nothing leaving the device.</w:t>
+      </w:r>
+      <w:r>
+        <w:rPr>
+          <w:b w:val="0"/>
+          <w:i w:val="0"/>
+        </w:rPr>
+        <w:t xml:space="preserve"> The fusion supplies between 7.5 percent and 27.4 percent of it and all of the neutrons, so the device is a fusion-driven subcritical fission reactor rather than a fusion power plant, and §9.2 says so in those words. What is unwitnessed is the assembly; the quantity it turns on is </w:t>
+      </w:r>
+      <w:r>
+        <w:rPr>
+          <w:rFonts w:ascii="Consolas" w:hAnsi="Consolas"/>
+          <w:b w:val="0"/>
+          <w:i w:val="0"/>
+          <w:sz w:val="19"/>
+        </w:rPr>
+        <w:t>k</w:t>
+      </w:r>
+      <w:r>
+        <w:rPr>
+          <w:b w:val="0"/>
+          <w:i w:val="0"/>
+        </w:rPr>
+        <w:t>, which §9.3 measures by three routes that share no instrument.</w:t>
+      </w:r>
+    </w:p>
+    <w:p>
+      <w:r>
+        <w:rPr>
+          <w:b/>
+          <w:i w:val="0"/>
+        </w:rPr>
+        <w:t>The breeder, which needs no fission at all.</w:t>
       </w:r>
       <w:r>
         <w:rPr>
@@ -10734,7 +12506,7 @@
         <w:drawing>
           <wp:inline xmlns:a="http://schemas.openxmlformats.org/drawingml/2006/main" xmlns:pic="http://schemas.openxmlformats.org/drawingml/2006/picture">
             <wp:extent cx="3460652" cy="626012"/>
-            <wp:docPr id="9" name="Picture 9"/>
+            <wp:docPr id="10" name="Picture 10"/>
             <wp:cNvGraphicFramePr>
               <a:graphicFrameLocks noChangeAspect="1"/>
             </wp:cNvGraphicFramePr>
@@ -10746,7 +12518,7 @@
                     <pic:cNvPicPr/>
                   </pic:nvPicPr>
                   <pic:blipFill>
-                    <a:blip r:embed="rId16"/>
+                    <a:blip r:embed="rId17"/>
                     <a:stretch>
                       <a:fillRect/>
                     </a:stretch>
@@ -11349,7 +13121,7 @@
         <w:drawing>
           <wp:inline xmlns:a="http://schemas.openxmlformats.org/drawingml/2006/main" xmlns:pic="http://schemas.openxmlformats.org/drawingml/2006/picture">
             <wp:extent cx="3393830" cy="583809"/>
-            <wp:docPr id="10" name="Picture 10"/>
+            <wp:docPr id="11" name="Picture 11"/>
             <wp:cNvGraphicFramePr>
               <a:graphicFrameLocks noChangeAspect="1"/>
             </wp:cNvGraphicFramePr>
@@ -11361,7 +13133,7 @@
                     <pic:cNvPicPr/>
                   </pic:nvPicPr>
                   <pic:blipFill>
-                    <a:blip r:embed="rId17"/>
+                    <a:blip r:embed="rId18"/>
                     <a:stretch>
                       <a:fillRect/>
                     </a:stretch>
@@ -11873,7 +13645,273 @@
           <w:b/>
           <w:sz w:val="23"/>
         </w:rPr>
-        <w:t>13.9 What is not proved</w:t>
+        <w:t>13.9 The subcritical blanket</w:t>
+      </w:r>
+    </w:p>
+    <w:p>
+      <w:r>
+        <w:rPr>
+          <w:b/>
+          <w:i w:val="0"/>
+        </w:rPr>
+        <w:t>Proposition 10 (the energy a subcritical assembly returns per source neutron).</w:t>
+      </w:r>
+      <w:r>
+        <w:rPr>
+          <w:b w:val="0"/>
+          <w:i w:val="0"/>
+        </w:rPr>
+        <w:t xml:space="preserve"> </w:t>
+      </w:r>
+      <w:r>
+        <w:rPr>
+          <w:b w:val="0"/>
+          <w:i/>
+        </w:rPr>
+        <w:t>In an assembly of multiplication factor</w:t>
+      </w:r>
+      <w:r>
+        <w:rPr>
+          <w:b w:val="0"/>
+          <w:i w:val="0"/>
+        </w:rPr>
+        <w:t xml:space="preserve"> k &lt; 1 </w:t>
+      </w:r>
+      <w:r>
+        <w:rPr>
+          <w:b w:val="0"/>
+          <w:i/>
+        </w:rPr>
+        <w:t>driven by an external neutron source, the fissions per source neutron and the energy they release are</w:t>
+      </w:r>
+    </w:p>
+    <w:p>
+      <w:pPr>
+        <w:spacing w:before="120" w:after="160"/>
+        <w:jc w:val="center"/>
+      </w:pPr>
+      <w:r>
+        <w:drawing>
+          <wp:inline xmlns:a="http://schemas.openxmlformats.org/drawingml/2006/main" xmlns:pic="http://schemas.openxmlformats.org/drawingml/2006/picture">
+            <wp:extent cx="2644726" cy="643596"/>
+            <wp:docPr id="12" name="Picture 12"/>
+            <wp:cNvGraphicFramePr>
+              <a:graphicFrameLocks noChangeAspect="1"/>
+            </wp:cNvGraphicFramePr>
+            <a:graphic>
+              <a:graphicData uri="http://schemas.openxmlformats.org/drawingml/2006/picture">
+                <pic:pic>
+                  <pic:nvPicPr>
+                    <pic:cNvPr id="0" name="eq-4852c3250749.png"/>
+                    <pic:cNvPicPr/>
+                  </pic:nvPicPr>
+                  <pic:blipFill>
+                    <a:blip r:embed="rId19"/>
+                    <a:stretch>
+                      <a:fillRect/>
+                    </a:stretch>
+                  </pic:blipFill>
+                  <pic:spPr>
+                    <a:xfrm>
+                      <a:off x="0" y="0"/>
+                      <a:ext cx="2644726" cy="643596"/>
+                    </a:xfrm>
+                    <a:prstGeom prst="rect"/>
+                  </pic:spPr>
+                </pic:pic>
+              </a:graphicData>
+            </a:graphic>
+          </wp:inline>
+        </w:drawing>
+      </w:r>
+    </w:p>
+    <w:p>
+      <w:r>
+        <w:rPr>
+          <w:b w:val="0"/>
+          <w:i/>
+        </w:rPr>
+        <w:t>with</w:t>
+      </w:r>
+      <w:r>
+        <w:rPr>
+          <w:b w:val="0"/>
+          <w:i w:val="0"/>
+        </w:rPr>
+        <w:t xml:space="preserve"> ν </w:t>
+      </w:r>
+      <w:r>
+        <w:rPr>
+          <w:b w:val="0"/>
+          <w:i/>
+        </w:rPr>
+        <w:t>the neutrons released per fission and</w:t>
+      </w:r>
+      <w:r>
+        <w:rPr>
+          <w:b w:val="0"/>
+          <w:i w:val="0"/>
+        </w:rPr>
+        <w:t xml:space="preserve"> E_f </w:t>
+      </w:r>
+      <w:r>
+        <w:rPr>
+          <w:b w:val="0"/>
+          <w:i/>
+        </w:rPr>
+        <w:t>the energy released per fission.</w:t>
+      </w:r>
+    </w:p>
+    <w:p>
+      <w:r>
+        <w:rPr>
+          <w:b w:val="0"/>
+          <w:i/>
+        </w:rPr>
+        <w:t>Derivation.</w:t>
+      </w:r>
+      <w:r>
+        <w:rPr>
+          <w:b w:val="0"/>
+          <w:i w:val="0"/>
+        </w:rPr>
+        <w:t xml:space="preserve"> Let one source neutron enter the assembly. Each generation of neutrons produces </w:t>
+      </w:r>
+      <w:r>
+        <w:rPr>
+          <w:rFonts w:ascii="Consolas" w:hAnsi="Consolas"/>
+          <w:b w:val="0"/>
+          <w:i w:val="0"/>
+          <w:sz w:val="19"/>
+        </w:rPr>
+        <w:t>k</w:t>
+      </w:r>
+      <w:r>
+        <w:rPr>
+          <w:b w:val="0"/>
+          <w:i w:val="0"/>
+        </w:rPr>
+        <w:t xml:space="preserve"> times as many as the one before it, so the total number in circulation over all generations is the geometric sum Σ_i ≥ 0 k^i = 1/(1-k), which converges precisely because the assembly is subcritical. One of those is the source neutron itself, so 1/(1-k) - 1 = k/(1-k) were born in fission. Each fission releases ν neutrons, so the number of fissions is that count divided by ν, which is F; and each releases E_f. ∎</w:t>
+      </w:r>
+    </w:p>
+    <w:p>
+      <w:r>
+        <w:rPr>
+          <w:b/>
+          <w:i w:val="0"/>
+        </w:rPr>
+        <w:t>Corollary 10.1 (the inversion).</w:t>
+      </w:r>
+      <w:r>
+        <w:rPr>
+          <w:b w:val="0"/>
+          <w:i w:val="0"/>
+        </w:rPr>
+        <w:t xml:space="preserve"> </w:t>
+      </w:r>
+      <w:r>
+        <w:rPr>
+          <w:b w:val="0"/>
+          <w:i/>
+        </w:rPr>
+        <w:t>The multiplication factor required to return a given energy per source neutron is</w:t>
+      </w:r>
+      <w:r>
+        <w:rPr>
+          <w:b w:val="0"/>
+          <w:i w:val="0"/>
+        </w:rPr>
+        <w:t xml:space="preserve"> k = r/(1+r) </w:t>
+      </w:r>
+      <w:r>
+        <w:rPr>
+          <w:b w:val="0"/>
+          <w:i/>
+        </w:rPr>
+        <w:t>with</w:t>
+      </w:r>
+      <w:r>
+        <w:rPr>
+          <w:b w:val="0"/>
+          <w:i w:val="0"/>
+        </w:rPr>
+        <w:t xml:space="preserve"> r = E\,ν/E_f, </w:t>
+      </w:r>
+      <w:r>
+        <w:rPr>
+          <w:b w:val="0"/>
+          <w:i/>
+        </w:rPr>
+        <w:t>and it is below unity for every finite</w:t>
+      </w:r>
+      <w:r>
+        <w:rPr>
+          <w:b w:val="0"/>
+          <w:i w:val="0"/>
+        </w:rPr>
+        <w:t xml:space="preserve"> E. This is what §9.2 solves, and the fact that it is below unity for any finite requirement is why the question is how far below rather than whether.</w:t>
+      </w:r>
+    </w:p>
+    <w:p>
+      <w:pPr>
+        <w:spacing w:before="160" w:after="200"/>
+        <w:ind w:left="461" w:right="259"/>
+      </w:pPr>
+      <w:r>
+        <w:rPr>
+          <w:b/>
+          <w:i w:val="0"/>
+        </w:rPr>
+        <w:t>What Proposition 10 does not carry.</w:t>
+      </w:r>
+      <w:r>
+        <w:rPr>
+          <w:b w:val="0"/>
+          <w:i w:val="0"/>
+        </w:rPr>
+        <w:t xml:space="preserve"> It is a point-kinetics statement: it assumes one multiplication factor for the whole assembly and takes no account of where the source sits in it, of leakage, or of the spectrum. A real blanket's source is central and its neutrons enter at 14.1 MeV rather than at a fission spectrum's mean, both of which raise the yield above this estimate for the same </w:t>
+      </w:r>
+      <w:r>
+        <w:rPr>
+          <w:rFonts w:ascii="Consolas" w:hAnsi="Consolas"/>
+          <w:b w:val="0"/>
+          <w:i w:val="0"/>
+          <w:sz w:val="19"/>
+        </w:rPr>
+        <w:t>k</w:t>
+      </w:r>
+      <w:r>
+        <w:rPr>
+          <w:b w:val="0"/>
+          <w:i w:val="0"/>
+        </w:rPr>
+        <w:t xml:space="preserve">. </w:t>
+      </w:r>
+      <w:r>
+        <w:rPr>
+          <w:b/>
+          <w:i w:val="0"/>
+        </w:rPr>
+        <w:t>The proposition is therefore used here as a requirement and not as a prediction</w:t>
+      </w:r>
+      <w:r>
+        <w:rPr>
+          <w:b w:val="0"/>
+          <w:i w:val="0"/>
+        </w:rPr>
+        <w:t>, and §9.3 states the measurement that would replace it.</w:t>
+      </w:r>
+    </w:p>
+    <w:p>
+      <w:pPr>
+        <w:spacing w:before="240" w:after="80"/>
+      </w:pPr>
+      <w:r>
+        <w:rPr>
+          <w:b/>
+          <w:sz w:val="23"/>
+        </w:rPr>
+        <w:t>13.10 What is not proved</w:t>
       </w:r>
     </w:p>
     <w:p>

--- a/papers/out/Cold_Fusion_v1.0.docx
+++ b/papers/out/Cold_Fusion_v1.0.docx
@@ -8477,7 +8477,7 @@
           <w:b/>
           <w:i w:val="0"/>
         </w:rPr>
-        <w:t>And the deciding comparison for a builder is not made here.</w:t>
+        <w:t>And the comparison a builder will ask for first is made, in §9.4.</w:t>
       </w:r>
       <w:r>
         <w:rPr>
@@ -8498,7 +8498,21 @@
           <w:b w:val="0"/>
           <w:i w:val="0"/>
         </w:rPr>
-        <w:t>-driven subcritical system would also multiply, and this paper does not compare the two. §11 records that as unmade and §10 Stage D is where it would be settled, on one apparatus, because it is the same beam and the same blanket with the fuel cell in and out.</w:t>
+        <w:t xml:space="preserve">-driven subcritical system would also multiply, and the answer turns out to rest on the structure rather than on the arithmetic: the muon channel is </w:t>
+      </w:r>
+      <w:r>
+        <w:rPr>
+          <w:b w:val="0"/>
+          <w:i/>
+        </w:rPr>
+        <w:t>additive</w:t>
+      </w:r>
+      <w:r>
+        <w:rPr>
+          <w:b w:val="0"/>
+          <w:i w:val="0"/>
+        </w:rPr>
+        <w:t xml:space="preserve"> to spallation rather than an alternative to it, because the same protons make both in the same target. What it can cost is the target's own yield, and §9.4 states how much of that it may cost before it stops paying.</w:t>
       </w:r>
     </w:p>
     <w:p>
@@ -8689,7 +8703,486 @@
           <w:b/>
           <w:sz w:val="23"/>
         </w:rPr>
-        <w:t>9.4 But the binder does not have to be bought</w:t>
+        <w:t>9.4 Against spallation on the same beam</w:t>
+      </w:r>
+    </w:p>
+    <w:p>
+      <w:r>
+        <w:rPr>
+          <w:b w:val="0"/>
+          <w:i w:val="0"/>
+        </w:rPr>
+        <w:t xml:space="preserve">A reader who has followed §9.2 will ask the obvious question, and it is the right one: </w:t>
+      </w:r>
+      <w:r>
+        <w:rPr>
+          <w:b/>
+          <w:i w:val="0"/>
+        </w:rPr>
+        <w:t>the same protons could drive a subcritical blanket by spallation alone, without any of this.</w:t>
+      </w:r>
+      <w:r>
+        <w:rPr>
+          <w:b w:val="0"/>
+          <w:i w:val="0"/>
+        </w:rPr>
+        <w:t xml:space="preserve"> Why buy a capture solenoid, a fuel cell and a tritium inventory to make neutrons a spallation target makes for nothing?</w:t>
+      </w:r>
+    </w:p>
+    <w:p>
+      <w:r>
+        <w:rPr>
+          <w:b/>
+          <w:i w:val="0"/>
+        </w:rPr>
+        <w:t>The question has a structure worth stating before any number is put to it.</w:t>
+      </w:r>
+      <w:r>
+        <w:rPr>
+          <w:b w:val="0"/>
+          <w:i w:val="0"/>
+        </w:rPr>
+        <w:t xml:space="preserve"> The muon channel does not </w:t>
+      </w:r>
+      <w:r>
+        <w:rPr>
+          <w:b w:val="0"/>
+          <w:i/>
+        </w:rPr>
+        <w:t>replace</w:t>
+      </w:r>
+      <w:r>
+        <w:rPr>
+          <w:b w:val="0"/>
+          <w:i w:val="0"/>
+        </w:rPr>
+        <w:t xml:space="preserve"> spallation. The same protons strike the same target and make </w:t>
+      </w:r>
+      <w:r>
+        <w:rPr>
+          <w:b/>
+          <w:i w:val="0"/>
+        </w:rPr>
+        <w:t>both</w:t>
+      </w:r>
+      <w:r>
+        <w:rPr>
+          <w:b w:val="0"/>
+          <w:i w:val="0"/>
+        </w:rPr>
+        <w:t xml:space="preserve"> — pions and spallation neutrons, in the same collisions, as §9.2's whole argument depends on. So the muon channel is </w:t>
+      </w:r>
+      <w:r>
+        <w:rPr>
+          <w:b/>
+          <w:i w:val="0"/>
+        </w:rPr>
+        <w:t>additive in neutrons</w:t>
+      </w:r>
+      <w:r>
+        <w:rPr>
+          <w:b w:val="0"/>
+          <w:i w:val="0"/>
+        </w:rPr>
+        <w:t xml:space="preserve">, and there is no </w:t>
+      </w:r>
+      <w:r>
+        <w:rPr>
+          <w:b w:val="0"/>
+          <w:i/>
+        </w:rPr>
+        <w:t>instead</w:t>
+      </w:r>
+      <w:r>
+        <w:rPr>
+          <w:b w:val="0"/>
+          <w:i w:val="0"/>
+        </w:rPr>
+        <w:t xml:space="preserve"> to price. Adding it cannot reduce what spallation already delivers.</w:t>
+      </w:r>
+    </w:p>
+    <w:p>
+      <w:r>
+        <w:rPr>
+          <w:b/>
+          <w:i w:val="0"/>
+        </w:rPr>
+        <w:t>What it can reduce is the target.</w:t>
+      </w:r>
+      <w:r>
+        <w:rPr>
+          <w:b w:val="0"/>
+          <w:i w:val="0"/>
+        </w:rPr>
+        <w:t xml:space="preserve"> A target the pions can escape from is narrow — §7.3's transparency argument fixes its radius, and the machine's bore constrains it further — and a narrow target is a poorer spallation source than the thick one a facility would otherwise choose. </w:t>
+      </w:r>
+      <w:r>
+        <w:rPr>
+          <w:b/>
+          <w:i w:val="0"/>
+        </w:rPr>
+        <w:t>That is the whole of the trade</w:t>
+      </w:r>
+      <w:r>
+        <w:rPr>
+          <w:b w:val="0"/>
+          <w:i w:val="0"/>
+        </w:rPr>
+        <w:t>, and it reduces to a single question: how much spallation yield does transparency cost?</w:t>
+      </w:r>
+    </w:p>
+    <w:p>
+      <w:r>
+        <w:rPr>
+          <w:b w:val="0"/>
+          <w:i w:val="0"/>
+        </w:rPr>
+        <w:t xml:space="preserve">Set the two side by side. A spallation-optimised target returns </w:t>
+      </w:r>
+      <w:r>
+        <w:rPr>
+          <w:rFonts w:ascii="Consolas" w:hAnsi="Consolas"/>
+          <w:b w:val="0"/>
+          <w:i w:val="0"/>
+          <w:sz w:val="19"/>
+        </w:rPr>
+        <w:t>Y</w:t>
+      </w:r>
+      <w:r>
+        <w:rPr>
+          <w:b w:val="0"/>
+          <w:i w:val="0"/>
+        </w:rPr>
+        <w:t xml:space="preserve"> neutrons per proton. A pion-transparent one returns </w:t>
+      </w:r>
+      <w:r>
+        <w:rPr>
+          <w:rFonts w:ascii="Consolas" w:hAnsi="Consolas"/>
+          <w:b w:val="0"/>
+          <w:i w:val="0"/>
+          <w:sz w:val="19"/>
+        </w:rPr>
+        <w:t>Y(1 − f)</w:t>
+      </w:r>
+      <w:r>
+        <w:rPr>
+          <w:b w:val="0"/>
+          <w:i w:val="0"/>
+        </w:rPr>
+        <w:t>, and adds the muon channel's fusion neutrons on top. The muon channel is a net gain whenever</w:t>
+      </w:r>
+    </w:p>
+    <w:p>
+      <w:pPr>
+        <w:spacing w:before="120" w:after="160"/>
+        <w:jc w:val="center"/>
+      </w:pPr>
+      <w:r>
+        <w:drawing>
+          <wp:inline xmlns:a="http://schemas.openxmlformats.org/drawingml/2006/main" xmlns:pic="http://schemas.openxmlformats.org/drawingml/2006/picture">
+            <wp:extent cx="2778369" cy="608427"/>
+            <wp:docPr id="9" name="Picture 9"/>
+            <wp:cNvGraphicFramePr>
+              <a:graphicFrameLocks noChangeAspect="1"/>
+            </wp:cNvGraphicFramePr>
+            <a:graphic>
+              <a:graphicData uri="http://schemas.openxmlformats.org/drawingml/2006/picture">
+                <pic:pic>
+                  <pic:nvPicPr>
+                    <pic:cNvPr id="0" name="eq-0ca8e02a1519.png"/>
+                    <pic:cNvPicPr/>
+                  </pic:nvPicPr>
+                  <pic:blipFill>
+                    <a:blip r:embed="rId16"/>
+                    <a:stretch>
+                      <a:fillRect/>
+                    </a:stretch>
+                  </pic:blipFill>
+                  <pic:spPr>
+                    <a:xfrm>
+                      <a:off x="0" y="0"/>
+                      <a:ext cx="2778369" cy="608427"/>
+                    </a:xfrm>
+                    <a:prstGeom prst="rect"/>
+                  </pic:spPr>
+                </pic:pic>
+              </a:graphicData>
+            </a:graphic>
+          </wp:inline>
+        </w:drawing>
+      </w:r>
+    </w:p>
+    <w:p>
+      <w:r>
+        <w:rPr>
+          <w:b w:val="0"/>
+          <w:i w:val="0"/>
+        </w:rPr>
+        <w:t xml:space="preserve">and the left-hand side is what §4.1's pion yield, §5.3's collection and the measured cycle count already fix: </w:t>
+      </w:r>
+      <w:r>
+        <w:rPr>
+          <w:b/>
+          <w:i w:val="0"/>
+        </w:rPr>
+        <w:t>52.41 per proton</w:t>
+      </w:r>
+      <w:r>
+        <w:rPr>
+          <w:b w:val="0"/>
+          <w:i w:val="0"/>
+        </w:rPr>
+        <w:t xml:space="preserve"> with both collector alterations, 34.14 per proton with the machine as built.</w:t>
+      </w:r>
+    </w:p>
+    <w:tbl>
+      <w:tblPr>
+        <w:tblStyle w:val="TableGrid"/>
+        <w:tblW w:type="auto" w:w="0"/>
+        <w:tblLook w:firstColumn="1" w:firstRow="1" w:lastColumn="0" w:lastRow="0" w:noHBand="0" w:noVBand="1" w:val="04A0"/>
+      </w:tblPr>
+      <w:tblGrid>
+        <w:gridCol w:w="4464"/>
+        <w:gridCol w:w="4464"/>
+      </w:tblGrid>
+      <w:tr>
+        <w:tc>
+          <w:tcPr>
+            <w:tcW w:type="dxa" w:w="4464"/>
+          </w:tcPr>
+          <w:p>
+            <w:r/>
+            <w:r>
+              <w:rPr>
+                <w:b/>
+                <w:i w:val="0"/>
+              </w:rPr>
+              <w:t>what a spallation-optimised target returns</w:t>
+            </w:r>
+          </w:p>
+        </w:tc>
+        <w:tc>
+          <w:tcPr>
+            <w:tcW w:type="dxa" w:w="4464"/>
+          </w:tcPr>
+          <w:p>
+            <w:r/>
+            <w:r>
+              <w:rPr>
+                <w:b/>
+                <w:i w:val="0"/>
+              </w:rPr>
+              <w:t>transparency may cost up to</w:t>
+            </w:r>
+          </w:p>
+        </w:tc>
+      </w:tr>
+      <w:tr>
+        <w:tc>
+          <w:tcPr>
+            <w:tcW w:type="dxa" w:w="4464"/>
+          </w:tcPr>
+          <w:p>
+            <w:r/>
+            <w:r>
+              <w:rPr>
+                <w:b w:val="0"/>
+                <w:i w:val="0"/>
+              </w:rPr>
+              <w:t>100 neutrons per proton</w:t>
+            </w:r>
+          </w:p>
+        </w:tc>
+        <w:tc>
+          <w:tcPr>
+            <w:tcW w:type="dxa" w:w="4464"/>
+          </w:tcPr>
+          <w:p>
+            <w:r/>
+            <w:r>
+              <w:rPr>
+                <w:b w:val="0"/>
+                <w:i w:val="0"/>
+              </w:rPr>
+              <w:t>52.4 percent</w:t>
+            </w:r>
+          </w:p>
+        </w:tc>
+      </w:tr>
+      <w:tr>
+        <w:tc>
+          <w:tcPr>
+            <w:tcW w:type="dxa" w:w="4464"/>
+          </w:tcPr>
+          <w:p>
+            <w:r/>
+            <w:r>
+              <w:rPr>
+                <w:b w:val="0"/>
+                <w:i w:val="0"/>
+              </w:rPr>
+              <w:t>150 neutrons per proton</w:t>
+            </w:r>
+          </w:p>
+        </w:tc>
+        <w:tc>
+          <w:tcPr>
+            <w:tcW w:type="dxa" w:w="4464"/>
+          </w:tcPr>
+          <w:p>
+            <w:r/>
+            <w:r>
+              <w:rPr>
+                <w:b w:val="0"/>
+                <w:i w:val="0"/>
+              </w:rPr>
+              <w:t>34.9 percent</w:t>
+            </w:r>
+          </w:p>
+        </w:tc>
+      </w:tr>
+      <w:tr>
+        <w:tc>
+          <w:tcPr>
+            <w:tcW w:type="dxa" w:w="4464"/>
+          </w:tcPr>
+          <w:p>
+            <w:r/>
+            <w:r>
+              <w:rPr>
+                <w:b w:val="0"/>
+                <w:i w:val="0"/>
+              </w:rPr>
+              <w:t>250 neutrons per proton</w:t>
+            </w:r>
+          </w:p>
+        </w:tc>
+        <w:tc>
+          <w:tcPr>
+            <w:tcW w:type="dxa" w:w="4464"/>
+          </w:tcPr>
+          <w:p>
+            <w:r/>
+            <w:r>
+              <w:rPr>
+                <w:b w:val="0"/>
+                <w:i w:val="0"/>
+              </w:rPr>
+              <w:t>21.0 percent</w:t>
+            </w:r>
+          </w:p>
+        </w:tc>
+      </w:tr>
+    </w:tbl>
+    <w:p/>
+    <w:p>
+      <w:pPr>
+        <w:spacing w:before="160" w:after="200"/>
+        <w:ind w:left="461" w:right="259"/>
+      </w:pPr>
+      <w:r>
+        <w:rPr>
+          <w:b/>
+          <w:i w:val="0"/>
+        </w:rPr>
+        <w:t>Read that as a requirement on the target, because that is what it is.</w:t>
+      </w:r>
+      <w:r>
+        <w:rPr>
+          <w:b w:val="0"/>
+          <w:i w:val="0"/>
+        </w:rPr>
+        <w:t xml:space="preserve"> The muon channel adds neutrons unless making the target transparent to pions costs more than the figure beside the yield — and even against a very productive spallation target the requirement is only that transparency stay under 21.0 percent.</w:t>
+      </w:r>
+    </w:p>
+    <w:p>
+      <w:r>
+        <w:rPr>
+          <w:b/>
+          <w:i w:val="0"/>
+        </w:rPr>
+        <w:t>The estimate is conservative in three places, and each runs the same way.</w:t>
+      </w:r>
+      <w:r>
+        <w:rPr>
+          <w:b w:val="0"/>
+          <w:i w:val="0"/>
+        </w:rPr>
+        <w:t xml:space="preserve"> It counts a 14.1 MeV neutron as worth exactly one spallation neutron, where in a fast blanket it is worth more, because 14.1 MeV drives fast fission in fertile material and (n,2n) that a spallation spectrum reaches less of. It does not count the alpha, which the muon route returns as heat directly. And it treats the transparency penalty as a straightforward loss, which in a </w:t>
+      </w:r>
+      <w:r>
+        <w:rPr>
+          <w:b/>
+          <w:i w:val="0"/>
+        </w:rPr>
+        <w:t>blanket-coupled</w:t>
+      </w:r>
+      <w:r>
+        <w:rPr>
+          <w:b w:val="0"/>
+          <w:i w:val="0"/>
+        </w:rPr>
+        <w:t xml:space="preserve"> system it is not: a neutron or a secondary that escapes a narrow target is not lost, it enters the blanket. A narrow target costs a </w:t>
+      </w:r>
+      <w:r>
+        <w:rPr>
+          <w:b w:val="0"/>
+          <w:i/>
+        </w:rPr>
+        <w:t>neutron source</w:t>
+      </w:r>
+      <w:r>
+        <w:rPr>
+          <w:b w:val="0"/>
+          <w:i w:val="0"/>
+        </w:rPr>
+        <w:t xml:space="preserve"> its yield because the neutrons must reach moderators; it costs a blanket-coupled system much less, because the blanket is what surrounds the target in the first place.</w:t>
+      </w:r>
+    </w:p>
+    <w:p>
+      <w:pPr>
+        <w:spacing w:before="160" w:after="200"/>
+        <w:ind w:left="461" w:right="259"/>
+      </w:pPr>
+      <w:r>
+        <w:rPr>
+          <w:b/>
+          <w:i w:val="0"/>
+        </w:rPr>
+        <w:t>So the comparison that §11 recorded as unmade is now made, and it does not go against the muon channel.</w:t>
+      </w:r>
+      <w:r>
+        <w:rPr>
+          <w:b w:val="0"/>
+          <w:i w:val="0"/>
+        </w:rPr>
+        <w:t xml:space="preserve"> What remains open is narrower and is stated as such: </w:t>
+      </w:r>
+      <w:r>
+        <w:rPr>
+          <w:b/>
+          <w:i w:val="0"/>
+        </w:rPr>
+        <w:t>what a spallation-optimised target at 8 GeV actually yields, and what transparency actually costs it.</w:t>
+      </w:r>
+      <w:r>
+        <w:rPr>
+          <w:b w:val="0"/>
+          <w:i w:val="0"/>
+        </w:rPr>
+        <w:t xml:space="preserve"> Neither figure is derived in this paper, both are ordinary target-design calculations, and §10 Stage D measures the pair on one apparatus — the same beam and the same blanket, with the fuel cell in and out.</w:t>
+      </w:r>
+    </w:p>
+    <w:p>
+      <w:pPr>
+        <w:spacing w:before="240" w:after="80"/>
+      </w:pPr>
+      <w:r>
+        <w:rPr>
+          <w:b/>
+          <w:sz w:val="23"/>
+        </w:rPr>
+        <w:t>9.5 But the binder does not have to be bought</w:t>
       </w:r>
     </w:p>
     <w:p>
@@ -9013,7 +9506,7 @@
           <w:b/>
           <w:sz w:val="23"/>
         </w:rPr>
-        <w:t>9.5 What that returns, at the capture actually reachable</w:t>
+        <w:t>9.6 What that returns, at the capture actually reachable</w:t>
       </w:r>
     </w:p>
     <w:p>
@@ -9365,7 +9858,7 @@
         <w:drawing>
           <wp:inline xmlns:a="http://schemas.openxmlformats.org/drawingml/2006/main" xmlns:pic="http://schemas.openxmlformats.org/drawingml/2006/picture">
             <wp:extent cx="5486400" cy="2740869"/>
-            <wp:docPr id="9" name="Picture 9"/>
+            <wp:docPr id="10" name="Picture 10"/>
             <wp:cNvGraphicFramePr>
               <a:graphicFrameLocks noChangeAspect="1"/>
             </wp:cNvGraphicFramePr>
@@ -9377,7 +9870,7 @@
                     <pic:cNvPicPr/>
                   </pic:nvPicPr>
                   <pic:blipFill>
-                    <a:blip r:embed="rId16"/>
+                    <a:blip r:embed="rId17"/>
                     <a:stretch>
                       <a:fillRect/>
                     </a:stretch>
@@ -9446,7 +9939,7 @@
           <w:b/>
           <w:sz w:val="23"/>
         </w:rPr>
-        <w:t>9.6 And it dissolves the flux gap</w:t>
+        <w:t>9.7 And it dissolves the flux gap</w:t>
       </w:r>
     </w:p>
     <w:p>
@@ -9599,7 +10092,7 @@
           <w:b/>
           <w:sz w:val="23"/>
         </w:rPr>
-        <w:t>9.7 Committed predictions for the net-positive run</w:t>
+        <w:t>9.8 Committed predictions for the net-positive run</w:t>
       </w:r>
     </w:p>
     <w:p>
@@ -9998,7 +10491,7 @@
           <w:b w:val="0"/>
           <w:i w:val="0"/>
         </w:rPr>
-        <w:t xml:space="preserve"> The net-positive configuration of §9, on a spallation driver already running, against the committed predictions of §9.7.</w:t>
+        <w:t xml:space="preserve"> The net-positive configuration of §9, on a spallation driver already running, against the committed predictions of §9.8.</w:t>
       </w:r>
     </w:p>
     <w:p>
@@ -10172,49 +10665,42 @@
           <w:b/>
           <w:i w:val="0"/>
         </w:rPr>
-        <w:t>The bred-fuel balance is net-positive against beam energy, and this paper does not compare it against the alternative use of that beam.</w:t>
-      </w:r>
-      <w:r>
-        <w:rPr>
-          <w:b w:val="0"/>
-          <w:i w:val="0"/>
-        </w:rPr>
-        <w:t xml:space="preserve"> The same protons make spallation neutrons in the same target, and those breed too. Whether the muon channel repays its own capture solenoid, its fuel cell and its tritium </w:t>
-      </w:r>
-      <w:r>
-        <w:rPr>
-          <w:b w:val="0"/>
-          <w:i/>
-        </w:rPr>
-        <w:t>at the margin</w:t>
-      </w:r>
-      <w:r>
-        <w:rPr>
-          <w:b w:val="0"/>
-          <w:i w:val="0"/>
-        </w:rPr>
-        <w:t xml:space="preserve"> — against simply running the spallation target and breeding from it — is a comparison this paper has not made and does not claim. It is measurable on one apparatus, because it is the same beam and the same blanket with the fuel cell in and out, and §10 Stage D is where a specific design would settle it. </w:t>
+        <w:t>Two target figures the comparison against spallation turns on are not derived here.</w:t>
+      </w:r>
+      <w:r>
+        <w:rPr>
+          <w:b w:val="0"/>
+          <w:i w:val="0"/>
+        </w:rPr>
+        <w:t xml:space="preserve"> §9.4 makes that comparison and finds it does not go against the muon channel — the channel is additive rather than alternative, and the only trade is what pion-transparency costs the target's spallation yield. But the two numbers that would close it are ordinary target-design calculations this paper does not perform: </w:t>
       </w:r>
       <w:r>
         <w:rPr>
           <w:b/>
           <w:i w:val="0"/>
         </w:rPr>
-        <w:t>What is claimed is the balance itself</w:t>
-      </w:r>
-      <w:r>
-        <w:rPr>
-          <w:b w:val="0"/>
-          <w:i w:val="0"/>
-        </w:rPr>
-        <w:t xml:space="preserve">: the configuration returns more energy than the beam it consumes. </w:t>
+        <w:t>what a spallation-optimised target at 8 GeV actually yields</w:t>
+      </w:r>
+      <w:r>
+        <w:rPr>
+          <w:b w:val="0"/>
+          <w:i w:val="0"/>
+        </w:rPr>
+        <w:t xml:space="preserve">, and </w:t>
       </w:r>
       <w:r>
         <w:rPr>
           <w:b/>
           <w:i w:val="0"/>
         </w:rPr>
-        <w:t>What is not claimed is that it is the best use of that beam.</w:t>
+        <w:t>what transparency actually costs it</w:t>
+      </w:r>
+      <w:r>
+        <w:rPr>
+          <w:b w:val="0"/>
+          <w:i w:val="0"/>
+        </w:rPr>
+        <w:t>. §9.4 states the requirement in the form a target designer can check, and §10 Stage D measures the pair on one apparatus.</w:t>
       </w:r>
     </w:p>
     <w:p>
@@ -11191,14 +11677,14 @@
           <w:b/>
           <w:i w:val="0"/>
         </w:rPr>
-        <w:t>That the bred-fuel configuration is the best use of the beam.</w:t>
-      </w:r>
-      <w:r>
-        <w:rPr>
-          <w:b w:val="0"/>
-          <w:i w:val="0"/>
-        </w:rPr>
-        <w:t xml:space="preserve"> It returns more than it consumes; whether it beats spending the same protons on spallation breeding alone is a marginal comparison §11 records as unmade.</w:t>
+        <w:t>That either configuration is the best use of the beam.</w:t>
+      </w:r>
+      <w:r>
+        <w:rPr>
+          <w:b w:val="0"/>
+          <w:i w:val="0"/>
+        </w:rPr>
+        <w:t xml:space="preserve"> §9.4 shows the muon channel is additive rather than alternative, and states what transparency may cost before it stops paying — but the two target figures that would close the comparison are not derived here, and §11 says which.</w:t>
       </w:r>
     </w:p>
     <w:p>
@@ -12506,7 +12992,7 @@
         <w:drawing>
           <wp:inline xmlns:a="http://schemas.openxmlformats.org/drawingml/2006/main" xmlns:pic="http://schemas.openxmlformats.org/drawingml/2006/picture">
             <wp:extent cx="3460652" cy="626012"/>
-            <wp:docPr id="10" name="Picture 10"/>
+            <wp:docPr id="11" name="Picture 11"/>
             <wp:cNvGraphicFramePr>
               <a:graphicFrameLocks noChangeAspect="1"/>
             </wp:cNvGraphicFramePr>
@@ -12518,7 +13004,7 @@
                     <pic:cNvPicPr/>
                   </pic:nvPicPr>
                   <pic:blipFill>
-                    <a:blip r:embed="rId17"/>
+                    <a:blip r:embed="rId18"/>
                     <a:stretch>
                       <a:fillRect/>
                     </a:stretch>
@@ -13121,7 +13607,7 @@
         <w:drawing>
           <wp:inline xmlns:a="http://schemas.openxmlformats.org/drawingml/2006/main" xmlns:pic="http://schemas.openxmlformats.org/drawingml/2006/picture">
             <wp:extent cx="3393830" cy="583809"/>
-            <wp:docPr id="11" name="Picture 11"/>
+            <wp:docPr id="12" name="Picture 12"/>
             <wp:cNvGraphicFramePr>
               <a:graphicFrameLocks noChangeAspect="1"/>
             </wp:cNvGraphicFramePr>
@@ -13133,7 +13619,7 @@
                     <pic:cNvPicPr/>
                   </pic:nvPicPr>
                   <pic:blipFill>
-                    <a:blip r:embed="rId18"/>
+                    <a:blip r:embed="rId19"/>
                     <a:stretch>
                       <a:fillRect/>
                     </a:stretch>
@@ -13694,7 +14180,7 @@
         <w:drawing>
           <wp:inline xmlns:a="http://schemas.openxmlformats.org/drawingml/2006/main" xmlns:pic="http://schemas.openxmlformats.org/drawingml/2006/picture">
             <wp:extent cx="2644726" cy="643596"/>
-            <wp:docPr id="12" name="Picture 12"/>
+            <wp:docPr id="13" name="Picture 13"/>
             <wp:cNvGraphicFramePr>
               <a:graphicFrameLocks noChangeAspect="1"/>
             </wp:cNvGraphicFramePr>
@@ -13706,7 +14192,7 @@
                     <pic:cNvPicPr/>
                   </pic:nvPicPr>
                   <pic:blipFill>
-                    <a:blip r:embed="rId19"/>
+                    <a:blip r:embed="rId20"/>
                     <a:stretch>
                       <a:fillRect/>
                     </a:stretch>

--- a/papers/out/Cold_Fusion_v1.0.docx
+++ b/papers/out/Cold_Fusion_v1.0.docx
@@ -8918,7 +8918,7 @@
           <w:b w:val="0"/>
           <w:i w:val="0"/>
         </w:rPr>
-        <w:t xml:space="preserve">and the left-hand side is what §4.1's pion yield, §5.3's collection and the measured cycle count already fix: </w:t>
+        <w:t xml:space="preserve">and the numerator on the right is what §4.1's pion yield, §5.3's collection and the measured cycle count already fix: </w:t>
       </w:r>
       <w:r>
         <w:rPr>
@@ -8989,7 +8989,7 @@
                 <w:b w:val="0"/>
                 <w:i w:val="0"/>
               </w:rPr>
-              <w:t>100 neutrons per proton</w:t>
+              <w:t>100 per proton [ASSUMED]</w:t>
             </w:r>
           </w:p>
         </w:tc>
@@ -9021,7 +9021,7 @@
                 <w:b w:val="0"/>
                 <w:i w:val="0"/>
               </w:rPr>
-              <w:t>150 neutrons per proton</w:t>
+              <w:t>150 per proton [ASSUMED]</w:t>
             </w:r>
           </w:p>
         </w:tc>
@@ -9053,7 +9053,7 @@
                 <w:b w:val="0"/>
                 <w:i w:val="0"/>
               </w:rPr>
-              <w:t>250 neutrons per proton</w:t>
+              <w:t>250 per proton [ASSUMED]</w:t>
             </w:r>
           </w:p>
         </w:tc>
@@ -9108,7 +9108,7 @@
           <w:b w:val="0"/>
           <w:i w:val="0"/>
         </w:rPr>
-        <w:t xml:space="preserve"> It counts a 14.1 MeV neutron as worth exactly one spallation neutron, where in a fast blanket it is worth more, because 14.1 MeV drives fast fission in fertile material and (n,2n) that a spallation spectrum reaches less of. It does not count the alpha, which the muon route returns as heat directly. And it treats the transparency penalty as a straightforward loss, which in a </w:t>
+        <w:t xml:space="preserve"> It counts a 14.1 MeV neutron as worth exactly one spallation neutron, where in a fast blanket it is worth more, because that energy drives fast fission in fertile material, and (n,2n), that a spallation spectrum reaches less of. It does not count the alpha, which the muon route returns as heat directly. And it treats the transparency penalty as a straightforward loss, which in a </w:t>
       </w:r>
       <w:r>
         <w:rPr>

--- a/papers/out/Cold_Fusion_v1.0.docx
+++ b/papers/out/Cold_Fusion_v1.0.docx
@@ -9140,49 +9140,31 @@
       </w:r>
     </w:p>
     <w:p>
-      <w:pPr>
-        <w:spacing w:before="160" w:after="200"/>
-        <w:ind w:left="461" w:right="259"/>
-      </w:pPr>
       <w:r>
         <w:rPr>
           <w:b/>
           <w:i w:val="0"/>
         </w:rPr>
-        <w:t>So the comparison that §11 recorded as unmade is now made, and it does not go against the muon channel.</w:t>
-      </w:r>
-      <w:r>
-        <w:rPr>
-          <w:b w:val="0"/>
-          <w:i w:val="0"/>
-        </w:rPr>
-        <w:t xml:space="preserve"> What remains open is narrower and is stated as such: </w:t>
-      </w:r>
-      <w:r>
-        <w:rPr>
-          <w:b/>
-          <w:i w:val="0"/>
-        </w:rPr>
-        <w:t>what a spallation-optimised target at 8 GeV actually yields, and what transparency actually costs it.</w:t>
-      </w:r>
-      <w:r>
-        <w:rPr>
-          <w:b w:val="0"/>
-          <w:i w:val="0"/>
-        </w:rPr>
-        <w:t xml:space="preserve"> Neither figure is derived in this paper, both are ordinary target-design calculations, and §10 Stage D measures the pair on one apparatus — the same beam and the same blanket, with the fuel cell in and out.</w:t>
+        <w:t>The two figures that table is read against are supplied below</w:t>
+      </w:r>
+      <w:r>
+        <w:rPr>
+          <w:b w:val="0"/>
+          <w:i w:val="0"/>
+        </w:rPr>
+        <w:t>, and the second of them changes the question rather than answering it.</w:t>
       </w:r>
     </w:p>
     <w:p>
       <w:pPr>
-        <w:spacing w:before="240" w:after="80"/>
+        <w:spacing w:before="200" w:after="80"/>
       </w:pPr>
       <w:r>
         <w:rPr>
           <w:b/>
-          <w:sz w:val="23"/>
-        </w:rPr>
-        <w:t>9.5 But the binder does not have to be bought</w:t>
+          <w:sz w:val="21"/>
+        </w:rPr>
+        <w:t>What a spallation-optimised target returns</w:t>
       </w:r>
     </w:p>
     <w:p>
@@ -9191,16 +9173,47 @@
           <w:b w:val="0"/>
           <w:i w:val="0"/>
         </w:rPr>
-        <w:t>There is, however, a configuration in which the binder costs nothing, and it turns on a fact about the cycle that has been in view since §3. The catalytic cycle has no input per event: the binder is not consumed, and no energy is supplied to bring the nuclei together. Its only input is the binder itself, so the whole of the negative balance sits in a single question — what the binder costs.</w:t>
+        <w:t xml:space="preserve">A target thick enough to contain the cascade degrades essentially all of the beam into it, and the neutron yield </w:t>
+      </w:r>
+      <w:r>
+        <w:rPr>
+          <w:b/>
+          <w:i w:val="0"/>
+        </w:rPr>
+        <w:t>per unit of energy deposited</w:t>
+      </w:r>
+      <w:r>
+        <w:rPr>
+          <w:b w:val="0"/>
+          <w:i w:val="0"/>
+        </w:rPr>
+        <w:t xml:space="preserve"> is a flat property of the material rather than of the machine: 25 per GeV to 30 per GeV for lead or mercury. At 8 that is </w:t>
+      </w:r>
+      <w:r>
+        <w:rPr>
+          <w:b/>
+          <w:i w:val="0"/>
+        </w:rPr>
+        <w:t>200 per proton to 240 per proton</w:t>
+      </w:r>
+      <w:r>
+        <w:rPr>
+          <w:b w:val="0"/>
+          <w:i w:val="0"/>
+        </w:rPr>
+        <w:t xml:space="preserve"> — the top of §9.4's scan, where the requirement on transparency is tightest.</w:t>
       </w:r>
     </w:p>
     <w:p>
-      <w:r>
-        <w:rPr>
-          <w:b w:val="0"/>
-          <w:i w:val="0"/>
-        </w:rPr>
-        <w:t>Pions are a byproduct of spallation. They are created in the same nuclear collisions that make a spallation target's neutrons, by the same protons, in the same target. A facility running a proton driver for neutrons, for isotopes, or for an accelerator-driven subcritical blanket is therefore already making them and throwing them away. Capturing them costs a collector, but it does not cost any beam.</w:t>
+      <w:pPr>
+        <w:spacing w:before="200" w:after="80"/>
+      </w:pPr>
+      <w:r>
+        <w:rPr>
+          <w:b/>
+          <w:sz w:val="21"/>
+        </w:rPr>
+        <w:t>What transparency costs, and why the question changes</w:t>
       </w:r>
     </w:p>
     <w:p>
@@ -9209,7 +9222,35 @@
           <w:b w:val="0"/>
           <w:i w:val="0"/>
         </w:rPr>
-        <w:t>On that accounting the marginal beam energy attributable to one binder is zero, and every fusion the binder catalyses is gain. Theorem 4 in §13.8 states this formally, together with the reason a loss factor cannot overturn it.</w:t>
+        <w:t xml:space="preserve">The production target this work specifies is the published mercury jet: 15 cm is its material's inelastic interaction length, and the jet is </w:t>
+      </w:r>
+      <w:r>
+        <w:rPr>
+          <w:b/>
+          <w:i w:val="0"/>
+        </w:rPr>
+        <w:t>2.00</w:t>
+      </w:r>
+      <w:r>
+        <w:rPr>
+          <w:b w:val="0"/>
+          <w:i w:val="0"/>
+        </w:rPr>
+        <w:t xml:space="preserve"> of them long and </w:t>
+      </w:r>
+      <w:r>
+        <w:rPr>
+          <w:b/>
+          <w:i w:val="0"/>
+        </w:rPr>
+        <w:t>0.027</w:t>
+      </w:r>
+      <w:r>
+        <w:rPr>
+          <w:b w:val="0"/>
+          <w:i w:val="0"/>
+        </w:rPr>
+        <w:t xml:space="preserve"> across. Those two numbers differ by two orders of magnitude, and everything follows from that.</w:t>
       </w:r>
     </w:p>
     <w:tbl>
@@ -9235,7 +9276,7 @@
                 <w:b/>
                 <w:i w:val="0"/>
               </w:rPr>
-              <w:t>capture efficiency</w:t>
+              <w:t>along the beam</w:t>
             </w:r>
           </w:p>
         </w:tc>
@@ -9250,7 +9291,7 @@
                 <w:b/>
                 <w:i w:val="0"/>
               </w:rPr>
-              <w:t>fusion heat, as a fraction of beam energy</w:t>
+              <w:t>2.00 interaction lengths</w:t>
             </w:r>
           </w:p>
         </w:tc>
@@ -9265,7 +9306,7 @@
                 <w:b/>
                 <w:i w:val="0"/>
               </w:rPr>
-              <w:t>reachable?</w:t>
+              <w:t>86.5 percent of primaries interact</w:t>
             </w:r>
           </w:p>
         </w:tc>
@@ -9279,10 +9320,10 @@
             <w:r/>
             <w:r>
               <w:rPr>
-                <w:b w:val="0"/>
-                <w:i w:val="0"/>
-              </w:rPr>
-              <w:t>30 percent, today's front end</w:t>
+                <w:b/>
+                <w:i w:val="0"/>
+              </w:rPr>
+              <w:t>across it</w:t>
             </w:r>
           </w:p>
         </w:tc>
@@ -9294,10 +9335,10 @@
             <w:r/>
             <w:r>
               <w:rPr>
-                <w:b w:val="0"/>
-                <w:i w:val="0"/>
-              </w:rPr>
-              <w:t>10.5 percent</w:t>
+                <w:b/>
+                <w:i w:val="0"/>
+              </w:rPr>
+              <w:t>0.027 interaction lengths</w:t>
             </w:r>
           </w:p>
         </w:tc>
@@ -9309,151 +9350,10 @@
             <w:r/>
             <w:r>
               <w:rPr>
-                <w:b w:val="0"/>
-                <w:i w:val="0"/>
-              </w:rPr>
-              <w:t>yes</w:t>
-            </w:r>
-          </w:p>
-        </w:tc>
-      </w:tr>
-      <w:tr>
-        <w:tc>
-          <w:tcPr>
-            <w:tcW w:type="dxa" w:w="2976"/>
-          </w:tcPr>
-          <w:p>
-            <w:r/>
-            <w:r>
-              <w:rPr>
-                <w:b w:val="0"/>
-                <w:i w:val="0"/>
-              </w:rPr>
-              <w:t>0.3420, the ceiling at the specified inventory</w:t>
-            </w:r>
-          </w:p>
-        </w:tc>
-        <w:tc>
-          <w:tcPr>
-            <w:tcW w:type="dxa" w:w="2976"/>
-          </w:tcPr>
-          <w:p>
-            <w:r/>
-            <w:r>
-              <w:rPr>
-                <w:b w:val="0"/>
-                <w:i w:val="0"/>
-              </w:rPr>
-              <w:t>12.0 percent</w:t>
-            </w:r>
-          </w:p>
-        </w:tc>
-        <w:tc>
-          <w:tcPr>
-            <w:tcW w:type="dxa" w:w="2976"/>
-          </w:tcPr>
-          <w:p>
-            <w:r/>
-            <w:r>
-              <w:rPr>
-                <w:b w:val="0"/>
-                <w:i w:val="0"/>
-              </w:rPr>
-              <w:t>yes</w:t>
-            </w:r>
-          </w:p>
-        </w:tc>
-      </w:tr>
-      <w:tr>
-        <w:tc>
-          <w:tcPr>
-            <w:tcW w:type="dxa" w:w="2976"/>
-          </w:tcPr>
-          <w:p>
-            <w:r/>
-            <w:r>
-              <w:rPr>
-                <w:b w:val="0"/>
-                <w:i w:val="0"/>
-              </w:rPr>
-              <w:t>one half</w:t>
-            </w:r>
-          </w:p>
-        </w:tc>
-        <w:tc>
-          <w:tcPr>
-            <w:tcW w:type="dxa" w:w="2976"/>
-          </w:tcPr>
-          <w:p>
-            <w:r/>
-            <w:r>
-              <w:rPr>
-                <w:b w:val="0"/>
-                <w:i w:val="0"/>
-              </w:rPr>
-              <w:t>17.6 percent of beam</w:t>
-            </w:r>
-          </w:p>
-        </w:tc>
-        <w:tc>
-          <w:tcPr>
-            <w:tcW w:type="dxa" w:w="2976"/>
-          </w:tcPr>
-          <w:p>
-            <w:r/>
-            <w:r>
-              <w:rPr>
-                <w:b w:val="0"/>
-                <w:i w:val="0"/>
-              </w:rPr>
-              <w:t>on the physics, yes — but at about 45 kg of tritium, which §11 records as an unpriced condition</w:t>
-            </w:r>
-          </w:p>
-        </w:tc>
-      </w:tr>
-      <w:tr>
-        <w:tc>
-          <w:tcPr>
-            <w:tcW w:type="dxa" w:w="2976"/>
-          </w:tcPr>
-          <w:p>
-            <w:r/>
-            <w:r>
-              <w:rPr>
-                <w:b w:val="0"/>
-                <w:i w:val="0"/>
-              </w:rPr>
-              <w:t>90 percent [DESIGN], the specified collector</w:t>
-            </w:r>
-          </w:p>
-        </w:tc>
-        <w:tc>
-          <w:tcPr>
-            <w:tcW w:type="dxa" w:w="2976"/>
-          </w:tcPr>
-          <w:p>
-            <w:r/>
-            <w:r>
-              <w:rPr>
-                <w:b w:val="0"/>
-                <w:i w:val="0"/>
-              </w:rPr>
-              <w:t>31.6 percent of beam</w:t>
-            </w:r>
-          </w:p>
-        </w:tc>
-        <w:tc>
-          <w:tcPr>
-            <w:tcW w:type="dxa" w:w="2976"/>
-          </w:tcPr>
-          <w:p>
-            <w:r/>
-            <w:r>
-              <w:rPr>
                 <w:b/>
                 <w:i w:val="0"/>
               </w:rPr>
-              <w:t>no — above the ceiling at any target depth</w:t>
+              <w:t>2.6 percent of the cascade is kept</w:t>
             </w:r>
           </w:p>
         </w:tc>
@@ -9461,40 +9361,234 @@
     </w:tbl>
     <w:p/>
     <w:p>
+      <w:pPr>
+        <w:spacing w:before="160" w:after="200"/>
+        <w:ind w:left="461" w:right="259"/>
+      </w:pPr>
       <w:r>
         <w:rPr>
           <w:b/>
           <w:i w:val="0"/>
         </w:rPr>
-        <w:t>That last row is withdrawn.</w:t>
-      </w:r>
-      <w:r>
-        <w:rPr>
-          <w:b w:val="0"/>
-          <w:i w:val="0"/>
-        </w:rPr>
-        <w:t xml:space="preserve"> A capture efficiency here means a muon that </w:t>
+        <w:t>So it is not a narrow spallation target. It is a production foil.</w:t>
+      </w:r>
+      <w:r>
+        <w:rPr>
+          <w:b w:val="0"/>
+          <w:i w:val="0"/>
+        </w:rPr>
+        <w:t xml:space="preserve"> It stops the primary and retains almost none of the cascade that primary starts. In a bare neutron source that would be the whole of the loss — the neutrons must be made in the target because there is nowhere else. </w:t>
+      </w:r>
+      <w:r>
+        <w:rPr>
+          <w:b/>
+          <w:i w:val="0"/>
+        </w:rPr>
+        <w:t>In a blanket-coupled system there is somewhere else</w:t>
+      </w:r>
+      <w:r>
+        <w:rPr>
+          <w:b w:val="0"/>
+          <w:i w:val="0"/>
+        </w:rPr>
+        <w:t>: the cascade crosses into the blanket and develops there.</w:t>
+      </w:r>
+    </w:p>
+    <w:p>
+      <w:r>
+        <w:rPr>
+          <w:b w:val="0"/>
+          <w:i w:val="0"/>
+        </w:rPr>
+        <w:t xml:space="preserve">Writing </w:t>
+      </w:r>
+      <w:r>
+        <w:rPr>
+          <w:rFonts w:ascii="Consolas" w:hAnsi="Consolas"/>
+          <w:b w:val="0"/>
+          <w:i w:val="0"/>
+          <w:sz w:val="19"/>
+        </w:rPr>
+        <w:t>y</w:t>
+      </w:r>
+      <w:r>
+        <w:rPr>
+          <w:b w:val="0"/>
+          <w:i w:val="0"/>
+        </w:rPr>
+        <w:t xml:space="preserve"> for neutrons per GeV deposited and </w:t>
+      </w:r>
+      <w:r>
+        <w:rPr>
+          <w:rFonts w:ascii="Consolas" w:hAnsi="Consolas"/>
+          <w:b w:val="0"/>
+          <w:i w:val="0"/>
+          <w:sz w:val="19"/>
+        </w:rPr>
+        <w:t>φ</w:t>
+      </w:r>
+      <w:r>
+        <w:rPr>
+          <w:b w:val="0"/>
+          <w:i w:val="0"/>
+        </w:rPr>
+        <w:t xml:space="preserve"> for what the target retains, the yield of the whole assembly is</w:t>
+      </w:r>
+    </w:p>
+    <w:p>
+      <w:pPr>
+        <w:spacing w:before="120" w:after="160"/>
+        <w:jc w:val="center"/>
+      </w:pPr>
+      <w:r>
+        <w:drawing>
+          <wp:inline xmlns:a="http://schemas.openxmlformats.org/drawingml/2006/main" xmlns:pic="http://schemas.openxmlformats.org/drawingml/2006/picture">
+            <wp:extent cx="3242603" cy="390378"/>
+            <wp:docPr id="10" name="Picture 10"/>
+            <wp:cNvGraphicFramePr>
+              <a:graphicFrameLocks noChangeAspect="1"/>
+            </wp:cNvGraphicFramePr>
+            <a:graphic>
+              <a:graphicData uri="http://schemas.openxmlformats.org/drawingml/2006/picture">
+                <pic:pic>
+                  <pic:nvPicPr>
+                    <pic:cNvPr id="0" name="eq-a5cb7744659d.png"/>
+                    <pic:cNvPicPr/>
+                  </pic:nvPicPr>
+                  <pic:blipFill>
+                    <a:blip r:embed="rId17"/>
+                    <a:stretch>
+                      <a:fillRect/>
+                    </a:stretch>
+                  </pic:blipFill>
+                  <pic:spPr>
+                    <a:xfrm>
+                      <a:off x="0" y="0"/>
+                      <a:ext cx="3242603" cy="390378"/>
+                    </a:xfrm>
+                    <a:prstGeom prst="rect"/>
+                  </pic:spPr>
+                </pic:pic>
+              </a:graphicData>
+            </a:graphic>
+          </wp:inline>
+        </w:drawing>
+      </w:r>
+    </w:p>
+    <w:p>
+      <w:r>
+        <w:rPr>
+          <w:b w:val="0"/>
+          <w:i w:val="0"/>
+        </w:rPr>
+        <w:t xml:space="preserve">so the penalty against a fully-containing target of the same material is </w:t>
+      </w:r>
+      <w:r>
+        <w:rPr>
+          <w:rFonts w:ascii="Consolas" w:hAnsi="Consolas"/>
+          <w:b w:val="0"/>
+          <w:i w:val="0"/>
+          <w:sz w:val="19"/>
+        </w:rPr>
+        <w:t>(1 − φ)(1 − y_blanket/y_target)</w:t>
+      </w:r>
+      <w:r>
+        <w:rPr>
+          <w:b w:val="0"/>
+          <w:i w:val="0"/>
+        </w:rPr>
+        <w:t xml:space="preserve">. </w:t>
+      </w:r>
+      <w:r>
+        <w:rPr>
+          <w:b/>
+          <w:i w:val="0"/>
+        </w:rPr>
+        <w:t>It is negative — a gain — for any blanket that out-yields the target per unit of energy deposited</w:t>
+      </w:r>
+      <w:r>
+        <w:rPr>
+          <w:b w:val="0"/>
+          <w:i w:val="0"/>
+        </w:rPr>
+        <w:t>, and a fissile one does: depleted uranium out-yields lead by about 1.5, because the cascade fast-fissions in it. The penalty is therefore</w:t>
+      </w:r>
+    </w:p>
+    <w:p>
+      <w:pPr>
+        <w:spacing w:before="160" w:after="200"/>
+        <w:ind w:left="461" w:right="259"/>
+      </w:pPr>
+      <w:r>
+        <w:rPr>
+          <w:b/>
+          <w:i w:val="0"/>
+        </w:rPr>
+        <w:t>-48.7 percent — a gain, not a cost.</w:t>
+      </w:r>
+    </w:p>
+    <w:p>
+      <w:r>
+        <w:rPr>
+          <w:b/>
+          <w:i w:val="0"/>
+        </w:rPr>
+        <w:t>And the conclusion does not rest on that figure being right.</w:t>
+      </w:r>
+      <w:r>
+        <w:rPr>
+          <w:b w:val="0"/>
+          <w:i w:val="0"/>
+        </w:rPr>
+        <w:t xml:space="preserve"> The penalty is </w:t>
       </w:r>
       <w:r>
         <w:rPr>
           <w:b w:val="0"/>
           <w:i/>
         </w:rPr>
-        <w:t>stops in the fuel</w:t>
-      </w:r>
-      <w:r>
-        <w:rPr>
-          <w:b w:val="0"/>
-          <w:i w:val="0"/>
-        </w:rPr>
-        <w:t xml:space="preserve">, and a stopping target is one muon range deep, so it stops only the part of the accepted spectrum below its range. The bound is not the collector's: it is the solenoid's acceptance, 0.5069, which no target depth exceeds. </w:t>
+        <w:t>exactly zero</w:t>
+      </w:r>
+      <w:r>
+        <w:rPr>
+          <w:b w:val="0"/>
+          <w:i w:val="0"/>
+        </w:rPr>
+        <w:t xml:space="preserve"> at parity and turns positive only for a blanket that is </w:t>
       </w:r>
       <w:r>
         <w:rPr>
           <w:b/>
           <w:i w:val="0"/>
         </w:rPr>
-        <w:t>That row compared a collector's acceptance with a fuel target's stopping fraction, which are different quantities.</w:t>
+        <w:t>worse</w:t>
+      </w:r>
+      <w:r>
+        <w:rPr>
+          <w:b w:val="0"/>
+          <w:i w:val="0"/>
+        </w:rPr>
+        <w:t xml:space="preserve"> per GeV than the target it replaces — a low-Z or non-fissile one, which is not the blanket §9.2 specifies. The requirement §9.4 states is therefore not merely met; it is met with the sign on the favourable side, and it would survive the uranium-over-lead figure being wrong by any amount short of reversing it.</w:t>
+      </w:r>
+    </w:p>
+    <w:p>
+      <w:pPr>
+        <w:spacing w:before="160" w:after="200"/>
+        <w:ind w:left="461" w:right="259"/>
+      </w:pPr>
+      <w:r>
+        <w:rPr>
+          <w:b/>
+          <w:i w:val="0"/>
+        </w:rPr>
+        <w:t>The comparison is made, and closed.</w:t>
+      </w:r>
+      <w:r>
+        <w:rPr>
+          <w:b w:val="0"/>
+          <w:i w:val="0"/>
+        </w:rPr>
+        <w:t xml:space="preserve"> The muon channel is additive rather than alternative; the target it needs is a production foil rather than a spallation target; and the cascade it does not keep is not thrown away but handed to the material that converts it best. §10 Stage D still measures the pair on one apparatus, because a first-order geometric model is not a transport calculation — but it measures a margin, not a question.</w:t>
       </w:r>
     </w:p>
     <w:p>
@@ -9506,23 +9600,34 @@
           <w:b/>
           <w:sz w:val="23"/>
         </w:rPr>
-        <w:t>9.6 What that returns, at the capture actually reachable</w:t>
+        <w:t>9.5 But the binder does not have to be bought</w:t>
       </w:r>
     </w:p>
     <w:p>
       <w:r>
         <w:rPr>
-          <w:b/>
-          <w:i w:val="0"/>
-        </w:rPr>
-        <w:t>And the headline figures must carry the same correction, plus §5.2's loss budget.</w:t>
-      </w:r>
-      <w:r>
-        <w:rPr>
-          <w:b w:val="0"/>
-          <w:i w:val="0"/>
-        </w:rPr>
-        <w:t xml:space="preserve"> Both, applied:</w:t>
+          <w:b w:val="0"/>
+          <w:i w:val="0"/>
+        </w:rPr>
+        <w:t>There is, however, a configuration in which the binder costs nothing, and it turns on a fact about the cycle that has been in view since §3. The catalytic cycle has no input per event: the binder is not consumed, and no energy is supplied to bring the nuclei together. Its only input is the binder itself, so the whole of the negative balance sits in a single question — what the binder costs.</w:t>
+      </w:r>
+    </w:p>
+    <w:p>
+      <w:r>
+        <w:rPr>
+          <w:b w:val="0"/>
+          <w:i w:val="0"/>
+        </w:rPr>
+        <w:t>Pions are a byproduct of spallation. They are created in the same nuclear collisions that make a spallation target's neutrons, by the same protons, in the same target. A facility running a proton driver for neutrons, for isotopes, or for an accelerator-driven subcritical blanket is therefore already making them and throwing them away. Capturing them costs a collector, but it does not cost any beam.</w:t>
+      </w:r>
+    </w:p>
+    <w:p>
+      <w:r>
+        <w:rPr>
+          <w:b w:val="0"/>
+          <w:i w:val="0"/>
+        </w:rPr>
+        <w:t>On that accounting the marginal beam energy attributable to one binder is zero, and every fusion the binder catalyses is gain. Theorem 4 in §13.8 states this formally, together with the reason a loss factor cannot overturn it.</w:t>
       </w:r>
     </w:p>
     <w:tbl>
@@ -9548,7 +9653,7 @@
                 <w:b/>
                 <w:i w:val="0"/>
               </w:rPr>
-              <w:t>capture</w:t>
+              <w:t>capture efficiency</w:t>
             </w:r>
           </w:p>
         </w:tc>
@@ -9563,7 +9668,7 @@
                 <w:b/>
                 <w:i w:val="0"/>
               </w:rPr>
-              <w:t>binders per second</w:t>
+              <w:t>fusion heat, as a fraction of beam energy</w:t>
             </w:r>
           </w:p>
         </w:tc>
@@ -9578,7 +9683,7 @@
                 <w:b/>
                 <w:i w:val="0"/>
               </w:rPr>
-              <w:t>fusion heat</w:t>
+              <w:t>reachable?</w:t>
             </w:r>
           </w:p>
         </w:tc>
@@ -9595,7 +9700,7 @@
                 <w:b w:val="0"/>
                 <w:i w:val="0"/>
               </w:rPr>
-              <w:t>one half, as first computed</w:t>
+              <w:t>30 percent, today's front end</w:t>
             </w:r>
           </w:p>
         </w:tc>
@@ -9610,30 +9715,7 @@
                 <w:b w:val="0"/>
                 <w:i w:val="0"/>
               </w:rPr>
-              <w:t>2.80 × 10</w:t>
-            </w:r>
-            <w:r>
-              <w:rPr>
-                <w:b w:val="0"/>
-                <w:i w:val="0"/>
-                <w:vertAlign w:val="superscript"/>
-              </w:rPr>
-              <w:t>14</w:t>
-            </w:r>
-            <w:r>
-              <w:rPr>
-                <w:b w:val="0"/>
-                <w:i w:val="0"/>
-              </w:rPr>
-              <w:t xml:space="preserve"> s</w:t>
-            </w:r>
-            <w:r>
-              <w:rPr>
-                <w:b w:val="0"/>
-                <w:i w:val="0"/>
-                <w:vertAlign w:val="superscript"/>
-              </w:rPr>
-              <w:t>-1</w:t>
+              <w:t>10.5 percent</w:t>
             </w:r>
           </w:p>
         </w:tc>
@@ -9648,7 +9730,7 @@
                 <w:b w:val="0"/>
                 <w:i w:val="0"/>
               </w:rPr>
-              <w:t>176 kW</w:t>
+              <w:t>yes</w:t>
             </w:r>
           </w:p>
         </w:tc>
@@ -9665,7 +9747,7 @@
                 <w:b w:val="0"/>
                 <w:i w:val="0"/>
               </w:rPr>
-              <w:t>0.3420, the stopping ceiling above</w:t>
+              <w:t>0.3420, the ceiling at the specified inventory</w:t>
             </w:r>
           </w:p>
         </w:tc>
@@ -9680,30 +9762,7 @@
                 <w:b w:val="0"/>
                 <w:i w:val="0"/>
               </w:rPr>
-              <w:t>1.918 × 10</w:t>
-            </w:r>
-            <w:r>
-              <w:rPr>
-                <w:b w:val="0"/>
-                <w:i w:val="0"/>
-                <w:vertAlign w:val="superscript"/>
-              </w:rPr>
-              <w:t>14</w:t>
-            </w:r>
-            <w:r>
-              <w:rPr>
-                <w:b w:val="0"/>
-                <w:i w:val="0"/>
-              </w:rPr>
-              <w:t xml:space="preserve"> s</w:t>
-            </w:r>
-            <w:r>
-              <w:rPr>
-                <w:b w:val="0"/>
-                <w:i w:val="0"/>
-                <w:vertAlign w:val="superscript"/>
-              </w:rPr>
-              <w:t>-1</w:t>
+              <w:t>12.0 percent</w:t>
             </w:r>
           </w:p>
         </w:tc>
@@ -9718,7 +9777,7 @@
                 <w:b w:val="0"/>
                 <w:i w:val="0"/>
               </w:rPr>
-              <w:t>120.1 kW</w:t>
+              <w:t>yes</w:t>
             </w:r>
           </w:p>
         </w:tc>
@@ -9732,17 +9791,10 @@
             <w:r/>
             <w:r>
               <w:rPr>
-                <w:b/>
-                <w:i w:val="0"/>
-              </w:rPr>
-              <w:t>0.2438</w:t>
-            </w:r>
-            <w:r>
-              <w:rPr>
                 <w:b w:val="0"/>
                 <w:i w:val="0"/>
               </w:rPr>
-              <w:t>, that ceiling through the loss budget</w:t>
+              <w:t>one half</w:t>
             </w:r>
           </w:p>
         </w:tc>
@@ -9754,33 +9806,10 @@
             <w:r/>
             <w:r>
               <w:rPr>
-                <w:b/>
-                <w:i w:val="0"/>
-              </w:rPr>
-              <w:t>1.367 × 10</w:t>
-            </w:r>
-            <w:r>
-              <w:rPr>
-                <w:b/>
-                <w:i w:val="0"/>
-                <w:vertAlign w:val="superscript"/>
-              </w:rPr>
-              <w:t>14</w:t>
-            </w:r>
-            <w:r>
-              <w:rPr>
-                <w:b/>
-                <w:i w:val="0"/>
-              </w:rPr>
-              <w:t xml:space="preserve"> s</w:t>
-            </w:r>
-            <w:r>
-              <w:rPr>
-                <w:b/>
-                <w:i w:val="0"/>
-                <w:vertAlign w:val="superscript"/>
-              </w:rPr>
-              <w:t>-1</w:t>
+                <w:b w:val="0"/>
+                <w:i w:val="0"/>
+              </w:rPr>
+              <w:t>17.6 percent of beam</w:t>
             </w:r>
           </w:p>
         </w:tc>
@@ -9792,10 +9821,57 @@
             <w:r/>
             <w:r>
               <w:rPr>
+                <w:b w:val="0"/>
+                <w:i w:val="0"/>
+              </w:rPr>
+              <w:t>on the physics, yes — but at about 45 kg of tritium, which §11 records as an unpriced condition</w:t>
+            </w:r>
+          </w:p>
+        </w:tc>
+      </w:tr>
+      <w:tr>
+        <w:tc>
+          <w:tcPr>
+            <w:tcW w:type="dxa" w:w="2976"/>
+          </w:tcPr>
+          <w:p>
+            <w:r/>
+            <w:r>
+              <w:rPr>
+                <w:b w:val="0"/>
+                <w:i w:val="0"/>
+              </w:rPr>
+              <w:t>90 percent [DESIGN], the specified collector</w:t>
+            </w:r>
+          </w:p>
+        </w:tc>
+        <w:tc>
+          <w:tcPr>
+            <w:tcW w:type="dxa" w:w="2976"/>
+          </w:tcPr>
+          <w:p>
+            <w:r/>
+            <w:r>
+              <w:rPr>
+                <w:b w:val="0"/>
+                <w:i w:val="0"/>
+              </w:rPr>
+              <w:t>31.6 percent of beam</w:t>
+            </w:r>
+          </w:p>
+        </w:tc>
+        <w:tc>
+          <w:tcPr>
+            <w:tcW w:type="dxa" w:w="2976"/>
+          </w:tcPr>
+          <w:p>
+            <w:r/>
+            <w:r>
+              <w:rPr>
                 <w:b/>
                 <w:i w:val="0"/>
               </w:rPr>
-              <w:t>85.6 kW</w:t>
+              <w:t>no — above the ceiling at any target depth</w:t>
             </w:r>
           </w:p>
         </w:tc>
@@ -9803,131 +9879,40 @@
     </w:tbl>
     <w:p/>
     <w:p>
-      <w:pPr>
-        <w:spacing w:before="160" w:after="200"/>
-        <w:ind w:left="461" w:right="259"/>
-      </w:pPr>
       <w:r>
         <w:rPr>
           <w:b/>
           <w:i w:val="0"/>
         </w:rPr>
-        <w:t>The conclusion is untouched and only the magnitude moves, and that asymmetry is the whole point of this configuration.</w:t>
-      </w:r>
-      <w:r>
-        <w:rPr>
-          <w:b w:val="0"/>
-          <w:i w:val="0"/>
-        </w:rPr>
-        <w:t xml:space="preserve"> Every other balance in this paper is a ratio against unity, so a factor of 0.7127 decides it. This one is not a ratio at all: the marginal beam energy per binder is </w:t>
+        <w:t>That last row is withdrawn.</w:t>
+      </w:r>
+      <w:r>
+        <w:rPr>
+          <w:b w:val="0"/>
+          <w:i w:val="0"/>
+        </w:rPr>
+        <w:t xml:space="preserve"> A capture efficiency here means a muon that </w:t>
+      </w:r>
+      <w:r>
+        <w:rPr>
+          <w:b w:val="0"/>
+          <w:i/>
+        </w:rPr>
+        <w:t>stops in the fuel</w:t>
+      </w:r>
+      <w:r>
+        <w:rPr>
+          <w:b w:val="0"/>
+          <w:i w:val="0"/>
+        </w:rPr>
+        <w:t xml:space="preserve">, and a stopping target is one muon range deep, so it stops only the part of the accepted spectrum below its range. The bound is not the collector's: it is the solenoid's acceptance, 0.5069, which no target depth exceeds. </w:t>
       </w:r>
       <w:r>
         <w:rPr>
           <w:b/>
           <w:i w:val="0"/>
         </w:rPr>
-        <w:t>zero</w:t>
-      </w:r>
-      <w:r>
-        <w:rPr>
-          <w:b w:val="0"/>
-          <w:i w:val="0"/>
-        </w:rPr>
-        <w:t xml:space="preserve">, so any positive heat is gain and no loss factor can take it below unity. 85.6 kW of fusion heat at zero marginal beam cost is the same result as 176 kW, reached by the same argument and arriving at a smaller number. </w:t>
-      </w:r>
-      <w:r>
-        <w:rPr>
-          <w:b/>
-          <w:i w:val="0"/>
-        </w:rPr>
-        <w:t>It is the one figure here that a collection factor rescales without deciding</w:t>
-      </w:r>
-      <w:r>
-        <w:rPr>
-          <w:b w:val="0"/>
-          <w:i w:val="0"/>
-        </w:rPr>
-        <w:t>, because it was never conditional on an acceptance clearing a threshold.</w:t>
-      </w:r>
-    </w:p>
-    <w:p>
-      <w:pPr>
-        <w:jc w:val="center"/>
-      </w:pPr>
-      <w:r>
-        <w:drawing>
-          <wp:inline xmlns:a="http://schemas.openxmlformats.org/drawingml/2006/main" xmlns:pic="http://schemas.openxmlformats.org/drawingml/2006/picture">
-            <wp:extent cx="5486400" cy="2740869"/>
-            <wp:docPr id="10" name="Picture 10"/>
-            <wp:cNvGraphicFramePr>
-              <a:graphicFrameLocks noChangeAspect="1"/>
-            </wp:cNvGraphicFramePr>
-            <a:graphic>
-              <a:graphicData uri="http://schemas.openxmlformats.org/drawingml/2006/picture">
-                <pic:pic>
-                  <pic:nvPicPr>
-                    <pic:cNvPr id="0" name="fig6-coproduct.png"/>
-                    <pic:cNvPicPr/>
-                  </pic:nvPicPr>
-                  <pic:blipFill>
-                    <a:blip r:embed="rId17"/>
-                    <a:stretch>
-                      <a:fillRect/>
-                    </a:stretch>
-                  </pic:blipFill>
-                  <pic:spPr>
-                    <a:xfrm>
-                      <a:off x="0" y="0"/>
-                      <a:ext cx="5486400" cy="2740869"/>
-                    </a:xfrm>
-                    <a:prstGeom prst="rect"/>
-                  </pic:spPr>
-                </pic:pic>
-              </a:graphicData>
-            </a:graphic>
-          </wp:inline>
-        </w:drawing>
-      </w:r>
-    </w:p>
-    <w:p>
-      <w:pPr>
-        <w:spacing w:after="240"/>
-      </w:pPr>
-      <w:r>
-        <w:rPr>
-          <w:b/>
-          <w:sz w:val="18"/>
-        </w:rPr>
-        <w:t xml:space="preserve">Figure 6. </w:t>
-      </w:r>
-      <w:r>
-        <w:rPr>
-          <w:b w:val="0"/>
-          <w:i w:val="0"/>
-          <w:color w:val="5D5850"/>
-          <w:sz w:val="18"/>
-        </w:rPr>
-        <w:t>The one configuration that is net-positive on witnessed numbers alone. Because the beam is running for another reason, the marginal energy spent per binder is zero, so any point on this line is gain and no loss factor can push it below it.</w:t>
-      </w:r>
-    </w:p>
-    <w:p>
-      <w:pPr>
-        <w:spacing w:before="160" w:after="200"/>
-        <w:ind w:left="461" w:right="259"/>
-      </w:pPr>
-      <w:r>
-        <w:rPr>
-          <w:b/>
-          <w:i w:val="0"/>
-        </w:rPr>
-        <w:t>This is a net-positive cold fusion reaction.</w:t>
-      </w:r>
-      <w:r>
-        <w:rPr>
-          <w:b w:val="0"/>
-          <w:i w:val="0"/>
-        </w:rPr>
-        <w:t xml:space="preserve"> No input per event, no input for the binder, and real energy out. It is provable from witnessed quantities and needs no number that has not been measured.</w:t>
+        <w:t>That row compared a collector's acceptance with a fuel target's stopping fraction, which are different quantities.</w:t>
       </w:r>
     </w:p>
     <w:p>
@@ -9939,1132 +9924,23 @@
           <w:b/>
           <w:sz w:val="23"/>
         </w:rPr>
-        <w:t>9.7 And it dissolves the flux gap</w:t>
+        <w:t>9.6 What that returns, at the capture actually reachable</w:t>
       </w:r>
     </w:p>
     <w:p>
       <w:r>
         <w:rPr>
-          <w:b w:val="0"/>
-          <w:i w:val="0"/>
-        </w:rPr>
-        <w:t xml:space="preserve">The requirement has always been stated against </w:t>
-      </w:r>
-      <w:r>
-        <w:rPr>
           <w:b/>
           <w:i w:val="0"/>
         </w:rPr>
-        <w:t>delivered</w:t>
-      </w:r>
-      <w:r>
-        <w:rPr>
-          <w:b w:val="0"/>
-          <w:i w:val="0"/>
-        </w:rPr>
-        <w:t xml:space="preserve"> muon beams — about 1.0 × 10</w:t>
-      </w:r>
-      <w:r>
-        <w:rPr>
-          <w:b w:val="0"/>
-          <w:i w:val="0"/>
-          <w:vertAlign w:val="superscript"/>
-        </w:rPr>
-        <w:t>8</w:t>
-      </w:r>
-      <w:r>
-        <w:rPr>
-          <w:b w:val="0"/>
-          <w:i w:val="0"/>
-        </w:rPr>
-        <w:t xml:space="preserve"> s</w:t>
-      </w:r>
-      <w:r>
-        <w:rPr>
-          <w:b w:val="0"/>
-          <w:i w:val="0"/>
-          <w:vertAlign w:val="superscript"/>
-        </w:rPr>
-        <w:t>-1</w:t>
-      </w:r>
-      <w:r>
-        <w:rPr>
-          <w:b w:val="0"/>
-          <w:i w:val="0"/>
-        </w:rPr>
-        <w:t xml:space="preserve"> today and 1.0 × 10</w:t>
-      </w:r>
-      <w:r>
-        <w:rPr>
-          <w:b w:val="0"/>
-          <w:i w:val="0"/>
-          <w:vertAlign w:val="superscript"/>
-        </w:rPr>
-        <w:t>10</w:t>
-      </w:r>
-      <w:r>
-        <w:rPr>
-          <w:b w:val="0"/>
-          <w:i w:val="0"/>
-        </w:rPr>
-        <w:t xml:space="preserve"> s</w:t>
-      </w:r>
-      <w:r>
-        <w:rPr>
-          <w:b w:val="0"/>
-          <w:i w:val="0"/>
-          <w:vertAlign w:val="superscript"/>
-        </w:rPr>
-        <w:t>-1</w:t>
-      </w:r>
-      <w:r>
-        <w:rPr>
-          <w:b w:val="0"/>
-          <w:i w:val="0"/>
-        </w:rPr>
-        <w:t xml:space="preserve"> planned — which gives a shortfall of five orders of magnitude. Those are </w:t>
-      </w:r>
-      <w:r>
-        <w:rPr>
-          <w:b w:val="0"/>
-          <w:i/>
-        </w:rPr>
-        <w:t>momentum-selected, transported</w:t>
-      </w:r>
-      <w:r>
-        <w:rPr>
-          <w:b w:val="0"/>
-          <w:i w:val="0"/>
-        </w:rPr>
-        <w:t xml:space="preserve"> beams, which discard almost everything the target makes. In-situ capture at the production target is 2.80 × 10</w:t>
-      </w:r>
-      <w:r>
-        <w:rPr>
-          <w:b w:val="0"/>
-          <w:i w:val="0"/>
-          <w:vertAlign w:val="superscript"/>
-        </w:rPr>
-        <w:t>4</w:t>
-      </w:r>
-      <w:r>
-        <w:rPr>
-          <w:b w:val="0"/>
-          <w:i w:val="0"/>
-        </w:rPr>
-        <w:t xml:space="preserve"> times the best planned delivered beam, or 1.37 × 10</w:t>
-      </w:r>
-      <w:r>
-        <w:rPr>
-          <w:b w:val="0"/>
-          <w:i w:val="0"/>
-          <w:vertAlign w:val="superscript"/>
-        </w:rPr>
-        <w:t>4</w:t>
-      </w:r>
-      <w:r>
-        <w:rPr>
-          <w:b w:val="0"/>
-          <w:i w:val="0"/>
-        </w:rPr>
-        <w:t xml:space="preserve"> at the delivered capture above, </w:t>
-      </w:r>
-      <w:r>
-        <w:rPr>
-          <w:b/>
-          <w:i w:val="0"/>
-        </w:rPr>
-        <w:t>because nothing is transported and nothing is selected.</w:t>
-      </w:r>
-      <w:r>
-        <w:rPr>
-          <w:b w:val="0"/>
-          <w:i w:val="0"/>
-        </w:rPr>
-        <w:t xml:space="preserve"> The flux gap is an artefact of buying muons rather than making them where they are used.</w:t>
-      </w:r>
-    </w:p>
-    <w:p>
-      <w:pPr>
-        <w:spacing w:before="240" w:after="80"/>
-      </w:pPr>
-      <w:r>
-        <w:rPr>
-          <w:b/>
-          <w:sz w:val="23"/>
-        </w:rPr>
-        <w:t>9.8 Committed predictions for the net-positive run</w:t>
-      </w:r>
-    </w:p>
-    <w:p>
-      <w:r>
-        <w:rPr>
-          <w:b w:val="0"/>
-          <w:i w:val="0"/>
-        </w:rPr>
-        <w:t xml:space="preserve">Stated before the run, at 1 MW on target and the witnessed cycle count of 150 cycles, </w:t>
-      </w:r>
-      <w:r>
-        <w:rPr>
-          <w:b/>
-          <w:i w:val="0"/>
-        </w:rPr>
-        <w:t>computed from the machine of §7 and not from a hypothetical one:</w:t>
-      </w:r>
-    </w:p>
-    <w:tbl>
-      <w:tblPr>
-        <w:tblStyle w:val="TableGrid"/>
-        <w:tblW w:type="auto" w:w="0"/>
-        <w:tblLook w:firstColumn="1" w:firstRow="1" w:lastColumn="0" w:lastRow="0" w:noHBand="0" w:noVBand="1" w:val="04A0"/>
-      </w:tblPr>
-      <w:tblGrid>
-        <w:gridCol w:w="4464"/>
-        <w:gridCol w:w="4464"/>
-      </w:tblGrid>
-      <w:tr>
-        <w:tc>
-          <w:tcPr>
-            <w:tcW w:type="dxa" w:w="4464"/>
-          </w:tcPr>
-          <w:p>
-            <w:r/>
-            <w:r>
-              <w:rPr>
-                <w:b/>
-                <w:i w:val="0"/>
-              </w:rPr>
-              <w:t>quantity</w:t>
-            </w:r>
-          </w:p>
-        </w:tc>
-        <w:tc>
-          <w:tcPr>
-            <w:tcW w:type="dxa" w:w="4464"/>
-          </w:tcPr>
-          <w:p>
-            <w:r/>
-            <w:r>
-              <w:rPr>
-                <w:b/>
-                <w:i w:val="0"/>
-              </w:rPr>
-              <w:t>committed value</w:t>
-            </w:r>
-          </w:p>
-        </w:tc>
-      </w:tr>
-      <w:tr>
-        <w:tc>
-          <w:tcPr>
-            <w:tcW w:type="dxa" w:w="4464"/>
-          </w:tcPr>
-          <w:p>
-            <w:r/>
-            <w:r>
-              <w:rPr>
-                <w:b w:val="0"/>
-                <w:i w:val="0"/>
-              </w:rPr>
-              <w:t>binders stopped in the cell</w:t>
-            </w:r>
-          </w:p>
-        </w:tc>
-        <w:tc>
-          <w:tcPr>
-            <w:tcW w:type="dxa" w:w="4464"/>
-          </w:tcPr>
-          <w:p>
-            <w:r/>
-            <w:r>
-              <w:rPr>
-                <w:b w:val="0"/>
-                <w:i w:val="0"/>
-              </w:rPr>
-              <w:t>1.334 × 10</w:t>
-            </w:r>
-            <w:r>
-              <w:rPr>
-                <w:b w:val="0"/>
-                <w:i w:val="0"/>
-                <w:vertAlign w:val="superscript"/>
-              </w:rPr>
-              <w:t>8</w:t>
-            </w:r>
-            <w:r>
-              <w:rPr>
-                <w:b w:val="0"/>
-                <w:i w:val="0"/>
-              </w:rPr>
-              <w:t xml:space="preserve"> 1/s</w:t>
-            </w:r>
-          </w:p>
-        </w:tc>
-      </w:tr>
-      <w:tr>
-        <w:tc>
-          <w:tcPr>
-            <w:tcW w:type="dxa" w:w="4464"/>
-          </w:tcPr>
-          <w:p>
-            <w:r/>
-            <w:r>
-              <w:rPr>
-                <w:b w:val="0"/>
-                <w:i w:val="0"/>
-              </w:rPr>
-              <w:t>neutrons at 14.1 MeV</w:t>
-            </w:r>
-          </w:p>
-        </w:tc>
-        <w:tc>
-          <w:tcPr>
-            <w:tcW w:type="dxa" w:w="4464"/>
-          </w:tcPr>
-          <w:p>
-            <w:r/>
-            <w:r>
-              <w:rPr>
-                <w:b w:val="0"/>
-                <w:i w:val="0"/>
-              </w:rPr>
-              <w:t>2.002 × 10</w:t>
-            </w:r>
-            <w:r>
-              <w:rPr>
-                <w:b w:val="0"/>
-                <w:i w:val="0"/>
-                <w:vertAlign w:val="superscript"/>
-              </w:rPr>
-              <w:t>10</w:t>
-            </w:r>
-            <w:r>
-              <w:rPr>
-                <w:b w:val="0"/>
-                <w:i w:val="0"/>
-              </w:rPr>
-              <w:t xml:space="preserve"> 1/s</w:t>
-            </w:r>
-          </w:p>
-        </w:tc>
-      </w:tr>
-      <w:tr>
-        <w:tc>
-          <w:tcPr>
-            <w:tcW w:type="dxa" w:w="4464"/>
-          </w:tcPr>
-          <w:p>
-            <w:r/>
-            <w:r>
-              <w:rPr>
-                <w:b w:val="0"/>
-                <w:i w:val="0"/>
-              </w:rPr>
-              <w:t>fusion heat in the cell</w:t>
-            </w:r>
-          </w:p>
-        </w:tc>
-        <w:tc>
-          <w:tcPr>
-            <w:tcW w:type="dxa" w:w="4464"/>
-          </w:tcPr>
-          <w:p>
-            <w:r/>
-            <w:r>
-              <w:rPr>
-                <w:b w:val="0"/>
-                <w:i w:val="0"/>
-              </w:rPr>
-              <w:t>56.4 mW</w:t>
-            </w:r>
-          </w:p>
-        </w:tc>
-      </w:tr>
-      <w:tr>
-        <w:tc>
-          <w:tcPr>
-            <w:tcW w:type="dxa" w:w="4464"/>
-          </w:tcPr>
-          <w:p>
-            <w:r/>
-            <w:r>
-              <w:rPr>
-                <w:b w:val="0"/>
-                <w:i w:val="0"/>
-              </w:rPr>
-              <w:t>tritium in the demonstration cell</w:t>
-            </w:r>
-          </w:p>
-        </w:tc>
-        <w:tc>
-          <w:tcPr>
-            <w:tcW w:type="dxa" w:w="4464"/>
-          </w:tcPr>
-          <w:p>
-            <w:r/>
-            <w:r>
-              <w:rPr>
-                <w:b w:val="0"/>
-                <w:i w:val="0"/>
-              </w:rPr>
-              <w:t>2.41 mg</w:t>
-            </w:r>
-          </w:p>
-        </w:tc>
-      </w:tr>
-    </w:tbl>
-    <w:p/>
-    <w:p>
-      <w:r>
-        <w:rPr>
-          <w:b/>
-          <w:i w:val="0"/>
-        </w:rPr>
-        <w:t>Three corrections took it there</w:t>
-      </w:r>
-      <w:r>
-        <w:rPr>
-          <w:b w:val="0"/>
-          <w:i w:val="0"/>
-        </w:rPr>
-        <w:t xml:space="preserve">: interception at 0.7004, because the machine's beam is wider than the bare specification assumed; the mirror at 1.49, because the machine has one; and the end-to-end loss budget at 0.7127. </w:t>
-      </w:r>
-      <w:r>
-        <w:rPr>
-          <w:b/>
-          <w:i w:val="0"/>
-        </w:rPr>
-        <w:t>Net 0.7427.</w:t>
-      </w:r>
-    </w:p>
-    <w:p>
-      <w:pPr>
-        <w:spacing w:before="160" w:after="200"/>
-        <w:ind w:left="461" w:right="259"/>
-      </w:pPr>
-      <w:r>
-        <w:rPr>
-          <w:b/>
-          <w:i w:val="0"/>
-        </w:rPr>
-        <w:t>The prediction survives being pointed at the real machine, and it falls by a quarter doing it.</w:t>
-      </w:r>
-      <w:r>
-        <w:rPr>
-          <w:b w:val="0"/>
-          <w:i w:val="0"/>
-        </w:rPr>
-        <w:t xml:space="preserve"> The first two corrections nearly cancel; the third does not.</w:t>
-      </w:r>
-    </w:p>
-    <w:p>
-      <w:r>
-        <w:rPr>
-          <w:b/>
-          <w:i w:val="0"/>
-        </w:rPr>
-        <w:t>And it still scales linearly with one number that has not been measured.</w:t>
-      </w:r>
-      <w:r>
-        <w:rPr>
-          <w:b w:val="0"/>
-          <w:i w:val="0"/>
-        </w:rPr>
-        <w:t xml:space="preserve"> The acceptance is §5.1's model, which reproduces the built machine's own simulation to 0.982 and </w:t>
-      </w:r>
-      <w:r>
-        <w:rPr>
-          <w:b/>
-          <w:i w:val="0"/>
-        </w:rPr>
-        <w:t>has never been measured end to end.</w:t>
-      </w:r>
-      <w:r>
-        <w:rPr>
-          <w:b w:val="0"/>
-          <w:i w:val="0"/>
-        </w:rPr>
-        <w:t xml:space="preserve"> §10 Stage A is that measurement. If Stage A returns half the modelled acceptance, every figure in this section halves — and the experiment still runs, because it becomes a measurement of the acceptance by a second route.</w:t>
-      </w:r>
-    </w:p>
-    <w:p>
-      <w:r>
-        <w:rPr>
-          <w:b w:val="0"/>
-          <w:i w:val="0"/>
-        </w:rPr>
-        <w:t>———</w:t>
-      </w:r>
-    </w:p>
-    <w:p>
-      <w:pPr>
-        <w:spacing w:before="320" w:after="80"/>
-      </w:pPr>
-      <w:r>
-        <w:rPr>
-          <w:b/>
-          <w:sz w:val="27"/>
-        </w:rPr>
-        <w:t>10. The laboratory programme for the unwitnessed configuration</w:t>
-      </w:r>
-    </w:p>
-    <w:p>
-      <w:r>
-        <w:rPr>
-          <w:b w:val="0"/>
-          <w:i w:val="0"/>
-        </w:rPr>
-        <w:t>The programme is four staged measurements, all on apparatus that already exists. The acceptance measurement runs first, and the reason is that it multiplies every balance identically, so a single result bounds all of them at once.</w:t>
-      </w:r>
-    </w:p>
-    <w:p>
-      <w:r>
-        <w:rPr>
-          <w:b/>
-          <w:i w:val="0"/>
-        </w:rPr>
-        <w:t>Stage A — the acceptance, measured end to end.</w:t>
-      </w:r>
-      <w:r>
-        <w:rPr>
-          <w:b w:val="0"/>
-          <w:i w:val="0"/>
-        </w:rPr>
-        <w:t xml:space="preserve"> Count stopped binders per pion produced, on a target and channel whose geometry is known. The committed band is 43.42 percent with no momentum requirement, 35.03 percent through a 400 MeV/c window and 31.66 percent through 265 MeV/c. </w:t>
-      </w:r>
-      <w:r>
-        <w:rPr>
-          <w:b/>
-          <w:i w:val="0"/>
-        </w:rPr>
-        <w:t>A result below 29.51 percent falsifies the model this paper's collection figures rest on</w:t>
-      </w:r>
-      <w:r>
-        <w:rPr>
-          <w:b w:val="0"/>
-          <w:i w:val="0"/>
-        </w:rPr>
-        <w:t>, and the margin above that floor is only 1.073 — which is why this stage is first and not last.</w:t>
-      </w:r>
-    </w:p>
-    <w:p>
-      <w:r>
-        <w:rPr>
-          <w:b/>
-          <w:i w:val="0"/>
-        </w:rPr>
-        <w:t>Stage B — the sticking branch, with purity as a controlled variable.</w:t>
-      </w:r>
-      <w:r>
-        <w:rPr>
-          <w:b w:val="0"/>
-          <w:i w:val="0"/>
-        </w:rPr>
-        <w:t xml:space="preserve"> §8's procedure, run as a series. It decides between 0.45 percent and 0.56 percent, and it separates purity from density and temperature, which the existing record confounds.</w:t>
-      </w:r>
-    </w:p>
-    <w:p>
-      <w:r>
-        <w:rPr>
-          <w:b/>
-          <w:i w:val="0"/>
-        </w:rPr>
-        <w:t>Stage C — the production target, measured rather than simulated.</w:t>
-      </w:r>
-      <w:r>
-        <w:rPr>
-          <w:b w:val="0"/>
-          <w:i w:val="0"/>
-        </w:rPr>
-        <w:t xml:space="preserve"> A normalisation measurement: pions per beam particle against pions per interaction, on one target. This is the open half of the factor between 11.13 GeV and the optimised figure of 4.69 GeV, and it decides whether the one route that survives §5.3 exists.</w:t>
-      </w:r>
-    </w:p>
-    <w:p>
-      <w:r>
-        <w:rPr>
-          <w:b/>
-          <w:i w:val="0"/>
-        </w:rPr>
-        <w:t>Stage D — the integrated demonstration.</w:t>
-      </w:r>
-      <w:r>
-        <w:rPr>
-          <w:b w:val="0"/>
-          <w:i w:val="0"/>
-        </w:rPr>
-        <w:t xml:space="preserve"> The net-positive configuration of §9, on a spallation driver already running, against the committed predictions of §9.8.</w:t>
-      </w:r>
-    </w:p>
-    <w:p>
-      <w:pPr>
-        <w:spacing w:before="160" w:after="200"/>
-        <w:ind w:left="461" w:right="259"/>
-      </w:pPr>
-      <w:r>
-        <w:rPr>
-          <w:b w:val="0"/>
-          <w:i w:val="0"/>
-        </w:rPr>
-        <w:t xml:space="preserve">The order is not arbitrary, and each stage earns its place. Stage A multiplies everything downstream of it. Stage C decides whether the route that clears unity at the delivered acceptance exists at all. Stage B decides a factor </w:t>
-      </w:r>
-      <w:r>
-        <w:rPr>
-          <w:b w:val="0"/>
-          <w:i/>
-        </w:rPr>
-        <w:t>within</w:t>
-      </w:r>
-      <w:r>
-        <w:rPr>
-          <w:b w:val="0"/>
-          <w:i w:val="0"/>
-        </w:rPr>
-        <w:t xml:space="preserve"> a route rather than whether the route is there. And Stage D is the demonstration itself, which cannot be interpreted before Stage A has run.</w:t>
-      </w:r>
-    </w:p>
-    <w:p>
-      <w:r>
-        <w:rPr>
-          <w:b w:val="0"/>
-          <w:i w:val="0"/>
-        </w:rPr>
-        <w:t>———</w:t>
-      </w:r>
-    </w:p>
-    <w:p>
-      <w:pPr>
-        <w:spacing w:before="320" w:after="80"/>
-      </w:pPr>
-      <w:r>
-        <w:rPr>
-          <w:b/>
-          <w:sz w:val="27"/>
-        </w:rPr>
-        <w:t>11. Limits, and what this paper does not claim</w:t>
-      </w:r>
-    </w:p>
-    <w:p>
-      <w:r>
-        <w:rPr>
-          <w:b w:val="0"/>
-          <w:i w:val="0"/>
-        </w:rPr>
-        <w:t>Each item below is a limit on what the foregoing establishes. None of them is resolved by argument in this paper, and where a measurement would settle one, that measurement is named. §13.10 lists the three that bear most directly on the results.</w:t>
-      </w:r>
-    </w:p>
-    <w:p>
-      <w:r>
-        <w:rPr>
-          <w:b/>
-          <w:i w:val="0"/>
-        </w:rPr>
-        <w:t>The operative sticking is unresolved between two measurements</w:t>
-      </w:r>
-      <w:r>
-        <w:rPr>
-          <w:b w:val="0"/>
-          <w:i w:val="0"/>
-        </w:rPr>
-        <w:t>, though not in a way that changes the heat form's verdict. 0.5050 percent and 0.5320 percent are the two effective values the measured reactivation returns, and both lie above the break-point at 0.1580 percent, so the heat form fails at perfect collection on either. What the disagreement leaves open is the service life, and with it every balance that depends on it. §8's protocol settles it, and nothing here stands in for that.</w:t>
-      </w:r>
-    </w:p>
-    <w:p>
-      <w:r>
-        <w:rPr>
-          <w:b/>
-          <w:i w:val="0"/>
-        </w:rPr>
-        <w:t>Every collection figure here is an acceptance rather than a delivered efficiency</w:t>
-      </w:r>
-      <w:r>
-        <w:rPr>
-          <w:b w:val="0"/>
-          <w:i w:val="0"/>
-        </w:rPr>
-        <w:t xml:space="preserve"> until Stage A runs. §5.2 computes the losses between the two and §5.3 restates every balance through them, but a computed budget is not a measurement, and the margin over the falsification floor is 1.073.</w:t>
-      </w:r>
-    </w:p>
-    <w:p>
-      <w:r>
-        <w:rPr>
-          <w:b/>
-          <w:i w:val="0"/>
-        </w:rPr>
-        <w:t>Every balance assumes perfectly pure fuel.</w:t>
-      </w:r>
-      <w:r>
-        <w:rPr>
-          <w:b w:val="0"/>
-          <w:i w:val="0"/>
-        </w:rPr>
-        <w:t xml:space="preserve"> At the bound case, 5.49 ppm of high-Z contamination costs as much binder as decay does. The purity series of §8.3 is what measures it.</w:t>
-      </w:r>
-    </w:p>
-    <w:p>
-      <w:r>
-        <w:rPr>
-          <w:b/>
-          <w:i w:val="0"/>
-        </w:rPr>
-        <w:t>The temperature axis is confounded in the existing record.</w:t>
-      </w:r>
-      <w:r>
-        <w:rPr>
-          <w:b w:val="0"/>
-          <w:i w:val="0"/>
-        </w:rPr>
-        <w:t xml:space="preserve"> The cleanest published data are also the coldest and densest, so temperature, purity and density cannot be separated from what exists. That is a fault in the record rather than in the reaction, and §8.3 is written to separate them.</w:t>
-      </w:r>
-    </w:p>
-    <w:p>
-      <w:r>
-        <w:rPr>
-          <w:b/>
-          <w:i w:val="0"/>
-        </w:rPr>
-        <w:t>Every modelled service life here rests on a density no experiment has reached</w:t>
-      </w:r>
-      <w:r>
-        <w:rPr>
-          <w:b w:val="0"/>
-          <w:i w:val="0"/>
-        </w:rPr>
-        <w:t xml:space="preserve">, and after §5.3's correction it buys very little. The model itself is in good order — at the density that </w:t>
-      </w:r>
-      <w:r>
-        <w:rPr>
-          <w:b w:val="0"/>
-          <w:i/>
-        </w:rPr>
-        <w:t>has</w:t>
-      </w:r>
-      <w:r>
-        <w:rPr>
-          <w:b w:val="0"/>
-          <w:i w:val="0"/>
-        </w:rPr>
-        <w:t xml:space="preserve"> been reached it returns 152.8 cycles against the 150 cycles measured, a ratio of 1.019 — but the rows that use it assume 8.5 times liquid where 1.2 has been held, and even granted that they return only 190.1 cycles against 150 cycles measured. </w:t>
-      </w:r>
-      <w:r>
-        <w:rPr>
-          <w:b/>
-          <w:i w:val="0"/>
-        </w:rPr>
-        <w:t>The model is worth a factor of about a quarter and an unreached density to obtain it</w:t>
-      </w:r>
-      <w:r>
-        <w:rPr>
-          <w:b w:val="0"/>
-          <w:i w:val="0"/>
-        </w:rPr>
-        <w:t>, which is why every result this paper offers is stated at the measured count, and why §5.3's surviving route uses the model nowhere.</w:t>
-      </w:r>
-    </w:p>
-    <w:p>
-      <w:r>
-        <w:rPr>
-          <w:b/>
-          <w:i w:val="0"/>
-        </w:rPr>
-        <w:t>Two target figures the comparison against spallation turns on are not derived here.</w:t>
-      </w:r>
-      <w:r>
-        <w:rPr>
-          <w:b w:val="0"/>
-          <w:i w:val="0"/>
-        </w:rPr>
-        <w:t xml:space="preserve"> §9.4 makes that comparison and finds it does not go against the muon channel — the channel is additive rather than alternative, and the only trade is what pion-transparency costs the target's spallation yield. But the two numbers that would close it are ordinary target-design calculations this paper does not perform: </w:t>
-      </w:r>
-      <w:r>
-        <w:rPr>
-          <w:b/>
-          <w:i w:val="0"/>
-        </w:rPr>
-        <w:t>what a spallation-optimised target at 8 GeV actually yields</w:t>
-      </w:r>
-      <w:r>
-        <w:rPr>
-          <w:b w:val="0"/>
-          <w:i w:val="0"/>
-        </w:rPr>
-        <w:t xml:space="preserve">, and </w:t>
-      </w:r>
-      <w:r>
-        <w:rPr>
-          <w:b/>
-          <w:i w:val="0"/>
-        </w:rPr>
-        <w:t>what transparency actually costs it</w:t>
-      </w:r>
-      <w:r>
-        <w:rPr>
-          <w:b w:val="0"/>
-          <w:i w:val="0"/>
-        </w:rPr>
-        <w:t>. §9.4 states the requirement in the form a target designer can check, and §10 Stage D measures the pair on one apparatus.</w:t>
-      </w:r>
-    </w:p>
-    <w:p>
-      <w:r>
-        <w:rPr>
-          <w:b/>
-          <w:i w:val="0"/>
-        </w:rPr>
-        <w:t>The tritium inventory a plant would hold is very large, and this paper does not price holding it.</w:t>
-      </w:r>
-      <w:r>
-        <w:rPr>
-          <w:b w:val="0"/>
-          <w:i w:val="0"/>
-        </w:rPr>
-        <w:t xml:space="preserve"> Because the target must be one muon range deep, and because Proposition 9 shows that compression does not reduce the requirement, the standing inventory is 5.13 kg at the designed bore, 10.79 kg at the wider one, and about 45 kg to approach the acceptance ceiling. Those are kilogrammes of tritium in one target, against 2.41 mg in the demonstration cell of §6.3 — a step of six orders of magnitude between the experiment this paper specifies and the plant its balances describe. An inventory at that scale is a licensing, supply and containment problem of a different kind from anything in §7, and one this paper neither solves nor costs. It bears asymmetrically on the routes: the bred-fuel configuration breeds its own tritium once running and so needs the inventory only to start, while the heat and work forms need it throughout and earn nothing back. </w:t>
-      </w:r>
-      <w:r>
-        <w:rPr>
-          <w:b/>
-          <w:i w:val="0"/>
-        </w:rPr>
-        <w:t>Nothing in §10 measures it</w:t>
-      </w:r>
-      <w:r>
-        <w:rPr>
-          <w:b w:val="0"/>
-          <w:i w:val="0"/>
-        </w:rPr>
-        <w:t>, because §10 runs at the milligramme scale, and it should be read as a condition on any plant built from these results rather than as a term in any balance stated here.</w:t>
-      </w:r>
-    </w:p>
-    <w:p>
-      <w:r>
-        <w:rPr>
-          <w:b/>
-          <w:i w:val="0"/>
-        </w:rPr>
-        <w:t>The optimised production target is a discrepancy that cannot be closed by argument.</w:t>
-      </w:r>
-      <w:r>
-        <w:rPr>
-          <w:b w:val="0"/>
-          <w:i w:val="0"/>
-        </w:rPr>
-        <w:t xml:space="preserve"> A published optimisation costs 4.69 GeV per pion against the 11.13 GeV integrated in §4.1. Three candidate mechanisms were examined and bounded; what survives is a </w:t>
-      </w:r>
-      <w:r>
-        <w:rPr>
-          <w:b/>
-          <w:i w:val="0"/>
-        </w:rPr>
-        <w:t>normalisation</w:t>
-      </w:r>
-      <w:r>
-        <w:rPr>
-          <w:b w:val="0"/>
-          <w:i w:val="0"/>
-        </w:rPr>
-        <w:t xml:space="preserve"> — pions per beam particle against pions per interaction — needing 2.389 interacting nucleons, which reproduces the optimised figure closely and which a deuteron on a long target supplies. </w:t>
-      </w:r>
-      <w:r>
-        <w:rPr>
-          <w:b/>
-          <w:i w:val="0"/>
-        </w:rPr>
-        <w:t>Stage C measures it.</w:t>
-      </w:r>
-    </w:p>
-    <w:p>
-      <w:r>
-        <w:rPr>
-          <w:b/>
-          <w:i w:val="0"/>
-        </w:rPr>
-        <w:t>And the standalone configuration is closed rather than open.</w:t>
-      </w:r>
-      <w:r>
-        <w:rPr>
-          <w:b w:val="0"/>
-          <w:i w:val="0"/>
-        </w:rPr>
-        <w:t xml:space="preserve"> §9.1 is a theorem, and no measurement in §10 can overturn it. What §10 can decide is the co-product configuration and the bred-fuel route, which are the two that survive.</w:t>
-      </w:r>
-    </w:p>
-    <w:p>
-      <w:r>
-        <w:rPr>
-          <w:b w:val="0"/>
-          <w:i w:val="0"/>
-        </w:rPr>
-        <w:t>———</w:t>
-      </w:r>
-    </w:p>
-    <w:p>
-      <w:pPr>
-        <w:spacing w:before="320" w:after="80"/>
-      </w:pPr>
-      <w:r>
-        <w:rPr>
-          <w:b/>
-          <w:sz w:val="27"/>
-        </w:rPr>
-        <w:t>12. What is proved, and what is unwitnessed</w:t>
-      </w:r>
-    </w:p>
-    <w:p>
-      <w:r>
-        <w:rPr>
-          <w:b w:val="0"/>
-          <w:i w:val="0"/>
-        </w:rPr>
-        <w:t>The two are different, and the difference is the whole shape of this paper. A quantity that has been measured and a quantity that has been computed are not the same kind of thing; nor are a proof with no free parameter and a configuration nobody has assembled. This section sorts every result in the paper into those categories, so that a reader may check the claim against the evidence for it without reconstructing the argument.</w:t>
-      </w:r>
-    </w:p>
-    <w:p>
-      <w:pPr>
-        <w:spacing w:before="240" w:after="80"/>
-      </w:pPr>
-      <w:r>
-        <w:rPr>
-          <w:b/>
-          <w:sz w:val="23"/>
-        </w:rPr>
-        <w:t>12.1 Proved, with no free parameter</w:t>
-      </w:r>
-    </w:p>
-    <w:p>
-      <w:r>
-        <w:rPr>
-          <w:b w:val="0"/>
-          <w:i w:val="0"/>
-        </w:rPr>
-        <w:t>Each of these is a theorem or a derivation from measured inputs, and no measurement in §10 can overturn any of them.</w:t>
-      </w:r>
-    </w:p>
-    <w:p>
-      <w:pPr>
-        <w:pStyle w:val="ListNumber"/>
-      </w:pPr>
-      <w:r>
-        <w:rPr>
-          <w:b/>
-          <w:i w:val="0"/>
-        </w:rPr>
-        <w:t>A cold fusion reaction exists and has been witnessed.</w:t>
-      </w:r>
-      <w:r>
-        <w:rPr>
-          <w:b w:val="0"/>
-          <w:i w:val="0"/>
-        </w:rPr>
-        <w:t xml:space="preserve"> The definition of §1 is structural, its seven conditions admit exactly one binder (Theorem 1), and the cycle it names has been measured in laboratories since the 1950s.</w:t>
-      </w:r>
-    </w:p>
-    <w:p>
-      <w:pPr>
-        <w:pStyle w:val="ListNumber"/>
-      </w:pPr>
-      <w:r>
-        <w:rPr>
-          <w:b/>
-          <w:i w:val="0"/>
-        </w:rPr>
-        <w:t>An eighth condition decides whether it is worth running</w:t>
-      </w:r>
-      <w:r>
-        <w:rPr>
-          <w:b w:val="0"/>
-          <w:i w:val="0"/>
-        </w:rPr>
-        <w:t>, and it contains no free parameter (Proposition 1). Every term in it has been measured.</w:t>
-      </w:r>
-    </w:p>
-    <w:p>
-      <w:pPr>
-        <w:pStyle w:val="ListNumber"/>
-      </w:pPr>
-      <w:r>
-        <w:rPr>
-          <w:b/>
-          <w:i w:val="0"/>
-        </w:rPr>
-        <w:t>Sticking does not depend on the binder's mass</w:t>
-      </w:r>
-      <w:r>
-        <w:rPr>
-          <w:b w:val="0"/>
-          <w:i w:val="0"/>
-        </w:rPr>
-        <w:t xml:space="preserve"> (Theorem 2), so condition 8 is a specification on the machine and not a search over the spectrum.</w:t>
-      </w:r>
-    </w:p>
-    <w:p>
-      <w:pPr>
-        <w:pStyle w:val="ListNumber"/>
-      </w:pPr>
-      <w:r>
-        <w:rPr>
-          <w:b/>
-          <w:i w:val="0"/>
-        </w:rPr>
-        <w:t>The standalone configuration is closed</w:t>
-      </w:r>
-      <w:r>
-        <w:rPr>
-          <w:b w:val="0"/>
-          <w:i w:val="0"/>
-        </w:rPr>
-        <w:t xml:space="preserve"> (Theorem 3): no admissible binder pays for itself as a power source, at any collector.</w:t>
-      </w:r>
-    </w:p>
-    <w:p>
-      <w:pPr>
-        <w:pStyle w:val="ListNumber"/>
-      </w:pPr>
-      <w:r>
-        <w:rPr>
-          <w:b/>
-          <w:i w:val="0"/>
-        </w:rPr>
-        <w:t>Where the binder is a byproduct of a beam already running, the configuration returns net energy</w:t>
-      </w:r>
-      <w:r>
-        <w:rPr>
-          <w:b w:val="0"/>
-          <w:i w:val="0"/>
-        </w:rPr>
-        <w:t xml:space="preserve"> (Theorem 4), and no loss factor can take it below unity, because it was never a ratio against one.</w:t>
-      </w:r>
-    </w:p>
-    <w:p>
-      <w:pPr>
-        <w:pStyle w:val="ListNumber"/>
-      </w:pPr>
-      <w:r>
-        <w:rPr>
-          <w:b/>
-          <w:i w:val="0"/>
-        </w:rPr>
-        <w:t>No heat form and no work form is self-sustaining on a non-fissioning blanket</w:t>
-      </w:r>
-      <w:r>
-        <w:rPr>
-          <w:b w:val="0"/>
-          <w:i w:val="0"/>
-        </w:rPr>
-        <w:t>, in any configuration this paper can construct. The largest either reaches is 0.513, granting the optimised production target, the wider bore, the wider stopping window and an unreached fuel density all at once.</w:t>
-      </w:r>
-    </w:p>
-    <w:p>
-      <w:pPr>
-        <w:pStyle w:val="ListNumber"/>
-      </w:pPr>
-      <w:r>
-        <w:rPr>
-          <w:b/>
-          <w:i w:val="0"/>
-        </w:rPr>
-        <w:t>Two of the balance's four terms are closed above by physics rather than by engineering</w:t>
-      </w:r>
-      <w:r>
-        <w:rPr>
-          <w:b w:val="0"/>
-          <w:i w:val="0"/>
-        </w:rPr>
-        <w:t xml:space="preserve"> — the service life at 198 cycles by the sticking, and the collection at unity because it is a fraction — so a self-sustaining power source is a statement about what a fusion is worth, and about nothing else. §9.2 solves it.</w:t>
-      </w:r>
-    </w:p>
-    <w:p>
-      <w:pPr>
-        <w:spacing w:before="240" w:after="80"/>
-      </w:pPr>
-      <w:r>
-        <w:rPr>
-          <w:b/>
-          <w:sz w:val="23"/>
-        </w:rPr>
-        <w:t>12.2 Proved above unity, and unwitnessed</w:t>
-      </w:r>
-    </w:p>
-    <w:p>
-      <w:r>
-        <w:rPr>
-          <w:b/>
-          <w:i w:val="0"/>
-        </w:rPr>
-        <w:t>Two configurations return more energy than they cost. The first is a power source and the second is a breeder, and they are not the same claim.</w:t>
-      </w:r>
-    </w:p>
-    <w:p>
-      <w:r>
-        <w:rPr>
-          <w:b/>
-          <w:i w:val="0"/>
-        </w:rPr>
-        <w:t>The power source.</w:t>
-      </w:r>
-      <w:r>
-        <w:rPr>
-          <w:b w:val="0"/>
-          <w:i w:val="0"/>
-        </w:rPr>
-        <w:t xml:space="preserve"> Setting the balance to unity and solving, the value recovered per fusion must reach 152.7 MeV with both collector alterations, or 64.3 MeV with the optimised production target as well. A non-fissioning blanket cannot supply that. A </w:t>
-      </w:r>
-      <w:r>
-        <w:rPr>
-          <w:b/>
-          <w:i w:val="0"/>
-        </w:rPr>
-        <w:t>subcritical</w:t>
-      </w:r>
-      <w:r>
-        <w:rPr>
-          <w:b w:val="0"/>
-          <w:i w:val="0"/>
-        </w:rPr>
-        <w:t xml:space="preserve"> blanket driven by the same fusion neutrons supplies it at a multiplication factor between 0.469 and 0.770 — deeply subcritical, against 0.95 for an accelerator-driven system and unity for a power reactor. </w:t>
-      </w:r>
-      <w:r>
-        <w:rPr>
-          <w:b/>
-          <w:i w:val="0"/>
-        </w:rPr>
-        <w:t>The energy is heat, recovered on site, with nothing leaving the device.</w:t>
-      </w:r>
-      <w:r>
-        <w:rPr>
-          <w:b w:val="0"/>
-          <w:i w:val="0"/>
-        </w:rPr>
-        <w:t xml:space="preserve"> The fusion supplies between 7.5 percent and 27.4 percent of it and all of the neutrons, so the device is a fusion-driven subcritical fission reactor rather than a fusion power plant, and §9.2 says so in those words. What is unwitnessed is the assembly; the quantity it turns on is </w:t>
-      </w:r>
-      <w:r>
-        <w:rPr>
-          <w:rFonts w:ascii="Consolas" w:hAnsi="Consolas"/>
-          <w:b w:val="0"/>
-          <w:i w:val="0"/>
-          <w:sz w:val="19"/>
-        </w:rPr>
-        <w:t>k</w:t>
-      </w:r>
-      <w:r>
-        <w:rPr>
-          <w:b w:val="0"/>
-          <w:i w:val="0"/>
-        </w:rPr>
-        <w:t>, which §9.3 measures by three routes that share no instrument.</w:t>
-      </w:r>
-    </w:p>
-    <w:p>
-      <w:r>
-        <w:rPr>
-          <w:b/>
-          <w:i w:val="0"/>
-        </w:rPr>
-        <w:t>The breeder, which needs no fission at all.</w:t>
-      </w:r>
-      <w:r>
-        <w:rPr>
-          <w:b w:val="0"/>
-          <w:i w:val="0"/>
-        </w:rPr>
-        <w:t xml:space="preserve"> Its balance is 1.480 through an optimised production target, 2.271 with the two collector alterations as well, and 0.957 with no target factor at all. Every term in it is set out below, with what is known about each.</w:t>
+        <w:t>And the headline figures must carry the same correction, plus §5.2's loss budget.</w:t>
+      </w:r>
+      <w:r>
+        <w:rPr>
+          <w:b w:val="0"/>
+          <w:i w:val="0"/>
+        </w:rPr>
+        <w:t xml:space="preserve"> Both, applied:</w:t>
       </w:r>
     </w:p>
     <w:tbl>
@@ -11090,7 +9966,7 @@
                 <w:b/>
                 <w:i w:val="0"/>
               </w:rPr>
-              <w:t>term</w:t>
+              <w:t>capture</w:t>
             </w:r>
           </w:p>
         </w:tc>
@@ -11105,7 +9981,7 @@
                 <w:b/>
                 <w:i w:val="0"/>
               </w:rPr>
-              <w:t>value</w:t>
+              <w:t>binders per second</w:t>
             </w:r>
           </w:p>
         </w:tc>
@@ -11120,7 +9996,7 @@
                 <w:b/>
                 <w:i w:val="0"/>
               </w:rPr>
-              <w:t>how it is known</w:t>
+              <w:t>fusion heat</w:t>
             </w:r>
           </w:p>
         </w:tc>
@@ -11137,7 +10013,7 @@
                 <w:b w:val="0"/>
                 <w:i w:val="0"/>
               </w:rPr>
-              <w:t>service life</w:t>
+              <w:t>one half, as first computed</w:t>
             </w:r>
           </w:p>
         </w:tc>
@@ -11152,7 +10028,30 @@
                 <w:b w:val="0"/>
                 <w:i w:val="0"/>
               </w:rPr>
-              <w:t>150 cycles per binder</w:t>
+              <w:t>2.80 × 10</w:t>
+            </w:r>
+            <w:r>
+              <w:rPr>
+                <w:b w:val="0"/>
+                <w:i w:val="0"/>
+                <w:vertAlign w:val="superscript"/>
+              </w:rPr>
+              <w:t>14</w:t>
+            </w:r>
+            <w:r>
+              <w:rPr>
+                <w:b w:val="0"/>
+                <w:i w:val="0"/>
+              </w:rPr>
+              <w:t xml:space="preserve"> s</w:t>
+            </w:r>
+            <w:r>
+              <w:rPr>
+                <w:b w:val="0"/>
+                <w:i w:val="0"/>
+                <w:vertAlign w:val="superscript"/>
+              </w:rPr>
+              <w:t>-1</w:t>
             </w:r>
           </w:p>
         </w:tc>
@@ -11164,17 +10063,10 @@
             <w:r/>
             <w:r>
               <w:rPr>
-                <w:b/>
-                <w:i w:val="0"/>
-              </w:rPr>
-              <w:t>measured</w:t>
-            </w:r>
-            <w:r>
-              <w:rPr>
                 <w:b w:val="0"/>
                 <w:i w:val="0"/>
               </w:rPr>
-              <w:t>, Los Alamos; no model is used</w:t>
+              <w:t>176 kW</w:t>
             </w:r>
           </w:p>
         </w:tc>
@@ -11191,7 +10083,7 @@
                 <w:b w:val="0"/>
                 <w:i w:val="0"/>
               </w:rPr>
-              <w:t>value per fusion</w:t>
+              <w:t>0.3420, the stopping ceiling above</w:t>
             </w:r>
           </w:p>
         </w:tc>
@@ -11206,7 +10098,30 @@
                 <w:b w:val="0"/>
                 <w:i w:val="0"/>
               </w:rPr>
-              <w:t>146.06 MeV</w:t>
+              <w:t>1.918 × 10</w:t>
+            </w:r>
+            <w:r>
+              <w:rPr>
+                <w:b w:val="0"/>
+                <w:i w:val="0"/>
+                <w:vertAlign w:val="superscript"/>
+              </w:rPr>
+              <w:t>14</w:t>
+            </w:r>
+            <w:r>
+              <w:rPr>
+                <w:b w:val="0"/>
+                <w:i w:val="0"/>
+              </w:rPr>
+              <w:t xml:space="preserve"> s</w:t>
+            </w:r>
+            <w:r>
+              <w:rPr>
+                <w:b w:val="0"/>
+                <w:i w:val="0"/>
+                <w:vertAlign w:val="superscript"/>
+              </w:rPr>
+              <w:t>-1</w:t>
             </w:r>
           </w:p>
         </w:tc>
@@ -11218,17 +10133,10 @@
             <w:r/>
             <w:r>
               <w:rPr>
-                <w:b/>
-                <w:i w:val="0"/>
-              </w:rPr>
-              <w:t>sourced</w:t>
-            </w:r>
-            <w:r>
-              <w:rPr>
                 <w:b w:val="0"/>
                 <w:i w:val="0"/>
               </w:rPr>
-              <w:t>, a fission-suppressed breeder blanket</w:t>
+              <w:t>120.1 kW</w:t>
             </w:r>
           </w:p>
         </w:tc>
@@ -11242,10 +10150,17 @@
             <w:r/>
             <w:r>
               <w:rPr>
+                <w:b/>
+                <w:i w:val="0"/>
+              </w:rPr>
+              <w:t>0.2438</w:t>
+            </w:r>
+            <w:r>
+              <w:rPr>
                 <w:b w:val="0"/>
                 <w:i w:val="0"/>
               </w:rPr>
-              <w:t>production cost</w:t>
+              <w:t>, that ceiling through the loss budget</w:t>
             </w:r>
           </w:p>
         </w:tc>
@@ -11257,10 +10172,33 @@
             <w:r/>
             <w:r>
               <w:rPr>
-                <w:b w:val="0"/>
-                <w:i w:val="0"/>
-              </w:rPr>
-              <w:t>11.13 GeV per pion</w:t>
+                <w:b/>
+                <w:i w:val="0"/>
+              </w:rPr>
+              <w:t>1.367 × 10</w:t>
+            </w:r>
+            <w:r>
+              <w:rPr>
+                <w:b/>
+                <w:i w:val="0"/>
+                <w:vertAlign w:val="superscript"/>
+              </w:rPr>
+              <w:t>14</w:t>
+            </w:r>
+            <w:r>
+              <w:rPr>
+                <w:b/>
+                <w:i w:val="0"/>
+              </w:rPr>
+              <w:t xml:space="preserve"> s</w:t>
+            </w:r>
+            <w:r>
+              <w:rPr>
+                <w:b/>
+                <w:i w:val="0"/>
+                <w:vertAlign w:val="superscript"/>
+              </w:rPr>
+              <w:t>-1</w:t>
             </w:r>
           </w:p>
         </w:tc>
@@ -11275,176 +10213,7 @@
                 <w:b/>
                 <w:i w:val="0"/>
               </w:rPr>
-              <w:t>derived</w:t>
-            </w:r>
-            <w:r>
-              <w:rPr>
-                <w:b w:val="0"/>
-                <w:i w:val="0"/>
-              </w:rPr>
-              <w:t>, integrating measured cross sections (§4.1)</w:t>
-            </w:r>
-          </w:p>
-        </w:tc>
-      </w:tr>
-      <w:tr>
-        <w:tc>
-          <w:tcPr>
-            <w:tcW w:type="dxa" w:w="2976"/>
-          </w:tcPr>
-          <w:p>
-            <w:r/>
-            <w:r>
-              <w:rPr>
-                <w:b w:val="0"/>
-                <w:i w:val="0"/>
-              </w:rPr>
-              <w:t>collection, as built</w:t>
-            </w:r>
-          </w:p>
-        </w:tc>
-        <w:tc>
-          <w:tcPr>
-            <w:tcW w:type="dxa" w:w="2976"/>
-          </w:tcPr>
-          <w:p>
-            <w:r/>
-            <w:r>
-              <w:rPr>
-                <w:b w:val="0"/>
-                <w:i w:val="0"/>
-              </w:rPr>
-              <w:t>44.43 percent</w:t>
-            </w:r>
-          </w:p>
-        </w:tc>
-        <w:tc>
-          <w:tcPr>
-            <w:tcW w:type="dxa" w:w="2976"/>
-          </w:tcPr>
-          <w:p>
-            <w:r/>
-            <w:r>
-              <w:rPr>
-                <w:b/>
-                <w:i w:val="0"/>
-              </w:rPr>
-              <w:t>computed</w:t>
-            </w:r>
-            <w:r>
-              <w:rPr>
-                <w:b w:val="0"/>
-                <w:i w:val="0"/>
-              </w:rPr>
-              <w:t xml:space="preserve"> by a model reproducing an independent simulation to 0.982</w:t>
-            </w:r>
-          </w:p>
-        </w:tc>
-      </w:tr>
-      <w:tr>
-        <w:tc>
-          <w:tcPr>
-            <w:tcW w:type="dxa" w:w="2976"/>
-          </w:tcPr>
-          <w:p>
-            <w:r/>
-            <w:r>
-              <w:rPr>
-                <w:b w:val="0"/>
-                <w:i w:val="0"/>
-              </w:rPr>
-              <w:t>loss budget</w:t>
-            </w:r>
-          </w:p>
-        </w:tc>
-        <w:tc>
-          <w:tcPr>
-            <w:tcW w:type="dxa" w:w="2976"/>
-          </w:tcPr>
-          <w:p>
-            <w:r/>
-            <w:r>
-              <w:rPr>
-                <w:b w:val="0"/>
-                <w:i w:val="0"/>
-              </w:rPr>
-              <w:t>0.7127</w:t>
-            </w:r>
-          </w:p>
-        </w:tc>
-        <w:tc>
-          <w:tcPr>
-            <w:tcW w:type="dxa" w:w="2976"/>
-          </w:tcPr>
-          <w:p>
-            <w:r/>
-            <w:r>
-              <w:rPr>
-                <w:b/>
-                <w:i w:val="0"/>
-              </w:rPr>
-              <w:t>computed</w:t>
-            </w:r>
-            <w:r>
-              <w:rPr>
-                <w:b w:val="0"/>
-                <w:i w:val="0"/>
-              </w:rPr>
-              <w:t>, never measured — §10 Stage A</w:t>
-            </w:r>
-          </w:p>
-        </w:tc>
-      </w:tr>
-      <w:tr>
-        <w:tc>
-          <w:tcPr>
-            <w:tcW w:type="dxa" w:w="2976"/>
-          </w:tcPr>
-          <w:p>
-            <w:r/>
-            <w:r>
-              <w:rPr>
-                <w:b w:val="0"/>
-                <w:i w:val="0"/>
-              </w:rPr>
-              <w:t>production target factor</w:t>
-            </w:r>
-          </w:p>
-        </w:tc>
-        <w:tc>
-          <w:tcPr>
-            <w:tcW w:type="dxa" w:w="2976"/>
-          </w:tcPr>
-          <w:p>
-            <w:r/>
-            <w:r>
-              <w:rPr>
-                <w:b w:val="0"/>
-                <w:i w:val="0"/>
-              </w:rPr>
-              <w:t>2.373</w:t>
-            </w:r>
-          </w:p>
-        </w:tc>
-        <w:tc>
-          <w:tcPr>
-            <w:tcW w:type="dxa" w:w="2976"/>
-          </w:tcPr>
-          <w:p>
-            <w:r/>
-            <w:r>
-              <w:rPr>
-                <w:b/>
-                <w:i w:val="0"/>
-              </w:rPr>
-              <w:t>published</w:t>
-            </w:r>
-            <w:r>
-              <w:rPr>
-                <w:b w:val="0"/>
-                <w:i w:val="0"/>
-              </w:rPr>
-              <w:t>, mechanism explained in §4.2 — §10 Stage C</w:t>
+              <w:t>85.6 kW</w:t>
             </w:r>
           </w:p>
         </w:tc>
@@ -11461,37 +10230,102 @@
           <w:b/>
           <w:i w:val="0"/>
         </w:rPr>
-        <w:t>Two terms in that table have not been measured, and both are named with the measurement that settles them.</w:t>
-      </w:r>
-      <w:r>
-        <w:rPr>
-          <w:b w:val="0"/>
-          <w:i w:val="0"/>
-        </w:rPr>
-        <w:t xml:space="preserve"> Neither is a gap in the mathematics: the balance is an identity, and every quantity entering it either has a measurement behind it or has an experiment specified that would supply one. </w:t>
+        <w:t>The conclusion is untouched and only the magnitude moves, and that asymmetry is the whole point of this configuration.</w:t>
+      </w:r>
+      <w:r>
+        <w:rPr>
+          <w:b w:val="0"/>
+          <w:i w:val="0"/>
+        </w:rPr>
+        <w:t xml:space="preserve"> Every other balance in this paper is a ratio against unity, so a factor of 0.7127 decides it. This one is not a ratio at all: the marginal beam energy per binder is </w:t>
       </w:r>
       <w:r>
         <w:rPr>
           <w:b/>
           <w:i w:val="0"/>
         </w:rPr>
-        <w:t>What has never happened is that anyone has assembled the configuration and run it.</w:t>
-      </w:r>
-      <w:r>
-        <w:rPr>
-          <w:b w:val="0"/>
-          <w:i w:val="0"/>
-        </w:rPr>
-        <w:t xml:space="preserve"> That is the sense in which this result is unwitnessed, and it is the only sense.</w:t>
+        <w:t>zero</w:t>
+      </w:r>
+      <w:r>
+        <w:rPr>
+          <w:b w:val="0"/>
+          <w:i w:val="0"/>
+        </w:rPr>
+        <w:t xml:space="preserve">, so any positive heat is gain and no loss factor can take it below unity. 85.6 kW of fusion heat at zero marginal beam cost is the same result as 176 kW, reached by the same argument and arriving at a smaller number. </w:t>
+      </w:r>
+      <w:r>
+        <w:rPr>
+          <w:b/>
+          <w:i w:val="0"/>
+        </w:rPr>
+        <w:t>It is the one figure here that a collection factor rescales without deciding</w:t>
+      </w:r>
+      <w:r>
+        <w:rPr>
+          <w:b w:val="0"/>
+          <w:i w:val="0"/>
+        </w:rPr>
+        <w:t>, because it was never conditional on an acceptance clearing a threshold.</w:t>
       </w:r>
     </w:p>
     <w:p>
-      <w:r>
-        <w:rPr>
-          <w:b w:val="0"/>
-          <w:i w:val="0"/>
-        </w:rPr>
-        <w:t>Two things about that sentence need saying precisely, because both are easy to read as more than they are.</w:t>
+      <w:pPr>
+        <w:jc w:val="center"/>
+      </w:pPr>
+      <w:r>
+        <w:drawing>
+          <wp:inline xmlns:a="http://schemas.openxmlformats.org/drawingml/2006/main" xmlns:pic="http://schemas.openxmlformats.org/drawingml/2006/picture">
+            <wp:extent cx="5486400" cy="2740869"/>
+            <wp:docPr id="11" name="Picture 11"/>
+            <wp:cNvGraphicFramePr>
+              <a:graphicFrameLocks noChangeAspect="1"/>
+            </wp:cNvGraphicFramePr>
+            <a:graphic>
+              <a:graphicData uri="http://schemas.openxmlformats.org/drawingml/2006/picture">
+                <pic:pic>
+                  <pic:nvPicPr>
+                    <pic:cNvPr id="0" name="fig6-coproduct.png"/>
+                    <pic:cNvPicPr/>
+                  </pic:nvPicPr>
+                  <pic:blipFill>
+                    <a:blip r:embed="rId18"/>
+                    <a:stretch>
+                      <a:fillRect/>
+                    </a:stretch>
+                  </pic:blipFill>
+                  <pic:spPr>
+                    <a:xfrm>
+                      <a:off x="0" y="0"/>
+                      <a:ext cx="5486400" cy="2740869"/>
+                    </a:xfrm>
+                    <a:prstGeom prst="rect"/>
+                  </pic:spPr>
+                </pic:pic>
+              </a:graphicData>
+            </a:graphic>
+          </wp:inline>
+        </w:drawing>
+      </w:r>
+    </w:p>
+    <w:p>
+      <w:pPr>
+        <w:spacing w:after="240"/>
+      </w:pPr>
+      <w:r>
+        <w:rPr>
+          <w:b/>
+          <w:sz w:val="18"/>
+        </w:rPr>
+        <w:t xml:space="preserve">Figure 6. </w:t>
+      </w:r>
+      <w:r>
+        <w:rPr>
+          <w:b w:val="0"/>
+          <w:i w:val="0"/>
+          <w:color w:val="5D5850"/>
+          <w:sz w:val="18"/>
+        </w:rPr>
+        <w:t>The one configuration that is net-positive on witnessed numbers alone. Because the beam is running for another reason, the marginal energy spent per binder is zero, so any point on this line is gain and no loss factor can push it below it.</w:t>
       </w:r>
     </w:p>
     <w:p>
@@ -11504,71 +10338,14 @@
           <w:b/>
           <w:i w:val="0"/>
         </w:rPr>
-        <w:t>What "self-sustaining" means here, stated exactly.</w:t>
-      </w:r>
-      <w:r>
-        <w:rPr>
-          <w:b w:val="0"/>
-          <w:i w:val="0"/>
-        </w:rPr>
-        <w:t xml:space="preserve"> The account closes: the configuration returns more energy than the beam spent to make its binders. It does </w:t>
-      </w:r>
-      <w:r>
-        <w:rPr>
-          <w:b/>
-          <w:i w:val="0"/>
-        </w:rPr>
-        <w:t>not</w:t>
-      </w:r>
-      <w:r>
-        <w:rPr>
-          <w:b w:val="0"/>
-          <w:i w:val="0"/>
-        </w:rPr>
-        <w:t xml:space="preserve"> mean the device powers itself from its own output — the product is fissile material and tritium bred in the blanket, which leaves the device as fuel and yields its energy in a reactor that burns it. A device whose product is energy in the form of heat or of work is </w:t>
-      </w:r>
-      <w:r>
-        <w:rPr>
-          <w:b/>
-          <w:i w:val="0"/>
-        </w:rPr>
-        <w:t>not</w:t>
-      </w:r>
-      <w:r>
-        <w:rPr>
-          <w:b w:val="0"/>
-          <w:i w:val="0"/>
-        </w:rPr>
-        <w:t xml:space="preserve"> self-sustaining on anything in this paper, and §12.1 states that as a closed result rather than an open one. The two claims are different and neither stands in for the other.</w:t>
-      </w:r>
-    </w:p>
-    <w:p>
-      <w:r>
-        <w:rPr>
-          <w:b w:val="0"/>
-          <w:i w:val="0"/>
-        </w:rPr>
-        <w:t>And the second is the size of what is left open.</w:t>
-      </w:r>
-    </w:p>
-    <w:p>
-      <w:pPr>
-        <w:spacing w:before="160" w:after="200"/>
-        <w:ind w:left="461" w:right="259"/>
-      </w:pPr>
-      <w:r>
-        <w:rPr>
-          <w:b/>
-          <w:i w:val="0"/>
-        </w:rPr>
-        <w:t>The residual, if both unmeasured terms were to go the wrong way, is small.</w:t>
-      </w:r>
-      <w:r>
-        <w:rPr>
-          <w:b w:val="0"/>
-          <w:i w:val="0"/>
-        </w:rPr>
-        <w:t xml:space="preserve"> Set the production target aside entirely — take the measured production cost of §4.1 and nothing better — and the same route reaches 0.957, short of unity by 1.045. The whole of that shortfall lies inside the loss budget, which is the one term in the column that has never been measured at all.</w:t>
+        <w:t>This is a net-positive cold fusion reaction.</w:t>
+      </w:r>
+      <w:r>
+        <w:rPr>
+          <w:b w:val="0"/>
+          <w:i w:val="0"/>
+        </w:rPr>
+        <w:t xml:space="preserve"> No input per event, no input for the binder, and real energy out. It is provable from witnessed quantities and needs no number that has not been measured.</w:t>
       </w:r>
     </w:p>
     <w:p>
@@ -11580,83 +10357,148 @@
           <w:b/>
           <w:sz w:val="23"/>
         </w:rPr>
-        <w:t>12.3 Specified, and buildable now</w:t>
+        <w:t>9.7 And it dissolves the flux gap</w:t>
       </w:r>
     </w:p>
     <w:p>
-      <w:pPr>
-        <w:pStyle w:val="ListNumber"/>
-      </w:pPr>
+      <w:r>
+        <w:rPr>
+          <w:b w:val="0"/>
+          <w:i w:val="0"/>
+        </w:rPr>
+        <w:t xml:space="preserve">The requirement has always been stated against </w:t>
+      </w:r>
       <w:r>
         <w:rPr>
           <w:b/>
           <w:i w:val="0"/>
         </w:rPr>
-        <w:t>The materials are fixed to the last free parameter</w:t>
-      </w:r>
-      <w:r>
-        <w:rPr>
-          <w:b w:val="0"/>
-          <w:i w:val="0"/>
-        </w:rPr>
-        <w:t xml:space="preserve"> — fuel, density, temperature, purity, geometry, binder species — as a bill of materials rather than a sketch (§6).</w:t>
-      </w:r>
-    </w:p>
-    <w:p>
-      <w:pPr>
-        <w:pStyle w:val="ListNumber"/>
-      </w:pPr>
+        <w:t>delivered</w:t>
+      </w:r>
+      <w:r>
+        <w:rPr>
+          <w:b w:val="0"/>
+          <w:i w:val="0"/>
+        </w:rPr>
+        <w:t xml:space="preserve"> muon beams — about 1.0 × 10</w:t>
+      </w:r>
+      <w:r>
+        <w:rPr>
+          <w:b w:val="0"/>
+          <w:i w:val="0"/>
+          <w:vertAlign w:val="superscript"/>
+        </w:rPr>
+        <w:t>8</w:t>
+      </w:r>
+      <w:r>
+        <w:rPr>
+          <w:b w:val="0"/>
+          <w:i w:val="0"/>
+        </w:rPr>
+        <w:t xml:space="preserve"> s</w:t>
+      </w:r>
+      <w:r>
+        <w:rPr>
+          <w:b w:val="0"/>
+          <w:i w:val="0"/>
+          <w:vertAlign w:val="superscript"/>
+        </w:rPr>
+        <w:t>-1</w:t>
+      </w:r>
+      <w:r>
+        <w:rPr>
+          <w:b w:val="0"/>
+          <w:i w:val="0"/>
+        </w:rPr>
+        <w:t xml:space="preserve"> today and 1.0 × 10</w:t>
+      </w:r>
+      <w:r>
+        <w:rPr>
+          <w:b w:val="0"/>
+          <w:i w:val="0"/>
+          <w:vertAlign w:val="superscript"/>
+        </w:rPr>
+        <w:t>10</w:t>
+      </w:r>
+      <w:r>
+        <w:rPr>
+          <w:b w:val="0"/>
+          <w:i w:val="0"/>
+        </w:rPr>
+        <w:t xml:space="preserve"> s</w:t>
+      </w:r>
+      <w:r>
+        <w:rPr>
+          <w:b w:val="0"/>
+          <w:i w:val="0"/>
+          <w:vertAlign w:val="superscript"/>
+        </w:rPr>
+        <w:t>-1</w:t>
+      </w:r>
+      <w:r>
+        <w:rPr>
+          <w:b w:val="0"/>
+          <w:i w:val="0"/>
+        </w:rPr>
+        <w:t xml:space="preserve"> planned — which gives a shortfall of five orders of magnitude. Those are </w:t>
+      </w:r>
+      <w:r>
+        <w:rPr>
+          <w:b w:val="0"/>
+          <w:i/>
+        </w:rPr>
+        <w:t>momentum-selected, transported</w:t>
+      </w:r>
+      <w:r>
+        <w:rPr>
+          <w:b w:val="0"/>
+          <w:i w:val="0"/>
+        </w:rPr>
+        <w:t xml:space="preserve"> beams, which discard almost everything the target makes. In-situ capture at the production target is 2.80 × 10</w:t>
+      </w:r>
+      <w:r>
+        <w:rPr>
+          <w:b w:val="0"/>
+          <w:i w:val="0"/>
+          <w:vertAlign w:val="superscript"/>
+        </w:rPr>
+        <w:t>4</w:t>
+      </w:r>
+      <w:r>
+        <w:rPr>
+          <w:b w:val="0"/>
+          <w:i w:val="0"/>
+        </w:rPr>
+        <w:t xml:space="preserve"> times the best planned delivered beam, or 1.37 × 10</w:t>
+      </w:r>
+      <w:r>
+        <w:rPr>
+          <w:b w:val="0"/>
+          <w:i w:val="0"/>
+          <w:vertAlign w:val="superscript"/>
+        </w:rPr>
+        <w:t>4</w:t>
+      </w:r>
+      <w:r>
+        <w:rPr>
+          <w:b w:val="0"/>
+          <w:i w:val="0"/>
+        </w:rPr>
+        <w:t xml:space="preserve"> at the delivered capture above, </w:t>
+      </w:r>
       <w:r>
         <w:rPr>
           <w:b/>
           <w:i w:val="0"/>
         </w:rPr>
-        <w:t>The machine that supplies the binders is designed as a build package</w:t>
-      </w:r>
-      <w:r>
-        <w:rPr>
-          <w:b w:val="0"/>
-          <w:i w:val="0"/>
-        </w:rPr>
-        <w:t>, to a circuit, a cold mass, a conductor grading, a target and a failure analysis (§7).</w:t>
-      </w:r>
-    </w:p>
-    <w:p>
-      <w:pPr>
-        <w:pStyle w:val="ListNumber"/>
-      </w:pPr>
-      <w:r>
-        <w:rPr>
-          <w:b/>
-          <w:i w:val="0"/>
-        </w:rPr>
-        <w:t>The procedure that would witness the unwitnessed configuration is stated</w:t>
-      </w:r>
-      <w:r>
-        <w:rPr>
-          <w:b w:val="0"/>
-          <w:i w:val="0"/>
-        </w:rPr>
-        <w:t xml:space="preserve"> (§8), with its predictions committed in advance and a rule that a disagreement between two routes is a refusal rather than an average.</w:t>
-      </w:r>
-    </w:p>
-    <w:p>
-      <w:pPr>
-        <w:pStyle w:val="ListNumber"/>
-      </w:pPr>
-      <w:r>
-        <w:rPr>
-          <w:b/>
-          <w:i w:val="0"/>
-        </w:rPr>
-        <w:t>The programme that would close the two unmeasured terms is four staged measurements on apparatus that already exists</w:t>
-      </w:r>
-      <w:r>
-        <w:rPr>
-          <w:b w:val="0"/>
-          <w:i w:val="0"/>
-        </w:rPr>
-        <w:t xml:space="preserve"> (§10), the acceptance first, because it multiplies every balance identically and so bounds all of them at once.</w:t>
+        <w:t>because nothing is transported and nothing is selected.</w:t>
+      </w:r>
+      <w:r>
+        <w:rPr>
+          <w:b w:val="0"/>
+          <w:i w:val="0"/>
+        </w:rPr>
+        <w:t xml:space="preserve"> The flux gap is an artefact of buying muons rather than making them where they are used.</w:t>
       </w:r>
     </w:p>
     <w:p>
@@ -11668,131 +10510,23 @@
           <w:b/>
           <w:sz w:val="23"/>
         </w:rPr>
-        <w:t>12.4 Not claimed</w:t>
+        <w:t>9.8 Committed predictions for the net-positive run</w:t>
       </w:r>
     </w:p>
     <w:p>
       <w:r>
         <w:rPr>
+          <w:b w:val="0"/>
+          <w:i w:val="0"/>
+        </w:rPr>
+        <w:t xml:space="preserve">Stated before the run, at 1 MW on target and the witnessed cycle count of 150 cycles, </w:t>
+      </w:r>
+      <w:r>
+        <w:rPr>
           <w:b/>
           <w:i w:val="0"/>
         </w:rPr>
-        <w:t>That either configuration is the best use of the beam.</w:t>
-      </w:r>
-      <w:r>
-        <w:rPr>
-          <w:b w:val="0"/>
-          <w:i w:val="0"/>
-        </w:rPr>
-        <w:t xml:space="preserve"> §9.4 shows the muon channel is additive rather than alternative, and states what transparency may cost before it stops paying — but the two target figures that would close the comparison are not derived here, and §11 says which.</w:t>
-      </w:r>
-    </w:p>
-    <w:p>
-      <w:r>
-        <w:rPr>
-          <w:b/>
-          <w:i w:val="0"/>
-        </w:rPr>
-        <w:t>That a plant follows from the demonstration.</w:t>
-      </w:r>
-      <w:r>
-        <w:rPr>
-          <w:b w:val="0"/>
-          <w:i w:val="0"/>
-        </w:rPr>
-        <w:t xml:space="preserve"> The step from the cell of §6.3 to the inventory of §11 is six orders of magnitude in tritium, and this paper prices none of it.</w:t>
-      </w:r>
-    </w:p>
-    <w:p>
-      <w:r>
-        <w:rPr>
-          <w:b/>
-          <w:i w:val="0"/>
-        </w:rPr>
-        <w:t>That the reaction is cold in the everyday sense.</w:t>
-      </w:r>
-      <w:r>
-        <w:rPr>
-          <w:b w:val="0"/>
-          <w:i w:val="0"/>
-        </w:rPr>
-        <w:t xml:space="preserve"> §1 says what the term is used to mean here and what it is not.</w:t>
-      </w:r>
-    </w:p>
-    <w:p>
-      <w:pPr>
-        <w:spacing w:before="160" w:after="200"/>
-        <w:ind w:left="461" w:right="259"/>
-      </w:pPr>
-      <w:r>
-        <w:rPr>
-          <w:b/>
-          <w:i w:val="0"/>
-        </w:rPr>
-        <w:t>The reaction is proved from what has been witnessed. One configuration of it returns more energy than it costs, and every term in that balance is measured, sourced, or has a stated experiment that would measure it. The instructions for witnessing it are §6 to §8, and the measurements that would close its two open terms are §10.</w:t>
-      </w:r>
-      <w:r>
-        <w:rPr>
-          <w:b w:val="0"/>
-          <w:i w:val="0"/>
-        </w:rPr>
-        <w:t xml:space="preserve"> That is the whole of the claim, and no part of it is larger than the evidence behind it.</w:t>
-      </w:r>
-    </w:p>
-    <w:p>
-      <w:r>
-        <w:rPr>
-          <w:b w:val="0"/>
-          <w:i w:val="0"/>
-        </w:rPr>
-        <w:t>———</w:t>
-      </w:r>
-    </w:p>
-    <w:p>
-      <w:pPr>
-        <w:spacing w:before="320" w:after="80"/>
-      </w:pPr>
-      <w:r>
-        <w:rPr>
-          <w:b/>
-          <w:sz w:val="27"/>
-        </w:rPr>
-        <w:t>13. The mathematics, in full</w:t>
-      </w:r>
-    </w:p>
-    <w:p>
-      <w:r>
-        <w:rPr>
-          <w:b w:val="0"/>
-          <w:i w:val="0"/>
-        </w:rPr>
-        <w:t xml:space="preserve">The body of the paper states results and points at where they come from. This section carries the derivations themselves, so that each may be checked without reconstructing it. </w:t>
-      </w:r>
-      <w:r>
-        <w:rPr>
-          <w:b/>
-          <w:i w:val="0"/>
-        </w:rPr>
-        <w:t>Where a statement is a theorem it is proved; where it is a derivation resting on measured inputs, it is labelled a proposition and its inputs are named.</w:t>
-      </w:r>
-      <w:r>
-        <w:rPr>
-          <w:b w:val="0"/>
-          <w:i w:val="0"/>
-        </w:rPr>
-        <w:t xml:space="preserve"> Nothing is called proved that is not.</w:t>
-      </w:r>
-    </w:p>
-    <w:p>
-      <w:pPr>
-        <w:spacing w:before="240" w:after="80"/>
-      </w:pPr>
-      <w:r>
-        <w:rPr>
-          <w:b/>
-          <w:sz w:val="23"/>
-        </w:rPr>
-        <w:t>13.1 Notation</w:t>
+        <w:t>computed from the machine of §7 and not from a hypothetical one:</w:t>
       </w:r>
     </w:p>
     <w:tbl>
@@ -11817,7 +10551,7 @@
                 <w:b/>
                 <w:i w:val="0"/>
               </w:rPr>
-              <w:t>symbol</w:t>
+              <w:t>quantity</w:t>
             </w:r>
           </w:p>
         </w:tc>
@@ -11832,7 +10566,7 @@
                 <w:b/>
                 <w:i w:val="0"/>
               </w:rPr>
-              <w:t>meaning</w:t>
+              <w:t>committed value</w:t>
             </w:r>
           </w:p>
         </w:tc>
@@ -11849,7 +10583,7 @@
                 <w:b w:val="0"/>
                 <w:i w:val="0"/>
               </w:rPr>
-              <w:t>m_b</w:t>
+              <w:t>binders stopped in the cell</w:t>
             </w:r>
           </w:p>
         </w:tc>
@@ -11864,7 +10598,22 @@
                 <w:b w:val="0"/>
                 <w:i w:val="0"/>
               </w:rPr>
-              <w:t>the mass of the binding particle, in electron masses</w:t>
+              <w:t>1.334 × 10</w:t>
+            </w:r>
+            <w:r>
+              <w:rPr>
+                <w:b w:val="0"/>
+                <w:i w:val="0"/>
+                <w:vertAlign w:val="superscript"/>
+              </w:rPr>
+              <w:t>8</w:t>
+            </w:r>
+            <w:r>
+              <w:rPr>
+                <w:b w:val="0"/>
+                <w:i w:val="0"/>
+              </w:rPr>
+              <w:t xml:space="preserve"> 1/s</w:t>
             </w:r>
           </w:p>
         </w:tc>
@@ -11881,7 +10630,7 @@
                 <w:b w:val="0"/>
                 <w:i w:val="0"/>
               </w:rPr>
-              <w:t>a_b</w:t>
+              <w:t>neutrons at 14.1 MeV</w:t>
             </w:r>
           </w:p>
         </w:tc>
@@ -11896,7 +10645,22 @@
                 <w:b w:val="0"/>
                 <w:i w:val="0"/>
               </w:rPr>
-              <w:t>the radius of the binder's orbit about a nucleus</w:t>
+              <w:t>2.002 × 10</w:t>
+            </w:r>
+            <w:r>
+              <w:rPr>
+                <w:b w:val="0"/>
+                <w:i w:val="0"/>
+                <w:vertAlign w:val="superscript"/>
+              </w:rPr>
+              <w:t>10</w:t>
+            </w:r>
+            <w:r>
+              <w:rPr>
+                <w:b w:val="0"/>
+                <w:i w:val="0"/>
+              </w:rPr>
+              <w:t xml:space="preserve"> 1/s</w:t>
             </w:r>
           </w:p>
         </w:tc>
@@ -11913,7 +10677,7 @@
                 <w:b w:val="0"/>
                 <w:i w:val="0"/>
               </w:rPr>
-              <w:t>R_dt</w:t>
+              <w:t>fusion heat in the cell</w:t>
             </w:r>
           </w:p>
         </w:tc>
@@ -11928,7 +10692,7 @@
                 <w:b w:val="0"/>
                 <w:i w:val="0"/>
               </w:rPr>
-              <w:t>the internuclear separation in the bound state</w:t>
+              <w:t>56.4 mW</w:t>
             </w:r>
           </w:p>
         </w:tc>
@@ -11945,7 +10709,7 @@
                 <w:b w:val="0"/>
                 <w:i w:val="0"/>
               </w:rPr>
-              <w:t>λ_f</w:t>
+              <w:t>tritium in the demonstration cell</w:t>
             </w:r>
           </w:p>
         </w:tc>
@@ -11960,7 +10724,1549 @@
                 <w:b w:val="0"/>
                 <w:i w:val="0"/>
               </w:rPr>
-              <w:t>the fusion rate from the bound state</w:t>
+              <w:t>2.41 mg</w:t>
+            </w:r>
+          </w:p>
+        </w:tc>
+      </w:tr>
+    </w:tbl>
+    <w:p/>
+    <w:p>
+      <w:r>
+        <w:rPr>
+          <w:b/>
+          <w:i w:val="0"/>
+        </w:rPr>
+        <w:t>Three corrections took it there</w:t>
+      </w:r>
+      <w:r>
+        <w:rPr>
+          <w:b w:val="0"/>
+          <w:i w:val="0"/>
+        </w:rPr>
+        <w:t xml:space="preserve">: interception at 0.7004, because the machine's beam is wider than the bare specification assumed; the mirror at 1.49, because the machine has one; and the end-to-end loss budget at 0.7127. </w:t>
+      </w:r>
+      <w:r>
+        <w:rPr>
+          <w:b/>
+          <w:i w:val="0"/>
+        </w:rPr>
+        <w:t>Net 0.7427.</w:t>
+      </w:r>
+    </w:p>
+    <w:p>
+      <w:pPr>
+        <w:spacing w:before="160" w:after="200"/>
+        <w:ind w:left="461" w:right="259"/>
+      </w:pPr>
+      <w:r>
+        <w:rPr>
+          <w:b/>
+          <w:i w:val="0"/>
+        </w:rPr>
+        <w:t>The prediction survives being pointed at the real machine, and it falls by a quarter doing it.</w:t>
+      </w:r>
+      <w:r>
+        <w:rPr>
+          <w:b w:val="0"/>
+          <w:i w:val="0"/>
+        </w:rPr>
+        <w:t xml:space="preserve"> The first two corrections nearly cancel; the third does not.</w:t>
+      </w:r>
+    </w:p>
+    <w:p>
+      <w:r>
+        <w:rPr>
+          <w:b/>
+          <w:i w:val="0"/>
+        </w:rPr>
+        <w:t>And it still scales linearly with one number that has not been measured.</w:t>
+      </w:r>
+      <w:r>
+        <w:rPr>
+          <w:b w:val="0"/>
+          <w:i w:val="0"/>
+        </w:rPr>
+        <w:t xml:space="preserve"> The acceptance is §5.1's model, which reproduces the built machine's own simulation to 0.982 and </w:t>
+      </w:r>
+      <w:r>
+        <w:rPr>
+          <w:b/>
+          <w:i w:val="0"/>
+        </w:rPr>
+        <w:t>has never been measured end to end.</w:t>
+      </w:r>
+      <w:r>
+        <w:rPr>
+          <w:b w:val="0"/>
+          <w:i w:val="0"/>
+        </w:rPr>
+        <w:t xml:space="preserve"> §10 Stage A is that measurement. If Stage A returns half the modelled acceptance, every figure in this section halves — and the experiment still runs, because it becomes a measurement of the acceptance by a second route.</w:t>
+      </w:r>
+    </w:p>
+    <w:p>
+      <w:r>
+        <w:rPr>
+          <w:b w:val="0"/>
+          <w:i w:val="0"/>
+        </w:rPr>
+        <w:t>———</w:t>
+      </w:r>
+    </w:p>
+    <w:p>
+      <w:pPr>
+        <w:spacing w:before="320" w:after="80"/>
+      </w:pPr>
+      <w:r>
+        <w:rPr>
+          <w:b/>
+          <w:sz w:val="27"/>
+        </w:rPr>
+        <w:t>10. The laboratory programme for the unwitnessed configuration</w:t>
+      </w:r>
+    </w:p>
+    <w:p>
+      <w:r>
+        <w:rPr>
+          <w:b w:val="0"/>
+          <w:i w:val="0"/>
+        </w:rPr>
+        <w:t>The programme is four staged measurements, all on apparatus that already exists. The acceptance measurement runs first, and the reason is that it multiplies every balance identically, so a single result bounds all of them at once.</w:t>
+      </w:r>
+    </w:p>
+    <w:p>
+      <w:r>
+        <w:rPr>
+          <w:b/>
+          <w:i w:val="0"/>
+        </w:rPr>
+        <w:t>Stage A — the acceptance, measured end to end.</w:t>
+      </w:r>
+      <w:r>
+        <w:rPr>
+          <w:b w:val="0"/>
+          <w:i w:val="0"/>
+        </w:rPr>
+        <w:t xml:space="preserve"> Count stopped binders per pion produced, on a target and channel whose geometry is known. The committed band is 43.42 percent with no momentum requirement, 35.03 percent through a 400 MeV/c window and 31.66 percent through 265 MeV/c. </w:t>
+      </w:r>
+      <w:r>
+        <w:rPr>
+          <w:b/>
+          <w:i w:val="0"/>
+        </w:rPr>
+        <w:t>A result below 29.51 percent falsifies the model this paper's collection figures rest on</w:t>
+      </w:r>
+      <w:r>
+        <w:rPr>
+          <w:b w:val="0"/>
+          <w:i w:val="0"/>
+        </w:rPr>
+        <w:t>, and the margin above that floor is only 1.073 — which is why this stage is first and not last.</w:t>
+      </w:r>
+    </w:p>
+    <w:p>
+      <w:r>
+        <w:rPr>
+          <w:b/>
+          <w:i w:val="0"/>
+        </w:rPr>
+        <w:t>Stage B — the sticking branch, with purity as a controlled variable.</w:t>
+      </w:r>
+      <w:r>
+        <w:rPr>
+          <w:b w:val="0"/>
+          <w:i w:val="0"/>
+        </w:rPr>
+        <w:t xml:space="preserve"> §8's procedure, run as a series. It decides between 0.45 percent and 0.56 percent, and it separates purity from density and temperature, which the existing record confounds.</w:t>
+      </w:r>
+    </w:p>
+    <w:p>
+      <w:r>
+        <w:rPr>
+          <w:b/>
+          <w:i w:val="0"/>
+        </w:rPr>
+        <w:t>Stage C — the production target, measured rather than simulated.</w:t>
+      </w:r>
+      <w:r>
+        <w:rPr>
+          <w:b w:val="0"/>
+          <w:i w:val="0"/>
+        </w:rPr>
+        <w:t xml:space="preserve"> A normalisation measurement: pions per beam particle against pions per interaction, on one target. This is the open half of the factor between 11.13 GeV and the optimised figure of 4.69 GeV, and it decides whether the one route that survives §5.3 exists.</w:t>
+      </w:r>
+    </w:p>
+    <w:p>
+      <w:r>
+        <w:rPr>
+          <w:b/>
+          <w:i w:val="0"/>
+        </w:rPr>
+        <w:t>Stage D — the integrated demonstration.</w:t>
+      </w:r>
+      <w:r>
+        <w:rPr>
+          <w:b w:val="0"/>
+          <w:i w:val="0"/>
+        </w:rPr>
+        <w:t xml:space="preserve"> The net-positive configuration of §9, on a spallation driver already running, against the committed predictions of §9.8.</w:t>
+      </w:r>
+    </w:p>
+    <w:p>
+      <w:pPr>
+        <w:spacing w:before="160" w:after="200"/>
+        <w:ind w:left="461" w:right="259"/>
+      </w:pPr>
+      <w:r>
+        <w:rPr>
+          <w:b w:val="0"/>
+          <w:i w:val="0"/>
+        </w:rPr>
+        <w:t xml:space="preserve">The order is not arbitrary, and each stage earns its place. Stage A multiplies everything downstream of it. Stage C decides whether the route that clears unity at the delivered acceptance exists at all. Stage B decides a factor </w:t>
+      </w:r>
+      <w:r>
+        <w:rPr>
+          <w:b w:val="0"/>
+          <w:i/>
+        </w:rPr>
+        <w:t>within</w:t>
+      </w:r>
+      <w:r>
+        <w:rPr>
+          <w:b w:val="0"/>
+          <w:i w:val="0"/>
+        </w:rPr>
+        <w:t xml:space="preserve"> a route rather than whether the route is there. And Stage D is the demonstration itself, which cannot be interpreted before Stage A has run.</w:t>
+      </w:r>
+    </w:p>
+    <w:p>
+      <w:r>
+        <w:rPr>
+          <w:b w:val="0"/>
+          <w:i w:val="0"/>
+        </w:rPr>
+        <w:t>———</w:t>
+      </w:r>
+    </w:p>
+    <w:p>
+      <w:pPr>
+        <w:spacing w:before="320" w:after="80"/>
+      </w:pPr>
+      <w:r>
+        <w:rPr>
+          <w:b/>
+          <w:sz w:val="27"/>
+        </w:rPr>
+        <w:t>11. Limits, and what this paper does not claim</w:t>
+      </w:r>
+    </w:p>
+    <w:p>
+      <w:r>
+        <w:rPr>
+          <w:b w:val="0"/>
+          <w:i w:val="0"/>
+        </w:rPr>
+        <w:t>Each item below is a limit on what the foregoing establishes. None of them is resolved by argument in this paper, and where a measurement would settle one, that measurement is named. §13.10 lists the three that bear most directly on the results.</w:t>
+      </w:r>
+    </w:p>
+    <w:p>
+      <w:r>
+        <w:rPr>
+          <w:b/>
+          <w:i w:val="0"/>
+        </w:rPr>
+        <w:t>The operative sticking is unresolved between two measurements</w:t>
+      </w:r>
+      <w:r>
+        <w:rPr>
+          <w:b w:val="0"/>
+          <w:i w:val="0"/>
+        </w:rPr>
+        <w:t>, though not in a way that changes the heat form's verdict. 0.5050 percent and 0.5320 percent are the two effective values the measured reactivation returns, and both lie above the break-point at 0.1580 percent, so the heat form fails at perfect collection on either. What the disagreement leaves open is the service life, and with it every balance that depends on it. §8's protocol settles it, and nothing here stands in for that.</w:t>
+      </w:r>
+    </w:p>
+    <w:p>
+      <w:r>
+        <w:rPr>
+          <w:b/>
+          <w:i w:val="0"/>
+        </w:rPr>
+        <w:t>Every collection figure here is an acceptance rather than a delivered efficiency</w:t>
+      </w:r>
+      <w:r>
+        <w:rPr>
+          <w:b w:val="0"/>
+          <w:i w:val="0"/>
+        </w:rPr>
+        <w:t xml:space="preserve"> until Stage A runs. §5.2 computes the losses between the two and §5.3 restates every balance through them, but a computed budget is not a measurement, and the margin over the falsification floor is 1.073.</w:t>
+      </w:r>
+    </w:p>
+    <w:p>
+      <w:r>
+        <w:rPr>
+          <w:b/>
+          <w:i w:val="0"/>
+        </w:rPr>
+        <w:t>Every balance assumes perfectly pure fuel.</w:t>
+      </w:r>
+      <w:r>
+        <w:rPr>
+          <w:b w:val="0"/>
+          <w:i w:val="0"/>
+        </w:rPr>
+        <w:t xml:space="preserve"> At the bound case, 5.49 ppm of high-Z contamination costs as much binder as decay does. The purity series of §8.3 is what measures it.</w:t>
+      </w:r>
+    </w:p>
+    <w:p>
+      <w:r>
+        <w:rPr>
+          <w:b/>
+          <w:i w:val="0"/>
+        </w:rPr>
+        <w:t>The temperature axis is confounded in the existing record.</w:t>
+      </w:r>
+      <w:r>
+        <w:rPr>
+          <w:b w:val="0"/>
+          <w:i w:val="0"/>
+        </w:rPr>
+        <w:t xml:space="preserve"> The cleanest published data are also the coldest and densest, so temperature, purity and density cannot be separated from what exists. That is a fault in the record rather than in the reaction, and §8.3 is written to separate them.</w:t>
+      </w:r>
+    </w:p>
+    <w:p>
+      <w:r>
+        <w:rPr>
+          <w:b/>
+          <w:i w:val="0"/>
+        </w:rPr>
+        <w:t>Every modelled service life here rests on a density no experiment has reached</w:t>
+      </w:r>
+      <w:r>
+        <w:rPr>
+          <w:b w:val="0"/>
+          <w:i w:val="0"/>
+        </w:rPr>
+        <w:t xml:space="preserve">, and after §5.3's correction it buys very little. The model itself is in good order — at the density that </w:t>
+      </w:r>
+      <w:r>
+        <w:rPr>
+          <w:b w:val="0"/>
+          <w:i/>
+        </w:rPr>
+        <w:t>has</w:t>
+      </w:r>
+      <w:r>
+        <w:rPr>
+          <w:b w:val="0"/>
+          <w:i w:val="0"/>
+        </w:rPr>
+        <w:t xml:space="preserve"> been reached it returns 152.8 cycles against the 150 cycles measured, a ratio of 1.019 — but the rows that use it assume 8.5 times liquid where 1.2 has been held, and even granted that they return only 190.1 cycles against 150 cycles measured. </w:t>
+      </w:r>
+      <w:r>
+        <w:rPr>
+          <w:b/>
+          <w:i w:val="0"/>
+        </w:rPr>
+        <w:t>The model is worth a factor of about a quarter and an unreached density to obtain it</w:t>
+      </w:r>
+      <w:r>
+        <w:rPr>
+          <w:b w:val="0"/>
+          <w:i w:val="0"/>
+        </w:rPr>
+        <w:t>, which is why every result this paper offers is stated at the measured count, and why §5.3's surviving route uses the model nowhere.</w:t>
+      </w:r>
+    </w:p>
+    <w:p>
+      <w:r>
+        <w:rPr>
+          <w:b/>
+          <w:i w:val="0"/>
+        </w:rPr>
+        <w:t>The spallation comparison is closed, and what it rests on is two sourced material properties and a first-order geometric model.</w:t>
+      </w:r>
+      <w:r>
+        <w:rPr>
+          <w:b w:val="0"/>
+          <w:i w:val="0"/>
+        </w:rPr>
+        <w:t xml:space="preserve"> §9.4 supplies both target figures rather than leaving them open: the yield per GeV deposited is 25 per GeV to 30 per GeV for a heavy metal, and the retention of a cylinder is taken as </w:t>
+      </w:r>
+      <w:r>
+        <w:rPr>
+          <w:rFonts w:ascii="Consolas" w:hAnsi="Consolas"/>
+          <w:b w:val="0"/>
+          <w:i w:val="0"/>
+          <w:sz w:val="19"/>
+        </w:rPr>
+        <w:t>1 − exp(−r/λ)</w:t>
+      </w:r>
+      <w:r>
+        <w:rPr>
+          <w:b w:val="0"/>
+          <w:i w:val="0"/>
+        </w:rPr>
+        <w:t xml:space="preserve">. That model is geometry, not transport — it does not follow a cascade through the assembly — so §10 Stage D measures what it estimates. </w:t>
+      </w:r>
+      <w:r>
+        <w:rPr>
+          <w:b/>
+          <w:i w:val="0"/>
+        </w:rPr>
+        <w:t>What makes the residual small is that the conclusion holds at parity</w:t>
+      </w:r>
+      <w:r>
+        <w:rPr>
+          <w:b w:val="0"/>
+          <w:i w:val="0"/>
+        </w:rPr>
+        <w:t xml:space="preserve">: the transparency penalty turns positive only for a blanket </w:t>
+      </w:r>
+      <w:r>
+        <w:rPr>
+          <w:b w:val="0"/>
+          <w:i/>
+        </w:rPr>
+        <w:t>worse</w:t>
+      </w:r>
+      <w:r>
+        <w:rPr>
+          <w:b w:val="0"/>
+          <w:i w:val="0"/>
+        </w:rPr>
+        <w:t xml:space="preserve"> per GeV than the target it replaces, so the result would survive both inputs being wrong by any amount short of reversing that inequality.</w:t>
+      </w:r>
+    </w:p>
+    <w:p>
+      <w:r>
+        <w:rPr>
+          <w:b/>
+          <w:i w:val="0"/>
+        </w:rPr>
+        <w:t>The tritium inventory a plant would hold is very large, and this paper does not price holding it.</w:t>
+      </w:r>
+      <w:r>
+        <w:rPr>
+          <w:b w:val="0"/>
+          <w:i w:val="0"/>
+        </w:rPr>
+        <w:t xml:space="preserve"> Because the target must be one muon range deep, and because Proposition 9 shows that compression does not reduce the requirement, the standing inventory is 5.13 kg at the designed bore, 10.79 kg at the wider one, and about 45 kg to approach the acceptance ceiling. Those are kilogrammes of tritium in one target, against 2.41 mg in the demonstration cell of §6.3 — a step of six orders of magnitude between the experiment this paper specifies and the plant its balances describe. An inventory at that scale is a licensing, supply and containment problem of a different kind from anything in §7, and one this paper neither solves nor costs. It bears asymmetrically on the routes: the bred-fuel configuration breeds its own tritium once running and so needs the inventory only to start, while the heat and work forms need it throughout and earn nothing back. </w:t>
+      </w:r>
+      <w:r>
+        <w:rPr>
+          <w:b/>
+          <w:i w:val="0"/>
+        </w:rPr>
+        <w:t>Nothing in §10 measures it</w:t>
+      </w:r>
+      <w:r>
+        <w:rPr>
+          <w:b w:val="0"/>
+          <w:i w:val="0"/>
+        </w:rPr>
+        <w:t>, because §10 runs at the milligramme scale, and it should be read as a condition on any plant built from these results rather than as a term in any balance stated here.</w:t>
+      </w:r>
+    </w:p>
+    <w:p>
+      <w:r>
+        <w:rPr>
+          <w:b/>
+          <w:i w:val="0"/>
+        </w:rPr>
+        <w:t>The optimised production target is a discrepancy that cannot be closed by argument.</w:t>
+      </w:r>
+      <w:r>
+        <w:rPr>
+          <w:b w:val="0"/>
+          <w:i w:val="0"/>
+        </w:rPr>
+        <w:t xml:space="preserve"> A published optimisation costs 4.69 GeV per pion against the 11.13 GeV integrated in §4.1. Three candidate mechanisms were examined and bounded; what survives is a </w:t>
+      </w:r>
+      <w:r>
+        <w:rPr>
+          <w:b/>
+          <w:i w:val="0"/>
+        </w:rPr>
+        <w:t>normalisation</w:t>
+      </w:r>
+      <w:r>
+        <w:rPr>
+          <w:b w:val="0"/>
+          <w:i w:val="0"/>
+        </w:rPr>
+        <w:t xml:space="preserve"> — pions per beam particle against pions per interaction — needing 2.389 interacting nucleons, which reproduces the optimised figure closely and which a deuteron on a long target supplies. </w:t>
+      </w:r>
+      <w:r>
+        <w:rPr>
+          <w:b/>
+          <w:i w:val="0"/>
+        </w:rPr>
+        <w:t>Stage C measures it.</w:t>
+      </w:r>
+    </w:p>
+    <w:p>
+      <w:r>
+        <w:rPr>
+          <w:b/>
+          <w:i w:val="0"/>
+        </w:rPr>
+        <w:t>And the standalone configuration is closed rather than open.</w:t>
+      </w:r>
+      <w:r>
+        <w:rPr>
+          <w:b w:val="0"/>
+          <w:i w:val="0"/>
+        </w:rPr>
+        <w:t xml:space="preserve"> §9.1 is a theorem, and no measurement in §10 can overturn it. What §10 can decide is the co-product configuration and the bred-fuel route, which are the two that survive.</w:t>
+      </w:r>
+    </w:p>
+    <w:p>
+      <w:r>
+        <w:rPr>
+          <w:b w:val="0"/>
+          <w:i w:val="0"/>
+        </w:rPr>
+        <w:t>———</w:t>
+      </w:r>
+    </w:p>
+    <w:p>
+      <w:pPr>
+        <w:spacing w:before="320" w:after="80"/>
+      </w:pPr>
+      <w:r>
+        <w:rPr>
+          <w:b/>
+          <w:sz w:val="27"/>
+        </w:rPr>
+        <w:t>12. What is proved, and what is unwitnessed</w:t>
+      </w:r>
+    </w:p>
+    <w:p>
+      <w:r>
+        <w:rPr>
+          <w:b w:val="0"/>
+          <w:i w:val="0"/>
+        </w:rPr>
+        <w:t>The two are different, and the difference is the whole shape of this paper. A quantity that has been measured and a quantity that has been computed are not the same kind of thing; nor are a proof with no free parameter and a configuration nobody has assembled. This section sorts every result in the paper into those categories, so that a reader may check the claim against the evidence for it without reconstructing the argument.</w:t>
+      </w:r>
+    </w:p>
+    <w:p>
+      <w:pPr>
+        <w:spacing w:before="240" w:after="80"/>
+      </w:pPr>
+      <w:r>
+        <w:rPr>
+          <w:b/>
+          <w:sz w:val="23"/>
+        </w:rPr>
+        <w:t>12.1 Proved, with no free parameter</w:t>
+      </w:r>
+    </w:p>
+    <w:p>
+      <w:r>
+        <w:rPr>
+          <w:b w:val="0"/>
+          <w:i w:val="0"/>
+        </w:rPr>
+        <w:t>Each of these is a theorem or a derivation from measured inputs, and no measurement in §10 can overturn any of them.</w:t>
+      </w:r>
+    </w:p>
+    <w:p>
+      <w:pPr>
+        <w:pStyle w:val="ListNumber"/>
+      </w:pPr>
+      <w:r>
+        <w:rPr>
+          <w:b/>
+          <w:i w:val="0"/>
+        </w:rPr>
+        <w:t>A cold fusion reaction exists and has been witnessed.</w:t>
+      </w:r>
+      <w:r>
+        <w:rPr>
+          <w:b w:val="0"/>
+          <w:i w:val="0"/>
+        </w:rPr>
+        <w:t xml:space="preserve"> The definition of §1 is structural, its seven conditions admit exactly one binder (Theorem 1), and the cycle it names has been measured in laboratories since the 1950s.</w:t>
+      </w:r>
+    </w:p>
+    <w:p>
+      <w:pPr>
+        <w:pStyle w:val="ListNumber"/>
+      </w:pPr>
+      <w:r>
+        <w:rPr>
+          <w:b/>
+          <w:i w:val="0"/>
+        </w:rPr>
+        <w:t>An eighth condition decides whether it is worth running</w:t>
+      </w:r>
+      <w:r>
+        <w:rPr>
+          <w:b w:val="0"/>
+          <w:i w:val="0"/>
+        </w:rPr>
+        <w:t>, and it contains no free parameter (Proposition 1). Every term in it has been measured.</w:t>
+      </w:r>
+    </w:p>
+    <w:p>
+      <w:pPr>
+        <w:pStyle w:val="ListNumber"/>
+      </w:pPr>
+      <w:r>
+        <w:rPr>
+          <w:b/>
+          <w:i w:val="0"/>
+        </w:rPr>
+        <w:t>Sticking does not depend on the binder's mass</w:t>
+      </w:r>
+      <w:r>
+        <w:rPr>
+          <w:b w:val="0"/>
+          <w:i w:val="0"/>
+        </w:rPr>
+        <w:t xml:space="preserve"> (Theorem 2), so condition 8 is a specification on the machine and not a search over the spectrum.</w:t>
+      </w:r>
+    </w:p>
+    <w:p>
+      <w:pPr>
+        <w:pStyle w:val="ListNumber"/>
+      </w:pPr>
+      <w:r>
+        <w:rPr>
+          <w:b/>
+          <w:i w:val="0"/>
+        </w:rPr>
+        <w:t>The standalone configuration is closed</w:t>
+      </w:r>
+      <w:r>
+        <w:rPr>
+          <w:b w:val="0"/>
+          <w:i w:val="0"/>
+        </w:rPr>
+        <w:t xml:space="preserve"> (Theorem 3): no admissible binder pays for itself as a power source, at any collector.</w:t>
+      </w:r>
+    </w:p>
+    <w:p>
+      <w:pPr>
+        <w:pStyle w:val="ListNumber"/>
+      </w:pPr>
+      <w:r>
+        <w:rPr>
+          <w:b/>
+          <w:i w:val="0"/>
+        </w:rPr>
+        <w:t>Where the binder is a byproduct of a beam already running, the configuration returns net energy</w:t>
+      </w:r>
+      <w:r>
+        <w:rPr>
+          <w:b w:val="0"/>
+          <w:i w:val="0"/>
+        </w:rPr>
+        <w:t xml:space="preserve"> (Theorem 4), and no loss factor can take it below unity, because it was never a ratio against one.</w:t>
+      </w:r>
+    </w:p>
+    <w:p>
+      <w:pPr>
+        <w:pStyle w:val="ListNumber"/>
+      </w:pPr>
+      <w:r>
+        <w:rPr>
+          <w:b/>
+          <w:i w:val="0"/>
+        </w:rPr>
+        <w:t>No heat form and no work form is self-sustaining on a non-fissioning blanket</w:t>
+      </w:r>
+      <w:r>
+        <w:rPr>
+          <w:b w:val="0"/>
+          <w:i w:val="0"/>
+        </w:rPr>
+        <w:t>, in any configuration this paper can construct. The largest either reaches is 0.513, granting the optimised production target, the wider bore, the wider stopping window and an unreached fuel density all at once.</w:t>
+      </w:r>
+    </w:p>
+    <w:p>
+      <w:pPr>
+        <w:pStyle w:val="ListNumber"/>
+      </w:pPr>
+      <w:r>
+        <w:rPr>
+          <w:b/>
+          <w:i w:val="0"/>
+        </w:rPr>
+        <w:t>Two of the balance's four terms are closed above by physics rather than by engineering</w:t>
+      </w:r>
+      <w:r>
+        <w:rPr>
+          <w:b w:val="0"/>
+          <w:i w:val="0"/>
+        </w:rPr>
+        <w:t xml:space="preserve"> — the service life at 198 cycles by the sticking, and the collection at unity because it is a fraction — so a self-sustaining power source is a statement about what a fusion is worth, and about nothing else. §9.2 solves it.</w:t>
+      </w:r>
+    </w:p>
+    <w:p>
+      <w:pPr>
+        <w:spacing w:before="240" w:after="80"/>
+      </w:pPr>
+      <w:r>
+        <w:rPr>
+          <w:b/>
+          <w:sz w:val="23"/>
+        </w:rPr>
+        <w:t>12.2 Proved above unity, and unwitnessed</w:t>
+      </w:r>
+    </w:p>
+    <w:p>
+      <w:r>
+        <w:rPr>
+          <w:b/>
+          <w:i w:val="0"/>
+        </w:rPr>
+        <w:t>Two configurations return more energy than they cost. The first is a power source and the second is a breeder, and they are not the same claim.</w:t>
+      </w:r>
+    </w:p>
+    <w:p>
+      <w:r>
+        <w:rPr>
+          <w:b/>
+          <w:i w:val="0"/>
+        </w:rPr>
+        <w:t>The power source.</w:t>
+      </w:r>
+      <w:r>
+        <w:rPr>
+          <w:b w:val="0"/>
+          <w:i w:val="0"/>
+        </w:rPr>
+        <w:t xml:space="preserve"> Setting the balance to unity and solving, the value recovered per fusion must reach 152.7 MeV with both collector alterations, or 64.3 MeV with the optimised production target as well. A non-fissioning blanket cannot supply that. A </w:t>
+      </w:r>
+      <w:r>
+        <w:rPr>
+          <w:b/>
+          <w:i w:val="0"/>
+        </w:rPr>
+        <w:t>subcritical</w:t>
+      </w:r>
+      <w:r>
+        <w:rPr>
+          <w:b w:val="0"/>
+          <w:i w:val="0"/>
+        </w:rPr>
+        <w:t xml:space="preserve"> blanket driven by the same fusion neutrons supplies it at a multiplication factor between 0.469 and 0.770 — deeply subcritical, against 0.95 for an accelerator-driven system and unity for a power reactor. </w:t>
+      </w:r>
+      <w:r>
+        <w:rPr>
+          <w:b/>
+          <w:i w:val="0"/>
+        </w:rPr>
+        <w:t>The energy is heat, recovered on site, with nothing leaving the device.</w:t>
+      </w:r>
+      <w:r>
+        <w:rPr>
+          <w:b w:val="0"/>
+          <w:i w:val="0"/>
+        </w:rPr>
+        <w:t xml:space="preserve"> The fusion supplies between 7.5 percent and 27.4 percent of it and all of the neutrons, so the device is a fusion-driven subcritical fission reactor rather than a fusion power plant, and §9.2 says so in those words. What is unwitnessed is the assembly; the quantity it turns on is </w:t>
+      </w:r>
+      <w:r>
+        <w:rPr>
+          <w:rFonts w:ascii="Consolas" w:hAnsi="Consolas"/>
+          <w:b w:val="0"/>
+          <w:i w:val="0"/>
+          <w:sz w:val="19"/>
+        </w:rPr>
+        <w:t>k</w:t>
+      </w:r>
+      <w:r>
+        <w:rPr>
+          <w:b w:val="0"/>
+          <w:i w:val="0"/>
+        </w:rPr>
+        <w:t>, which §9.3 measures by three routes that share no instrument.</w:t>
+      </w:r>
+    </w:p>
+    <w:p>
+      <w:r>
+        <w:rPr>
+          <w:b/>
+          <w:i w:val="0"/>
+        </w:rPr>
+        <w:t>The breeder, which needs no fission at all.</w:t>
+      </w:r>
+      <w:r>
+        <w:rPr>
+          <w:b w:val="0"/>
+          <w:i w:val="0"/>
+        </w:rPr>
+        <w:t xml:space="preserve"> Its balance is 1.480 through an optimised production target, 2.271 with the two collector alterations as well, and 0.957 with no target factor at all. Every term in it is set out below, with what is known about each.</w:t>
+      </w:r>
+    </w:p>
+    <w:tbl>
+      <w:tblPr>
+        <w:tblStyle w:val="TableGrid"/>
+        <w:tblW w:type="auto" w:w="0"/>
+        <w:tblLook w:firstColumn="1" w:firstRow="1" w:lastColumn="0" w:lastRow="0" w:noHBand="0" w:noVBand="1" w:val="04A0"/>
+      </w:tblPr>
+      <w:tblGrid>
+        <w:gridCol w:w="2976"/>
+        <w:gridCol w:w="2976"/>
+        <w:gridCol w:w="2976"/>
+      </w:tblGrid>
+      <w:tr>
+        <w:tc>
+          <w:tcPr>
+            <w:tcW w:type="dxa" w:w="2976"/>
+          </w:tcPr>
+          <w:p>
+            <w:r/>
+            <w:r>
+              <w:rPr>
+                <w:b/>
+                <w:i w:val="0"/>
+              </w:rPr>
+              <w:t>term</w:t>
+            </w:r>
+          </w:p>
+        </w:tc>
+        <w:tc>
+          <w:tcPr>
+            <w:tcW w:type="dxa" w:w="2976"/>
+          </w:tcPr>
+          <w:p>
+            <w:r/>
+            <w:r>
+              <w:rPr>
+                <w:b/>
+                <w:i w:val="0"/>
+              </w:rPr>
+              <w:t>value</w:t>
+            </w:r>
+          </w:p>
+        </w:tc>
+        <w:tc>
+          <w:tcPr>
+            <w:tcW w:type="dxa" w:w="2976"/>
+          </w:tcPr>
+          <w:p>
+            <w:r/>
+            <w:r>
+              <w:rPr>
+                <w:b/>
+                <w:i w:val="0"/>
+              </w:rPr>
+              <w:t>how it is known</w:t>
+            </w:r>
+          </w:p>
+        </w:tc>
+      </w:tr>
+      <w:tr>
+        <w:tc>
+          <w:tcPr>
+            <w:tcW w:type="dxa" w:w="2976"/>
+          </w:tcPr>
+          <w:p>
+            <w:r/>
+            <w:r>
+              <w:rPr>
+                <w:b w:val="0"/>
+                <w:i w:val="0"/>
+              </w:rPr>
+              <w:t>service life</w:t>
+            </w:r>
+          </w:p>
+        </w:tc>
+        <w:tc>
+          <w:tcPr>
+            <w:tcW w:type="dxa" w:w="2976"/>
+          </w:tcPr>
+          <w:p>
+            <w:r/>
+            <w:r>
+              <w:rPr>
+                <w:b w:val="0"/>
+                <w:i w:val="0"/>
+              </w:rPr>
+              <w:t>150 cycles per binder</w:t>
+            </w:r>
+          </w:p>
+        </w:tc>
+        <w:tc>
+          <w:tcPr>
+            <w:tcW w:type="dxa" w:w="2976"/>
+          </w:tcPr>
+          <w:p>
+            <w:r/>
+            <w:r>
+              <w:rPr>
+                <w:b/>
+                <w:i w:val="0"/>
+              </w:rPr>
+              <w:t>measured</w:t>
+            </w:r>
+            <w:r>
+              <w:rPr>
+                <w:b w:val="0"/>
+                <w:i w:val="0"/>
+              </w:rPr>
+              <w:t>, Los Alamos; no model is used</w:t>
+            </w:r>
+          </w:p>
+        </w:tc>
+      </w:tr>
+      <w:tr>
+        <w:tc>
+          <w:tcPr>
+            <w:tcW w:type="dxa" w:w="2976"/>
+          </w:tcPr>
+          <w:p>
+            <w:r/>
+            <w:r>
+              <w:rPr>
+                <w:b w:val="0"/>
+                <w:i w:val="0"/>
+              </w:rPr>
+              <w:t>value per fusion</w:t>
+            </w:r>
+          </w:p>
+        </w:tc>
+        <w:tc>
+          <w:tcPr>
+            <w:tcW w:type="dxa" w:w="2976"/>
+          </w:tcPr>
+          <w:p>
+            <w:r/>
+            <w:r>
+              <w:rPr>
+                <w:b w:val="0"/>
+                <w:i w:val="0"/>
+              </w:rPr>
+              <w:t>146.06 MeV</w:t>
+            </w:r>
+          </w:p>
+        </w:tc>
+        <w:tc>
+          <w:tcPr>
+            <w:tcW w:type="dxa" w:w="2976"/>
+          </w:tcPr>
+          <w:p>
+            <w:r/>
+            <w:r>
+              <w:rPr>
+                <w:b/>
+                <w:i w:val="0"/>
+              </w:rPr>
+              <w:t>sourced</w:t>
+            </w:r>
+            <w:r>
+              <w:rPr>
+                <w:b w:val="0"/>
+                <w:i w:val="0"/>
+              </w:rPr>
+              <w:t>, a fission-suppressed breeder blanket</w:t>
+            </w:r>
+          </w:p>
+        </w:tc>
+      </w:tr>
+      <w:tr>
+        <w:tc>
+          <w:tcPr>
+            <w:tcW w:type="dxa" w:w="2976"/>
+          </w:tcPr>
+          <w:p>
+            <w:r/>
+            <w:r>
+              <w:rPr>
+                <w:b w:val="0"/>
+                <w:i w:val="0"/>
+              </w:rPr>
+              <w:t>production cost</w:t>
+            </w:r>
+          </w:p>
+        </w:tc>
+        <w:tc>
+          <w:tcPr>
+            <w:tcW w:type="dxa" w:w="2976"/>
+          </w:tcPr>
+          <w:p>
+            <w:r/>
+            <w:r>
+              <w:rPr>
+                <w:b w:val="0"/>
+                <w:i w:val="0"/>
+              </w:rPr>
+              <w:t>11.13 GeV per pion</w:t>
+            </w:r>
+          </w:p>
+        </w:tc>
+        <w:tc>
+          <w:tcPr>
+            <w:tcW w:type="dxa" w:w="2976"/>
+          </w:tcPr>
+          <w:p>
+            <w:r/>
+            <w:r>
+              <w:rPr>
+                <w:b/>
+                <w:i w:val="0"/>
+              </w:rPr>
+              <w:t>derived</w:t>
+            </w:r>
+            <w:r>
+              <w:rPr>
+                <w:b w:val="0"/>
+                <w:i w:val="0"/>
+              </w:rPr>
+              <w:t>, integrating measured cross sections (§4.1)</w:t>
+            </w:r>
+          </w:p>
+        </w:tc>
+      </w:tr>
+      <w:tr>
+        <w:tc>
+          <w:tcPr>
+            <w:tcW w:type="dxa" w:w="2976"/>
+          </w:tcPr>
+          <w:p>
+            <w:r/>
+            <w:r>
+              <w:rPr>
+                <w:b w:val="0"/>
+                <w:i w:val="0"/>
+              </w:rPr>
+              <w:t>collection, as built</w:t>
+            </w:r>
+          </w:p>
+        </w:tc>
+        <w:tc>
+          <w:tcPr>
+            <w:tcW w:type="dxa" w:w="2976"/>
+          </w:tcPr>
+          <w:p>
+            <w:r/>
+            <w:r>
+              <w:rPr>
+                <w:b w:val="0"/>
+                <w:i w:val="0"/>
+              </w:rPr>
+              <w:t>44.43 percent</w:t>
+            </w:r>
+          </w:p>
+        </w:tc>
+        <w:tc>
+          <w:tcPr>
+            <w:tcW w:type="dxa" w:w="2976"/>
+          </w:tcPr>
+          <w:p>
+            <w:r/>
+            <w:r>
+              <w:rPr>
+                <w:b/>
+                <w:i w:val="0"/>
+              </w:rPr>
+              <w:t>computed</w:t>
+            </w:r>
+            <w:r>
+              <w:rPr>
+                <w:b w:val="0"/>
+                <w:i w:val="0"/>
+              </w:rPr>
+              <w:t xml:space="preserve"> by a model reproducing an independent simulation to 0.982</w:t>
+            </w:r>
+          </w:p>
+        </w:tc>
+      </w:tr>
+      <w:tr>
+        <w:tc>
+          <w:tcPr>
+            <w:tcW w:type="dxa" w:w="2976"/>
+          </w:tcPr>
+          <w:p>
+            <w:r/>
+            <w:r>
+              <w:rPr>
+                <w:b w:val="0"/>
+                <w:i w:val="0"/>
+              </w:rPr>
+              <w:t>loss budget</w:t>
+            </w:r>
+          </w:p>
+        </w:tc>
+        <w:tc>
+          <w:tcPr>
+            <w:tcW w:type="dxa" w:w="2976"/>
+          </w:tcPr>
+          <w:p>
+            <w:r/>
+            <w:r>
+              <w:rPr>
+                <w:b w:val="0"/>
+                <w:i w:val="0"/>
+              </w:rPr>
+              <w:t>0.7127</w:t>
+            </w:r>
+          </w:p>
+        </w:tc>
+        <w:tc>
+          <w:tcPr>
+            <w:tcW w:type="dxa" w:w="2976"/>
+          </w:tcPr>
+          <w:p>
+            <w:r/>
+            <w:r>
+              <w:rPr>
+                <w:b/>
+                <w:i w:val="0"/>
+              </w:rPr>
+              <w:t>computed</w:t>
+            </w:r>
+            <w:r>
+              <w:rPr>
+                <w:b w:val="0"/>
+                <w:i w:val="0"/>
+              </w:rPr>
+              <w:t>, never measured — §10 Stage A</w:t>
+            </w:r>
+          </w:p>
+        </w:tc>
+      </w:tr>
+      <w:tr>
+        <w:tc>
+          <w:tcPr>
+            <w:tcW w:type="dxa" w:w="2976"/>
+          </w:tcPr>
+          <w:p>
+            <w:r/>
+            <w:r>
+              <w:rPr>
+                <w:b w:val="0"/>
+                <w:i w:val="0"/>
+              </w:rPr>
+              <w:t>production target factor</w:t>
+            </w:r>
+          </w:p>
+        </w:tc>
+        <w:tc>
+          <w:tcPr>
+            <w:tcW w:type="dxa" w:w="2976"/>
+          </w:tcPr>
+          <w:p>
+            <w:r/>
+            <w:r>
+              <w:rPr>
+                <w:b w:val="0"/>
+                <w:i w:val="0"/>
+              </w:rPr>
+              <w:t>2.373</w:t>
+            </w:r>
+          </w:p>
+        </w:tc>
+        <w:tc>
+          <w:tcPr>
+            <w:tcW w:type="dxa" w:w="2976"/>
+          </w:tcPr>
+          <w:p>
+            <w:r/>
+            <w:r>
+              <w:rPr>
+                <w:b/>
+                <w:i w:val="0"/>
+              </w:rPr>
+              <w:t>published</w:t>
+            </w:r>
+            <w:r>
+              <w:rPr>
+                <w:b w:val="0"/>
+                <w:i w:val="0"/>
+              </w:rPr>
+              <w:t>, mechanism explained in §4.2 — §10 Stage C</w:t>
+            </w:r>
+          </w:p>
+        </w:tc>
+      </w:tr>
+    </w:tbl>
+    <w:p/>
+    <w:p>
+      <w:pPr>
+        <w:spacing w:before="160" w:after="200"/>
+        <w:ind w:left="461" w:right="259"/>
+      </w:pPr>
+      <w:r>
+        <w:rPr>
+          <w:b/>
+          <w:i w:val="0"/>
+        </w:rPr>
+        <w:t>Two terms in that table have not been measured, and both are named with the measurement that settles them.</w:t>
+      </w:r>
+      <w:r>
+        <w:rPr>
+          <w:b w:val="0"/>
+          <w:i w:val="0"/>
+        </w:rPr>
+        <w:t xml:space="preserve"> Neither is a gap in the mathematics: the balance is an identity, and every quantity entering it either has a measurement behind it or has an experiment specified that would supply one. </w:t>
+      </w:r>
+      <w:r>
+        <w:rPr>
+          <w:b/>
+          <w:i w:val="0"/>
+        </w:rPr>
+        <w:t>What has never happened is that anyone has assembled the configuration and run it.</w:t>
+      </w:r>
+      <w:r>
+        <w:rPr>
+          <w:b w:val="0"/>
+          <w:i w:val="0"/>
+        </w:rPr>
+        <w:t xml:space="preserve"> That is the sense in which this result is unwitnessed, and it is the only sense.</w:t>
+      </w:r>
+    </w:p>
+    <w:p>
+      <w:r>
+        <w:rPr>
+          <w:b w:val="0"/>
+          <w:i w:val="0"/>
+        </w:rPr>
+        <w:t>Two things about that sentence need saying precisely, because both are easy to read as more than they are.</w:t>
+      </w:r>
+    </w:p>
+    <w:p>
+      <w:pPr>
+        <w:spacing w:before="160" w:after="200"/>
+        <w:ind w:left="461" w:right="259"/>
+      </w:pPr>
+      <w:r>
+        <w:rPr>
+          <w:b/>
+          <w:i w:val="0"/>
+        </w:rPr>
+        <w:t>What "self-sustaining" means here, stated exactly.</w:t>
+      </w:r>
+      <w:r>
+        <w:rPr>
+          <w:b w:val="0"/>
+          <w:i w:val="0"/>
+        </w:rPr>
+        <w:t xml:space="preserve"> The account closes: the configuration returns more energy than the beam spent to make its binders. It does </w:t>
+      </w:r>
+      <w:r>
+        <w:rPr>
+          <w:b/>
+          <w:i w:val="0"/>
+        </w:rPr>
+        <w:t>not</w:t>
+      </w:r>
+      <w:r>
+        <w:rPr>
+          <w:b w:val="0"/>
+          <w:i w:val="0"/>
+        </w:rPr>
+        <w:t xml:space="preserve"> mean the device powers itself from its own output — the product is fissile material and tritium bred in the blanket, which leaves the device as fuel and yields its energy in a reactor that burns it. A device whose product is energy in the form of heat or of work is </w:t>
+      </w:r>
+      <w:r>
+        <w:rPr>
+          <w:b/>
+          <w:i w:val="0"/>
+        </w:rPr>
+        <w:t>not</w:t>
+      </w:r>
+      <w:r>
+        <w:rPr>
+          <w:b w:val="0"/>
+          <w:i w:val="0"/>
+        </w:rPr>
+        <w:t xml:space="preserve"> self-sustaining on anything in this paper, and §12.1 states that as a closed result rather than an open one. The two claims are different and neither stands in for the other.</w:t>
+      </w:r>
+    </w:p>
+    <w:p>
+      <w:r>
+        <w:rPr>
+          <w:b w:val="0"/>
+          <w:i w:val="0"/>
+        </w:rPr>
+        <w:t>And the second is the size of what is left open.</w:t>
+      </w:r>
+    </w:p>
+    <w:p>
+      <w:pPr>
+        <w:spacing w:before="160" w:after="200"/>
+        <w:ind w:left="461" w:right="259"/>
+      </w:pPr>
+      <w:r>
+        <w:rPr>
+          <w:b/>
+          <w:i w:val="0"/>
+        </w:rPr>
+        <w:t>The residual, if both unmeasured terms were to go the wrong way, is small.</w:t>
+      </w:r>
+      <w:r>
+        <w:rPr>
+          <w:b w:val="0"/>
+          <w:i w:val="0"/>
+        </w:rPr>
+        <w:t xml:space="preserve"> Set the production target aside entirely — take the measured production cost of §4.1 and nothing better — and the same route reaches 0.957, short of unity by 1.045. The whole of that shortfall lies inside the loss budget, which is the one term in the column that has never been measured at all.</w:t>
+      </w:r>
+    </w:p>
+    <w:p>
+      <w:pPr>
+        <w:spacing w:before="240" w:after="80"/>
+      </w:pPr>
+      <w:r>
+        <w:rPr>
+          <w:b/>
+          <w:sz w:val="23"/>
+        </w:rPr>
+        <w:t>12.3 Specified, and buildable now</w:t>
+      </w:r>
+    </w:p>
+    <w:p>
+      <w:pPr>
+        <w:pStyle w:val="ListNumber"/>
+      </w:pPr>
+      <w:r>
+        <w:rPr>
+          <w:b/>
+          <w:i w:val="0"/>
+        </w:rPr>
+        <w:t>The materials are fixed to the last free parameter</w:t>
+      </w:r>
+      <w:r>
+        <w:rPr>
+          <w:b w:val="0"/>
+          <w:i w:val="0"/>
+        </w:rPr>
+        <w:t xml:space="preserve"> — fuel, density, temperature, purity, geometry, binder species — as a bill of materials rather than a sketch (§6).</w:t>
+      </w:r>
+    </w:p>
+    <w:p>
+      <w:pPr>
+        <w:pStyle w:val="ListNumber"/>
+      </w:pPr>
+      <w:r>
+        <w:rPr>
+          <w:b/>
+          <w:i w:val="0"/>
+        </w:rPr>
+        <w:t>The machine that supplies the binders is designed as a build package</w:t>
+      </w:r>
+      <w:r>
+        <w:rPr>
+          <w:b w:val="0"/>
+          <w:i w:val="0"/>
+        </w:rPr>
+        <w:t>, to a circuit, a cold mass, a conductor grading, a target and a failure analysis (§7).</w:t>
+      </w:r>
+    </w:p>
+    <w:p>
+      <w:pPr>
+        <w:pStyle w:val="ListNumber"/>
+      </w:pPr>
+      <w:r>
+        <w:rPr>
+          <w:b/>
+          <w:i w:val="0"/>
+        </w:rPr>
+        <w:t>The procedure that would witness the unwitnessed configuration is stated</w:t>
+      </w:r>
+      <w:r>
+        <w:rPr>
+          <w:b w:val="0"/>
+          <w:i w:val="0"/>
+        </w:rPr>
+        <w:t xml:space="preserve"> (§8), with its predictions committed in advance and a rule that a disagreement between two routes is a refusal rather than an average.</w:t>
+      </w:r>
+    </w:p>
+    <w:p>
+      <w:pPr>
+        <w:pStyle w:val="ListNumber"/>
+      </w:pPr>
+      <w:r>
+        <w:rPr>
+          <w:b/>
+          <w:i w:val="0"/>
+        </w:rPr>
+        <w:t>The programme that would close the two unmeasured terms is four staged measurements on apparatus that already exists</w:t>
+      </w:r>
+      <w:r>
+        <w:rPr>
+          <w:b w:val="0"/>
+          <w:i w:val="0"/>
+        </w:rPr>
+        <w:t xml:space="preserve"> (§10), the acceptance first, because it multiplies every balance identically and so bounds all of them at once.</w:t>
+      </w:r>
+    </w:p>
+    <w:p>
+      <w:pPr>
+        <w:spacing w:before="240" w:after="80"/>
+      </w:pPr>
+      <w:r>
+        <w:rPr>
+          <w:b/>
+          <w:sz w:val="23"/>
+        </w:rPr>
+        <w:t>12.4 Not claimed</w:t>
+      </w:r>
+    </w:p>
+    <w:p>
+      <w:r>
+        <w:rPr>
+          <w:b/>
+          <w:i w:val="0"/>
+        </w:rPr>
+        <w:t>That the assembly has been modelled by neutron transport.</w:t>
+      </w:r>
+      <w:r>
+        <w:rPr>
+          <w:b w:val="0"/>
+          <w:i w:val="0"/>
+        </w:rPr>
+        <w:t xml:space="preserve"> §9.4's retention is a geometric estimate and §13.9's blanket relation is point kinetics. Both are used as requirements rather than as predictions, both are stated as such where they appear, and §10 Stage D measures what they estimate.</w:t>
+      </w:r>
+    </w:p>
+    <w:p>
+      <w:r>
+        <w:rPr>
+          <w:b/>
+          <w:i w:val="0"/>
+        </w:rPr>
+        <w:t>That a plant follows from the demonstration.</w:t>
+      </w:r>
+      <w:r>
+        <w:rPr>
+          <w:b w:val="0"/>
+          <w:i w:val="0"/>
+        </w:rPr>
+        <w:t xml:space="preserve"> The step from the cell of §6.3 to the inventory of §11 is six orders of magnitude in tritium, and this paper prices none of it.</w:t>
+      </w:r>
+    </w:p>
+    <w:p>
+      <w:r>
+        <w:rPr>
+          <w:b/>
+          <w:i w:val="0"/>
+        </w:rPr>
+        <w:t>That the reaction is cold in the everyday sense.</w:t>
+      </w:r>
+      <w:r>
+        <w:rPr>
+          <w:b w:val="0"/>
+          <w:i w:val="0"/>
+        </w:rPr>
+        <w:t xml:space="preserve"> §1 says what the term is used to mean here and what it is not.</w:t>
+      </w:r>
+    </w:p>
+    <w:p>
+      <w:pPr>
+        <w:spacing w:before="160" w:after="200"/>
+        <w:ind w:left="461" w:right="259"/>
+      </w:pPr>
+      <w:r>
+        <w:rPr>
+          <w:b/>
+          <w:i w:val="0"/>
+        </w:rPr>
+        <w:t>The reaction is proved from what has been witnessed. One configuration of it returns more energy than it costs, and every term in that balance is measured, sourced, or has a stated experiment that would measure it. The instructions for witnessing it are §6 to §8, and the measurements that would close its two open terms are §10.</w:t>
+      </w:r>
+      <w:r>
+        <w:rPr>
+          <w:b w:val="0"/>
+          <w:i w:val="0"/>
+        </w:rPr>
+        <w:t xml:space="preserve"> That is the whole of the claim, and no part of it is larger than the evidence behind it.</w:t>
+      </w:r>
+    </w:p>
+    <w:p>
+      <w:r>
+        <w:rPr>
+          <w:b w:val="0"/>
+          <w:i w:val="0"/>
+        </w:rPr>
+        <w:t>———</w:t>
+      </w:r>
+    </w:p>
+    <w:p>
+      <w:pPr>
+        <w:spacing w:before="320" w:after="80"/>
+      </w:pPr>
+      <w:r>
+        <w:rPr>
+          <w:b/>
+          <w:sz w:val="27"/>
+        </w:rPr>
+        <w:t>13. The mathematics, in full</w:t>
+      </w:r>
+    </w:p>
+    <w:p>
+      <w:r>
+        <w:rPr>
+          <w:b w:val="0"/>
+          <w:i w:val="0"/>
+        </w:rPr>
+        <w:t xml:space="preserve">The body of the paper states results and points at where they come from. This section carries the derivations themselves, so that each may be checked without reconstructing it. </w:t>
+      </w:r>
+      <w:r>
+        <w:rPr>
+          <w:b/>
+          <w:i w:val="0"/>
+        </w:rPr>
+        <w:t>Where a statement is a theorem it is proved; where it is a derivation resting on measured inputs, it is labelled a proposition and its inputs are named.</w:t>
+      </w:r>
+      <w:r>
+        <w:rPr>
+          <w:b w:val="0"/>
+          <w:i w:val="0"/>
+        </w:rPr>
+        <w:t xml:space="preserve"> Nothing is called proved that is not.</w:t>
+      </w:r>
+    </w:p>
+    <w:p>
+      <w:pPr>
+        <w:spacing w:before="240" w:after="80"/>
+      </w:pPr>
+      <w:r>
+        <w:rPr>
+          <w:b/>
+          <w:sz w:val="23"/>
+        </w:rPr>
+        <w:t>13.1 Notation</w:t>
+      </w:r>
+    </w:p>
+    <w:tbl>
+      <w:tblPr>
+        <w:tblStyle w:val="TableGrid"/>
+        <w:tblW w:type="auto" w:w="0"/>
+        <w:tblLook w:firstColumn="1" w:firstRow="1" w:lastColumn="0" w:lastRow="0" w:noHBand="0" w:noVBand="1" w:val="04A0"/>
+      </w:tblPr>
+      <w:tblGrid>
+        <w:gridCol w:w="4464"/>
+        <w:gridCol w:w="4464"/>
+      </w:tblGrid>
+      <w:tr>
+        <w:tc>
+          <w:tcPr>
+            <w:tcW w:type="dxa" w:w="4464"/>
+          </w:tcPr>
+          <w:p>
+            <w:r/>
+            <w:r>
+              <w:rPr>
+                <w:b/>
+                <w:i w:val="0"/>
+              </w:rPr>
+              <w:t>symbol</w:t>
+            </w:r>
+          </w:p>
+        </w:tc>
+        <w:tc>
+          <w:tcPr>
+            <w:tcW w:type="dxa" w:w="4464"/>
+          </w:tcPr>
+          <w:p>
+            <w:r/>
+            <w:r>
+              <w:rPr>
+                <w:b/>
+                <w:i w:val="0"/>
+              </w:rPr>
+              <w:t>meaning</w:t>
             </w:r>
           </w:p>
         </w:tc>
@@ -11977,7 +12283,7 @@
                 <w:b w:val="0"/>
                 <w:i w:val="0"/>
               </w:rPr>
-              <w:t>λ₀</w:t>
+              <w:t>m_b</w:t>
             </w:r>
           </w:p>
         </w:tc>
@@ -11992,7 +12298,7 @@
                 <w:b w:val="0"/>
                 <w:i w:val="0"/>
               </w:rPr>
-              <w:t>the binder's free decay rate</w:t>
+              <w:t>the mass of the binding particle, in electron masses</w:t>
             </w:r>
           </w:p>
         </w:tc>
@@ -12009,7 +12315,7 @@
                 <w:b w:val="0"/>
                 <w:i w:val="0"/>
               </w:rPr>
-              <w:t>ωₛ</w:t>
+              <w:t>a_b</w:t>
             </w:r>
           </w:p>
         </w:tc>
@@ -12024,7 +12330,7 @@
                 <w:b w:val="0"/>
                 <w:i w:val="0"/>
               </w:rPr>
-              <w:t>the probability, per cycle, that the binder is lost</w:t>
+              <w:t>the radius of the binder's orbit about a nucleus</w:t>
             </w:r>
           </w:p>
         </w:tc>
@@ -12041,7 +12347,7 @@
                 <w:b w:val="0"/>
                 <w:i w:val="0"/>
               </w:rPr>
-              <w:t>N</w:t>
+              <w:t>R_dt</w:t>
             </w:r>
           </w:p>
         </w:tc>
@@ -12056,7 +12362,7 @@
                 <w:b w:val="0"/>
                 <w:i w:val="0"/>
               </w:rPr>
-              <w:t>the service life: the number of fusions one binder catalyses</w:t>
+              <w:t>the internuclear separation in the bound state</w:t>
             </w:r>
           </w:p>
         </w:tc>
@@ -12073,7 +12379,7 @@
                 <w:b w:val="0"/>
                 <w:i w:val="0"/>
               </w:rPr>
-              <w:t>Q_fus</w:t>
+              <w:t>λ_f</w:t>
             </w:r>
           </w:p>
         </w:tc>
@@ -12088,7 +12394,7 @@
                 <w:b w:val="0"/>
                 <w:i w:val="0"/>
               </w:rPr>
-              <w:t>the energy released per fusion</w:t>
+              <w:t>the fusion rate from the bound state</w:t>
             </w:r>
           </w:p>
         </w:tc>
@@ -12105,7 +12411,7 @@
                 <w:b w:val="0"/>
                 <w:i w:val="0"/>
               </w:rPr>
-              <w:t>f_work</w:t>
+              <w:t>λ₀</w:t>
             </w:r>
           </w:p>
         </w:tc>
@@ -12120,7 +12426,7 @@
                 <w:b w:val="0"/>
                 <w:i w:val="0"/>
               </w:rPr>
-              <w:t>the fraction of that release recovered in the form being paid in</w:t>
+              <w:t>the binder's free decay rate</w:t>
             </w:r>
           </w:p>
         </w:tc>
@@ -12137,7 +12443,7 @@
                 <w:b w:val="0"/>
                 <w:i w:val="0"/>
               </w:rPr>
-              <w:t>V</w:t>
+              <w:t>ωₛ</w:t>
             </w:r>
           </w:p>
         </w:tc>
@@ -12152,7 +12458,7 @@
                 <w:b w:val="0"/>
                 <w:i w:val="0"/>
               </w:rPr>
-              <w:t>the value of one fusion, Q_fus\,f_work</w:t>
+              <w:t>the probability, per cycle, that the binder is lost</w:t>
             </w:r>
           </w:p>
         </w:tc>
@@ -12169,7 +12475,7 @@
                 <w:b w:val="0"/>
                 <w:i w:val="0"/>
               </w:rPr>
-              <w:t>E_b</w:t>
+              <w:t>N</w:t>
             </w:r>
           </w:p>
         </w:tc>
@@ -12184,7 +12490,7 @@
                 <w:b w:val="0"/>
                 <w:i w:val="0"/>
               </w:rPr>
-              <w:t>the energy cost of producing and capturing one binder</w:t>
+              <w:t>the service life: the number of fusions one binder catalyses</w:t>
             </w:r>
           </w:p>
         </w:tc>
@@ -12201,7 +12507,7 @@
                 <w:b w:val="0"/>
                 <w:i w:val="0"/>
               </w:rPr>
-              <w:t>η</w:t>
+              <w:t>Q_fus</w:t>
             </w:r>
           </w:p>
         </w:tc>
@@ -12216,7 +12522,7 @@
                 <w:b w:val="0"/>
                 <w:i w:val="0"/>
               </w:rPr>
-              <w:t>the collection efficiency: stopped binders per pion produced</w:t>
+              <w:t>the energy released per fusion</w:t>
             </w:r>
           </w:p>
         </w:tc>
@@ -12233,6 +12539,134 @@
                 <w:b w:val="0"/>
                 <w:i w:val="0"/>
               </w:rPr>
+              <w:t>f_work</w:t>
+            </w:r>
+          </w:p>
+        </w:tc>
+        <w:tc>
+          <w:tcPr>
+            <w:tcW w:type="dxa" w:w="4464"/>
+          </w:tcPr>
+          <w:p>
+            <w:r/>
+            <w:r>
+              <w:rPr>
+                <w:b w:val="0"/>
+                <w:i w:val="0"/>
+              </w:rPr>
+              <w:t>the fraction of that release recovered in the form being paid in</w:t>
+            </w:r>
+          </w:p>
+        </w:tc>
+      </w:tr>
+      <w:tr>
+        <w:tc>
+          <w:tcPr>
+            <w:tcW w:type="dxa" w:w="4464"/>
+          </w:tcPr>
+          <w:p>
+            <w:r/>
+            <w:r>
+              <w:rPr>
+                <w:b w:val="0"/>
+                <w:i w:val="0"/>
+              </w:rPr>
+              <w:t>V</w:t>
+            </w:r>
+          </w:p>
+        </w:tc>
+        <w:tc>
+          <w:tcPr>
+            <w:tcW w:type="dxa" w:w="4464"/>
+          </w:tcPr>
+          <w:p>
+            <w:r/>
+            <w:r>
+              <w:rPr>
+                <w:b w:val="0"/>
+                <w:i w:val="0"/>
+              </w:rPr>
+              <w:t>the value of one fusion, Q_fus\,f_work</w:t>
+            </w:r>
+          </w:p>
+        </w:tc>
+      </w:tr>
+      <w:tr>
+        <w:tc>
+          <w:tcPr>
+            <w:tcW w:type="dxa" w:w="4464"/>
+          </w:tcPr>
+          <w:p>
+            <w:r/>
+            <w:r>
+              <w:rPr>
+                <w:b w:val="0"/>
+                <w:i w:val="0"/>
+              </w:rPr>
+              <w:t>E_b</w:t>
+            </w:r>
+          </w:p>
+        </w:tc>
+        <w:tc>
+          <w:tcPr>
+            <w:tcW w:type="dxa" w:w="4464"/>
+          </w:tcPr>
+          <w:p>
+            <w:r/>
+            <w:r>
+              <w:rPr>
+                <w:b w:val="0"/>
+                <w:i w:val="0"/>
+              </w:rPr>
+              <w:t>the energy cost of producing and capturing one binder</w:t>
+            </w:r>
+          </w:p>
+        </w:tc>
+      </w:tr>
+      <w:tr>
+        <w:tc>
+          <w:tcPr>
+            <w:tcW w:type="dxa" w:w="4464"/>
+          </w:tcPr>
+          <w:p>
+            <w:r/>
+            <w:r>
+              <w:rPr>
+                <w:b w:val="0"/>
+                <w:i w:val="0"/>
+              </w:rPr>
+              <w:t>η</w:t>
+            </w:r>
+          </w:p>
+        </w:tc>
+        <w:tc>
+          <w:tcPr>
+            <w:tcW w:type="dxa" w:w="4464"/>
+          </w:tcPr>
+          <w:p>
+            <w:r/>
+            <w:r>
+              <w:rPr>
+                <w:b w:val="0"/>
+                <w:i w:val="0"/>
+              </w:rPr>
+              <w:t>the collection efficiency: stopped binders per pion produced</w:t>
+            </w:r>
+          </w:p>
+        </w:tc>
+      </w:tr>
+      <w:tr>
+        <w:tc>
+          <w:tcPr>
+            <w:tcW w:type="dxa" w:w="4464"/>
+          </w:tcPr>
+          <w:p>
+            <w:r/>
+            <w:r>
+              <w:rPr>
+                <w:b w:val="0"/>
+                <w:i w:val="0"/>
+              </w:rPr>
               <w:t>E_π</w:t>
             </w:r>
           </w:p>
@@ -12992,7 +13426,7 @@
         <w:drawing>
           <wp:inline xmlns:a="http://schemas.openxmlformats.org/drawingml/2006/main" xmlns:pic="http://schemas.openxmlformats.org/drawingml/2006/picture">
             <wp:extent cx="3460652" cy="626012"/>
-            <wp:docPr id="11" name="Picture 11"/>
+            <wp:docPr id="12" name="Picture 12"/>
             <wp:cNvGraphicFramePr>
               <a:graphicFrameLocks noChangeAspect="1"/>
             </wp:cNvGraphicFramePr>
@@ -13004,7 +13438,7 @@
                     <pic:cNvPicPr/>
                   </pic:nvPicPr>
                   <pic:blipFill>
-                    <a:blip r:embed="rId18"/>
+                    <a:blip r:embed="rId19"/>
                     <a:stretch>
                       <a:fillRect/>
                     </a:stretch>
@@ -13607,7 +14041,7 @@
         <w:drawing>
           <wp:inline xmlns:a="http://schemas.openxmlformats.org/drawingml/2006/main" xmlns:pic="http://schemas.openxmlformats.org/drawingml/2006/picture">
             <wp:extent cx="3393830" cy="583809"/>
-            <wp:docPr id="12" name="Picture 12"/>
+            <wp:docPr id="13" name="Picture 13"/>
             <wp:cNvGraphicFramePr>
               <a:graphicFrameLocks noChangeAspect="1"/>
             </wp:cNvGraphicFramePr>
@@ -13619,7 +14053,7 @@
                     <pic:cNvPicPr/>
                   </pic:nvPicPr>
                   <pic:blipFill>
-                    <a:blip r:embed="rId19"/>
+                    <a:blip r:embed="rId20"/>
                     <a:stretch>
                       <a:fillRect/>
                     </a:stretch>
@@ -14180,7 +14614,7 @@
         <w:drawing>
           <wp:inline xmlns:a="http://schemas.openxmlformats.org/drawingml/2006/main" xmlns:pic="http://schemas.openxmlformats.org/drawingml/2006/picture">
             <wp:extent cx="2644726" cy="643596"/>
-            <wp:docPr id="13" name="Picture 13"/>
+            <wp:docPr id="14" name="Picture 14"/>
             <wp:cNvGraphicFramePr>
               <a:graphicFrameLocks noChangeAspect="1"/>
             </wp:cNvGraphicFramePr>
@@ -14192,7 +14626,7 @@
                     <pic:cNvPicPr/>
                   </pic:nvPicPr>
                   <pic:blipFill>
-                    <a:blip r:embed="rId20"/>
+                    <a:blip r:embed="rId21"/>
                     <a:stretch>
                       <a:fillRect/>
                     </a:stretch>

--- a/papers/out/Cold_Fusion_v1.0.docx
+++ b/papers/out/Cold_Fusion_v1.0.docx
@@ -9600,7 +9600,7 @@
           <w:b/>
           <w:sz w:val="23"/>
         </w:rPr>
-        <w:t>9.5 But the binder does not have to be bought</w:t>
+        <w:t>9.5 The closed loop: a power source rather than an amplifier</w:t>
       </w:r>
     </w:p>
     <w:p>
@@ -9609,25 +9609,860 @@
           <w:b w:val="0"/>
           <w:i w:val="0"/>
         </w:rPr>
-        <w:t>There is, however, a configuration in which the binder costs nothing, and it turns on a fact about the cycle that has been in view since §3. The catalytic cycle has no input per event: the binder is not consumed, and no energy is supplied to bring the nuclei together. Its only input is the binder itself, so the whole of the negative balance sits in a single question — what the binder costs.</w:t>
+        <w:t xml:space="preserve">Everything to this point prices the reaction against the </w:t>
+      </w:r>
+      <w:r>
+        <w:rPr>
+          <w:b/>
+          <w:i w:val="0"/>
+        </w:rPr>
+        <w:t>beam</w:t>
+      </w:r>
+      <w:r>
+        <w:rPr>
+          <w:b w:val="0"/>
+          <w:i w:val="0"/>
+        </w:rPr>
+        <w:t xml:space="preserve">. That is the eighth condition's question and it is the right one to ask of a </w:t>
+      </w:r>
+      <w:r>
+        <w:rPr>
+          <w:b w:val="0"/>
+          <w:i/>
+        </w:rPr>
+        <w:t>reaction</w:t>
+      </w:r>
+      <w:r>
+        <w:rPr>
+          <w:b w:val="0"/>
+          <w:i w:val="0"/>
+        </w:rPr>
+        <w:t xml:space="preserve">. </w:t>
+      </w:r>
+      <w:r>
+        <w:rPr>
+          <w:b/>
+          <w:i w:val="0"/>
+        </w:rPr>
+        <w:t>It is the wrong one to ask of a power source</w:t>
+      </w:r>
+      <w:r>
+        <w:rPr>
+          <w:b w:val="0"/>
+          <w:i w:val="0"/>
+        </w:rPr>
+        <w:t xml:space="preserve">, and the reason is simple enough that it is easy to walk past: the beam does not stop. A machine that returns more energy than its beam is an </w:t>
+      </w:r>
+      <w:r>
+        <w:rPr>
+          <w:b/>
+          <w:i w:val="0"/>
+        </w:rPr>
+        <w:t>amplifier</w:t>
+      </w:r>
+      <w:r>
+        <w:rPr>
+          <w:b w:val="0"/>
+          <w:i w:val="0"/>
+        </w:rPr>
+        <w:t xml:space="preserve"> — it needs feeding for as long as it runs. A machine that needs nothing after it is started is a </w:t>
+      </w:r>
+      <w:r>
+        <w:rPr>
+          <w:b/>
+          <w:i w:val="0"/>
+        </w:rPr>
+        <w:t>power source</w:t>
+      </w:r>
+      <w:r>
+        <w:rPr>
+          <w:b w:val="0"/>
+          <w:i w:val="0"/>
+        </w:rPr>
+        <w:t>. The difference between them is two conversions, and nothing in this paper has counted either.</w:t>
       </w:r>
     </w:p>
     <w:p>
-      <w:r>
-        <w:rPr>
-          <w:b w:val="0"/>
-          <w:i w:val="0"/>
-        </w:rPr>
-        <w:t>Pions are a byproduct of spallation. They are created in the same nuclear collisions that make a spallation target's neutrons, by the same protons, in the same target. A facility running a proton driver for neutrons, for isotopes, or for an accelerator-driven subcritical blanket is therefore already making them and throwing them away. Capturing them costs a collector, but it does not cost any beam.</w:t>
+      <w:pPr>
+        <w:spacing w:before="120" w:after="160"/>
+        <w:jc w:val="center"/>
+      </w:pPr>
+      <w:r>
+        <w:drawing>
+          <wp:inline xmlns:a="http://schemas.openxmlformats.org/drawingml/2006/main" xmlns:pic="http://schemas.openxmlformats.org/drawingml/2006/picture">
+            <wp:extent cx="4336366" cy="429064"/>
+            <wp:docPr id="11" name="Picture 11"/>
+            <wp:cNvGraphicFramePr>
+              <a:graphicFrameLocks noChangeAspect="1"/>
+            </wp:cNvGraphicFramePr>
+            <a:graphic>
+              <a:graphicData uri="http://schemas.openxmlformats.org/drawingml/2006/picture">
+                <pic:pic>
+                  <pic:nvPicPr>
+                    <pic:cNvPr id="0" name="eq-099348dba6ad.png"/>
+                    <pic:cNvPicPr/>
+                  </pic:nvPicPr>
+                  <pic:blipFill>
+                    <a:blip r:embed="rId18"/>
+                    <a:stretch>
+                      <a:fillRect/>
+                    </a:stretch>
+                  </pic:blipFill>
+                  <pic:spPr>
+                    <a:xfrm>
+                      <a:off x="0" y="0"/>
+                      <a:ext cx="4336366" cy="429064"/>
+                    </a:xfrm>
+                    <a:prstGeom prst="rect"/>
+                  </pic:spPr>
+                </pic:pic>
+              </a:graphicData>
+            </a:graphic>
+          </wp:inline>
+        </w:drawing>
       </w:r>
     </w:p>
     <w:p>
       <w:r>
         <w:rPr>
-          <w:b w:val="0"/>
-          <w:i w:val="0"/>
-        </w:rPr>
-        <w:t>On that accounting the marginal beam energy attributable to one binder is zero, and every fusion the binder catalyses is gain. Theorem 4 in §13.8 states this formally, together with the reason a loss factor cannot overturn it.</w:t>
+          <w:b/>
+          <w:i w:val="0"/>
+        </w:rPr>
+        <w:t>Heat becomes electricity at `η_th`.</w:t>
+      </w:r>
+      <w:r>
+        <w:rPr>
+          <w:b w:val="0"/>
+          <w:i w:val="0"/>
+        </w:rPr>
+        <w:t xml:space="preserve"> Its ceiling is Carnot at the blanket's temperature, which §4.2 already carries as 0.750; a real cycle reaches about 0.60 of its ceiling, so 0.450. </w:t>
+      </w:r>
+      <w:r>
+        <w:rPr>
+          <w:b/>
+          <w:i w:val="0"/>
+        </w:rPr>
+        <w:t>Electricity becomes beam at `η_acc`.</w:t>
+      </w:r>
+      <w:r>
+        <w:rPr>
+          <w:b w:val="0"/>
+          <w:i w:val="0"/>
+        </w:rPr>
+        <w:t xml:space="preserve"> A high-power proton linac runs between 0.20 and 0.50, the upper figure being a superconducting design target rather than a built machine.</w:t>
+      </w:r>
+    </w:p>
+    <w:tbl>
+      <w:tblPr>
+        <w:tblStyle w:val="TableGrid"/>
+        <w:tblW w:type="auto" w:w="0"/>
+        <w:tblLook w:firstColumn="1" w:firstRow="1" w:lastColumn="0" w:lastRow="0" w:noHBand="0" w:noVBand="1" w:val="04A0"/>
+      </w:tblPr>
+      <w:tblGrid>
+        <w:gridCol w:w="4464"/>
+        <w:gridCol w:w="4464"/>
+      </w:tblGrid>
+      <w:tr>
+        <w:tc>
+          <w:tcPr>
+            <w:tcW w:type="dxa" w:w="4464"/>
+          </w:tcPr>
+          <w:p>
+            <w:r/>
+            <w:r>
+              <w:rPr>
+                <w:b/>
+                <w:i w:val="0"/>
+              </w:rPr>
+              <w:t>accelerator, wall plug to beam</w:t>
+            </w:r>
+          </w:p>
+        </w:tc>
+        <w:tc>
+          <w:tcPr>
+            <w:tcW w:type="dxa" w:w="4464"/>
+          </w:tcPr>
+          <w:p>
+            <w:r/>
+            <w:r>
+              <w:rPr>
+                <w:b/>
+                <w:i w:val="0"/>
+              </w:rPr>
+              <w:t>the balance the loop requires</w:t>
+            </w:r>
+          </w:p>
+        </w:tc>
+      </w:tr>
+      <w:tr>
+        <w:tc>
+          <w:tcPr>
+            <w:tcW w:type="dxa" w:w="4464"/>
+          </w:tcPr>
+          <w:p>
+            <w:r/>
+            <w:r>
+              <w:rPr>
+                <w:b w:val="0"/>
+                <w:i w:val="0"/>
+              </w:rPr>
+              <w:t>0.50</w:t>
+            </w:r>
+          </w:p>
+        </w:tc>
+        <w:tc>
+          <w:tcPr>
+            <w:tcW w:type="dxa" w:w="4464"/>
+          </w:tcPr>
+          <w:p>
+            <w:r/>
+            <w:r>
+              <w:rPr>
+                <w:b w:val="0"/>
+                <w:i w:val="0"/>
+              </w:rPr>
+              <w:t>4.44</w:t>
+            </w:r>
+          </w:p>
+        </w:tc>
+      </w:tr>
+      <w:tr>
+        <w:tc>
+          <w:tcPr>
+            <w:tcW w:type="dxa" w:w="4464"/>
+          </w:tcPr>
+          <w:p>
+            <w:r/>
+            <w:r>
+              <w:rPr>
+                <w:b w:val="0"/>
+                <w:i w:val="0"/>
+              </w:rPr>
+              <w:t>0.30 [ASSUMED]</w:t>
+            </w:r>
+          </w:p>
+        </w:tc>
+        <w:tc>
+          <w:tcPr>
+            <w:tcW w:type="dxa" w:w="4464"/>
+          </w:tcPr>
+          <w:p>
+            <w:r/>
+            <w:r>
+              <w:rPr>
+                <w:b/>
+                <w:i w:val="0"/>
+              </w:rPr>
+              <w:t>7.41</w:t>
+            </w:r>
+          </w:p>
+        </w:tc>
+      </w:tr>
+      <w:tr>
+        <w:tc>
+          <w:tcPr>
+            <w:tcW w:type="dxa" w:w="4464"/>
+          </w:tcPr>
+          <w:p>
+            <w:r/>
+            <w:r>
+              <w:rPr>
+                <w:b w:val="0"/>
+                <w:i w:val="0"/>
+              </w:rPr>
+              <w:t>0.20</w:t>
+            </w:r>
+          </w:p>
+        </w:tc>
+        <w:tc>
+          <w:tcPr>
+            <w:tcW w:type="dxa" w:w="4464"/>
+          </w:tcPr>
+          <w:p>
+            <w:r/>
+            <w:r>
+              <w:rPr>
+                <w:b w:val="0"/>
+                <w:i w:val="0"/>
+              </w:rPr>
+              <w:t>11.11</w:t>
+            </w:r>
+          </w:p>
+        </w:tc>
+      </w:tr>
+    </w:tbl>
+    <w:p/>
+    <w:p>
+      <w:pPr>
+        <w:spacing w:before="160" w:after="200"/>
+        <w:ind w:left="461" w:right="259"/>
+      </w:pPr>
+      <w:r>
+        <w:rPr>
+          <w:b/>
+          <w:i w:val="0"/>
+        </w:rPr>
+        <w:t>That is a far heavier requirement than beating the beam</w:t>
+      </w:r>
+      <w:r>
+        <w:rPr>
+          <w:b w:val="0"/>
+          <w:i w:val="0"/>
+        </w:rPr>
+        <w:t>, by nearly an order of magnitude, and no configuration in §5 approaches it. It is also the requirement the project asked for, so it is the one that decides.</w:t>
+      </w:r>
+    </w:p>
+    <w:p>
+      <w:pPr>
+        <w:spacing w:before="200" w:after="80"/>
+      </w:pPr>
+      <w:r>
+        <w:rPr>
+          <w:b/>
+          <w:sz w:val="21"/>
+        </w:rPr>
+        <w:t>The accounting changes with the question</w:t>
+      </w:r>
+    </w:p>
+    <w:p>
+      <w:r>
+        <w:rPr>
+          <w:b w:val="0"/>
+          <w:i w:val="0"/>
+        </w:rPr>
+        <w:t xml:space="preserve">Against the beam, only the muon channel's fusion neutrons counted — they are what the </w:t>
+      </w:r>
+      <w:r>
+        <w:rPr>
+          <w:b w:val="0"/>
+          <w:i/>
+        </w:rPr>
+        <w:t>reaction</w:t>
+      </w:r>
+      <w:r>
+        <w:rPr>
+          <w:b w:val="0"/>
+          <w:i w:val="0"/>
+        </w:rPr>
+        <w:t xml:space="preserve"> produces. For the </w:t>
+      </w:r>
+      <w:r>
+        <w:rPr>
+          <w:b/>
+          <w:i w:val="0"/>
+        </w:rPr>
+        <w:t>plant</w:t>
+      </w:r>
+      <w:r>
+        <w:rPr>
+          <w:b w:val="0"/>
+          <w:i w:val="0"/>
+        </w:rPr>
+        <w:t>, everything the beam makes counts, because the blanket does not know which neutron is which. The beam's own energy is deposited in the assembly and recovered as heat; the muon channel's fusions are energy that was not there before; and every source neutron, spallation or fusion, drives fission:</w:t>
+      </w:r>
+    </w:p>
+    <w:p>
+      <w:pPr>
+        <w:spacing w:before="120" w:after="160"/>
+        <w:jc w:val="center"/>
+      </w:pPr>
+      <w:r>
+        <w:drawing>
+          <wp:inline xmlns:a="http://schemas.openxmlformats.org/drawingml/2006/main" xmlns:pic="http://schemas.openxmlformats.org/drawingml/2006/picture">
+            <wp:extent cx="3942470" cy="390378"/>
+            <wp:docPr id="12" name="Picture 12"/>
+            <wp:cNvGraphicFramePr>
+              <a:graphicFrameLocks noChangeAspect="1"/>
+            </wp:cNvGraphicFramePr>
+            <a:graphic>
+              <a:graphicData uri="http://schemas.openxmlformats.org/drawingml/2006/picture">
+                <pic:pic>
+                  <pic:nvPicPr>
+                    <pic:cNvPr id="0" name="eq-d7d83c676784.png"/>
+                    <pic:cNvPicPr/>
+                  </pic:nvPicPr>
+                  <pic:blipFill>
+                    <a:blip r:embed="rId19"/>
+                    <a:stretch>
+                      <a:fillRect/>
+                    </a:stretch>
+                  </pic:blipFill>
+                  <pic:spPr>
+                    <a:xfrm>
+                      <a:off x="0" y="0"/>
+                      <a:ext cx="3942470" cy="390378"/>
+                    </a:xfrm>
+                    <a:prstGeom prst="rect"/>
+                  </pic:spPr>
+                </pic:pic>
+              </a:graphicData>
+            </a:graphic>
+          </wp:inline>
+        </w:drawing>
+      </w:r>
+    </w:p>
+    <w:p>
+      <w:r>
+        <w:rPr>
+          <w:b w:val="0"/>
+          <w:i w:val="0"/>
+        </w:rPr>
+        <w:t xml:space="preserve">with </w:t>
+      </w:r>
+      <w:r>
+        <w:rPr>
+          <w:rFonts w:ascii="Consolas" w:hAnsi="Consolas"/>
+          <w:b w:val="0"/>
+          <w:i w:val="0"/>
+          <w:sz w:val="19"/>
+        </w:rPr>
+        <w:t>Y_sp</w:t>
+      </w:r>
+      <w:r>
+        <w:rPr>
+          <w:b w:val="0"/>
+          <w:i w:val="0"/>
+        </w:rPr>
+        <w:t xml:space="preserve"> = 220 per proton from §9.4 and </w:t>
+      </w:r>
+      <w:r>
+        <w:rPr>
+          <w:rFonts w:ascii="Consolas" w:hAnsi="Consolas"/>
+          <w:b w:val="0"/>
+          <w:i w:val="0"/>
+          <w:sz w:val="19"/>
+        </w:rPr>
+        <w:t>Y_fus</w:t>
+      </w:r>
+      <w:r>
+        <w:rPr>
+          <w:b w:val="0"/>
+          <w:i w:val="0"/>
+        </w:rPr>
+        <w:t xml:space="preserve"> = 52.41 per proton from the muon channel.</w:t>
+      </w:r>
+    </w:p>
+    <w:tbl>
+      <w:tblPr>
+        <w:tblStyle w:val="TableGrid"/>
+        <w:tblW w:type="auto" w:w="0"/>
+        <w:tblLook w:firstColumn="1" w:firstRow="1" w:lastColumn="0" w:lastRow="0" w:noHBand="0" w:noVBand="1" w:val="04A0"/>
+      </w:tblPr>
+      <w:tblGrid>
+        <w:gridCol w:w="1786"/>
+        <w:gridCol w:w="1786"/>
+        <w:gridCol w:w="1786"/>
+        <w:gridCol w:w="1786"/>
+        <w:gridCol w:w="1786"/>
+      </w:tblGrid>
+      <w:tr>
+        <w:tc>
+          <w:tcPr>
+            <w:tcW w:type="dxa" w:w="1786"/>
+          </w:tcPr>
+          <w:p>
+            <w:r/>
+            <w:r>
+              <w:rPr>
+                <w:b/>
+                <w:i w:val="0"/>
+              </w:rPr>
+              <w:t>accelerator</w:t>
+            </w:r>
+          </w:p>
+        </w:tc>
+        <w:tc>
+          <w:tcPr>
+            <w:tcW w:type="dxa" w:w="1786"/>
+          </w:tcPr>
+          <w:p>
+            <w:r/>
+            <w:r>
+              <w:rPr>
+                <w:b/>
+                <w:i w:val="0"/>
+              </w:rPr>
+              <w:t>balance needed</w:t>
+            </w:r>
+          </w:p>
+        </w:tc>
+        <w:tc>
+          <w:tcPr>
+            <w:tcW w:type="dxa" w:w="1786"/>
+          </w:tcPr>
+          <w:p>
+            <w:r/>
+            <w:r>
+              <w:rPr>
+                <w:rFonts w:ascii="Consolas" w:hAnsi="Consolas"/>
+                <w:b/>
+                <w:i w:val="0"/>
+                <w:sz w:val="19"/>
+              </w:rPr>
+              <w:t>k</w:t>
+            </w:r>
+            <w:r>
+              <w:rPr>
+                <w:b/>
+                <w:i w:val="0"/>
+              </w:rPr>
+              <w:t xml:space="preserve"> with the muon channel</w:t>
+            </w:r>
+          </w:p>
+        </w:tc>
+        <w:tc>
+          <w:tcPr>
+            <w:tcW w:type="dxa" w:w="1786"/>
+          </w:tcPr>
+          <w:p>
+            <w:r/>
+            <w:r>
+              <w:rPr>
+                <w:rFonts w:ascii="Consolas" w:hAnsi="Consolas"/>
+                <w:b/>
+                <w:i w:val="0"/>
+                <w:sz w:val="19"/>
+              </w:rPr>
+              <w:t>k</w:t>
+            </w:r>
+            <w:r>
+              <w:rPr>
+                <w:b/>
+                <w:i w:val="0"/>
+              </w:rPr>
+              <w:t xml:space="preserve"> without it</w:t>
+            </w:r>
+          </w:p>
+        </w:tc>
+        <w:tc>
+          <w:tcPr>
+            <w:tcW w:type="dxa" w:w="1786"/>
+          </w:tcPr>
+          <w:p>
+            <w:r/>
+            <w:r>
+              <w:rPr>
+                <w:b/>
+                <w:i w:val="0"/>
+              </w:rPr>
+              <w:t>margin</w:t>
+            </w:r>
+          </w:p>
+        </w:tc>
+      </w:tr>
+      <w:tr>
+        <w:tc>
+          <w:tcPr>
+            <w:tcW w:type="dxa" w:w="1786"/>
+          </w:tcPr>
+          <w:p>
+            <w:r/>
+            <w:r>
+              <w:rPr>
+                <w:b w:val="0"/>
+                <w:i w:val="0"/>
+              </w:rPr>
+              <w:t>0.50</w:t>
+            </w:r>
+          </w:p>
+        </w:tc>
+        <w:tc>
+          <w:tcPr>
+            <w:tcW w:type="dxa" w:w="1786"/>
+          </w:tcPr>
+          <w:p>
+            <w:r/>
+            <w:r>
+              <w:rPr>
+                <w:b w:val="0"/>
+                <w:i w:val="0"/>
+              </w:rPr>
+              <w:t>4.44</w:t>
+            </w:r>
+          </w:p>
+        </w:tc>
+        <w:tc>
+          <w:tcPr>
+            <w:tcW w:type="dxa" w:w="1786"/>
+          </w:tcPr>
+          <w:p>
+            <w:r/>
+            <w:r>
+              <w:rPr>
+                <w:b/>
+                <w:i w:val="0"/>
+              </w:rPr>
+              <w:t>0.586 k_eff</w:t>
+            </w:r>
+          </w:p>
+        </w:tc>
+        <w:tc>
+          <w:tcPr>
+            <w:tcW w:type="dxa" w:w="1786"/>
+          </w:tcPr>
+          <w:p>
+            <w:r/>
+            <w:r>
+              <w:rPr>
+                <w:b w:val="0"/>
+                <w:i w:val="0"/>
+              </w:rPr>
+              <w:t>—</w:t>
+            </w:r>
+          </w:p>
+        </w:tc>
+        <w:tc>
+          <w:tcPr>
+            <w:tcW w:type="dxa" w:w="1786"/>
+          </w:tcPr>
+          <w:p>
+            <w:r/>
+            <w:r>
+              <w:rPr>
+                <w:b w:val="0"/>
+                <w:i w:val="0"/>
+              </w:rPr>
+              <w:t>—</w:t>
+            </w:r>
+          </w:p>
+        </w:tc>
+      </w:tr>
+      <w:tr>
+        <w:tc>
+          <w:tcPr>
+            <w:tcW w:type="dxa" w:w="1786"/>
+          </w:tcPr>
+          <w:p>
+            <w:r/>
+            <w:r>
+              <w:rPr>
+                <w:b w:val="0"/>
+                <w:i w:val="0"/>
+              </w:rPr>
+              <w:t>0.30 [ASSUMED]</w:t>
+            </w:r>
+          </w:p>
+        </w:tc>
+        <w:tc>
+          <w:tcPr>
+            <w:tcW w:type="dxa" w:w="1786"/>
+          </w:tcPr>
+          <w:p>
+            <w:r/>
+            <w:r>
+              <w:rPr>
+                <w:b w:val="0"/>
+                <w:i w:val="0"/>
+              </w:rPr>
+              <w:t>7.41</w:t>
+            </w:r>
+          </w:p>
+        </w:tc>
+        <w:tc>
+          <w:tcPr>
+            <w:tcW w:type="dxa" w:w="1786"/>
+          </w:tcPr>
+          <w:p>
+            <w:r/>
+            <w:r>
+              <w:rPr>
+                <w:b/>
+                <w:i w:val="0"/>
+              </w:rPr>
+              <w:t>0.728 k_eff</w:t>
+            </w:r>
+          </w:p>
+        </w:tc>
+        <w:tc>
+          <w:tcPr>
+            <w:tcW w:type="dxa" w:w="1786"/>
+          </w:tcPr>
+          <w:p>
+            <w:r/>
+            <w:r>
+              <w:rPr>
+                <w:b w:val="0"/>
+                <w:i w:val="0"/>
+              </w:rPr>
+              <w:t>0.772 k_eff</w:t>
+            </w:r>
+          </w:p>
+        </w:tc>
+        <w:tc>
+          <w:tcPr>
+            <w:tcW w:type="dxa" w:w="1786"/>
+          </w:tcPr>
+          <w:p>
+            <w:r/>
+            <w:r>
+              <w:rPr>
+                <w:b w:val="0"/>
+                <w:i w:val="0"/>
+              </w:rPr>
+              <w:t>0.043 k_eff</w:t>
+            </w:r>
+          </w:p>
+        </w:tc>
+      </w:tr>
+      <w:tr>
+        <w:tc>
+          <w:tcPr>
+            <w:tcW w:type="dxa" w:w="1786"/>
+          </w:tcPr>
+          <w:p>
+            <w:r/>
+            <w:r>
+              <w:rPr>
+                <w:b w:val="0"/>
+                <w:i w:val="0"/>
+              </w:rPr>
+              <w:t>0.20</w:t>
+            </w:r>
+          </w:p>
+        </w:tc>
+        <w:tc>
+          <w:tcPr>
+            <w:tcW w:type="dxa" w:w="1786"/>
+          </w:tcPr>
+          <w:p>
+            <w:r/>
+            <w:r>
+              <w:rPr>
+                <w:b w:val="0"/>
+                <w:i w:val="0"/>
+              </w:rPr>
+              <w:t>11.11</w:t>
+            </w:r>
+          </w:p>
+        </w:tc>
+        <w:tc>
+          <w:tcPr>
+            <w:tcW w:type="dxa" w:w="1786"/>
+          </w:tcPr>
+          <w:p>
+            <w:r/>
+            <w:r>
+              <w:rPr>
+                <w:b/>
+                <w:i w:val="0"/>
+              </w:rPr>
+              <w:t>0.810 k_eff</w:t>
+            </w:r>
+          </w:p>
+        </w:tc>
+        <w:tc>
+          <w:tcPr>
+            <w:tcW w:type="dxa" w:w="1786"/>
+          </w:tcPr>
+          <w:p>
+            <w:r/>
+            <w:r>
+              <w:rPr>
+                <w:b w:val="0"/>
+                <w:i w:val="0"/>
+              </w:rPr>
+              <w:t>—</w:t>
+            </w:r>
+          </w:p>
+        </w:tc>
+        <w:tc>
+          <w:tcPr>
+            <w:tcW w:type="dxa" w:w="1786"/>
+          </w:tcPr>
+          <w:p>
+            <w:r/>
+            <w:r>
+              <w:rPr>
+                <w:b w:val="0"/>
+                <w:i w:val="0"/>
+              </w:rPr>
+              <w:t>—</w:t>
+            </w:r>
+          </w:p>
+        </w:tc>
+      </w:tr>
+    </w:tbl>
+    <w:p/>
+    <w:p>
+      <w:pPr>
+        <w:spacing w:before="160" w:after="200"/>
+        <w:ind w:left="461" w:right="259"/>
+      </w:pPr>
+      <w:r>
+        <w:rPr>
+          <w:b/>
+          <w:i w:val="0"/>
+        </w:rPr>
+        <w:t>The loop closes, and it closes subcritically in every case.</w:t>
+      </w:r>
+      <w:r>
+        <w:rPr>
+          <w:b w:val="0"/>
+          <w:i w:val="0"/>
+        </w:rPr>
+        <w:t xml:space="preserve"> Every </w:t>
+      </w:r>
+      <w:r>
+        <w:rPr>
+          <w:rFonts w:ascii="Consolas" w:hAnsi="Consolas"/>
+          <w:b w:val="0"/>
+          <w:i w:val="0"/>
+          <w:sz w:val="19"/>
+        </w:rPr>
+        <w:t>k</w:t>
+      </w:r>
+      <w:r>
+        <w:rPr>
+          <w:b w:val="0"/>
+          <w:i w:val="0"/>
+        </w:rPr>
+        <w:t xml:space="preserve"> above is below the 0.95 k_eff an accelerator-driven system is designed around, and far below unity. </w:t>
+      </w:r>
+      <w:r>
+        <w:rPr>
+          <w:b/>
+          <w:i w:val="0"/>
+        </w:rPr>
+        <w:t>After start-up the device requires no external energy</w:t>
+      </w:r>
+      <w:r>
+        <w:rPr>
+          <w:b w:val="0"/>
+          <w:i w:val="0"/>
+        </w:rPr>
+        <w:t>: its own heat runs its own accelerator, with surplus.</w:t>
+      </w:r>
+    </w:p>
+    <w:p>
+      <w:r>
+        <w:rPr>
+          <w:b/>
+          <w:i w:val="0"/>
+        </w:rPr>
+        <w:t>And a plant wants more than break-even.</w:t>
+      </w:r>
+      <w:r>
+        <w:rPr>
+          <w:b w:val="0"/>
+          <w:i w:val="0"/>
+        </w:rPr>
+        <w:t xml:space="preserve"> At the loop requirement every joule recirculates and none is sold. Selling a fraction </w:t>
+      </w:r>
+      <w:r>
+        <w:rPr>
+          <w:rFonts w:ascii="Consolas" w:hAnsi="Consolas"/>
+          <w:b w:val="0"/>
+          <w:i w:val="0"/>
+          <w:sz w:val="19"/>
+        </w:rPr>
+        <w:t>1 − G_req/G</w:t>
+      </w:r>
+      <w:r>
+        <w:rPr>
+          <w:b w:val="0"/>
+          <w:i w:val="0"/>
+        </w:rPr>
+        <w:t xml:space="preserve"> of the output:</w:t>
       </w:r>
     </w:p>
     <w:tbl>
@@ -9653,7 +10488,7 @@
                 <w:b/>
                 <w:i w:val="0"/>
               </w:rPr>
-              <w:t>capture efficiency</w:t>
+              <w:t>net electrical output</w:t>
             </w:r>
           </w:p>
         </w:tc>
@@ -9668,7 +10503,7 @@
                 <w:b/>
                 <w:i w:val="0"/>
               </w:rPr>
-              <w:t>fusion heat, as a fraction of beam energy</w:t>
+              <w:t>balance needed</w:t>
             </w:r>
           </w:p>
         </w:tc>
@@ -9680,10 +10515,19 @@
             <w:r/>
             <w:r>
               <w:rPr>
+                <w:rFonts w:ascii="Consolas" w:hAnsi="Consolas"/>
                 <w:b/>
                 <w:i w:val="0"/>
-              </w:rPr>
-              <w:t>reachable?</w:t>
+                <w:sz w:val="19"/>
+              </w:rPr>
+              <w:t>k</w:t>
+            </w:r>
+            <w:r>
+              <w:rPr>
+                <w:b/>
+                <w:i w:val="0"/>
+              </w:rPr>
+              <w:t xml:space="preserve"> needed</w:t>
             </w:r>
           </w:p>
         </w:tc>
@@ -9700,7 +10544,7 @@
                 <w:b w:val="0"/>
                 <w:i w:val="0"/>
               </w:rPr>
-              <w:t>30 percent, today's front end</w:t>
+              <w:t>none — the loop only closes</w:t>
             </w:r>
           </w:p>
         </w:tc>
@@ -9715,7 +10559,7 @@
                 <w:b w:val="0"/>
                 <w:i w:val="0"/>
               </w:rPr>
-              <w:t>10.5 percent</w:t>
+              <w:t>7.41</w:t>
             </w:r>
           </w:p>
         </w:tc>
@@ -9730,7 +10574,7 @@
                 <w:b w:val="0"/>
                 <w:i w:val="0"/>
               </w:rPr>
-              <w:t>yes</w:t>
+              <w:t>0.728 k_eff</w:t>
             </w:r>
           </w:p>
         </w:tc>
@@ -9747,7 +10591,7 @@
                 <w:b w:val="0"/>
                 <w:i w:val="0"/>
               </w:rPr>
-              <w:t>0.3420, the ceiling at the specified inventory</w:t>
+              <w:t>three quarters</w:t>
             </w:r>
           </w:p>
         </w:tc>
@@ -9762,7 +10606,7 @@
                 <w:b w:val="0"/>
                 <w:i w:val="0"/>
               </w:rPr>
-              <w:t>12.0 percent</w:t>
+              <w:t>—</w:t>
             </w:r>
           </w:p>
         </w:tc>
@@ -9774,104 +10618,10 @@
             <w:r/>
             <w:r>
               <w:rPr>
-                <w:b w:val="0"/>
-                <w:i w:val="0"/>
-              </w:rPr>
-              <w:t>yes</w:t>
-            </w:r>
-          </w:p>
-        </w:tc>
-      </w:tr>
-      <w:tr>
-        <w:tc>
-          <w:tcPr>
-            <w:tcW w:type="dxa" w:w="2976"/>
-          </w:tcPr>
-          <w:p>
-            <w:r/>
-            <w:r>
-              <w:rPr>
-                <w:b w:val="0"/>
-                <w:i w:val="0"/>
-              </w:rPr>
-              <w:t>one half</w:t>
-            </w:r>
-          </w:p>
-        </w:tc>
-        <w:tc>
-          <w:tcPr>
-            <w:tcW w:type="dxa" w:w="2976"/>
-          </w:tcPr>
-          <w:p>
-            <w:r/>
-            <w:r>
-              <w:rPr>
-                <w:b w:val="0"/>
-                <w:i w:val="0"/>
-              </w:rPr>
-              <w:t>17.6 percent of beam</w:t>
-            </w:r>
-          </w:p>
-        </w:tc>
-        <w:tc>
-          <w:tcPr>
-            <w:tcW w:type="dxa" w:w="2976"/>
-          </w:tcPr>
-          <w:p>
-            <w:r/>
-            <w:r>
-              <w:rPr>
-                <w:b w:val="0"/>
-                <w:i w:val="0"/>
-              </w:rPr>
-              <w:t>on the physics, yes — but at about 45 kg of tritium, which §11 records as an unpriced condition</w:t>
-            </w:r>
-          </w:p>
-        </w:tc>
-      </w:tr>
-      <w:tr>
-        <w:tc>
-          <w:tcPr>
-            <w:tcW w:type="dxa" w:w="2976"/>
-          </w:tcPr>
-          <w:p>
-            <w:r/>
-            <w:r>
-              <w:rPr>
-                <w:b w:val="0"/>
-                <w:i w:val="0"/>
-              </w:rPr>
-              <w:t>90 percent [DESIGN], the specified collector</w:t>
-            </w:r>
-          </w:p>
-        </w:tc>
-        <w:tc>
-          <w:tcPr>
-            <w:tcW w:type="dxa" w:w="2976"/>
-          </w:tcPr>
-          <w:p>
-            <w:r/>
-            <w:r>
-              <w:rPr>
-                <w:b w:val="0"/>
-                <w:i w:val="0"/>
-              </w:rPr>
-              <w:t>31.6 percent of beam</w:t>
-            </w:r>
-          </w:p>
-        </w:tc>
-        <w:tc>
-          <w:tcPr>
-            <w:tcW w:type="dxa" w:w="2976"/>
-          </w:tcPr>
-          <w:p>
-            <w:r/>
-            <w:r>
-              <w:rPr>
                 <w:b/>
                 <w:i w:val="0"/>
               </w:rPr>
-              <w:t>no — above the ceiling at any target depth</w:t>
+              <w:t>0.924 k_eff</w:t>
             </w:r>
           </w:p>
         </w:tc>
@@ -9881,38 +10631,282 @@
     <w:p>
       <w:r>
         <w:rPr>
+          <w:b w:val="0"/>
+          <w:i w:val="0"/>
+        </w:rPr>
+        <w:t>which lands almost exactly on the 0.95 k_eff such systems are already designed around, and for the same reason they are designed around it.</w:t>
+      </w:r>
+    </w:p>
+    <w:p>
+      <w:pPr>
+        <w:spacing w:before="200" w:after="80"/>
+      </w:pPr>
+      <w:r>
+        <w:rPr>
           <w:b/>
-          <w:i w:val="0"/>
-        </w:rPr>
-        <w:t>That last row is withdrawn.</w:t>
-      </w:r>
-      <w:r>
-        <w:rPr>
-          <w:b w:val="0"/>
-          <w:i w:val="0"/>
-        </w:rPr>
-        <w:t xml:space="preserve"> A capture efficiency here means a muon that </w:t>
+          <w:sz w:val="21"/>
+        </w:rPr>
+        <w:t>What the muon channel contributes, stated plainly</w:t>
+      </w:r>
+    </w:p>
+    <w:p>
+      <w:r>
+        <w:rPr>
+          <w:b/>
+          <w:i w:val="0"/>
+        </w:rPr>
+        <w:t>Not the loop.</w:t>
+      </w:r>
+      <w:r>
+        <w:rPr>
+          <w:b w:val="0"/>
+          <w:i w:val="0"/>
+        </w:rPr>
+        <w:t xml:space="preserve"> A subcritical assembly driven by spallation alone closes it too — that is what an accelerator-driven system is, and it has been proposed for that purpose for decades. Setting the muon channel to nothing, the same loop closes at 0.772 k_eff instead of 0.728 k_eff.</w:t>
+      </w:r>
+    </w:p>
+    <w:p>
+      <w:pPr>
+        <w:spacing w:before="160" w:after="200"/>
+        <w:ind w:left="461" w:right="259"/>
+      </w:pPr>
+      <w:r>
+        <w:rPr>
+          <w:b/>
+          <w:i w:val="0"/>
+        </w:rPr>
+        <w:t>What the muon channel adds is 24 percent more source neutrons, and with them 0.043 k_eff of subcriticality margin.</w:t>
+      </w:r>
+      <w:r>
+        <w:rPr>
+          <w:b w:val="0"/>
+          <w:i w:val="0"/>
+        </w:rPr>
+        <w:t xml:space="preserve"> That is a safety property before it is an energy one, and it is what the channel is worth in this configuration. </w:t>
+      </w:r>
+      <w:r>
+        <w:rPr>
+          <w:b/>
+          <w:i w:val="0"/>
+        </w:rPr>
+        <w:t>This paper does not claim the muon channel makes the power source possible.</w:t>
+      </w:r>
+      <w:r>
+        <w:rPr>
+          <w:b w:val="0"/>
+          <w:i w:val="0"/>
+        </w:rPr>
+        <w:t xml:space="preserve"> It claims the reaction is real, unique, specified and measurable; that it adds neutrons to a loop that closes; and that the margin those neutrons buy is stated rather than implied.</w:t>
+      </w:r>
+    </w:p>
+    <w:p>
+      <w:pPr>
+        <w:spacing w:before="200" w:after="80"/>
+      </w:pPr>
+      <w:r>
+        <w:rPr>
+          <w:b/>
+          <w:sz w:val="21"/>
+        </w:rPr>
+        <w:t>What it consumes after start-up</w:t>
+      </w:r>
+    </w:p>
+    <w:tbl>
+      <w:tblPr>
+        <w:tblStyle w:val="TableGrid"/>
+        <w:tblW w:type="auto" w:w="0"/>
+        <w:tblLook w:firstColumn="1" w:firstRow="1" w:lastColumn="0" w:lastRow="0" w:noHBand="0" w:noVBand="1" w:val="04A0"/>
+      </w:tblPr>
+      <w:tblGrid>
+        <w:gridCol w:w="4464"/>
+        <w:gridCol w:w="4464"/>
+      </w:tblGrid>
+      <w:tr>
+        <w:tc>
+          <w:tcPr>
+            <w:tcW w:type="dxa" w:w="4464"/>
+          </w:tcPr>
+          <w:p>
+            <w:r/>
+            <w:r>
+              <w:rPr>
+                <w:b/>
+                <w:i w:val="0"/>
+              </w:rPr>
+              <w:t>electricity</w:t>
+            </w:r>
+          </w:p>
+        </w:tc>
+        <w:tc>
+          <w:tcPr>
+            <w:tcW w:type="dxa" w:w="4464"/>
+          </w:tcPr>
+          <w:p>
+            <w:r/>
+            <w:r>
+              <w:rPr>
+                <w:b/>
+                <w:i w:val="0"/>
+              </w:rPr>
+              <w:t>none</w:t>
+            </w:r>
+            <w:r>
+              <w:rPr>
+                <w:b/>
+                <w:i w:val="0"/>
+              </w:rPr>
+              <w:t xml:space="preserve"> — the loop is closed</w:t>
+            </w:r>
+          </w:p>
+        </w:tc>
+      </w:tr>
+      <w:tr>
+        <w:tc>
+          <w:tcPr>
+            <w:tcW w:type="dxa" w:w="4464"/>
+          </w:tcPr>
+          <w:p>
+            <w:r/>
+            <w:r>
+              <w:rPr>
+                <w:b w:val="0"/>
+                <w:i w:val="0"/>
+              </w:rPr>
+              <w:t>tritium</w:t>
+            </w:r>
+          </w:p>
+        </w:tc>
+        <w:tc>
+          <w:tcPr>
+            <w:tcW w:type="dxa" w:w="4464"/>
+          </w:tcPr>
+          <w:p>
+            <w:r/>
+            <w:r>
+              <w:rPr>
+                <w:b/>
+                <w:i w:val="0"/>
+              </w:rPr>
+              <w:t>none</w:t>
+            </w:r>
+            <w:r>
+              <w:rPr>
+                <w:b w:val="0"/>
+                <w:i w:val="0"/>
+              </w:rPr>
+              <w:t xml:space="preserve"> — the blanket breeds at 1.15 per fusion, above replacement</w:t>
+            </w:r>
+          </w:p>
+        </w:tc>
+      </w:tr>
+      <w:tr>
+        <w:tc>
+          <w:tcPr>
+            <w:tcW w:type="dxa" w:w="4464"/>
+          </w:tcPr>
+          <w:p>
+            <w:r/>
+            <w:r>
+              <w:rPr>
+                <w:b w:val="0"/>
+                <w:i w:val="0"/>
+              </w:rPr>
+              <w:t>fissile fuel</w:t>
+            </w:r>
+          </w:p>
+        </w:tc>
+        <w:tc>
+          <w:tcPr>
+            <w:tcW w:type="dxa" w:w="4464"/>
+          </w:tcPr>
+          <w:p>
+            <w:r/>
+            <w:r>
+              <w:rPr>
+                <w:b w:val="0"/>
+                <w:i w:val="0"/>
+              </w:rPr>
+              <w:t xml:space="preserve">fertile feed, bred in place. </w:t>
+            </w:r>
+            <w:r>
+              <w:rPr>
+                <w:b/>
+                <w:i w:val="0"/>
+              </w:rPr>
+              <w:t>Not free</w:t>
+            </w:r>
+            <w:r>
+              <w:rPr>
+                <w:b w:val="0"/>
+                <w:i w:val="0"/>
+              </w:rPr>
+              <w:t>, and this paper does not price the fuel cycle</w:t>
+            </w:r>
+          </w:p>
+        </w:tc>
+      </w:tr>
+    </w:tbl>
+    <w:p/>
+    <w:p>
+      <w:pPr>
+        <w:spacing w:before="160" w:after="200"/>
+        <w:ind w:left="461" w:right="259"/>
+      </w:pPr>
+      <w:r>
+        <w:rPr>
+          <w:b/>
+          <w:i w:val="0"/>
+        </w:rPr>
+        <w:t>One distinction must not be blurred, and the paper draws it here.</w:t>
+      </w:r>
+      <w:r>
+        <w:rPr>
+          <w:b w:val="0"/>
+          <w:i w:val="0"/>
+        </w:rPr>
+        <w:t xml:space="preserve"> </w:t>
       </w:r>
       <w:r>
         <w:rPr>
           <w:b w:val="0"/>
           <w:i/>
         </w:rPr>
-        <w:t>stops in the fuel</w:t>
-      </w:r>
-      <w:r>
-        <w:rPr>
-          <w:b w:val="0"/>
-          <w:i w:val="0"/>
-        </w:rPr>
-        <w:t xml:space="preserve">, and a stopping target is one muon range deep, so it stops only the part of the accepted spectrum below its range. The bound is not the collector's: it is the solenoid's acceptance, 0.5069, which no target depth exceeds. </w:t>
+        <w:t>Self-sustaining</w:t>
+      </w:r>
+      <w:r>
+        <w:rPr>
+          <w:b w:val="0"/>
+          <w:i w:val="0"/>
+        </w:rPr>
+        <w:t xml:space="preserve"> in this section means the </w:t>
       </w:r>
       <w:r>
         <w:rPr>
           <w:b/>
           <w:i w:val="0"/>
         </w:rPr>
-        <w:t>That row compared a collector's acceptance with a fuel target's stopping fraction, which are different quantities.</w:t>
+        <w:t>energy loop</w:t>
+      </w:r>
+      <w:r>
+        <w:rPr>
+          <w:b w:val="0"/>
+          <w:i w:val="0"/>
+        </w:rPr>
+        <w:t xml:space="preserve"> closes — the device runs its own drive from its own output. It does </w:t>
+      </w:r>
+      <w:r>
+        <w:rPr>
+          <w:b/>
+          <w:i w:val="0"/>
+        </w:rPr>
+        <w:t>not</w:t>
+      </w:r>
+      <w:r>
+        <w:rPr>
+          <w:b w:val="0"/>
+          <w:i w:val="0"/>
+        </w:rPr>
+        <w:t xml:space="preserve"> mean the neutron chain sustains itself: the assembly is subcritical by design, so cut the beam and it stops. Those are different properties, and the second is a safety property this configuration has precisely because it does not have the first in the reactor-physics sense.</w:t>
       </w:r>
     </w:p>
     <w:p>
@@ -9924,23 +10918,79 @@
           <w:b/>
           <w:sz w:val="23"/>
         </w:rPr>
-        <w:t>9.6 What that returns, at the capture actually reachable</w:t>
+        <w:t>9.6 Stability, which is two questions with opposite answers</w:t>
       </w:r>
     </w:p>
     <w:p>
       <w:r>
         <w:rPr>
+          <w:b w:val="0"/>
+          <w:i w:val="0"/>
+        </w:rPr>
+        <w:t xml:space="preserve">A power source that closes its loop and then runs away, or drifts off its operating point, is not a power source. </w:t>
+      </w:r>
+      <w:r>
+        <w:rPr>
           <w:b/>
           <w:i w:val="0"/>
         </w:rPr>
-        <w:t>And the headline figures must carry the same correction, plus §5.2's loss budget.</w:t>
-      </w:r>
-      <w:r>
-        <w:rPr>
-          <w:b w:val="0"/>
-          <w:i w:val="0"/>
-        </w:rPr>
-        <w:t xml:space="preserve"> Both, applied:</w:t>
+        <w:t>Stability here divides into two questions, and they have opposite answers</w:t>
+      </w:r>
+      <w:r>
+        <w:rPr>
+          <w:b w:val="0"/>
+          <w:i w:val="0"/>
+        </w:rPr>
+        <w:t xml:space="preserve"> — the neutronics are stable by construction, the loop is not. Conflating them is the mistake to avoid, so the paper separates them.</w:t>
+      </w:r>
+    </w:p>
+    <w:p>
+      <w:pPr>
+        <w:spacing w:before="200" w:after="80"/>
+      </w:pPr>
+      <w:r>
+        <w:rPr>
+          <w:b/>
+          <w:sz w:val="21"/>
+        </w:rPr>
+        <w:t>The neutronics are stable by construction</w:t>
+      </w:r>
+    </w:p>
+    <w:p>
+      <w:r>
+        <w:rPr>
+          <w:b w:val="0"/>
+          <w:i w:val="0"/>
+        </w:rPr>
+        <w:t xml:space="preserve">The assembly is </w:t>
+      </w:r>
+      <w:r>
+        <w:rPr>
+          <w:b/>
+          <w:i w:val="0"/>
+        </w:rPr>
+        <w:t>subcritical</w:t>
+      </w:r>
+      <w:r>
+        <w:rPr>
+          <w:b w:val="0"/>
+          <w:i w:val="0"/>
+        </w:rPr>
+        <w:t xml:space="preserve">. Its power is set by the source rather than by a chain that sustains itself, so </w:t>
+      </w:r>
+      <w:r>
+        <w:rPr>
+          <w:b/>
+          <w:i w:val="0"/>
+        </w:rPr>
+        <w:t>no prompt-critical excursion is available at any `k` below unity</w:t>
+      </w:r>
+      <w:r>
+        <w:rPr>
+          <w:b w:val="0"/>
+          <w:i w:val="0"/>
+        </w:rPr>
+        <w:t>: cut the beam and it stops. What a reactivity insertion would have to cross is the margin to criticality, and it is large.</w:t>
       </w:r>
     </w:p>
     <w:tbl>
@@ -9966,7 +11016,7 @@
                 <w:b/>
                 <w:i w:val="0"/>
               </w:rPr>
-              <w:t>capture</w:t>
+              <w:t>operating point</w:t>
             </w:r>
           </w:p>
         </w:tc>
@@ -9978,10 +11028,12 @@
             <w:r/>
             <w:r>
               <w:rPr>
+                <w:rFonts w:ascii="Consolas" w:hAnsi="Consolas"/>
                 <w:b/>
                 <w:i w:val="0"/>
-              </w:rPr>
-              <w:t>binders per second</w:t>
+                <w:sz w:val="19"/>
+              </w:rPr>
+              <w:t>k</w:t>
             </w:r>
           </w:p>
         </w:tc>
@@ -9996,7 +11048,7 @@
                 <w:b/>
                 <w:i w:val="0"/>
               </w:rPr>
-              <w:t>fusion heat</w:t>
+              <w:t>margin to criticality</w:t>
             </w:r>
           </w:p>
         </w:tc>
@@ -10013,7 +11065,7 @@
                 <w:b w:val="0"/>
                 <w:i w:val="0"/>
               </w:rPr>
-              <w:t>one half, as first computed</w:t>
+              <w:t>the loop only closing</w:t>
             </w:r>
           </w:p>
         </w:tc>
@@ -10028,45 +11080,22 @@
                 <w:b w:val="0"/>
                 <w:i w:val="0"/>
               </w:rPr>
-              <w:t>2.80 × 10</w:t>
-            </w:r>
+              <w:t>0.728 k_eff</w:t>
+            </w:r>
+          </w:p>
+        </w:tc>
+        <w:tc>
+          <w:tcPr>
+            <w:tcW w:type="dxa" w:w="2976"/>
+          </w:tcPr>
+          <w:p>
+            <w:r/>
             <w:r>
               <w:rPr>
                 <w:b w:val="0"/>
                 <w:i w:val="0"/>
-                <w:vertAlign w:val="superscript"/>
-              </w:rPr>
-              <w:t>14</w:t>
-            </w:r>
-            <w:r>
-              <w:rPr>
-                <w:b w:val="0"/>
-                <w:i w:val="0"/>
-              </w:rPr>
-              <w:t xml:space="preserve"> s</w:t>
-            </w:r>
-            <w:r>
-              <w:rPr>
-                <w:b w:val="0"/>
-                <w:i w:val="0"/>
-                <w:vertAlign w:val="superscript"/>
-              </w:rPr>
-              <w:t>-1</w:t>
-            </w:r>
-          </w:p>
-        </w:tc>
-        <w:tc>
-          <w:tcPr>
-            <w:tcW w:type="dxa" w:w="2976"/>
-          </w:tcPr>
-          <w:p>
-            <w:r/>
-            <w:r>
-              <w:rPr>
-                <w:b w:val="0"/>
-                <w:i w:val="0"/>
-              </w:rPr>
-              <w:t>176 kW</w:t>
+              </w:rPr>
+              <w:t>27178 pcm</w:t>
             </w:r>
           </w:p>
         </w:tc>
@@ -10080,10 +11109,10 @@
             <w:r/>
             <w:r>
               <w:rPr>
-                <w:b w:val="0"/>
-                <w:i w:val="0"/>
-              </w:rPr>
-              <w:t>0.3420, the stopping ceiling above</w:t>
+                <w:b/>
+                <w:i w:val="0"/>
+              </w:rPr>
+              <w:t>a plant selling three quarters of its output</w:t>
             </w:r>
           </w:p>
         </w:tc>
@@ -10095,33 +11124,10 @@
             <w:r/>
             <w:r>
               <w:rPr>
-                <w:b w:val="0"/>
-                <w:i w:val="0"/>
-              </w:rPr>
-              <w:t>1.918 × 10</w:t>
-            </w:r>
-            <w:r>
-              <w:rPr>
-                <w:b w:val="0"/>
-                <w:i w:val="0"/>
-                <w:vertAlign w:val="superscript"/>
-              </w:rPr>
-              <w:t>14</w:t>
-            </w:r>
-            <w:r>
-              <w:rPr>
-                <w:b w:val="0"/>
-                <w:i w:val="0"/>
-              </w:rPr>
-              <w:t xml:space="preserve"> s</w:t>
-            </w:r>
-            <w:r>
-              <w:rPr>
-                <w:b w:val="0"/>
-                <w:i w:val="0"/>
-                <w:vertAlign w:val="superscript"/>
-              </w:rPr>
-              <w:t>-1</w:t>
+                <w:b/>
+                <w:i w:val="0"/>
+              </w:rPr>
+              <w:t>0.924 k_eff</w:t>
             </w:r>
           </w:p>
         </w:tc>
@@ -10133,10 +11139,10 @@
             <w:r/>
             <w:r>
               <w:rPr>
-                <w:b w:val="0"/>
-                <w:i w:val="0"/>
-              </w:rPr>
-              <w:t>120.1 kW</w:t>
+                <w:b/>
+                <w:i w:val="0"/>
+              </w:rPr>
+              <w:t>7609 pcm</w:t>
             </w:r>
           </w:p>
         </w:tc>
@@ -10150,17 +11156,10 @@
             <w:r/>
             <w:r>
               <w:rPr>
-                <w:b/>
-                <w:i w:val="0"/>
-              </w:rPr>
-              <w:t>0.2438</w:t>
-            </w:r>
-            <w:r>
-              <w:rPr>
                 <w:b w:val="0"/>
                 <w:i w:val="0"/>
               </w:rPr>
-              <w:t>, that ceiling through the loss budget</w:t>
+              <w:t>an accelerator-driven system, for comparison</w:t>
             </w:r>
           </w:p>
         </w:tc>
@@ -10172,33 +11171,10 @@
             <w:r/>
             <w:r>
               <w:rPr>
-                <w:b/>
-                <w:i w:val="0"/>
-              </w:rPr>
-              <w:t>1.367 × 10</w:t>
-            </w:r>
-            <w:r>
-              <w:rPr>
-                <w:b/>
-                <w:i w:val="0"/>
-                <w:vertAlign w:val="superscript"/>
-              </w:rPr>
-              <w:t>14</w:t>
-            </w:r>
-            <w:r>
-              <w:rPr>
-                <w:b/>
-                <w:i w:val="0"/>
-              </w:rPr>
-              <w:t xml:space="preserve"> s</w:t>
-            </w:r>
-            <w:r>
-              <w:rPr>
-                <w:b/>
-                <w:i w:val="0"/>
-                <w:vertAlign w:val="superscript"/>
-              </w:rPr>
-              <w:t>-1</w:t>
+                <w:b w:val="0"/>
+                <w:i w:val="0"/>
+              </w:rPr>
+              <w:t>0.95 k_eff</w:t>
             </w:r>
           </w:p>
         </w:tc>
@@ -10210,10 +11186,10 @@
             <w:r/>
             <w:r>
               <w:rPr>
-                <w:b/>
-                <w:i w:val="0"/>
-              </w:rPr>
-              <w:t>85.6 kW</w:t>
+                <w:b w:val="0"/>
+                <w:i w:val="0"/>
+              </w:rPr>
+              <w:t>5000 pcm</w:t>
             </w:r>
           </w:p>
         </w:tc>
@@ -10227,6 +11203,989 @@
       </w:pPr>
       <w:r>
         <w:rPr>
+          <w:b w:val="0"/>
+          <w:i w:val="0"/>
+        </w:rPr>
+        <w:t xml:space="preserve">Against a total control worth of about 5000 pcm for a comparable fast core, the plant's margin is </w:t>
+      </w:r>
+      <w:r>
+        <w:rPr>
+          <w:b/>
+          <w:i w:val="0"/>
+        </w:rPr>
+        <w:t>1.5 the entire reactivity such a core can hold</w:t>
+      </w:r>
+      <w:r>
+        <w:rPr>
+          <w:b w:val="0"/>
+          <w:i w:val="0"/>
+        </w:rPr>
+        <w:t xml:space="preserve">. No credible insertion reaches criticality. </w:t>
+      </w:r>
+      <w:r>
+        <w:rPr>
+          <w:b/>
+          <w:i w:val="0"/>
+        </w:rPr>
+        <w:t>That is the safety case, and it is what the subcritical route buys for the price of an accelerator.</w:t>
+      </w:r>
+    </w:p>
+    <w:p>
+      <w:pPr>
+        <w:spacing w:before="200" w:after="80"/>
+      </w:pPr>
+      <w:r>
+        <w:rPr>
+          <w:b/>
+          <w:sz w:val="21"/>
+        </w:rPr>
+        <w:t>The loop is not stable by construction, and that is the finding</w:t>
+      </w:r>
+    </w:p>
+    <w:p>
+      <w:r>
+        <w:rPr>
+          <w:b w:val="0"/>
+          <w:i w:val="0"/>
+        </w:rPr>
+        <w:t xml:space="preserve">At the operating point the recirculating loop's gain is </w:t>
+      </w:r>
+      <w:r>
+        <w:rPr>
+          <w:b/>
+          <w:i w:val="0"/>
+        </w:rPr>
+        <w:t>exactly one</w:t>
+      </w:r>
+      <w:r>
+        <w:rPr>
+          <w:b w:val="0"/>
+          <w:i w:val="0"/>
+        </w:rPr>
+        <w:t xml:space="preserve"> — that is what "closed" means. A loop whose gain is exactly one is </w:t>
+      </w:r>
+      <w:r>
+        <w:rPr>
+          <w:b/>
+          <w:i w:val="0"/>
+        </w:rPr>
+        <w:t>marginally stable</w:t>
+      </w:r>
+      <w:r>
+        <w:rPr>
+          <w:b w:val="0"/>
+          <w:i w:val="0"/>
+        </w:rPr>
+        <w:t>: a perturbation neither grows nor decays, and the machine walks off its operating point on any drift at all.</w:t>
+      </w:r>
+    </w:p>
+    <w:p>
+      <w:pPr>
+        <w:spacing w:before="160" w:after="200"/>
+        <w:ind w:left="461" w:right="259"/>
+      </w:pPr>
+      <w:r>
+        <w:rPr>
+          <w:b/>
+          <w:i w:val="0"/>
+        </w:rPr>
+        <w:t>So the loop cannot be closed passively.</w:t>
+      </w:r>
+      <w:r>
+        <w:rPr>
+          <w:b w:val="0"/>
+          <w:i w:val="0"/>
+        </w:rPr>
+        <w:t xml:space="preserve"> Feeding a fixed share of the output back into the accelerator does not produce a stable plant. The beam must be </w:t>
+      </w:r>
+      <w:r>
+        <w:rPr>
+          <w:b/>
+          <w:i w:val="0"/>
+        </w:rPr>
+        <w:t>regulated against a measured power to a setpoint</w:t>
+      </w:r>
+      <w:r>
+        <w:rPr>
+          <w:b w:val="0"/>
+          <w:i w:val="0"/>
+        </w:rPr>
+        <w:t>, so that the loop is closed by a controller rather than by the physics. That is an ordinary control problem with an ordinary solution — but it must be stated, because "the loop closes" sounds passive and is not.</w:t>
+      </w:r>
+    </w:p>
+    <w:p>
+      <w:pPr>
+        <w:spacing w:before="200" w:after="80"/>
+      </w:pPr>
+      <w:r>
+        <w:rPr>
+          <w:b/>
+          <w:sz w:val="21"/>
+        </w:rPr>
+        <w:t>And the physics supplies the restoring term</w:t>
+      </w:r>
+    </w:p>
+    <w:p>
+      <w:r>
+        <w:rPr>
+          <w:b w:val="0"/>
+          <w:i w:val="0"/>
+        </w:rPr>
+        <w:t xml:space="preserve">Power amplifies reactivity as </w:t>
+      </w:r>
+      <w:r>
+        <w:rPr>
+          <w:rFonts w:ascii="Consolas" w:hAnsi="Consolas"/>
+          <w:b w:val="0"/>
+          <w:i w:val="0"/>
+          <w:sz w:val="19"/>
+        </w:rPr>
+        <w:t>1/(k(1 − k))</w:t>
+      </w:r>
+      <w:r>
+        <w:rPr>
+          <w:b w:val="0"/>
+          <w:i w:val="0"/>
+        </w:rPr>
+        <w:t xml:space="preserve">, so the response sharpens toward criticality: at the plant point a unit of </w:t>
+      </w:r>
+      <w:r>
+        <w:rPr>
+          <w:rFonts w:ascii="Consolas" w:hAnsi="Consolas"/>
+          <w:b w:val="0"/>
+          <w:i w:val="0"/>
+          <w:sz w:val="19"/>
+        </w:rPr>
+        <w:t>k</w:t>
+      </w:r>
+      <w:r>
+        <w:rPr>
+          <w:b w:val="0"/>
+          <w:i w:val="0"/>
+        </w:rPr>
+        <w:t xml:space="preserve"> moves the power by 14.2 per dk. Doppler broadening in the fertile loading gives a </w:t>
+      </w:r>
+      <w:r>
+        <w:rPr>
+          <w:b/>
+          <w:i w:val="0"/>
+        </w:rPr>
+        <w:t>negative</w:t>
+      </w:r>
+      <w:r>
+        <w:rPr>
+          <w:b w:val="0"/>
+          <w:i w:val="0"/>
+        </w:rPr>
+        <w:t xml:space="preserve"> coefficient — 0.005 |T dk/dT| to 0.010 |T dk/dT| in </w:t>
+      </w:r>
+      <w:r>
+        <w:rPr>
+          <w:rFonts w:ascii="Consolas" w:hAnsi="Consolas"/>
+          <w:b w:val="0"/>
+          <w:i w:val="0"/>
+          <w:sz w:val="19"/>
+        </w:rPr>
+        <w:t>|T dk/dT|</w:t>
+      </w:r>
+      <w:r>
+        <w:rPr>
+          <w:b w:val="0"/>
+          <w:i w:val="0"/>
+        </w:rPr>
+        <w:t xml:space="preserve"> — so a rise in temperature lowers </w:t>
+      </w:r>
+      <w:r>
+        <w:rPr>
+          <w:rFonts w:ascii="Consolas" w:hAnsi="Consolas"/>
+          <w:b w:val="0"/>
+          <w:i w:val="0"/>
+          <w:sz w:val="19"/>
+        </w:rPr>
+        <w:t>k</w:t>
+      </w:r>
+      <w:r>
+        <w:rPr>
+          <w:b w:val="0"/>
+          <w:i w:val="0"/>
+        </w:rPr>
+        <w:t>, lowers the gain, and lowers the power.</w:t>
+      </w:r>
+    </w:p>
+    <w:p>
+      <w:pPr>
+        <w:spacing w:before="160" w:after="200"/>
+        <w:ind w:left="461" w:right="259"/>
+      </w:pPr>
+      <w:r>
+        <w:rPr>
+          <w:b w:val="0"/>
+          <w:i w:val="0"/>
+        </w:rPr>
+        <w:t xml:space="preserve">At the plant point that restores one percent of loop gain in </w:t>
+      </w:r>
+      <w:r>
+        <w:rPr>
+          <w:b/>
+          <w:i w:val="0"/>
+        </w:rPr>
+        <w:t>112 K</w:t>
+      </w:r>
+      <w:r>
+        <w:rPr>
+          <w:b w:val="0"/>
+          <w:i w:val="0"/>
+        </w:rPr>
+        <w:t xml:space="preserve">, which is inside an ordinary operating swing. </w:t>
+      </w:r>
+      <w:r>
+        <w:rPr>
+          <w:b/>
+          <w:i w:val="0"/>
+        </w:rPr>
+        <w:t>The feedback is adequate and it has the right sign</w:t>
+      </w:r>
+      <w:r>
+        <w:rPr>
+          <w:b w:val="0"/>
+          <w:i w:val="0"/>
+        </w:rPr>
+        <w:t>, and it acts on the quantity the controller is regulating rather than against it.</w:t>
+      </w:r>
+    </w:p>
+    <w:p>
+      <w:pPr>
+        <w:spacing w:before="200" w:after="80"/>
+      </w:pPr>
+      <w:r>
+        <w:rPr>
+          <w:b/>
+          <w:sz w:val="21"/>
+        </w:rPr>
+        <w:t>What the muon channel does for stability</w:t>
+      </w:r>
+    </w:p>
+    <w:p>
+      <w:r>
+        <w:rPr>
+          <w:b w:val="0"/>
+          <w:i w:val="0"/>
+        </w:rPr>
+        <w:t xml:space="preserve">It lets the same loop close at 0.728 k_eff instead of 0.772 k_eff — </w:t>
+      </w:r>
+      <w:r>
+        <w:rPr>
+          <w:b/>
+          <w:i w:val="0"/>
+        </w:rPr>
+        <w:t>4339 pcm of extra margin to criticality</w:t>
+      </w:r>
+      <w:r>
+        <w:rPr>
+          <w:b w:val="0"/>
+          <w:i w:val="0"/>
+        </w:rPr>
+        <w:t xml:space="preserve">, and a power sensitivity lower by 1.12. Both of those are stability, and both are what the channel is worth in this configuration. </w:t>
+      </w:r>
+      <w:r>
+        <w:rPr>
+          <w:b/>
+          <w:i w:val="0"/>
+        </w:rPr>
+        <w:t>It is not what closes the loop</w:t>
+      </w:r>
+      <w:r>
+        <w:rPr>
+          <w:b w:val="0"/>
+          <w:i w:val="0"/>
+        </w:rPr>
+        <w:t>, and §9.5 says so; what it does is let the loop close further from criticality than it otherwise would.</w:t>
+      </w:r>
+    </w:p>
+    <w:p>
+      <w:pPr>
+        <w:spacing w:before="160" w:after="200"/>
+        <w:ind w:left="461" w:right="259"/>
+      </w:pPr>
+      <w:r>
+        <w:rPr>
+          <w:b/>
+          <w:i w:val="0"/>
+        </w:rPr>
+        <w:t>What this does not settle: beam trips.</w:t>
+      </w:r>
+      <w:r>
+        <w:rPr>
+          <w:b w:val="0"/>
+          <w:i w:val="0"/>
+        </w:rPr>
+        <w:t xml:space="preserve"> An accelerator-driven system's characteristic problem is not runaway but </w:t>
+      </w:r>
+      <w:r>
+        <w:rPr>
+          <w:b/>
+          <w:i w:val="0"/>
+        </w:rPr>
+        <w:t>interruption</w:t>
+      </w:r>
+      <w:r>
+        <w:rPr>
+          <w:b w:val="0"/>
+          <w:i w:val="0"/>
+        </w:rPr>
+        <w:t xml:space="preserve">. Every trip is a thermal cycle through the whole assembly, and it is trip </w:t>
+      </w:r>
+      <w:r>
+        <w:rPr>
+          <w:b w:val="0"/>
+          <w:i/>
+        </w:rPr>
+        <w:t>rate</w:t>
+      </w:r>
+      <w:r>
+        <w:rPr>
+          <w:b w:val="0"/>
+          <w:i w:val="0"/>
+        </w:rPr>
+        <w:t xml:space="preserve"> rather than trip depth that limits component life. No figure in this paper bounds it. It is a driver requirement rather than a physics one, and it belongs with the plant items §11 records rather than with the balance.</w:t>
+      </w:r>
+    </w:p>
+    <w:p>
+      <w:pPr>
+        <w:spacing w:before="240" w:after="80"/>
+      </w:pPr>
+      <w:r>
+        <w:rPr>
+          <w:b/>
+          <w:sz w:val="23"/>
+        </w:rPr>
+        <w:t>9.7 But the binder does not have to be bought</w:t>
+      </w:r>
+    </w:p>
+    <w:p>
+      <w:r>
+        <w:rPr>
+          <w:b w:val="0"/>
+          <w:i w:val="0"/>
+        </w:rPr>
+        <w:t>There is, however, a configuration in which the binder costs nothing, and it turns on a fact about the cycle that has been in view since §3. The catalytic cycle has no input per event: the binder is not consumed, and no energy is supplied to bring the nuclei together. Its only input is the binder itself, so the whole of the negative balance sits in a single question — what the binder costs.</w:t>
+      </w:r>
+    </w:p>
+    <w:p>
+      <w:r>
+        <w:rPr>
+          <w:b w:val="0"/>
+          <w:i w:val="0"/>
+        </w:rPr>
+        <w:t>Pions are a byproduct of spallation. They are created in the same nuclear collisions that make a spallation target's neutrons, by the same protons, in the same target. A facility running a proton driver for neutrons, for isotopes, or for an accelerator-driven subcritical blanket is therefore already making them and throwing them away. Capturing them costs a collector, but it does not cost any beam.</w:t>
+      </w:r>
+    </w:p>
+    <w:p>
+      <w:r>
+        <w:rPr>
+          <w:b w:val="0"/>
+          <w:i w:val="0"/>
+        </w:rPr>
+        <w:t>On that accounting the marginal beam energy attributable to one binder is zero, and every fusion the binder catalyses is gain. Theorem 4 in §13.8 states this formally, together with the reason a loss factor cannot overturn it.</w:t>
+      </w:r>
+    </w:p>
+    <w:tbl>
+      <w:tblPr>
+        <w:tblStyle w:val="TableGrid"/>
+        <w:tblW w:type="auto" w:w="0"/>
+        <w:tblLook w:firstColumn="1" w:firstRow="1" w:lastColumn="0" w:lastRow="0" w:noHBand="0" w:noVBand="1" w:val="04A0"/>
+      </w:tblPr>
+      <w:tblGrid>
+        <w:gridCol w:w="2976"/>
+        <w:gridCol w:w="2976"/>
+        <w:gridCol w:w="2976"/>
+      </w:tblGrid>
+      <w:tr>
+        <w:tc>
+          <w:tcPr>
+            <w:tcW w:type="dxa" w:w="2976"/>
+          </w:tcPr>
+          <w:p>
+            <w:r/>
+            <w:r>
+              <w:rPr>
+                <w:b/>
+                <w:i w:val="0"/>
+              </w:rPr>
+              <w:t>capture efficiency</w:t>
+            </w:r>
+          </w:p>
+        </w:tc>
+        <w:tc>
+          <w:tcPr>
+            <w:tcW w:type="dxa" w:w="2976"/>
+          </w:tcPr>
+          <w:p>
+            <w:r/>
+            <w:r>
+              <w:rPr>
+                <w:b/>
+                <w:i w:val="0"/>
+              </w:rPr>
+              <w:t>fusion heat, as a fraction of beam energy</w:t>
+            </w:r>
+          </w:p>
+        </w:tc>
+        <w:tc>
+          <w:tcPr>
+            <w:tcW w:type="dxa" w:w="2976"/>
+          </w:tcPr>
+          <w:p>
+            <w:r/>
+            <w:r>
+              <w:rPr>
+                <w:b/>
+                <w:i w:val="0"/>
+              </w:rPr>
+              <w:t>reachable?</w:t>
+            </w:r>
+          </w:p>
+        </w:tc>
+      </w:tr>
+      <w:tr>
+        <w:tc>
+          <w:tcPr>
+            <w:tcW w:type="dxa" w:w="2976"/>
+          </w:tcPr>
+          <w:p>
+            <w:r/>
+            <w:r>
+              <w:rPr>
+                <w:b w:val="0"/>
+                <w:i w:val="0"/>
+              </w:rPr>
+              <w:t>30 percent, today's front end</w:t>
+            </w:r>
+          </w:p>
+        </w:tc>
+        <w:tc>
+          <w:tcPr>
+            <w:tcW w:type="dxa" w:w="2976"/>
+          </w:tcPr>
+          <w:p>
+            <w:r/>
+            <w:r>
+              <w:rPr>
+                <w:b w:val="0"/>
+                <w:i w:val="0"/>
+              </w:rPr>
+              <w:t>10.5 percent</w:t>
+            </w:r>
+          </w:p>
+        </w:tc>
+        <w:tc>
+          <w:tcPr>
+            <w:tcW w:type="dxa" w:w="2976"/>
+          </w:tcPr>
+          <w:p>
+            <w:r/>
+            <w:r>
+              <w:rPr>
+                <w:b w:val="0"/>
+                <w:i w:val="0"/>
+              </w:rPr>
+              <w:t>yes</w:t>
+            </w:r>
+          </w:p>
+        </w:tc>
+      </w:tr>
+      <w:tr>
+        <w:tc>
+          <w:tcPr>
+            <w:tcW w:type="dxa" w:w="2976"/>
+          </w:tcPr>
+          <w:p>
+            <w:r/>
+            <w:r>
+              <w:rPr>
+                <w:b w:val="0"/>
+                <w:i w:val="0"/>
+              </w:rPr>
+              <w:t>0.3420, the ceiling at the specified inventory</w:t>
+            </w:r>
+          </w:p>
+        </w:tc>
+        <w:tc>
+          <w:tcPr>
+            <w:tcW w:type="dxa" w:w="2976"/>
+          </w:tcPr>
+          <w:p>
+            <w:r/>
+            <w:r>
+              <w:rPr>
+                <w:b w:val="0"/>
+                <w:i w:val="0"/>
+              </w:rPr>
+              <w:t>12.0 percent</w:t>
+            </w:r>
+          </w:p>
+        </w:tc>
+        <w:tc>
+          <w:tcPr>
+            <w:tcW w:type="dxa" w:w="2976"/>
+          </w:tcPr>
+          <w:p>
+            <w:r/>
+            <w:r>
+              <w:rPr>
+                <w:b w:val="0"/>
+                <w:i w:val="0"/>
+              </w:rPr>
+              <w:t>yes</w:t>
+            </w:r>
+          </w:p>
+        </w:tc>
+      </w:tr>
+      <w:tr>
+        <w:tc>
+          <w:tcPr>
+            <w:tcW w:type="dxa" w:w="2976"/>
+          </w:tcPr>
+          <w:p>
+            <w:r/>
+            <w:r>
+              <w:rPr>
+                <w:b w:val="0"/>
+                <w:i w:val="0"/>
+              </w:rPr>
+              <w:t>one half</w:t>
+            </w:r>
+          </w:p>
+        </w:tc>
+        <w:tc>
+          <w:tcPr>
+            <w:tcW w:type="dxa" w:w="2976"/>
+          </w:tcPr>
+          <w:p>
+            <w:r/>
+            <w:r>
+              <w:rPr>
+                <w:b w:val="0"/>
+                <w:i w:val="0"/>
+              </w:rPr>
+              <w:t>17.6 percent of beam</w:t>
+            </w:r>
+          </w:p>
+        </w:tc>
+        <w:tc>
+          <w:tcPr>
+            <w:tcW w:type="dxa" w:w="2976"/>
+          </w:tcPr>
+          <w:p>
+            <w:r/>
+            <w:r>
+              <w:rPr>
+                <w:b w:val="0"/>
+                <w:i w:val="0"/>
+              </w:rPr>
+              <w:t>on the physics, yes — but at about 45 kg of tritium, which §11 records as an unpriced condition</w:t>
+            </w:r>
+          </w:p>
+        </w:tc>
+      </w:tr>
+      <w:tr>
+        <w:tc>
+          <w:tcPr>
+            <w:tcW w:type="dxa" w:w="2976"/>
+          </w:tcPr>
+          <w:p>
+            <w:r/>
+            <w:r>
+              <w:rPr>
+                <w:b w:val="0"/>
+                <w:i w:val="0"/>
+              </w:rPr>
+              <w:t>90 percent [DESIGN], the specified collector</w:t>
+            </w:r>
+          </w:p>
+        </w:tc>
+        <w:tc>
+          <w:tcPr>
+            <w:tcW w:type="dxa" w:w="2976"/>
+          </w:tcPr>
+          <w:p>
+            <w:r/>
+            <w:r>
+              <w:rPr>
+                <w:b w:val="0"/>
+                <w:i w:val="0"/>
+              </w:rPr>
+              <w:t>31.6 percent of beam</w:t>
+            </w:r>
+          </w:p>
+        </w:tc>
+        <w:tc>
+          <w:tcPr>
+            <w:tcW w:type="dxa" w:w="2976"/>
+          </w:tcPr>
+          <w:p>
+            <w:r/>
+            <w:r>
+              <w:rPr>
+                <w:b/>
+                <w:i w:val="0"/>
+              </w:rPr>
+              <w:t>no — above the ceiling at any target depth</w:t>
+            </w:r>
+          </w:p>
+        </w:tc>
+      </w:tr>
+    </w:tbl>
+    <w:p/>
+    <w:p>
+      <w:r>
+        <w:rPr>
+          <w:b/>
+          <w:i w:val="0"/>
+        </w:rPr>
+        <w:t>That last row is withdrawn.</w:t>
+      </w:r>
+      <w:r>
+        <w:rPr>
+          <w:b w:val="0"/>
+          <w:i w:val="0"/>
+        </w:rPr>
+        <w:t xml:space="preserve"> A capture efficiency here means a muon that </w:t>
+      </w:r>
+      <w:r>
+        <w:rPr>
+          <w:b w:val="0"/>
+          <w:i/>
+        </w:rPr>
+        <w:t>stops in the fuel</w:t>
+      </w:r>
+      <w:r>
+        <w:rPr>
+          <w:b w:val="0"/>
+          <w:i w:val="0"/>
+        </w:rPr>
+        <w:t xml:space="preserve">, and a stopping target is one muon range deep, so it stops only the part of the accepted spectrum below its range. The bound is not the collector's: it is the solenoid's acceptance, 0.5069, which no target depth exceeds. </w:t>
+      </w:r>
+      <w:r>
+        <w:rPr>
+          <w:b/>
+          <w:i w:val="0"/>
+        </w:rPr>
+        <w:t>That row compared a collector's acceptance with a fuel target's stopping fraction, which are different quantities.</w:t>
+      </w:r>
+    </w:p>
+    <w:p>
+      <w:pPr>
+        <w:spacing w:before="240" w:after="80"/>
+      </w:pPr>
+      <w:r>
+        <w:rPr>
+          <w:b/>
+          <w:sz w:val="23"/>
+        </w:rPr>
+        <w:t>9.8 What that returns, at the capture actually reachable</w:t>
+      </w:r>
+    </w:p>
+    <w:p>
+      <w:r>
+        <w:rPr>
+          <w:b/>
+          <w:i w:val="0"/>
+        </w:rPr>
+        <w:t>And the headline figures must carry the same correction, plus §5.2's loss budget.</w:t>
+      </w:r>
+      <w:r>
+        <w:rPr>
+          <w:b w:val="0"/>
+          <w:i w:val="0"/>
+        </w:rPr>
+        <w:t xml:space="preserve"> Both, applied:</w:t>
+      </w:r>
+    </w:p>
+    <w:tbl>
+      <w:tblPr>
+        <w:tblStyle w:val="TableGrid"/>
+        <w:tblW w:type="auto" w:w="0"/>
+        <w:tblLook w:firstColumn="1" w:firstRow="1" w:lastColumn="0" w:lastRow="0" w:noHBand="0" w:noVBand="1" w:val="04A0"/>
+      </w:tblPr>
+      <w:tblGrid>
+        <w:gridCol w:w="2976"/>
+        <w:gridCol w:w="2976"/>
+        <w:gridCol w:w="2976"/>
+      </w:tblGrid>
+      <w:tr>
+        <w:tc>
+          <w:tcPr>
+            <w:tcW w:type="dxa" w:w="2976"/>
+          </w:tcPr>
+          <w:p>
+            <w:r/>
+            <w:r>
+              <w:rPr>
+                <w:b/>
+                <w:i w:val="0"/>
+              </w:rPr>
+              <w:t>capture</w:t>
+            </w:r>
+          </w:p>
+        </w:tc>
+        <w:tc>
+          <w:tcPr>
+            <w:tcW w:type="dxa" w:w="2976"/>
+          </w:tcPr>
+          <w:p>
+            <w:r/>
+            <w:r>
+              <w:rPr>
+                <w:b/>
+                <w:i w:val="0"/>
+              </w:rPr>
+              <w:t>binders per second</w:t>
+            </w:r>
+          </w:p>
+        </w:tc>
+        <w:tc>
+          <w:tcPr>
+            <w:tcW w:type="dxa" w:w="2976"/>
+          </w:tcPr>
+          <w:p>
+            <w:r/>
+            <w:r>
+              <w:rPr>
+                <w:b/>
+                <w:i w:val="0"/>
+              </w:rPr>
+              <w:t>fusion heat</w:t>
+            </w:r>
+          </w:p>
+        </w:tc>
+      </w:tr>
+      <w:tr>
+        <w:tc>
+          <w:tcPr>
+            <w:tcW w:type="dxa" w:w="2976"/>
+          </w:tcPr>
+          <w:p>
+            <w:r/>
+            <w:r>
+              <w:rPr>
+                <w:b w:val="0"/>
+                <w:i w:val="0"/>
+              </w:rPr>
+              <w:t>one half, as first computed</w:t>
+            </w:r>
+          </w:p>
+        </w:tc>
+        <w:tc>
+          <w:tcPr>
+            <w:tcW w:type="dxa" w:w="2976"/>
+          </w:tcPr>
+          <w:p>
+            <w:r/>
+            <w:r>
+              <w:rPr>
+                <w:b w:val="0"/>
+                <w:i w:val="0"/>
+              </w:rPr>
+              <w:t>2.80 × 10</w:t>
+            </w:r>
+            <w:r>
+              <w:rPr>
+                <w:b w:val="0"/>
+                <w:i w:val="0"/>
+                <w:vertAlign w:val="superscript"/>
+              </w:rPr>
+              <w:t>14</w:t>
+            </w:r>
+            <w:r>
+              <w:rPr>
+                <w:b w:val="0"/>
+                <w:i w:val="0"/>
+              </w:rPr>
+              <w:t xml:space="preserve"> s</w:t>
+            </w:r>
+            <w:r>
+              <w:rPr>
+                <w:b w:val="0"/>
+                <w:i w:val="0"/>
+                <w:vertAlign w:val="superscript"/>
+              </w:rPr>
+              <w:t>-1</w:t>
+            </w:r>
+          </w:p>
+        </w:tc>
+        <w:tc>
+          <w:tcPr>
+            <w:tcW w:type="dxa" w:w="2976"/>
+          </w:tcPr>
+          <w:p>
+            <w:r/>
+            <w:r>
+              <w:rPr>
+                <w:b w:val="0"/>
+                <w:i w:val="0"/>
+              </w:rPr>
+              <w:t>176 kW</w:t>
+            </w:r>
+          </w:p>
+        </w:tc>
+      </w:tr>
+      <w:tr>
+        <w:tc>
+          <w:tcPr>
+            <w:tcW w:type="dxa" w:w="2976"/>
+          </w:tcPr>
+          <w:p>
+            <w:r/>
+            <w:r>
+              <w:rPr>
+                <w:b w:val="0"/>
+                <w:i w:val="0"/>
+              </w:rPr>
+              <w:t>0.3420, the stopping ceiling above</w:t>
+            </w:r>
+          </w:p>
+        </w:tc>
+        <w:tc>
+          <w:tcPr>
+            <w:tcW w:type="dxa" w:w="2976"/>
+          </w:tcPr>
+          <w:p>
+            <w:r/>
+            <w:r>
+              <w:rPr>
+                <w:b w:val="0"/>
+                <w:i w:val="0"/>
+              </w:rPr>
+              <w:t>1.918 × 10</w:t>
+            </w:r>
+            <w:r>
+              <w:rPr>
+                <w:b w:val="0"/>
+                <w:i w:val="0"/>
+                <w:vertAlign w:val="superscript"/>
+              </w:rPr>
+              <w:t>14</w:t>
+            </w:r>
+            <w:r>
+              <w:rPr>
+                <w:b w:val="0"/>
+                <w:i w:val="0"/>
+              </w:rPr>
+              <w:t xml:space="preserve"> s</w:t>
+            </w:r>
+            <w:r>
+              <w:rPr>
+                <w:b w:val="0"/>
+                <w:i w:val="0"/>
+                <w:vertAlign w:val="superscript"/>
+              </w:rPr>
+              <w:t>-1</w:t>
+            </w:r>
+          </w:p>
+        </w:tc>
+        <w:tc>
+          <w:tcPr>
+            <w:tcW w:type="dxa" w:w="2976"/>
+          </w:tcPr>
+          <w:p>
+            <w:r/>
+            <w:r>
+              <w:rPr>
+                <w:b w:val="0"/>
+                <w:i w:val="0"/>
+              </w:rPr>
+              <w:t>120.1 kW</w:t>
+            </w:r>
+          </w:p>
+        </w:tc>
+      </w:tr>
+      <w:tr>
+        <w:tc>
+          <w:tcPr>
+            <w:tcW w:type="dxa" w:w="2976"/>
+          </w:tcPr>
+          <w:p>
+            <w:r/>
+            <w:r>
+              <w:rPr>
+                <w:b/>
+                <w:i w:val="0"/>
+              </w:rPr>
+              <w:t>0.2438</w:t>
+            </w:r>
+            <w:r>
+              <w:rPr>
+                <w:b w:val="0"/>
+                <w:i w:val="0"/>
+              </w:rPr>
+              <w:t>, that ceiling through the loss budget</w:t>
+            </w:r>
+          </w:p>
+        </w:tc>
+        <w:tc>
+          <w:tcPr>
+            <w:tcW w:type="dxa" w:w="2976"/>
+          </w:tcPr>
+          <w:p>
+            <w:r/>
+            <w:r>
+              <w:rPr>
+                <w:b/>
+                <w:i w:val="0"/>
+              </w:rPr>
+              <w:t>1.367 × 10</w:t>
+            </w:r>
+            <w:r>
+              <w:rPr>
+                <w:b/>
+                <w:i w:val="0"/>
+                <w:vertAlign w:val="superscript"/>
+              </w:rPr>
+              <w:t>14</w:t>
+            </w:r>
+            <w:r>
+              <w:rPr>
+                <w:b/>
+                <w:i w:val="0"/>
+              </w:rPr>
+              <w:t xml:space="preserve"> s</w:t>
+            </w:r>
+            <w:r>
+              <w:rPr>
+                <w:b/>
+                <w:i w:val="0"/>
+                <w:vertAlign w:val="superscript"/>
+              </w:rPr>
+              <w:t>-1</w:t>
+            </w:r>
+          </w:p>
+        </w:tc>
+        <w:tc>
+          <w:tcPr>
+            <w:tcW w:type="dxa" w:w="2976"/>
+          </w:tcPr>
+          <w:p>
+            <w:r/>
+            <w:r>
+              <w:rPr>
+                <w:b/>
+                <w:i w:val="0"/>
+              </w:rPr>
+              <w:t>85.6 kW</w:t>
+            </w:r>
+          </w:p>
+        </w:tc>
+      </w:tr>
+    </w:tbl>
+    <w:p/>
+    <w:p>
+      <w:pPr>
+        <w:spacing w:before="160" w:after="200"/>
+        <w:ind w:left="461" w:right="259"/>
+      </w:pPr>
+      <w:r>
+        <w:rPr>
           <w:b/>
           <w:i w:val="0"/>
         </w:rPr>
@@ -10276,7 +12235,7 @@
         <w:drawing>
           <wp:inline xmlns:a="http://schemas.openxmlformats.org/drawingml/2006/main" xmlns:pic="http://schemas.openxmlformats.org/drawingml/2006/picture">
             <wp:extent cx="5486400" cy="2740869"/>
-            <wp:docPr id="11" name="Picture 11"/>
+            <wp:docPr id="13" name="Picture 13"/>
             <wp:cNvGraphicFramePr>
               <a:graphicFrameLocks noChangeAspect="1"/>
             </wp:cNvGraphicFramePr>
@@ -10288,7 +12247,7 @@
                     <pic:cNvPicPr/>
                   </pic:nvPicPr>
                   <pic:blipFill>
-                    <a:blip r:embed="rId18"/>
+                    <a:blip r:embed="rId20"/>
                     <a:stretch>
                       <a:fillRect/>
                     </a:stretch>
@@ -10357,7 +12316,7 @@
           <w:b/>
           <w:sz w:val="23"/>
         </w:rPr>
-        <w:t>9.7 And it dissolves the flux gap</w:t>
+        <w:t>9.9 And it dissolves the flux gap</w:t>
       </w:r>
     </w:p>
     <w:p>
@@ -10510,7 +12469,7 @@
           <w:b/>
           <w:sz w:val="23"/>
         </w:rPr>
-        <w:t>9.8 Committed predictions for the net-positive run</w:t>
+        <w:t>9.10 Committed predictions for the net-positive run</w:t>
       </w:r>
     </w:p>
     <w:p>
@@ -10909,7 +12868,7 @@
           <w:b w:val="0"/>
           <w:i w:val="0"/>
         </w:rPr>
-        <w:t xml:space="preserve"> The net-positive configuration of §9, on a spallation driver already running, against the committed predictions of §9.8.</w:t>
+        <w:t xml:space="preserve"> The net-positive configuration of §9, on a spallation driver already running, against the committed predictions of §9.10.</w:t>
       </w:r>
     </w:p>
     <w:p>
@@ -11431,14 +13390,14 @@
           <w:b/>
           <w:i w:val="0"/>
         </w:rPr>
-        <w:t>The power source.</w:t>
-      </w:r>
-      <w:r>
-        <w:rPr>
-          <w:b w:val="0"/>
-          <w:i w:val="0"/>
-        </w:rPr>
-        <w:t xml:space="preserve"> Setting the balance to unity and solving, the value recovered per fusion must reach 152.7 MeV with both collector alterations, or 64.3 MeV with the optimised production target as well. A non-fissioning blanket cannot supply that. A </w:t>
+        <w:t>The reaction pays for its own binders.</w:t>
+      </w:r>
+      <w:r>
+        <w:rPr>
+          <w:b w:val="0"/>
+          <w:i w:val="0"/>
+        </w:rPr>
+        <w:t xml:space="preserve"> Setting the balance to unity and solving, the value recovered per fusion must reach 152.7 MeV with both collector alterations. A non-fissioning blanket cannot supply that; a </w:t>
       </w:r>
       <w:r>
         <w:rPr>
@@ -11452,21 +13411,113 @@
           <w:b w:val="0"/>
           <w:i w:val="0"/>
         </w:rPr>
-        <w:t xml:space="preserve"> blanket driven by the same fusion neutrons supplies it at a multiplication factor between 0.469 and 0.770 — deeply subcritical, against 0.95 for an accelerator-driven system and unity for a power reactor. </w:t>
+        <w:t xml:space="preserve"> one driven by the same neutrons supplies it between 0.469 and 0.770. </w:t>
       </w:r>
       <w:r>
         <w:rPr>
           <w:b/>
           <w:i w:val="0"/>
         </w:rPr>
-        <w:t>The energy is heat, recovered on site, with nothing leaving the device.</w:t>
-      </w:r>
-      <w:r>
-        <w:rPr>
-          <w:b w:val="0"/>
-          <w:i w:val="0"/>
-        </w:rPr>
-        <w:t xml:space="preserve"> The fusion supplies between 7.5 percent and 27.4 percent of it and all of the neutrons, so the device is a fusion-driven subcritical fission reactor rather than a fusion power plant, and §9.2 says so in those words. What is unwitnessed is the assembly; the quantity it turns on is </w:t>
+        <w:t>The energy is heat, recovered on site, with nothing leaving the device</w:t>
+      </w:r>
+      <w:r>
+        <w:rPr>
+          <w:b w:val="0"/>
+          <w:i w:val="0"/>
+        </w:rPr>
+        <w:t>, and §9.2 carries it.</w:t>
+      </w:r>
+    </w:p>
+    <w:p>
+      <w:r>
+        <w:rPr>
+          <w:b/>
+          <w:i w:val="0"/>
+        </w:rPr>
+        <w:t>But that is an amplifier, not a power source, and the difference decides.</w:t>
+      </w:r>
+      <w:r>
+        <w:rPr>
+          <w:b w:val="0"/>
+          <w:i w:val="0"/>
+        </w:rPr>
+        <w:t xml:space="preserve"> The beam does not stop. A self-sustaining device runs its own drive from its own output, which needs </w:t>
+      </w:r>
+      <w:r>
+        <w:rPr>
+          <w:rFonts w:ascii="Consolas" w:hAnsi="Consolas"/>
+          <w:b w:val="0"/>
+          <w:i w:val="0"/>
+          <w:sz w:val="19"/>
+        </w:rPr>
+        <w:t>G &gt; 1/(η_th η_acc)</w:t>
+      </w:r>
+      <w:r>
+        <w:rPr>
+          <w:b w:val="0"/>
+          <w:i w:val="0"/>
+        </w:rPr>
+        <w:t xml:space="preserve"> — 7.41 at a mid-range accelerator rather than unity. Counting everything the beam makes, that closes at a subcritical 0.728 k_eff, and a plant selling three quarters of its output at 0.924 k_eff. </w:t>
+      </w:r>
+      <w:r>
+        <w:rPr>
+          <w:b/>
+          <w:i w:val="0"/>
+        </w:rPr>
+        <w:t>After start-up it takes no electricity and breeds its own tritium at 1.15 per fusion.</w:t>
+      </w:r>
+      <w:r>
+        <w:rPr>
+          <w:b w:val="0"/>
+          <w:i w:val="0"/>
+        </w:rPr>
+        <w:t xml:space="preserve"> §9.5 carries the accounting.</w:t>
+      </w:r>
+    </w:p>
+    <w:p>
+      <w:r>
+        <w:rPr>
+          <w:b/>
+          <w:i w:val="0"/>
+        </w:rPr>
+        <w:t>It is stable, and stability is two questions with opposite answers.</w:t>
+      </w:r>
+      <w:r>
+        <w:rPr>
+          <w:b w:val="0"/>
+          <w:i w:val="0"/>
+        </w:rPr>
+        <w:t xml:space="preserve"> The neutronics are stable by construction — the assembly is subcritical, so cut the beam and it stops, and the margin to criticality at the plant point is 7609 pcm, which is 1.5 a comparable fast core's entire control worth. </w:t>
+      </w:r>
+      <w:r>
+        <w:rPr>
+          <w:b/>
+          <w:i w:val="0"/>
+        </w:rPr>
+        <w:t>The loop is not</w:t>
+      </w:r>
+      <w:r>
+        <w:rPr>
+          <w:b w:val="0"/>
+          <w:i w:val="0"/>
+        </w:rPr>
+        <w:t>: its gain at the operating point is exactly one, so it is marginally stable and must be regulated against a measured power rather than fed a fixed share. Doppler supplies a restoring term of the right sign, worth one percent of gain in 112 K. §9.6 separates the two.</w:t>
+      </w:r>
+    </w:p>
+    <w:p>
+      <w:r>
+        <w:rPr>
+          <w:b/>
+          <w:i w:val="0"/>
+        </w:rPr>
+        <w:t>And the muon channel is not what closes the loop.</w:t>
+      </w:r>
+      <w:r>
+        <w:rPr>
+          <w:b w:val="0"/>
+          <w:i w:val="0"/>
+        </w:rPr>
+        <w:t xml:space="preserve"> A subcritical assembly driven by spallation alone closes it at 0.772 k_eff. What the channel adds is 24 percent more source neutrons and with them 4339 pcm of extra margin to criticality — stability rather than energy, and the paper claims it as that. What is unwitnessed is the assembly; the quantity it turns on is </w:t>
       </w:r>
       <w:r>
         <w:rPr>
@@ -13426,7 +15477,7 @@
         <w:drawing>
           <wp:inline xmlns:a="http://schemas.openxmlformats.org/drawingml/2006/main" xmlns:pic="http://schemas.openxmlformats.org/drawingml/2006/picture">
             <wp:extent cx="3460652" cy="626012"/>
-            <wp:docPr id="12" name="Picture 12"/>
+            <wp:docPr id="14" name="Picture 14"/>
             <wp:cNvGraphicFramePr>
               <a:graphicFrameLocks noChangeAspect="1"/>
             </wp:cNvGraphicFramePr>
@@ -13438,7 +15489,7 @@
                     <pic:cNvPicPr/>
                   </pic:nvPicPr>
                   <pic:blipFill>
-                    <a:blip r:embed="rId19"/>
+                    <a:blip r:embed="rId21"/>
                     <a:stretch>
                       <a:fillRect/>
                     </a:stretch>
@@ -14041,7 +16092,7 @@
         <w:drawing>
           <wp:inline xmlns:a="http://schemas.openxmlformats.org/drawingml/2006/main" xmlns:pic="http://schemas.openxmlformats.org/drawingml/2006/picture">
             <wp:extent cx="3393830" cy="583809"/>
-            <wp:docPr id="13" name="Picture 13"/>
+            <wp:docPr id="15" name="Picture 15"/>
             <wp:cNvGraphicFramePr>
               <a:graphicFrameLocks noChangeAspect="1"/>
             </wp:cNvGraphicFramePr>
@@ -14053,7 +16104,7 @@
                     <pic:cNvPicPr/>
                   </pic:nvPicPr>
                   <pic:blipFill>
-                    <a:blip r:embed="rId20"/>
+                    <a:blip r:embed="rId22"/>
                     <a:stretch>
                       <a:fillRect/>
                     </a:stretch>
@@ -14614,7 +16665,7 @@
         <w:drawing>
           <wp:inline xmlns:a="http://schemas.openxmlformats.org/drawingml/2006/main" xmlns:pic="http://schemas.openxmlformats.org/drawingml/2006/picture">
             <wp:extent cx="2644726" cy="643596"/>
-            <wp:docPr id="14" name="Picture 14"/>
+            <wp:docPr id="16" name="Picture 16"/>
             <wp:cNvGraphicFramePr>
               <a:graphicFrameLocks noChangeAspect="1"/>
             </wp:cNvGraphicFramePr>
@@ -14626,7 +16677,7 @@
                     <pic:cNvPicPr/>
                   </pic:nvPicPr>
                   <pic:blipFill>
-                    <a:blip r:embed="rId21"/>
+                    <a:blip r:embed="rId23"/>
                     <a:stretch>
                       <a:fillRect/>
                     </a:stretch>

--- a/papers/out/Cold_Fusion_v1.0.docx
+++ b/papers/out/Cold_Fusion_v1.0.docx
@@ -2457,7 +2457,7 @@
           <w:b/>
           <w:sz w:val="18"/>
         </w:rPr>
-        <w:t xml:space="preserve">Figure 5. </w:t>
+        <w:t xml:space="preserve">Figure 1. </w:t>
       </w:r>
       <w:r>
         <w:rPr>
@@ -3009,66 +3009,6 @@
     </w:p>
     <w:p>
       <w:pPr>
-        <w:jc w:val="center"/>
-      </w:pPr>
-      <w:r>
-        <w:drawing>
-          <wp:inline xmlns:a="http://schemas.openxmlformats.org/drawingml/2006/main" xmlns:pic="http://schemas.openxmlformats.org/drawingml/2006/picture">
-            <wp:extent cx="5486400" cy="2933829"/>
-            <wp:docPr id="2" name="Picture 2"/>
-            <wp:cNvGraphicFramePr>
-              <a:graphicFrameLocks noChangeAspect="1"/>
-            </wp:cNvGraphicFramePr>
-            <a:graphic>
-              <a:graphicData uri="http://schemas.openxmlformats.org/drawingml/2006/picture">
-                <pic:pic>
-                  <pic:nvPicPr>
-                    <pic:cNvPr id="0" name="fig5-budget.png"/>
-                    <pic:cNvPicPr/>
-                  </pic:nvPicPr>
-                  <pic:blipFill>
-                    <a:blip r:embed="rId9"/>
-                    <a:stretch>
-                      <a:fillRect/>
-                    </a:stretch>
-                  </pic:blipFill>
-                  <pic:spPr>
-                    <a:xfrm>
-                      <a:off x="0" y="0"/>
-                      <a:ext cx="5486400" cy="2933829"/>
-                    </a:xfrm>
-                    <a:prstGeom prst="rect"/>
-                  </pic:spPr>
-                </pic:pic>
-              </a:graphicData>
-            </a:graphic>
-          </wp:inline>
-        </w:drawing>
-      </w:r>
-    </w:p>
-    <w:p>
-      <w:pPr>
-        <w:spacing w:after="240"/>
-      </w:pPr>
-      <w:r>
-        <w:rPr>
-          <w:b/>
-          <w:sz w:val="18"/>
-        </w:rPr>
-        <w:t xml:space="preserve">Figure 5. </w:t>
-      </w:r>
-      <w:r>
-        <w:rPr>
-          <w:b w:val="0"/>
-          <w:i w:val="0"/>
-          <w:color w:val="5D5850"/>
-          <w:sz w:val="18"/>
-        </w:rPr>
-        <w:t>What becomes of a hundred pions made in the target. Each step is a loss that can be computed rather than assumed, and the product of them is the difference between what the magnet accepts and what the fuel actually stops.</w:t>
-      </w:r>
-    </w:p>
-    <w:p>
-      <w:pPr>
         <w:spacing w:before="240" w:after="80"/>
       </w:pPr>
       <w:r>
@@ -3518,7 +3458,7 @@
         <w:drawing>
           <wp:inline xmlns:a="http://schemas.openxmlformats.org/drawingml/2006/main" xmlns:pic="http://schemas.openxmlformats.org/drawingml/2006/picture">
             <wp:extent cx="5486400" cy="3047111"/>
-            <wp:docPr id="3" name="Picture 3"/>
+            <wp:docPr id="2" name="Picture 2"/>
             <wp:cNvGraphicFramePr>
               <a:graphicFrameLocks noChangeAspect="1"/>
             </wp:cNvGraphicFramePr>
@@ -3558,7 +3498,7 @@
           <w:b/>
           <w:sz w:val="18"/>
         </w:rPr>
-        <w:t xml:space="preserve">Figure 4. </w:t>
+        <w:t xml:space="preserve">Figure 2. </w:t>
       </w:r>
       <w:r>
         <w:rPr>
@@ -3796,7 +3736,7 @@
         <w:drawing>
           <wp:inline xmlns:a="http://schemas.openxmlformats.org/drawingml/2006/main" xmlns:pic="http://schemas.openxmlformats.org/drawingml/2006/picture">
             <wp:extent cx="5486400" cy="2221275"/>
-            <wp:docPr id="4" name="Picture 4"/>
+            <wp:docPr id="3" name="Picture 3"/>
             <wp:cNvGraphicFramePr>
               <a:graphicFrameLocks noChangeAspect="1"/>
             </wp:cNvGraphicFramePr>
@@ -3836,7 +3776,7 @@
           <w:b/>
           <w:sz w:val="18"/>
         </w:rPr>
-        <w:t xml:space="preserve">Figure 1. </w:t>
+        <w:t xml:space="preserve">Figure 3. </w:t>
       </w:r>
       <w:r>
         <w:rPr>
@@ -4569,7 +4509,7 @@
         <w:drawing>
           <wp:inline xmlns:a="http://schemas.openxmlformats.org/drawingml/2006/main" xmlns:pic="http://schemas.openxmlformats.org/drawingml/2006/picture">
             <wp:extent cx="5486400" cy="3785347"/>
-            <wp:docPr id="5" name="Picture 5"/>
+            <wp:docPr id="4" name="Picture 4"/>
             <wp:cNvGraphicFramePr>
               <a:graphicFrameLocks noChangeAspect="1"/>
             </wp:cNvGraphicFramePr>
@@ -4609,7 +4549,7 @@
           <w:b/>
           <w:sz w:val="18"/>
         </w:rPr>
-        <w:t xml:space="preserve">Figure 7. </w:t>
+        <w:t xml:space="preserve">Figure 4. </w:t>
       </w:r>
       <w:r>
         <w:rPr>
@@ -5787,7 +5727,7 @@
         <w:drawing>
           <wp:inline xmlns:a="http://schemas.openxmlformats.org/drawingml/2006/main" xmlns:pic="http://schemas.openxmlformats.org/drawingml/2006/picture">
             <wp:extent cx="5486400" cy="3347279"/>
-            <wp:docPr id="6" name="Picture 6"/>
+            <wp:docPr id="5" name="Picture 5"/>
             <wp:cNvGraphicFramePr>
               <a:graphicFrameLocks noChangeAspect="1"/>
             </wp:cNvGraphicFramePr>
@@ -5827,7 +5767,7 @@
           <w:b/>
           <w:sz w:val="18"/>
         </w:rPr>
-        <w:t xml:space="preserve">Figure 2. </w:t>
+        <w:t xml:space="preserve">Figure 5. </w:t>
       </w:r>
       <w:r>
         <w:rPr>
@@ -6430,7 +6370,7 @@
         <w:drawing>
           <wp:inline xmlns:a="http://schemas.openxmlformats.org/drawingml/2006/main" xmlns:pic="http://schemas.openxmlformats.org/drawingml/2006/picture">
             <wp:extent cx="5486400" cy="3180338"/>
-            <wp:docPr id="7" name="Picture 7"/>
+            <wp:docPr id="6" name="Picture 6"/>
             <wp:cNvGraphicFramePr>
               <a:graphicFrameLocks noChangeAspect="1"/>
             </wp:cNvGraphicFramePr>
@@ -6470,7 +6410,7 @@
           <w:b/>
           <w:sz w:val="18"/>
         </w:rPr>
-        <w:t xml:space="preserve">Figure 3. </w:t>
+        <w:t xml:space="preserve">Figure 6. </w:t>
       </w:r>
       <w:r>
         <w:rPr>
@@ -7891,7 +7831,7 @@
         <w:drawing>
           <wp:inline xmlns:a="http://schemas.openxmlformats.org/drawingml/2006/main" xmlns:pic="http://schemas.openxmlformats.org/drawingml/2006/picture">
             <wp:extent cx="3749039" cy="443132"/>
-            <wp:docPr id="8" name="Picture 8"/>
+            <wp:docPr id="7" name="Picture 7"/>
             <wp:cNvGraphicFramePr>
               <a:graphicFrameLocks noChangeAspect="1"/>
             </wp:cNvGraphicFramePr>
@@ -8881,7 +8821,7 @@
         <w:drawing>
           <wp:inline xmlns:a="http://schemas.openxmlformats.org/drawingml/2006/main" xmlns:pic="http://schemas.openxmlformats.org/drawingml/2006/picture">
             <wp:extent cx="2778369" cy="608427"/>
-            <wp:docPr id="9" name="Picture 9"/>
+            <wp:docPr id="8" name="Picture 8"/>
             <wp:cNvGraphicFramePr>
               <a:graphicFrameLocks noChangeAspect="1"/>
             </wp:cNvGraphicFramePr>
@@ -9444,7 +9384,7 @@
         <w:drawing>
           <wp:inline xmlns:a="http://schemas.openxmlformats.org/drawingml/2006/main" xmlns:pic="http://schemas.openxmlformats.org/drawingml/2006/picture">
             <wp:extent cx="3242603" cy="390378"/>
-            <wp:docPr id="10" name="Picture 10"/>
+            <wp:docPr id="9" name="Picture 9"/>
             <wp:cNvGraphicFramePr>
               <a:graphicFrameLocks noChangeAspect="1"/>
             </wp:cNvGraphicFramePr>
@@ -9691,7 +9631,7 @@
         <w:drawing>
           <wp:inline xmlns:a="http://schemas.openxmlformats.org/drawingml/2006/main" xmlns:pic="http://schemas.openxmlformats.org/drawingml/2006/picture">
             <wp:extent cx="4336366" cy="429064"/>
-            <wp:docPr id="11" name="Picture 11"/>
+            <wp:docPr id="10" name="Picture 10"/>
             <wp:cNvGraphicFramePr>
               <a:graphicFrameLocks noChangeAspect="1"/>
             </wp:cNvGraphicFramePr>
@@ -9970,7 +9910,7 @@
         <w:drawing>
           <wp:inline xmlns:a="http://schemas.openxmlformats.org/drawingml/2006/main" xmlns:pic="http://schemas.openxmlformats.org/drawingml/2006/picture">
             <wp:extent cx="3942470" cy="390378"/>
-            <wp:docPr id="12" name="Picture 12"/>
+            <wp:docPr id="11" name="Picture 11"/>
             <wp:cNvGraphicFramePr>
               <a:graphicFrameLocks noChangeAspect="1"/>
             </wp:cNvGraphicFramePr>
@@ -12235,7 +12175,7 @@
         <w:drawing>
           <wp:inline xmlns:a="http://schemas.openxmlformats.org/drawingml/2006/main" xmlns:pic="http://schemas.openxmlformats.org/drawingml/2006/picture">
             <wp:extent cx="5486400" cy="2740869"/>
-            <wp:docPr id="13" name="Picture 13"/>
+            <wp:docPr id="12" name="Picture 12"/>
             <wp:cNvGraphicFramePr>
               <a:graphicFrameLocks noChangeAspect="1"/>
             </wp:cNvGraphicFramePr>
@@ -12275,7 +12215,7 @@
           <w:b/>
           <w:sz w:val="18"/>
         </w:rPr>
-        <w:t xml:space="preserve">Figure 6. </w:t>
+        <w:t xml:space="preserve">Figure 7. </w:t>
       </w:r>
       <w:r>
         <w:rPr>
@@ -15477,7 +15417,7 @@
         <w:drawing>
           <wp:inline xmlns:a="http://schemas.openxmlformats.org/drawingml/2006/main" xmlns:pic="http://schemas.openxmlformats.org/drawingml/2006/picture">
             <wp:extent cx="3460652" cy="626012"/>
-            <wp:docPr id="14" name="Picture 14"/>
+            <wp:docPr id="13" name="Picture 13"/>
             <wp:cNvGraphicFramePr>
               <a:graphicFrameLocks noChangeAspect="1"/>
             </wp:cNvGraphicFramePr>
@@ -16092,7 +16032,7 @@
         <w:drawing>
           <wp:inline xmlns:a="http://schemas.openxmlformats.org/drawingml/2006/main" xmlns:pic="http://schemas.openxmlformats.org/drawingml/2006/picture">
             <wp:extent cx="3393830" cy="583809"/>
-            <wp:docPr id="15" name="Picture 15"/>
+            <wp:docPr id="14" name="Picture 14"/>
             <wp:cNvGraphicFramePr>
               <a:graphicFrameLocks noChangeAspect="1"/>
             </wp:cNvGraphicFramePr>
@@ -16665,7 +16605,7 @@
         <w:drawing>
           <wp:inline xmlns:a="http://schemas.openxmlformats.org/drawingml/2006/main" xmlns:pic="http://schemas.openxmlformats.org/drawingml/2006/picture">
             <wp:extent cx="2644726" cy="643596"/>
-            <wp:docPr id="16" name="Picture 16"/>
+            <wp:docPr id="15" name="Picture 15"/>
             <wp:cNvGraphicFramePr>
               <a:graphicFrameLocks noChangeAspect="1"/>
             </wp:cNvGraphicFramePr>

--- a/papers/out/Cold_Fusion_v1.0.docx
+++ b/papers/out/Cold_Fusion_v1.0.docx
@@ -522,8 +522,15 @@
     </w:p>
     <w:p>
       <w:pPr>
-        <w:pStyle w:val="ListNumber"/>
+        <w:pStyle w:val="ListBullet"/>
       </w:pPr>
+      <w:r>
+        <w:rPr>
+          <w:b w:val="0"/>
+          <w:i w:val="0"/>
+        </w:rPr>
+        <w:t xml:space="preserve">1. </w:t>
+      </w:r>
       <w:r>
         <w:rPr>
           <w:b/>
@@ -541,8 +548,15 @@
     </w:p>
     <w:p>
       <w:pPr>
-        <w:pStyle w:val="ListNumber"/>
+        <w:pStyle w:val="ListBullet"/>
       </w:pPr>
+      <w:r>
+        <w:rPr>
+          <w:b w:val="0"/>
+          <w:i w:val="0"/>
+        </w:rPr>
+        <w:t xml:space="preserve">2. </w:t>
+      </w:r>
       <w:r>
         <w:rPr>
           <w:b/>
@@ -560,8 +574,15 @@
     </w:p>
     <w:p>
       <w:pPr>
-        <w:pStyle w:val="ListNumber"/>
+        <w:pStyle w:val="ListBullet"/>
       </w:pPr>
+      <w:r>
+        <w:rPr>
+          <w:b w:val="0"/>
+          <w:i w:val="0"/>
+        </w:rPr>
+        <w:t xml:space="preserve">3. </w:t>
+      </w:r>
       <w:r>
         <w:rPr>
           <w:b/>
@@ -579,8 +600,15 @@
     </w:p>
     <w:p>
       <w:pPr>
-        <w:pStyle w:val="ListNumber"/>
+        <w:pStyle w:val="ListBullet"/>
       </w:pPr>
+      <w:r>
+        <w:rPr>
+          <w:b w:val="0"/>
+          <w:i w:val="0"/>
+        </w:rPr>
+        <w:t xml:space="preserve">4. </w:t>
+      </w:r>
       <w:r>
         <w:rPr>
           <w:b/>
@@ -598,8 +626,15 @@
     </w:p>
     <w:p>
       <w:pPr>
-        <w:pStyle w:val="ListNumber"/>
+        <w:pStyle w:val="ListBullet"/>
       </w:pPr>
+      <w:r>
+        <w:rPr>
+          <w:b w:val="0"/>
+          <w:i w:val="0"/>
+        </w:rPr>
+        <w:t xml:space="preserve">5. </w:t>
+      </w:r>
       <w:r>
         <w:rPr>
           <w:b/>
@@ -617,8 +652,15 @@
     </w:p>
     <w:p>
       <w:pPr>
-        <w:pStyle w:val="ListNumber"/>
+        <w:pStyle w:val="ListBullet"/>
       </w:pPr>
+      <w:r>
+        <w:rPr>
+          <w:b w:val="0"/>
+          <w:i w:val="0"/>
+        </w:rPr>
+        <w:t xml:space="preserve">6. </w:t>
+      </w:r>
       <w:r>
         <w:rPr>
           <w:b/>
@@ -636,8 +678,15 @@
     </w:p>
     <w:p>
       <w:pPr>
-        <w:pStyle w:val="ListNumber"/>
+        <w:pStyle w:val="ListBullet"/>
       </w:pPr>
+      <w:r>
+        <w:rPr>
+          <w:b w:val="0"/>
+          <w:i w:val="0"/>
+        </w:rPr>
+        <w:t xml:space="preserve">7. </w:t>
+      </w:r>
       <w:r>
         <w:rPr>
           <w:b/>
@@ -1964,7 +2013,7 @@
           <w:b w:val="0"/>
           <w:i w:val="0"/>
         </w:rPr>
-        <w:t xml:space="preserve"> — not the field on its own — that sets what the magnet can take. Proposition 4 in §13.5 derives this, together with the factor of two that makes the beam envelope twice the gyroradius. The best studied front end runs 20 T on a bore giving an aperture product of 1.50 T.m; the collector specified here would need 2.60 T.m, a factor of 1.74.</w:t>
+        <w:t xml:space="preserve"> — not the field on its own — that sets what the magnet can take. Proposition 4 in §13.5 derives this, together with the factor of two that makes the beam envelope twice the gyroradius. The best studied front end runs 20 T on a bore giving an aperture product of 1.50 T.m; the collector specified here would need 2.60 T.m, a factor of 1.735.</w:t>
       </w:r>
     </w:p>
     <w:p>
@@ -6524,50 +6573,50 @@
     </w:p>
     <w:p>
       <w:pPr>
-        <w:pStyle w:val="ListNumber"/>
+        <w:pStyle w:val="ListBullet"/>
       </w:pPr>
       <w:r>
         <w:rPr>
           <w:b w:val="0"/>
           <w:i w:val="0"/>
         </w:rPr>
-        <w:t>Build the target cell to hold 19.2 mm3 at up to 933 MPa and up to 500 K. Braze diamond to metal; use no polymers anywhere the fuel touches, and construct everything past the permeator from tritium-compatible material.</w:t>
+        <w:t>1. Build the target cell to hold 19.2 mm3 at up to 933 MPa and up to 500 K. Braze diamond to metal; use no polymers anywhere the fuel touches, and construct everything past the permeator from tritium-compatible material.</w:t>
       </w:r>
     </w:p>
     <w:p>
       <w:pPr>
-        <w:pStyle w:val="ListNumber"/>
+        <w:pStyle w:val="ListBullet"/>
       </w:pPr>
       <w:r>
         <w:rPr>
           <w:b w:val="0"/>
           <w:i w:val="0"/>
         </w:rPr>
-        <w:t>Enclose the gas system in a helium glovebox at negative pressure, with continuous cleanup and secondary containment on every uranium bed.</w:t>
+        <w:t>2. Enclose the gas system in a helium glovebox at negative pressure, with continuous cleanup and secondary containment on every uranium bed.</w:t>
       </w:r>
     </w:p>
     <w:p>
       <w:pPr>
-        <w:pStyle w:val="ListNumber"/>
+        <w:pStyle w:val="ListBullet"/>
       </w:pPr>
       <w:r>
         <w:rPr>
           <w:b w:val="0"/>
           <w:i w:val="0"/>
         </w:rPr>
-        <w:t>Mount the cell on a stage that translates it into and out of the beam axis without breaking containment.</w:t>
+        <w:t>3. Mount the cell on a stage that translates it into and out of the beam axis without breaking containment.</w:t>
       </w:r>
     </w:p>
     <w:p>
       <w:pPr>
-        <w:pStyle w:val="ListNumber"/>
+        <w:pStyle w:val="ListBullet"/>
       </w:pPr>
       <w:r>
         <w:rPr>
           <w:b w:val="0"/>
           <w:i w:val="0"/>
         </w:rPr>
-        <w:t xml:space="preserve">Site the neutron array and the X-ray detector so that </w:t>
+        <w:t xml:space="preserve">4. Site the neutron array and the X-ray detector so that </w:t>
       </w:r>
       <w:r>
         <w:rPr>
@@ -6598,38 +6647,38 @@
     </w:p>
     <w:p>
       <w:pPr>
-        <w:pStyle w:val="ListNumber"/>
+        <w:pStyle w:val="ListBullet"/>
       </w:pPr>
       <w:r>
         <w:rPr>
           <w:b w:val="0"/>
           <w:i w:val="0"/>
         </w:rPr>
-        <w:t>Bake the system, then flush twice with ultra-pure deuterium.</w:t>
+        <w:t>5. Bake the system, then flush twice with ultra-pure deuterium.</w:t>
       </w:r>
     </w:p>
     <w:p>
       <w:pPr>
-        <w:pStyle w:val="ListNumber"/>
+        <w:pStyle w:val="ListBullet"/>
       </w:pPr>
       <w:r>
         <w:rPr>
           <w:b w:val="0"/>
           <w:i w:val="0"/>
         </w:rPr>
-        <w:t>Desorb D–T from a uranium bed, assay it in a calibrated ionisation chamber, and condense it through the permeator into the cell. Expect about 4 mg of fuel and 23.2 Ci of tritium at 50/50.</w:t>
+        <w:t>6. Desorb D–T from a uranium bed, assay it in a calibrated ionisation chamber, and condense it through the permeator into the cell. Expect about 4 mg of fuel and 23.2 Ci of tritium at 50/50.</w:t>
       </w:r>
     </w:p>
     <w:p>
       <w:pPr>
-        <w:pStyle w:val="ListNumber"/>
+        <w:pStyle w:val="ListBullet"/>
       </w:pPr>
       <w:r>
         <w:rPr>
           <w:b w:val="0"/>
           <w:i w:val="0"/>
         </w:rPr>
-        <w:t xml:space="preserve">Confirm the fill optically through the anvils and verify composition by in-situ Raman before any beam. </w:t>
+        <w:t xml:space="preserve">7. Confirm the fill optically through the anvils and verify composition by in-situ Raman before any beam. </w:t>
       </w:r>
       <w:r>
         <w:rPr>
@@ -6648,14 +6697,14 @@
     </w:p>
     <w:p>
       <w:pPr>
-        <w:pStyle w:val="ListNumber"/>
+        <w:pStyle w:val="ListBullet"/>
       </w:pPr>
       <w:r>
         <w:rPr>
           <w:b w:val="0"/>
           <w:i w:val="0"/>
         </w:rPr>
-        <w:t>Close the cell, take it to pressure, and bring it to the setpoint temperature.</w:t>
+        <w:t>8. Close the cell, take it to pressure, and bring it to the setpoint temperature.</w:t>
       </w:r>
     </w:p>
     <w:p>
@@ -6672,26 +6721,26 @@
     </w:p>
     <w:p>
       <w:pPr>
-        <w:pStyle w:val="ListNumber"/>
+        <w:pStyle w:val="ListBullet"/>
       </w:pPr>
       <w:r>
         <w:rPr>
           <w:b w:val="0"/>
           <w:i w:val="0"/>
         </w:rPr>
-        <w:t>Admit the muon beam, tuned to stop in the fuel rather than in the anvils.</w:t>
+        <w:t>9. Admit the muon beam, tuned to stop in the fuel rather than in the anvils.</w:t>
       </w:r>
     </w:p>
     <w:p>
       <w:pPr>
-        <w:pStyle w:val="ListNumber"/>
+        <w:pStyle w:val="ListBullet"/>
       </w:pPr>
       <w:r>
         <w:rPr>
           <w:b w:val="0"/>
           <w:i w:val="0"/>
         </w:rPr>
-        <w:t xml:space="preserve">Acquire neutrons at 14.1 MeV and the 8.2 keV K-alpha </w:t>
+        <w:t xml:space="preserve">10. Acquire neutrons at 14.1 MeV and the 8.2 keV K-alpha </w:t>
       </w:r>
       <w:r>
         <w:rPr>
@@ -6703,14 +6752,14 @@
     </w:p>
     <w:p>
       <w:pPr>
-        <w:pStyle w:val="ListNumber"/>
+        <w:pStyle w:val="ListBullet"/>
       </w:pPr>
       <w:r>
         <w:rPr>
           <w:b w:val="0"/>
           <w:i w:val="0"/>
         </w:rPr>
-        <w:t xml:space="preserve">Repeat across a </w:t>
+        <w:t xml:space="preserve">11. Repeat across a </w:t>
       </w:r>
       <w:r>
         <w:rPr>
@@ -6729,14 +6778,14 @@
     </w:p>
     <w:p>
       <w:pPr>
-        <w:pStyle w:val="ListNumber"/>
+        <w:pStyle w:val="ListBullet"/>
       </w:pPr>
       <w:r>
         <w:rPr>
           <w:b w:val="0"/>
           <w:i w:val="0"/>
         </w:rPr>
-        <w:t xml:space="preserve">Repeat across a </w:t>
+        <w:t xml:space="preserve">12. Repeat across a </w:t>
       </w:r>
       <w:r>
         <w:rPr>
@@ -8485,8 +8534,15 @@
     </w:p>
     <w:p>
       <w:pPr>
-        <w:pStyle w:val="ListNumber"/>
+        <w:pStyle w:val="ListBullet"/>
       </w:pPr>
+      <w:r>
+        <w:rPr>
+          <w:b w:val="0"/>
+          <w:i w:val="0"/>
+        </w:rPr>
+        <w:t xml:space="preserve">1. </w:t>
+      </w:r>
       <w:r>
         <w:rPr>
           <w:b/>
@@ -8504,8 +8560,15 @@
     </w:p>
     <w:p>
       <w:pPr>
-        <w:pStyle w:val="ListNumber"/>
+        <w:pStyle w:val="ListBullet"/>
       </w:pPr>
+      <w:r>
+        <w:rPr>
+          <w:b w:val="0"/>
+          <w:i w:val="0"/>
+        </w:rPr>
+        <w:t xml:space="preserve">2. </w:t>
+      </w:r>
       <w:r>
         <w:rPr>
           <w:b/>
@@ -8523,8 +8586,15 @@
     </w:p>
     <w:p>
       <w:pPr>
-        <w:pStyle w:val="ListNumber"/>
+        <w:pStyle w:val="ListBullet"/>
       </w:pPr>
+      <w:r>
+        <w:rPr>
+          <w:b w:val="0"/>
+          <w:i w:val="0"/>
+        </w:rPr>
+        <w:t xml:space="preserve">3. </w:t>
+      </w:r>
       <w:r>
         <w:rPr>
           <w:b/>
@@ -13172,8 +13242,15 @@
     </w:p>
     <w:p>
       <w:pPr>
-        <w:pStyle w:val="ListNumber"/>
+        <w:pStyle w:val="ListBullet"/>
       </w:pPr>
+      <w:r>
+        <w:rPr>
+          <w:b w:val="0"/>
+          <w:i w:val="0"/>
+        </w:rPr>
+        <w:t xml:space="preserve">1. </w:t>
+      </w:r>
       <w:r>
         <w:rPr>
           <w:b/>
@@ -13191,8 +13268,15 @@
     </w:p>
     <w:p>
       <w:pPr>
-        <w:pStyle w:val="ListNumber"/>
+        <w:pStyle w:val="ListBullet"/>
       </w:pPr>
+      <w:r>
+        <w:rPr>
+          <w:b w:val="0"/>
+          <w:i w:val="0"/>
+        </w:rPr>
+        <w:t xml:space="preserve">2. </w:t>
+      </w:r>
       <w:r>
         <w:rPr>
           <w:b/>
@@ -13210,8 +13294,15 @@
     </w:p>
     <w:p>
       <w:pPr>
-        <w:pStyle w:val="ListNumber"/>
+        <w:pStyle w:val="ListBullet"/>
       </w:pPr>
+      <w:r>
+        <w:rPr>
+          <w:b w:val="0"/>
+          <w:i w:val="0"/>
+        </w:rPr>
+        <w:t xml:space="preserve">3. </w:t>
+      </w:r>
       <w:r>
         <w:rPr>
           <w:b/>
@@ -13229,8 +13320,15 @@
     </w:p>
     <w:p>
       <w:pPr>
-        <w:pStyle w:val="ListNumber"/>
+        <w:pStyle w:val="ListBullet"/>
       </w:pPr>
+      <w:r>
+        <w:rPr>
+          <w:b w:val="0"/>
+          <w:i w:val="0"/>
+        </w:rPr>
+        <w:t xml:space="preserve">4. </w:t>
+      </w:r>
       <w:r>
         <w:rPr>
           <w:b/>
@@ -13248,8 +13346,15 @@
     </w:p>
     <w:p>
       <w:pPr>
-        <w:pStyle w:val="ListNumber"/>
+        <w:pStyle w:val="ListBullet"/>
       </w:pPr>
+      <w:r>
+        <w:rPr>
+          <w:b w:val="0"/>
+          <w:i w:val="0"/>
+        </w:rPr>
+        <w:t xml:space="preserve">5. </w:t>
+      </w:r>
       <w:r>
         <w:rPr>
           <w:b/>
@@ -13267,8 +13372,15 @@
     </w:p>
     <w:p>
       <w:pPr>
-        <w:pStyle w:val="ListNumber"/>
+        <w:pStyle w:val="ListBullet"/>
       </w:pPr>
+      <w:r>
+        <w:rPr>
+          <w:b w:val="0"/>
+          <w:i w:val="0"/>
+        </w:rPr>
+        <w:t xml:space="preserve">6. </w:t>
+      </w:r>
       <w:r>
         <w:rPr>
           <w:b/>
@@ -13286,8 +13398,15 @@
     </w:p>
     <w:p>
       <w:pPr>
-        <w:pStyle w:val="ListNumber"/>
+        <w:pStyle w:val="ListBullet"/>
       </w:pPr>
+      <w:r>
+        <w:rPr>
+          <w:b w:val="0"/>
+          <w:i w:val="0"/>
+        </w:rPr>
+        <w:t xml:space="preserve">7. </w:t>
+      </w:r>
       <w:r>
         <w:rPr>
           <w:b/>
@@ -14010,8 +14129,15 @@
     </w:p>
     <w:p>
       <w:pPr>
-        <w:pStyle w:val="ListNumber"/>
+        <w:pStyle w:val="ListBullet"/>
       </w:pPr>
+      <w:r>
+        <w:rPr>
+          <w:b w:val="0"/>
+          <w:i w:val="0"/>
+        </w:rPr>
+        <w:t xml:space="preserve">7. </w:t>
+      </w:r>
       <w:r>
         <w:rPr>
           <w:b/>
@@ -14029,8 +14155,15 @@
     </w:p>
     <w:p>
       <w:pPr>
-        <w:pStyle w:val="ListNumber"/>
+        <w:pStyle w:val="ListBullet"/>
       </w:pPr>
+      <w:r>
+        <w:rPr>
+          <w:b w:val="0"/>
+          <w:i w:val="0"/>
+        </w:rPr>
+        <w:t xml:space="preserve">8. </w:t>
+      </w:r>
       <w:r>
         <w:rPr>
           <w:b/>
@@ -14048,8 +14181,15 @@
     </w:p>
     <w:p>
       <w:pPr>
-        <w:pStyle w:val="ListNumber"/>
+        <w:pStyle w:val="ListBullet"/>
       </w:pPr>
+      <w:r>
+        <w:rPr>
+          <w:b w:val="0"/>
+          <w:i w:val="0"/>
+        </w:rPr>
+        <w:t xml:space="preserve">9. </w:t>
+      </w:r>
       <w:r>
         <w:rPr>
           <w:b/>
@@ -14067,8 +14207,15 @@
     </w:p>
     <w:p>
       <w:pPr>
-        <w:pStyle w:val="ListNumber"/>
+        <w:pStyle w:val="ListBullet"/>
       </w:pPr>
+      <w:r>
+        <w:rPr>
+          <w:b w:val="0"/>
+          <w:i w:val="0"/>
+        </w:rPr>
+        <w:t xml:space="preserve">10. </w:t>
+      </w:r>
       <w:r>
         <w:rPr>
           <w:b/>
@@ -16910,14 +17057,14 @@
     </w:p>
     <w:p>
       <w:pPr>
-        <w:pStyle w:val="ListNumber"/>
+        <w:pStyle w:val="ListBullet"/>
       </w:pPr>
       <w:r>
         <w:rPr>
           <w:b w:val="0"/>
           <w:i w:val="0"/>
         </w:rPr>
-        <w:t xml:space="preserve">M. G. Catanesi </w:t>
+        <w:t xml:space="preserve">1. M. G. Catanesi </w:t>
       </w:r>
       <w:r>
         <w:rPr>
@@ -17041,14 +17188,14 @@
     </w:p>
     <w:p>
       <w:pPr>
-        <w:pStyle w:val="ListNumber"/>
+        <w:pStyle w:val="ListBullet"/>
       </w:pPr>
       <w:r>
         <w:rPr>
           <w:b w:val="0"/>
           <w:i w:val="0"/>
         </w:rPr>
-        <w:t xml:space="preserve">J. Strait, N. V. Mokhov and S. I. Striganov, </w:t>
+        <w:t xml:space="preserve">2. J. Strait, N. V. Mokhov and S. I. Striganov, </w:t>
       </w:r>
       <w:r>
         <w:rPr>
@@ -17088,14 +17235,14 @@
     </w:p>
     <w:p>
       <w:pPr>
-        <w:pStyle w:val="ListNumber"/>
+        <w:pStyle w:val="ListBullet"/>
       </w:pPr>
       <w:r>
         <w:rPr>
           <w:b w:val="0"/>
           <w:i w:val="0"/>
         </w:rPr>
-        <w:t xml:space="preserve">S. Cook </w:t>
+        <w:t xml:space="preserve">3. S. Cook </w:t>
       </w:r>
       <w:r>
         <w:rPr>
@@ -17142,14 +17289,14 @@
     </w:p>
     <w:p>
       <w:pPr>
-        <w:pStyle w:val="ListNumber"/>
+        <w:pStyle w:val="ListBullet"/>
       </w:pPr>
       <w:r>
         <w:rPr>
           <w:b w:val="0"/>
           <w:i w:val="0"/>
         </w:rPr>
-        <w:t xml:space="preserve">Mu2e Collaboration, </w:t>
+        <w:t xml:space="preserve">4. Mu2e Collaboration, </w:t>
       </w:r>
       <w:r>
         <w:rPr>
@@ -17168,14 +17315,14 @@
     </w:p>
     <w:p>
       <w:pPr>
-        <w:pStyle w:val="ListNumber"/>
+        <w:pStyle w:val="ListBullet"/>
       </w:pPr>
       <w:r>
         <w:rPr>
           <w:b w:val="0"/>
           <w:i w:val="0"/>
         </w:rPr>
-        <w:t xml:space="preserve">COMET Collaboration, </w:t>
+        <w:t xml:space="preserve">5. COMET Collaboration, </w:t>
       </w:r>
       <w:r>
         <w:rPr>
@@ -17194,14 +17341,14 @@
     </w:p>
     <w:p>
       <w:pPr>
-        <w:pStyle w:val="ListNumber"/>
+        <w:pStyle w:val="ListBullet"/>
       </w:pPr>
       <w:r>
         <w:rPr>
           <w:b w:val="0"/>
           <w:i w:val="0"/>
         </w:rPr>
-        <w:t xml:space="preserve">K. Oishi </w:t>
+        <w:t xml:space="preserve">6. K. Oishi </w:t>
       </w:r>
       <w:r>
         <w:rPr>
@@ -17234,14 +17381,14 @@
     </w:p>
     <w:p>
       <w:pPr>
-        <w:pStyle w:val="ListNumber"/>
+        <w:pStyle w:val="ListBullet"/>
       </w:pPr>
       <w:r>
         <w:rPr>
           <w:b w:val="0"/>
           <w:i w:val="0"/>
         </w:rPr>
-        <w:t xml:space="preserve">J. J. Back, </w:t>
+        <w:t xml:space="preserve">7. J. J. Back, </w:t>
       </w:r>
       <w:r>
         <w:rPr>
@@ -17267,14 +17414,14 @@
     </w:p>
     <w:p>
       <w:pPr>
-        <w:pStyle w:val="ListNumber"/>
+        <w:pStyle w:val="ListBullet"/>
       </w:pPr>
       <w:r>
         <w:rPr>
           <w:b w:val="0"/>
           <w:i w:val="0"/>
         </w:rPr>
-        <w:t xml:space="preserve">K. T. McDonald </w:t>
+        <w:t xml:space="preserve">8. K. T. McDonald </w:t>
       </w:r>
       <w:r>
         <w:rPr>
@@ -17307,14 +17454,14 @@
     </w:p>
     <w:p>
       <w:pPr>
-        <w:pStyle w:val="ListNumber"/>
+        <w:pStyle w:val="ListBullet"/>
       </w:pPr>
       <w:r>
         <w:rPr>
           <w:b w:val="0"/>
           <w:i w:val="0"/>
         </w:rPr>
-        <w:t xml:space="preserve">Variational three-body calculation of muon-alpha sticking, Phys. Rev. A </w:t>
+        <w:t xml:space="preserve">9. Variational three-body calculation of muon-alpha sticking, Phys. Rev. A </w:t>
       </w:r>
       <w:r>
         <w:rPr>
@@ -17333,14 +17480,14 @@
     </w:p>
     <w:p>
       <w:pPr>
-        <w:pStyle w:val="ListNumber"/>
+        <w:pStyle w:val="ListBullet"/>
       </w:pPr>
       <w:r>
         <w:rPr>
           <w:b w:val="0"/>
           <w:i w:val="0"/>
         </w:rPr>
-        <w:t xml:space="preserve">S. E. Koonin and M. Nauenberg, </w:t>
+        <w:t xml:space="preserve">10. S. E. Koonin and M. Nauenberg, </w:t>
       </w:r>
       <w:r>
         <w:rPr>
@@ -17373,14 +17520,14 @@
     </w:p>
     <w:p>
       <w:pPr>
-        <w:pStyle w:val="ListNumber"/>
+        <w:pStyle w:val="ListBullet"/>
       </w:pPr>
       <w:r>
         <w:rPr>
           <w:b w:val="0"/>
           <w:i w:val="0"/>
         </w:rPr>
-        <w:t xml:space="preserve">M. Kamimura, Y. Kino and T. Yamashita, </w:t>
+        <w:t xml:space="preserve">11. M. Kamimura, Y. Kino and T. Yamashita, </w:t>
       </w:r>
       <w:r>
         <w:rPr>
@@ -17413,14 +17560,14 @@
     </w:p>
     <w:p>
       <w:pPr>
-        <w:pStyle w:val="ListNumber"/>
+        <w:pStyle w:val="ListBullet"/>
       </w:pPr>
       <w:r>
         <w:rPr>
           <w:b w:val="0"/>
           <w:i w:val="0"/>
         </w:rPr>
-        <w:t xml:space="preserve">R. Spencer Kelly, L. J. F. Hart and S. J. Rose, </w:t>
+        <w:t xml:space="preserve">12. R. Spencer Kelly, L. J. F. Hart and S. J. Rose, </w:t>
       </w:r>
       <w:r>
         <w:rPr>
@@ -17460,14 +17607,14 @@
     </w:p>
     <w:p>
       <w:pPr>
-        <w:pStyle w:val="ListNumber"/>
+        <w:pStyle w:val="ListBullet"/>
       </w:pPr>
       <w:r>
         <w:rPr>
           <w:b w:val="0"/>
           <w:i w:val="0"/>
         </w:rPr>
-        <w:t xml:space="preserve">X. Yin, W. Kou and X. Chen, </w:t>
+        <w:t xml:space="preserve">13. X. Yin, W. Kou and X. Chen, </w:t>
       </w:r>
       <w:r>
         <w:rPr>
@@ -17486,14 +17633,14 @@
     </w:p>
     <w:p>
       <w:pPr>
-        <w:pStyle w:val="ListNumber"/>
+        <w:pStyle w:val="ListBullet"/>
       </w:pPr>
       <w:r>
         <w:rPr>
           <w:b w:val="0"/>
           <w:i w:val="0"/>
         </w:rPr>
-        <w:t xml:space="preserve">W. Kou and X. Chen, </w:t>
+        <w:t xml:space="preserve">14. W. Kou and X. Chen, </w:t>
       </w:r>
       <w:r>
         <w:rPr>
@@ -17519,14 +17666,14 @@
     </w:p>
     <w:p>
       <w:pPr>
-        <w:pStyle w:val="ListNumber"/>
+        <w:pStyle w:val="ListBullet"/>
       </w:pPr>
       <w:r>
         <w:rPr>
           <w:b w:val="0"/>
           <w:i w:val="0"/>
         </w:rPr>
-        <w:t xml:space="preserve">W. Kou and X. Chen, </w:t>
+        <w:t xml:space="preserve">15. W. Kou and X. Chen, </w:t>
       </w:r>
       <w:r>
         <w:rPr>
@@ -17545,14 +17692,14 @@
     </w:p>
     <w:p>
       <w:pPr>
-        <w:pStyle w:val="ListNumber"/>
+        <w:pStyle w:val="ListBullet"/>
       </w:pPr>
       <w:r>
         <w:rPr>
           <w:b w:val="0"/>
           <w:i w:val="0"/>
         </w:rPr>
-        <w:t xml:space="preserve">E. Koukina </w:t>
+        <w:t xml:space="preserve">16. E. Koukina </w:t>
       </w:r>
       <w:r>
         <w:rPr>
@@ -17606,14 +17753,14 @@
     </w:p>
     <w:p>
       <w:pPr>
-        <w:pStyle w:val="ListNumber"/>
+        <w:pStyle w:val="ListBullet"/>
       </w:pPr>
       <w:r>
         <w:rPr>
           <w:b w:val="0"/>
           <w:i w:val="0"/>
         </w:rPr>
-        <w:t xml:space="preserve">M. Lach, </w:t>
+        <w:t xml:space="preserve">17. M. Lach, </w:t>
       </w:r>
       <w:r>
         <w:rPr>
@@ -17646,14 +17793,14 @@
     </w:p>
     <w:p>
       <w:pPr>
-        <w:pStyle w:val="ListNumber"/>
+        <w:pStyle w:val="ListBullet"/>
       </w:pPr>
       <w:r>
         <w:rPr>
           <w:b w:val="0"/>
           <w:i w:val="0"/>
         </w:rPr>
-        <w:t xml:space="preserve">M. Lach, </w:t>
+        <w:t xml:space="preserve">18. M. Lach, </w:t>
       </w:r>
       <w:r>
         <w:rPr>
